--- a/internal_doc/03.开发设计/OM架构设计.docx
+++ b/internal_doc/03.开发设计/OM架构设计.docx
@@ -5,9 +5,6 @@
     <w:p>
       <w:pPr>
         <w:pStyle w:val="Title"/>
-        <w:rPr>
-          <w:rFonts w:hint="eastAsia"/>
-        </w:rPr>
       </w:pPr>
       <w:r>
         <w:rPr>
@@ -109,23 +106,11 @@
           <w:tcPr>
             <w:tcW w:w="6429" w:type="dxa"/>
           </w:tcPr>
-          <w:p>
-            <w:pPr>
-              <w:rPr>
-                <w:rFonts w:hint="eastAsia"/>
-              </w:rPr>
-            </w:pPr>
-          </w:p>
+          <w:p/>
         </w:tc>
       </w:tr>
     </w:tbl>
-    <w:p>
-      <w:pPr>
-        <w:rPr>
-          <w:rFonts w:hint="eastAsia"/>
-        </w:rPr>
-      </w:pPr>
-    </w:p>
+    <w:p/>
     <w:p>
       <w:pPr>
         <w:pStyle w:val="Heading2"/>
@@ -133,9 +118,6 @@
           <w:ilvl w:val="0"/>
           <w:numId w:val="1"/>
         </w:numPr>
-        <w:rPr>
-          <w:rFonts w:hint="eastAsia"/>
-        </w:rPr>
       </w:pPr>
       <w:r>
         <w:rPr>
@@ -144,13 +126,7 @@
         <w:t>领域分析</w:t>
       </w:r>
     </w:p>
-    <w:p>
-      <w:pPr>
-        <w:rPr>
-          <w:rFonts w:hint="eastAsia"/>
-        </w:rPr>
-      </w:pPr>
-    </w:p>
+    <w:p/>
     <w:p>
       <w:pPr>
         <w:pStyle w:val="Heading2"/>
@@ -158,9 +134,6 @@
           <w:ilvl w:val="0"/>
           <w:numId w:val="1"/>
         </w:numPr>
-        <w:rPr>
-          <w:rFonts w:hint="eastAsia"/>
-        </w:rPr>
       </w:pPr>
       <w:r>
         <w:rPr>
@@ -169,13 +142,7 @@
         <w:t>需求和场景分析</w:t>
       </w:r>
     </w:p>
-    <w:p>
-      <w:pPr>
-        <w:rPr>
-          <w:rFonts w:hint="eastAsia"/>
-        </w:rPr>
-      </w:pPr>
-    </w:p>
+    <w:p/>
     <w:p>
       <w:pPr>
         <w:pStyle w:val="Heading2"/>
@@ -183,9 +150,6 @@
           <w:ilvl w:val="0"/>
           <w:numId w:val="1"/>
         </w:numPr>
-        <w:rPr>
-          <w:rFonts w:hint="eastAsia"/>
-        </w:rPr>
       </w:pPr>
       <w:r>
         <w:rPr>
@@ -194,13 +158,7 @@
         <w:t>依赖和约束</w:t>
       </w:r>
     </w:p>
-    <w:p>
-      <w:pPr>
-        <w:rPr>
-          <w:rFonts w:hint="eastAsia"/>
-        </w:rPr>
-      </w:pPr>
-    </w:p>
+    <w:p/>
     <w:p>
       <w:pPr>
         <w:pStyle w:val="Heading2"/>
@@ -208,9 +166,6 @@
           <w:ilvl w:val="0"/>
           <w:numId w:val="1"/>
         </w:numPr>
-        <w:rPr>
-          <w:rFonts w:hint="eastAsia"/>
-        </w:rPr>
       </w:pPr>
       <w:r>
         <w:rPr>
@@ -219,13 +174,7 @@
         <w:t>架构设计</w:t>
       </w:r>
     </w:p>
-    <w:p>
-      <w:pPr>
-        <w:rPr>
-          <w:rFonts w:hint="eastAsia"/>
-        </w:rPr>
-      </w:pPr>
-    </w:p>
+    <w:p/>
     <w:p>
       <w:pPr>
         <w:pStyle w:val="Heading2"/>
@@ -246,6 +195,6562 @@
     </w:p>
     <w:p>
       <w:pPr>
+        <w:pStyle w:val="Heading2"/>
+        <w:numPr>
+          <w:ilvl w:val="1"/>
+          <w:numId w:val="1"/>
+        </w:numPr>
+      </w:pPr>
+      <w:r>
+        <w:rPr>
+          <w:rFonts w:hint="eastAsia"/>
+        </w:rPr>
+        <w:t>数据表设计</w:t>
+      </w:r>
+    </w:p>
+    <w:p>
+      <w:pPr>
+        <w:pStyle w:val="ListParagraph"/>
+        <w:numPr>
+          <w:ilvl w:val="0"/>
+          <w:numId w:val="2"/>
+        </w:numPr>
+        <w:ind w:firstLineChars="0"/>
+        <w:rPr>
+          <w:rFonts w:hint="eastAsia"/>
+        </w:rPr>
+      </w:pPr>
+      <w:r>
+        <w:rPr>
+          <w:rFonts w:hint="eastAsia"/>
+        </w:rPr>
+        <w:t>deploy</w:t>
+      </w:r>
+      <w:r>
+        <w:rPr>
+          <w:rFonts w:hint="eastAsia"/>
+        </w:rPr>
+        <w:t>集合空间</w:t>
+      </w:r>
+    </w:p>
+    <w:p>
+      <w:pPr>
+        <w:pStyle w:val="ListParagraph"/>
+        <w:numPr>
+          <w:ilvl w:val="1"/>
+          <w:numId w:val="2"/>
+        </w:numPr>
+        <w:ind w:firstLineChars="0"/>
+        <w:rPr>
+          <w:rFonts w:hint="eastAsia"/>
+        </w:rPr>
+      </w:pPr>
+      <w:r>
+        <w:rPr>
+          <w:rFonts w:hint="eastAsia"/>
+        </w:rPr>
+        <w:t>cluster</w:t>
+      </w:r>
+      <w:r>
+        <w:rPr>
+          <w:rFonts w:hint="eastAsia"/>
+        </w:rPr>
+        <w:t>集合</w:t>
+      </w:r>
+    </w:p>
+    <w:tbl>
+      <w:tblPr>
+        <w:tblStyle w:val="TableGrid"/>
+        <w:tblW w:w="0" w:type="auto"/>
+        <w:tblInd w:w="840" w:type="dxa"/>
+        <w:tblLayout w:type="fixed"/>
+        <w:tblLook w:val="04A0"/>
+      </w:tblPr>
+      <w:tblGrid>
+        <w:gridCol w:w="1920"/>
+        <w:gridCol w:w="1920"/>
+        <w:gridCol w:w="1921"/>
+        <w:gridCol w:w="1921"/>
+      </w:tblGrid>
+      <w:tr>
+        <w:tc>
+          <w:tcPr>
+            <w:tcW w:w="1920" w:type="dxa"/>
+          </w:tcPr>
+          <w:p>
+            <w:pPr>
+              <w:pStyle w:val="ListParagraph"/>
+              <w:ind w:firstLineChars="0" w:firstLine="0"/>
+              <w:jc w:val="center"/>
+              <w:rPr>
+                <w:rFonts w:hint="eastAsia"/>
+              </w:rPr>
+            </w:pPr>
+            <w:r>
+              <w:rPr>
+                <w:rFonts w:hint="eastAsia"/>
+              </w:rPr>
+              <w:t>字段名称</w:t>
+            </w:r>
+          </w:p>
+        </w:tc>
+        <w:tc>
+          <w:tcPr>
+            <w:tcW w:w="1920" w:type="dxa"/>
+          </w:tcPr>
+          <w:p>
+            <w:pPr>
+              <w:pStyle w:val="ListParagraph"/>
+              <w:ind w:firstLineChars="0" w:firstLine="0"/>
+              <w:jc w:val="center"/>
+              <w:rPr>
+                <w:rFonts w:hint="eastAsia"/>
+              </w:rPr>
+            </w:pPr>
+            <w:r>
+              <w:rPr>
+                <w:rFonts w:hint="eastAsia"/>
+              </w:rPr>
+              <w:t>类型</w:t>
+            </w:r>
+          </w:p>
+        </w:tc>
+        <w:tc>
+          <w:tcPr>
+            <w:tcW w:w="1921" w:type="dxa"/>
+          </w:tcPr>
+          <w:p>
+            <w:pPr>
+              <w:pStyle w:val="ListParagraph"/>
+              <w:ind w:firstLineChars="0" w:firstLine="0"/>
+              <w:jc w:val="center"/>
+              <w:rPr>
+                <w:rFonts w:hint="eastAsia"/>
+              </w:rPr>
+            </w:pPr>
+            <w:r>
+              <w:rPr>
+                <w:rFonts w:hint="eastAsia"/>
+              </w:rPr>
+              <w:t>描述</w:t>
+            </w:r>
+          </w:p>
+        </w:tc>
+        <w:tc>
+          <w:tcPr>
+            <w:tcW w:w="1921" w:type="dxa"/>
+          </w:tcPr>
+          <w:p>
+            <w:pPr>
+              <w:pStyle w:val="ListParagraph"/>
+              <w:ind w:firstLineChars="0" w:firstLine="0"/>
+              <w:jc w:val="center"/>
+              <w:rPr>
+                <w:rFonts w:hint="eastAsia"/>
+              </w:rPr>
+            </w:pPr>
+            <w:r>
+              <w:rPr>
+                <w:rFonts w:hint="eastAsia"/>
+              </w:rPr>
+              <w:t>举例</w:t>
+            </w:r>
+          </w:p>
+        </w:tc>
+      </w:tr>
+      <w:tr>
+        <w:tc>
+          <w:tcPr>
+            <w:tcW w:w="1920" w:type="dxa"/>
+          </w:tcPr>
+          <w:p>
+            <w:pPr>
+              <w:pStyle w:val="ListParagraph"/>
+              <w:ind w:firstLineChars="0" w:firstLine="0"/>
+              <w:rPr>
+                <w:rFonts w:hint="eastAsia"/>
+              </w:rPr>
+            </w:pPr>
+            <w:r>
+              <w:rPr>
+                <w:rFonts w:hint="eastAsia"/>
+              </w:rPr>
+              <w:t>Name</w:t>
+            </w:r>
+          </w:p>
+        </w:tc>
+        <w:tc>
+          <w:tcPr>
+            <w:tcW w:w="1920" w:type="dxa"/>
+          </w:tcPr>
+          <w:p>
+            <w:pPr>
+              <w:pStyle w:val="ListParagraph"/>
+              <w:ind w:firstLineChars="0" w:firstLine="0"/>
+              <w:rPr>
+                <w:rFonts w:hint="eastAsia"/>
+              </w:rPr>
+            </w:pPr>
+            <w:r>
+              <w:rPr>
+                <w:rFonts w:hint="eastAsia"/>
+              </w:rPr>
+              <w:t>String</w:t>
+            </w:r>
+          </w:p>
+        </w:tc>
+        <w:tc>
+          <w:tcPr>
+            <w:tcW w:w="1921" w:type="dxa"/>
+          </w:tcPr>
+          <w:p>
+            <w:pPr>
+              <w:pStyle w:val="ListParagraph"/>
+              <w:ind w:firstLineChars="0" w:firstLine="0"/>
+              <w:rPr>
+                <w:rFonts w:hint="eastAsia"/>
+              </w:rPr>
+            </w:pPr>
+            <w:r>
+              <w:rPr>
+                <w:rFonts w:hint="eastAsia"/>
+              </w:rPr>
+              <w:t>唯一</w:t>
+            </w:r>
+          </w:p>
+        </w:tc>
+        <w:tc>
+          <w:tcPr>
+            <w:tcW w:w="1921" w:type="dxa"/>
+          </w:tcPr>
+          <w:p>
+            <w:pPr>
+              <w:pStyle w:val="ListParagraph"/>
+              <w:ind w:firstLineChars="0" w:firstLine="0"/>
+              <w:rPr>
+                <w:rFonts w:hint="eastAsia"/>
+              </w:rPr>
+            </w:pPr>
+            <w:r>
+              <w:rPr>
+                <w:rFonts w:hint="eastAsia"/>
+              </w:rPr>
+              <w:t>Name:</w:t>
+            </w:r>
+            <w:r>
+              <w:t>”</w:t>
+            </w:r>
+            <w:r>
+              <w:rPr>
+                <w:rFonts w:hint="eastAsia"/>
+              </w:rPr>
+              <w:t>C1</w:t>
+            </w:r>
+            <w:r>
+              <w:t>”</w:t>
+            </w:r>
+          </w:p>
+        </w:tc>
+      </w:tr>
+      <w:tr>
+        <w:tc>
+          <w:tcPr>
+            <w:tcW w:w="1920" w:type="dxa"/>
+          </w:tcPr>
+          <w:p>
+            <w:pPr>
+              <w:pStyle w:val="ListParagraph"/>
+              <w:ind w:firstLineChars="0" w:firstLine="0"/>
+              <w:rPr>
+                <w:rFonts w:hint="eastAsia"/>
+              </w:rPr>
+            </w:pPr>
+            <w:r>
+              <w:rPr>
+                <w:rFonts w:hint="eastAsia"/>
+              </w:rPr>
+              <w:t>Host</w:t>
+            </w:r>
+          </w:p>
+        </w:tc>
+        <w:tc>
+          <w:tcPr>
+            <w:tcW w:w="1920" w:type="dxa"/>
+          </w:tcPr>
+          <w:p>
+            <w:pPr>
+              <w:pStyle w:val="ListParagraph"/>
+              <w:ind w:firstLineChars="0" w:firstLine="0"/>
+              <w:rPr>
+                <w:rFonts w:hint="eastAsia"/>
+              </w:rPr>
+            </w:pPr>
+            <w:r>
+              <w:rPr>
+                <w:rFonts w:hint="eastAsia"/>
+              </w:rPr>
+              <w:t>[</w:t>
+            </w:r>
+            <w:r>
+              <w:t>String</w:t>
+            </w:r>
+            <w:r>
+              <w:rPr>
+                <w:rFonts w:hint="eastAsia"/>
+              </w:rPr>
+              <w:t>]</w:t>
+            </w:r>
+          </w:p>
+        </w:tc>
+        <w:tc>
+          <w:tcPr>
+            <w:tcW w:w="1921" w:type="dxa"/>
+          </w:tcPr>
+          <w:p>
+            <w:pPr>
+              <w:pStyle w:val="ListParagraph"/>
+              <w:ind w:firstLineChars="0" w:firstLine="0"/>
+              <w:rPr>
+                <w:rFonts w:hint="eastAsia"/>
+              </w:rPr>
+            </w:pPr>
+          </w:p>
+        </w:tc>
+        <w:tc>
+          <w:tcPr>
+            <w:tcW w:w="1921" w:type="dxa"/>
+          </w:tcPr>
+          <w:p>
+            <w:pPr>
+              <w:pStyle w:val="ListParagraph"/>
+              <w:ind w:firstLineChars="0" w:firstLine="0"/>
+              <w:rPr>
+                <w:rFonts w:hint="eastAsia"/>
+              </w:rPr>
+            </w:pPr>
+            <w:r>
+              <w:rPr>
+                <w:rFonts w:hint="eastAsia"/>
+              </w:rPr>
+              <w:t>Host:[</w:t>
+            </w:r>
+            <w:r>
+              <w:t>“</w:t>
+            </w:r>
+            <w:r>
+              <w:rPr>
+                <w:rFonts w:hint="eastAsia"/>
+              </w:rPr>
+              <w:t>H1</w:t>
+            </w:r>
+            <w:r>
+              <w:t>”</w:t>
+            </w:r>
+            <w:r>
+              <w:rPr>
+                <w:rFonts w:hint="eastAsia"/>
+              </w:rPr>
+              <w:t>,H2</w:t>
+            </w:r>
+            <w:r>
+              <w:t>”</w:t>
+            </w:r>
+            <w:r>
+              <w:rPr>
+                <w:rFonts w:hint="eastAsia"/>
+              </w:rPr>
+              <w:t>]</w:t>
+            </w:r>
+          </w:p>
+        </w:tc>
+      </w:tr>
+      <w:tr>
+        <w:tc>
+          <w:tcPr>
+            <w:tcW w:w="1920" w:type="dxa"/>
+          </w:tcPr>
+          <w:p>
+            <w:pPr>
+              <w:pStyle w:val="ListParagraph"/>
+              <w:ind w:firstLineChars="0" w:firstLine="0"/>
+              <w:rPr>
+                <w:rFonts w:hint="eastAsia"/>
+              </w:rPr>
+            </w:pPr>
+            <w:r>
+              <w:rPr>
+                <w:rFonts w:hint="eastAsia"/>
+              </w:rPr>
+              <w:t>Business</w:t>
+            </w:r>
+          </w:p>
+        </w:tc>
+        <w:tc>
+          <w:tcPr>
+            <w:tcW w:w="1920" w:type="dxa"/>
+          </w:tcPr>
+          <w:p>
+            <w:pPr>
+              <w:pStyle w:val="ListParagraph"/>
+              <w:ind w:firstLineChars="0" w:firstLine="0"/>
+              <w:rPr>
+                <w:rFonts w:hint="eastAsia"/>
+              </w:rPr>
+            </w:pPr>
+            <w:r>
+              <w:rPr>
+                <w:rFonts w:hint="eastAsia"/>
+              </w:rPr>
+              <w:t>[String]</w:t>
+            </w:r>
+          </w:p>
+        </w:tc>
+        <w:tc>
+          <w:tcPr>
+            <w:tcW w:w="1921" w:type="dxa"/>
+          </w:tcPr>
+          <w:p>
+            <w:pPr>
+              <w:pStyle w:val="ListParagraph"/>
+              <w:ind w:firstLineChars="0" w:firstLine="0"/>
+              <w:rPr>
+                <w:rFonts w:hint="eastAsia"/>
+              </w:rPr>
+            </w:pPr>
+          </w:p>
+        </w:tc>
+        <w:tc>
+          <w:tcPr>
+            <w:tcW w:w="1921" w:type="dxa"/>
+          </w:tcPr>
+          <w:p>
+            <w:pPr>
+              <w:pStyle w:val="ListParagraph"/>
+              <w:ind w:firstLineChars="0" w:firstLine="0"/>
+              <w:rPr>
+                <w:rFonts w:hint="eastAsia"/>
+              </w:rPr>
+            </w:pPr>
+            <w:r>
+              <w:rPr>
+                <w:rFonts w:hint="eastAsia"/>
+              </w:rPr>
+              <w:t>Business</w:t>
+            </w:r>
+            <w:r>
+              <w:rPr>
+                <w:rFonts w:hint="eastAsia"/>
+              </w:rPr>
+              <w:t>:[</w:t>
+            </w:r>
+            <w:r>
+              <w:t>“</w:t>
+            </w:r>
+            <w:r>
+              <w:rPr>
+                <w:rFonts w:hint="eastAsia"/>
+              </w:rPr>
+              <w:t>B</w:t>
+            </w:r>
+            <w:r>
+              <w:rPr>
+                <w:rFonts w:hint="eastAsia"/>
+              </w:rPr>
+              <w:t>1</w:t>
+            </w:r>
+            <w:r>
+              <w:t>”</w:t>
+            </w:r>
+            <w:r>
+              <w:rPr>
+                <w:rFonts w:hint="eastAsia"/>
+              </w:rPr>
+              <w:t>,</w:t>
+            </w:r>
+            <w:r>
+              <w:t>”</w:t>
+            </w:r>
+            <w:r>
+              <w:rPr>
+                <w:rFonts w:hint="eastAsia"/>
+              </w:rPr>
+              <w:t>B</w:t>
+            </w:r>
+            <w:r>
+              <w:rPr>
+                <w:rFonts w:hint="eastAsia"/>
+              </w:rPr>
+              <w:t>2</w:t>
+            </w:r>
+            <w:r>
+              <w:t>”</w:t>
+            </w:r>
+            <w:r>
+              <w:rPr>
+                <w:rFonts w:hint="eastAsia"/>
+              </w:rPr>
+              <w:t>]</w:t>
+            </w:r>
+          </w:p>
+        </w:tc>
+      </w:tr>
+      <w:tr>
+        <w:tc>
+          <w:tcPr>
+            <w:tcW w:w="1920" w:type="dxa"/>
+          </w:tcPr>
+          <w:p>
+            <w:pPr>
+              <w:pStyle w:val="ListParagraph"/>
+              <w:ind w:firstLineChars="0" w:firstLine="0"/>
+              <w:rPr>
+                <w:rFonts w:hint="eastAsia"/>
+              </w:rPr>
+            </w:pPr>
+            <w:r>
+              <w:rPr>
+                <w:rFonts w:hint="eastAsia"/>
+              </w:rPr>
+              <w:t>Time</w:t>
+            </w:r>
+          </w:p>
+        </w:tc>
+        <w:tc>
+          <w:tcPr>
+            <w:tcW w:w="1920" w:type="dxa"/>
+          </w:tcPr>
+          <w:p>
+            <w:pPr>
+              <w:pStyle w:val="ListParagraph"/>
+              <w:ind w:firstLineChars="0" w:firstLine="0"/>
+              <w:rPr>
+                <w:rFonts w:hint="eastAsia"/>
+              </w:rPr>
+            </w:pPr>
+            <w:r>
+              <w:rPr>
+                <w:rFonts w:hint="eastAsia"/>
+              </w:rPr>
+              <w:t>Timestamp</w:t>
+            </w:r>
+          </w:p>
+        </w:tc>
+        <w:tc>
+          <w:tcPr>
+            <w:tcW w:w="1921" w:type="dxa"/>
+          </w:tcPr>
+          <w:p>
+            <w:pPr>
+              <w:pStyle w:val="ListParagraph"/>
+              <w:ind w:firstLineChars="0" w:firstLine="0"/>
+              <w:rPr>
+                <w:rFonts w:hint="eastAsia"/>
+              </w:rPr>
+            </w:pPr>
+          </w:p>
+        </w:tc>
+        <w:tc>
+          <w:tcPr>
+            <w:tcW w:w="1921" w:type="dxa"/>
+          </w:tcPr>
+          <w:p>
+            <w:pPr>
+              <w:pStyle w:val="ListParagraph"/>
+              <w:ind w:firstLineChars="0" w:firstLine="0"/>
+              <w:rPr>
+                <w:rFonts w:hint="eastAsia"/>
+              </w:rPr>
+            </w:pPr>
+          </w:p>
+        </w:tc>
+      </w:tr>
+    </w:tbl>
+    <w:p>
+      <w:pPr>
+        <w:pStyle w:val="ListParagraph"/>
+        <w:ind w:left="840" w:firstLineChars="0" w:firstLine="0"/>
+        <w:rPr>
+          <w:rFonts w:hint="eastAsia"/>
+        </w:rPr>
+      </w:pPr>
+    </w:p>
+    <w:p>
+      <w:pPr>
+        <w:pStyle w:val="ListParagraph"/>
+        <w:numPr>
+          <w:ilvl w:val="1"/>
+          <w:numId w:val="2"/>
+        </w:numPr>
+        <w:ind w:firstLineChars="0"/>
+        <w:rPr>
+          <w:rFonts w:hint="eastAsia"/>
+        </w:rPr>
+      </w:pPr>
+      <w:r>
+        <w:rPr>
+          <w:rFonts w:hint="eastAsia"/>
+        </w:rPr>
+        <w:t>host</w:t>
+      </w:r>
+      <w:r>
+        <w:rPr>
+          <w:rFonts w:hint="eastAsia"/>
+        </w:rPr>
+        <w:t>集合</w:t>
+      </w:r>
+    </w:p>
+    <w:tbl>
+      <w:tblPr>
+        <w:tblStyle w:val="TableGrid"/>
+        <w:tblW w:w="0" w:type="auto"/>
+        <w:tblInd w:w="840" w:type="dxa"/>
+        <w:tblLayout w:type="fixed"/>
+        <w:tblLook w:val="04A0"/>
+      </w:tblPr>
+      <w:tblGrid>
+        <w:gridCol w:w="1920"/>
+        <w:gridCol w:w="1920"/>
+        <w:gridCol w:w="1921"/>
+        <w:gridCol w:w="1921"/>
+      </w:tblGrid>
+      <w:tr>
+        <w:tc>
+          <w:tcPr>
+            <w:tcW w:w="1920" w:type="dxa"/>
+          </w:tcPr>
+          <w:p>
+            <w:pPr>
+              <w:pStyle w:val="ListParagraph"/>
+              <w:ind w:firstLineChars="0" w:firstLine="0"/>
+              <w:jc w:val="center"/>
+              <w:rPr>
+                <w:rFonts w:hint="eastAsia"/>
+              </w:rPr>
+            </w:pPr>
+            <w:r>
+              <w:rPr>
+                <w:rFonts w:hint="eastAsia"/>
+              </w:rPr>
+              <w:t>字段名称</w:t>
+            </w:r>
+          </w:p>
+        </w:tc>
+        <w:tc>
+          <w:tcPr>
+            <w:tcW w:w="1920" w:type="dxa"/>
+          </w:tcPr>
+          <w:p>
+            <w:pPr>
+              <w:pStyle w:val="ListParagraph"/>
+              <w:ind w:firstLineChars="0" w:firstLine="0"/>
+              <w:jc w:val="center"/>
+              <w:rPr>
+                <w:rFonts w:hint="eastAsia"/>
+              </w:rPr>
+            </w:pPr>
+            <w:r>
+              <w:rPr>
+                <w:rFonts w:hint="eastAsia"/>
+              </w:rPr>
+              <w:t>类型</w:t>
+            </w:r>
+          </w:p>
+        </w:tc>
+        <w:tc>
+          <w:tcPr>
+            <w:tcW w:w="1921" w:type="dxa"/>
+          </w:tcPr>
+          <w:p>
+            <w:pPr>
+              <w:pStyle w:val="ListParagraph"/>
+              <w:ind w:firstLineChars="0" w:firstLine="0"/>
+              <w:jc w:val="center"/>
+              <w:rPr>
+                <w:rFonts w:hint="eastAsia"/>
+              </w:rPr>
+            </w:pPr>
+            <w:r>
+              <w:rPr>
+                <w:rFonts w:hint="eastAsia"/>
+              </w:rPr>
+              <w:t>描述</w:t>
+            </w:r>
+          </w:p>
+        </w:tc>
+        <w:tc>
+          <w:tcPr>
+            <w:tcW w:w="1921" w:type="dxa"/>
+          </w:tcPr>
+          <w:p>
+            <w:pPr>
+              <w:pStyle w:val="ListParagraph"/>
+              <w:ind w:firstLineChars="0" w:firstLine="0"/>
+              <w:jc w:val="center"/>
+              <w:rPr>
+                <w:rFonts w:hint="eastAsia"/>
+              </w:rPr>
+            </w:pPr>
+            <w:r>
+              <w:rPr>
+                <w:rFonts w:hint="eastAsia"/>
+              </w:rPr>
+              <w:t>举例</w:t>
+            </w:r>
+          </w:p>
+        </w:tc>
+      </w:tr>
+      <w:tr>
+        <w:tc>
+          <w:tcPr>
+            <w:tcW w:w="1920" w:type="dxa"/>
+          </w:tcPr>
+          <w:p>
+            <w:pPr>
+              <w:pStyle w:val="ListParagraph"/>
+              <w:ind w:firstLineChars="0" w:firstLine="0"/>
+              <w:rPr>
+                <w:rFonts w:hint="eastAsia"/>
+              </w:rPr>
+            </w:pPr>
+            <w:r>
+              <w:rPr>
+                <w:rFonts w:hint="eastAsia"/>
+              </w:rPr>
+              <w:t>Name</w:t>
+            </w:r>
+          </w:p>
+        </w:tc>
+        <w:tc>
+          <w:tcPr>
+            <w:tcW w:w="1920" w:type="dxa"/>
+          </w:tcPr>
+          <w:p>
+            <w:pPr>
+              <w:pStyle w:val="ListParagraph"/>
+              <w:ind w:firstLineChars="0" w:firstLine="0"/>
+              <w:rPr>
+                <w:rFonts w:hint="eastAsia"/>
+              </w:rPr>
+            </w:pPr>
+            <w:r>
+              <w:rPr>
+                <w:rFonts w:hint="eastAsia"/>
+              </w:rPr>
+              <w:t>String</w:t>
+            </w:r>
+          </w:p>
+        </w:tc>
+        <w:tc>
+          <w:tcPr>
+            <w:tcW w:w="1921" w:type="dxa"/>
+          </w:tcPr>
+          <w:p>
+            <w:pPr>
+              <w:pStyle w:val="ListParagraph"/>
+              <w:ind w:firstLineChars="0" w:firstLine="0"/>
+              <w:rPr>
+                <w:rFonts w:hint="eastAsia"/>
+              </w:rPr>
+            </w:pPr>
+            <w:r>
+              <w:rPr>
+                <w:rFonts w:hint="eastAsia"/>
+              </w:rPr>
+              <w:t>唯一</w:t>
+            </w:r>
+          </w:p>
+        </w:tc>
+        <w:tc>
+          <w:tcPr>
+            <w:tcW w:w="1921" w:type="dxa"/>
+          </w:tcPr>
+          <w:p>
+            <w:pPr>
+              <w:pStyle w:val="ListParagraph"/>
+              <w:ind w:firstLineChars="0" w:firstLine="0"/>
+              <w:rPr>
+                <w:rFonts w:hint="eastAsia"/>
+              </w:rPr>
+            </w:pPr>
+            <w:r>
+              <w:rPr>
+                <w:rFonts w:hint="eastAsia"/>
+              </w:rPr>
+              <w:t>Name:</w:t>
+            </w:r>
+            <w:r>
+              <w:t>”</w:t>
+            </w:r>
+            <w:r>
+              <w:rPr>
+                <w:rFonts w:hint="eastAsia"/>
+              </w:rPr>
+              <w:t>H</w:t>
+            </w:r>
+            <w:r>
+              <w:rPr>
+                <w:rFonts w:hint="eastAsia"/>
+              </w:rPr>
+              <w:t>1</w:t>
+            </w:r>
+            <w:r>
+              <w:t>”</w:t>
+            </w:r>
+          </w:p>
+        </w:tc>
+      </w:tr>
+      <w:tr>
+        <w:tc>
+          <w:tcPr>
+            <w:tcW w:w="1920" w:type="dxa"/>
+          </w:tcPr>
+          <w:p>
+            <w:pPr>
+              <w:pStyle w:val="ListParagraph"/>
+              <w:ind w:firstLineChars="0" w:firstLine="0"/>
+              <w:rPr>
+                <w:rFonts w:hint="eastAsia"/>
+              </w:rPr>
+            </w:pPr>
+            <w:r>
+              <w:rPr>
+                <w:rFonts w:hint="eastAsia"/>
+              </w:rPr>
+              <w:lastRenderedPageBreak/>
+              <w:t>ClusterName</w:t>
+            </w:r>
+          </w:p>
+        </w:tc>
+        <w:tc>
+          <w:tcPr>
+            <w:tcW w:w="1920" w:type="dxa"/>
+          </w:tcPr>
+          <w:p>
+            <w:pPr>
+              <w:pStyle w:val="ListParagraph"/>
+              <w:ind w:firstLineChars="0" w:firstLine="0"/>
+              <w:rPr>
+                <w:rFonts w:hint="eastAsia"/>
+              </w:rPr>
+            </w:pPr>
+            <w:r>
+              <w:rPr>
+                <w:rFonts w:hint="eastAsia"/>
+              </w:rPr>
+              <w:t>String</w:t>
+            </w:r>
+          </w:p>
+        </w:tc>
+        <w:tc>
+          <w:tcPr>
+            <w:tcW w:w="1921" w:type="dxa"/>
+          </w:tcPr>
+          <w:p>
+            <w:pPr>
+              <w:pStyle w:val="ListParagraph"/>
+              <w:ind w:firstLineChars="0" w:firstLine="0"/>
+              <w:rPr>
+                <w:rFonts w:hint="eastAsia"/>
+              </w:rPr>
+            </w:pPr>
+          </w:p>
+        </w:tc>
+        <w:tc>
+          <w:tcPr>
+            <w:tcW w:w="1921" w:type="dxa"/>
+          </w:tcPr>
+          <w:p>
+            <w:pPr>
+              <w:pStyle w:val="ListParagraph"/>
+              <w:ind w:firstLineChars="0" w:firstLine="0"/>
+              <w:rPr>
+                <w:rFonts w:hint="eastAsia"/>
+              </w:rPr>
+            </w:pPr>
+            <w:r>
+              <w:rPr>
+                <w:rFonts w:hint="eastAsia"/>
+              </w:rPr>
+              <w:t>ClusterName</w:t>
+            </w:r>
+            <w:r>
+              <w:t>:”</w:t>
+            </w:r>
+            <w:r>
+              <w:rPr>
+                <w:rFonts w:hint="eastAsia"/>
+              </w:rPr>
+              <w:t>C1</w:t>
+            </w:r>
+            <w:r>
+              <w:t>”</w:t>
+            </w:r>
+          </w:p>
+        </w:tc>
+      </w:tr>
+      <w:tr>
+        <w:tc>
+          <w:tcPr>
+            <w:tcW w:w="1920" w:type="dxa"/>
+          </w:tcPr>
+          <w:p>
+            <w:pPr>
+              <w:pStyle w:val="ListParagraph"/>
+              <w:ind w:firstLineChars="0" w:firstLine="0"/>
+              <w:rPr>
+                <w:rFonts w:hint="eastAsia"/>
+              </w:rPr>
+            </w:pPr>
+            <w:r>
+              <w:rPr>
+                <w:rFonts w:hint="eastAsia"/>
+              </w:rPr>
+              <w:t>IP</w:t>
+            </w:r>
+          </w:p>
+        </w:tc>
+        <w:tc>
+          <w:tcPr>
+            <w:tcW w:w="1920" w:type="dxa"/>
+          </w:tcPr>
+          <w:p>
+            <w:pPr>
+              <w:pStyle w:val="ListParagraph"/>
+              <w:ind w:firstLineChars="0" w:firstLine="0"/>
+              <w:rPr>
+                <w:rFonts w:hint="eastAsia"/>
+              </w:rPr>
+            </w:pPr>
+            <w:r>
+              <w:rPr>
+                <w:rFonts w:hint="eastAsia"/>
+              </w:rPr>
+              <w:t>[</w:t>
+            </w:r>
+            <w:r>
+              <w:rPr>
+                <w:rFonts w:hint="eastAsia"/>
+              </w:rPr>
+              <w:t>String</w:t>
+            </w:r>
+            <w:r>
+              <w:rPr>
+                <w:rFonts w:hint="eastAsia"/>
+              </w:rPr>
+              <w:t>]</w:t>
+            </w:r>
+          </w:p>
+        </w:tc>
+        <w:tc>
+          <w:tcPr>
+            <w:tcW w:w="1921" w:type="dxa"/>
+          </w:tcPr>
+          <w:p>
+            <w:pPr>
+              <w:pStyle w:val="ListParagraph"/>
+              <w:ind w:firstLineChars="0" w:firstLine="0"/>
+              <w:rPr>
+                <w:rFonts w:hint="eastAsia"/>
+              </w:rPr>
+            </w:pPr>
+            <w:r>
+              <w:rPr>
+                <w:rFonts w:hint="eastAsia"/>
+              </w:rPr>
+              <w:t>唯一</w:t>
+            </w:r>
+          </w:p>
+        </w:tc>
+        <w:tc>
+          <w:tcPr>
+            <w:tcW w:w="1921" w:type="dxa"/>
+          </w:tcPr>
+          <w:p>
+            <w:pPr>
+              <w:pStyle w:val="ListParagraph"/>
+              <w:ind w:firstLineChars="0" w:firstLine="0"/>
+              <w:rPr>
+                <w:rFonts w:hint="eastAsia"/>
+              </w:rPr>
+            </w:pPr>
+            <w:r>
+              <w:rPr>
+                <w:rFonts w:hint="eastAsia"/>
+              </w:rPr>
+              <w:t>IP:</w:t>
+            </w:r>
+            <w:r>
+              <w:rPr>
+                <w:rFonts w:hint="eastAsia"/>
+              </w:rPr>
+              <w:t>[</w:t>
+            </w:r>
+            <w:r>
+              <w:t>”</w:t>
+            </w:r>
+            <w:r>
+              <w:rPr>
+                <w:rFonts w:hint="eastAsia"/>
+              </w:rPr>
+              <w:t>192.168.1.102</w:t>
+            </w:r>
+            <w:r>
+              <w:t>”</w:t>
+            </w:r>
+            <w:r>
+              <w:rPr>
+                <w:rFonts w:hint="eastAsia"/>
+              </w:rPr>
+              <w:t>]</w:t>
+            </w:r>
+          </w:p>
+        </w:tc>
+      </w:tr>
+      <w:tr>
+        <w:tc>
+          <w:tcPr>
+            <w:tcW w:w="1920" w:type="dxa"/>
+          </w:tcPr>
+          <w:p>
+            <w:pPr>
+              <w:pStyle w:val="ListParagraph"/>
+              <w:ind w:firstLineChars="0" w:firstLine="0"/>
+              <w:rPr>
+                <w:rFonts w:hint="eastAsia"/>
+              </w:rPr>
+            </w:pPr>
+            <w:r>
+              <w:rPr>
+                <w:rFonts w:hint="eastAsia"/>
+              </w:rPr>
+              <w:t>User</w:t>
+            </w:r>
+          </w:p>
+        </w:tc>
+        <w:tc>
+          <w:tcPr>
+            <w:tcW w:w="1920" w:type="dxa"/>
+          </w:tcPr>
+          <w:p>
+            <w:pPr>
+              <w:pStyle w:val="ListParagraph"/>
+              <w:ind w:firstLineChars="0" w:firstLine="0"/>
+              <w:rPr>
+                <w:rFonts w:hint="eastAsia"/>
+              </w:rPr>
+            </w:pPr>
+            <w:r>
+              <w:rPr>
+                <w:rFonts w:hint="eastAsia"/>
+              </w:rPr>
+              <w:t>String</w:t>
+            </w:r>
+          </w:p>
+        </w:tc>
+        <w:tc>
+          <w:tcPr>
+            <w:tcW w:w="1921" w:type="dxa"/>
+          </w:tcPr>
+          <w:p>
+            <w:pPr>
+              <w:pStyle w:val="ListParagraph"/>
+              <w:ind w:firstLineChars="0" w:firstLine="0"/>
+              <w:rPr>
+                <w:rFonts w:hint="eastAsia"/>
+              </w:rPr>
+            </w:pPr>
+          </w:p>
+        </w:tc>
+        <w:tc>
+          <w:tcPr>
+            <w:tcW w:w="1921" w:type="dxa"/>
+          </w:tcPr>
+          <w:p>
+            <w:pPr>
+              <w:pStyle w:val="ListParagraph"/>
+              <w:ind w:firstLineChars="0" w:firstLine="0"/>
+              <w:rPr>
+                <w:rFonts w:hint="eastAsia"/>
+              </w:rPr>
+            </w:pPr>
+            <w:r>
+              <w:rPr>
+                <w:rFonts w:hint="eastAsia"/>
+              </w:rPr>
+              <w:t>User:</w:t>
+            </w:r>
+            <w:r>
+              <w:t>”</w:t>
+            </w:r>
+            <w:r>
+              <w:rPr>
+                <w:rFonts w:hint="eastAsia"/>
+              </w:rPr>
+              <w:t>root</w:t>
+            </w:r>
+            <w:r>
+              <w:t>”</w:t>
+            </w:r>
+          </w:p>
+        </w:tc>
+      </w:tr>
+      <w:tr>
+        <w:tc>
+          <w:tcPr>
+            <w:tcW w:w="1920" w:type="dxa"/>
+          </w:tcPr>
+          <w:p>
+            <w:pPr>
+              <w:pStyle w:val="ListParagraph"/>
+              <w:ind w:firstLineChars="0" w:firstLine="0"/>
+              <w:rPr>
+                <w:rFonts w:hint="eastAsia"/>
+              </w:rPr>
+            </w:pPr>
+            <w:r>
+              <w:rPr>
+                <w:rFonts w:hint="eastAsia"/>
+              </w:rPr>
+              <w:t>Password</w:t>
+            </w:r>
+          </w:p>
+        </w:tc>
+        <w:tc>
+          <w:tcPr>
+            <w:tcW w:w="1920" w:type="dxa"/>
+          </w:tcPr>
+          <w:p>
+            <w:pPr>
+              <w:pStyle w:val="ListParagraph"/>
+              <w:ind w:firstLineChars="0" w:firstLine="0"/>
+              <w:rPr>
+                <w:rFonts w:hint="eastAsia"/>
+              </w:rPr>
+            </w:pPr>
+            <w:r>
+              <w:rPr>
+                <w:rFonts w:hint="eastAsia"/>
+              </w:rPr>
+              <w:t>String</w:t>
+            </w:r>
+          </w:p>
+        </w:tc>
+        <w:tc>
+          <w:tcPr>
+            <w:tcW w:w="1921" w:type="dxa"/>
+          </w:tcPr>
+          <w:p>
+            <w:pPr>
+              <w:pStyle w:val="ListParagraph"/>
+              <w:ind w:firstLineChars="0" w:firstLine="0"/>
+              <w:rPr>
+                <w:rFonts w:hint="eastAsia"/>
+              </w:rPr>
+            </w:pPr>
+          </w:p>
+        </w:tc>
+        <w:tc>
+          <w:tcPr>
+            <w:tcW w:w="1921" w:type="dxa"/>
+          </w:tcPr>
+          <w:p>
+            <w:pPr>
+              <w:pStyle w:val="ListParagraph"/>
+              <w:ind w:firstLineChars="0" w:firstLine="0"/>
+              <w:rPr>
+                <w:rFonts w:hint="eastAsia"/>
+              </w:rPr>
+            </w:pPr>
+            <w:r>
+              <w:rPr>
+                <w:rFonts w:hint="eastAsia"/>
+              </w:rPr>
+              <w:t>Password:</w:t>
+            </w:r>
+            <w:r>
+              <w:t>”</w:t>
+            </w:r>
+            <w:r>
+              <w:rPr>
+                <w:rFonts w:hint="eastAsia"/>
+              </w:rPr>
+              <w:t>test</w:t>
+            </w:r>
+            <w:r>
+              <w:t>”</w:t>
+            </w:r>
+          </w:p>
+        </w:tc>
+      </w:tr>
+      <w:tr>
+        <w:tc>
+          <w:tcPr>
+            <w:tcW w:w="1920" w:type="dxa"/>
+          </w:tcPr>
+          <w:p>
+            <w:pPr>
+              <w:pStyle w:val="ListParagraph"/>
+              <w:ind w:firstLineChars="0" w:firstLine="0"/>
+              <w:rPr>
+                <w:rFonts w:hint="eastAsia"/>
+              </w:rPr>
+            </w:pPr>
+            <w:r>
+              <w:rPr>
+                <w:rFonts w:hint="eastAsia"/>
+              </w:rPr>
+              <w:t>Time</w:t>
+            </w:r>
+          </w:p>
+        </w:tc>
+        <w:tc>
+          <w:tcPr>
+            <w:tcW w:w="1920" w:type="dxa"/>
+          </w:tcPr>
+          <w:p>
+            <w:pPr>
+              <w:pStyle w:val="ListParagraph"/>
+              <w:ind w:firstLineChars="0" w:firstLine="0"/>
+              <w:rPr>
+                <w:rFonts w:hint="eastAsia"/>
+              </w:rPr>
+            </w:pPr>
+            <w:r>
+              <w:rPr>
+                <w:rFonts w:hint="eastAsia"/>
+              </w:rPr>
+              <w:t>Timestamp</w:t>
+            </w:r>
+          </w:p>
+        </w:tc>
+        <w:tc>
+          <w:tcPr>
+            <w:tcW w:w="1921" w:type="dxa"/>
+          </w:tcPr>
+          <w:p>
+            <w:pPr>
+              <w:pStyle w:val="ListParagraph"/>
+              <w:ind w:firstLineChars="0" w:firstLine="0"/>
+              <w:rPr>
+                <w:rFonts w:hint="eastAsia"/>
+              </w:rPr>
+            </w:pPr>
+          </w:p>
+        </w:tc>
+        <w:tc>
+          <w:tcPr>
+            <w:tcW w:w="1921" w:type="dxa"/>
+          </w:tcPr>
+          <w:p>
+            <w:pPr>
+              <w:pStyle w:val="ListParagraph"/>
+              <w:ind w:firstLineChars="0" w:firstLine="0"/>
+              <w:rPr>
+                <w:rFonts w:hint="eastAsia"/>
+              </w:rPr>
+            </w:pPr>
+          </w:p>
+        </w:tc>
+      </w:tr>
+      <w:tr>
+        <w:tc>
+          <w:tcPr>
+            <w:tcW w:w="1920" w:type="dxa"/>
+          </w:tcPr>
+          <w:p>
+            <w:pPr>
+              <w:pStyle w:val="ListParagraph"/>
+              <w:ind w:firstLineChars="0" w:firstLine="0"/>
+              <w:rPr>
+                <w:rFonts w:hint="eastAsia"/>
+              </w:rPr>
+            </w:pPr>
+            <w:r>
+              <w:rPr>
+                <w:rFonts w:hint="eastAsia"/>
+              </w:rPr>
+              <w:t>OS</w:t>
+            </w:r>
+          </w:p>
+        </w:tc>
+        <w:tc>
+          <w:tcPr>
+            <w:tcW w:w="1920" w:type="dxa"/>
+          </w:tcPr>
+          <w:p>
+            <w:pPr>
+              <w:pStyle w:val="ListParagraph"/>
+              <w:ind w:firstLineChars="0" w:firstLine="0"/>
+              <w:rPr>
+                <w:rFonts w:hint="eastAsia"/>
+              </w:rPr>
+            </w:pPr>
+            <w:r>
+              <w:rPr>
+                <w:rFonts w:hint="eastAsia"/>
+              </w:rPr>
+              <w:t>String</w:t>
+            </w:r>
+          </w:p>
+        </w:tc>
+        <w:tc>
+          <w:tcPr>
+            <w:tcW w:w="1921" w:type="dxa"/>
+          </w:tcPr>
+          <w:p>
+            <w:pPr>
+              <w:pStyle w:val="ListParagraph"/>
+              <w:ind w:firstLineChars="0" w:firstLine="0"/>
+              <w:rPr>
+                <w:rFonts w:hint="eastAsia"/>
+              </w:rPr>
+            </w:pPr>
+          </w:p>
+        </w:tc>
+        <w:tc>
+          <w:tcPr>
+            <w:tcW w:w="1921" w:type="dxa"/>
+          </w:tcPr>
+          <w:p>
+            <w:pPr>
+              <w:pStyle w:val="ListParagraph"/>
+              <w:ind w:firstLineChars="0" w:firstLine="0"/>
+              <w:rPr>
+                <w:rFonts w:hint="eastAsia"/>
+              </w:rPr>
+            </w:pPr>
+            <w:r>
+              <w:rPr>
+                <w:rFonts w:hint="eastAsia"/>
+              </w:rPr>
+              <w:t>OS:</w:t>
+            </w:r>
+            <w:r>
+              <w:t>”</w:t>
+            </w:r>
+            <w:r>
+              <w:rPr>
+                <w:rFonts w:hint="eastAsia"/>
+              </w:rPr>
+              <w:t>XXX</w:t>
+            </w:r>
+            <w:r>
+              <w:t>”</w:t>
+            </w:r>
+          </w:p>
+        </w:tc>
+      </w:tr>
+      <w:tr>
+        <w:tc>
+          <w:tcPr>
+            <w:tcW w:w="1920" w:type="dxa"/>
+          </w:tcPr>
+          <w:p>
+            <w:pPr>
+              <w:pStyle w:val="ListParagraph"/>
+              <w:ind w:firstLineChars="0" w:firstLine="0"/>
+              <w:rPr>
+                <w:rFonts w:hint="eastAsia"/>
+              </w:rPr>
+            </w:pPr>
+            <w:r>
+              <w:rPr>
+                <w:rFonts w:hint="eastAsia"/>
+              </w:rPr>
+              <w:t>OM</w:t>
+            </w:r>
+          </w:p>
+        </w:tc>
+        <w:tc>
+          <w:tcPr>
+            <w:tcW w:w="1920" w:type="dxa"/>
+          </w:tcPr>
+          <w:p>
+            <w:pPr>
+              <w:pStyle w:val="ListParagraph"/>
+              <w:ind w:firstLineChars="0" w:firstLine="0"/>
+              <w:rPr>
+                <w:rFonts w:hint="eastAsia"/>
+              </w:rPr>
+            </w:pPr>
+            <w:r>
+              <w:rPr>
+                <w:rFonts w:hint="eastAsia"/>
+              </w:rPr>
+              <w:t>Object</w:t>
+            </w:r>
+          </w:p>
+        </w:tc>
+        <w:tc>
+          <w:tcPr>
+            <w:tcW w:w="1921" w:type="dxa"/>
+          </w:tcPr>
+          <w:p>
+            <w:pPr>
+              <w:pStyle w:val="ListParagraph"/>
+              <w:ind w:firstLineChars="0" w:firstLine="0"/>
+              <w:rPr>
+                <w:rFonts w:hint="eastAsia"/>
+              </w:rPr>
+            </w:pPr>
+          </w:p>
+        </w:tc>
+        <w:tc>
+          <w:tcPr>
+            <w:tcW w:w="1921" w:type="dxa"/>
+          </w:tcPr>
+          <w:p>
+            <w:pPr>
+              <w:pStyle w:val="ListParagraph"/>
+              <w:ind w:firstLineChars="0" w:firstLine="0"/>
+              <w:rPr>
+                <w:rFonts w:hint="eastAsia"/>
+              </w:rPr>
+            </w:pPr>
+          </w:p>
+        </w:tc>
+      </w:tr>
+      <w:tr>
+        <w:tc>
+          <w:tcPr>
+            <w:tcW w:w="1920" w:type="dxa"/>
+          </w:tcPr>
+          <w:p>
+            <w:pPr>
+              <w:pStyle w:val="ListParagraph"/>
+              <w:ind w:firstLineChars="0" w:firstLine="0"/>
+              <w:rPr>
+                <w:rFonts w:hint="eastAsia"/>
+              </w:rPr>
+            </w:pPr>
+            <w:r>
+              <w:rPr>
+                <w:rFonts w:hint="eastAsia"/>
+              </w:rPr>
+              <w:t>Memory</w:t>
+            </w:r>
+          </w:p>
+        </w:tc>
+        <w:tc>
+          <w:tcPr>
+            <w:tcW w:w="1920" w:type="dxa"/>
+          </w:tcPr>
+          <w:p>
+            <w:pPr>
+              <w:pStyle w:val="ListParagraph"/>
+              <w:ind w:firstLineChars="0" w:firstLine="0"/>
+              <w:rPr>
+                <w:rFonts w:hint="eastAsia"/>
+              </w:rPr>
+            </w:pPr>
+            <w:r>
+              <w:rPr>
+                <w:rFonts w:hint="eastAsia"/>
+              </w:rPr>
+              <w:t>Object</w:t>
+            </w:r>
+          </w:p>
+        </w:tc>
+        <w:tc>
+          <w:tcPr>
+            <w:tcW w:w="1921" w:type="dxa"/>
+          </w:tcPr>
+          <w:p>
+            <w:pPr>
+              <w:pStyle w:val="ListParagraph"/>
+              <w:ind w:firstLineChars="0" w:firstLine="0"/>
+              <w:rPr>
+                <w:rFonts w:hint="eastAsia"/>
+              </w:rPr>
+            </w:pPr>
+          </w:p>
+        </w:tc>
+        <w:tc>
+          <w:tcPr>
+            <w:tcW w:w="1921" w:type="dxa"/>
+          </w:tcPr>
+          <w:p>
+            <w:pPr>
+              <w:pStyle w:val="ListParagraph"/>
+              <w:ind w:firstLineChars="0" w:firstLine="0"/>
+              <w:rPr>
+                <w:rFonts w:hint="eastAsia"/>
+              </w:rPr>
+            </w:pPr>
+          </w:p>
+        </w:tc>
+      </w:tr>
+      <w:tr>
+        <w:tc>
+          <w:tcPr>
+            <w:tcW w:w="1920" w:type="dxa"/>
+          </w:tcPr>
+          <w:p>
+            <w:pPr>
+              <w:pStyle w:val="ListParagraph"/>
+              <w:ind w:firstLineChars="0" w:firstLine="0"/>
+              <w:rPr>
+                <w:rFonts w:hint="eastAsia"/>
+              </w:rPr>
+            </w:pPr>
+            <w:r>
+              <w:rPr>
+                <w:rFonts w:hint="eastAsia"/>
+              </w:rPr>
+              <w:t>Disk</w:t>
+            </w:r>
+          </w:p>
+        </w:tc>
+        <w:tc>
+          <w:tcPr>
+            <w:tcW w:w="1920" w:type="dxa"/>
+          </w:tcPr>
+          <w:p>
+            <w:pPr>
+              <w:pStyle w:val="ListParagraph"/>
+              <w:ind w:firstLineChars="0" w:firstLine="0"/>
+              <w:rPr>
+                <w:rFonts w:hint="eastAsia"/>
+              </w:rPr>
+            </w:pPr>
+            <w:r>
+              <w:rPr>
+                <w:rFonts w:hint="eastAsia"/>
+              </w:rPr>
+              <w:t>[</w:t>
+            </w:r>
+            <w:r>
+              <w:rPr>
+                <w:rFonts w:hint="eastAsia"/>
+              </w:rPr>
+              <w:t>Object</w:t>
+            </w:r>
+            <w:r>
+              <w:rPr>
+                <w:rFonts w:hint="eastAsia"/>
+              </w:rPr>
+              <w:t>]</w:t>
+            </w:r>
+          </w:p>
+        </w:tc>
+        <w:tc>
+          <w:tcPr>
+            <w:tcW w:w="1921" w:type="dxa"/>
+          </w:tcPr>
+          <w:p>
+            <w:pPr>
+              <w:pStyle w:val="ListParagraph"/>
+              <w:ind w:firstLineChars="0" w:firstLine="0"/>
+              <w:rPr>
+                <w:rFonts w:hint="eastAsia"/>
+              </w:rPr>
+            </w:pPr>
+          </w:p>
+        </w:tc>
+        <w:tc>
+          <w:tcPr>
+            <w:tcW w:w="1921" w:type="dxa"/>
+          </w:tcPr>
+          <w:p>
+            <w:pPr>
+              <w:pStyle w:val="ListParagraph"/>
+              <w:ind w:firstLineChars="0" w:firstLine="0"/>
+              <w:rPr>
+                <w:rFonts w:hint="eastAsia"/>
+              </w:rPr>
+            </w:pPr>
+          </w:p>
+        </w:tc>
+      </w:tr>
+      <w:tr>
+        <w:tc>
+          <w:tcPr>
+            <w:tcW w:w="1920" w:type="dxa"/>
+          </w:tcPr>
+          <w:p>
+            <w:pPr>
+              <w:pStyle w:val="ListParagraph"/>
+              <w:ind w:firstLineChars="0" w:firstLine="0"/>
+              <w:rPr>
+                <w:rFonts w:hint="eastAsia"/>
+              </w:rPr>
+            </w:pPr>
+            <w:r>
+              <w:rPr>
+                <w:rFonts w:hint="eastAsia"/>
+              </w:rPr>
+              <w:t>CPU</w:t>
+            </w:r>
+          </w:p>
+        </w:tc>
+        <w:tc>
+          <w:tcPr>
+            <w:tcW w:w="1920" w:type="dxa"/>
+          </w:tcPr>
+          <w:p>
+            <w:pPr>
+              <w:pStyle w:val="ListParagraph"/>
+              <w:ind w:firstLineChars="0" w:firstLine="0"/>
+              <w:rPr>
+                <w:rFonts w:hint="eastAsia"/>
+              </w:rPr>
+            </w:pPr>
+            <w:r>
+              <w:rPr>
+                <w:rFonts w:hint="eastAsia"/>
+              </w:rPr>
+              <w:t>[</w:t>
+            </w:r>
+            <w:r>
+              <w:rPr>
+                <w:rFonts w:hint="eastAsia"/>
+              </w:rPr>
+              <w:t>Object</w:t>
+            </w:r>
+            <w:r>
+              <w:rPr>
+                <w:rFonts w:hint="eastAsia"/>
+              </w:rPr>
+              <w:t>]</w:t>
+            </w:r>
+          </w:p>
+        </w:tc>
+        <w:tc>
+          <w:tcPr>
+            <w:tcW w:w="1921" w:type="dxa"/>
+          </w:tcPr>
+          <w:p>
+            <w:pPr>
+              <w:pStyle w:val="ListParagraph"/>
+              <w:ind w:firstLineChars="0" w:firstLine="0"/>
+              <w:rPr>
+                <w:rFonts w:hint="eastAsia"/>
+              </w:rPr>
+            </w:pPr>
+          </w:p>
+        </w:tc>
+        <w:tc>
+          <w:tcPr>
+            <w:tcW w:w="1921" w:type="dxa"/>
+          </w:tcPr>
+          <w:p>
+            <w:pPr>
+              <w:pStyle w:val="ListParagraph"/>
+              <w:ind w:firstLineChars="0" w:firstLine="0"/>
+              <w:rPr>
+                <w:rFonts w:hint="eastAsia"/>
+              </w:rPr>
+            </w:pPr>
+          </w:p>
+        </w:tc>
+      </w:tr>
+      <w:tr>
+        <w:tc>
+          <w:tcPr>
+            <w:tcW w:w="1920" w:type="dxa"/>
+          </w:tcPr>
+          <w:p>
+            <w:pPr>
+              <w:pStyle w:val="ListParagraph"/>
+              <w:ind w:firstLineChars="0" w:firstLine="0"/>
+              <w:rPr>
+                <w:rFonts w:hint="eastAsia"/>
+              </w:rPr>
+            </w:pPr>
+            <w:r>
+              <w:rPr>
+                <w:rFonts w:hint="eastAsia"/>
+              </w:rPr>
+              <w:t>Net</w:t>
+            </w:r>
+          </w:p>
+        </w:tc>
+        <w:tc>
+          <w:tcPr>
+            <w:tcW w:w="1920" w:type="dxa"/>
+          </w:tcPr>
+          <w:p>
+            <w:pPr>
+              <w:pStyle w:val="ListParagraph"/>
+              <w:ind w:firstLineChars="0" w:firstLine="0"/>
+              <w:rPr>
+                <w:rFonts w:hint="eastAsia"/>
+              </w:rPr>
+            </w:pPr>
+            <w:r>
+              <w:rPr>
+                <w:rFonts w:hint="eastAsia"/>
+              </w:rPr>
+              <w:t>[</w:t>
+            </w:r>
+            <w:r>
+              <w:rPr>
+                <w:rFonts w:hint="eastAsia"/>
+              </w:rPr>
+              <w:t>Object</w:t>
+            </w:r>
+            <w:r>
+              <w:rPr>
+                <w:rFonts w:hint="eastAsia"/>
+              </w:rPr>
+              <w:t>]</w:t>
+            </w:r>
+          </w:p>
+        </w:tc>
+        <w:tc>
+          <w:tcPr>
+            <w:tcW w:w="1921" w:type="dxa"/>
+          </w:tcPr>
+          <w:p>
+            <w:pPr>
+              <w:pStyle w:val="ListParagraph"/>
+              <w:ind w:firstLineChars="0" w:firstLine="0"/>
+              <w:rPr>
+                <w:rFonts w:hint="eastAsia"/>
+              </w:rPr>
+            </w:pPr>
+          </w:p>
+        </w:tc>
+        <w:tc>
+          <w:tcPr>
+            <w:tcW w:w="1921" w:type="dxa"/>
+          </w:tcPr>
+          <w:p>
+            <w:pPr>
+              <w:pStyle w:val="ListParagraph"/>
+              <w:ind w:firstLineChars="0" w:firstLine="0"/>
+              <w:rPr>
+                <w:rFonts w:hint="eastAsia"/>
+              </w:rPr>
+            </w:pPr>
+          </w:p>
+        </w:tc>
+      </w:tr>
+      <w:tr>
+        <w:tc>
+          <w:tcPr>
+            <w:tcW w:w="1920" w:type="dxa"/>
+          </w:tcPr>
+          <w:p>
+            <w:pPr>
+              <w:pStyle w:val="ListParagraph"/>
+              <w:ind w:firstLineChars="0" w:firstLine="0"/>
+              <w:rPr>
+                <w:rFonts w:hint="eastAsia"/>
+              </w:rPr>
+            </w:pPr>
+            <w:r>
+              <w:rPr>
+                <w:rFonts w:hint="eastAsia"/>
+              </w:rPr>
+              <w:t>Port</w:t>
+            </w:r>
+          </w:p>
+        </w:tc>
+        <w:tc>
+          <w:tcPr>
+            <w:tcW w:w="1920" w:type="dxa"/>
+          </w:tcPr>
+          <w:p>
+            <w:pPr>
+              <w:pStyle w:val="ListParagraph"/>
+              <w:ind w:firstLineChars="0" w:firstLine="0"/>
+              <w:rPr>
+                <w:rFonts w:hint="eastAsia"/>
+              </w:rPr>
+            </w:pPr>
+            <w:r>
+              <w:rPr>
+                <w:rFonts w:hint="eastAsia"/>
+              </w:rPr>
+              <w:t>[</w:t>
+            </w:r>
+            <w:r>
+              <w:rPr>
+                <w:rFonts w:hint="eastAsia"/>
+              </w:rPr>
+              <w:t>Object</w:t>
+            </w:r>
+            <w:r>
+              <w:rPr>
+                <w:rFonts w:hint="eastAsia"/>
+              </w:rPr>
+              <w:t>]</w:t>
+            </w:r>
+          </w:p>
+        </w:tc>
+        <w:tc>
+          <w:tcPr>
+            <w:tcW w:w="1921" w:type="dxa"/>
+          </w:tcPr>
+          <w:p>
+            <w:pPr>
+              <w:pStyle w:val="ListParagraph"/>
+              <w:ind w:firstLineChars="0" w:firstLine="0"/>
+              <w:rPr>
+                <w:rFonts w:hint="eastAsia"/>
+              </w:rPr>
+            </w:pPr>
+          </w:p>
+        </w:tc>
+        <w:tc>
+          <w:tcPr>
+            <w:tcW w:w="1921" w:type="dxa"/>
+          </w:tcPr>
+          <w:p>
+            <w:pPr>
+              <w:pStyle w:val="ListParagraph"/>
+              <w:ind w:firstLineChars="0" w:firstLine="0"/>
+              <w:rPr>
+                <w:rFonts w:hint="eastAsia"/>
+              </w:rPr>
+            </w:pPr>
+          </w:p>
+        </w:tc>
+      </w:tr>
+      <w:tr>
+        <w:tc>
+          <w:tcPr>
+            <w:tcW w:w="1920" w:type="dxa"/>
+          </w:tcPr>
+          <w:p>
+            <w:pPr>
+              <w:pStyle w:val="ListParagraph"/>
+              <w:ind w:firstLineChars="0" w:firstLine="0"/>
+              <w:rPr>
+                <w:rFonts w:hint="eastAsia"/>
+              </w:rPr>
+            </w:pPr>
+            <w:r>
+              <w:rPr>
+                <w:rFonts w:hint="eastAsia"/>
+              </w:rPr>
+              <w:t>Service</w:t>
+            </w:r>
+          </w:p>
+        </w:tc>
+        <w:tc>
+          <w:tcPr>
+            <w:tcW w:w="1920" w:type="dxa"/>
+          </w:tcPr>
+          <w:p>
+            <w:pPr>
+              <w:pStyle w:val="ListParagraph"/>
+              <w:ind w:firstLineChars="0" w:firstLine="0"/>
+              <w:rPr>
+                <w:rFonts w:hint="eastAsia"/>
+              </w:rPr>
+            </w:pPr>
+            <w:r>
+              <w:rPr>
+                <w:rFonts w:hint="eastAsia"/>
+              </w:rPr>
+              <w:t>[</w:t>
+            </w:r>
+            <w:r>
+              <w:rPr>
+                <w:rFonts w:hint="eastAsia"/>
+              </w:rPr>
+              <w:t>Object</w:t>
+            </w:r>
+            <w:r>
+              <w:rPr>
+                <w:rFonts w:hint="eastAsia"/>
+              </w:rPr>
+              <w:t>]</w:t>
+            </w:r>
+          </w:p>
+        </w:tc>
+        <w:tc>
+          <w:tcPr>
+            <w:tcW w:w="1921" w:type="dxa"/>
+          </w:tcPr>
+          <w:p>
+            <w:pPr>
+              <w:pStyle w:val="ListParagraph"/>
+              <w:ind w:firstLineChars="0" w:firstLine="0"/>
+              <w:rPr>
+                <w:rFonts w:hint="eastAsia"/>
+              </w:rPr>
+            </w:pPr>
+          </w:p>
+        </w:tc>
+        <w:tc>
+          <w:tcPr>
+            <w:tcW w:w="1921" w:type="dxa"/>
+          </w:tcPr>
+          <w:p>
+            <w:pPr>
+              <w:pStyle w:val="ListParagraph"/>
+              <w:ind w:firstLineChars="0" w:firstLine="0"/>
+              <w:rPr>
+                <w:rFonts w:hint="eastAsia"/>
+              </w:rPr>
+            </w:pPr>
+          </w:p>
+        </w:tc>
+      </w:tr>
+      <w:tr>
+        <w:tc>
+          <w:tcPr>
+            <w:tcW w:w="1920" w:type="dxa"/>
+          </w:tcPr>
+          <w:p>
+            <w:pPr>
+              <w:pStyle w:val="ListParagraph"/>
+              <w:ind w:firstLineChars="0" w:firstLine="0"/>
+              <w:rPr>
+                <w:rFonts w:hint="eastAsia"/>
+              </w:rPr>
+            </w:pPr>
+            <w:r>
+              <w:rPr>
+                <w:rFonts w:hint="eastAsia"/>
+              </w:rPr>
+              <w:t>Safety</w:t>
+            </w:r>
+          </w:p>
+        </w:tc>
+        <w:tc>
+          <w:tcPr>
+            <w:tcW w:w="1920" w:type="dxa"/>
+          </w:tcPr>
+          <w:p>
+            <w:pPr>
+              <w:pStyle w:val="ListParagraph"/>
+              <w:ind w:firstLineChars="0" w:firstLine="0"/>
+              <w:rPr>
+                <w:rFonts w:hint="eastAsia"/>
+              </w:rPr>
+            </w:pPr>
+            <w:r>
+              <w:rPr>
+                <w:rFonts w:hint="eastAsia"/>
+              </w:rPr>
+              <w:t>[Object]</w:t>
+            </w:r>
+          </w:p>
+        </w:tc>
+        <w:tc>
+          <w:tcPr>
+            <w:tcW w:w="1921" w:type="dxa"/>
+          </w:tcPr>
+          <w:p>
+            <w:pPr>
+              <w:pStyle w:val="ListParagraph"/>
+              <w:ind w:firstLineChars="0" w:firstLine="0"/>
+              <w:rPr>
+                <w:rFonts w:hint="eastAsia"/>
+              </w:rPr>
+            </w:pPr>
+          </w:p>
+        </w:tc>
+        <w:tc>
+          <w:tcPr>
+            <w:tcW w:w="1921" w:type="dxa"/>
+          </w:tcPr>
+          <w:p>
+            <w:pPr>
+              <w:pStyle w:val="ListParagraph"/>
+              <w:ind w:firstLineChars="0" w:firstLine="0"/>
+              <w:rPr>
+                <w:rFonts w:hint="eastAsia"/>
+              </w:rPr>
+            </w:pPr>
+          </w:p>
+        </w:tc>
+      </w:tr>
+    </w:tbl>
+    <w:p>
+      <w:pPr>
+        <w:pStyle w:val="ListParagraph"/>
+        <w:ind w:leftChars="399" w:left="848" w:hangingChars="5" w:hanging="10"/>
+        <w:rPr>
+          <w:rFonts w:hint="eastAsia"/>
+        </w:rPr>
+      </w:pPr>
+    </w:p>
+    <w:p>
+      <w:pPr>
+        <w:pStyle w:val="ListParagraph"/>
+        <w:ind w:leftChars="399" w:left="848" w:hangingChars="5" w:hanging="10"/>
+        <w:rPr>
+          <w:rFonts w:hint="eastAsia"/>
+        </w:rPr>
+      </w:pPr>
+      <w:r>
+        <w:rPr>
+          <w:rFonts w:hint="eastAsia"/>
+        </w:rPr>
+        <w:t>OM</w:t>
+      </w:r>
+      <w:r>
+        <w:rPr>
+          <w:rFonts w:hint="eastAsia"/>
+        </w:rPr>
+        <w:t>子字段设计：</w:t>
+      </w:r>
+    </w:p>
+    <w:tbl>
+      <w:tblPr>
+        <w:tblStyle w:val="TableGrid"/>
+        <w:tblW w:w="0" w:type="auto"/>
+        <w:tblInd w:w="840" w:type="dxa"/>
+        <w:tblLayout w:type="fixed"/>
+        <w:tblLook w:val="04A0"/>
+      </w:tblPr>
+      <w:tblGrid>
+        <w:gridCol w:w="1920"/>
+        <w:gridCol w:w="1920"/>
+        <w:gridCol w:w="1921"/>
+        <w:gridCol w:w="1921"/>
+      </w:tblGrid>
+      <w:tr>
+        <w:tc>
+          <w:tcPr>
+            <w:tcW w:w="1920" w:type="dxa"/>
+          </w:tcPr>
+          <w:p>
+            <w:pPr>
+              <w:pStyle w:val="ListParagraph"/>
+              <w:ind w:firstLineChars="0" w:firstLine="0"/>
+              <w:jc w:val="center"/>
+              <w:rPr>
+                <w:rFonts w:hint="eastAsia"/>
+              </w:rPr>
+            </w:pPr>
+            <w:r>
+              <w:rPr>
+                <w:rFonts w:hint="eastAsia"/>
+              </w:rPr>
+              <w:t>字段名称</w:t>
+            </w:r>
+          </w:p>
+        </w:tc>
+        <w:tc>
+          <w:tcPr>
+            <w:tcW w:w="1920" w:type="dxa"/>
+          </w:tcPr>
+          <w:p>
+            <w:pPr>
+              <w:pStyle w:val="ListParagraph"/>
+              <w:ind w:firstLineChars="0" w:firstLine="0"/>
+              <w:jc w:val="center"/>
+              <w:rPr>
+                <w:rFonts w:hint="eastAsia"/>
+              </w:rPr>
+            </w:pPr>
+            <w:r>
+              <w:rPr>
+                <w:rFonts w:hint="eastAsia"/>
+              </w:rPr>
+              <w:t>类型</w:t>
+            </w:r>
+          </w:p>
+        </w:tc>
+        <w:tc>
+          <w:tcPr>
+            <w:tcW w:w="1921" w:type="dxa"/>
+          </w:tcPr>
+          <w:p>
+            <w:pPr>
+              <w:pStyle w:val="ListParagraph"/>
+              <w:ind w:firstLineChars="0" w:firstLine="0"/>
+              <w:jc w:val="center"/>
+              <w:rPr>
+                <w:rFonts w:hint="eastAsia"/>
+              </w:rPr>
+            </w:pPr>
+            <w:r>
+              <w:rPr>
+                <w:rFonts w:hint="eastAsia"/>
+              </w:rPr>
+              <w:t>描述</w:t>
+            </w:r>
+          </w:p>
+        </w:tc>
+        <w:tc>
+          <w:tcPr>
+            <w:tcW w:w="1921" w:type="dxa"/>
+          </w:tcPr>
+          <w:p>
+            <w:pPr>
+              <w:pStyle w:val="ListParagraph"/>
+              <w:ind w:firstLineChars="0" w:firstLine="0"/>
+              <w:jc w:val="center"/>
+              <w:rPr>
+                <w:rFonts w:hint="eastAsia"/>
+              </w:rPr>
+            </w:pPr>
+            <w:r>
+              <w:rPr>
+                <w:rFonts w:hint="eastAsia"/>
+              </w:rPr>
+              <w:t>举例</w:t>
+            </w:r>
+          </w:p>
+        </w:tc>
+      </w:tr>
+      <w:tr>
+        <w:tc>
+          <w:tcPr>
+            <w:tcW w:w="1920" w:type="dxa"/>
+          </w:tcPr>
+          <w:p>
+            <w:pPr>
+              <w:pStyle w:val="ListParagraph"/>
+              <w:ind w:firstLineChars="0" w:firstLine="0"/>
+              <w:rPr>
+                <w:rFonts w:hint="eastAsia"/>
+              </w:rPr>
+            </w:pPr>
+            <w:r>
+              <w:rPr>
+                <w:rFonts w:hint="eastAsia"/>
+              </w:rPr>
+              <w:t>Version</w:t>
+            </w:r>
+          </w:p>
+        </w:tc>
+        <w:tc>
+          <w:tcPr>
+            <w:tcW w:w="1920" w:type="dxa"/>
+          </w:tcPr>
+          <w:p>
+            <w:pPr>
+              <w:pStyle w:val="ListParagraph"/>
+              <w:ind w:firstLineChars="0" w:firstLine="0"/>
+              <w:rPr>
+                <w:rFonts w:hint="eastAsia"/>
+              </w:rPr>
+            </w:pPr>
+            <w:r>
+              <w:rPr>
+                <w:rFonts w:hint="eastAsia"/>
+              </w:rPr>
+              <w:t>String</w:t>
+            </w:r>
+          </w:p>
+        </w:tc>
+        <w:tc>
+          <w:tcPr>
+            <w:tcW w:w="1921" w:type="dxa"/>
+          </w:tcPr>
+          <w:p>
+            <w:pPr>
+              <w:pStyle w:val="ListParagraph"/>
+              <w:ind w:firstLineChars="0" w:firstLine="0"/>
+              <w:rPr>
+                <w:rFonts w:hint="eastAsia"/>
+              </w:rPr>
+            </w:pPr>
+          </w:p>
+        </w:tc>
+        <w:tc>
+          <w:tcPr>
+            <w:tcW w:w="1921" w:type="dxa"/>
+          </w:tcPr>
+          <w:p>
+            <w:pPr>
+              <w:pStyle w:val="ListParagraph"/>
+              <w:ind w:firstLineChars="0" w:firstLine="0"/>
+              <w:rPr>
+                <w:rFonts w:hint="eastAsia"/>
+              </w:rPr>
+            </w:pPr>
+          </w:p>
+        </w:tc>
+      </w:tr>
+      <w:tr>
+        <w:tc>
+          <w:tcPr>
+            <w:tcW w:w="1920" w:type="dxa"/>
+          </w:tcPr>
+          <w:p>
+            <w:pPr>
+              <w:pStyle w:val="ListParagraph"/>
+              <w:ind w:firstLineChars="0" w:firstLine="0"/>
+              <w:rPr>
+                <w:rFonts w:hint="eastAsia"/>
+              </w:rPr>
+            </w:pPr>
+            <w:r>
+              <w:rPr>
+                <w:rFonts w:hint="eastAsia"/>
+              </w:rPr>
+              <w:t>Path</w:t>
+            </w:r>
+          </w:p>
+        </w:tc>
+        <w:tc>
+          <w:tcPr>
+            <w:tcW w:w="1920" w:type="dxa"/>
+          </w:tcPr>
+          <w:p>
+            <w:pPr>
+              <w:pStyle w:val="ListParagraph"/>
+              <w:ind w:firstLineChars="0" w:firstLine="0"/>
+              <w:rPr>
+                <w:rFonts w:hint="eastAsia"/>
+              </w:rPr>
+            </w:pPr>
+            <w:r>
+              <w:rPr>
+                <w:rFonts w:hint="eastAsia"/>
+              </w:rPr>
+              <w:t>String</w:t>
+            </w:r>
+          </w:p>
+        </w:tc>
+        <w:tc>
+          <w:tcPr>
+            <w:tcW w:w="1921" w:type="dxa"/>
+          </w:tcPr>
+          <w:p>
+            <w:pPr>
+              <w:pStyle w:val="ListParagraph"/>
+              <w:ind w:firstLineChars="0" w:firstLine="0"/>
+              <w:rPr>
+                <w:rFonts w:hint="eastAsia"/>
+              </w:rPr>
+            </w:pPr>
+          </w:p>
+        </w:tc>
+        <w:tc>
+          <w:tcPr>
+            <w:tcW w:w="1921" w:type="dxa"/>
+          </w:tcPr>
+          <w:p>
+            <w:pPr>
+              <w:pStyle w:val="ListParagraph"/>
+              <w:ind w:firstLineChars="0" w:firstLine="0"/>
+              <w:rPr>
+                <w:rFonts w:hint="eastAsia"/>
+              </w:rPr>
+            </w:pPr>
+          </w:p>
+        </w:tc>
+      </w:tr>
+      <w:tr>
+        <w:tc>
+          <w:tcPr>
+            <w:tcW w:w="1920" w:type="dxa"/>
+          </w:tcPr>
+          <w:p>
+            <w:pPr>
+              <w:pStyle w:val="ListParagraph"/>
+              <w:ind w:firstLineChars="0" w:firstLine="0"/>
+              <w:rPr>
+                <w:rFonts w:hint="eastAsia"/>
+              </w:rPr>
+            </w:pPr>
+            <w:r>
+              <w:rPr>
+                <w:rFonts w:hint="eastAsia"/>
+              </w:rPr>
+              <w:t>Port</w:t>
+            </w:r>
+          </w:p>
+        </w:tc>
+        <w:tc>
+          <w:tcPr>
+            <w:tcW w:w="1920" w:type="dxa"/>
+          </w:tcPr>
+          <w:p>
+            <w:pPr>
+              <w:pStyle w:val="ListParagraph"/>
+              <w:ind w:firstLineChars="0" w:firstLine="0"/>
+              <w:rPr>
+                <w:rFonts w:hint="eastAsia"/>
+              </w:rPr>
+            </w:pPr>
+            <w:r>
+              <w:rPr>
+                <w:rFonts w:hint="eastAsia"/>
+              </w:rPr>
+              <w:t>INT32</w:t>
+            </w:r>
+          </w:p>
+        </w:tc>
+        <w:tc>
+          <w:tcPr>
+            <w:tcW w:w="1921" w:type="dxa"/>
+          </w:tcPr>
+          <w:p>
+            <w:pPr>
+              <w:pStyle w:val="ListParagraph"/>
+              <w:ind w:firstLineChars="0" w:firstLine="0"/>
+              <w:rPr>
+                <w:rFonts w:hint="eastAsia"/>
+              </w:rPr>
+            </w:pPr>
+            <w:r>
+              <w:rPr>
+                <w:rFonts w:hint="eastAsia"/>
+              </w:rPr>
+              <w:t>Agent Port</w:t>
+            </w:r>
+          </w:p>
+        </w:tc>
+        <w:tc>
+          <w:tcPr>
+            <w:tcW w:w="1921" w:type="dxa"/>
+          </w:tcPr>
+          <w:p>
+            <w:pPr>
+              <w:pStyle w:val="ListParagraph"/>
+              <w:ind w:firstLineChars="0" w:firstLine="0"/>
+              <w:rPr>
+                <w:rFonts w:hint="eastAsia"/>
+              </w:rPr>
+            </w:pPr>
+          </w:p>
+        </w:tc>
+      </w:tr>
+      <w:tr>
+        <w:tc>
+          <w:tcPr>
+            <w:tcW w:w="1920" w:type="dxa"/>
+          </w:tcPr>
+          <w:p>
+            <w:pPr>
+              <w:pStyle w:val="ListParagraph"/>
+              <w:ind w:firstLineChars="0" w:firstLine="0"/>
+              <w:rPr>
+                <w:rFonts w:hint="eastAsia"/>
+              </w:rPr>
+            </w:pPr>
+            <w:r>
+              <w:rPr>
+                <w:rFonts w:hint="eastAsia"/>
+              </w:rPr>
+              <w:t>Time</w:t>
+            </w:r>
+          </w:p>
+        </w:tc>
+        <w:tc>
+          <w:tcPr>
+            <w:tcW w:w="1920" w:type="dxa"/>
+          </w:tcPr>
+          <w:p>
+            <w:pPr>
+              <w:pStyle w:val="ListParagraph"/>
+              <w:ind w:firstLineChars="0" w:firstLine="0"/>
+              <w:rPr>
+                <w:rFonts w:hint="eastAsia"/>
+              </w:rPr>
+            </w:pPr>
+            <w:r>
+              <w:rPr>
+                <w:rFonts w:hint="eastAsia"/>
+              </w:rPr>
+              <w:t>Timestamp</w:t>
+            </w:r>
+          </w:p>
+        </w:tc>
+        <w:tc>
+          <w:tcPr>
+            <w:tcW w:w="1921" w:type="dxa"/>
+          </w:tcPr>
+          <w:p>
+            <w:pPr>
+              <w:pStyle w:val="ListParagraph"/>
+              <w:ind w:firstLineChars="0" w:firstLine="0"/>
+              <w:rPr>
+                <w:rFonts w:hint="eastAsia"/>
+              </w:rPr>
+            </w:pPr>
+          </w:p>
+        </w:tc>
+        <w:tc>
+          <w:tcPr>
+            <w:tcW w:w="1921" w:type="dxa"/>
+          </w:tcPr>
+          <w:p>
+            <w:pPr>
+              <w:pStyle w:val="ListParagraph"/>
+              <w:ind w:firstLineChars="0" w:firstLine="0"/>
+              <w:rPr>
+                <w:rFonts w:hint="eastAsia"/>
+              </w:rPr>
+            </w:pPr>
+          </w:p>
+        </w:tc>
+      </w:tr>
+    </w:tbl>
+    <w:p>
+      <w:pPr>
+        <w:pStyle w:val="ListParagraph"/>
+        <w:ind w:leftChars="399" w:left="848" w:hangingChars="5" w:hanging="10"/>
+        <w:rPr>
+          <w:rFonts w:hint="eastAsia"/>
+        </w:rPr>
+      </w:pPr>
+    </w:p>
+    <w:p>
+      <w:pPr>
+        <w:pStyle w:val="ListParagraph"/>
+        <w:ind w:leftChars="399" w:left="848" w:hangingChars="5" w:hanging="10"/>
+        <w:rPr>
+          <w:rFonts w:hint="eastAsia"/>
+        </w:rPr>
+      </w:pPr>
+      <w:r>
+        <w:rPr>
+          <w:rFonts w:hint="eastAsia"/>
+        </w:rPr>
+        <w:t>Memory</w:t>
+      </w:r>
+      <w:r>
+        <w:rPr>
+          <w:rFonts w:hint="eastAsia"/>
+        </w:rPr>
+        <w:t>子字段设计：</w:t>
+      </w:r>
+    </w:p>
+    <w:tbl>
+      <w:tblPr>
+        <w:tblStyle w:val="TableGrid"/>
+        <w:tblW w:w="0" w:type="auto"/>
+        <w:tblInd w:w="840" w:type="dxa"/>
+        <w:tblLayout w:type="fixed"/>
+        <w:tblLook w:val="04A0"/>
+      </w:tblPr>
+      <w:tblGrid>
+        <w:gridCol w:w="1920"/>
+        <w:gridCol w:w="1920"/>
+        <w:gridCol w:w="1921"/>
+        <w:gridCol w:w="1921"/>
+      </w:tblGrid>
+      <w:tr>
+        <w:tc>
+          <w:tcPr>
+            <w:tcW w:w="1920" w:type="dxa"/>
+          </w:tcPr>
+          <w:p>
+            <w:pPr>
+              <w:pStyle w:val="ListParagraph"/>
+              <w:ind w:firstLineChars="0" w:firstLine="0"/>
+              <w:jc w:val="center"/>
+              <w:rPr>
+                <w:rFonts w:hint="eastAsia"/>
+              </w:rPr>
+            </w:pPr>
+            <w:r>
+              <w:rPr>
+                <w:rFonts w:hint="eastAsia"/>
+              </w:rPr>
+              <w:t>字段名称</w:t>
+            </w:r>
+          </w:p>
+        </w:tc>
+        <w:tc>
+          <w:tcPr>
+            <w:tcW w:w="1920" w:type="dxa"/>
+          </w:tcPr>
+          <w:p>
+            <w:pPr>
+              <w:pStyle w:val="ListParagraph"/>
+              <w:ind w:firstLineChars="0" w:firstLine="0"/>
+              <w:jc w:val="center"/>
+              <w:rPr>
+                <w:rFonts w:hint="eastAsia"/>
+              </w:rPr>
+            </w:pPr>
+            <w:r>
+              <w:rPr>
+                <w:rFonts w:hint="eastAsia"/>
+              </w:rPr>
+              <w:t>类型</w:t>
+            </w:r>
+          </w:p>
+        </w:tc>
+        <w:tc>
+          <w:tcPr>
+            <w:tcW w:w="1921" w:type="dxa"/>
+          </w:tcPr>
+          <w:p>
+            <w:pPr>
+              <w:pStyle w:val="ListParagraph"/>
+              <w:ind w:firstLineChars="0" w:firstLine="0"/>
+              <w:jc w:val="center"/>
+              <w:rPr>
+                <w:rFonts w:hint="eastAsia"/>
+              </w:rPr>
+            </w:pPr>
+            <w:r>
+              <w:rPr>
+                <w:rFonts w:hint="eastAsia"/>
+              </w:rPr>
+              <w:t>描述</w:t>
+            </w:r>
+          </w:p>
+        </w:tc>
+        <w:tc>
+          <w:tcPr>
+            <w:tcW w:w="1921" w:type="dxa"/>
+          </w:tcPr>
+          <w:p>
+            <w:pPr>
+              <w:pStyle w:val="ListParagraph"/>
+              <w:ind w:firstLineChars="0" w:firstLine="0"/>
+              <w:jc w:val="center"/>
+              <w:rPr>
+                <w:rFonts w:hint="eastAsia"/>
+              </w:rPr>
+            </w:pPr>
+            <w:r>
+              <w:rPr>
+                <w:rFonts w:hint="eastAsia"/>
+              </w:rPr>
+              <w:t>举例</w:t>
+            </w:r>
+          </w:p>
+        </w:tc>
+      </w:tr>
+      <w:tr>
+        <w:tc>
+          <w:tcPr>
+            <w:tcW w:w="1920" w:type="dxa"/>
+          </w:tcPr>
+          <w:p>
+            <w:pPr>
+              <w:pStyle w:val="ListParagraph"/>
+              <w:ind w:firstLineChars="0" w:firstLine="0"/>
+              <w:rPr>
+                <w:rFonts w:hint="eastAsia"/>
+              </w:rPr>
+            </w:pPr>
+            <w:r>
+              <w:rPr>
+                <w:rFonts w:hint="eastAsia"/>
+              </w:rPr>
+              <w:t>Size</w:t>
+            </w:r>
+          </w:p>
+        </w:tc>
+        <w:tc>
+          <w:tcPr>
+            <w:tcW w:w="1920" w:type="dxa"/>
+          </w:tcPr>
+          <w:p>
+            <w:pPr>
+              <w:pStyle w:val="ListParagraph"/>
+              <w:ind w:firstLineChars="0" w:firstLine="0"/>
+              <w:rPr>
+                <w:rFonts w:hint="eastAsia"/>
+              </w:rPr>
+            </w:pPr>
+            <w:r>
+              <w:rPr>
+                <w:rFonts w:hint="eastAsia"/>
+              </w:rPr>
+              <w:t>UINT64</w:t>
+            </w:r>
+          </w:p>
+        </w:tc>
+        <w:tc>
+          <w:tcPr>
+            <w:tcW w:w="1921" w:type="dxa"/>
+          </w:tcPr>
+          <w:p>
+            <w:pPr>
+              <w:pStyle w:val="ListParagraph"/>
+              <w:ind w:firstLineChars="0" w:firstLine="0"/>
+              <w:rPr>
+                <w:rFonts w:hint="eastAsia"/>
+              </w:rPr>
+            </w:pPr>
+          </w:p>
+        </w:tc>
+        <w:tc>
+          <w:tcPr>
+            <w:tcW w:w="1921" w:type="dxa"/>
+          </w:tcPr>
+          <w:p>
+            <w:pPr>
+              <w:pStyle w:val="ListParagraph"/>
+              <w:ind w:firstLineChars="0" w:firstLine="0"/>
+              <w:rPr>
+                <w:rFonts w:hint="eastAsia"/>
+              </w:rPr>
+            </w:pPr>
+            <w:r>
+              <w:rPr>
+                <w:rFonts w:hint="eastAsia"/>
+              </w:rPr>
+              <w:t>Size:</w:t>
+            </w:r>
+            <w:r>
+              <w:t xml:space="preserve"> </w:t>
+            </w:r>
+            <w:r>
+              <w:t>8589934592</w:t>
+            </w:r>
+          </w:p>
+        </w:tc>
+      </w:tr>
+      <w:tr>
+        <w:tc>
+          <w:tcPr>
+            <w:tcW w:w="1920" w:type="dxa"/>
+          </w:tcPr>
+          <w:p>
+            <w:pPr>
+              <w:pStyle w:val="ListParagraph"/>
+              <w:ind w:firstLineChars="0" w:firstLine="0"/>
+              <w:rPr>
+                <w:rFonts w:hint="eastAsia"/>
+              </w:rPr>
+            </w:pPr>
+            <w:r>
+              <w:rPr>
+                <w:rFonts w:hint="eastAsia"/>
+              </w:rPr>
+              <w:t>Model</w:t>
+            </w:r>
+          </w:p>
+        </w:tc>
+        <w:tc>
+          <w:tcPr>
+            <w:tcW w:w="1920" w:type="dxa"/>
+          </w:tcPr>
+          <w:p>
+            <w:pPr>
+              <w:pStyle w:val="ListParagraph"/>
+              <w:ind w:firstLineChars="0" w:firstLine="0"/>
+              <w:rPr>
+                <w:rFonts w:hint="eastAsia"/>
+              </w:rPr>
+            </w:pPr>
+            <w:r>
+              <w:rPr>
+                <w:rFonts w:hint="eastAsia"/>
+              </w:rPr>
+              <w:t>String</w:t>
+            </w:r>
+          </w:p>
+        </w:tc>
+        <w:tc>
+          <w:tcPr>
+            <w:tcW w:w="1921" w:type="dxa"/>
+          </w:tcPr>
+          <w:p>
+            <w:pPr>
+              <w:pStyle w:val="ListParagraph"/>
+              <w:ind w:firstLineChars="0" w:firstLine="0"/>
+              <w:rPr>
+                <w:rFonts w:hint="eastAsia"/>
+              </w:rPr>
+            </w:pPr>
+          </w:p>
+        </w:tc>
+        <w:tc>
+          <w:tcPr>
+            <w:tcW w:w="1921" w:type="dxa"/>
+          </w:tcPr>
+          <w:p>
+            <w:pPr>
+              <w:pStyle w:val="ListParagraph"/>
+              <w:ind w:firstLineChars="0" w:firstLine="0"/>
+              <w:rPr>
+                <w:rFonts w:hint="eastAsia"/>
+              </w:rPr>
+            </w:pPr>
+            <w:r>
+              <w:rPr>
+                <w:rFonts w:hint="eastAsia"/>
+              </w:rPr>
+              <w:t>Model</w:t>
+            </w:r>
+            <w:r>
+              <w:t>:”</w:t>
+            </w:r>
+            <w:r>
+              <w:rPr>
+                <w:rFonts w:hint="eastAsia"/>
+              </w:rPr>
+              <w:t>DDR2</w:t>
+            </w:r>
+            <w:r>
+              <w:t>”</w:t>
+            </w:r>
+          </w:p>
+        </w:tc>
+      </w:tr>
+      <w:tr>
+        <w:tc>
+          <w:tcPr>
+            <w:tcW w:w="1920" w:type="dxa"/>
+          </w:tcPr>
+          <w:p>
+            <w:pPr>
+              <w:pStyle w:val="ListParagraph"/>
+              <w:ind w:firstLineChars="0" w:firstLine="0"/>
+              <w:rPr>
+                <w:rFonts w:hint="eastAsia"/>
+              </w:rPr>
+            </w:pPr>
+            <w:r>
+              <w:rPr>
+                <w:rFonts w:hint="eastAsia"/>
+              </w:rPr>
+              <w:t>Free</w:t>
+            </w:r>
+          </w:p>
+        </w:tc>
+        <w:tc>
+          <w:tcPr>
+            <w:tcW w:w="1920" w:type="dxa"/>
+          </w:tcPr>
+          <w:p>
+            <w:pPr>
+              <w:pStyle w:val="ListParagraph"/>
+              <w:ind w:firstLineChars="0" w:firstLine="0"/>
+              <w:rPr>
+                <w:rFonts w:hint="eastAsia"/>
+              </w:rPr>
+            </w:pPr>
+            <w:r>
+              <w:rPr>
+                <w:rFonts w:hint="eastAsia"/>
+              </w:rPr>
+              <w:t>UINT64</w:t>
+            </w:r>
+          </w:p>
+        </w:tc>
+        <w:tc>
+          <w:tcPr>
+            <w:tcW w:w="1921" w:type="dxa"/>
+          </w:tcPr>
+          <w:p>
+            <w:pPr>
+              <w:pStyle w:val="ListParagraph"/>
+              <w:ind w:firstLineChars="0" w:firstLine="0"/>
+              <w:rPr>
+                <w:rFonts w:hint="eastAsia"/>
+              </w:rPr>
+            </w:pPr>
+          </w:p>
+        </w:tc>
+        <w:tc>
+          <w:tcPr>
+            <w:tcW w:w="1921" w:type="dxa"/>
+          </w:tcPr>
+          <w:p>
+            <w:pPr>
+              <w:pStyle w:val="ListParagraph"/>
+              <w:ind w:firstLineChars="0" w:firstLine="0"/>
+              <w:rPr>
+                <w:rFonts w:hint="eastAsia"/>
+              </w:rPr>
+            </w:pPr>
+            <w:r>
+              <w:rPr>
+                <w:rFonts w:hint="eastAsia"/>
+              </w:rPr>
+              <w:t>Free:</w:t>
+            </w:r>
+            <w:r>
+              <w:t>”</w:t>
+            </w:r>
+            <w:r>
+              <w:rPr>
+                <w:rFonts w:hint="eastAsia"/>
+              </w:rPr>
+              <w:t>XXX</w:t>
+            </w:r>
+            <w:r>
+              <w:t>”</w:t>
+            </w:r>
+          </w:p>
+        </w:tc>
+      </w:tr>
+    </w:tbl>
+    <w:p>
+      <w:pPr>
+        <w:pStyle w:val="ListParagraph"/>
+        <w:ind w:leftChars="399" w:left="848" w:hangingChars="5" w:hanging="10"/>
+        <w:rPr>
+          <w:rFonts w:hint="eastAsia"/>
+        </w:rPr>
+      </w:pPr>
+    </w:p>
+    <w:p>
+      <w:pPr>
+        <w:pStyle w:val="ListParagraph"/>
+        <w:ind w:leftChars="399" w:left="848" w:hangingChars="5" w:hanging="10"/>
+        <w:rPr>
+          <w:rFonts w:hint="eastAsia"/>
+        </w:rPr>
+      </w:pPr>
+      <w:r>
+        <w:rPr>
+          <w:rFonts w:hint="eastAsia"/>
+        </w:rPr>
+        <w:t>Disk[Object]</w:t>
+      </w:r>
+      <w:r>
+        <w:rPr>
+          <w:rFonts w:hint="eastAsia"/>
+        </w:rPr>
+        <w:t>子字段设计：</w:t>
+      </w:r>
+    </w:p>
+    <w:tbl>
+      <w:tblPr>
+        <w:tblStyle w:val="TableGrid"/>
+        <w:tblW w:w="0" w:type="auto"/>
+        <w:tblInd w:w="840" w:type="dxa"/>
+        <w:tblLayout w:type="fixed"/>
+        <w:tblLook w:val="04A0"/>
+      </w:tblPr>
+      <w:tblGrid>
+        <w:gridCol w:w="1920"/>
+        <w:gridCol w:w="1920"/>
+        <w:gridCol w:w="1921"/>
+        <w:gridCol w:w="1921"/>
+      </w:tblGrid>
+      <w:tr>
+        <w:tc>
+          <w:tcPr>
+            <w:tcW w:w="1920" w:type="dxa"/>
+          </w:tcPr>
+          <w:p>
+            <w:pPr>
+              <w:pStyle w:val="ListParagraph"/>
+              <w:ind w:firstLineChars="0" w:firstLine="0"/>
+              <w:jc w:val="center"/>
+              <w:rPr>
+                <w:rFonts w:hint="eastAsia"/>
+              </w:rPr>
+            </w:pPr>
+            <w:r>
+              <w:rPr>
+                <w:rFonts w:hint="eastAsia"/>
+              </w:rPr>
+              <w:t>字段名称</w:t>
+            </w:r>
+          </w:p>
+        </w:tc>
+        <w:tc>
+          <w:tcPr>
+            <w:tcW w:w="1920" w:type="dxa"/>
+          </w:tcPr>
+          <w:p>
+            <w:pPr>
+              <w:pStyle w:val="ListParagraph"/>
+              <w:ind w:firstLineChars="0" w:firstLine="0"/>
+              <w:jc w:val="center"/>
+              <w:rPr>
+                <w:rFonts w:hint="eastAsia"/>
+              </w:rPr>
+            </w:pPr>
+            <w:r>
+              <w:rPr>
+                <w:rFonts w:hint="eastAsia"/>
+              </w:rPr>
+              <w:t>类型</w:t>
+            </w:r>
+          </w:p>
+        </w:tc>
+        <w:tc>
+          <w:tcPr>
+            <w:tcW w:w="1921" w:type="dxa"/>
+          </w:tcPr>
+          <w:p>
+            <w:pPr>
+              <w:pStyle w:val="ListParagraph"/>
+              <w:ind w:firstLineChars="0" w:firstLine="0"/>
+              <w:jc w:val="center"/>
+              <w:rPr>
+                <w:rFonts w:hint="eastAsia"/>
+              </w:rPr>
+            </w:pPr>
+            <w:r>
+              <w:rPr>
+                <w:rFonts w:hint="eastAsia"/>
+              </w:rPr>
+              <w:t>描述</w:t>
+            </w:r>
+          </w:p>
+        </w:tc>
+        <w:tc>
+          <w:tcPr>
+            <w:tcW w:w="1921" w:type="dxa"/>
+          </w:tcPr>
+          <w:p>
+            <w:pPr>
+              <w:pStyle w:val="ListParagraph"/>
+              <w:ind w:firstLineChars="0" w:firstLine="0"/>
+              <w:jc w:val="center"/>
+              <w:rPr>
+                <w:rFonts w:hint="eastAsia"/>
+              </w:rPr>
+            </w:pPr>
+            <w:r>
+              <w:rPr>
+                <w:rFonts w:hint="eastAsia"/>
+              </w:rPr>
+              <w:t>举例</w:t>
+            </w:r>
+          </w:p>
+        </w:tc>
+      </w:tr>
+      <w:tr>
+        <w:tc>
+          <w:tcPr>
+            <w:tcW w:w="1920" w:type="dxa"/>
+          </w:tcPr>
+          <w:p>
+            <w:pPr>
+              <w:pStyle w:val="ListParagraph"/>
+              <w:ind w:firstLineChars="0" w:firstLine="0"/>
+              <w:rPr>
+                <w:rFonts w:hint="eastAsia"/>
+              </w:rPr>
+            </w:pPr>
+            <w:r>
+              <w:rPr>
+                <w:rFonts w:hint="eastAsia"/>
+              </w:rPr>
+              <w:t>Name</w:t>
+            </w:r>
+          </w:p>
+        </w:tc>
+        <w:tc>
+          <w:tcPr>
+            <w:tcW w:w="1920" w:type="dxa"/>
+          </w:tcPr>
+          <w:p>
+            <w:pPr>
+              <w:pStyle w:val="ListParagraph"/>
+              <w:ind w:firstLineChars="0" w:firstLine="0"/>
+              <w:rPr>
+                <w:rFonts w:hint="eastAsia"/>
+              </w:rPr>
+            </w:pPr>
+            <w:r>
+              <w:rPr>
+                <w:rFonts w:hint="eastAsia"/>
+              </w:rPr>
+              <w:t>String</w:t>
+            </w:r>
+          </w:p>
+        </w:tc>
+        <w:tc>
+          <w:tcPr>
+            <w:tcW w:w="1921" w:type="dxa"/>
+          </w:tcPr>
+          <w:p>
+            <w:pPr>
+              <w:pStyle w:val="ListParagraph"/>
+              <w:ind w:firstLineChars="0" w:firstLine="0"/>
+              <w:rPr>
+                <w:rFonts w:hint="eastAsia"/>
+              </w:rPr>
+            </w:pPr>
+            <w:r>
+              <w:rPr>
+                <w:rFonts w:hint="eastAsia"/>
+              </w:rPr>
+              <w:t>唯一</w:t>
+            </w:r>
+          </w:p>
+        </w:tc>
+        <w:tc>
+          <w:tcPr>
+            <w:tcW w:w="1921" w:type="dxa"/>
+          </w:tcPr>
+          <w:p>
+            <w:pPr>
+              <w:pStyle w:val="ListParagraph"/>
+              <w:ind w:firstLineChars="0" w:firstLine="0"/>
+              <w:rPr>
+                <w:rFonts w:hint="eastAsia"/>
+              </w:rPr>
+            </w:pPr>
+            <w:r>
+              <w:t>“</w:t>
+            </w:r>
+            <w:proofErr w:type="spellStart"/>
+            <w:r>
+              <w:rPr>
+                <w:rFonts w:hint="eastAsia"/>
+              </w:rPr>
+              <w:t>sda</w:t>
+            </w:r>
+            <w:proofErr w:type="spellEnd"/>
+            <w:r>
+              <w:t>”</w:t>
+            </w:r>
+          </w:p>
+        </w:tc>
+      </w:tr>
+      <w:tr>
+        <w:tc>
+          <w:tcPr>
+            <w:tcW w:w="1920" w:type="dxa"/>
+          </w:tcPr>
+          <w:p>
+            <w:pPr>
+              <w:pStyle w:val="ListParagraph"/>
+              <w:ind w:firstLineChars="0" w:firstLine="0"/>
+              <w:rPr>
+                <w:rFonts w:hint="eastAsia"/>
+              </w:rPr>
+            </w:pPr>
+            <w:r>
+              <w:rPr>
+                <w:rFonts w:hint="eastAsia"/>
+              </w:rPr>
+              <w:t>Size</w:t>
+            </w:r>
+          </w:p>
+        </w:tc>
+        <w:tc>
+          <w:tcPr>
+            <w:tcW w:w="1920" w:type="dxa"/>
+          </w:tcPr>
+          <w:p>
+            <w:pPr>
+              <w:pStyle w:val="ListParagraph"/>
+              <w:ind w:firstLineChars="0" w:firstLine="0"/>
+              <w:rPr>
+                <w:rFonts w:hint="eastAsia"/>
+              </w:rPr>
+            </w:pPr>
+            <w:r>
+              <w:rPr>
+                <w:rFonts w:hint="eastAsia"/>
+              </w:rPr>
+              <w:t>UINT64</w:t>
+            </w:r>
+          </w:p>
+        </w:tc>
+        <w:tc>
+          <w:tcPr>
+            <w:tcW w:w="1921" w:type="dxa"/>
+          </w:tcPr>
+          <w:p>
+            <w:pPr>
+              <w:pStyle w:val="ListParagraph"/>
+              <w:ind w:firstLineChars="0" w:firstLine="0"/>
+              <w:rPr>
+                <w:rFonts w:hint="eastAsia"/>
+              </w:rPr>
+            </w:pPr>
+          </w:p>
+        </w:tc>
+        <w:tc>
+          <w:tcPr>
+            <w:tcW w:w="1921" w:type="dxa"/>
+          </w:tcPr>
+          <w:p>
+            <w:pPr>
+              <w:pStyle w:val="ListParagraph"/>
+              <w:ind w:firstLineChars="0" w:firstLine="0"/>
+            </w:pPr>
+            <w:r>
+              <w:rPr>
+                <w:rFonts w:hint="eastAsia"/>
+              </w:rPr>
+              <w:t>Size:</w:t>
+            </w:r>
+            <w:r>
+              <w:t xml:space="preserve"> </w:t>
+            </w:r>
+            <w:r>
+              <w:t>1073741824</w:t>
+            </w:r>
+          </w:p>
+        </w:tc>
+      </w:tr>
+      <w:tr>
+        <w:tc>
+          <w:tcPr>
+            <w:tcW w:w="1920" w:type="dxa"/>
+          </w:tcPr>
+          <w:p>
+            <w:pPr>
+              <w:pStyle w:val="ListParagraph"/>
+              <w:ind w:firstLineChars="0" w:firstLine="0"/>
+              <w:rPr>
+                <w:rFonts w:hint="eastAsia"/>
+              </w:rPr>
+            </w:pPr>
+            <w:r>
+              <w:rPr>
+                <w:rFonts w:hint="eastAsia"/>
+              </w:rPr>
+              <w:t>Mount</w:t>
+            </w:r>
+          </w:p>
+        </w:tc>
+        <w:tc>
+          <w:tcPr>
+            <w:tcW w:w="1920" w:type="dxa"/>
+          </w:tcPr>
+          <w:p>
+            <w:pPr>
+              <w:pStyle w:val="ListParagraph"/>
+              <w:ind w:firstLineChars="0" w:firstLine="0"/>
+              <w:rPr>
+                <w:rFonts w:hint="eastAsia"/>
+              </w:rPr>
+            </w:pPr>
+            <w:r>
+              <w:rPr>
+                <w:rFonts w:hint="eastAsia"/>
+              </w:rPr>
+              <w:t>String</w:t>
+            </w:r>
+          </w:p>
+        </w:tc>
+        <w:tc>
+          <w:tcPr>
+            <w:tcW w:w="1921" w:type="dxa"/>
+          </w:tcPr>
+          <w:p>
+            <w:pPr>
+              <w:pStyle w:val="ListParagraph"/>
+              <w:ind w:firstLineChars="0" w:firstLine="0"/>
+              <w:rPr>
+                <w:rFonts w:hint="eastAsia"/>
+              </w:rPr>
+            </w:pPr>
+          </w:p>
+        </w:tc>
+        <w:tc>
+          <w:tcPr>
+            <w:tcW w:w="1921" w:type="dxa"/>
+          </w:tcPr>
+          <w:p>
+            <w:pPr>
+              <w:pStyle w:val="ListParagraph"/>
+              <w:ind w:firstLineChars="0" w:firstLine="0"/>
+              <w:rPr>
+                <w:rFonts w:hint="eastAsia"/>
+              </w:rPr>
+            </w:pPr>
+            <w:r>
+              <w:rPr>
+                <w:rFonts w:hint="eastAsia"/>
+              </w:rPr>
+              <w:t>Mount:</w:t>
+            </w:r>
+            <w:r>
+              <w:t>“</w:t>
+            </w:r>
+            <w:r>
+              <w:rPr>
+                <w:rFonts w:hint="eastAsia"/>
+              </w:rPr>
+              <w:t>/opt/database/disk1</w:t>
+            </w:r>
+            <w:r>
+              <w:t>”</w:t>
+            </w:r>
+          </w:p>
+        </w:tc>
+      </w:tr>
+      <w:tr>
+        <w:tc>
+          <w:tcPr>
+            <w:tcW w:w="1920" w:type="dxa"/>
+          </w:tcPr>
+          <w:p>
+            <w:pPr>
+              <w:pStyle w:val="ListParagraph"/>
+              <w:ind w:firstLineChars="0" w:firstLine="0"/>
+              <w:rPr>
+                <w:rFonts w:hint="eastAsia"/>
+              </w:rPr>
+            </w:pPr>
+            <w:r>
+              <w:rPr>
+                <w:rFonts w:hint="eastAsia"/>
+              </w:rPr>
+              <w:t>Free</w:t>
+            </w:r>
+          </w:p>
+        </w:tc>
+        <w:tc>
+          <w:tcPr>
+            <w:tcW w:w="1920" w:type="dxa"/>
+          </w:tcPr>
+          <w:p>
+            <w:pPr>
+              <w:pStyle w:val="ListParagraph"/>
+              <w:ind w:firstLineChars="0" w:firstLine="0"/>
+              <w:rPr>
+                <w:rFonts w:hint="eastAsia"/>
+              </w:rPr>
+            </w:pPr>
+            <w:r>
+              <w:rPr>
+                <w:rFonts w:hint="eastAsia"/>
+              </w:rPr>
+              <w:t>UINT64</w:t>
+            </w:r>
+          </w:p>
+        </w:tc>
+        <w:tc>
+          <w:tcPr>
+            <w:tcW w:w="1921" w:type="dxa"/>
+          </w:tcPr>
+          <w:p>
+            <w:pPr>
+              <w:pStyle w:val="ListParagraph"/>
+              <w:ind w:firstLineChars="0" w:firstLine="0"/>
+              <w:rPr>
+                <w:rFonts w:hint="eastAsia"/>
+              </w:rPr>
+            </w:pPr>
+          </w:p>
+        </w:tc>
+        <w:tc>
+          <w:tcPr>
+            <w:tcW w:w="1921" w:type="dxa"/>
+          </w:tcPr>
+          <w:p>
+            <w:pPr>
+              <w:pStyle w:val="ListParagraph"/>
+              <w:ind w:firstLineChars="0" w:firstLine="0"/>
+            </w:pPr>
+            <w:r>
+              <w:rPr>
+                <w:rFonts w:hint="eastAsia"/>
+              </w:rPr>
+              <w:t>Free:</w:t>
+            </w:r>
+            <w:r>
+              <w:t>”</w:t>
+            </w:r>
+            <w:r>
+              <w:rPr>
+                <w:rFonts w:hint="eastAsia"/>
+              </w:rPr>
+              <w:t>XXXX</w:t>
+            </w:r>
+            <w:r>
+              <w:t>”</w:t>
+            </w:r>
+          </w:p>
+        </w:tc>
+      </w:tr>
+      <w:tr>
+        <w:tc>
+          <w:tcPr>
+            <w:tcW w:w="1920" w:type="dxa"/>
+          </w:tcPr>
+          <w:p>
+            <w:pPr>
+              <w:pStyle w:val="ListParagraph"/>
+              <w:ind w:firstLineChars="0" w:firstLine="0"/>
+              <w:rPr>
+                <w:rFonts w:hint="eastAsia"/>
+              </w:rPr>
+            </w:pPr>
+            <w:r>
+              <w:rPr>
+                <w:rFonts w:hint="eastAsia"/>
+              </w:rPr>
+              <w:t>Used</w:t>
+            </w:r>
+          </w:p>
+        </w:tc>
+        <w:tc>
+          <w:tcPr>
+            <w:tcW w:w="1920" w:type="dxa"/>
+          </w:tcPr>
+          <w:p>
+            <w:pPr>
+              <w:pStyle w:val="ListParagraph"/>
+              <w:ind w:firstLineChars="0" w:firstLine="0"/>
+              <w:rPr>
+                <w:rFonts w:hint="eastAsia"/>
+              </w:rPr>
+            </w:pPr>
+            <w:r>
+              <w:rPr>
+                <w:rFonts w:hint="eastAsia"/>
+              </w:rPr>
+              <w:t>BOOLEAN</w:t>
+            </w:r>
+          </w:p>
+        </w:tc>
+        <w:tc>
+          <w:tcPr>
+            <w:tcW w:w="1921" w:type="dxa"/>
+          </w:tcPr>
+          <w:p>
+            <w:pPr>
+              <w:pStyle w:val="ListParagraph"/>
+              <w:ind w:firstLineChars="0" w:firstLine="0"/>
+              <w:rPr>
+                <w:rFonts w:hint="eastAsia"/>
+              </w:rPr>
+            </w:pPr>
+          </w:p>
+        </w:tc>
+        <w:tc>
+          <w:tcPr>
+            <w:tcW w:w="1921" w:type="dxa"/>
+          </w:tcPr>
+          <w:p>
+            <w:pPr>
+              <w:pStyle w:val="ListParagraph"/>
+              <w:ind w:firstLineChars="0" w:firstLine="0"/>
+              <w:rPr>
+                <w:rFonts w:hint="eastAsia"/>
+              </w:rPr>
+            </w:pPr>
+          </w:p>
+        </w:tc>
+      </w:tr>
+    </w:tbl>
+    <w:p>
+      <w:pPr>
+        <w:pStyle w:val="ListParagraph"/>
+        <w:ind w:leftChars="399" w:left="848" w:hangingChars="5" w:hanging="10"/>
+        <w:rPr>
+          <w:rFonts w:hint="eastAsia"/>
+        </w:rPr>
+      </w:pPr>
+    </w:p>
+    <w:p>
+      <w:pPr>
+        <w:pStyle w:val="ListParagraph"/>
+        <w:ind w:leftChars="399" w:left="848" w:hangingChars="5" w:hanging="10"/>
+        <w:rPr>
+          <w:rFonts w:hint="eastAsia"/>
+        </w:rPr>
+      </w:pPr>
+      <w:r>
+        <w:rPr>
+          <w:rFonts w:hint="eastAsia"/>
+        </w:rPr>
+        <w:t>CPU[Object]</w:t>
+      </w:r>
+      <w:r>
+        <w:rPr>
+          <w:rFonts w:hint="eastAsia"/>
+        </w:rPr>
+        <w:t>子字段设计：</w:t>
+      </w:r>
+    </w:p>
+    <w:tbl>
+      <w:tblPr>
+        <w:tblStyle w:val="TableGrid"/>
+        <w:tblW w:w="0" w:type="auto"/>
+        <w:tblInd w:w="840" w:type="dxa"/>
+        <w:tblLayout w:type="fixed"/>
+        <w:tblLook w:val="04A0"/>
+      </w:tblPr>
+      <w:tblGrid>
+        <w:gridCol w:w="1920"/>
+        <w:gridCol w:w="1920"/>
+        <w:gridCol w:w="1921"/>
+        <w:gridCol w:w="1921"/>
+      </w:tblGrid>
+      <w:tr>
+        <w:tc>
+          <w:tcPr>
+            <w:tcW w:w="1920" w:type="dxa"/>
+          </w:tcPr>
+          <w:p>
+            <w:pPr>
+              <w:pStyle w:val="ListParagraph"/>
+              <w:ind w:firstLineChars="0" w:firstLine="0"/>
+              <w:jc w:val="center"/>
+              <w:rPr>
+                <w:rFonts w:hint="eastAsia"/>
+              </w:rPr>
+            </w:pPr>
+            <w:r>
+              <w:rPr>
+                <w:rFonts w:hint="eastAsia"/>
+              </w:rPr>
+              <w:t>字段名称</w:t>
+            </w:r>
+          </w:p>
+        </w:tc>
+        <w:tc>
+          <w:tcPr>
+            <w:tcW w:w="1920" w:type="dxa"/>
+          </w:tcPr>
+          <w:p>
+            <w:pPr>
+              <w:pStyle w:val="ListParagraph"/>
+              <w:ind w:firstLineChars="0" w:firstLine="0"/>
+              <w:jc w:val="center"/>
+              <w:rPr>
+                <w:rFonts w:hint="eastAsia"/>
+              </w:rPr>
+            </w:pPr>
+            <w:r>
+              <w:rPr>
+                <w:rFonts w:hint="eastAsia"/>
+              </w:rPr>
+              <w:t>类型</w:t>
+            </w:r>
+          </w:p>
+        </w:tc>
+        <w:tc>
+          <w:tcPr>
+            <w:tcW w:w="1921" w:type="dxa"/>
+          </w:tcPr>
+          <w:p>
+            <w:pPr>
+              <w:pStyle w:val="ListParagraph"/>
+              <w:ind w:firstLineChars="0" w:firstLine="0"/>
+              <w:jc w:val="center"/>
+              <w:rPr>
+                <w:rFonts w:hint="eastAsia"/>
+              </w:rPr>
+            </w:pPr>
+            <w:r>
+              <w:rPr>
+                <w:rFonts w:hint="eastAsia"/>
+              </w:rPr>
+              <w:t>描述</w:t>
+            </w:r>
+          </w:p>
+        </w:tc>
+        <w:tc>
+          <w:tcPr>
+            <w:tcW w:w="1921" w:type="dxa"/>
+          </w:tcPr>
+          <w:p>
+            <w:pPr>
+              <w:pStyle w:val="ListParagraph"/>
+              <w:ind w:firstLineChars="0" w:firstLine="0"/>
+              <w:jc w:val="center"/>
+              <w:rPr>
+                <w:rFonts w:hint="eastAsia"/>
+              </w:rPr>
+            </w:pPr>
+            <w:r>
+              <w:rPr>
+                <w:rFonts w:hint="eastAsia"/>
+              </w:rPr>
+              <w:t>举例</w:t>
+            </w:r>
+          </w:p>
+        </w:tc>
+      </w:tr>
+      <w:tr>
+        <w:tc>
+          <w:tcPr>
+            <w:tcW w:w="1920" w:type="dxa"/>
+          </w:tcPr>
+          <w:p>
+            <w:pPr>
+              <w:pStyle w:val="ListParagraph"/>
+              <w:ind w:firstLineChars="0" w:firstLine="0"/>
+              <w:rPr>
+                <w:rFonts w:hint="eastAsia"/>
+              </w:rPr>
+            </w:pPr>
+            <w:r>
+              <w:rPr>
+                <w:rFonts w:hint="eastAsia"/>
+              </w:rPr>
+              <w:t>ID</w:t>
+            </w:r>
+          </w:p>
+        </w:tc>
+        <w:tc>
+          <w:tcPr>
+            <w:tcW w:w="1920" w:type="dxa"/>
+          </w:tcPr>
+          <w:p>
+            <w:pPr>
+              <w:pStyle w:val="ListParagraph"/>
+              <w:ind w:firstLineChars="0" w:firstLine="0"/>
+              <w:rPr>
+                <w:rFonts w:hint="eastAsia"/>
+              </w:rPr>
+            </w:pPr>
+            <w:r>
+              <w:rPr>
+                <w:rFonts w:hint="eastAsia"/>
+              </w:rPr>
+              <w:t>String</w:t>
+            </w:r>
+          </w:p>
+        </w:tc>
+        <w:tc>
+          <w:tcPr>
+            <w:tcW w:w="1921" w:type="dxa"/>
+          </w:tcPr>
+          <w:p>
+            <w:pPr>
+              <w:pStyle w:val="ListParagraph"/>
+              <w:ind w:firstLineChars="0" w:firstLine="0"/>
+              <w:rPr>
+                <w:rFonts w:hint="eastAsia"/>
+              </w:rPr>
+            </w:pPr>
+            <w:r>
+              <w:rPr>
+                <w:rFonts w:hint="eastAsia"/>
+              </w:rPr>
+              <w:t>唯一</w:t>
+            </w:r>
+          </w:p>
+        </w:tc>
+        <w:tc>
+          <w:tcPr>
+            <w:tcW w:w="1921" w:type="dxa"/>
+          </w:tcPr>
+          <w:p>
+            <w:pPr>
+              <w:pStyle w:val="ListParagraph"/>
+              <w:ind w:firstLineChars="0" w:firstLine="0"/>
+              <w:rPr>
+                <w:rFonts w:hint="eastAsia"/>
+              </w:rPr>
+            </w:pPr>
+          </w:p>
+        </w:tc>
+      </w:tr>
+      <w:tr>
+        <w:tc>
+          <w:tcPr>
+            <w:tcW w:w="1920" w:type="dxa"/>
+          </w:tcPr>
+          <w:p>
+            <w:pPr>
+              <w:pStyle w:val="ListParagraph"/>
+              <w:ind w:firstLineChars="0" w:firstLine="0"/>
+              <w:rPr>
+                <w:rFonts w:hint="eastAsia"/>
+              </w:rPr>
+            </w:pPr>
+            <w:r>
+              <w:rPr>
+                <w:rFonts w:hint="eastAsia"/>
+              </w:rPr>
+              <w:t>Model</w:t>
+            </w:r>
+          </w:p>
+        </w:tc>
+        <w:tc>
+          <w:tcPr>
+            <w:tcW w:w="1920" w:type="dxa"/>
+          </w:tcPr>
+          <w:p>
+            <w:pPr>
+              <w:pStyle w:val="ListParagraph"/>
+              <w:ind w:firstLineChars="0" w:firstLine="0"/>
+              <w:rPr>
+                <w:rFonts w:hint="eastAsia"/>
+              </w:rPr>
+            </w:pPr>
+            <w:r>
+              <w:rPr>
+                <w:rFonts w:hint="eastAsia"/>
+              </w:rPr>
+              <w:t>String</w:t>
+            </w:r>
+          </w:p>
+        </w:tc>
+        <w:tc>
+          <w:tcPr>
+            <w:tcW w:w="1921" w:type="dxa"/>
+          </w:tcPr>
+          <w:p>
+            <w:pPr>
+              <w:pStyle w:val="ListParagraph"/>
+              <w:ind w:firstLineChars="0" w:firstLine="0"/>
+              <w:rPr>
+                <w:rFonts w:hint="eastAsia"/>
+              </w:rPr>
+            </w:pPr>
+          </w:p>
+        </w:tc>
+        <w:tc>
+          <w:tcPr>
+            <w:tcW w:w="1921" w:type="dxa"/>
+          </w:tcPr>
+          <w:p>
+            <w:pPr>
+              <w:pStyle w:val="ListParagraph"/>
+              <w:ind w:firstLineChars="0" w:firstLine="0"/>
+              <w:rPr>
+                <w:rFonts w:hint="eastAsia"/>
+              </w:rPr>
+            </w:pPr>
+            <w:r>
+              <w:rPr>
+                <w:rFonts w:hint="eastAsia"/>
+              </w:rPr>
+              <w:t>Model:</w:t>
+            </w:r>
+            <w:r>
+              <w:t>”</w:t>
+            </w:r>
+            <w:r>
+              <w:rPr>
+                <w:rFonts w:hint="eastAsia"/>
+              </w:rPr>
+              <w:t>x86-64</w:t>
+            </w:r>
+            <w:r>
+              <w:t>”</w:t>
+            </w:r>
+          </w:p>
+        </w:tc>
+      </w:tr>
+      <w:tr>
+        <w:tc>
+          <w:tcPr>
+            <w:tcW w:w="1920" w:type="dxa"/>
+          </w:tcPr>
+          <w:p>
+            <w:pPr>
+              <w:pStyle w:val="ListParagraph"/>
+              <w:ind w:firstLineChars="0" w:firstLine="0"/>
+              <w:rPr>
+                <w:rFonts w:hint="eastAsia"/>
+              </w:rPr>
+            </w:pPr>
+            <w:r>
+              <w:rPr>
+                <w:rFonts w:hint="eastAsia"/>
+              </w:rPr>
+              <w:t>Core</w:t>
+            </w:r>
+          </w:p>
+        </w:tc>
+        <w:tc>
+          <w:tcPr>
+            <w:tcW w:w="1920" w:type="dxa"/>
+          </w:tcPr>
+          <w:p>
+            <w:pPr>
+              <w:pStyle w:val="ListParagraph"/>
+              <w:ind w:firstLineChars="0" w:firstLine="0"/>
+              <w:rPr>
+                <w:rFonts w:hint="eastAsia"/>
+              </w:rPr>
+            </w:pPr>
+            <w:r>
+              <w:rPr>
+                <w:rFonts w:hint="eastAsia"/>
+              </w:rPr>
+              <w:t>INT32</w:t>
+            </w:r>
+          </w:p>
+        </w:tc>
+        <w:tc>
+          <w:tcPr>
+            <w:tcW w:w="1921" w:type="dxa"/>
+          </w:tcPr>
+          <w:p>
+            <w:pPr>
+              <w:pStyle w:val="ListParagraph"/>
+              <w:ind w:firstLineChars="0" w:firstLine="0"/>
+              <w:rPr>
+                <w:rFonts w:hint="eastAsia"/>
+              </w:rPr>
+            </w:pPr>
+          </w:p>
+        </w:tc>
+        <w:tc>
+          <w:tcPr>
+            <w:tcW w:w="1921" w:type="dxa"/>
+          </w:tcPr>
+          <w:p>
+            <w:pPr>
+              <w:pStyle w:val="ListParagraph"/>
+              <w:ind w:firstLineChars="0" w:firstLine="0"/>
+              <w:rPr>
+                <w:rFonts w:hint="eastAsia"/>
+              </w:rPr>
+            </w:pPr>
+            <w:r>
+              <w:rPr>
+                <w:rFonts w:hint="eastAsia"/>
+              </w:rPr>
+              <w:t>Core:4</w:t>
+            </w:r>
+          </w:p>
+        </w:tc>
+      </w:tr>
+      <w:tr>
+        <w:tc>
+          <w:tcPr>
+            <w:tcW w:w="1920" w:type="dxa"/>
+          </w:tcPr>
+          <w:p>
+            <w:pPr>
+              <w:pStyle w:val="ListParagraph"/>
+              <w:ind w:firstLineChars="0" w:firstLine="0"/>
+              <w:rPr>
+                <w:rFonts w:hint="eastAsia"/>
+              </w:rPr>
+            </w:pPr>
+            <w:r>
+              <w:rPr>
+                <w:rFonts w:hint="eastAsia"/>
+              </w:rPr>
+              <w:lastRenderedPageBreak/>
+              <w:t>Freq</w:t>
+            </w:r>
+          </w:p>
+        </w:tc>
+        <w:tc>
+          <w:tcPr>
+            <w:tcW w:w="1920" w:type="dxa"/>
+          </w:tcPr>
+          <w:p>
+            <w:pPr>
+              <w:pStyle w:val="ListParagraph"/>
+              <w:ind w:firstLineChars="0" w:firstLine="0"/>
+              <w:rPr>
+                <w:rFonts w:hint="eastAsia"/>
+              </w:rPr>
+            </w:pPr>
+            <w:r>
+              <w:rPr>
+                <w:rFonts w:hint="eastAsia"/>
+              </w:rPr>
+              <w:t>String</w:t>
+            </w:r>
+          </w:p>
+        </w:tc>
+        <w:tc>
+          <w:tcPr>
+            <w:tcW w:w="1921" w:type="dxa"/>
+          </w:tcPr>
+          <w:p>
+            <w:pPr>
+              <w:pStyle w:val="ListParagraph"/>
+              <w:ind w:firstLineChars="0" w:firstLine="0"/>
+              <w:rPr>
+                <w:rFonts w:hint="eastAsia"/>
+              </w:rPr>
+            </w:pPr>
+          </w:p>
+        </w:tc>
+        <w:tc>
+          <w:tcPr>
+            <w:tcW w:w="1921" w:type="dxa"/>
+          </w:tcPr>
+          <w:p>
+            <w:pPr>
+              <w:pStyle w:val="ListParagraph"/>
+              <w:ind w:firstLineChars="0" w:firstLine="0"/>
+              <w:rPr>
+                <w:rFonts w:hint="eastAsia"/>
+              </w:rPr>
+            </w:pPr>
+            <w:r>
+              <w:rPr>
+                <w:rFonts w:hint="eastAsia"/>
+              </w:rPr>
+              <w:t>Freq:</w:t>
+            </w:r>
+            <w:r>
+              <w:t>”</w:t>
+            </w:r>
+            <w:r>
+              <w:rPr>
+                <w:rFonts w:hint="eastAsia"/>
+              </w:rPr>
+              <w:t>1.6M</w:t>
+            </w:r>
+            <w:r>
+              <w:t>”</w:t>
+            </w:r>
+          </w:p>
+        </w:tc>
+      </w:tr>
+    </w:tbl>
+    <w:p>
+      <w:pPr>
+        <w:pStyle w:val="ListParagraph"/>
+        <w:ind w:leftChars="399" w:left="848" w:hangingChars="5" w:hanging="10"/>
+        <w:rPr>
+          <w:rFonts w:hint="eastAsia"/>
+        </w:rPr>
+      </w:pPr>
+    </w:p>
+    <w:p>
+      <w:pPr>
+        <w:pStyle w:val="ListParagraph"/>
+        <w:ind w:leftChars="399" w:left="848" w:hangingChars="5" w:hanging="10"/>
+        <w:rPr>
+          <w:rFonts w:hint="eastAsia"/>
+        </w:rPr>
+      </w:pPr>
+      <w:r>
+        <w:rPr>
+          <w:rFonts w:hint="eastAsia"/>
+        </w:rPr>
+        <w:t>Net[Object]</w:t>
+      </w:r>
+      <w:r>
+        <w:rPr>
+          <w:rFonts w:hint="eastAsia"/>
+        </w:rPr>
+        <w:t>子字段设计：</w:t>
+      </w:r>
+    </w:p>
+    <w:tbl>
+      <w:tblPr>
+        <w:tblStyle w:val="TableGrid"/>
+        <w:tblW w:w="0" w:type="auto"/>
+        <w:tblInd w:w="840" w:type="dxa"/>
+        <w:tblLayout w:type="fixed"/>
+        <w:tblLook w:val="04A0"/>
+      </w:tblPr>
+      <w:tblGrid>
+        <w:gridCol w:w="1920"/>
+        <w:gridCol w:w="1920"/>
+        <w:gridCol w:w="1921"/>
+        <w:gridCol w:w="1921"/>
+      </w:tblGrid>
+      <w:tr>
+        <w:tc>
+          <w:tcPr>
+            <w:tcW w:w="1920" w:type="dxa"/>
+          </w:tcPr>
+          <w:p>
+            <w:pPr>
+              <w:pStyle w:val="ListParagraph"/>
+              <w:ind w:firstLineChars="0" w:firstLine="0"/>
+              <w:jc w:val="center"/>
+              <w:rPr>
+                <w:rFonts w:hint="eastAsia"/>
+              </w:rPr>
+            </w:pPr>
+            <w:r>
+              <w:rPr>
+                <w:rFonts w:hint="eastAsia"/>
+              </w:rPr>
+              <w:t>字段名称</w:t>
+            </w:r>
+          </w:p>
+        </w:tc>
+        <w:tc>
+          <w:tcPr>
+            <w:tcW w:w="1920" w:type="dxa"/>
+          </w:tcPr>
+          <w:p>
+            <w:pPr>
+              <w:pStyle w:val="ListParagraph"/>
+              <w:ind w:firstLineChars="0" w:firstLine="0"/>
+              <w:jc w:val="center"/>
+              <w:rPr>
+                <w:rFonts w:hint="eastAsia"/>
+              </w:rPr>
+            </w:pPr>
+            <w:r>
+              <w:rPr>
+                <w:rFonts w:hint="eastAsia"/>
+              </w:rPr>
+              <w:t>类型</w:t>
+            </w:r>
+          </w:p>
+        </w:tc>
+        <w:tc>
+          <w:tcPr>
+            <w:tcW w:w="1921" w:type="dxa"/>
+          </w:tcPr>
+          <w:p>
+            <w:pPr>
+              <w:pStyle w:val="ListParagraph"/>
+              <w:ind w:firstLineChars="0" w:firstLine="0"/>
+              <w:jc w:val="center"/>
+              <w:rPr>
+                <w:rFonts w:hint="eastAsia"/>
+              </w:rPr>
+            </w:pPr>
+            <w:r>
+              <w:rPr>
+                <w:rFonts w:hint="eastAsia"/>
+              </w:rPr>
+              <w:t>描述</w:t>
+            </w:r>
+          </w:p>
+        </w:tc>
+        <w:tc>
+          <w:tcPr>
+            <w:tcW w:w="1921" w:type="dxa"/>
+          </w:tcPr>
+          <w:p>
+            <w:pPr>
+              <w:pStyle w:val="ListParagraph"/>
+              <w:ind w:firstLineChars="0" w:firstLine="0"/>
+              <w:jc w:val="center"/>
+              <w:rPr>
+                <w:rFonts w:hint="eastAsia"/>
+              </w:rPr>
+            </w:pPr>
+            <w:r>
+              <w:rPr>
+                <w:rFonts w:hint="eastAsia"/>
+              </w:rPr>
+              <w:t>举例</w:t>
+            </w:r>
+          </w:p>
+        </w:tc>
+      </w:tr>
+      <w:tr>
+        <w:tc>
+          <w:tcPr>
+            <w:tcW w:w="1920" w:type="dxa"/>
+          </w:tcPr>
+          <w:p>
+            <w:pPr>
+              <w:pStyle w:val="ListParagraph"/>
+              <w:ind w:firstLineChars="0" w:firstLine="0"/>
+              <w:rPr>
+                <w:rFonts w:hint="eastAsia"/>
+              </w:rPr>
+            </w:pPr>
+            <w:r>
+              <w:rPr>
+                <w:rFonts w:hint="eastAsia"/>
+              </w:rPr>
+              <w:t>Name</w:t>
+            </w:r>
+          </w:p>
+        </w:tc>
+        <w:tc>
+          <w:tcPr>
+            <w:tcW w:w="1920" w:type="dxa"/>
+          </w:tcPr>
+          <w:p>
+            <w:pPr>
+              <w:pStyle w:val="ListParagraph"/>
+              <w:ind w:firstLineChars="0" w:firstLine="0"/>
+              <w:rPr>
+                <w:rFonts w:hint="eastAsia"/>
+              </w:rPr>
+            </w:pPr>
+            <w:r>
+              <w:rPr>
+                <w:rFonts w:hint="eastAsia"/>
+              </w:rPr>
+              <w:t>String</w:t>
+            </w:r>
+          </w:p>
+        </w:tc>
+        <w:tc>
+          <w:tcPr>
+            <w:tcW w:w="1921" w:type="dxa"/>
+          </w:tcPr>
+          <w:p>
+            <w:pPr>
+              <w:pStyle w:val="ListParagraph"/>
+              <w:ind w:firstLineChars="0" w:firstLine="0"/>
+              <w:rPr>
+                <w:rFonts w:hint="eastAsia"/>
+              </w:rPr>
+            </w:pPr>
+            <w:r>
+              <w:rPr>
+                <w:rFonts w:hint="eastAsia"/>
+              </w:rPr>
+              <w:t>唯一</w:t>
+            </w:r>
+          </w:p>
+        </w:tc>
+        <w:tc>
+          <w:tcPr>
+            <w:tcW w:w="1921" w:type="dxa"/>
+          </w:tcPr>
+          <w:p>
+            <w:pPr>
+              <w:pStyle w:val="ListParagraph"/>
+              <w:ind w:firstLineChars="0" w:firstLine="0"/>
+              <w:rPr>
+                <w:rFonts w:hint="eastAsia"/>
+              </w:rPr>
+            </w:pPr>
+          </w:p>
+        </w:tc>
+      </w:tr>
+      <w:tr>
+        <w:tc>
+          <w:tcPr>
+            <w:tcW w:w="1920" w:type="dxa"/>
+          </w:tcPr>
+          <w:p>
+            <w:pPr>
+              <w:pStyle w:val="ListParagraph"/>
+              <w:ind w:firstLineChars="0" w:firstLine="0"/>
+              <w:rPr>
+                <w:rFonts w:hint="eastAsia"/>
+              </w:rPr>
+            </w:pPr>
+            <w:r>
+              <w:rPr>
+                <w:rFonts w:hint="eastAsia"/>
+              </w:rPr>
+              <w:t>Model</w:t>
+            </w:r>
+          </w:p>
+        </w:tc>
+        <w:tc>
+          <w:tcPr>
+            <w:tcW w:w="1920" w:type="dxa"/>
+          </w:tcPr>
+          <w:p>
+            <w:pPr>
+              <w:pStyle w:val="ListParagraph"/>
+              <w:ind w:firstLineChars="0" w:firstLine="0"/>
+              <w:rPr>
+                <w:rFonts w:hint="eastAsia"/>
+              </w:rPr>
+            </w:pPr>
+            <w:r>
+              <w:rPr>
+                <w:rFonts w:hint="eastAsia"/>
+              </w:rPr>
+              <w:t>String</w:t>
+            </w:r>
+          </w:p>
+        </w:tc>
+        <w:tc>
+          <w:tcPr>
+            <w:tcW w:w="1921" w:type="dxa"/>
+          </w:tcPr>
+          <w:p>
+            <w:pPr>
+              <w:pStyle w:val="ListParagraph"/>
+              <w:ind w:firstLineChars="0" w:firstLine="0"/>
+              <w:rPr>
+                <w:rFonts w:hint="eastAsia"/>
+              </w:rPr>
+            </w:pPr>
+          </w:p>
+        </w:tc>
+        <w:tc>
+          <w:tcPr>
+            <w:tcW w:w="1921" w:type="dxa"/>
+          </w:tcPr>
+          <w:p>
+            <w:pPr>
+              <w:pStyle w:val="ListParagraph"/>
+              <w:ind w:firstLineChars="0" w:firstLine="0"/>
+              <w:rPr>
+                <w:rFonts w:hint="eastAsia"/>
+              </w:rPr>
+            </w:pPr>
+            <w:r>
+              <w:rPr>
+                <w:rFonts w:hint="eastAsia"/>
+              </w:rPr>
+              <w:t>Model:</w:t>
+            </w:r>
+            <w:r>
+              <w:t>”</w:t>
+            </w:r>
+            <w:r>
+              <w:rPr>
+                <w:rFonts w:hint="eastAsia"/>
+              </w:rPr>
+              <w:t>XXXX</w:t>
+            </w:r>
+            <w:r>
+              <w:t>”</w:t>
+            </w:r>
+          </w:p>
+        </w:tc>
+      </w:tr>
+      <w:tr>
+        <w:tc>
+          <w:tcPr>
+            <w:tcW w:w="1920" w:type="dxa"/>
+          </w:tcPr>
+          <w:p>
+            <w:pPr>
+              <w:pStyle w:val="ListParagraph"/>
+              <w:ind w:firstLineChars="0" w:firstLine="0"/>
+              <w:rPr>
+                <w:rFonts w:hint="eastAsia"/>
+              </w:rPr>
+            </w:pPr>
+            <w:r>
+              <w:rPr>
+                <w:rFonts w:hint="eastAsia"/>
+              </w:rPr>
+              <w:t>Bandwidth</w:t>
+            </w:r>
+          </w:p>
+        </w:tc>
+        <w:tc>
+          <w:tcPr>
+            <w:tcW w:w="1920" w:type="dxa"/>
+          </w:tcPr>
+          <w:p>
+            <w:pPr>
+              <w:pStyle w:val="ListParagraph"/>
+              <w:ind w:firstLineChars="0" w:firstLine="0"/>
+              <w:rPr>
+                <w:rFonts w:hint="eastAsia"/>
+              </w:rPr>
+            </w:pPr>
+            <w:r>
+              <w:rPr>
+                <w:rFonts w:hint="eastAsia"/>
+              </w:rPr>
+              <w:t>String</w:t>
+            </w:r>
+          </w:p>
+        </w:tc>
+        <w:tc>
+          <w:tcPr>
+            <w:tcW w:w="1921" w:type="dxa"/>
+          </w:tcPr>
+          <w:p>
+            <w:pPr>
+              <w:pStyle w:val="ListParagraph"/>
+              <w:ind w:firstLineChars="0" w:firstLine="0"/>
+              <w:rPr>
+                <w:rFonts w:hint="eastAsia"/>
+              </w:rPr>
+            </w:pPr>
+          </w:p>
+        </w:tc>
+        <w:tc>
+          <w:tcPr>
+            <w:tcW w:w="1921" w:type="dxa"/>
+          </w:tcPr>
+          <w:p>
+            <w:pPr>
+              <w:pStyle w:val="ListParagraph"/>
+              <w:ind w:firstLineChars="0" w:firstLine="0"/>
+              <w:rPr>
+                <w:rFonts w:hint="eastAsia"/>
+              </w:rPr>
+            </w:pPr>
+            <w:r>
+              <w:rPr>
+                <w:rFonts w:hint="eastAsia"/>
+              </w:rPr>
+              <w:t>Bandwidth:</w:t>
+            </w:r>
+            <w:r>
+              <w:t>”</w:t>
+            </w:r>
+            <w:r>
+              <w:rPr>
+                <w:rFonts w:hint="eastAsia"/>
+              </w:rPr>
+              <w:t>10GE</w:t>
+            </w:r>
+            <w:r>
+              <w:t>”</w:t>
+            </w:r>
+          </w:p>
+        </w:tc>
+      </w:tr>
+      <w:tr>
+        <w:tc>
+          <w:tcPr>
+            <w:tcW w:w="1920" w:type="dxa"/>
+          </w:tcPr>
+          <w:p>
+            <w:pPr>
+              <w:pStyle w:val="ListParagraph"/>
+              <w:ind w:firstLineChars="0" w:firstLine="0"/>
+              <w:rPr>
+                <w:rFonts w:hint="eastAsia"/>
+              </w:rPr>
+            </w:pPr>
+            <w:r>
+              <w:rPr>
+                <w:rFonts w:hint="eastAsia"/>
+              </w:rPr>
+              <w:t>IP</w:t>
+            </w:r>
+          </w:p>
+        </w:tc>
+        <w:tc>
+          <w:tcPr>
+            <w:tcW w:w="1920" w:type="dxa"/>
+          </w:tcPr>
+          <w:p>
+            <w:pPr>
+              <w:pStyle w:val="ListParagraph"/>
+              <w:ind w:firstLineChars="0" w:firstLine="0"/>
+              <w:rPr>
+                <w:rFonts w:hint="eastAsia"/>
+              </w:rPr>
+            </w:pPr>
+            <w:r>
+              <w:rPr>
+                <w:rFonts w:hint="eastAsia"/>
+              </w:rPr>
+              <w:t>String</w:t>
+            </w:r>
+          </w:p>
+        </w:tc>
+        <w:tc>
+          <w:tcPr>
+            <w:tcW w:w="1921" w:type="dxa"/>
+          </w:tcPr>
+          <w:p>
+            <w:pPr>
+              <w:pStyle w:val="ListParagraph"/>
+              <w:ind w:firstLineChars="0" w:firstLine="0"/>
+              <w:rPr>
+                <w:rFonts w:hint="eastAsia"/>
+              </w:rPr>
+            </w:pPr>
+          </w:p>
+        </w:tc>
+        <w:tc>
+          <w:tcPr>
+            <w:tcW w:w="1921" w:type="dxa"/>
+          </w:tcPr>
+          <w:p>
+            <w:pPr>
+              <w:pStyle w:val="ListParagraph"/>
+              <w:ind w:firstLineChars="0" w:firstLine="0"/>
+              <w:rPr>
+                <w:rFonts w:hint="eastAsia"/>
+              </w:rPr>
+            </w:pPr>
+          </w:p>
+        </w:tc>
+      </w:tr>
+    </w:tbl>
+    <w:p>
+      <w:pPr>
+        <w:pStyle w:val="ListParagraph"/>
+        <w:ind w:leftChars="399" w:left="848" w:hangingChars="5" w:hanging="10"/>
+        <w:rPr>
+          <w:rFonts w:hint="eastAsia"/>
+        </w:rPr>
+      </w:pPr>
+    </w:p>
+    <w:p>
+      <w:pPr>
+        <w:pStyle w:val="ListParagraph"/>
+        <w:ind w:leftChars="399" w:left="848" w:hangingChars="5" w:hanging="10"/>
+        <w:rPr>
+          <w:rFonts w:hint="eastAsia"/>
+        </w:rPr>
+      </w:pPr>
+      <w:r>
+        <w:rPr>
+          <w:rFonts w:hint="eastAsia"/>
+        </w:rPr>
+        <w:t>Port[Object]</w:t>
+      </w:r>
+      <w:r>
+        <w:rPr>
+          <w:rFonts w:hint="eastAsia"/>
+        </w:rPr>
+        <w:t>子字段设计：</w:t>
+      </w:r>
+    </w:p>
+    <w:tbl>
+      <w:tblPr>
+        <w:tblStyle w:val="TableGrid"/>
+        <w:tblW w:w="0" w:type="auto"/>
+        <w:tblInd w:w="840" w:type="dxa"/>
+        <w:tblLayout w:type="fixed"/>
+        <w:tblLook w:val="04A0"/>
+      </w:tblPr>
+      <w:tblGrid>
+        <w:gridCol w:w="1920"/>
+        <w:gridCol w:w="1920"/>
+        <w:gridCol w:w="1921"/>
+        <w:gridCol w:w="1921"/>
+      </w:tblGrid>
+      <w:tr>
+        <w:tc>
+          <w:tcPr>
+            <w:tcW w:w="1920" w:type="dxa"/>
+          </w:tcPr>
+          <w:p>
+            <w:pPr>
+              <w:pStyle w:val="ListParagraph"/>
+              <w:ind w:firstLineChars="0" w:firstLine="0"/>
+              <w:jc w:val="center"/>
+              <w:rPr>
+                <w:rFonts w:hint="eastAsia"/>
+              </w:rPr>
+            </w:pPr>
+            <w:r>
+              <w:rPr>
+                <w:rFonts w:hint="eastAsia"/>
+              </w:rPr>
+              <w:t>字段名称</w:t>
+            </w:r>
+          </w:p>
+        </w:tc>
+        <w:tc>
+          <w:tcPr>
+            <w:tcW w:w="1920" w:type="dxa"/>
+          </w:tcPr>
+          <w:p>
+            <w:pPr>
+              <w:pStyle w:val="ListParagraph"/>
+              <w:ind w:firstLineChars="0" w:firstLine="0"/>
+              <w:jc w:val="center"/>
+              <w:rPr>
+                <w:rFonts w:hint="eastAsia"/>
+              </w:rPr>
+            </w:pPr>
+            <w:r>
+              <w:rPr>
+                <w:rFonts w:hint="eastAsia"/>
+              </w:rPr>
+              <w:t>类型</w:t>
+            </w:r>
+          </w:p>
+        </w:tc>
+        <w:tc>
+          <w:tcPr>
+            <w:tcW w:w="1921" w:type="dxa"/>
+          </w:tcPr>
+          <w:p>
+            <w:pPr>
+              <w:pStyle w:val="ListParagraph"/>
+              <w:ind w:firstLineChars="0" w:firstLine="0"/>
+              <w:jc w:val="center"/>
+              <w:rPr>
+                <w:rFonts w:hint="eastAsia"/>
+              </w:rPr>
+            </w:pPr>
+            <w:r>
+              <w:rPr>
+                <w:rFonts w:hint="eastAsia"/>
+              </w:rPr>
+              <w:t>描述</w:t>
+            </w:r>
+          </w:p>
+        </w:tc>
+        <w:tc>
+          <w:tcPr>
+            <w:tcW w:w="1921" w:type="dxa"/>
+          </w:tcPr>
+          <w:p>
+            <w:pPr>
+              <w:pStyle w:val="ListParagraph"/>
+              <w:ind w:firstLineChars="0" w:firstLine="0"/>
+              <w:jc w:val="center"/>
+              <w:rPr>
+                <w:rFonts w:hint="eastAsia"/>
+              </w:rPr>
+            </w:pPr>
+            <w:r>
+              <w:rPr>
+                <w:rFonts w:hint="eastAsia"/>
+              </w:rPr>
+              <w:t>举例</w:t>
+            </w:r>
+          </w:p>
+        </w:tc>
+      </w:tr>
+      <w:tr>
+        <w:tc>
+          <w:tcPr>
+            <w:tcW w:w="1920" w:type="dxa"/>
+          </w:tcPr>
+          <w:p>
+            <w:pPr>
+              <w:pStyle w:val="ListParagraph"/>
+              <w:ind w:firstLineChars="0" w:firstLine="0"/>
+              <w:rPr>
+                <w:rFonts w:hint="eastAsia"/>
+              </w:rPr>
+            </w:pPr>
+            <w:r>
+              <w:rPr>
+                <w:rFonts w:hint="eastAsia"/>
+              </w:rPr>
+              <w:t>Port</w:t>
+            </w:r>
+          </w:p>
+        </w:tc>
+        <w:tc>
+          <w:tcPr>
+            <w:tcW w:w="1920" w:type="dxa"/>
+          </w:tcPr>
+          <w:p>
+            <w:pPr>
+              <w:pStyle w:val="ListParagraph"/>
+              <w:ind w:firstLineChars="0" w:firstLine="0"/>
+              <w:rPr>
+                <w:rFonts w:hint="eastAsia"/>
+              </w:rPr>
+            </w:pPr>
+            <w:r>
+              <w:rPr>
+                <w:rFonts w:hint="eastAsia"/>
+              </w:rPr>
+              <w:t>INT32</w:t>
+            </w:r>
+          </w:p>
+        </w:tc>
+        <w:tc>
+          <w:tcPr>
+            <w:tcW w:w="1921" w:type="dxa"/>
+          </w:tcPr>
+          <w:p>
+            <w:pPr>
+              <w:pStyle w:val="ListParagraph"/>
+              <w:ind w:firstLineChars="0" w:firstLine="0"/>
+              <w:rPr>
+                <w:rFonts w:hint="eastAsia"/>
+              </w:rPr>
+            </w:pPr>
+            <w:r>
+              <w:rPr>
+                <w:rFonts w:hint="eastAsia"/>
+              </w:rPr>
+              <w:t>唯一</w:t>
+            </w:r>
+          </w:p>
+        </w:tc>
+        <w:tc>
+          <w:tcPr>
+            <w:tcW w:w="1921" w:type="dxa"/>
+          </w:tcPr>
+          <w:p>
+            <w:pPr>
+              <w:pStyle w:val="ListParagraph"/>
+              <w:ind w:firstLineChars="0" w:firstLine="0"/>
+              <w:rPr>
+                <w:rFonts w:hint="eastAsia"/>
+              </w:rPr>
+            </w:pPr>
+          </w:p>
+        </w:tc>
+      </w:tr>
+      <w:tr>
+        <w:tc>
+          <w:tcPr>
+            <w:tcW w:w="1920" w:type="dxa"/>
+          </w:tcPr>
+          <w:p>
+            <w:pPr>
+              <w:pStyle w:val="ListParagraph"/>
+              <w:ind w:firstLineChars="0" w:firstLine="0"/>
+              <w:rPr>
+                <w:rFonts w:hint="eastAsia"/>
+              </w:rPr>
+            </w:pPr>
+            <w:r>
+              <w:rPr>
+                <w:rFonts w:hint="eastAsia"/>
+              </w:rPr>
+              <w:t>Status</w:t>
+            </w:r>
+          </w:p>
+        </w:tc>
+        <w:tc>
+          <w:tcPr>
+            <w:tcW w:w="1920" w:type="dxa"/>
+          </w:tcPr>
+          <w:p>
+            <w:pPr>
+              <w:pStyle w:val="ListParagraph"/>
+              <w:ind w:firstLineChars="0" w:firstLine="0"/>
+              <w:rPr>
+                <w:rFonts w:hint="eastAsia"/>
+              </w:rPr>
+            </w:pPr>
+            <w:r>
+              <w:rPr>
+                <w:rFonts w:hint="eastAsia"/>
+              </w:rPr>
+              <w:t>BOOLEAN</w:t>
+            </w:r>
+          </w:p>
+        </w:tc>
+        <w:tc>
+          <w:tcPr>
+            <w:tcW w:w="1921" w:type="dxa"/>
+          </w:tcPr>
+          <w:p>
+            <w:pPr>
+              <w:pStyle w:val="ListParagraph"/>
+              <w:ind w:firstLineChars="0" w:firstLine="0"/>
+              <w:rPr>
+                <w:rFonts w:hint="eastAsia"/>
+              </w:rPr>
+            </w:pPr>
+          </w:p>
+        </w:tc>
+        <w:tc>
+          <w:tcPr>
+            <w:tcW w:w="1921" w:type="dxa"/>
+          </w:tcPr>
+          <w:p>
+            <w:pPr>
+              <w:pStyle w:val="ListParagraph"/>
+              <w:ind w:firstLineChars="0" w:firstLine="0"/>
+              <w:rPr>
+                <w:rFonts w:hint="eastAsia"/>
+              </w:rPr>
+            </w:pPr>
+          </w:p>
+        </w:tc>
+      </w:tr>
+    </w:tbl>
+    <w:p>
+      <w:pPr>
+        <w:pStyle w:val="ListParagraph"/>
+        <w:ind w:leftChars="399" w:left="848" w:hangingChars="5" w:hanging="10"/>
+        <w:rPr>
+          <w:rFonts w:hint="eastAsia"/>
+        </w:rPr>
+      </w:pPr>
+    </w:p>
+    <w:p>
+      <w:pPr>
+        <w:pStyle w:val="ListParagraph"/>
+        <w:ind w:leftChars="399" w:left="848" w:hangingChars="5" w:hanging="10"/>
+        <w:rPr>
+          <w:rFonts w:hint="eastAsia"/>
+        </w:rPr>
+      </w:pPr>
+      <w:r>
+        <w:rPr>
+          <w:rFonts w:hint="eastAsia"/>
+        </w:rPr>
+        <w:t>Service[Object]</w:t>
+      </w:r>
+      <w:r>
+        <w:rPr>
+          <w:rFonts w:hint="eastAsia"/>
+        </w:rPr>
+        <w:t>子字段设计：</w:t>
+      </w:r>
+    </w:p>
+    <w:tbl>
+      <w:tblPr>
+        <w:tblStyle w:val="TableGrid"/>
+        <w:tblW w:w="0" w:type="auto"/>
+        <w:tblInd w:w="840" w:type="dxa"/>
+        <w:tblLayout w:type="fixed"/>
+        <w:tblLook w:val="04A0"/>
+      </w:tblPr>
+      <w:tblGrid>
+        <w:gridCol w:w="1920"/>
+        <w:gridCol w:w="1920"/>
+        <w:gridCol w:w="1921"/>
+        <w:gridCol w:w="1921"/>
+      </w:tblGrid>
+      <w:tr>
+        <w:tc>
+          <w:tcPr>
+            <w:tcW w:w="1920" w:type="dxa"/>
+          </w:tcPr>
+          <w:p>
+            <w:pPr>
+              <w:pStyle w:val="ListParagraph"/>
+              <w:ind w:firstLineChars="0" w:firstLine="0"/>
+              <w:jc w:val="center"/>
+              <w:rPr>
+                <w:rFonts w:hint="eastAsia"/>
+              </w:rPr>
+            </w:pPr>
+            <w:r>
+              <w:rPr>
+                <w:rFonts w:hint="eastAsia"/>
+              </w:rPr>
+              <w:t>字段名称</w:t>
+            </w:r>
+          </w:p>
+        </w:tc>
+        <w:tc>
+          <w:tcPr>
+            <w:tcW w:w="1920" w:type="dxa"/>
+          </w:tcPr>
+          <w:p>
+            <w:pPr>
+              <w:pStyle w:val="ListParagraph"/>
+              <w:ind w:firstLineChars="0" w:firstLine="0"/>
+              <w:jc w:val="center"/>
+              <w:rPr>
+                <w:rFonts w:hint="eastAsia"/>
+              </w:rPr>
+            </w:pPr>
+            <w:r>
+              <w:rPr>
+                <w:rFonts w:hint="eastAsia"/>
+              </w:rPr>
+              <w:t>类型</w:t>
+            </w:r>
+          </w:p>
+        </w:tc>
+        <w:tc>
+          <w:tcPr>
+            <w:tcW w:w="1921" w:type="dxa"/>
+          </w:tcPr>
+          <w:p>
+            <w:pPr>
+              <w:pStyle w:val="ListParagraph"/>
+              <w:ind w:firstLineChars="0" w:firstLine="0"/>
+              <w:jc w:val="center"/>
+              <w:rPr>
+                <w:rFonts w:hint="eastAsia"/>
+              </w:rPr>
+            </w:pPr>
+            <w:r>
+              <w:rPr>
+                <w:rFonts w:hint="eastAsia"/>
+              </w:rPr>
+              <w:t>描述</w:t>
+            </w:r>
+          </w:p>
+        </w:tc>
+        <w:tc>
+          <w:tcPr>
+            <w:tcW w:w="1921" w:type="dxa"/>
+          </w:tcPr>
+          <w:p>
+            <w:pPr>
+              <w:pStyle w:val="ListParagraph"/>
+              <w:ind w:firstLineChars="0" w:firstLine="0"/>
+              <w:jc w:val="center"/>
+              <w:rPr>
+                <w:rFonts w:hint="eastAsia"/>
+              </w:rPr>
+            </w:pPr>
+            <w:r>
+              <w:rPr>
+                <w:rFonts w:hint="eastAsia"/>
+              </w:rPr>
+              <w:t>举例</w:t>
+            </w:r>
+          </w:p>
+        </w:tc>
+      </w:tr>
+      <w:tr>
+        <w:tc>
+          <w:tcPr>
+            <w:tcW w:w="1920" w:type="dxa"/>
+          </w:tcPr>
+          <w:p>
+            <w:pPr>
+              <w:pStyle w:val="ListParagraph"/>
+              <w:ind w:firstLineChars="0" w:firstLine="0"/>
+              <w:rPr>
+                <w:rFonts w:hint="eastAsia"/>
+              </w:rPr>
+            </w:pPr>
+            <w:r>
+              <w:rPr>
+                <w:rFonts w:hint="eastAsia"/>
+              </w:rPr>
+              <w:t>Name</w:t>
+            </w:r>
+          </w:p>
+        </w:tc>
+        <w:tc>
+          <w:tcPr>
+            <w:tcW w:w="1920" w:type="dxa"/>
+          </w:tcPr>
+          <w:p>
+            <w:pPr>
+              <w:pStyle w:val="ListParagraph"/>
+              <w:ind w:firstLineChars="0" w:firstLine="0"/>
+              <w:rPr>
+                <w:rFonts w:hint="eastAsia"/>
+              </w:rPr>
+            </w:pPr>
+            <w:r>
+              <w:rPr>
+                <w:rFonts w:hint="eastAsia"/>
+              </w:rPr>
+              <w:t>String</w:t>
+            </w:r>
+          </w:p>
+        </w:tc>
+        <w:tc>
+          <w:tcPr>
+            <w:tcW w:w="1921" w:type="dxa"/>
+          </w:tcPr>
+          <w:p>
+            <w:pPr>
+              <w:pStyle w:val="ListParagraph"/>
+              <w:ind w:firstLineChars="0" w:firstLine="0"/>
+              <w:rPr>
+                <w:rFonts w:hint="eastAsia"/>
+              </w:rPr>
+            </w:pPr>
+            <w:r>
+              <w:rPr>
+                <w:rFonts w:hint="eastAsia"/>
+              </w:rPr>
+              <w:t>唯一</w:t>
+            </w:r>
+          </w:p>
+        </w:tc>
+        <w:tc>
+          <w:tcPr>
+            <w:tcW w:w="1921" w:type="dxa"/>
+          </w:tcPr>
+          <w:p>
+            <w:pPr>
+              <w:pStyle w:val="ListParagraph"/>
+              <w:ind w:firstLineChars="0" w:firstLine="0"/>
+              <w:rPr>
+                <w:rFonts w:hint="eastAsia"/>
+              </w:rPr>
+            </w:pPr>
+          </w:p>
+        </w:tc>
+      </w:tr>
+      <w:tr>
+        <w:tc>
+          <w:tcPr>
+            <w:tcW w:w="1920" w:type="dxa"/>
+          </w:tcPr>
+          <w:p>
+            <w:pPr>
+              <w:pStyle w:val="ListParagraph"/>
+              <w:ind w:firstLineChars="0" w:firstLine="0"/>
+              <w:rPr>
+                <w:rFonts w:hint="eastAsia"/>
+              </w:rPr>
+            </w:pPr>
+            <w:r>
+              <w:rPr>
+                <w:rFonts w:hint="eastAsia"/>
+              </w:rPr>
+              <w:t>Status</w:t>
+            </w:r>
+          </w:p>
+        </w:tc>
+        <w:tc>
+          <w:tcPr>
+            <w:tcW w:w="1920" w:type="dxa"/>
+          </w:tcPr>
+          <w:p>
+            <w:pPr>
+              <w:pStyle w:val="ListParagraph"/>
+              <w:ind w:firstLineChars="0" w:firstLine="0"/>
+              <w:rPr>
+                <w:rFonts w:hint="eastAsia"/>
+              </w:rPr>
+            </w:pPr>
+            <w:r>
+              <w:rPr>
+                <w:rFonts w:hint="eastAsia"/>
+              </w:rPr>
+              <w:t>BOOLEAN</w:t>
+            </w:r>
+          </w:p>
+        </w:tc>
+        <w:tc>
+          <w:tcPr>
+            <w:tcW w:w="1921" w:type="dxa"/>
+          </w:tcPr>
+          <w:p>
+            <w:pPr>
+              <w:pStyle w:val="ListParagraph"/>
+              <w:ind w:firstLineChars="0" w:firstLine="0"/>
+              <w:rPr>
+                <w:rFonts w:hint="eastAsia"/>
+              </w:rPr>
+            </w:pPr>
+          </w:p>
+        </w:tc>
+        <w:tc>
+          <w:tcPr>
+            <w:tcW w:w="1921" w:type="dxa"/>
+          </w:tcPr>
+          <w:p>
+            <w:pPr>
+              <w:pStyle w:val="ListParagraph"/>
+              <w:ind w:firstLineChars="0" w:firstLine="0"/>
+              <w:rPr>
+                <w:rFonts w:hint="eastAsia"/>
+              </w:rPr>
+            </w:pPr>
+          </w:p>
+        </w:tc>
+      </w:tr>
+      <w:tr>
+        <w:tc>
+          <w:tcPr>
+            <w:tcW w:w="1920" w:type="dxa"/>
+          </w:tcPr>
+          <w:p>
+            <w:pPr>
+              <w:pStyle w:val="ListParagraph"/>
+              <w:ind w:firstLineChars="0" w:firstLine="0"/>
+              <w:rPr>
+                <w:rFonts w:hint="eastAsia"/>
+              </w:rPr>
+            </w:pPr>
+            <w:r>
+              <w:rPr>
+                <w:rFonts w:hint="eastAsia"/>
+              </w:rPr>
+              <w:t>Version</w:t>
+            </w:r>
+          </w:p>
+        </w:tc>
+        <w:tc>
+          <w:tcPr>
+            <w:tcW w:w="1920" w:type="dxa"/>
+          </w:tcPr>
+          <w:p>
+            <w:pPr>
+              <w:pStyle w:val="ListParagraph"/>
+              <w:ind w:firstLineChars="0" w:firstLine="0"/>
+              <w:rPr>
+                <w:rFonts w:hint="eastAsia"/>
+              </w:rPr>
+            </w:pPr>
+            <w:r>
+              <w:rPr>
+                <w:rFonts w:hint="eastAsia"/>
+              </w:rPr>
+              <w:t>String</w:t>
+            </w:r>
+          </w:p>
+        </w:tc>
+        <w:tc>
+          <w:tcPr>
+            <w:tcW w:w="1921" w:type="dxa"/>
+          </w:tcPr>
+          <w:p>
+            <w:pPr>
+              <w:pStyle w:val="ListParagraph"/>
+              <w:ind w:firstLineChars="0" w:firstLine="0"/>
+              <w:rPr>
+                <w:rFonts w:hint="eastAsia"/>
+              </w:rPr>
+            </w:pPr>
+          </w:p>
+        </w:tc>
+        <w:tc>
+          <w:tcPr>
+            <w:tcW w:w="1921" w:type="dxa"/>
+          </w:tcPr>
+          <w:p>
+            <w:pPr>
+              <w:pStyle w:val="ListParagraph"/>
+              <w:ind w:firstLineChars="0" w:firstLine="0"/>
+              <w:rPr>
+                <w:rFonts w:hint="eastAsia"/>
+              </w:rPr>
+            </w:pPr>
+          </w:p>
+        </w:tc>
+      </w:tr>
+    </w:tbl>
+    <w:p>
+      <w:pPr>
+        <w:pStyle w:val="ListParagraph"/>
+        <w:ind w:leftChars="399" w:left="848" w:hangingChars="5" w:hanging="10"/>
+        <w:rPr>
+          <w:rFonts w:hint="eastAsia"/>
+        </w:rPr>
+      </w:pPr>
+    </w:p>
+    <w:p>
+      <w:pPr>
+        <w:pStyle w:val="ListParagraph"/>
+        <w:ind w:leftChars="399" w:left="848" w:hangingChars="5" w:hanging="10"/>
+        <w:rPr>
+          <w:rFonts w:hint="eastAsia"/>
+        </w:rPr>
+      </w:pPr>
+      <w:r>
+        <w:rPr>
+          <w:rFonts w:hint="eastAsia"/>
+        </w:rPr>
+        <w:t>Safety[Object]</w:t>
+      </w:r>
+      <w:r>
+        <w:rPr>
+          <w:rFonts w:hint="eastAsia"/>
+        </w:rPr>
+        <w:t>子字段设计：</w:t>
+      </w:r>
+    </w:p>
+    <w:tbl>
+      <w:tblPr>
+        <w:tblStyle w:val="TableGrid"/>
+        <w:tblW w:w="0" w:type="auto"/>
+        <w:tblInd w:w="840" w:type="dxa"/>
+        <w:tblLayout w:type="fixed"/>
+        <w:tblLook w:val="04A0"/>
+      </w:tblPr>
+      <w:tblGrid>
+        <w:gridCol w:w="1920"/>
+        <w:gridCol w:w="1920"/>
+        <w:gridCol w:w="1921"/>
+        <w:gridCol w:w="1921"/>
+      </w:tblGrid>
+      <w:tr>
+        <w:tc>
+          <w:tcPr>
+            <w:tcW w:w="1920" w:type="dxa"/>
+          </w:tcPr>
+          <w:p>
+            <w:pPr>
+              <w:pStyle w:val="ListParagraph"/>
+              <w:ind w:firstLineChars="0" w:firstLine="0"/>
+              <w:jc w:val="center"/>
+              <w:rPr>
+                <w:rFonts w:hint="eastAsia"/>
+              </w:rPr>
+            </w:pPr>
+            <w:r>
+              <w:rPr>
+                <w:rFonts w:hint="eastAsia"/>
+              </w:rPr>
+              <w:t>字段名称</w:t>
+            </w:r>
+          </w:p>
+        </w:tc>
+        <w:tc>
+          <w:tcPr>
+            <w:tcW w:w="1920" w:type="dxa"/>
+          </w:tcPr>
+          <w:p>
+            <w:pPr>
+              <w:pStyle w:val="ListParagraph"/>
+              <w:ind w:firstLineChars="0" w:firstLine="0"/>
+              <w:jc w:val="center"/>
+              <w:rPr>
+                <w:rFonts w:hint="eastAsia"/>
+              </w:rPr>
+            </w:pPr>
+            <w:r>
+              <w:rPr>
+                <w:rFonts w:hint="eastAsia"/>
+              </w:rPr>
+              <w:t>类型</w:t>
+            </w:r>
+          </w:p>
+        </w:tc>
+        <w:tc>
+          <w:tcPr>
+            <w:tcW w:w="1921" w:type="dxa"/>
+          </w:tcPr>
+          <w:p>
+            <w:pPr>
+              <w:pStyle w:val="ListParagraph"/>
+              <w:ind w:firstLineChars="0" w:firstLine="0"/>
+              <w:jc w:val="center"/>
+              <w:rPr>
+                <w:rFonts w:hint="eastAsia"/>
+              </w:rPr>
+            </w:pPr>
+            <w:r>
+              <w:rPr>
+                <w:rFonts w:hint="eastAsia"/>
+              </w:rPr>
+              <w:t>描述</w:t>
+            </w:r>
+          </w:p>
+        </w:tc>
+        <w:tc>
+          <w:tcPr>
+            <w:tcW w:w="1921" w:type="dxa"/>
+          </w:tcPr>
+          <w:p>
+            <w:pPr>
+              <w:pStyle w:val="ListParagraph"/>
+              <w:ind w:firstLineChars="0" w:firstLine="0"/>
+              <w:jc w:val="center"/>
+              <w:rPr>
+                <w:rFonts w:hint="eastAsia"/>
+              </w:rPr>
+            </w:pPr>
+            <w:r>
+              <w:rPr>
+                <w:rFonts w:hint="eastAsia"/>
+              </w:rPr>
+              <w:t>举例</w:t>
+            </w:r>
+          </w:p>
+        </w:tc>
+      </w:tr>
+      <w:tr>
+        <w:tc>
+          <w:tcPr>
+            <w:tcW w:w="1920" w:type="dxa"/>
+          </w:tcPr>
+          <w:p>
+            <w:pPr>
+              <w:pStyle w:val="ListParagraph"/>
+              <w:ind w:firstLineChars="0" w:firstLine="0"/>
+              <w:rPr>
+                <w:rFonts w:hint="eastAsia"/>
+              </w:rPr>
+            </w:pPr>
+            <w:r>
+              <w:rPr>
+                <w:rFonts w:hint="eastAsia"/>
+              </w:rPr>
+              <w:t>Name</w:t>
+            </w:r>
+          </w:p>
+        </w:tc>
+        <w:tc>
+          <w:tcPr>
+            <w:tcW w:w="1920" w:type="dxa"/>
+          </w:tcPr>
+          <w:p>
+            <w:pPr>
+              <w:pStyle w:val="ListParagraph"/>
+              <w:ind w:firstLineChars="0" w:firstLine="0"/>
+              <w:rPr>
+                <w:rFonts w:hint="eastAsia"/>
+              </w:rPr>
+            </w:pPr>
+            <w:r>
+              <w:rPr>
+                <w:rFonts w:hint="eastAsia"/>
+              </w:rPr>
+              <w:t>String</w:t>
+            </w:r>
+          </w:p>
+        </w:tc>
+        <w:tc>
+          <w:tcPr>
+            <w:tcW w:w="1921" w:type="dxa"/>
+          </w:tcPr>
+          <w:p>
+            <w:pPr>
+              <w:pStyle w:val="ListParagraph"/>
+              <w:ind w:firstLineChars="0" w:firstLine="0"/>
+              <w:rPr>
+                <w:rFonts w:hint="eastAsia"/>
+              </w:rPr>
+            </w:pPr>
+            <w:r>
+              <w:rPr>
+                <w:rFonts w:hint="eastAsia"/>
+              </w:rPr>
+              <w:t>唯一</w:t>
+            </w:r>
+          </w:p>
+        </w:tc>
+        <w:tc>
+          <w:tcPr>
+            <w:tcW w:w="1921" w:type="dxa"/>
+          </w:tcPr>
+          <w:p>
+            <w:pPr>
+              <w:pStyle w:val="ListParagraph"/>
+              <w:ind w:firstLineChars="0" w:firstLine="0"/>
+              <w:rPr>
+                <w:rFonts w:hint="eastAsia"/>
+              </w:rPr>
+            </w:pPr>
+            <w:r>
+              <w:rPr>
+                <w:rFonts w:hint="eastAsia"/>
+              </w:rPr>
+              <w:t>Name:</w:t>
+            </w:r>
+            <w:r>
+              <w:t>”</w:t>
+            </w:r>
+            <w:proofErr w:type="spellStart"/>
+            <w:r>
+              <w:rPr>
+                <w:rFonts w:hint="eastAsia"/>
+              </w:rPr>
+              <w:t>ip</w:t>
+            </w:r>
+            <w:proofErr w:type="spellEnd"/>
+            <w:r>
+              <w:rPr>
+                <w:rFonts w:hint="eastAsia"/>
+              </w:rPr>
+              <w:t>-tables</w:t>
+            </w:r>
+            <w:r>
+              <w:t>”</w:t>
+            </w:r>
+          </w:p>
+        </w:tc>
+      </w:tr>
+      <w:tr>
+        <w:tc>
+          <w:tcPr>
+            <w:tcW w:w="1920" w:type="dxa"/>
+          </w:tcPr>
+          <w:p>
+            <w:pPr>
+              <w:pStyle w:val="ListParagraph"/>
+              <w:ind w:firstLineChars="0" w:firstLine="0"/>
+              <w:rPr>
+                <w:rFonts w:hint="eastAsia"/>
+              </w:rPr>
+            </w:pPr>
+            <w:r>
+              <w:rPr>
+                <w:rFonts w:hint="eastAsia"/>
+              </w:rPr>
+              <w:t>Status</w:t>
+            </w:r>
+          </w:p>
+        </w:tc>
+        <w:tc>
+          <w:tcPr>
+            <w:tcW w:w="1920" w:type="dxa"/>
+          </w:tcPr>
+          <w:p>
+            <w:pPr>
+              <w:pStyle w:val="ListParagraph"/>
+              <w:ind w:firstLineChars="0" w:firstLine="0"/>
+              <w:rPr>
+                <w:rFonts w:hint="eastAsia"/>
+              </w:rPr>
+            </w:pPr>
+            <w:r>
+              <w:rPr>
+                <w:rFonts w:hint="eastAsia"/>
+              </w:rPr>
+              <w:t>BOOLEAN</w:t>
+            </w:r>
+          </w:p>
+        </w:tc>
+        <w:tc>
+          <w:tcPr>
+            <w:tcW w:w="1921" w:type="dxa"/>
+          </w:tcPr>
+          <w:p>
+            <w:pPr>
+              <w:pStyle w:val="ListParagraph"/>
+              <w:ind w:firstLineChars="0" w:firstLine="0"/>
+              <w:rPr>
+                <w:rFonts w:hint="eastAsia"/>
+              </w:rPr>
+            </w:pPr>
+          </w:p>
+        </w:tc>
+        <w:tc>
+          <w:tcPr>
+            <w:tcW w:w="1921" w:type="dxa"/>
+          </w:tcPr>
+          <w:p>
+            <w:pPr>
+              <w:pStyle w:val="ListParagraph"/>
+              <w:ind w:firstLineChars="0" w:firstLine="0"/>
+              <w:rPr>
+                <w:rFonts w:hint="eastAsia"/>
+              </w:rPr>
+            </w:pPr>
+          </w:p>
+        </w:tc>
+      </w:tr>
+      <w:tr>
+        <w:tc>
+          <w:tcPr>
+            <w:tcW w:w="1920" w:type="dxa"/>
+          </w:tcPr>
+          <w:p>
+            <w:pPr>
+              <w:pStyle w:val="ListParagraph"/>
+              <w:ind w:firstLineChars="0" w:firstLine="0"/>
+              <w:rPr>
+                <w:rFonts w:hint="eastAsia"/>
+              </w:rPr>
+            </w:pPr>
+            <w:r>
+              <w:rPr>
+                <w:rFonts w:hint="eastAsia"/>
+              </w:rPr>
+              <w:t>Context</w:t>
+            </w:r>
+          </w:p>
+        </w:tc>
+        <w:tc>
+          <w:tcPr>
+            <w:tcW w:w="1920" w:type="dxa"/>
+          </w:tcPr>
+          <w:p>
+            <w:pPr>
+              <w:pStyle w:val="ListParagraph"/>
+              <w:ind w:firstLineChars="0" w:firstLine="0"/>
+              <w:rPr>
+                <w:rFonts w:hint="eastAsia"/>
+              </w:rPr>
+            </w:pPr>
+            <w:r>
+              <w:rPr>
+                <w:rFonts w:hint="eastAsia"/>
+              </w:rPr>
+              <w:t>String</w:t>
+            </w:r>
+          </w:p>
+        </w:tc>
+        <w:tc>
+          <w:tcPr>
+            <w:tcW w:w="1921" w:type="dxa"/>
+          </w:tcPr>
+          <w:p>
+            <w:pPr>
+              <w:pStyle w:val="ListParagraph"/>
+              <w:ind w:firstLineChars="0" w:firstLine="0"/>
+              <w:rPr>
+                <w:rFonts w:hint="eastAsia"/>
+              </w:rPr>
+            </w:pPr>
+          </w:p>
+        </w:tc>
+        <w:tc>
+          <w:tcPr>
+            <w:tcW w:w="1921" w:type="dxa"/>
+          </w:tcPr>
+          <w:p>
+            <w:pPr>
+              <w:pStyle w:val="ListParagraph"/>
+              <w:ind w:firstLineChars="0" w:firstLine="0"/>
+              <w:rPr>
+                <w:rFonts w:hint="eastAsia"/>
+              </w:rPr>
+            </w:pPr>
+          </w:p>
+        </w:tc>
+      </w:tr>
+    </w:tbl>
+    <w:p>
+      <w:pPr>
+        <w:pStyle w:val="ListParagraph"/>
+        <w:ind w:leftChars="399" w:left="848" w:hangingChars="5" w:hanging="10"/>
+        <w:rPr>
+          <w:rFonts w:hint="eastAsia"/>
+        </w:rPr>
+      </w:pPr>
+    </w:p>
+    <w:p>
+      <w:pPr>
+        <w:pStyle w:val="ListParagraph"/>
+        <w:numPr>
+          <w:ilvl w:val="1"/>
+          <w:numId w:val="2"/>
+        </w:numPr>
+        <w:ind w:firstLineChars="0"/>
+        <w:rPr>
+          <w:rFonts w:hint="eastAsia"/>
+        </w:rPr>
+      </w:pPr>
+      <w:r>
+        <w:rPr>
+          <w:rFonts w:hint="eastAsia"/>
+        </w:rPr>
+        <w:t>business</w:t>
+      </w:r>
+      <w:r>
+        <w:rPr>
+          <w:rFonts w:hint="eastAsia"/>
+        </w:rPr>
+        <w:t>集合设计</w:t>
+      </w:r>
+    </w:p>
+    <w:tbl>
+      <w:tblPr>
+        <w:tblStyle w:val="TableGrid"/>
+        <w:tblW w:w="0" w:type="auto"/>
+        <w:tblInd w:w="840" w:type="dxa"/>
+        <w:tblLayout w:type="fixed"/>
+        <w:tblLook w:val="04A0"/>
+      </w:tblPr>
+      <w:tblGrid>
+        <w:gridCol w:w="1920"/>
+        <w:gridCol w:w="1920"/>
+        <w:gridCol w:w="1921"/>
+        <w:gridCol w:w="1921"/>
+      </w:tblGrid>
+      <w:tr>
+        <w:tc>
+          <w:tcPr>
+            <w:tcW w:w="1920" w:type="dxa"/>
+          </w:tcPr>
+          <w:p>
+            <w:pPr>
+              <w:pStyle w:val="ListParagraph"/>
+              <w:ind w:firstLineChars="0" w:firstLine="0"/>
+              <w:jc w:val="center"/>
+              <w:rPr>
+                <w:rFonts w:hint="eastAsia"/>
+              </w:rPr>
+            </w:pPr>
+            <w:r>
+              <w:rPr>
+                <w:rFonts w:hint="eastAsia"/>
+              </w:rPr>
+              <w:t>字段名称</w:t>
+            </w:r>
+          </w:p>
+        </w:tc>
+        <w:tc>
+          <w:tcPr>
+            <w:tcW w:w="1920" w:type="dxa"/>
+          </w:tcPr>
+          <w:p>
+            <w:pPr>
+              <w:pStyle w:val="ListParagraph"/>
+              <w:ind w:firstLineChars="0" w:firstLine="0"/>
+              <w:jc w:val="center"/>
+              <w:rPr>
+                <w:rFonts w:hint="eastAsia"/>
+              </w:rPr>
+            </w:pPr>
+            <w:r>
+              <w:rPr>
+                <w:rFonts w:hint="eastAsia"/>
+              </w:rPr>
+              <w:t>类型</w:t>
+            </w:r>
+          </w:p>
+        </w:tc>
+        <w:tc>
+          <w:tcPr>
+            <w:tcW w:w="1921" w:type="dxa"/>
+          </w:tcPr>
+          <w:p>
+            <w:pPr>
+              <w:pStyle w:val="ListParagraph"/>
+              <w:ind w:firstLineChars="0" w:firstLine="0"/>
+              <w:jc w:val="center"/>
+              <w:rPr>
+                <w:rFonts w:hint="eastAsia"/>
+              </w:rPr>
+            </w:pPr>
+            <w:r>
+              <w:rPr>
+                <w:rFonts w:hint="eastAsia"/>
+              </w:rPr>
+              <w:t>描述</w:t>
+            </w:r>
+          </w:p>
+        </w:tc>
+        <w:tc>
+          <w:tcPr>
+            <w:tcW w:w="1921" w:type="dxa"/>
+          </w:tcPr>
+          <w:p>
+            <w:pPr>
+              <w:pStyle w:val="ListParagraph"/>
+              <w:ind w:firstLineChars="0" w:firstLine="0"/>
+              <w:jc w:val="center"/>
+              <w:rPr>
+                <w:rFonts w:hint="eastAsia"/>
+              </w:rPr>
+            </w:pPr>
+            <w:r>
+              <w:rPr>
+                <w:rFonts w:hint="eastAsia"/>
+              </w:rPr>
+              <w:t>举例</w:t>
+            </w:r>
+          </w:p>
+        </w:tc>
+      </w:tr>
+      <w:tr>
+        <w:tc>
+          <w:tcPr>
+            <w:tcW w:w="1920" w:type="dxa"/>
+          </w:tcPr>
+          <w:p>
+            <w:pPr>
+              <w:pStyle w:val="ListParagraph"/>
+              <w:ind w:firstLineChars="0" w:firstLine="0"/>
+              <w:rPr>
+                <w:rFonts w:hint="eastAsia"/>
+              </w:rPr>
+            </w:pPr>
+            <w:r>
+              <w:rPr>
+                <w:rFonts w:hint="eastAsia"/>
+              </w:rPr>
+              <w:t>Name</w:t>
+            </w:r>
+          </w:p>
+        </w:tc>
+        <w:tc>
+          <w:tcPr>
+            <w:tcW w:w="1920" w:type="dxa"/>
+          </w:tcPr>
+          <w:p>
+            <w:pPr>
+              <w:pStyle w:val="ListParagraph"/>
+              <w:ind w:firstLineChars="0" w:firstLine="0"/>
+              <w:rPr>
+                <w:rFonts w:hint="eastAsia"/>
+              </w:rPr>
+            </w:pPr>
+            <w:r>
+              <w:rPr>
+                <w:rFonts w:hint="eastAsia"/>
+              </w:rPr>
+              <w:t>String</w:t>
+            </w:r>
+          </w:p>
+        </w:tc>
+        <w:tc>
+          <w:tcPr>
+            <w:tcW w:w="1921" w:type="dxa"/>
+          </w:tcPr>
+          <w:p>
+            <w:pPr>
+              <w:pStyle w:val="ListParagraph"/>
+              <w:ind w:firstLineChars="0" w:firstLine="0"/>
+              <w:rPr>
+                <w:rFonts w:hint="eastAsia"/>
+              </w:rPr>
+            </w:pPr>
+            <w:r>
+              <w:rPr>
+                <w:rFonts w:hint="eastAsia"/>
+              </w:rPr>
+              <w:t>唯一</w:t>
+            </w:r>
+          </w:p>
+        </w:tc>
+        <w:tc>
+          <w:tcPr>
+            <w:tcW w:w="1921" w:type="dxa"/>
+          </w:tcPr>
+          <w:p>
+            <w:pPr>
+              <w:pStyle w:val="ListParagraph"/>
+              <w:ind w:firstLineChars="0" w:firstLine="0"/>
+              <w:rPr>
+                <w:rFonts w:hint="eastAsia"/>
+              </w:rPr>
+            </w:pPr>
+            <w:r>
+              <w:rPr>
+                <w:rFonts w:hint="eastAsia"/>
+              </w:rPr>
+              <w:t>Name:</w:t>
+            </w:r>
+            <w:r>
+              <w:t>”</w:t>
+            </w:r>
+            <w:r>
+              <w:rPr>
+                <w:rFonts w:hint="eastAsia"/>
+              </w:rPr>
+              <w:t>B1</w:t>
+            </w:r>
+            <w:r>
+              <w:t>”</w:t>
+            </w:r>
+          </w:p>
+        </w:tc>
+      </w:tr>
+      <w:tr>
+        <w:tc>
+          <w:tcPr>
+            <w:tcW w:w="1920" w:type="dxa"/>
+          </w:tcPr>
+          <w:p>
+            <w:pPr>
+              <w:pStyle w:val="ListParagraph"/>
+              <w:ind w:firstLineChars="0" w:firstLine="0"/>
+              <w:rPr>
+                <w:rFonts w:hint="eastAsia"/>
+              </w:rPr>
+            </w:pPr>
+            <w:r>
+              <w:rPr>
+                <w:rFonts w:hint="eastAsia"/>
+              </w:rPr>
+              <w:t>Type</w:t>
+            </w:r>
+          </w:p>
+        </w:tc>
+        <w:tc>
+          <w:tcPr>
+            <w:tcW w:w="1920" w:type="dxa"/>
+          </w:tcPr>
+          <w:p>
+            <w:pPr>
+              <w:pStyle w:val="ListParagraph"/>
+              <w:ind w:firstLineChars="0" w:firstLine="0"/>
+              <w:rPr>
+                <w:rFonts w:hint="eastAsia"/>
+              </w:rPr>
+            </w:pPr>
+            <w:r>
+              <w:rPr>
+                <w:rFonts w:hint="eastAsia"/>
+              </w:rPr>
+              <w:t>String</w:t>
+            </w:r>
+          </w:p>
+        </w:tc>
+        <w:tc>
+          <w:tcPr>
+            <w:tcW w:w="1921" w:type="dxa"/>
+          </w:tcPr>
+          <w:p>
+            <w:pPr>
+              <w:pStyle w:val="ListParagraph"/>
+              <w:ind w:firstLineChars="0" w:firstLine="0"/>
+              <w:rPr>
+                <w:rFonts w:hint="eastAsia"/>
+              </w:rPr>
+            </w:pPr>
+          </w:p>
+        </w:tc>
+        <w:tc>
+          <w:tcPr>
+            <w:tcW w:w="1921" w:type="dxa"/>
+          </w:tcPr>
+          <w:p>
+            <w:pPr>
+              <w:pStyle w:val="ListParagraph"/>
+              <w:ind w:firstLineChars="0" w:firstLine="0"/>
+              <w:rPr>
+                <w:rFonts w:hint="eastAsia"/>
+              </w:rPr>
+            </w:pPr>
+            <w:r>
+              <w:rPr>
+                <w:rFonts w:hint="eastAsia"/>
+              </w:rPr>
+              <w:t>Type:</w:t>
+            </w:r>
+            <w:r>
+              <w:t>”</w:t>
+            </w:r>
+            <w:proofErr w:type="spellStart"/>
+            <w:r>
+              <w:rPr>
+                <w:rFonts w:hint="eastAsia"/>
+              </w:rPr>
+              <w:t>sequoiadb</w:t>
+            </w:r>
+            <w:proofErr w:type="spellEnd"/>
+            <w:r>
+              <w:t>”</w:t>
+            </w:r>
+          </w:p>
+        </w:tc>
+      </w:tr>
+      <w:tr>
+        <w:tc>
+          <w:tcPr>
+            <w:tcW w:w="1920" w:type="dxa"/>
+          </w:tcPr>
+          <w:p>
+            <w:pPr>
+              <w:pStyle w:val="ListParagraph"/>
+              <w:ind w:firstLineChars="0" w:firstLine="0"/>
+              <w:rPr>
+                <w:rFonts w:hint="eastAsia"/>
+              </w:rPr>
+            </w:pPr>
+            <w:r>
+              <w:rPr>
+                <w:rFonts w:hint="eastAsia"/>
+              </w:rPr>
+              <w:t>ClusterName</w:t>
+            </w:r>
+          </w:p>
+        </w:tc>
+        <w:tc>
+          <w:tcPr>
+            <w:tcW w:w="1920" w:type="dxa"/>
+          </w:tcPr>
+          <w:p>
+            <w:pPr>
+              <w:pStyle w:val="ListParagraph"/>
+              <w:ind w:firstLineChars="0" w:firstLine="0"/>
+              <w:rPr>
+                <w:rFonts w:hint="eastAsia"/>
+              </w:rPr>
+            </w:pPr>
+            <w:r>
+              <w:rPr>
+                <w:rFonts w:hint="eastAsia"/>
+              </w:rPr>
+              <w:t>String</w:t>
+            </w:r>
+          </w:p>
+        </w:tc>
+        <w:tc>
+          <w:tcPr>
+            <w:tcW w:w="1921" w:type="dxa"/>
+          </w:tcPr>
+          <w:p>
+            <w:pPr>
+              <w:pStyle w:val="ListParagraph"/>
+              <w:ind w:firstLineChars="0" w:firstLine="0"/>
+              <w:rPr>
+                <w:rFonts w:hint="eastAsia"/>
+              </w:rPr>
+            </w:pPr>
+          </w:p>
+        </w:tc>
+        <w:tc>
+          <w:tcPr>
+            <w:tcW w:w="1921" w:type="dxa"/>
+          </w:tcPr>
+          <w:p>
+            <w:pPr>
+              <w:pStyle w:val="ListParagraph"/>
+              <w:ind w:firstLineChars="0" w:firstLine="0"/>
+              <w:rPr>
+                <w:rFonts w:hint="eastAsia"/>
+              </w:rPr>
+            </w:pPr>
+            <w:r>
+              <w:rPr>
+                <w:rFonts w:hint="eastAsia"/>
+              </w:rPr>
+              <w:t>ClusterName:</w:t>
+            </w:r>
+            <w:r>
+              <w:t>”</w:t>
+            </w:r>
+            <w:r>
+              <w:rPr>
+                <w:rFonts w:hint="eastAsia"/>
+              </w:rPr>
+              <w:t>C1</w:t>
+            </w:r>
+            <w:r>
+              <w:t>”</w:t>
+            </w:r>
+          </w:p>
+        </w:tc>
+      </w:tr>
+      <w:tr>
+        <w:tc>
+          <w:tcPr>
+            <w:tcW w:w="1920" w:type="dxa"/>
+          </w:tcPr>
+          <w:p>
+            <w:pPr>
+              <w:pStyle w:val="ListParagraph"/>
+              <w:ind w:firstLineChars="0" w:firstLine="0"/>
+              <w:rPr>
+                <w:rFonts w:hint="eastAsia"/>
+              </w:rPr>
+            </w:pPr>
+            <w:r>
+              <w:rPr>
+                <w:rFonts w:hint="eastAsia"/>
+              </w:rPr>
+              <w:t>Time</w:t>
+            </w:r>
+          </w:p>
+        </w:tc>
+        <w:tc>
+          <w:tcPr>
+            <w:tcW w:w="1920" w:type="dxa"/>
+          </w:tcPr>
+          <w:p>
+            <w:pPr>
+              <w:pStyle w:val="ListParagraph"/>
+              <w:ind w:firstLineChars="0" w:firstLine="0"/>
+              <w:rPr>
+                <w:rFonts w:hint="eastAsia"/>
+              </w:rPr>
+            </w:pPr>
+            <w:r>
+              <w:rPr>
+                <w:rFonts w:hint="eastAsia"/>
+              </w:rPr>
+              <w:t>Timestamp</w:t>
+            </w:r>
+          </w:p>
+        </w:tc>
+        <w:tc>
+          <w:tcPr>
+            <w:tcW w:w="1921" w:type="dxa"/>
+          </w:tcPr>
+          <w:p>
+            <w:pPr>
+              <w:pStyle w:val="ListParagraph"/>
+              <w:ind w:firstLineChars="0" w:firstLine="0"/>
+              <w:rPr>
+                <w:rFonts w:hint="eastAsia"/>
+              </w:rPr>
+            </w:pPr>
+          </w:p>
+        </w:tc>
+        <w:tc>
+          <w:tcPr>
+            <w:tcW w:w="1921" w:type="dxa"/>
+          </w:tcPr>
+          <w:p>
+            <w:pPr>
+              <w:pStyle w:val="ListParagraph"/>
+              <w:ind w:firstLineChars="0" w:firstLine="0"/>
+              <w:rPr>
+                <w:rFonts w:hint="eastAsia"/>
+              </w:rPr>
+            </w:pPr>
+          </w:p>
+        </w:tc>
+      </w:tr>
+      <w:tr>
+        <w:tc>
+          <w:tcPr>
+            <w:tcW w:w="1920" w:type="dxa"/>
+          </w:tcPr>
+          <w:p>
+            <w:pPr>
+              <w:pStyle w:val="ListParagraph"/>
+              <w:ind w:firstLineChars="0" w:firstLine="0"/>
+              <w:rPr>
+                <w:rFonts w:hint="eastAsia"/>
+              </w:rPr>
+            </w:pPr>
+            <w:r>
+              <w:rPr>
+                <w:rFonts w:hint="eastAsia"/>
+              </w:rPr>
+              <w:t>Location</w:t>
+            </w:r>
+          </w:p>
+        </w:tc>
+        <w:tc>
+          <w:tcPr>
+            <w:tcW w:w="1920" w:type="dxa"/>
+          </w:tcPr>
+          <w:p>
+            <w:pPr>
+              <w:pStyle w:val="ListParagraph"/>
+              <w:ind w:firstLineChars="0" w:firstLine="0"/>
+              <w:rPr>
+                <w:rFonts w:hint="eastAsia"/>
+              </w:rPr>
+            </w:pPr>
+            <w:r>
+              <w:rPr>
+                <w:rFonts w:hint="eastAsia"/>
+              </w:rPr>
+              <w:t>[Object]</w:t>
+            </w:r>
+          </w:p>
+        </w:tc>
+        <w:tc>
+          <w:tcPr>
+            <w:tcW w:w="1921" w:type="dxa"/>
+          </w:tcPr>
+          <w:p>
+            <w:pPr>
+              <w:pStyle w:val="ListParagraph"/>
+              <w:ind w:firstLineChars="0" w:firstLine="0"/>
+              <w:rPr>
+                <w:rFonts w:hint="eastAsia"/>
+              </w:rPr>
+            </w:pPr>
+          </w:p>
+        </w:tc>
+        <w:tc>
+          <w:tcPr>
+            <w:tcW w:w="1921" w:type="dxa"/>
+          </w:tcPr>
+          <w:p>
+            <w:pPr>
+              <w:pStyle w:val="ListParagraph"/>
+              <w:ind w:firstLineChars="0" w:firstLine="0"/>
+              <w:rPr>
+                <w:rFonts w:hint="eastAsia"/>
+              </w:rPr>
+            </w:pPr>
+          </w:p>
+        </w:tc>
+      </w:tr>
+      <w:tr>
+        <w:tc>
+          <w:tcPr>
+            <w:tcW w:w="1920" w:type="dxa"/>
+          </w:tcPr>
+          <w:p>
+            <w:pPr>
+              <w:pStyle w:val="ListParagraph"/>
+              <w:ind w:firstLineChars="0" w:firstLine="0"/>
+              <w:rPr>
+                <w:rFonts w:hint="eastAsia"/>
+              </w:rPr>
+            </w:pPr>
+          </w:p>
+        </w:tc>
+        <w:tc>
+          <w:tcPr>
+            <w:tcW w:w="1920" w:type="dxa"/>
+          </w:tcPr>
+          <w:p>
+            <w:pPr>
+              <w:pStyle w:val="ListParagraph"/>
+              <w:ind w:firstLineChars="0" w:firstLine="0"/>
+              <w:rPr>
+                <w:rFonts w:hint="eastAsia"/>
+              </w:rPr>
+            </w:pPr>
+          </w:p>
+        </w:tc>
+        <w:tc>
+          <w:tcPr>
+            <w:tcW w:w="1921" w:type="dxa"/>
+          </w:tcPr>
+          <w:p>
+            <w:pPr>
+              <w:pStyle w:val="ListParagraph"/>
+              <w:ind w:firstLineChars="0" w:firstLine="0"/>
+              <w:rPr>
+                <w:rFonts w:hint="eastAsia"/>
+              </w:rPr>
+            </w:pPr>
+          </w:p>
+        </w:tc>
+        <w:tc>
+          <w:tcPr>
+            <w:tcW w:w="1921" w:type="dxa"/>
+          </w:tcPr>
+          <w:p>
+            <w:pPr>
+              <w:pStyle w:val="ListParagraph"/>
+              <w:ind w:firstLineChars="0" w:firstLine="0"/>
+              <w:rPr>
+                <w:rFonts w:hint="eastAsia"/>
+              </w:rPr>
+            </w:pPr>
+          </w:p>
+        </w:tc>
+      </w:tr>
+    </w:tbl>
+    <w:p>
+      <w:pPr>
+        <w:pStyle w:val="ListParagraph"/>
+        <w:ind w:left="840" w:firstLineChars="0" w:firstLine="0"/>
+        <w:rPr>
+          <w:rFonts w:hint="eastAsia"/>
+        </w:rPr>
+      </w:pPr>
+    </w:p>
+    <w:p>
+      <w:pPr>
+        <w:pStyle w:val="ListParagraph"/>
+        <w:ind w:left="840" w:firstLineChars="0" w:firstLine="0"/>
+        <w:rPr>
+          <w:rFonts w:hint="eastAsia"/>
+        </w:rPr>
+      </w:pPr>
+      <w:r>
+        <w:rPr>
+          <w:rFonts w:hint="eastAsia"/>
+        </w:rPr>
+        <w:t>Location</w:t>
+      </w:r>
+      <w:r>
+        <w:rPr>
+          <w:rFonts w:hint="eastAsia"/>
+        </w:rPr>
+        <w:t>子字段设计：</w:t>
+      </w:r>
+    </w:p>
+    <w:tbl>
+      <w:tblPr>
+        <w:tblStyle w:val="TableGrid"/>
+        <w:tblW w:w="0" w:type="auto"/>
+        <w:tblInd w:w="840" w:type="dxa"/>
+        <w:tblLayout w:type="fixed"/>
+        <w:tblLook w:val="04A0"/>
+      </w:tblPr>
+      <w:tblGrid>
+        <w:gridCol w:w="1920"/>
+        <w:gridCol w:w="1920"/>
+        <w:gridCol w:w="1921"/>
+        <w:gridCol w:w="1921"/>
+      </w:tblGrid>
+      <w:tr>
+        <w:tc>
+          <w:tcPr>
+            <w:tcW w:w="1920" w:type="dxa"/>
+          </w:tcPr>
+          <w:p>
+            <w:pPr>
+              <w:pStyle w:val="ListParagraph"/>
+              <w:ind w:firstLineChars="0" w:firstLine="0"/>
+              <w:jc w:val="center"/>
+              <w:rPr>
+                <w:rFonts w:hint="eastAsia"/>
+              </w:rPr>
+            </w:pPr>
+            <w:r>
+              <w:rPr>
+                <w:rFonts w:hint="eastAsia"/>
+              </w:rPr>
+              <w:t>字段名称</w:t>
+            </w:r>
+          </w:p>
+        </w:tc>
+        <w:tc>
+          <w:tcPr>
+            <w:tcW w:w="1920" w:type="dxa"/>
+          </w:tcPr>
+          <w:p>
+            <w:pPr>
+              <w:pStyle w:val="ListParagraph"/>
+              <w:ind w:firstLineChars="0" w:firstLine="0"/>
+              <w:jc w:val="center"/>
+              <w:rPr>
+                <w:rFonts w:hint="eastAsia"/>
+              </w:rPr>
+            </w:pPr>
+            <w:r>
+              <w:rPr>
+                <w:rFonts w:hint="eastAsia"/>
+              </w:rPr>
+              <w:t>类型</w:t>
+            </w:r>
+          </w:p>
+        </w:tc>
+        <w:tc>
+          <w:tcPr>
+            <w:tcW w:w="1921" w:type="dxa"/>
+          </w:tcPr>
+          <w:p>
+            <w:pPr>
+              <w:pStyle w:val="ListParagraph"/>
+              <w:ind w:firstLineChars="0" w:firstLine="0"/>
+              <w:jc w:val="center"/>
+              <w:rPr>
+                <w:rFonts w:hint="eastAsia"/>
+              </w:rPr>
+            </w:pPr>
+            <w:r>
+              <w:rPr>
+                <w:rFonts w:hint="eastAsia"/>
+              </w:rPr>
+              <w:t>描述</w:t>
+            </w:r>
+          </w:p>
+        </w:tc>
+        <w:tc>
+          <w:tcPr>
+            <w:tcW w:w="1921" w:type="dxa"/>
+          </w:tcPr>
+          <w:p>
+            <w:pPr>
+              <w:pStyle w:val="ListParagraph"/>
+              <w:ind w:firstLineChars="0" w:firstLine="0"/>
+              <w:jc w:val="center"/>
+              <w:rPr>
+                <w:rFonts w:hint="eastAsia"/>
+              </w:rPr>
+            </w:pPr>
+            <w:r>
+              <w:rPr>
+                <w:rFonts w:hint="eastAsia"/>
+              </w:rPr>
+              <w:t>举例</w:t>
+            </w:r>
+          </w:p>
+        </w:tc>
+      </w:tr>
+      <w:tr>
+        <w:tc>
+          <w:tcPr>
+            <w:tcW w:w="1920" w:type="dxa"/>
+          </w:tcPr>
+          <w:p>
+            <w:pPr>
+              <w:pStyle w:val="ListParagraph"/>
+              <w:ind w:firstLineChars="0" w:firstLine="0"/>
+              <w:rPr>
+                <w:rFonts w:hint="eastAsia"/>
+              </w:rPr>
+            </w:pPr>
+            <w:proofErr w:type="spellStart"/>
+            <w:r>
+              <w:rPr>
+                <w:rFonts w:hint="eastAsia"/>
+              </w:rPr>
+              <w:t>HostName</w:t>
+            </w:r>
+            <w:proofErr w:type="spellEnd"/>
+          </w:p>
+        </w:tc>
+        <w:tc>
+          <w:tcPr>
+            <w:tcW w:w="1920" w:type="dxa"/>
+          </w:tcPr>
+          <w:p>
+            <w:pPr>
+              <w:pStyle w:val="ListParagraph"/>
+              <w:ind w:firstLineChars="0" w:firstLine="0"/>
+              <w:rPr>
+                <w:rFonts w:hint="eastAsia"/>
+              </w:rPr>
+            </w:pPr>
+            <w:r>
+              <w:rPr>
+                <w:rFonts w:hint="eastAsia"/>
+              </w:rPr>
+              <w:t>String</w:t>
+            </w:r>
+          </w:p>
+        </w:tc>
+        <w:tc>
+          <w:tcPr>
+            <w:tcW w:w="1921" w:type="dxa"/>
+          </w:tcPr>
+          <w:p>
+            <w:pPr>
+              <w:pStyle w:val="ListParagraph"/>
+              <w:ind w:firstLineChars="0" w:firstLine="0"/>
+              <w:rPr>
+                <w:rFonts w:hint="eastAsia"/>
+              </w:rPr>
+            </w:pPr>
+          </w:p>
+        </w:tc>
+        <w:tc>
+          <w:tcPr>
+            <w:tcW w:w="1921" w:type="dxa"/>
+          </w:tcPr>
+          <w:p>
+            <w:pPr>
+              <w:pStyle w:val="ListParagraph"/>
+              <w:ind w:firstLineChars="0" w:firstLine="0"/>
+              <w:rPr>
+                <w:rFonts w:hint="eastAsia"/>
+              </w:rPr>
+            </w:pPr>
+          </w:p>
+        </w:tc>
+      </w:tr>
+      <w:tr>
+        <w:tc>
+          <w:tcPr>
+            <w:tcW w:w="1920" w:type="dxa"/>
+          </w:tcPr>
+          <w:p>
+            <w:pPr>
+              <w:pStyle w:val="ListParagraph"/>
+              <w:ind w:firstLineChars="0" w:firstLine="0"/>
+              <w:rPr>
+                <w:rFonts w:hint="eastAsia"/>
+              </w:rPr>
+            </w:pPr>
+            <w:r>
+              <w:rPr>
+                <w:rFonts w:hint="eastAsia"/>
+              </w:rPr>
+              <w:t>Disk</w:t>
+            </w:r>
+          </w:p>
+        </w:tc>
+        <w:tc>
+          <w:tcPr>
+            <w:tcW w:w="1920" w:type="dxa"/>
+          </w:tcPr>
+          <w:p>
+            <w:pPr>
+              <w:pStyle w:val="ListParagraph"/>
+              <w:ind w:firstLineChars="0" w:firstLine="0"/>
+              <w:rPr>
+                <w:rFonts w:hint="eastAsia"/>
+              </w:rPr>
+            </w:pPr>
+            <w:r>
+              <w:rPr>
+                <w:rFonts w:hint="eastAsia"/>
+              </w:rPr>
+              <w:t>[String]</w:t>
+            </w:r>
+          </w:p>
+        </w:tc>
+        <w:tc>
+          <w:tcPr>
+            <w:tcW w:w="1921" w:type="dxa"/>
+          </w:tcPr>
+          <w:p>
+            <w:pPr>
+              <w:pStyle w:val="ListParagraph"/>
+              <w:ind w:firstLineChars="0" w:firstLine="0"/>
+              <w:rPr>
+                <w:rFonts w:hint="eastAsia"/>
+              </w:rPr>
+            </w:pPr>
+          </w:p>
+        </w:tc>
+        <w:tc>
+          <w:tcPr>
+            <w:tcW w:w="1921" w:type="dxa"/>
+          </w:tcPr>
+          <w:p>
+            <w:pPr>
+              <w:pStyle w:val="ListParagraph"/>
+              <w:ind w:firstLineChars="0" w:firstLine="0"/>
+              <w:rPr>
+                <w:rFonts w:hint="eastAsia"/>
+              </w:rPr>
+            </w:pPr>
+          </w:p>
+        </w:tc>
+      </w:tr>
+    </w:tbl>
+    <w:p>
+      <w:pPr>
+        <w:pStyle w:val="ListParagraph"/>
+        <w:ind w:left="840" w:firstLineChars="0" w:firstLine="0"/>
+        <w:rPr>
+          <w:rFonts w:hint="eastAsia"/>
+        </w:rPr>
+      </w:pPr>
+    </w:p>
+    <w:p>
+      <w:pPr>
+        <w:pStyle w:val="ListParagraph"/>
+        <w:numPr>
+          <w:ilvl w:val="1"/>
+          <w:numId w:val="2"/>
+        </w:numPr>
+        <w:ind w:firstLineChars="0"/>
+        <w:rPr>
+          <w:rFonts w:hint="eastAsia"/>
+        </w:rPr>
+      </w:pPr>
+      <w:r>
+        <w:rPr>
+          <w:rFonts w:hint="eastAsia"/>
+        </w:rPr>
+        <w:t>config</w:t>
+      </w:r>
+      <w:r>
+        <w:rPr>
+          <w:rFonts w:hint="eastAsia"/>
+        </w:rPr>
+        <w:t>ure</w:t>
+      </w:r>
+      <w:r>
+        <w:rPr>
+          <w:rFonts w:hint="eastAsia"/>
+        </w:rPr>
+        <w:t>集合设计</w:t>
+      </w:r>
+    </w:p>
+    <w:tbl>
+      <w:tblPr>
+        <w:tblStyle w:val="TableGrid"/>
+        <w:tblW w:w="0" w:type="auto"/>
+        <w:tblInd w:w="840" w:type="dxa"/>
+        <w:tblLayout w:type="fixed"/>
+        <w:tblLook w:val="04A0"/>
+      </w:tblPr>
+      <w:tblGrid>
+        <w:gridCol w:w="1920"/>
+        <w:gridCol w:w="1920"/>
+        <w:gridCol w:w="1921"/>
+        <w:gridCol w:w="1921"/>
+      </w:tblGrid>
+      <w:tr>
+        <w:tc>
+          <w:tcPr>
+            <w:tcW w:w="1920" w:type="dxa"/>
+          </w:tcPr>
+          <w:p>
+            <w:pPr>
+              <w:pStyle w:val="ListParagraph"/>
+              <w:ind w:firstLineChars="0" w:firstLine="0"/>
+              <w:jc w:val="center"/>
+              <w:rPr>
+                <w:rFonts w:hint="eastAsia"/>
+              </w:rPr>
+            </w:pPr>
+            <w:r>
+              <w:rPr>
+                <w:rFonts w:hint="eastAsia"/>
+              </w:rPr>
+              <w:t>字段名称</w:t>
+            </w:r>
+          </w:p>
+        </w:tc>
+        <w:tc>
+          <w:tcPr>
+            <w:tcW w:w="1920" w:type="dxa"/>
+          </w:tcPr>
+          <w:p>
+            <w:pPr>
+              <w:pStyle w:val="ListParagraph"/>
+              <w:ind w:firstLineChars="0" w:firstLine="0"/>
+              <w:jc w:val="center"/>
+              <w:rPr>
+                <w:rFonts w:hint="eastAsia"/>
+              </w:rPr>
+            </w:pPr>
+            <w:r>
+              <w:rPr>
+                <w:rFonts w:hint="eastAsia"/>
+              </w:rPr>
+              <w:t>类型</w:t>
+            </w:r>
+          </w:p>
+        </w:tc>
+        <w:tc>
+          <w:tcPr>
+            <w:tcW w:w="1921" w:type="dxa"/>
+          </w:tcPr>
+          <w:p>
+            <w:pPr>
+              <w:pStyle w:val="ListParagraph"/>
+              <w:ind w:firstLineChars="0" w:firstLine="0"/>
+              <w:jc w:val="center"/>
+              <w:rPr>
+                <w:rFonts w:hint="eastAsia"/>
+              </w:rPr>
+            </w:pPr>
+            <w:r>
+              <w:rPr>
+                <w:rFonts w:hint="eastAsia"/>
+              </w:rPr>
+              <w:t>描述</w:t>
+            </w:r>
+          </w:p>
+        </w:tc>
+        <w:tc>
+          <w:tcPr>
+            <w:tcW w:w="1921" w:type="dxa"/>
+          </w:tcPr>
+          <w:p>
+            <w:pPr>
+              <w:pStyle w:val="ListParagraph"/>
+              <w:ind w:firstLineChars="0" w:firstLine="0"/>
+              <w:jc w:val="center"/>
+              <w:rPr>
+                <w:rFonts w:hint="eastAsia"/>
+              </w:rPr>
+            </w:pPr>
+            <w:r>
+              <w:rPr>
+                <w:rFonts w:hint="eastAsia"/>
+              </w:rPr>
+              <w:t>举例</w:t>
+            </w:r>
+          </w:p>
+        </w:tc>
+      </w:tr>
+      <w:tr>
+        <w:tc>
+          <w:tcPr>
+            <w:tcW w:w="1920" w:type="dxa"/>
+          </w:tcPr>
+          <w:p>
+            <w:pPr>
+              <w:pStyle w:val="ListParagraph"/>
+              <w:ind w:firstLineChars="0" w:firstLine="0"/>
+              <w:rPr>
+                <w:rFonts w:hint="eastAsia"/>
+              </w:rPr>
+            </w:pPr>
+            <w:proofErr w:type="spellStart"/>
+            <w:r>
+              <w:rPr>
+                <w:rFonts w:hint="eastAsia"/>
+              </w:rPr>
+              <w:t>HostName</w:t>
+            </w:r>
+            <w:proofErr w:type="spellEnd"/>
+          </w:p>
+        </w:tc>
+        <w:tc>
+          <w:tcPr>
+            <w:tcW w:w="1920" w:type="dxa"/>
+          </w:tcPr>
+          <w:p>
+            <w:pPr>
+              <w:pStyle w:val="ListParagraph"/>
+              <w:ind w:firstLineChars="0" w:firstLine="0"/>
+              <w:rPr>
+                <w:rFonts w:hint="eastAsia"/>
+              </w:rPr>
+            </w:pPr>
+            <w:r>
+              <w:rPr>
+                <w:rFonts w:hint="eastAsia"/>
+              </w:rPr>
+              <w:t>String</w:t>
+            </w:r>
+          </w:p>
+        </w:tc>
+        <w:tc>
+          <w:tcPr>
+            <w:tcW w:w="1921" w:type="dxa"/>
+          </w:tcPr>
+          <w:p>
+            <w:pPr>
+              <w:pStyle w:val="ListParagraph"/>
+              <w:ind w:firstLineChars="0" w:firstLine="0"/>
+              <w:rPr>
+                <w:rFonts w:hint="eastAsia"/>
+              </w:rPr>
+            </w:pPr>
+          </w:p>
+        </w:tc>
+        <w:tc>
+          <w:tcPr>
+            <w:tcW w:w="1921" w:type="dxa"/>
+          </w:tcPr>
+          <w:p>
+            <w:pPr>
+              <w:pStyle w:val="ListParagraph"/>
+              <w:ind w:firstLineChars="0" w:firstLine="0"/>
+              <w:rPr>
+                <w:rFonts w:hint="eastAsia"/>
+              </w:rPr>
+            </w:pPr>
+          </w:p>
+        </w:tc>
+      </w:tr>
+      <w:tr>
+        <w:tc>
+          <w:tcPr>
+            <w:tcW w:w="1920" w:type="dxa"/>
+          </w:tcPr>
+          <w:p>
+            <w:pPr>
+              <w:pStyle w:val="ListParagraph"/>
+              <w:ind w:firstLineChars="0" w:firstLine="0"/>
+              <w:rPr>
+                <w:rFonts w:hint="eastAsia"/>
+              </w:rPr>
+            </w:pPr>
+            <w:proofErr w:type="spellStart"/>
+            <w:r>
+              <w:rPr>
+                <w:rFonts w:hint="eastAsia"/>
+              </w:rPr>
+              <w:lastRenderedPageBreak/>
+              <w:t>ServiceName</w:t>
+            </w:r>
+            <w:proofErr w:type="spellEnd"/>
+          </w:p>
+        </w:tc>
+        <w:tc>
+          <w:tcPr>
+            <w:tcW w:w="1920" w:type="dxa"/>
+          </w:tcPr>
+          <w:p>
+            <w:pPr>
+              <w:pStyle w:val="ListParagraph"/>
+              <w:ind w:firstLineChars="0" w:firstLine="0"/>
+              <w:rPr>
+                <w:rFonts w:hint="eastAsia"/>
+              </w:rPr>
+            </w:pPr>
+            <w:r>
+              <w:rPr>
+                <w:rFonts w:hint="eastAsia"/>
+              </w:rPr>
+              <w:t>String</w:t>
+            </w:r>
+          </w:p>
+        </w:tc>
+        <w:tc>
+          <w:tcPr>
+            <w:tcW w:w="1921" w:type="dxa"/>
+          </w:tcPr>
+          <w:p>
+            <w:pPr>
+              <w:pStyle w:val="ListParagraph"/>
+              <w:ind w:firstLineChars="0" w:firstLine="0"/>
+              <w:rPr>
+                <w:rFonts w:hint="eastAsia"/>
+              </w:rPr>
+            </w:pPr>
+          </w:p>
+        </w:tc>
+        <w:tc>
+          <w:tcPr>
+            <w:tcW w:w="1921" w:type="dxa"/>
+          </w:tcPr>
+          <w:p>
+            <w:pPr>
+              <w:pStyle w:val="ListParagraph"/>
+              <w:ind w:firstLineChars="0" w:firstLine="0"/>
+              <w:rPr>
+                <w:rFonts w:hint="eastAsia"/>
+              </w:rPr>
+            </w:pPr>
+          </w:p>
+        </w:tc>
+      </w:tr>
+      <w:tr>
+        <w:tc>
+          <w:tcPr>
+            <w:tcW w:w="1920" w:type="dxa"/>
+          </w:tcPr>
+          <w:p>
+            <w:pPr>
+              <w:pStyle w:val="ListParagraph"/>
+              <w:ind w:firstLineChars="0" w:firstLine="0"/>
+              <w:rPr>
+                <w:rFonts w:hint="eastAsia"/>
+              </w:rPr>
+            </w:pPr>
+            <w:proofErr w:type="spellStart"/>
+            <w:r>
+              <w:rPr>
+                <w:rFonts w:hint="eastAsia"/>
+              </w:rPr>
+              <w:t>BusinessName</w:t>
+            </w:r>
+            <w:proofErr w:type="spellEnd"/>
+          </w:p>
+        </w:tc>
+        <w:tc>
+          <w:tcPr>
+            <w:tcW w:w="1920" w:type="dxa"/>
+          </w:tcPr>
+          <w:p>
+            <w:pPr>
+              <w:pStyle w:val="ListParagraph"/>
+              <w:ind w:firstLineChars="0" w:firstLine="0"/>
+              <w:rPr>
+                <w:rFonts w:hint="eastAsia"/>
+              </w:rPr>
+            </w:pPr>
+            <w:r>
+              <w:rPr>
+                <w:rFonts w:hint="eastAsia"/>
+              </w:rPr>
+              <w:t>String</w:t>
+            </w:r>
+          </w:p>
+        </w:tc>
+        <w:tc>
+          <w:tcPr>
+            <w:tcW w:w="1921" w:type="dxa"/>
+          </w:tcPr>
+          <w:p>
+            <w:pPr>
+              <w:pStyle w:val="ListParagraph"/>
+              <w:ind w:firstLineChars="0" w:firstLine="0"/>
+              <w:rPr>
+                <w:rFonts w:hint="eastAsia"/>
+              </w:rPr>
+            </w:pPr>
+          </w:p>
+        </w:tc>
+        <w:tc>
+          <w:tcPr>
+            <w:tcW w:w="1921" w:type="dxa"/>
+          </w:tcPr>
+          <w:p>
+            <w:pPr>
+              <w:pStyle w:val="ListParagraph"/>
+              <w:ind w:firstLineChars="0" w:firstLine="0"/>
+              <w:rPr>
+                <w:rFonts w:hint="eastAsia"/>
+              </w:rPr>
+            </w:pPr>
+          </w:p>
+        </w:tc>
+      </w:tr>
+      <w:tr>
+        <w:tc>
+          <w:tcPr>
+            <w:tcW w:w="1920" w:type="dxa"/>
+          </w:tcPr>
+          <w:p>
+            <w:pPr>
+              <w:pStyle w:val="ListParagraph"/>
+              <w:ind w:firstLineChars="0" w:firstLine="0"/>
+              <w:rPr>
+                <w:rFonts w:hint="eastAsia"/>
+              </w:rPr>
+            </w:pPr>
+            <w:proofErr w:type="spellStart"/>
+            <w:r>
+              <w:rPr>
+                <w:rFonts w:hint="eastAsia"/>
+              </w:rPr>
+              <w:t>Config</w:t>
+            </w:r>
+            <w:proofErr w:type="spellEnd"/>
+          </w:p>
+        </w:tc>
+        <w:tc>
+          <w:tcPr>
+            <w:tcW w:w="1920" w:type="dxa"/>
+          </w:tcPr>
+          <w:p>
+            <w:pPr>
+              <w:pStyle w:val="ListParagraph"/>
+              <w:ind w:firstLineChars="0" w:firstLine="0"/>
+              <w:rPr>
+                <w:rFonts w:hint="eastAsia"/>
+              </w:rPr>
+            </w:pPr>
+            <w:r>
+              <w:rPr>
+                <w:rFonts w:hint="eastAsia"/>
+              </w:rPr>
+              <w:t>Object</w:t>
+            </w:r>
+          </w:p>
+        </w:tc>
+        <w:tc>
+          <w:tcPr>
+            <w:tcW w:w="1921" w:type="dxa"/>
+          </w:tcPr>
+          <w:p>
+            <w:pPr>
+              <w:pStyle w:val="ListParagraph"/>
+              <w:ind w:firstLineChars="0" w:firstLine="0"/>
+              <w:rPr>
+                <w:rFonts w:hint="eastAsia"/>
+              </w:rPr>
+            </w:pPr>
+            <w:r>
+              <w:rPr>
+                <w:rFonts w:hint="eastAsia"/>
+              </w:rPr>
+              <w:t>具体配置信息</w:t>
+            </w:r>
+          </w:p>
+        </w:tc>
+        <w:tc>
+          <w:tcPr>
+            <w:tcW w:w="1921" w:type="dxa"/>
+          </w:tcPr>
+          <w:p>
+            <w:pPr>
+              <w:pStyle w:val="ListParagraph"/>
+              <w:ind w:firstLineChars="0" w:firstLine="0"/>
+              <w:rPr>
+                <w:rFonts w:hint="eastAsia"/>
+              </w:rPr>
+            </w:pPr>
+          </w:p>
+        </w:tc>
+      </w:tr>
+    </w:tbl>
+    <w:p>
+      <w:pPr>
+        <w:pStyle w:val="ListParagraph"/>
+        <w:ind w:left="840" w:firstLineChars="0" w:firstLine="0"/>
+        <w:rPr>
+          <w:rFonts w:hint="eastAsia"/>
+        </w:rPr>
+      </w:pPr>
+    </w:p>
+    <w:p>
+      <w:pPr>
+        <w:pStyle w:val="ListParagraph"/>
+        <w:numPr>
+          <w:ilvl w:val="0"/>
+          <w:numId w:val="2"/>
+        </w:numPr>
+        <w:ind w:firstLineChars="0"/>
         <w:rPr>
           <w:rFonts w:hint="eastAsia"/>
         </w:rPr>
@@ -258,9 +6763,6 @@
           <w:ilvl w:val="0"/>
           <w:numId w:val="1"/>
         </w:numPr>
-        <w:rPr>
-          <w:rFonts w:hint="eastAsia"/>
-        </w:rPr>
       </w:pPr>
       <w:r>
         <w:rPr>
@@ -283,19 +6785,22 @@
 <file path=word/numbering.xml><?xml version="1.0" encoding="utf-8"?>
 <w:numbering xmlns:ve="http://schemas.openxmlformats.org/markup-compatibility/2006" xmlns:o="urn:schemas-microsoft-com:office:office" xmlns:r="http://schemas.openxmlformats.org/officeDocument/2006/relationships" xmlns:m="http://schemas.openxmlformats.org/officeDocument/2006/math" xmlns:v="urn:schemas-microsoft-com:vml" xmlns:wp="http://schemas.openxmlformats.org/drawingml/2006/wordprocessingDrawing" xmlns:w10="urn:schemas-microsoft-com:office:word" xmlns:w="http://schemas.openxmlformats.org/wordprocessingml/2006/main" xmlns:wne="http://schemas.microsoft.com/office/word/2006/wordml">
   <w:abstractNum w:abstractNumId="0">
-    <w:nsid w:val="43874653"/>
+    <w:nsid w:val="0C78016E"/>
     <w:multiLevelType w:val="hybridMultilevel"/>
-    <w:tmpl w:val="238ABC20"/>
-    <w:lvl w:ilvl="0" w:tplc="0409000F">
+    <w:tmpl w:val="41ACC5C0"/>
+    <w:lvl w:ilvl="0" w:tplc="099CF7C0">
       <w:start w:val="1"/>
       <w:numFmt w:val="decimal"/>
-      <w:lvlText w:val="%1."/>
+      <w:lvlText w:val="%1、"/>
       <w:lvlJc w:val="left"/>
       <w:pPr>
-        <w:ind w:left="420" w:hanging="420"/>
+        <w:ind w:left="360" w:hanging="360"/>
       </w:pPr>
+      <w:rPr>
+        <w:rFonts w:hint="default"/>
+      </w:rPr>
     </w:lvl>
-    <w:lvl w:ilvl="1" w:tplc="04090019" w:tentative="1">
+    <w:lvl w:ilvl="1" w:tplc="04090019">
       <w:start w:val="1"/>
       <w:numFmt w:val="lowerLetter"/>
       <w:lvlText w:val="%2)"/>
@@ -368,7 +6873,96 @@
       </w:pPr>
     </w:lvl>
   </w:abstractNum>
+  <w:abstractNum w:abstractNumId="1">
+    <w:nsid w:val="43874653"/>
+    <w:multiLevelType w:val="hybridMultilevel"/>
+    <w:tmpl w:val="BC42D662"/>
+    <w:lvl w:ilvl="0" w:tplc="0409000F">
+      <w:start w:val="1"/>
+      <w:numFmt w:val="decimal"/>
+      <w:lvlText w:val="%1."/>
+      <w:lvlJc w:val="left"/>
+      <w:pPr>
+        <w:ind w:left="420" w:hanging="420"/>
+      </w:pPr>
+    </w:lvl>
+    <w:lvl w:ilvl="1" w:tplc="0409000F">
+      <w:start w:val="1"/>
+      <w:numFmt w:val="decimal"/>
+      <w:lvlText w:val="%2."/>
+      <w:lvlJc w:val="left"/>
+      <w:pPr>
+        <w:ind w:left="840" w:hanging="420"/>
+      </w:pPr>
+    </w:lvl>
+    <w:lvl w:ilvl="2" w:tplc="0409001B" w:tentative="1">
+      <w:start w:val="1"/>
+      <w:numFmt w:val="lowerRoman"/>
+      <w:lvlText w:val="%3."/>
+      <w:lvlJc w:val="right"/>
+      <w:pPr>
+        <w:ind w:left="1260" w:hanging="420"/>
+      </w:pPr>
+    </w:lvl>
+    <w:lvl w:ilvl="3" w:tplc="0409000F" w:tentative="1">
+      <w:start w:val="1"/>
+      <w:numFmt w:val="decimal"/>
+      <w:lvlText w:val="%4."/>
+      <w:lvlJc w:val="left"/>
+      <w:pPr>
+        <w:ind w:left="1680" w:hanging="420"/>
+      </w:pPr>
+    </w:lvl>
+    <w:lvl w:ilvl="4" w:tplc="04090019" w:tentative="1">
+      <w:start w:val="1"/>
+      <w:numFmt w:val="lowerLetter"/>
+      <w:lvlText w:val="%5)"/>
+      <w:lvlJc w:val="left"/>
+      <w:pPr>
+        <w:ind w:left="2100" w:hanging="420"/>
+      </w:pPr>
+    </w:lvl>
+    <w:lvl w:ilvl="5" w:tplc="0409001B" w:tentative="1">
+      <w:start w:val="1"/>
+      <w:numFmt w:val="lowerRoman"/>
+      <w:lvlText w:val="%6."/>
+      <w:lvlJc w:val="right"/>
+      <w:pPr>
+        <w:ind w:left="2520" w:hanging="420"/>
+      </w:pPr>
+    </w:lvl>
+    <w:lvl w:ilvl="6" w:tplc="0409000F" w:tentative="1">
+      <w:start w:val="1"/>
+      <w:numFmt w:val="decimal"/>
+      <w:lvlText w:val="%7."/>
+      <w:lvlJc w:val="left"/>
+      <w:pPr>
+        <w:ind w:left="2940" w:hanging="420"/>
+      </w:pPr>
+    </w:lvl>
+    <w:lvl w:ilvl="7" w:tplc="04090019" w:tentative="1">
+      <w:start w:val="1"/>
+      <w:numFmt w:val="lowerLetter"/>
+      <w:lvlText w:val="%8)"/>
+      <w:lvlJc w:val="left"/>
+      <w:pPr>
+        <w:ind w:left="3360" w:hanging="420"/>
+      </w:pPr>
+    </w:lvl>
+    <w:lvl w:ilvl="8" w:tplc="0409001B" w:tentative="1">
+      <w:start w:val="1"/>
+      <w:numFmt w:val="lowerRoman"/>
+      <w:lvlText w:val="%9."/>
+      <w:lvlJc w:val="right"/>
+      <w:pPr>
+        <w:ind w:left="3780" w:hanging="420"/>
+      </w:pPr>
+    </w:lvl>
+  </w:abstractNum>
   <w:num w:numId="1">
+    <w:abstractNumId w:val="1"/>
+  </w:num>
+  <w:num w:numId="2">
     <w:abstractNumId w:val="0"/>
   </w:num>
 </w:numbering>
@@ -530,6 +7124,7 @@
   <w:style w:type="paragraph" w:default="1" w:styleId="Normal">
     <w:name w:val="Normal"/>
     <w:qFormat/>
+    <w:rsid w:val="008109CA"/>
     <w:pPr>
       <w:widowControl w:val="0"/>
       <w:jc w:val="both"/>
@@ -684,6 +7279,16 @@
       <w:sz w:val="32"/>
       <w:szCs w:val="32"/>
     </w:rPr>
+  </w:style>
+  <w:style w:type="paragraph" w:styleId="ListParagraph">
+    <w:name w:val="List Paragraph"/>
+    <w:basedOn w:val="Normal"/>
+    <w:uiPriority w:val="34"/>
+    <w:qFormat/>
+    <w:rsid w:val="004C065A"/>
+    <w:pPr>
+      <w:ind w:firstLineChars="200" w:firstLine="420"/>
+    </w:pPr>
   </w:style>
 </w:styles>
 </file>

--- a/internal_doc/03.开发设计/OM架构设计.docx
+++ b/internal_doc/03.开发设计/OM架构设计.docx
@@ -182,9 +182,6 @@
           <w:ilvl w:val="0"/>
           <w:numId w:val="1"/>
         </w:numPr>
-        <w:rPr>
-          <w:rFonts w:hint="eastAsia"/>
-        </w:rPr>
       </w:pPr>
       <w:r>
         <w:rPr>
@@ -216,9 +213,6 @@
           <w:numId w:val="2"/>
         </w:numPr>
         <w:ind w:firstLineChars="0"/>
-        <w:rPr>
-          <w:rFonts w:hint="eastAsia"/>
-        </w:rPr>
       </w:pPr>
       <w:r>
         <w:rPr>
@@ -241,9 +235,6 @@
           <w:numId w:val="2"/>
         </w:numPr>
         <w:ind w:firstLineChars="0"/>
-        <w:rPr>
-          <w:rFonts w:hint="eastAsia"/>
-        </w:rPr>
       </w:pPr>
       <w:r>
         <w:rPr>
@@ -282,9 +273,6 @@
               <w:pStyle w:val="ListParagraph"/>
               <w:ind w:firstLineChars="0" w:firstLine="0"/>
               <w:jc w:val="center"/>
-              <w:rPr>
-                <w:rFonts w:hint="eastAsia"/>
-              </w:rPr>
             </w:pPr>
             <w:r>
               <w:rPr>
@@ -303,9 +291,6 @@
               <w:pStyle w:val="ListParagraph"/>
               <w:ind w:firstLineChars="0" w:firstLine="0"/>
               <w:jc w:val="center"/>
-              <w:rPr>
-                <w:rFonts w:hint="eastAsia"/>
-              </w:rPr>
             </w:pPr>
             <w:r>
               <w:rPr>
@@ -324,9 +309,6 @@
               <w:pStyle w:val="ListParagraph"/>
               <w:ind w:firstLineChars="0" w:firstLine="0"/>
               <w:jc w:val="center"/>
-              <w:rPr>
-                <w:rFonts w:hint="eastAsia"/>
-              </w:rPr>
             </w:pPr>
             <w:r>
               <w:rPr>
@@ -345,9 +327,6 @@
               <w:pStyle w:val="ListParagraph"/>
               <w:ind w:firstLineChars="0" w:firstLine="0"/>
               <w:jc w:val="center"/>
-              <w:rPr>
-                <w:rFonts w:hint="eastAsia"/>
-              </w:rPr>
             </w:pPr>
             <w:r>
               <w:rPr>
@@ -367,9 +346,6 @@
             <w:pPr>
               <w:pStyle w:val="ListParagraph"/>
               <w:ind w:firstLineChars="0" w:firstLine="0"/>
-              <w:rPr>
-                <w:rFonts w:hint="eastAsia"/>
-              </w:rPr>
             </w:pPr>
             <w:r>
               <w:rPr>
@@ -387,9 +363,6 @@
             <w:pPr>
               <w:pStyle w:val="ListParagraph"/>
               <w:ind w:firstLineChars="0" w:firstLine="0"/>
-              <w:rPr>
-                <w:rFonts w:hint="eastAsia"/>
-              </w:rPr>
             </w:pPr>
             <w:r>
               <w:rPr>
@@ -407,9 +380,6 @@
             <w:pPr>
               <w:pStyle w:val="ListParagraph"/>
               <w:ind w:firstLineChars="0" w:firstLine="0"/>
-              <w:rPr>
-                <w:rFonts w:hint="eastAsia"/>
-              </w:rPr>
             </w:pPr>
             <w:r>
               <w:rPr>
@@ -427,9 +397,6 @@
             <w:pPr>
               <w:pStyle w:val="ListParagraph"/>
               <w:ind w:firstLineChars="0" w:firstLine="0"/>
-              <w:rPr>
-                <w:rFonts w:hint="eastAsia"/>
-              </w:rPr>
             </w:pPr>
             <w:r>
               <w:rPr>
@@ -461,9 +428,6 @@
             <w:pPr>
               <w:pStyle w:val="ListParagraph"/>
               <w:ind w:firstLineChars="0" w:firstLine="0"/>
-              <w:rPr>
-                <w:rFonts w:hint="eastAsia"/>
-              </w:rPr>
             </w:pPr>
             <w:r>
               <w:rPr>
@@ -481,9 +445,6 @@
             <w:pPr>
               <w:pStyle w:val="ListParagraph"/>
               <w:ind w:firstLineChars="0" w:firstLine="0"/>
-              <w:rPr>
-                <w:rFonts w:hint="eastAsia"/>
-              </w:rPr>
             </w:pPr>
             <w:r>
               <w:rPr>
@@ -510,23 +471,17 @@
             <w:pPr>
               <w:pStyle w:val="ListParagraph"/>
               <w:ind w:firstLineChars="0" w:firstLine="0"/>
-              <w:rPr>
-                <w:rFonts w:hint="eastAsia"/>
-              </w:rPr>
-            </w:pPr>
-          </w:p>
-        </w:tc>
-        <w:tc>
-          <w:tcPr>
-            <w:tcW w:w="1921" w:type="dxa"/>
-          </w:tcPr>
-          <w:p>
-            <w:pPr>
-              <w:pStyle w:val="ListParagraph"/>
-              <w:ind w:firstLineChars="0" w:firstLine="0"/>
-              <w:rPr>
-                <w:rFonts w:hint="eastAsia"/>
-              </w:rPr>
+            </w:pPr>
+          </w:p>
+        </w:tc>
+        <w:tc>
+          <w:tcPr>
+            <w:tcW w:w="1921" w:type="dxa"/>
+          </w:tcPr>
+          <w:p>
+            <w:pPr>
+              <w:pStyle w:val="ListParagraph"/>
+              <w:ind w:firstLineChars="0" w:firstLine="0"/>
             </w:pPr>
             <w:r>
               <w:rPr>
@@ -573,9 +528,6 @@
             <w:pPr>
               <w:pStyle w:val="ListParagraph"/>
               <w:ind w:firstLineChars="0" w:firstLine="0"/>
-              <w:rPr>
-                <w:rFonts w:hint="eastAsia"/>
-              </w:rPr>
             </w:pPr>
             <w:r>
               <w:rPr>
@@ -593,9 +545,6 @@
             <w:pPr>
               <w:pStyle w:val="ListParagraph"/>
               <w:ind w:firstLineChars="0" w:firstLine="0"/>
-              <w:rPr>
-                <w:rFonts w:hint="eastAsia"/>
-              </w:rPr>
             </w:pPr>
             <w:r>
               <w:rPr>
@@ -613,23 +562,17 @@
             <w:pPr>
               <w:pStyle w:val="ListParagraph"/>
               <w:ind w:firstLineChars="0" w:firstLine="0"/>
-              <w:rPr>
-                <w:rFonts w:hint="eastAsia"/>
-              </w:rPr>
-            </w:pPr>
-          </w:p>
-        </w:tc>
-        <w:tc>
-          <w:tcPr>
-            <w:tcW w:w="1921" w:type="dxa"/>
-          </w:tcPr>
-          <w:p>
-            <w:pPr>
-              <w:pStyle w:val="ListParagraph"/>
-              <w:ind w:firstLineChars="0" w:firstLine="0"/>
-              <w:rPr>
-                <w:rFonts w:hint="eastAsia"/>
-              </w:rPr>
+            </w:pPr>
+          </w:p>
+        </w:tc>
+        <w:tc>
+          <w:tcPr>
+            <w:tcW w:w="1921" w:type="dxa"/>
+          </w:tcPr>
+          <w:p>
+            <w:pPr>
+              <w:pStyle w:val="ListParagraph"/>
+              <w:ind w:firstLineChars="0" w:firstLine="0"/>
             </w:pPr>
             <w:r>
               <w:rPr>
@@ -703,9 +646,6 @@
             <w:pPr>
               <w:pStyle w:val="ListParagraph"/>
               <w:ind w:firstLineChars="0" w:firstLine="0"/>
-              <w:rPr>
-                <w:rFonts w:hint="eastAsia"/>
-              </w:rPr>
             </w:pPr>
             <w:r>
               <w:rPr>
@@ -723,9 +663,6 @@
             <w:pPr>
               <w:pStyle w:val="ListParagraph"/>
               <w:ind w:firstLineChars="0" w:firstLine="0"/>
-              <w:rPr>
-                <w:rFonts w:hint="eastAsia"/>
-              </w:rPr>
             </w:pPr>
             <w:r>
               <w:rPr>
@@ -743,23 +680,17 @@
             <w:pPr>
               <w:pStyle w:val="ListParagraph"/>
               <w:ind w:firstLineChars="0" w:firstLine="0"/>
-              <w:rPr>
-                <w:rFonts w:hint="eastAsia"/>
-              </w:rPr>
-            </w:pPr>
-          </w:p>
-        </w:tc>
-        <w:tc>
-          <w:tcPr>
-            <w:tcW w:w="1921" w:type="dxa"/>
-          </w:tcPr>
-          <w:p>
-            <w:pPr>
-              <w:pStyle w:val="ListParagraph"/>
-              <w:ind w:firstLineChars="0" w:firstLine="0"/>
-              <w:rPr>
-                <w:rFonts w:hint="eastAsia"/>
-              </w:rPr>
+            </w:pPr>
+          </w:p>
+        </w:tc>
+        <w:tc>
+          <w:tcPr>
+            <w:tcW w:w="1921" w:type="dxa"/>
+          </w:tcPr>
+          <w:p>
+            <w:pPr>
+              <w:pStyle w:val="ListParagraph"/>
+              <w:ind w:firstLineChars="0" w:firstLine="0"/>
             </w:pPr>
           </w:p>
         </w:tc>
@@ -769,9 +700,6 @@
       <w:pPr>
         <w:pStyle w:val="ListParagraph"/>
         <w:ind w:left="840" w:firstLineChars="0" w:firstLine="0"/>
-        <w:rPr>
-          <w:rFonts w:hint="eastAsia"/>
-        </w:rPr>
       </w:pPr>
     </w:p>
     <w:p>
@@ -782,9 +710,6 @@
           <w:numId w:val="2"/>
         </w:numPr>
         <w:ind w:firstLineChars="0"/>
-        <w:rPr>
-          <w:rFonts w:hint="eastAsia"/>
-        </w:rPr>
       </w:pPr>
       <w:r>
         <w:rPr>
@@ -823,9 +748,6 @@
               <w:pStyle w:val="ListParagraph"/>
               <w:ind w:firstLineChars="0" w:firstLine="0"/>
               <w:jc w:val="center"/>
-              <w:rPr>
-                <w:rFonts w:hint="eastAsia"/>
-              </w:rPr>
             </w:pPr>
             <w:r>
               <w:rPr>
@@ -844,9 +766,6 @@
               <w:pStyle w:val="ListParagraph"/>
               <w:ind w:firstLineChars="0" w:firstLine="0"/>
               <w:jc w:val="center"/>
-              <w:rPr>
-                <w:rFonts w:hint="eastAsia"/>
-              </w:rPr>
             </w:pPr>
             <w:r>
               <w:rPr>
@@ -865,9 +784,6 @@
               <w:pStyle w:val="ListParagraph"/>
               <w:ind w:firstLineChars="0" w:firstLine="0"/>
               <w:jc w:val="center"/>
-              <w:rPr>
-                <w:rFonts w:hint="eastAsia"/>
-              </w:rPr>
             </w:pPr>
             <w:r>
               <w:rPr>
@@ -886,9 +802,6 @@
               <w:pStyle w:val="ListParagraph"/>
               <w:ind w:firstLineChars="0" w:firstLine="0"/>
               <w:jc w:val="center"/>
-              <w:rPr>
-                <w:rFonts w:hint="eastAsia"/>
-              </w:rPr>
             </w:pPr>
             <w:r>
               <w:rPr>
@@ -908,10 +821,13 @@
             <w:pPr>
               <w:pStyle w:val="ListParagraph"/>
               <w:ind w:firstLineChars="0" w:firstLine="0"/>
-              <w:rPr>
-                <w:rFonts w:hint="eastAsia"/>
-              </w:rPr>
-            </w:pPr>
+            </w:pPr>
+            <w:r>
+              <w:rPr>
+                <w:rFonts w:hint="eastAsia"/>
+              </w:rPr>
+              <w:t>Host</w:t>
+            </w:r>
             <w:r>
               <w:rPr>
                 <w:rFonts w:hint="eastAsia"/>
@@ -928,9 +844,6 @@
             <w:pPr>
               <w:pStyle w:val="ListParagraph"/>
               <w:ind w:firstLineChars="0" w:firstLine="0"/>
-              <w:rPr>
-                <w:rFonts w:hint="eastAsia"/>
-              </w:rPr>
             </w:pPr>
             <w:r>
               <w:rPr>
@@ -948,9 +861,6 @@
             <w:pPr>
               <w:pStyle w:val="ListParagraph"/>
               <w:ind w:firstLineChars="0" w:firstLine="0"/>
-              <w:rPr>
-                <w:rFonts w:hint="eastAsia"/>
-              </w:rPr>
             </w:pPr>
             <w:r>
               <w:rPr>
@@ -968,9 +878,6 @@
             <w:pPr>
               <w:pStyle w:val="ListParagraph"/>
               <w:ind w:firstLineChars="0" w:firstLine="0"/>
-              <w:rPr>
-                <w:rFonts w:hint="eastAsia"/>
-              </w:rPr>
             </w:pPr>
             <w:r>
               <w:rPr>
@@ -985,13 +892,7 @@
               <w:rPr>
                 <w:rFonts w:hint="eastAsia"/>
               </w:rPr>
-              <w:t>H</w:t>
-            </w:r>
-            <w:r>
-              <w:rPr>
-                <w:rFonts w:hint="eastAsia"/>
-              </w:rPr>
-              <w:t>1</w:t>
+              <w:t>H1</w:t>
             </w:r>
             <w:r>
               <w:t>”</w:t>
@@ -1008,9 +909,6 @@
             <w:pPr>
               <w:pStyle w:val="ListParagraph"/>
               <w:ind w:firstLineChars="0" w:firstLine="0"/>
-              <w:rPr>
-                <w:rFonts w:hint="eastAsia"/>
-              </w:rPr>
             </w:pPr>
             <w:r>
               <w:rPr>
@@ -1029,9 +927,6 @@
             <w:pPr>
               <w:pStyle w:val="ListParagraph"/>
               <w:ind w:firstLineChars="0" w:firstLine="0"/>
-              <w:rPr>
-                <w:rFonts w:hint="eastAsia"/>
-              </w:rPr>
             </w:pPr>
             <w:r>
               <w:rPr>
@@ -1049,23 +944,17 @@
             <w:pPr>
               <w:pStyle w:val="ListParagraph"/>
               <w:ind w:firstLineChars="0" w:firstLine="0"/>
-              <w:rPr>
-                <w:rFonts w:hint="eastAsia"/>
-              </w:rPr>
-            </w:pPr>
-          </w:p>
-        </w:tc>
-        <w:tc>
-          <w:tcPr>
-            <w:tcW w:w="1921" w:type="dxa"/>
-          </w:tcPr>
-          <w:p>
-            <w:pPr>
-              <w:pStyle w:val="ListParagraph"/>
-              <w:ind w:firstLineChars="0" w:firstLine="0"/>
-              <w:rPr>
-                <w:rFonts w:hint="eastAsia"/>
-              </w:rPr>
+            </w:pPr>
+          </w:p>
+        </w:tc>
+        <w:tc>
+          <w:tcPr>
+            <w:tcW w:w="1921" w:type="dxa"/>
+          </w:tcPr>
+          <w:p>
+            <w:pPr>
+              <w:pStyle w:val="ListParagraph"/>
+              <w:ind w:firstLineChars="0" w:firstLine="0"/>
             </w:pPr>
             <w:r>
               <w:rPr>
@@ -1097,9 +986,6 @@
             <w:pPr>
               <w:pStyle w:val="ListParagraph"/>
               <w:ind w:firstLineChars="0" w:firstLine="0"/>
-              <w:rPr>
-                <w:rFonts w:hint="eastAsia"/>
-              </w:rPr>
             </w:pPr>
             <w:r>
               <w:rPr>
@@ -1117,9 +1003,6 @@
             <w:pPr>
               <w:pStyle w:val="ListParagraph"/>
               <w:ind w:firstLineChars="0" w:firstLine="0"/>
-              <w:rPr>
-                <w:rFonts w:hint="eastAsia"/>
-              </w:rPr>
             </w:pPr>
             <w:r>
               <w:rPr>
@@ -1149,9 +1032,6 @@
             <w:pPr>
               <w:pStyle w:val="ListParagraph"/>
               <w:ind w:firstLineChars="0" w:firstLine="0"/>
-              <w:rPr>
-                <w:rFonts w:hint="eastAsia"/>
-              </w:rPr>
             </w:pPr>
             <w:r>
               <w:rPr>
@@ -1169,9 +1049,6 @@
             <w:pPr>
               <w:pStyle w:val="ListParagraph"/>
               <w:ind w:firstLineChars="0" w:firstLine="0"/>
-              <w:rPr>
-                <w:rFonts w:hint="eastAsia"/>
-              </w:rPr>
             </w:pPr>
             <w:r>
               <w:rPr>
@@ -1215,9 +1092,6 @@
             <w:pPr>
               <w:pStyle w:val="ListParagraph"/>
               <w:ind w:firstLineChars="0" w:firstLine="0"/>
-              <w:rPr>
-                <w:rFonts w:hint="eastAsia"/>
-              </w:rPr>
             </w:pPr>
             <w:r>
               <w:rPr>
@@ -1235,9 +1109,6 @@
             <w:pPr>
               <w:pStyle w:val="ListParagraph"/>
               <w:ind w:firstLineChars="0" w:firstLine="0"/>
-              <w:rPr>
-                <w:rFonts w:hint="eastAsia"/>
-              </w:rPr>
             </w:pPr>
             <w:r>
               <w:rPr>
@@ -1255,23 +1126,17 @@
             <w:pPr>
               <w:pStyle w:val="ListParagraph"/>
               <w:ind w:firstLineChars="0" w:firstLine="0"/>
-              <w:rPr>
-                <w:rFonts w:hint="eastAsia"/>
-              </w:rPr>
-            </w:pPr>
-          </w:p>
-        </w:tc>
-        <w:tc>
-          <w:tcPr>
-            <w:tcW w:w="1921" w:type="dxa"/>
-          </w:tcPr>
-          <w:p>
-            <w:pPr>
-              <w:pStyle w:val="ListParagraph"/>
-              <w:ind w:firstLineChars="0" w:firstLine="0"/>
-              <w:rPr>
-                <w:rFonts w:hint="eastAsia"/>
-              </w:rPr>
+            </w:pPr>
+          </w:p>
+        </w:tc>
+        <w:tc>
+          <w:tcPr>
+            <w:tcW w:w="1921" w:type="dxa"/>
+          </w:tcPr>
+          <w:p>
+            <w:pPr>
+              <w:pStyle w:val="ListParagraph"/>
+              <w:ind w:firstLineChars="0" w:firstLine="0"/>
             </w:pPr>
             <w:r>
               <w:rPr>
@@ -1303,9 +1168,6 @@
             <w:pPr>
               <w:pStyle w:val="ListParagraph"/>
               <w:ind w:firstLineChars="0" w:firstLine="0"/>
-              <w:rPr>
-                <w:rFonts w:hint="eastAsia"/>
-              </w:rPr>
             </w:pPr>
             <w:r>
               <w:rPr>
@@ -1323,9 +1185,6 @@
             <w:pPr>
               <w:pStyle w:val="ListParagraph"/>
               <w:ind w:firstLineChars="0" w:firstLine="0"/>
-              <w:rPr>
-                <w:rFonts w:hint="eastAsia"/>
-              </w:rPr>
             </w:pPr>
             <w:r>
               <w:rPr>
@@ -1343,23 +1202,17 @@
             <w:pPr>
               <w:pStyle w:val="ListParagraph"/>
               <w:ind w:firstLineChars="0" w:firstLine="0"/>
-              <w:rPr>
-                <w:rFonts w:hint="eastAsia"/>
-              </w:rPr>
-            </w:pPr>
-          </w:p>
-        </w:tc>
-        <w:tc>
-          <w:tcPr>
-            <w:tcW w:w="1921" w:type="dxa"/>
-          </w:tcPr>
-          <w:p>
-            <w:pPr>
-              <w:pStyle w:val="ListParagraph"/>
-              <w:ind w:firstLineChars="0" w:firstLine="0"/>
-              <w:rPr>
-                <w:rFonts w:hint="eastAsia"/>
-              </w:rPr>
+            </w:pPr>
+          </w:p>
+        </w:tc>
+        <w:tc>
+          <w:tcPr>
+            <w:tcW w:w="1921" w:type="dxa"/>
+          </w:tcPr>
+          <w:p>
+            <w:pPr>
+              <w:pStyle w:val="ListParagraph"/>
+              <w:ind w:firstLineChars="0" w:firstLine="0"/>
             </w:pPr>
             <w:r>
               <w:rPr>
@@ -1391,9 +1244,6 @@
             <w:pPr>
               <w:pStyle w:val="ListParagraph"/>
               <w:ind w:firstLineChars="0" w:firstLine="0"/>
-              <w:rPr>
-                <w:rFonts w:hint="eastAsia"/>
-              </w:rPr>
             </w:pPr>
             <w:r>
               <w:rPr>
@@ -1411,9 +1261,6 @@
             <w:pPr>
               <w:pStyle w:val="ListParagraph"/>
               <w:ind w:firstLineChars="0" w:firstLine="0"/>
-              <w:rPr>
-                <w:rFonts w:hint="eastAsia"/>
-              </w:rPr>
             </w:pPr>
             <w:r>
               <w:rPr>
@@ -1431,39 +1278,30 @@
             <w:pPr>
               <w:pStyle w:val="ListParagraph"/>
               <w:ind w:firstLineChars="0" w:firstLine="0"/>
-              <w:rPr>
-                <w:rFonts w:hint="eastAsia"/>
-              </w:rPr>
-            </w:pPr>
-          </w:p>
-        </w:tc>
-        <w:tc>
-          <w:tcPr>
-            <w:tcW w:w="1921" w:type="dxa"/>
-          </w:tcPr>
-          <w:p>
-            <w:pPr>
-              <w:pStyle w:val="ListParagraph"/>
-              <w:ind w:firstLineChars="0" w:firstLine="0"/>
-              <w:rPr>
-                <w:rFonts w:hint="eastAsia"/>
-              </w:rPr>
-            </w:pPr>
-          </w:p>
-        </w:tc>
-      </w:tr>
-      <w:tr>
-        <w:tc>
-          <w:tcPr>
-            <w:tcW w:w="1920" w:type="dxa"/>
-          </w:tcPr>
-          <w:p>
-            <w:pPr>
-              <w:pStyle w:val="ListParagraph"/>
-              <w:ind w:firstLineChars="0" w:firstLine="0"/>
-              <w:rPr>
-                <w:rFonts w:hint="eastAsia"/>
-              </w:rPr>
+            </w:pPr>
+          </w:p>
+        </w:tc>
+        <w:tc>
+          <w:tcPr>
+            <w:tcW w:w="1921" w:type="dxa"/>
+          </w:tcPr>
+          <w:p>
+            <w:pPr>
+              <w:pStyle w:val="ListParagraph"/>
+              <w:ind w:firstLineChars="0" w:firstLine="0"/>
+            </w:pPr>
+          </w:p>
+        </w:tc>
+      </w:tr>
+      <w:tr>
+        <w:tc>
+          <w:tcPr>
+            <w:tcW w:w="1920" w:type="dxa"/>
+          </w:tcPr>
+          <w:p>
+            <w:pPr>
+              <w:pStyle w:val="ListParagraph"/>
+              <w:ind w:firstLineChars="0" w:firstLine="0"/>
             </w:pPr>
             <w:r>
               <w:rPr>
@@ -1481,9 +1319,6 @@
             <w:pPr>
               <w:pStyle w:val="ListParagraph"/>
               <w:ind w:firstLineChars="0" w:firstLine="0"/>
-              <w:rPr>
-                <w:rFonts w:hint="eastAsia"/>
-              </w:rPr>
             </w:pPr>
             <w:r>
               <w:rPr>
@@ -1501,23 +1336,17 @@
             <w:pPr>
               <w:pStyle w:val="ListParagraph"/>
               <w:ind w:firstLineChars="0" w:firstLine="0"/>
-              <w:rPr>
-                <w:rFonts w:hint="eastAsia"/>
-              </w:rPr>
-            </w:pPr>
-          </w:p>
-        </w:tc>
-        <w:tc>
-          <w:tcPr>
-            <w:tcW w:w="1921" w:type="dxa"/>
-          </w:tcPr>
-          <w:p>
-            <w:pPr>
-              <w:pStyle w:val="ListParagraph"/>
-              <w:ind w:firstLineChars="0" w:firstLine="0"/>
-              <w:rPr>
-                <w:rFonts w:hint="eastAsia"/>
-              </w:rPr>
+            </w:pPr>
+          </w:p>
+        </w:tc>
+        <w:tc>
+          <w:tcPr>
+            <w:tcW w:w="1921" w:type="dxa"/>
+          </w:tcPr>
+          <w:p>
+            <w:pPr>
+              <w:pStyle w:val="ListParagraph"/>
+              <w:ind w:firstLineChars="0" w:firstLine="0"/>
             </w:pPr>
             <w:r>
               <w:rPr>
@@ -1549,9 +1378,6 @@
             <w:pPr>
               <w:pStyle w:val="ListParagraph"/>
               <w:ind w:firstLineChars="0" w:firstLine="0"/>
-              <w:rPr>
-                <w:rFonts w:hint="eastAsia"/>
-              </w:rPr>
             </w:pPr>
             <w:r>
               <w:rPr>
@@ -1569,9 +1395,6 @@
             <w:pPr>
               <w:pStyle w:val="ListParagraph"/>
               <w:ind w:firstLineChars="0" w:firstLine="0"/>
-              <w:rPr>
-                <w:rFonts w:hint="eastAsia"/>
-              </w:rPr>
             </w:pPr>
             <w:r>
               <w:rPr>
@@ -1589,39 +1412,30 @@
             <w:pPr>
               <w:pStyle w:val="ListParagraph"/>
               <w:ind w:firstLineChars="0" w:firstLine="0"/>
-              <w:rPr>
-                <w:rFonts w:hint="eastAsia"/>
-              </w:rPr>
-            </w:pPr>
-          </w:p>
-        </w:tc>
-        <w:tc>
-          <w:tcPr>
-            <w:tcW w:w="1921" w:type="dxa"/>
-          </w:tcPr>
-          <w:p>
-            <w:pPr>
-              <w:pStyle w:val="ListParagraph"/>
-              <w:ind w:firstLineChars="0" w:firstLine="0"/>
-              <w:rPr>
-                <w:rFonts w:hint="eastAsia"/>
-              </w:rPr>
-            </w:pPr>
-          </w:p>
-        </w:tc>
-      </w:tr>
-      <w:tr>
-        <w:tc>
-          <w:tcPr>
-            <w:tcW w:w="1920" w:type="dxa"/>
-          </w:tcPr>
-          <w:p>
-            <w:pPr>
-              <w:pStyle w:val="ListParagraph"/>
-              <w:ind w:firstLineChars="0" w:firstLine="0"/>
-              <w:rPr>
-                <w:rFonts w:hint="eastAsia"/>
-              </w:rPr>
+            </w:pPr>
+          </w:p>
+        </w:tc>
+        <w:tc>
+          <w:tcPr>
+            <w:tcW w:w="1921" w:type="dxa"/>
+          </w:tcPr>
+          <w:p>
+            <w:pPr>
+              <w:pStyle w:val="ListParagraph"/>
+              <w:ind w:firstLineChars="0" w:firstLine="0"/>
+            </w:pPr>
+          </w:p>
+        </w:tc>
+      </w:tr>
+      <w:tr>
+        <w:tc>
+          <w:tcPr>
+            <w:tcW w:w="1920" w:type="dxa"/>
+          </w:tcPr>
+          <w:p>
+            <w:pPr>
+              <w:pStyle w:val="ListParagraph"/>
+              <w:ind w:firstLineChars="0" w:firstLine="0"/>
             </w:pPr>
             <w:r>
               <w:rPr>
@@ -1639,9 +1453,6 @@
             <w:pPr>
               <w:pStyle w:val="ListParagraph"/>
               <w:ind w:firstLineChars="0" w:firstLine="0"/>
-              <w:rPr>
-                <w:rFonts w:hint="eastAsia"/>
-              </w:rPr>
             </w:pPr>
             <w:r>
               <w:rPr>
@@ -1659,39 +1470,30 @@
             <w:pPr>
               <w:pStyle w:val="ListParagraph"/>
               <w:ind w:firstLineChars="0" w:firstLine="0"/>
-              <w:rPr>
-                <w:rFonts w:hint="eastAsia"/>
-              </w:rPr>
-            </w:pPr>
-          </w:p>
-        </w:tc>
-        <w:tc>
-          <w:tcPr>
-            <w:tcW w:w="1921" w:type="dxa"/>
-          </w:tcPr>
-          <w:p>
-            <w:pPr>
-              <w:pStyle w:val="ListParagraph"/>
-              <w:ind w:firstLineChars="0" w:firstLine="0"/>
-              <w:rPr>
-                <w:rFonts w:hint="eastAsia"/>
-              </w:rPr>
-            </w:pPr>
-          </w:p>
-        </w:tc>
-      </w:tr>
-      <w:tr>
-        <w:tc>
-          <w:tcPr>
-            <w:tcW w:w="1920" w:type="dxa"/>
-          </w:tcPr>
-          <w:p>
-            <w:pPr>
-              <w:pStyle w:val="ListParagraph"/>
-              <w:ind w:firstLineChars="0" w:firstLine="0"/>
-              <w:rPr>
-                <w:rFonts w:hint="eastAsia"/>
-              </w:rPr>
+            </w:pPr>
+          </w:p>
+        </w:tc>
+        <w:tc>
+          <w:tcPr>
+            <w:tcW w:w="1921" w:type="dxa"/>
+          </w:tcPr>
+          <w:p>
+            <w:pPr>
+              <w:pStyle w:val="ListParagraph"/>
+              <w:ind w:firstLineChars="0" w:firstLine="0"/>
+            </w:pPr>
+          </w:p>
+        </w:tc>
+      </w:tr>
+      <w:tr>
+        <w:tc>
+          <w:tcPr>
+            <w:tcW w:w="1920" w:type="dxa"/>
+          </w:tcPr>
+          <w:p>
+            <w:pPr>
+              <w:pStyle w:val="ListParagraph"/>
+              <w:ind w:firstLineChars="0" w:firstLine="0"/>
             </w:pPr>
             <w:r>
               <w:rPr>
@@ -1709,9 +1511,6 @@
             <w:pPr>
               <w:pStyle w:val="ListParagraph"/>
               <w:ind w:firstLineChars="0" w:firstLine="0"/>
-              <w:rPr>
-                <w:rFonts w:hint="eastAsia"/>
-              </w:rPr>
             </w:pPr>
             <w:r>
               <w:rPr>
@@ -1741,39 +1540,30 @@
             <w:pPr>
               <w:pStyle w:val="ListParagraph"/>
               <w:ind w:firstLineChars="0" w:firstLine="0"/>
-              <w:rPr>
-                <w:rFonts w:hint="eastAsia"/>
-              </w:rPr>
-            </w:pPr>
-          </w:p>
-        </w:tc>
-        <w:tc>
-          <w:tcPr>
-            <w:tcW w:w="1921" w:type="dxa"/>
-          </w:tcPr>
-          <w:p>
-            <w:pPr>
-              <w:pStyle w:val="ListParagraph"/>
-              <w:ind w:firstLineChars="0" w:firstLine="0"/>
-              <w:rPr>
-                <w:rFonts w:hint="eastAsia"/>
-              </w:rPr>
-            </w:pPr>
-          </w:p>
-        </w:tc>
-      </w:tr>
-      <w:tr>
-        <w:tc>
-          <w:tcPr>
-            <w:tcW w:w="1920" w:type="dxa"/>
-          </w:tcPr>
-          <w:p>
-            <w:pPr>
-              <w:pStyle w:val="ListParagraph"/>
-              <w:ind w:firstLineChars="0" w:firstLine="0"/>
-              <w:rPr>
-                <w:rFonts w:hint="eastAsia"/>
-              </w:rPr>
+            </w:pPr>
+          </w:p>
+        </w:tc>
+        <w:tc>
+          <w:tcPr>
+            <w:tcW w:w="1921" w:type="dxa"/>
+          </w:tcPr>
+          <w:p>
+            <w:pPr>
+              <w:pStyle w:val="ListParagraph"/>
+              <w:ind w:firstLineChars="0" w:firstLine="0"/>
+            </w:pPr>
+          </w:p>
+        </w:tc>
+      </w:tr>
+      <w:tr>
+        <w:tc>
+          <w:tcPr>
+            <w:tcW w:w="1920" w:type="dxa"/>
+          </w:tcPr>
+          <w:p>
+            <w:pPr>
+              <w:pStyle w:val="ListParagraph"/>
+              <w:ind w:firstLineChars="0" w:firstLine="0"/>
             </w:pPr>
             <w:r>
               <w:rPr>
@@ -1791,9 +1581,6 @@
             <w:pPr>
               <w:pStyle w:val="ListParagraph"/>
               <w:ind w:firstLineChars="0" w:firstLine="0"/>
-              <w:rPr>
-                <w:rFonts w:hint="eastAsia"/>
-              </w:rPr>
             </w:pPr>
             <w:r>
               <w:rPr>
@@ -1823,39 +1610,30 @@
             <w:pPr>
               <w:pStyle w:val="ListParagraph"/>
               <w:ind w:firstLineChars="0" w:firstLine="0"/>
-              <w:rPr>
-                <w:rFonts w:hint="eastAsia"/>
-              </w:rPr>
-            </w:pPr>
-          </w:p>
-        </w:tc>
-        <w:tc>
-          <w:tcPr>
-            <w:tcW w:w="1921" w:type="dxa"/>
-          </w:tcPr>
-          <w:p>
-            <w:pPr>
-              <w:pStyle w:val="ListParagraph"/>
-              <w:ind w:firstLineChars="0" w:firstLine="0"/>
-              <w:rPr>
-                <w:rFonts w:hint="eastAsia"/>
-              </w:rPr>
-            </w:pPr>
-          </w:p>
-        </w:tc>
-      </w:tr>
-      <w:tr>
-        <w:tc>
-          <w:tcPr>
-            <w:tcW w:w="1920" w:type="dxa"/>
-          </w:tcPr>
-          <w:p>
-            <w:pPr>
-              <w:pStyle w:val="ListParagraph"/>
-              <w:ind w:firstLineChars="0" w:firstLine="0"/>
-              <w:rPr>
-                <w:rFonts w:hint="eastAsia"/>
-              </w:rPr>
+            </w:pPr>
+          </w:p>
+        </w:tc>
+        <w:tc>
+          <w:tcPr>
+            <w:tcW w:w="1921" w:type="dxa"/>
+          </w:tcPr>
+          <w:p>
+            <w:pPr>
+              <w:pStyle w:val="ListParagraph"/>
+              <w:ind w:firstLineChars="0" w:firstLine="0"/>
+            </w:pPr>
+          </w:p>
+        </w:tc>
+      </w:tr>
+      <w:tr>
+        <w:tc>
+          <w:tcPr>
+            <w:tcW w:w="1920" w:type="dxa"/>
+          </w:tcPr>
+          <w:p>
+            <w:pPr>
+              <w:pStyle w:val="ListParagraph"/>
+              <w:ind w:firstLineChars="0" w:firstLine="0"/>
             </w:pPr>
             <w:r>
               <w:rPr>
@@ -1873,9 +1651,6 @@
             <w:pPr>
               <w:pStyle w:val="ListParagraph"/>
               <w:ind w:firstLineChars="0" w:firstLine="0"/>
-              <w:rPr>
-                <w:rFonts w:hint="eastAsia"/>
-              </w:rPr>
             </w:pPr>
             <w:r>
               <w:rPr>
@@ -1905,39 +1680,30 @@
             <w:pPr>
               <w:pStyle w:val="ListParagraph"/>
               <w:ind w:firstLineChars="0" w:firstLine="0"/>
-              <w:rPr>
-                <w:rFonts w:hint="eastAsia"/>
-              </w:rPr>
-            </w:pPr>
-          </w:p>
-        </w:tc>
-        <w:tc>
-          <w:tcPr>
-            <w:tcW w:w="1921" w:type="dxa"/>
-          </w:tcPr>
-          <w:p>
-            <w:pPr>
-              <w:pStyle w:val="ListParagraph"/>
-              <w:ind w:firstLineChars="0" w:firstLine="0"/>
-              <w:rPr>
-                <w:rFonts w:hint="eastAsia"/>
-              </w:rPr>
-            </w:pPr>
-          </w:p>
-        </w:tc>
-      </w:tr>
-      <w:tr>
-        <w:tc>
-          <w:tcPr>
-            <w:tcW w:w="1920" w:type="dxa"/>
-          </w:tcPr>
-          <w:p>
-            <w:pPr>
-              <w:pStyle w:val="ListParagraph"/>
-              <w:ind w:firstLineChars="0" w:firstLine="0"/>
-              <w:rPr>
-                <w:rFonts w:hint="eastAsia"/>
-              </w:rPr>
+            </w:pPr>
+          </w:p>
+        </w:tc>
+        <w:tc>
+          <w:tcPr>
+            <w:tcW w:w="1921" w:type="dxa"/>
+          </w:tcPr>
+          <w:p>
+            <w:pPr>
+              <w:pStyle w:val="ListParagraph"/>
+              <w:ind w:firstLineChars="0" w:firstLine="0"/>
+            </w:pPr>
+          </w:p>
+        </w:tc>
+      </w:tr>
+      <w:tr>
+        <w:tc>
+          <w:tcPr>
+            <w:tcW w:w="1920" w:type="dxa"/>
+          </w:tcPr>
+          <w:p>
+            <w:pPr>
+              <w:pStyle w:val="ListParagraph"/>
+              <w:ind w:firstLineChars="0" w:firstLine="0"/>
             </w:pPr>
             <w:r>
               <w:rPr>
@@ -1955,9 +1721,6 @@
             <w:pPr>
               <w:pStyle w:val="ListParagraph"/>
               <w:ind w:firstLineChars="0" w:firstLine="0"/>
-              <w:rPr>
-                <w:rFonts w:hint="eastAsia"/>
-              </w:rPr>
             </w:pPr>
             <w:r>
               <w:rPr>
@@ -1987,39 +1750,30 @@
             <w:pPr>
               <w:pStyle w:val="ListParagraph"/>
               <w:ind w:firstLineChars="0" w:firstLine="0"/>
-              <w:rPr>
-                <w:rFonts w:hint="eastAsia"/>
-              </w:rPr>
-            </w:pPr>
-          </w:p>
-        </w:tc>
-        <w:tc>
-          <w:tcPr>
-            <w:tcW w:w="1921" w:type="dxa"/>
-          </w:tcPr>
-          <w:p>
-            <w:pPr>
-              <w:pStyle w:val="ListParagraph"/>
-              <w:ind w:firstLineChars="0" w:firstLine="0"/>
-              <w:rPr>
-                <w:rFonts w:hint="eastAsia"/>
-              </w:rPr>
-            </w:pPr>
-          </w:p>
-        </w:tc>
-      </w:tr>
-      <w:tr>
-        <w:tc>
-          <w:tcPr>
-            <w:tcW w:w="1920" w:type="dxa"/>
-          </w:tcPr>
-          <w:p>
-            <w:pPr>
-              <w:pStyle w:val="ListParagraph"/>
-              <w:ind w:firstLineChars="0" w:firstLine="0"/>
-              <w:rPr>
-                <w:rFonts w:hint="eastAsia"/>
-              </w:rPr>
+            </w:pPr>
+          </w:p>
+        </w:tc>
+        <w:tc>
+          <w:tcPr>
+            <w:tcW w:w="1921" w:type="dxa"/>
+          </w:tcPr>
+          <w:p>
+            <w:pPr>
+              <w:pStyle w:val="ListParagraph"/>
+              <w:ind w:firstLineChars="0" w:firstLine="0"/>
+            </w:pPr>
+          </w:p>
+        </w:tc>
+      </w:tr>
+      <w:tr>
+        <w:tc>
+          <w:tcPr>
+            <w:tcW w:w="1920" w:type="dxa"/>
+          </w:tcPr>
+          <w:p>
+            <w:pPr>
+              <w:pStyle w:val="ListParagraph"/>
+              <w:ind w:firstLineChars="0" w:firstLine="0"/>
             </w:pPr>
             <w:r>
               <w:rPr>
@@ -2037,9 +1791,6 @@
             <w:pPr>
               <w:pStyle w:val="ListParagraph"/>
               <w:ind w:firstLineChars="0" w:firstLine="0"/>
-              <w:rPr>
-                <w:rFonts w:hint="eastAsia"/>
-              </w:rPr>
             </w:pPr>
             <w:r>
               <w:rPr>
@@ -2069,39 +1820,30 @@
             <w:pPr>
               <w:pStyle w:val="ListParagraph"/>
               <w:ind w:firstLineChars="0" w:firstLine="0"/>
-              <w:rPr>
-                <w:rFonts w:hint="eastAsia"/>
-              </w:rPr>
-            </w:pPr>
-          </w:p>
-        </w:tc>
-        <w:tc>
-          <w:tcPr>
-            <w:tcW w:w="1921" w:type="dxa"/>
-          </w:tcPr>
-          <w:p>
-            <w:pPr>
-              <w:pStyle w:val="ListParagraph"/>
-              <w:ind w:firstLineChars="0" w:firstLine="0"/>
-              <w:rPr>
-                <w:rFonts w:hint="eastAsia"/>
-              </w:rPr>
-            </w:pPr>
-          </w:p>
-        </w:tc>
-      </w:tr>
-      <w:tr>
-        <w:tc>
-          <w:tcPr>
-            <w:tcW w:w="1920" w:type="dxa"/>
-          </w:tcPr>
-          <w:p>
-            <w:pPr>
-              <w:pStyle w:val="ListParagraph"/>
-              <w:ind w:firstLineChars="0" w:firstLine="0"/>
-              <w:rPr>
-                <w:rFonts w:hint="eastAsia"/>
-              </w:rPr>
+            </w:pPr>
+          </w:p>
+        </w:tc>
+        <w:tc>
+          <w:tcPr>
+            <w:tcW w:w="1921" w:type="dxa"/>
+          </w:tcPr>
+          <w:p>
+            <w:pPr>
+              <w:pStyle w:val="ListParagraph"/>
+              <w:ind w:firstLineChars="0" w:firstLine="0"/>
+            </w:pPr>
+          </w:p>
+        </w:tc>
+      </w:tr>
+      <w:tr>
+        <w:tc>
+          <w:tcPr>
+            <w:tcW w:w="1920" w:type="dxa"/>
+          </w:tcPr>
+          <w:p>
+            <w:pPr>
+              <w:pStyle w:val="ListParagraph"/>
+              <w:ind w:firstLineChars="0" w:firstLine="0"/>
             </w:pPr>
             <w:r>
               <w:rPr>
@@ -2119,9 +1861,6 @@
             <w:pPr>
               <w:pStyle w:val="ListParagraph"/>
               <w:ind w:firstLineChars="0" w:firstLine="0"/>
-              <w:rPr>
-                <w:rFonts w:hint="eastAsia"/>
-              </w:rPr>
             </w:pPr>
             <w:r>
               <w:rPr>
@@ -2139,23 +1878,17 @@
             <w:pPr>
               <w:pStyle w:val="ListParagraph"/>
               <w:ind w:firstLineChars="0" w:firstLine="0"/>
-              <w:rPr>
-                <w:rFonts w:hint="eastAsia"/>
-              </w:rPr>
-            </w:pPr>
-          </w:p>
-        </w:tc>
-        <w:tc>
-          <w:tcPr>
-            <w:tcW w:w="1921" w:type="dxa"/>
-          </w:tcPr>
-          <w:p>
-            <w:pPr>
-              <w:pStyle w:val="ListParagraph"/>
-              <w:ind w:firstLineChars="0" w:firstLine="0"/>
-              <w:rPr>
-                <w:rFonts w:hint="eastAsia"/>
-              </w:rPr>
+            </w:pPr>
+          </w:p>
+        </w:tc>
+        <w:tc>
+          <w:tcPr>
+            <w:tcW w:w="1921" w:type="dxa"/>
+          </w:tcPr>
+          <w:p>
+            <w:pPr>
+              <w:pStyle w:val="ListParagraph"/>
+              <w:ind w:firstLineChars="0" w:firstLine="0"/>
             </w:pPr>
           </w:p>
         </w:tc>
@@ -2165,18 +1898,12 @@
       <w:pPr>
         <w:pStyle w:val="ListParagraph"/>
         <w:ind w:leftChars="399" w:left="848" w:hangingChars="5" w:hanging="10"/>
-        <w:rPr>
-          <w:rFonts w:hint="eastAsia"/>
-        </w:rPr>
       </w:pPr>
     </w:p>
     <w:p>
       <w:pPr>
         <w:pStyle w:val="ListParagraph"/>
         <w:ind w:leftChars="399" w:left="848" w:hangingChars="5" w:hanging="10"/>
-        <w:rPr>
-          <w:rFonts w:hint="eastAsia"/>
-        </w:rPr>
       </w:pPr>
       <w:r>
         <w:rPr>
@@ -2215,9 +1942,6 @@
               <w:pStyle w:val="ListParagraph"/>
               <w:ind w:firstLineChars="0" w:firstLine="0"/>
               <w:jc w:val="center"/>
-              <w:rPr>
-                <w:rFonts w:hint="eastAsia"/>
-              </w:rPr>
             </w:pPr>
             <w:r>
               <w:rPr>
@@ -2236,9 +1960,6 @@
               <w:pStyle w:val="ListParagraph"/>
               <w:ind w:firstLineChars="0" w:firstLine="0"/>
               <w:jc w:val="center"/>
-              <w:rPr>
-                <w:rFonts w:hint="eastAsia"/>
-              </w:rPr>
             </w:pPr>
             <w:r>
               <w:rPr>
@@ -2257,9 +1978,6 @@
               <w:pStyle w:val="ListParagraph"/>
               <w:ind w:firstLineChars="0" w:firstLine="0"/>
               <w:jc w:val="center"/>
-              <w:rPr>
-                <w:rFonts w:hint="eastAsia"/>
-              </w:rPr>
             </w:pPr>
             <w:r>
               <w:rPr>
@@ -2278,9 +1996,6 @@
               <w:pStyle w:val="ListParagraph"/>
               <w:ind w:firstLineChars="0" w:firstLine="0"/>
               <w:jc w:val="center"/>
-              <w:rPr>
-                <w:rFonts w:hint="eastAsia"/>
-              </w:rPr>
             </w:pPr>
             <w:r>
               <w:rPr>
@@ -2300,9 +2015,6 @@
             <w:pPr>
               <w:pStyle w:val="ListParagraph"/>
               <w:ind w:firstLineChars="0" w:firstLine="0"/>
-              <w:rPr>
-                <w:rFonts w:hint="eastAsia"/>
-              </w:rPr>
             </w:pPr>
             <w:r>
               <w:rPr>
@@ -2320,9 +2032,6 @@
             <w:pPr>
               <w:pStyle w:val="ListParagraph"/>
               <w:ind w:firstLineChars="0" w:firstLine="0"/>
-              <w:rPr>
-                <w:rFonts w:hint="eastAsia"/>
-              </w:rPr>
             </w:pPr>
             <w:r>
               <w:rPr>
@@ -2340,39 +2049,30 @@
             <w:pPr>
               <w:pStyle w:val="ListParagraph"/>
               <w:ind w:firstLineChars="0" w:firstLine="0"/>
-              <w:rPr>
-                <w:rFonts w:hint="eastAsia"/>
-              </w:rPr>
-            </w:pPr>
-          </w:p>
-        </w:tc>
-        <w:tc>
-          <w:tcPr>
-            <w:tcW w:w="1921" w:type="dxa"/>
-          </w:tcPr>
-          <w:p>
-            <w:pPr>
-              <w:pStyle w:val="ListParagraph"/>
-              <w:ind w:firstLineChars="0" w:firstLine="0"/>
-              <w:rPr>
-                <w:rFonts w:hint="eastAsia"/>
-              </w:rPr>
-            </w:pPr>
-          </w:p>
-        </w:tc>
-      </w:tr>
-      <w:tr>
-        <w:tc>
-          <w:tcPr>
-            <w:tcW w:w="1920" w:type="dxa"/>
-          </w:tcPr>
-          <w:p>
-            <w:pPr>
-              <w:pStyle w:val="ListParagraph"/>
-              <w:ind w:firstLineChars="0" w:firstLine="0"/>
-              <w:rPr>
-                <w:rFonts w:hint="eastAsia"/>
-              </w:rPr>
+            </w:pPr>
+          </w:p>
+        </w:tc>
+        <w:tc>
+          <w:tcPr>
+            <w:tcW w:w="1921" w:type="dxa"/>
+          </w:tcPr>
+          <w:p>
+            <w:pPr>
+              <w:pStyle w:val="ListParagraph"/>
+              <w:ind w:firstLineChars="0" w:firstLine="0"/>
+            </w:pPr>
+          </w:p>
+        </w:tc>
+      </w:tr>
+      <w:tr>
+        <w:tc>
+          <w:tcPr>
+            <w:tcW w:w="1920" w:type="dxa"/>
+          </w:tcPr>
+          <w:p>
+            <w:pPr>
+              <w:pStyle w:val="ListParagraph"/>
+              <w:ind w:firstLineChars="0" w:firstLine="0"/>
             </w:pPr>
             <w:r>
               <w:rPr>
@@ -2390,9 +2090,6 @@
             <w:pPr>
               <w:pStyle w:val="ListParagraph"/>
               <w:ind w:firstLineChars="0" w:firstLine="0"/>
-              <w:rPr>
-                <w:rFonts w:hint="eastAsia"/>
-              </w:rPr>
             </w:pPr>
             <w:r>
               <w:rPr>
@@ -2410,39 +2107,30 @@
             <w:pPr>
               <w:pStyle w:val="ListParagraph"/>
               <w:ind w:firstLineChars="0" w:firstLine="0"/>
-              <w:rPr>
-                <w:rFonts w:hint="eastAsia"/>
-              </w:rPr>
-            </w:pPr>
-          </w:p>
-        </w:tc>
-        <w:tc>
-          <w:tcPr>
-            <w:tcW w:w="1921" w:type="dxa"/>
-          </w:tcPr>
-          <w:p>
-            <w:pPr>
-              <w:pStyle w:val="ListParagraph"/>
-              <w:ind w:firstLineChars="0" w:firstLine="0"/>
-              <w:rPr>
-                <w:rFonts w:hint="eastAsia"/>
-              </w:rPr>
-            </w:pPr>
-          </w:p>
-        </w:tc>
-      </w:tr>
-      <w:tr>
-        <w:tc>
-          <w:tcPr>
-            <w:tcW w:w="1920" w:type="dxa"/>
-          </w:tcPr>
-          <w:p>
-            <w:pPr>
-              <w:pStyle w:val="ListParagraph"/>
-              <w:ind w:firstLineChars="0" w:firstLine="0"/>
-              <w:rPr>
-                <w:rFonts w:hint="eastAsia"/>
-              </w:rPr>
+            </w:pPr>
+          </w:p>
+        </w:tc>
+        <w:tc>
+          <w:tcPr>
+            <w:tcW w:w="1921" w:type="dxa"/>
+          </w:tcPr>
+          <w:p>
+            <w:pPr>
+              <w:pStyle w:val="ListParagraph"/>
+              <w:ind w:firstLineChars="0" w:firstLine="0"/>
+            </w:pPr>
+          </w:p>
+        </w:tc>
+      </w:tr>
+      <w:tr>
+        <w:tc>
+          <w:tcPr>
+            <w:tcW w:w="1920" w:type="dxa"/>
+          </w:tcPr>
+          <w:p>
+            <w:pPr>
+              <w:pStyle w:val="ListParagraph"/>
+              <w:ind w:firstLineChars="0" w:firstLine="0"/>
             </w:pPr>
             <w:r>
               <w:rPr>
@@ -2460,9 +2148,6 @@
             <w:pPr>
               <w:pStyle w:val="ListParagraph"/>
               <w:ind w:firstLineChars="0" w:firstLine="0"/>
-              <w:rPr>
-                <w:rFonts w:hint="eastAsia"/>
-              </w:rPr>
             </w:pPr>
             <w:r>
               <w:rPr>
@@ -2480,9 +2165,6 @@
             <w:pPr>
               <w:pStyle w:val="ListParagraph"/>
               <w:ind w:firstLineChars="0" w:firstLine="0"/>
-              <w:rPr>
-                <w:rFonts w:hint="eastAsia"/>
-              </w:rPr>
             </w:pPr>
             <w:r>
               <w:rPr>
@@ -2500,25 +2182,19 @@
             <w:pPr>
               <w:pStyle w:val="ListParagraph"/>
               <w:ind w:firstLineChars="0" w:firstLine="0"/>
-              <w:rPr>
-                <w:rFonts w:hint="eastAsia"/>
-              </w:rPr>
-            </w:pPr>
-          </w:p>
-        </w:tc>
-      </w:tr>
-      <w:tr>
-        <w:tc>
-          <w:tcPr>
-            <w:tcW w:w="1920" w:type="dxa"/>
-          </w:tcPr>
-          <w:p>
-            <w:pPr>
-              <w:pStyle w:val="ListParagraph"/>
-              <w:ind w:firstLineChars="0" w:firstLine="0"/>
-              <w:rPr>
-                <w:rFonts w:hint="eastAsia"/>
-              </w:rPr>
+            </w:pPr>
+          </w:p>
+        </w:tc>
+      </w:tr>
+      <w:tr>
+        <w:tc>
+          <w:tcPr>
+            <w:tcW w:w="1920" w:type="dxa"/>
+          </w:tcPr>
+          <w:p>
+            <w:pPr>
+              <w:pStyle w:val="ListParagraph"/>
+              <w:ind w:firstLineChars="0" w:firstLine="0"/>
             </w:pPr>
             <w:r>
               <w:rPr>
@@ -2536,9 +2212,6 @@
             <w:pPr>
               <w:pStyle w:val="ListParagraph"/>
               <w:ind w:firstLineChars="0" w:firstLine="0"/>
-              <w:rPr>
-                <w:rFonts w:hint="eastAsia"/>
-              </w:rPr>
             </w:pPr>
             <w:r>
               <w:rPr>
@@ -2556,23 +2229,17 @@
             <w:pPr>
               <w:pStyle w:val="ListParagraph"/>
               <w:ind w:firstLineChars="0" w:firstLine="0"/>
-              <w:rPr>
-                <w:rFonts w:hint="eastAsia"/>
-              </w:rPr>
-            </w:pPr>
-          </w:p>
-        </w:tc>
-        <w:tc>
-          <w:tcPr>
-            <w:tcW w:w="1921" w:type="dxa"/>
-          </w:tcPr>
-          <w:p>
-            <w:pPr>
-              <w:pStyle w:val="ListParagraph"/>
-              <w:ind w:firstLineChars="0" w:firstLine="0"/>
-              <w:rPr>
-                <w:rFonts w:hint="eastAsia"/>
-              </w:rPr>
+            </w:pPr>
+          </w:p>
+        </w:tc>
+        <w:tc>
+          <w:tcPr>
+            <w:tcW w:w="1921" w:type="dxa"/>
+          </w:tcPr>
+          <w:p>
+            <w:pPr>
+              <w:pStyle w:val="ListParagraph"/>
+              <w:ind w:firstLineChars="0" w:firstLine="0"/>
             </w:pPr>
           </w:p>
         </w:tc>
@@ -2582,18 +2249,12 @@
       <w:pPr>
         <w:pStyle w:val="ListParagraph"/>
         <w:ind w:leftChars="399" w:left="848" w:hangingChars="5" w:hanging="10"/>
-        <w:rPr>
-          <w:rFonts w:hint="eastAsia"/>
-        </w:rPr>
       </w:pPr>
     </w:p>
     <w:p>
       <w:pPr>
         <w:pStyle w:val="ListParagraph"/>
         <w:ind w:leftChars="399" w:left="848" w:hangingChars="5" w:hanging="10"/>
-        <w:rPr>
-          <w:rFonts w:hint="eastAsia"/>
-        </w:rPr>
       </w:pPr>
       <w:r>
         <w:rPr>
@@ -2632,9 +2293,6 @@
               <w:pStyle w:val="ListParagraph"/>
               <w:ind w:firstLineChars="0" w:firstLine="0"/>
               <w:jc w:val="center"/>
-              <w:rPr>
-                <w:rFonts w:hint="eastAsia"/>
-              </w:rPr>
             </w:pPr>
             <w:r>
               <w:rPr>
@@ -2653,9 +2311,6 @@
               <w:pStyle w:val="ListParagraph"/>
               <w:ind w:firstLineChars="0" w:firstLine="0"/>
               <w:jc w:val="center"/>
-              <w:rPr>
-                <w:rFonts w:hint="eastAsia"/>
-              </w:rPr>
             </w:pPr>
             <w:r>
               <w:rPr>
@@ -2674,9 +2329,6 @@
               <w:pStyle w:val="ListParagraph"/>
               <w:ind w:firstLineChars="0" w:firstLine="0"/>
               <w:jc w:val="center"/>
-              <w:rPr>
-                <w:rFonts w:hint="eastAsia"/>
-              </w:rPr>
             </w:pPr>
             <w:r>
               <w:rPr>
@@ -2695,9 +2347,6 @@
               <w:pStyle w:val="ListParagraph"/>
               <w:ind w:firstLineChars="0" w:firstLine="0"/>
               <w:jc w:val="center"/>
-              <w:rPr>
-                <w:rFonts w:hint="eastAsia"/>
-              </w:rPr>
             </w:pPr>
             <w:r>
               <w:rPr>
@@ -2717,9 +2366,6 @@
             <w:pPr>
               <w:pStyle w:val="ListParagraph"/>
               <w:ind w:firstLineChars="0" w:firstLine="0"/>
-              <w:rPr>
-                <w:rFonts w:hint="eastAsia"/>
-              </w:rPr>
             </w:pPr>
             <w:r>
               <w:rPr>
@@ -2737,9 +2383,6 @@
             <w:pPr>
               <w:pStyle w:val="ListParagraph"/>
               <w:ind w:firstLineChars="0" w:firstLine="0"/>
-              <w:rPr>
-                <w:rFonts w:hint="eastAsia"/>
-              </w:rPr>
             </w:pPr>
             <w:r>
               <w:rPr>
@@ -2757,23 +2400,17 @@
             <w:pPr>
               <w:pStyle w:val="ListParagraph"/>
               <w:ind w:firstLineChars="0" w:firstLine="0"/>
-              <w:rPr>
-                <w:rFonts w:hint="eastAsia"/>
-              </w:rPr>
-            </w:pPr>
-          </w:p>
-        </w:tc>
-        <w:tc>
-          <w:tcPr>
-            <w:tcW w:w="1921" w:type="dxa"/>
-          </w:tcPr>
-          <w:p>
-            <w:pPr>
-              <w:pStyle w:val="ListParagraph"/>
-              <w:ind w:firstLineChars="0" w:firstLine="0"/>
-              <w:rPr>
-                <w:rFonts w:hint="eastAsia"/>
-              </w:rPr>
+            </w:pPr>
+          </w:p>
+        </w:tc>
+        <w:tc>
+          <w:tcPr>
+            <w:tcW w:w="1921" w:type="dxa"/>
+          </w:tcPr>
+          <w:p>
+            <w:pPr>
+              <w:pStyle w:val="ListParagraph"/>
+              <w:ind w:firstLineChars="0" w:firstLine="0"/>
             </w:pPr>
             <w:r>
               <w:rPr>
@@ -2799,9 +2436,6 @@
             <w:pPr>
               <w:pStyle w:val="ListParagraph"/>
               <w:ind w:firstLineChars="0" w:firstLine="0"/>
-              <w:rPr>
-                <w:rFonts w:hint="eastAsia"/>
-              </w:rPr>
             </w:pPr>
             <w:r>
               <w:rPr>
@@ -2819,9 +2453,6 @@
             <w:pPr>
               <w:pStyle w:val="ListParagraph"/>
               <w:ind w:firstLineChars="0" w:firstLine="0"/>
-              <w:rPr>
-                <w:rFonts w:hint="eastAsia"/>
-              </w:rPr>
             </w:pPr>
             <w:r>
               <w:rPr>
@@ -2839,23 +2470,17 @@
             <w:pPr>
               <w:pStyle w:val="ListParagraph"/>
               <w:ind w:firstLineChars="0" w:firstLine="0"/>
-              <w:rPr>
-                <w:rFonts w:hint="eastAsia"/>
-              </w:rPr>
-            </w:pPr>
-          </w:p>
-        </w:tc>
-        <w:tc>
-          <w:tcPr>
-            <w:tcW w:w="1921" w:type="dxa"/>
-          </w:tcPr>
-          <w:p>
-            <w:pPr>
-              <w:pStyle w:val="ListParagraph"/>
-              <w:ind w:firstLineChars="0" w:firstLine="0"/>
-              <w:rPr>
-                <w:rFonts w:hint="eastAsia"/>
-              </w:rPr>
+            </w:pPr>
+          </w:p>
+        </w:tc>
+        <w:tc>
+          <w:tcPr>
+            <w:tcW w:w="1921" w:type="dxa"/>
+          </w:tcPr>
+          <w:p>
+            <w:pPr>
+              <w:pStyle w:val="ListParagraph"/>
+              <w:ind w:firstLineChars="0" w:firstLine="0"/>
             </w:pPr>
             <w:r>
               <w:rPr>
@@ -2887,9 +2512,6 @@
             <w:pPr>
               <w:pStyle w:val="ListParagraph"/>
               <w:ind w:firstLineChars="0" w:firstLine="0"/>
-              <w:rPr>
-                <w:rFonts w:hint="eastAsia"/>
-              </w:rPr>
             </w:pPr>
             <w:r>
               <w:rPr>
@@ -2907,9 +2529,6 @@
             <w:pPr>
               <w:pStyle w:val="ListParagraph"/>
               <w:ind w:firstLineChars="0" w:firstLine="0"/>
-              <w:rPr>
-                <w:rFonts w:hint="eastAsia"/>
-              </w:rPr>
             </w:pPr>
             <w:r>
               <w:rPr>
@@ -2927,23 +2546,17 @@
             <w:pPr>
               <w:pStyle w:val="ListParagraph"/>
               <w:ind w:firstLineChars="0" w:firstLine="0"/>
-              <w:rPr>
-                <w:rFonts w:hint="eastAsia"/>
-              </w:rPr>
-            </w:pPr>
-          </w:p>
-        </w:tc>
-        <w:tc>
-          <w:tcPr>
-            <w:tcW w:w="1921" w:type="dxa"/>
-          </w:tcPr>
-          <w:p>
-            <w:pPr>
-              <w:pStyle w:val="ListParagraph"/>
-              <w:ind w:firstLineChars="0" w:firstLine="0"/>
-              <w:rPr>
-                <w:rFonts w:hint="eastAsia"/>
-              </w:rPr>
+            </w:pPr>
+          </w:p>
+        </w:tc>
+        <w:tc>
+          <w:tcPr>
+            <w:tcW w:w="1921" w:type="dxa"/>
+          </w:tcPr>
+          <w:p>
+            <w:pPr>
+              <w:pStyle w:val="ListParagraph"/>
+              <w:ind w:firstLineChars="0" w:firstLine="0"/>
             </w:pPr>
             <w:r>
               <w:rPr>
@@ -2971,18 +2584,12 @@
       <w:pPr>
         <w:pStyle w:val="ListParagraph"/>
         <w:ind w:leftChars="399" w:left="848" w:hangingChars="5" w:hanging="10"/>
-        <w:rPr>
-          <w:rFonts w:hint="eastAsia"/>
-        </w:rPr>
       </w:pPr>
     </w:p>
     <w:p>
       <w:pPr>
         <w:pStyle w:val="ListParagraph"/>
         <w:ind w:leftChars="399" w:left="848" w:hangingChars="5" w:hanging="10"/>
-        <w:rPr>
-          <w:rFonts w:hint="eastAsia"/>
-        </w:rPr>
       </w:pPr>
       <w:r>
         <w:rPr>
@@ -3021,9 +2628,6 @@
               <w:pStyle w:val="ListParagraph"/>
               <w:ind w:firstLineChars="0" w:firstLine="0"/>
               <w:jc w:val="center"/>
-              <w:rPr>
-                <w:rFonts w:hint="eastAsia"/>
-              </w:rPr>
             </w:pPr>
             <w:r>
               <w:rPr>
@@ -3042,9 +2646,6 @@
               <w:pStyle w:val="ListParagraph"/>
               <w:ind w:firstLineChars="0" w:firstLine="0"/>
               <w:jc w:val="center"/>
-              <w:rPr>
-                <w:rFonts w:hint="eastAsia"/>
-              </w:rPr>
             </w:pPr>
             <w:r>
               <w:rPr>
@@ -3063,9 +2664,6 @@
               <w:pStyle w:val="ListParagraph"/>
               <w:ind w:firstLineChars="0" w:firstLine="0"/>
               <w:jc w:val="center"/>
-              <w:rPr>
-                <w:rFonts w:hint="eastAsia"/>
-              </w:rPr>
             </w:pPr>
             <w:r>
               <w:rPr>
@@ -3084,9 +2682,6 @@
               <w:pStyle w:val="ListParagraph"/>
               <w:ind w:firstLineChars="0" w:firstLine="0"/>
               <w:jc w:val="center"/>
-              <w:rPr>
-                <w:rFonts w:hint="eastAsia"/>
-              </w:rPr>
             </w:pPr>
             <w:r>
               <w:rPr>
@@ -3106,9 +2701,6 @@
             <w:pPr>
               <w:pStyle w:val="ListParagraph"/>
               <w:ind w:firstLineChars="0" w:firstLine="0"/>
-              <w:rPr>
-                <w:rFonts w:hint="eastAsia"/>
-              </w:rPr>
             </w:pPr>
             <w:r>
               <w:rPr>
@@ -3126,9 +2718,6 @@
             <w:pPr>
               <w:pStyle w:val="ListParagraph"/>
               <w:ind w:firstLineChars="0" w:firstLine="0"/>
-              <w:rPr>
-                <w:rFonts w:hint="eastAsia"/>
-              </w:rPr>
             </w:pPr>
             <w:r>
               <w:rPr>
@@ -3146,9 +2735,6 @@
             <w:pPr>
               <w:pStyle w:val="ListParagraph"/>
               <w:ind w:firstLineChars="0" w:firstLine="0"/>
-              <w:rPr>
-                <w:rFonts w:hint="eastAsia"/>
-              </w:rPr>
             </w:pPr>
             <w:r>
               <w:rPr>
@@ -3166,9 +2752,6 @@
             <w:pPr>
               <w:pStyle w:val="ListParagraph"/>
               <w:ind w:firstLineChars="0" w:firstLine="0"/>
-              <w:rPr>
-                <w:rFonts w:hint="eastAsia"/>
-              </w:rPr>
             </w:pPr>
             <w:r>
               <w:t>“</w:t>
@@ -3196,9 +2779,6 @@
             <w:pPr>
               <w:pStyle w:val="ListParagraph"/>
               <w:ind w:firstLineChars="0" w:firstLine="0"/>
-              <w:rPr>
-                <w:rFonts w:hint="eastAsia"/>
-              </w:rPr>
             </w:pPr>
             <w:r>
               <w:rPr>
@@ -3216,9 +2796,6 @@
             <w:pPr>
               <w:pStyle w:val="ListParagraph"/>
               <w:ind w:firstLineChars="0" w:firstLine="0"/>
-              <w:rPr>
-                <w:rFonts w:hint="eastAsia"/>
-              </w:rPr>
             </w:pPr>
             <w:r>
               <w:rPr>
@@ -3236,9 +2813,6 @@
             <w:pPr>
               <w:pStyle w:val="ListParagraph"/>
               <w:ind w:firstLineChars="0" w:firstLine="0"/>
-              <w:rPr>
-                <w:rFonts w:hint="eastAsia"/>
-              </w:rPr>
             </w:pPr>
           </w:p>
         </w:tc>
@@ -3275,9 +2849,6 @@
             <w:pPr>
               <w:pStyle w:val="ListParagraph"/>
               <w:ind w:firstLineChars="0" w:firstLine="0"/>
-              <w:rPr>
-                <w:rFonts w:hint="eastAsia"/>
-              </w:rPr>
             </w:pPr>
             <w:r>
               <w:rPr>
@@ -3295,9 +2866,6 @@
             <w:pPr>
               <w:pStyle w:val="ListParagraph"/>
               <w:ind w:firstLineChars="0" w:firstLine="0"/>
-              <w:rPr>
-                <w:rFonts w:hint="eastAsia"/>
-              </w:rPr>
             </w:pPr>
             <w:r>
               <w:rPr>
@@ -3315,23 +2883,17 @@
             <w:pPr>
               <w:pStyle w:val="ListParagraph"/>
               <w:ind w:firstLineChars="0" w:firstLine="0"/>
-              <w:rPr>
-                <w:rFonts w:hint="eastAsia"/>
-              </w:rPr>
-            </w:pPr>
-          </w:p>
-        </w:tc>
-        <w:tc>
-          <w:tcPr>
-            <w:tcW w:w="1921" w:type="dxa"/>
-          </w:tcPr>
-          <w:p>
-            <w:pPr>
-              <w:pStyle w:val="ListParagraph"/>
-              <w:ind w:firstLineChars="0" w:firstLine="0"/>
-              <w:rPr>
-                <w:rFonts w:hint="eastAsia"/>
-              </w:rPr>
+            </w:pPr>
+          </w:p>
+        </w:tc>
+        <w:tc>
+          <w:tcPr>
+            <w:tcW w:w="1921" w:type="dxa"/>
+          </w:tcPr>
+          <w:p>
+            <w:pPr>
+              <w:pStyle w:val="ListParagraph"/>
+              <w:ind w:firstLineChars="0" w:firstLine="0"/>
             </w:pPr>
             <w:r>
               <w:rPr>
@@ -3363,9 +2925,6 @@
             <w:pPr>
               <w:pStyle w:val="ListParagraph"/>
               <w:ind w:firstLineChars="0" w:firstLine="0"/>
-              <w:rPr>
-                <w:rFonts w:hint="eastAsia"/>
-              </w:rPr>
             </w:pPr>
             <w:r>
               <w:rPr>
@@ -3383,9 +2942,6 @@
             <w:pPr>
               <w:pStyle w:val="ListParagraph"/>
               <w:ind w:firstLineChars="0" w:firstLine="0"/>
-              <w:rPr>
-                <w:rFonts w:hint="eastAsia"/>
-              </w:rPr>
             </w:pPr>
             <w:r>
               <w:rPr>
@@ -3403,9 +2959,6 @@
             <w:pPr>
               <w:pStyle w:val="ListParagraph"/>
               <w:ind w:firstLineChars="0" w:firstLine="0"/>
-              <w:rPr>
-                <w:rFonts w:hint="eastAsia"/>
-              </w:rPr>
             </w:pPr>
           </w:p>
         </w:tc>
@@ -3448,9 +3001,6 @@
             <w:pPr>
               <w:pStyle w:val="ListParagraph"/>
               <w:ind w:firstLineChars="0" w:firstLine="0"/>
-              <w:rPr>
-                <w:rFonts w:hint="eastAsia"/>
-              </w:rPr>
             </w:pPr>
             <w:r>
               <w:rPr>
@@ -3468,9 +3018,6 @@
             <w:pPr>
               <w:pStyle w:val="ListParagraph"/>
               <w:ind w:firstLineChars="0" w:firstLine="0"/>
-              <w:rPr>
-                <w:rFonts w:hint="eastAsia"/>
-              </w:rPr>
             </w:pPr>
             <w:r>
               <w:rPr>
@@ -3488,23 +3035,17 @@
             <w:pPr>
               <w:pStyle w:val="ListParagraph"/>
               <w:ind w:firstLineChars="0" w:firstLine="0"/>
-              <w:rPr>
-                <w:rFonts w:hint="eastAsia"/>
-              </w:rPr>
-            </w:pPr>
-          </w:p>
-        </w:tc>
-        <w:tc>
-          <w:tcPr>
-            <w:tcW w:w="1921" w:type="dxa"/>
-          </w:tcPr>
-          <w:p>
-            <w:pPr>
-              <w:pStyle w:val="ListParagraph"/>
-              <w:ind w:firstLineChars="0" w:firstLine="0"/>
-              <w:rPr>
-                <w:rFonts w:hint="eastAsia"/>
-              </w:rPr>
+            </w:pPr>
+          </w:p>
+        </w:tc>
+        <w:tc>
+          <w:tcPr>
+            <w:tcW w:w="1921" w:type="dxa"/>
+          </w:tcPr>
+          <w:p>
+            <w:pPr>
+              <w:pStyle w:val="ListParagraph"/>
+              <w:ind w:firstLineChars="0" w:firstLine="0"/>
             </w:pPr>
           </w:p>
         </w:tc>
@@ -3514,18 +3055,12 @@
       <w:pPr>
         <w:pStyle w:val="ListParagraph"/>
         <w:ind w:leftChars="399" w:left="848" w:hangingChars="5" w:hanging="10"/>
-        <w:rPr>
-          <w:rFonts w:hint="eastAsia"/>
-        </w:rPr>
       </w:pPr>
     </w:p>
     <w:p>
       <w:pPr>
         <w:pStyle w:val="ListParagraph"/>
         <w:ind w:leftChars="399" w:left="848" w:hangingChars="5" w:hanging="10"/>
-        <w:rPr>
-          <w:rFonts w:hint="eastAsia"/>
-        </w:rPr>
       </w:pPr>
       <w:r>
         <w:rPr>
@@ -3564,9 +3099,6 @@
               <w:pStyle w:val="ListParagraph"/>
               <w:ind w:firstLineChars="0" w:firstLine="0"/>
               <w:jc w:val="center"/>
-              <w:rPr>
-                <w:rFonts w:hint="eastAsia"/>
-              </w:rPr>
             </w:pPr>
             <w:r>
               <w:rPr>
@@ -3585,9 +3117,6 @@
               <w:pStyle w:val="ListParagraph"/>
               <w:ind w:firstLineChars="0" w:firstLine="0"/>
               <w:jc w:val="center"/>
-              <w:rPr>
-                <w:rFonts w:hint="eastAsia"/>
-              </w:rPr>
             </w:pPr>
             <w:r>
               <w:rPr>
@@ -3606,9 +3135,6 @@
               <w:pStyle w:val="ListParagraph"/>
               <w:ind w:firstLineChars="0" w:firstLine="0"/>
               <w:jc w:val="center"/>
-              <w:rPr>
-                <w:rFonts w:hint="eastAsia"/>
-              </w:rPr>
             </w:pPr>
             <w:r>
               <w:rPr>
@@ -3627,9 +3153,6 @@
               <w:pStyle w:val="ListParagraph"/>
               <w:ind w:firstLineChars="0" w:firstLine="0"/>
               <w:jc w:val="center"/>
-              <w:rPr>
-                <w:rFonts w:hint="eastAsia"/>
-              </w:rPr>
             </w:pPr>
             <w:r>
               <w:rPr>
@@ -3649,9 +3172,6 @@
             <w:pPr>
               <w:pStyle w:val="ListParagraph"/>
               <w:ind w:firstLineChars="0" w:firstLine="0"/>
-              <w:rPr>
-                <w:rFonts w:hint="eastAsia"/>
-              </w:rPr>
             </w:pPr>
             <w:r>
               <w:rPr>
@@ -3669,9 +3189,6 @@
             <w:pPr>
               <w:pStyle w:val="ListParagraph"/>
               <w:ind w:firstLineChars="0" w:firstLine="0"/>
-              <w:rPr>
-                <w:rFonts w:hint="eastAsia"/>
-              </w:rPr>
             </w:pPr>
             <w:r>
               <w:rPr>
@@ -3689,9 +3206,6 @@
             <w:pPr>
               <w:pStyle w:val="ListParagraph"/>
               <w:ind w:firstLineChars="0" w:firstLine="0"/>
-              <w:rPr>
-                <w:rFonts w:hint="eastAsia"/>
-              </w:rPr>
             </w:pPr>
             <w:r>
               <w:rPr>
@@ -3709,25 +3223,19 @@
             <w:pPr>
               <w:pStyle w:val="ListParagraph"/>
               <w:ind w:firstLineChars="0" w:firstLine="0"/>
-              <w:rPr>
-                <w:rFonts w:hint="eastAsia"/>
-              </w:rPr>
-            </w:pPr>
-          </w:p>
-        </w:tc>
-      </w:tr>
-      <w:tr>
-        <w:tc>
-          <w:tcPr>
-            <w:tcW w:w="1920" w:type="dxa"/>
-          </w:tcPr>
-          <w:p>
-            <w:pPr>
-              <w:pStyle w:val="ListParagraph"/>
-              <w:ind w:firstLineChars="0" w:firstLine="0"/>
-              <w:rPr>
-                <w:rFonts w:hint="eastAsia"/>
-              </w:rPr>
+            </w:pPr>
+          </w:p>
+        </w:tc>
+      </w:tr>
+      <w:tr>
+        <w:tc>
+          <w:tcPr>
+            <w:tcW w:w="1920" w:type="dxa"/>
+          </w:tcPr>
+          <w:p>
+            <w:pPr>
+              <w:pStyle w:val="ListParagraph"/>
+              <w:ind w:firstLineChars="0" w:firstLine="0"/>
             </w:pPr>
             <w:r>
               <w:rPr>
@@ -3745,9 +3253,6 @@
             <w:pPr>
               <w:pStyle w:val="ListParagraph"/>
               <w:ind w:firstLineChars="0" w:firstLine="0"/>
-              <w:rPr>
-                <w:rFonts w:hint="eastAsia"/>
-              </w:rPr>
             </w:pPr>
             <w:r>
               <w:rPr>
@@ -3765,23 +3270,17 @@
             <w:pPr>
               <w:pStyle w:val="ListParagraph"/>
               <w:ind w:firstLineChars="0" w:firstLine="0"/>
-              <w:rPr>
-                <w:rFonts w:hint="eastAsia"/>
-              </w:rPr>
-            </w:pPr>
-          </w:p>
-        </w:tc>
-        <w:tc>
-          <w:tcPr>
-            <w:tcW w:w="1921" w:type="dxa"/>
-          </w:tcPr>
-          <w:p>
-            <w:pPr>
-              <w:pStyle w:val="ListParagraph"/>
-              <w:ind w:firstLineChars="0" w:firstLine="0"/>
-              <w:rPr>
-                <w:rFonts w:hint="eastAsia"/>
-              </w:rPr>
+            </w:pPr>
+          </w:p>
+        </w:tc>
+        <w:tc>
+          <w:tcPr>
+            <w:tcW w:w="1921" w:type="dxa"/>
+          </w:tcPr>
+          <w:p>
+            <w:pPr>
+              <w:pStyle w:val="ListParagraph"/>
+              <w:ind w:firstLineChars="0" w:firstLine="0"/>
             </w:pPr>
             <w:r>
               <w:rPr>
@@ -3813,9 +3312,6 @@
             <w:pPr>
               <w:pStyle w:val="ListParagraph"/>
               <w:ind w:firstLineChars="0" w:firstLine="0"/>
-              <w:rPr>
-                <w:rFonts w:hint="eastAsia"/>
-              </w:rPr>
             </w:pPr>
             <w:r>
               <w:rPr>
@@ -3833,9 +3329,6 @@
             <w:pPr>
               <w:pStyle w:val="ListParagraph"/>
               <w:ind w:firstLineChars="0" w:firstLine="0"/>
-              <w:rPr>
-                <w:rFonts w:hint="eastAsia"/>
-              </w:rPr>
             </w:pPr>
             <w:r>
               <w:rPr>
@@ -3853,23 +3346,17 @@
             <w:pPr>
               <w:pStyle w:val="ListParagraph"/>
               <w:ind w:firstLineChars="0" w:firstLine="0"/>
-              <w:rPr>
-                <w:rFonts w:hint="eastAsia"/>
-              </w:rPr>
-            </w:pPr>
-          </w:p>
-        </w:tc>
-        <w:tc>
-          <w:tcPr>
-            <w:tcW w:w="1921" w:type="dxa"/>
-          </w:tcPr>
-          <w:p>
-            <w:pPr>
-              <w:pStyle w:val="ListParagraph"/>
-              <w:ind w:firstLineChars="0" w:firstLine="0"/>
-              <w:rPr>
-                <w:rFonts w:hint="eastAsia"/>
-              </w:rPr>
+            </w:pPr>
+          </w:p>
+        </w:tc>
+        <w:tc>
+          <w:tcPr>
+            <w:tcW w:w="1921" w:type="dxa"/>
+          </w:tcPr>
+          <w:p>
+            <w:pPr>
+              <w:pStyle w:val="ListParagraph"/>
+              <w:ind w:firstLineChars="0" w:firstLine="0"/>
             </w:pPr>
             <w:r>
               <w:rPr>
@@ -3889,9 +3376,6 @@
             <w:pPr>
               <w:pStyle w:val="ListParagraph"/>
               <w:ind w:firstLineChars="0" w:firstLine="0"/>
-              <w:rPr>
-                <w:rFonts w:hint="eastAsia"/>
-              </w:rPr>
             </w:pPr>
             <w:r>
               <w:rPr>
@@ -3910,9 +3394,6 @@
             <w:pPr>
               <w:pStyle w:val="ListParagraph"/>
               <w:ind w:firstLineChars="0" w:firstLine="0"/>
-              <w:rPr>
-                <w:rFonts w:hint="eastAsia"/>
-              </w:rPr>
             </w:pPr>
             <w:r>
               <w:rPr>
@@ -3930,23 +3411,17 @@
             <w:pPr>
               <w:pStyle w:val="ListParagraph"/>
               <w:ind w:firstLineChars="0" w:firstLine="0"/>
-              <w:rPr>
-                <w:rFonts w:hint="eastAsia"/>
-              </w:rPr>
-            </w:pPr>
-          </w:p>
-        </w:tc>
-        <w:tc>
-          <w:tcPr>
-            <w:tcW w:w="1921" w:type="dxa"/>
-          </w:tcPr>
-          <w:p>
-            <w:pPr>
-              <w:pStyle w:val="ListParagraph"/>
-              <w:ind w:firstLineChars="0" w:firstLine="0"/>
-              <w:rPr>
-                <w:rFonts w:hint="eastAsia"/>
-              </w:rPr>
+            </w:pPr>
+          </w:p>
+        </w:tc>
+        <w:tc>
+          <w:tcPr>
+            <w:tcW w:w="1921" w:type="dxa"/>
+          </w:tcPr>
+          <w:p>
+            <w:pPr>
+              <w:pStyle w:val="ListParagraph"/>
+              <w:ind w:firstLineChars="0" w:firstLine="0"/>
             </w:pPr>
             <w:r>
               <w:rPr>
@@ -3974,18 +3449,12 @@
       <w:pPr>
         <w:pStyle w:val="ListParagraph"/>
         <w:ind w:leftChars="399" w:left="848" w:hangingChars="5" w:hanging="10"/>
-        <w:rPr>
-          <w:rFonts w:hint="eastAsia"/>
-        </w:rPr>
       </w:pPr>
     </w:p>
     <w:p>
       <w:pPr>
         <w:pStyle w:val="ListParagraph"/>
         <w:ind w:leftChars="399" w:left="848" w:hangingChars="5" w:hanging="10"/>
-        <w:rPr>
-          <w:rFonts w:hint="eastAsia"/>
-        </w:rPr>
       </w:pPr>
       <w:r>
         <w:rPr>
@@ -4024,9 +3493,6 @@
               <w:pStyle w:val="ListParagraph"/>
               <w:ind w:firstLineChars="0" w:firstLine="0"/>
               <w:jc w:val="center"/>
-              <w:rPr>
-                <w:rFonts w:hint="eastAsia"/>
-              </w:rPr>
             </w:pPr>
             <w:r>
               <w:rPr>
@@ -4045,9 +3511,6 @@
               <w:pStyle w:val="ListParagraph"/>
               <w:ind w:firstLineChars="0" w:firstLine="0"/>
               <w:jc w:val="center"/>
-              <w:rPr>
-                <w:rFonts w:hint="eastAsia"/>
-              </w:rPr>
             </w:pPr>
             <w:r>
               <w:rPr>
@@ -4066,9 +3529,6 @@
               <w:pStyle w:val="ListParagraph"/>
               <w:ind w:firstLineChars="0" w:firstLine="0"/>
               <w:jc w:val="center"/>
-              <w:rPr>
-                <w:rFonts w:hint="eastAsia"/>
-              </w:rPr>
             </w:pPr>
             <w:r>
               <w:rPr>
@@ -4087,9 +3547,6 @@
               <w:pStyle w:val="ListParagraph"/>
               <w:ind w:firstLineChars="0" w:firstLine="0"/>
               <w:jc w:val="center"/>
-              <w:rPr>
-                <w:rFonts w:hint="eastAsia"/>
-              </w:rPr>
             </w:pPr>
             <w:r>
               <w:rPr>
@@ -4109,9 +3566,6 @@
             <w:pPr>
               <w:pStyle w:val="ListParagraph"/>
               <w:ind w:firstLineChars="0" w:firstLine="0"/>
-              <w:rPr>
-                <w:rFonts w:hint="eastAsia"/>
-              </w:rPr>
             </w:pPr>
             <w:r>
               <w:rPr>
@@ -4129,9 +3583,6 @@
             <w:pPr>
               <w:pStyle w:val="ListParagraph"/>
               <w:ind w:firstLineChars="0" w:firstLine="0"/>
-              <w:rPr>
-                <w:rFonts w:hint="eastAsia"/>
-              </w:rPr>
             </w:pPr>
             <w:r>
               <w:rPr>
@@ -4149,9 +3600,6 @@
             <w:pPr>
               <w:pStyle w:val="ListParagraph"/>
               <w:ind w:firstLineChars="0" w:firstLine="0"/>
-              <w:rPr>
-                <w:rFonts w:hint="eastAsia"/>
-              </w:rPr>
             </w:pPr>
             <w:r>
               <w:rPr>
@@ -4169,25 +3617,19 @@
             <w:pPr>
               <w:pStyle w:val="ListParagraph"/>
               <w:ind w:firstLineChars="0" w:firstLine="0"/>
-              <w:rPr>
-                <w:rFonts w:hint="eastAsia"/>
-              </w:rPr>
-            </w:pPr>
-          </w:p>
-        </w:tc>
-      </w:tr>
-      <w:tr>
-        <w:tc>
-          <w:tcPr>
-            <w:tcW w:w="1920" w:type="dxa"/>
-          </w:tcPr>
-          <w:p>
-            <w:pPr>
-              <w:pStyle w:val="ListParagraph"/>
-              <w:ind w:firstLineChars="0" w:firstLine="0"/>
-              <w:rPr>
-                <w:rFonts w:hint="eastAsia"/>
-              </w:rPr>
+            </w:pPr>
+          </w:p>
+        </w:tc>
+      </w:tr>
+      <w:tr>
+        <w:tc>
+          <w:tcPr>
+            <w:tcW w:w="1920" w:type="dxa"/>
+          </w:tcPr>
+          <w:p>
+            <w:pPr>
+              <w:pStyle w:val="ListParagraph"/>
+              <w:ind w:firstLineChars="0" w:firstLine="0"/>
             </w:pPr>
             <w:r>
               <w:rPr>
@@ -4205,9 +3647,6 @@
             <w:pPr>
               <w:pStyle w:val="ListParagraph"/>
               <w:ind w:firstLineChars="0" w:firstLine="0"/>
-              <w:rPr>
-                <w:rFonts w:hint="eastAsia"/>
-              </w:rPr>
             </w:pPr>
             <w:r>
               <w:rPr>
@@ -4225,23 +3664,17 @@
             <w:pPr>
               <w:pStyle w:val="ListParagraph"/>
               <w:ind w:firstLineChars="0" w:firstLine="0"/>
-              <w:rPr>
-                <w:rFonts w:hint="eastAsia"/>
-              </w:rPr>
-            </w:pPr>
-          </w:p>
-        </w:tc>
-        <w:tc>
-          <w:tcPr>
-            <w:tcW w:w="1921" w:type="dxa"/>
-          </w:tcPr>
-          <w:p>
-            <w:pPr>
-              <w:pStyle w:val="ListParagraph"/>
-              <w:ind w:firstLineChars="0" w:firstLine="0"/>
-              <w:rPr>
-                <w:rFonts w:hint="eastAsia"/>
-              </w:rPr>
+            </w:pPr>
+          </w:p>
+        </w:tc>
+        <w:tc>
+          <w:tcPr>
+            <w:tcW w:w="1921" w:type="dxa"/>
+          </w:tcPr>
+          <w:p>
+            <w:pPr>
+              <w:pStyle w:val="ListParagraph"/>
+              <w:ind w:firstLineChars="0" w:firstLine="0"/>
             </w:pPr>
             <w:r>
               <w:rPr>
@@ -4273,9 +3706,6 @@
             <w:pPr>
               <w:pStyle w:val="ListParagraph"/>
               <w:ind w:firstLineChars="0" w:firstLine="0"/>
-              <w:rPr>
-                <w:rFonts w:hint="eastAsia"/>
-              </w:rPr>
             </w:pPr>
             <w:r>
               <w:rPr>
@@ -4293,9 +3723,6 @@
             <w:pPr>
               <w:pStyle w:val="ListParagraph"/>
               <w:ind w:firstLineChars="0" w:firstLine="0"/>
-              <w:rPr>
-                <w:rFonts w:hint="eastAsia"/>
-              </w:rPr>
             </w:pPr>
             <w:r>
               <w:rPr>
@@ -4313,23 +3740,17 @@
             <w:pPr>
               <w:pStyle w:val="ListParagraph"/>
               <w:ind w:firstLineChars="0" w:firstLine="0"/>
-              <w:rPr>
-                <w:rFonts w:hint="eastAsia"/>
-              </w:rPr>
-            </w:pPr>
-          </w:p>
-        </w:tc>
-        <w:tc>
-          <w:tcPr>
-            <w:tcW w:w="1921" w:type="dxa"/>
-          </w:tcPr>
-          <w:p>
-            <w:pPr>
-              <w:pStyle w:val="ListParagraph"/>
-              <w:ind w:firstLineChars="0" w:firstLine="0"/>
-              <w:rPr>
-                <w:rFonts w:hint="eastAsia"/>
-              </w:rPr>
+            </w:pPr>
+          </w:p>
+        </w:tc>
+        <w:tc>
+          <w:tcPr>
+            <w:tcW w:w="1921" w:type="dxa"/>
+          </w:tcPr>
+          <w:p>
+            <w:pPr>
+              <w:pStyle w:val="ListParagraph"/>
+              <w:ind w:firstLineChars="0" w:firstLine="0"/>
             </w:pPr>
             <w:r>
               <w:rPr>
@@ -4361,9 +3782,6 @@
             <w:pPr>
               <w:pStyle w:val="ListParagraph"/>
               <w:ind w:firstLineChars="0" w:firstLine="0"/>
-              <w:rPr>
-                <w:rFonts w:hint="eastAsia"/>
-              </w:rPr>
             </w:pPr>
             <w:r>
               <w:rPr>
@@ -4381,9 +3799,6 @@
             <w:pPr>
               <w:pStyle w:val="ListParagraph"/>
               <w:ind w:firstLineChars="0" w:firstLine="0"/>
-              <w:rPr>
-                <w:rFonts w:hint="eastAsia"/>
-              </w:rPr>
             </w:pPr>
             <w:r>
               <w:rPr>
@@ -4401,23 +3816,17 @@
             <w:pPr>
               <w:pStyle w:val="ListParagraph"/>
               <w:ind w:firstLineChars="0" w:firstLine="0"/>
-              <w:rPr>
-                <w:rFonts w:hint="eastAsia"/>
-              </w:rPr>
-            </w:pPr>
-          </w:p>
-        </w:tc>
-        <w:tc>
-          <w:tcPr>
-            <w:tcW w:w="1921" w:type="dxa"/>
-          </w:tcPr>
-          <w:p>
-            <w:pPr>
-              <w:pStyle w:val="ListParagraph"/>
-              <w:ind w:firstLineChars="0" w:firstLine="0"/>
-              <w:rPr>
-                <w:rFonts w:hint="eastAsia"/>
-              </w:rPr>
+            </w:pPr>
+          </w:p>
+        </w:tc>
+        <w:tc>
+          <w:tcPr>
+            <w:tcW w:w="1921" w:type="dxa"/>
+          </w:tcPr>
+          <w:p>
+            <w:pPr>
+              <w:pStyle w:val="ListParagraph"/>
+              <w:ind w:firstLineChars="0" w:firstLine="0"/>
             </w:pPr>
           </w:p>
         </w:tc>
@@ -4427,18 +3836,12 @@
       <w:pPr>
         <w:pStyle w:val="ListParagraph"/>
         <w:ind w:leftChars="399" w:left="848" w:hangingChars="5" w:hanging="10"/>
-        <w:rPr>
-          <w:rFonts w:hint="eastAsia"/>
-        </w:rPr>
       </w:pPr>
     </w:p>
     <w:p>
       <w:pPr>
         <w:pStyle w:val="ListParagraph"/>
         <w:ind w:leftChars="399" w:left="848" w:hangingChars="5" w:hanging="10"/>
-        <w:rPr>
-          <w:rFonts w:hint="eastAsia"/>
-        </w:rPr>
       </w:pPr>
       <w:r>
         <w:rPr>
@@ -4477,9 +3880,6 @@
               <w:pStyle w:val="ListParagraph"/>
               <w:ind w:firstLineChars="0" w:firstLine="0"/>
               <w:jc w:val="center"/>
-              <w:rPr>
-                <w:rFonts w:hint="eastAsia"/>
-              </w:rPr>
             </w:pPr>
             <w:r>
               <w:rPr>
@@ -4498,9 +3898,6 @@
               <w:pStyle w:val="ListParagraph"/>
               <w:ind w:firstLineChars="0" w:firstLine="0"/>
               <w:jc w:val="center"/>
-              <w:rPr>
-                <w:rFonts w:hint="eastAsia"/>
-              </w:rPr>
             </w:pPr>
             <w:r>
               <w:rPr>
@@ -4519,9 +3916,6 @@
               <w:pStyle w:val="ListParagraph"/>
               <w:ind w:firstLineChars="0" w:firstLine="0"/>
               <w:jc w:val="center"/>
-              <w:rPr>
-                <w:rFonts w:hint="eastAsia"/>
-              </w:rPr>
             </w:pPr>
             <w:r>
               <w:rPr>
@@ -4540,9 +3934,6 @@
               <w:pStyle w:val="ListParagraph"/>
               <w:ind w:firstLineChars="0" w:firstLine="0"/>
               <w:jc w:val="center"/>
-              <w:rPr>
-                <w:rFonts w:hint="eastAsia"/>
-              </w:rPr>
             </w:pPr>
             <w:r>
               <w:rPr>
@@ -4562,9 +3953,6 @@
             <w:pPr>
               <w:pStyle w:val="ListParagraph"/>
               <w:ind w:firstLineChars="0" w:firstLine="0"/>
-              <w:rPr>
-                <w:rFonts w:hint="eastAsia"/>
-              </w:rPr>
             </w:pPr>
             <w:r>
               <w:rPr>
@@ -4582,9 +3970,6 @@
             <w:pPr>
               <w:pStyle w:val="ListParagraph"/>
               <w:ind w:firstLineChars="0" w:firstLine="0"/>
-              <w:rPr>
-                <w:rFonts w:hint="eastAsia"/>
-              </w:rPr>
             </w:pPr>
             <w:r>
               <w:rPr>
@@ -4602,9 +3987,6 @@
             <w:pPr>
               <w:pStyle w:val="ListParagraph"/>
               <w:ind w:firstLineChars="0" w:firstLine="0"/>
-              <w:rPr>
-                <w:rFonts w:hint="eastAsia"/>
-              </w:rPr>
             </w:pPr>
             <w:r>
               <w:rPr>
@@ -4622,25 +4004,19 @@
             <w:pPr>
               <w:pStyle w:val="ListParagraph"/>
               <w:ind w:firstLineChars="0" w:firstLine="0"/>
-              <w:rPr>
-                <w:rFonts w:hint="eastAsia"/>
-              </w:rPr>
-            </w:pPr>
-          </w:p>
-        </w:tc>
-      </w:tr>
-      <w:tr>
-        <w:tc>
-          <w:tcPr>
-            <w:tcW w:w="1920" w:type="dxa"/>
-          </w:tcPr>
-          <w:p>
-            <w:pPr>
-              <w:pStyle w:val="ListParagraph"/>
-              <w:ind w:firstLineChars="0" w:firstLine="0"/>
-              <w:rPr>
-                <w:rFonts w:hint="eastAsia"/>
-              </w:rPr>
+            </w:pPr>
+          </w:p>
+        </w:tc>
+      </w:tr>
+      <w:tr>
+        <w:tc>
+          <w:tcPr>
+            <w:tcW w:w="1920" w:type="dxa"/>
+          </w:tcPr>
+          <w:p>
+            <w:pPr>
+              <w:pStyle w:val="ListParagraph"/>
+              <w:ind w:firstLineChars="0" w:firstLine="0"/>
             </w:pPr>
             <w:r>
               <w:rPr>
@@ -4658,9 +4034,6 @@
             <w:pPr>
               <w:pStyle w:val="ListParagraph"/>
               <w:ind w:firstLineChars="0" w:firstLine="0"/>
-              <w:rPr>
-                <w:rFonts w:hint="eastAsia"/>
-              </w:rPr>
             </w:pPr>
             <w:r>
               <w:rPr>
@@ -4678,23 +4051,17 @@
             <w:pPr>
               <w:pStyle w:val="ListParagraph"/>
               <w:ind w:firstLineChars="0" w:firstLine="0"/>
-              <w:rPr>
-                <w:rFonts w:hint="eastAsia"/>
-              </w:rPr>
-            </w:pPr>
-          </w:p>
-        </w:tc>
-        <w:tc>
-          <w:tcPr>
-            <w:tcW w:w="1921" w:type="dxa"/>
-          </w:tcPr>
-          <w:p>
-            <w:pPr>
-              <w:pStyle w:val="ListParagraph"/>
-              <w:ind w:firstLineChars="0" w:firstLine="0"/>
-              <w:rPr>
-                <w:rFonts w:hint="eastAsia"/>
-              </w:rPr>
+            </w:pPr>
+          </w:p>
+        </w:tc>
+        <w:tc>
+          <w:tcPr>
+            <w:tcW w:w="1921" w:type="dxa"/>
+          </w:tcPr>
+          <w:p>
+            <w:pPr>
+              <w:pStyle w:val="ListParagraph"/>
+              <w:ind w:firstLineChars="0" w:firstLine="0"/>
             </w:pPr>
           </w:p>
         </w:tc>
@@ -4704,18 +4071,12 @@
       <w:pPr>
         <w:pStyle w:val="ListParagraph"/>
         <w:ind w:leftChars="399" w:left="848" w:hangingChars="5" w:hanging="10"/>
-        <w:rPr>
-          <w:rFonts w:hint="eastAsia"/>
-        </w:rPr>
       </w:pPr>
     </w:p>
     <w:p>
       <w:pPr>
         <w:pStyle w:val="ListParagraph"/>
         <w:ind w:leftChars="399" w:left="848" w:hangingChars="5" w:hanging="10"/>
-        <w:rPr>
-          <w:rFonts w:hint="eastAsia"/>
-        </w:rPr>
       </w:pPr>
       <w:r>
         <w:rPr>
@@ -4754,9 +4115,6 @@
               <w:pStyle w:val="ListParagraph"/>
               <w:ind w:firstLineChars="0" w:firstLine="0"/>
               <w:jc w:val="center"/>
-              <w:rPr>
-                <w:rFonts w:hint="eastAsia"/>
-              </w:rPr>
             </w:pPr>
             <w:r>
               <w:rPr>
@@ -4775,9 +4133,6 @@
               <w:pStyle w:val="ListParagraph"/>
               <w:ind w:firstLineChars="0" w:firstLine="0"/>
               <w:jc w:val="center"/>
-              <w:rPr>
-                <w:rFonts w:hint="eastAsia"/>
-              </w:rPr>
             </w:pPr>
             <w:r>
               <w:rPr>
@@ -4796,9 +4151,6 @@
               <w:pStyle w:val="ListParagraph"/>
               <w:ind w:firstLineChars="0" w:firstLine="0"/>
               <w:jc w:val="center"/>
-              <w:rPr>
-                <w:rFonts w:hint="eastAsia"/>
-              </w:rPr>
             </w:pPr>
             <w:r>
               <w:rPr>
@@ -4817,9 +4169,6 @@
               <w:pStyle w:val="ListParagraph"/>
               <w:ind w:firstLineChars="0" w:firstLine="0"/>
               <w:jc w:val="center"/>
-              <w:rPr>
-                <w:rFonts w:hint="eastAsia"/>
-              </w:rPr>
             </w:pPr>
             <w:r>
               <w:rPr>
@@ -4839,9 +4188,6 @@
             <w:pPr>
               <w:pStyle w:val="ListParagraph"/>
               <w:ind w:firstLineChars="0" w:firstLine="0"/>
-              <w:rPr>
-                <w:rFonts w:hint="eastAsia"/>
-              </w:rPr>
             </w:pPr>
             <w:r>
               <w:rPr>
@@ -4859,9 +4205,6 @@
             <w:pPr>
               <w:pStyle w:val="ListParagraph"/>
               <w:ind w:firstLineChars="0" w:firstLine="0"/>
-              <w:rPr>
-                <w:rFonts w:hint="eastAsia"/>
-              </w:rPr>
             </w:pPr>
             <w:r>
               <w:rPr>
@@ -4879,9 +4222,6 @@
             <w:pPr>
               <w:pStyle w:val="ListParagraph"/>
               <w:ind w:firstLineChars="0" w:firstLine="0"/>
-              <w:rPr>
-                <w:rFonts w:hint="eastAsia"/>
-              </w:rPr>
             </w:pPr>
             <w:r>
               <w:rPr>
@@ -4899,25 +4239,19 @@
             <w:pPr>
               <w:pStyle w:val="ListParagraph"/>
               <w:ind w:firstLineChars="0" w:firstLine="0"/>
-              <w:rPr>
-                <w:rFonts w:hint="eastAsia"/>
-              </w:rPr>
-            </w:pPr>
-          </w:p>
-        </w:tc>
-      </w:tr>
-      <w:tr>
-        <w:tc>
-          <w:tcPr>
-            <w:tcW w:w="1920" w:type="dxa"/>
-          </w:tcPr>
-          <w:p>
-            <w:pPr>
-              <w:pStyle w:val="ListParagraph"/>
-              <w:ind w:firstLineChars="0" w:firstLine="0"/>
-              <w:rPr>
-                <w:rFonts w:hint="eastAsia"/>
-              </w:rPr>
+            </w:pPr>
+          </w:p>
+        </w:tc>
+      </w:tr>
+      <w:tr>
+        <w:tc>
+          <w:tcPr>
+            <w:tcW w:w="1920" w:type="dxa"/>
+          </w:tcPr>
+          <w:p>
+            <w:pPr>
+              <w:pStyle w:val="ListParagraph"/>
+              <w:ind w:firstLineChars="0" w:firstLine="0"/>
             </w:pPr>
             <w:r>
               <w:rPr>
@@ -4935,9 +4269,6 @@
             <w:pPr>
               <w:pStyle w:val="ListParagraph"/>
               <w:ind w:firstLineChars="0" w:firstLine="0"/>
-              <w:rPr>
-                <w:rFonts w:hint="eastAsia"/>
-              </w:rPr>
             </w:pPr>
             <w:r>
               <w:rPr>
@@ -4955,39 +4286,30 @@
             <w:pPr>
               <w:pStyle w:val="ListParagraph"/>
               <w:ind w:firstLineChars="0" w:firstLine="0"/>
-              <w:rPr>
-                <w:rFonts w:hint="eastAsia"/>
-              </w:rPr>
-            </w:pPr>
-          </w:p>
-        </w:tc>
-        <w:tc>
-          <w:tcPr>
-            <w:tcW w:w="1921" w:type="dxa"/>
-          </w:tcPr>
-          <w:p>
-            <w:pPr>
-              <w:pStyle w:val="ListParagraph"/>
-              <w:ind w:firstLineChars="0" w:firstLine="0"/>
-              <w:rPr>
-                <w:rFonts w:hint="eastAsia"/>
-              </w:rPr>
-            </w:pPr>
-          </w:p>
-        </w:tc>
-      </w:tr>
-      <w:tr>
-        <w:tc>
-          <w:tcPr>
-            <w:tcW w:w="1920" w:type="dxa"/>
-          </w:tcPr>
-          <w:p>
-            <w:pPr>
-              <w:pStyle w:val="ListParagraph"/>
-              <w:ind w:firstLineChars="0" w:firstLine="0"/>
-              <w:rPr>
-                <w:rFonts w:hint="eastAsia"/>
-              </w:rPr>
+            </w:pPr>
+          </w:p>
+        </w:tc>
+        <w:tc>
+          <w:tcPr>
+            <w:tcW w:w="1921" w:type="dxa"/>
+          </w:tcPr>
+          <w:p>
+            <w:pPr>
+              <w:pStyle w:val="ListParagraph"/>
+              <w:ind w:firstLineChars="0" w:firstLine="0"/>
+            </w:pPr>
+          </w:p>
+        </w:tc>
+      </w:tr>
+      <w:tr>
+        <w:tc>
+          <w:tcPr>
+            <w:tcW w:w="1920" w:type="dxa"/>
+          </w:tcPr>
+          <w:p>
+            <w:pPr>
+              <w:pStyle w:val="ListParagraph"/>
+              <w:ind w:firstLineChars="0" w:firstLine="0"/>
             </w:pPr>
             <w:r>
               <w:rPr>
@@ -5005,9 +4327,6 @@
             <w:pPr>
               <w:pStyle w:val="ListParagraph"/>
               <w:ind w:firstLineChars="0" w:firstLine="0"/>
-              <w:rPr>
-                <w:rFonts w:hint="eastAsia"/>
-              </w:rPr>
             </w:pPr>
             <w:r>
               <w:rPr>
@@ -5025,23 +4344,17 @@
             <w:pPr>
               <w:pStyle w:val="ListParagraph"/>
               <w:ind w:firstLineChars="0" w:firstLine="0"/>
-              <w:rPr>
-                <w:rFonts w:hint="eastAsia"/>
-              </w:rPr>
-            </w:pPr>
-          </w:p>
-        </w:tc>
-        <w:tc>
-          <w:tcPr>
-            <w:tcW w:w="1921" w:type="dxa"/>
-          </w:tcPr>
-          <w:p>
-            <w:pPr>
-              <w:pStyle w:val="ListParagraph"/>
-              <w:ind w:firstLineChars="0" w:firstLine="0"/>
-              <w:rPr>
-                <w:rFonts w:hint="eastAsia"/>
-              </w:rPr>
+            </w:pPr>
+          </w:p>
+        </w:tc>
+        <w:tc>
+          <w:tcPr>
+            <w:tcW w:w="1921" w:type="dxa"/>
+          </w:tcPr>
+          <w:p>
+            <w:pPr>
+              <w:pStyle w:val="ListParagraph"/>
+              <w:ind w:firstLineChars="0" w:firstLine="0"/>
             </w:pPr>
           </w:p>
         </w:tc>
@@ -5051,18 +4364,12 @@
       <w:pPr>
         <w:pStyle w:val="ListParagraph"/>
         <w:ind w:leftChars="399" w:left="848" w:hangingChars="5" w:hanging="10"/>
-        <w:rPr>
-          <w:rFonts w:hint="eastAsia"/>
-        </w:rPr>
       </w:pPr>
     </w:p>
     <w:p>
       <w:pPr>
         <w:pStyle w:val="ListParagraph"/>
         <w:ind w:leftChars="399" w:left="848" w:hangingChars="5" w:hanging="10"/>
-        <w:rPr>
-          <w:rFonts w:hint="eastAsia"/>
-        </w:rPr>
       </w:pPr>
       <w:r>
         <w:rPr>
@@ -5101,9 +4408,6 @@
               <w:pStyle w:val="ListParagraph"/>
               <w:ind w:firstLineChars="0" w:firstLine="0"/>
               <w:jc w:val="center"/>
-              <w:rPr>
-                <w:rFonts w:hint="eastAsia"/>
-              </w:rPr>
             </w:pPr>
             <w:r>
               <w:rPr>
@@ -5122,9 +4426,6 @@
               <w:pStyle w:val="ListParagraph"/>
               <w:ind w:firstLineChars="0" w:firstLine="0"/>
               <w:jc w:val="center"/>
-              <w:rPr>
-                <w:rFonts w:hint="eastAsia"/>
-              </w:rPr>
             </w:pPr>
             <w:r>
               <w:rPr>
@@ -5143,9 +4444,6 @@
               <w:pStyle w:val="ListParagraph"/>
               <w:ind w:firstLineChars="0" w:firstLine="0"/>
               <w:jc w:val="center"/>
-              <w:rPr>
-                <w:rFonts w:hint="eastAsia"/>
-              </w:rPr>
             </w:pPr>
             <w:r>
               <w:rPr>
@@ -5164,9 +4462,6 @@
               <w:pStyle w:val="ListParagraph"/>
               <w:ind w:firstLineChars="0" w:firstLine="0"/>
               <w:jc w:val="center"/>
-              <w:rPr>
-                <w:rFonts w:hint="eastAsia"/>
-              </w:rPr>
             </w:pPr>
             <w:r>
               <w:rPr>
@@ -5186,9 +4481,6 @@
             <w:pPr>
               <w:pStyle w:val="ListParagraph"/>
               <w:ind w:firstLineChars="0" w:firstLine="0"/>
-              <w:rPr>
-                <w:rFonts w:hint="eastAsia"/>
-              </w:rPr>
             </w:pPr>
             <w:r>
               <w:rPr>
@@ -5206,9 +4498,6 @@
             <w:pPr>
               <w:pStyle w:val="ListParagraph"/>
               <w:ind w:firstLineChars="0" w:firstLine="0"/>
-              <w:rPr>
-                <w:rFonts w:hint="eastAsia"/>
-              </w:rPr>
             </w:pPr>
             <w:r>
               <w:rPr>
@@ -5226,9 +4515,6 @@
             <w:pPr>
               <w:pStyle w:val="ListParagraph"/>
               <w:ind w:firstLineChars="0" w:firstLine="0"/>
-              <w:rPr>
-                <w:rFonts w:hint="eastAsia"/>
-              </w:rPr>
             </w:pPr>
             <w:r>
               <w:rPr>
@@ -5246,9 +4532,6 @@
             <w:pPr>
               <w:pStyle w:val="ListParagraph"/>
               <w:ind w:firstLineChars="0" w:firstLine="0"/>
-              <w:rPr>
-                <w:rFonts w:hint="eastAsia"/>
-              </w:rPr>
             </w:pPr>
             <w:r>
               <w:rPr>
@@ -5288,9 +4571,6 @@
             <w:pPr>
               <w:pStyle w:val="ListParagraph"/>
               <w:ind w:firstLineChars="0" w:firstLine="0"/>
-              <w:rPr>
-                <w:rFonts w:hint="eastAsia"/>
-              </w:rPr>
             </w:pPr>
             <w:r>
               <w:rPr>
@@ -5308,9 +4588,6 @@
             <w:pPr>
               <w:pStyle w:val="ListParagraph"/>
               <w:ind w:firstLineChars="0" w:firstLine="0"/>
-              <w:rPr>
-                <w:rFonts w:hint="eastAsia"/>
-              </w:rPr>
             </w:pPr>
             <w:r>
               <w:rPr>
@@ -5328,39 +4605,30 @@
             <w:pPr>
               <w:pStyle w:val="ListParagraph"/>
               <w:ind w:firstLineChars="0" w:firstLine="0"/>
-              <w:rPr>
-                <w:rFonts w:hint="eastAsia"/>
-              </w:rPr>
-            </w:pPr>
-          </w:p>
-        </w:tc>
-        <w:tc>
-          <w:tcPr>
-            <w:tcW w:w="1921" w:type="dxa"/>
-          </w:tcPr>
-          <w:p>
-            <w:pPr>
-              <w:pStyle w:val="ListParagraph"/>
-              <w:ind w:firstLineChars="0" w:firstLine="0"/>
-              <w:rPr>
-                <w:rFonts w:hint="eastAsia"/>
-              </w:rPr>
-            </w:pPr>
-          </w:p>
-        </w:tc>
-      </w:tr>
-      <w:tr>
-        <w:tc>
-          <w:tcPr>
-            <w:tcW w:w="1920" w:type="dxa"/>
-          </w:tcPr>
-          <w:p>
-            <w:pPr>
-              <w:pStyle w:val="ListParagraph"/>
-              <w:ind w:firstLineChars="0" w:firstLine="0"/>
-              <w:rPr>
-                <w:rFonts w:hint="eastAsia"/>
-              </w:rPr>
+            </w:pPr>
+          </w:p>
+        </w:tc>
+        <w:tc>
+          <w:tcPr>
+            <w:tcW w:w="1921" w:type="dxa"/>
+          </w:tcPr>
+          <w:p>
+            <w:pPr>
+              <w:pStyle w:val="ListParagraph"/>
+              <w:ind w:firstLineChars="0" w:firstLine="0"/>
+            </w:pPr>
+          </w:p>
+        </w:tc>
+      </w:tr>
+      <w:tr>
+        <w:tc>
+          <w:tcPr>
+            <w:tcW w:w="1920" w:type="dxa"/>
+          </w:tcPr>
+          <w:p>
+            <w:pPr>
+              <w:pStyle w:val="ListParagraph"/>
+              <w:ind w:firstLineChars="0" w:firstLine="0"/>
             </w:pPr>
             <w:r>
               <w:rPr>
@@ -5378,9 +4646,6 @@
             <w:pPr>
               <w:pStyle w:val="ListParagraph"/>
               <w:ind w:firstLineChars="0" w:firstLine="0"/>
-              <w:rPr>
-                <w:rFonts w:hint="eastAsia"/>
-              </w:rPr>
             </w:pPr>
             <w:r>
               <w:rPr>
@@ -5398,23 +4663,17 @@
             <w:pPr>
               <w:pStyle w:val="ListParagraph"/>
               <w:ind w:firstLineChars="0" w:firstLine="0"/>
-              <w:rPr>
-                <w:rFonts w:hint="eastAsia"/>
-              </w:rPr>
-            </w:pPr>
-          </w:p>
-        </w:tc>
-        <w:tc>
-          <w:tcPr>
-            <w:tcW w:w="1921" w:type="dxa"/>
-          </w:tcPr>
-          <w:p>
-            <w:pPr>
-              <w:pStyle w:val="ListParagraph"/>
-              <w:ind w:firstLineChars="0" w:firstLine="0"/>
-              <w:rPr>
-                <w:rFonts w:hint="eastAsia"/>
-              </w:rPr>
+            </w:pPr>
+          </w:p>
+        </w:tc>
+        <w:tc>
+          <w:tcPr>
+            <w:tcW w:w="1921" w:type="dxa"/>
+          </w:tcPr>
+          <w:p>
+            <w:pPr>
+              <w:pStyle w:val="ListParagraph"/>
+              <w:ind w:firstLineChars="0" w:firstLine="0"/>
             </w:pPr>
           </w:p>
         </w:tc>
@@ -5424,9 +4683,6 @@
       <w:pPr>
         <w:pStyle w:val="ListParagraph"/>
         <w:ind w:leftChars="399" w:left="848" w:hangingChars="5" w:hanging="10"/>
-        <w:rPr>
-          <w:rFonts w:hint="eastAsia"/>
-        </w:rPr>
       </w:pPr>
     </w:p>
     <w:p>
@@ -5437,9 +4693,6 @@
           <w:numId w:val="2"/>
         </w:numPr>
         <w:ind w:firstLineChars="0"/>
-        <w:rPr>
-          <w:rFonts w:hint="eastAsia"/>
-        </w:rPr>
       </w:pPr>
       <w:r>
         <w:rPr>
@@ -5478,9 +4731,6 @@
               <w:pStyle w:val="ListParagraph"/>
               <w:ind w:firstLineChars="0" w:firstLine="0"/>
               <w:jc w:val="center"/>
-              <w:rPr>
-                <w:rFonts w:hint="eastAsia"/>
-              </w:rPr>
             </w:pPr>
             <w:r>
               <w:rPr>
@@ -5499,9 +4749,6 @@
               <w:pStyle w:val="ListParagraph"/>
               <w:ind w:firstLineChars="0" w:firstLine="0"/>
               <w:jc w:val="center"/>
-              <w:rPr>
-                <w:rFonts w:hint="eastAsia"/>
-              </w:rPr>
             </w:pPr>
             <w:r>
               <w:rPr>
@@ -5520,9 +4767,6 @@
               <w:pStyle w:val="ListParagraph"/>
               <w:ind w:firstLineChars="0" w:firstLine="0"/>
               <w:jc w:val="center"/>
-              <w:rPr>
-                <w:rFonts w:hint="eastAsia"/>
-              </w:rPr>
             </w:pPr>
             <w:r>
               <w:rPr>
@@ -5541,9 +4785,6 @@
               <w:pStyle w:val="ListParagraph"/>
               <w:ind w:firstLineChars="0" w:firstLine="0"/>
               <w:jc w:val="center"/>
-              <w:rPr>
-                <w:rFonts w:hint="eastAsia"/>
-              </w:rPr>
             </w:pPr>
             <w:r>
               <w:rPr>
@@ -5563,9 +4804,6 @@
             <w:pPr>
               <w:pStyle w:val="ListParagraph"/>
               <w:ind w:firstLineChars="0" w:firstLine="0"/>
-              <w:rPr>
-                <w:rFonts w:hint="eastAsia"/>
-              </w:rPr>
             </w:pPr>
             <w:r>
               <w:rPr>
@@ -5583,9 +4821,6 @@
             <w:pPr>
               <w:pStyle w:val="ListParagraph"/>
               <w:ind w:firstLineChars="0" w:firstLine="0"/>
-              <w:rPr>
-                <w:rFonts w:hint="eastAsia"/>
-              </w:rPr>
             </w:pPr>
             <w:r>
               <w:rPr>
@@ -5603,9 +4838,6 @@
             <w:pPr>
               <w:pStyle w:val="ListParagraph"/>
               <w:ind w:firstLineChars="0" w:firstLine="0"/>
-              <w:rPr>
-                <w:rFonts w:hint="eastAsia"/>
-              </w:rPr>
             </w:pPr>
             <w:r>
               <w:rPr>
@@ -5623,9 +4855,6 @@
             <w:pPr>
               <w:pStyle w:val="ListParagraph"/>
               <w:ind w:firstLineChars="0" w:firstLine="0"/>
-              <w:rPr>
-                <w:rFonts w:hint="eastAsia"/>
-              </w:rPr>
             </w:pPr>
             <w:r>
               <w:rPr>
@@ -5657,9 +4886,6 @@
             <w:pPr>
               <w:pStyle w:val="ListParagraph"/>
               <w:ind w:firstLineChars="0" w:firstLine="0"/>
-              <w:rPr>
-                <w:rFonts w:hint="eastAsia"/>
-              </w:rPr>
             </w:pPr>
             <w:r>
               <w:rPr>
@@ -5677,9 +4903,6 @@
             <w:pPr>
               <w:pStyle w:val="ListParagraph"/>
               <w:ind w:firstLineChars="0" w:firstLine="0"/>
-              <w:rPr>
-                <w:rFonts w:hint="eastAsia"/>
-              </w:rPr>
             </w:pPr>
             <w:r>
               <w:rPr>
@@ -5697,23 +4920,17 @@
             <w:pPr>
               <w:pStyle w:val="ListParagraph"/>
               <w:ind w:firstLineChars="0" w:firstLine="0"/>
-              <w:rPr>
-                <w:rFonts w:hint="eastAsia"/>
-              </w:rPr>
-            </w:pPr>
-          </w:p>
-        </w:tc>
-        <w:tc>
-          <w:tcPr>
-            <w:tcW w:w="1921" w:type="dxa"/>
-          </w:tcPr>
-          <w:p>
-            <w:pPr>
-              <w:pStyle w:val="ListParagraph"/>
-              <w:ind w:firstLineChars="0" w:firstLine="0"/>
-              <w:rPr>
-                <w:rFonts w:hint="eastAsia"/>
-              </w:rPr>
+            </w:pPr>
+          </w:p>
+        </w:tc>
+        <w:tc>
+          <w:tcPr>
+            <w:tcW w:w="1921" w:type="dxa"/>
+          </w:tcPr>
+          <w:p>
+            <w:pPr>
+              <w:pStyle w:val="ListParagraph"/>
+              <w:ind w:firstLineChars="0" w:firstLine="0"/>
             </w:pPr>
             <w:r>
               <w:rPr>
@@ -5724,14 +4941,12 @@
             <w:r>
               <w:t>”</w:t>
             </w:r>
-            <w:proofErr w:type="spellStart"/>
             <w:r>
               <w:rPr>
                 <w:rFonts w:hint="eastAsia"/>
               </w:rPr>
               <w:t>sequoiadb</w:t>
             </w:r>
-            <w:proofErr w:type="spellEnd"/>
             <w:r>
               <w:t>”</w:t>
             </w:r>
@@ -5747,9 +4962,6 @@
             <w:pPr>
               <w:pStyle w:val="ListParagraph"/>
               <w:ind w:firstLineChars="0" w:firstLine="0"/>
-              <w:rPr>
-                <w:rFonts w:hint="eastAsia"/>
-              </w:rPr>
             </w:pPr>
             <w:r>
               <w:rPr>
@@ -5767,9 +4979,6 @@
             <w:pPr>
               <w:pStyle w:val="ListParagraph"/>
               <w:ind w:firstLineChars="0" w:firstLine="0"/>
-              <w:rPr>
-                <w:rFonts w:hint="eastAsia"/>
-              </w:rPr>
             </w:pPr>
             <w:r>
               <w:rPr>
@@ -5787,23 +4996,17 @@
             <w:pPr>
               <w:pStyle w:val="ListParagraph"/>
               <w:ind w:firstLineChars="0" w:firstLine="0"/>
-              <w:rPr>
-                <w:rFonts w:hint="eastAsia"/>
-              </w:rPr>
-            </w:pPr>
-          </w:p>
-        </w:tc>
-        <w:tc>
-          <w:tcPr>
-            <w:tcW w:w="1921" w:type="dxa"/>
-          </w:tcPr>
-          <w:p>
-            <w:pPr>
-              <w:pStyle w:val="ListParagraph"/>
-              <w:ind w:firstLineChars="0" w:firstLine="0"/>
-              <w:rPr>
-                <w:rFonts w:hint="eastAsia"/>
-              </w:rPr>
+            </w:pPr>
+          </w:p>
+        </w:tc>
+        <w:tc>
+          <w:tcPr>
+            <w:tcW w:w="1921" w:type="dxa"/>
+          </w:tcPr>
+          <w:p>
+            <w:pPr>
+              <w:pStyle w:val="ListParagraph"/>
+              <w:ind w:firstLineChars="0" w:firstLine="0"/>
             </w:pPr>
             <w:r>
               <w:rPr>
@@ -5835,9 +5038,6 @@
             <w:pPr>
               <w:pStyle w:val="ListParagraph"/>
               <w:ind w:firstLineChars="0" w:firstLine="0"/>
-              <w:rPr>
-                <w:rFonts w:hint="eastAsia"/>
-              </w:rPr>
             </w:pPr>
             <w:r>
               <w:rPr>
@@ -5855,9 +5055,6 @@
             <w:pPr>
               <w:pStyle w:val="ListParagraph"/>
               <w:ind w:firstLineChars="0" w:firstLine="0"/>
-              <w:rPr>
-                <w:rFonts w:hint="eastAsia"/>
-              </w:rPr>
             </w:pPr>
             <w:r>
               <w:rPr>
@@ -5875,39 +5072,30 @@
             <w:pPr>
               <w:pStyle w:val="ListParagraph"/>
               <w:ind w:firstLineChars="0" w:firstLine="0"/>
-              <w:rPr>
-                <w:rFonts w:hint="eastAsia"/>
-              </w:rPr>
-            </w:pPr>
-          </w:p>
-        </w:tc>
-        <w:tc>
-          <w:tcPr>
-            <w:tcW w:w="1921" w:type="dxa"/>
-          </w:tcPr>
-          <w:p>
-            <w:pPr>
-              <w:pStyle w:val="ListParagraph"/>
-              <w:ind w:firstLineChars="0" w:firstLine="0"/>
-              <w:rPr>
-                <w:rFonts w:hint="eastAsia"/>
-              </w:rPr>
-            </w:pPr>
-          </w:p>
-        </w:tc>
-      </w:tr>
-      <w:tr>
-        <w:tc>
-          <w:tcPr>
-            <w:tcW w:w="1920" w:type="dxa"/>
-          </w:tcPr>
-          <w:p>
-            <w:pPr>
-              <w:pStyle w:val="ListParagraph"/>
-              <w:ind w:firstLineChars="0" w:firstLine="0"/>
-              <w:rPr>
-                <w:rFonts w:hint="eastAsia"/>
-              </w:rPr>
+            </w:pPr>
+          </w:p>
+        </w:tc>
+        <w:tc>
+          <w:tcPr>
+            <w:tcW w:w="1921" w:type="dxa"/>
+          </w:tcPr>
+          <w:p>
+            <w:pPr>
+              <w:pStyle w:val="ListParagraph"/>
+              <w:ind w:firstLineChars="0" w:firstLine="0"/>
+            </w:pPr>
+          </w:p>
+        </w:tc>
+      </w:tr>
+      <w:tr>
+        <w:tc>
+          <w:tcPr>
+            <w:tcW w:w="1920" w:type="dxa"/>
+          </w:tcPr>
+          <w:p>
+            <w:pPr>
+              <w:pStyle w:val="ListParagraph"/>
+              <w:ind w:firstLineChars="0" w:firstLine="0"/>
             </w:pPr>
             <w:r>
               <w:rPr>
@@ -5925,9 +5113,6 @@
             <w:pPr>
               <w:pStyle w:val="ListParagraph"/>
               <w:ind w:firstLineChars="0" w:firstLine="0"/>
-              <w:rPr>
-                <w:rFonts w:hint="eastAsia"/>
-              </w:rPr>
             </w:pPr>
             <w:r>
               <w:rPr>
@@ -5945,81 +5130,63 @@
             <w:pPr>
               <w:pStyle w:val="ListParagraph"/>
               <w:ind w:firstLineChars="0" w:firstLine="0"/>
-              <w:rPr>
-                <w:rFonts w:hint="eastAsia"/>
-              </w:rPr>
-            </w:pPr>
-          </w:p>
-        </w:tc>
-        <w:tc>
-          <w:tcPr>
-            <w:tcW w:w="1921" w:type="dxa"/>
-          </w:tcPr>
-          <w:p>
-            <w:pPr>
-              <w:pStyle w:val="ListParagraph"/>
-              <w:ind w:firstLineChars="0" w:firstLine="0"/>
-              <w:rPr>
-                <w:rFonts w:hint="eastAsia"/>
-              </w:rPr>
-            </w:pPr>
-          </w:p>
-        </w:tc>
-      </w:tr>
-      <w:tr>
-        <w:tc>
-          <w:tcPr>
-            <w:tcW w:w="1920" w:type="dxa"/>
-          </w:tcPr>
-          <w:p>
-            <w:pPr>
-              <w:pStyle w:val="ListParagraph"/>
-              <w:ind w:firstLineChars="0" w:firstLine="0"/>
-              <w:rPr>
-                <w:rFonts w:hint="eastAsia"/>
-              </w:rPr>
-            </w:pPr>
-          </w:p>
-        </w:tc>
-        <w:tc>
-          <w:tcPr>
-            <w:tcW w:w="1920" w:type="dxa"/>
-          </w:tcPr>
-          <w:p>
-            <w:pPr>
-              <w:pStyle w:val="ListParagraph"/>
-              <w:ind w:firstLineChars="0" w:firstLine="0"/>
-              <w:rPr>
-                <w:rFonts w:hint="eastAsia"/>
-              </w:rPr>
-            </w:pPr>
-          </w:p>
-        </w:tc>
-        <w:tc>
-          <w:tcPr>
-            <w:tcW w:w="1921" w:type="dxa"/>
-          </w:tcPr>
-          <w:p>
-            <w:pPr>
-              <w:pStyle w:val="ListParagraph"/>
-              <w:ind w:firstLineChars="0" w:firstLine="0"/>
-              <w:rPr>
-                <w:rFonts w:hint="eastAsia"/>
-              </w:rPr>
-            </w:pPr>
-          </w:p>
-        </w:tc>
-        <w:tc>
-          <w:tcPr>
-            <w:tcW w:w="1921" w:type="dxa"/>
-          </w:tcPr>
-          <w:p>
-            <w:pPr>
-              <w:pStyle w:val="ListParagraph"/>
-              <w:ind w:firstLineChars="0" w:firstLine="0"/>
-              <w:rPr>
-                <w:rFonts w:hint="eastAsia"/>
-              </w:rPr>
+            </w:pPr>
+          </w:p>
+        </w:tc>
+        <w:tc>
+          <w:tcPr>
+            <w:tcW w:w="1921" w:type="dxa"/>
+          </w:tcPr>
+          <w:p>
+            <w:pPr>
+              <w:pStyle w:val="ListParagraph"/>
+              <w:ind w:firstLineChars="0" w:firstLine="0"/>
+            </w:pPr>
+          </w:p>
+        </w:tc>
+      </w:tr>
+      <w:tr>
+        <w:tc>
+          <w:tcPr>
+            <w:tcW w:w="1920" w:type="dxa"/>
+          </w:tcPr>
+          <w:p>
+            <w:pPr>
+              <w:pStyle w:val="ListParagraph"/>
+              <w:ind w:firstLineChars="0" w:firstLine="0"/>
+            </w:pPr>
+          </w:p>
+        </w:tc>
+        <w:tc>
+          <w:tcPr>
+            <w:tcW w:w="1920" w:type="dxa"/>
+          </w:tcPr>
+          <w:p>
+            <w:pPr>
+              <w:pStyle w:val="ListParagraph"/>
+              <w:ind w:firstLineChars="0" w:firstLine="0"/>
+            </w:pPr>
+          </w:p>
+        </w:tc>
+        <w:tc>
+          <w:tcPr>
+            <w:tcW w:w="1921" w:type="dxa"/>
+          </w:tcPr>
+          <w:p>
+            <w:pPr>
+              <w:pStyle w:val="ListParagraph"/>
+              <w:ind w:firstLineChars="0" w:firstLine="0"/>
+            </w:pPr>
+          </w:p>
+        </w:tc>
+        <w:tc>
+          <w:tcPr>
+            <w:tcW w:w="1921" w:type="dxa"/>
+          </w:tcPr>
+          <w:p>
+            <w:pPr>
+              <w:pStyle w:val="ListParagraph"/>
+              <w:ind w:firstLineChars="0" w:firstLine="0"/>
             </w:pPr>
           </w:p>
         </w:tc>
@@ -6029,18 +5196,12 @@
       <w:pPr>
         <w:pStyle w:val="ListParagraph"/>
         <w:ind w:left="840" w:firstLineChars="0" w:firstLine="0"/>
-        <w:rPr>
-          <w:rFonts w:hint="eastAsia"/>
-        </w:rPr>
       </w:pPr>
     </w:p>
     <w:p>
       <w:pPr>
         <w:pStyle w:val="ListParagraph"/>
         <w:ind w:left="840" w:firstLineChars="0" w:firstLine="0"/>
-        <w:rPr>
-          <w:rFonts w:hint="eastAsia"/>
-        </w:rPr>
       </w:pPr>
       <w:r>
         <w:rPr>
@@ -6079,9 +5240,6 @@
               <w:pStyle w:val="ListParagraph"/>
               <w:ind w:firstLineChars="0" w:firstLine="0"/>
               <w:jc w:val="center"/>
-              <w:rPr>
-                <w:rFonts w:hint="eastAsia"/>
-              </w:rPr>
             </w:pPr>
             <w:r>
               <w:rPr>
@@ -6100,9 +5258,6 @@
               <w:pStyle w:val="ListParagraph"/>
               <w:ind w:firstLineChars="0" w:firstLine="0"/>
               <w:jc w:val="center"/>
-              <w:rPr>
-                <w:rFonts w:hint="eastAsia"/>
-              </w:rPr>
             </w:pPr>
             <w:r>
               <w:rPr>
@@ -6121,9 +5276,6 @@
               <w:pStyle w:val="ListParagraph"/>
               <w:ind w:firstLineChars="0" w:firstLine="0"/>
               <w:jc w:val="center"/>
-              <w:rPr>
-                <w:rFonts w:hint="eastAsia"/>
-              </w:rPr>
             </w:pPr>
             <w:r>
               <w:rPr>
@@ -6142,9 +5294,6 @@
               <w:pStyle w:val="ListParagraph"/>
               <w:ind w:firstLineChars="0" w:firstLine="0"/>
               <w:jc w:val="center"/>
-              <w:rPr>
-                <w:rFonts w:hint="eastAsia"/>
-              </w:rPr>
             </w:pPr>
             <w:r>
               <w:rPr>
@@ -6164,9 +5313,6 @@
             <w:pPr>
               <w:pStyle w:val="ListParagraph"/>
               <w:ind w:firstLineChars="0" w:firstLine="0"/>
-              <w:rPr>
-                <w:rFonts w:hint="eastAsia"/>
-              </w:rPr>
             </w:pPr>
             <w:proofErr w:type="spellStart"/>
             <w:r>
@@ -6186,9 +5332,6 @@
             <w:pPr>
               <w:pStyle w:val="ListParagraph"/>
               <w:ind w:firstLineChars="0" w:firstLine="0"/>
-              <w:rPr>
-                <w:rFonts w:hint="eastAsia"/>
-              </w:rPr>
             </w:pPr>
             <w:r>
               <w:rPr>
@@ -6206,39 +5349,30 @@
             <w:pPr>
               <w:pStyle w:val="ListParagraph"/>
               <w:ind w:firstLineChars="0" w:firstLine="0"/>
-              <w:rPr>
-                <w:rFonts w:hint="eastAsia"/>
-              </w:rPr>
-            </w:pPr>
-          </w:p>
-        </w:tc>
-        <w:tc>
-          <w:tcPr>
-            <w:tcW w:w="1921" w:type="dxa"/>
-          </w:tcPr>
-          <w:p>
-            <w:pPr>
-              <w:pStyle w:val="ListParagraph"/>
-              <w:ind w:firstLineChars="0" w:firstLine="0"/>
-              <w:rPr>
-                <w:rFonts w:hint="eastAsia"/>
-              </w:rPr>
-            </w:pPr>
-          </w:p>
-        </w:tc>
-      </w:tr>
-      <w:tr>
-        <w:tc>
-          <w:tcPr>
-            <w:tcW w:w="1920" w:type="dxa"/>
-          </w:tcPr>
-          <w:p>
-            <w:pPr>
-              <w:pStyle w:val="ListParagraph"/>
-              <w:ind w:firstLineChars="0" w:firstLine="0"/>
-              <w:rPr>
-                <w:rFonts w:hint="eastAsia"/>
-              </w:rPr>
+            </w:pPr>
+          </w:p>
+        </w:tc>
+        <w:tc>
+          <w:tcPr>
+            <w:tcW w:w="1921" w:type="dxa"/>
+          </w:tcPr>
+          <w:p>
+            <w:pPr>
+              <w:pStyle w:val="ListParagraph"/>
+              <w:ind w:firstLineChars="0" w:firstLine="0"/>
+            </w:pPr>
+          </w:p>
+        </w:tc>
+      </w:tr>
+      <w:tr>
+        <w:tc>
+          <w:tcPr>
+            <w:tcW w:w="1920" w:type="dxa"/>
+          </w:tcPr>
+          <w:p>
+            <w:pPr>
+              <w:pStyle w:val="ListParagraph"/>
+              <w:ind w:firstLineChars="0" w:firstLine="0"/>
             </w:pPr>
             <w:r>
               <w:rPr>
@@ -6256,9 +5390,6 @@
             <w:pPr>
               <w:pStyle w:val="ListParagraph"/>
               <w:ind w:firstLineChars="0" w:firstLine="0"/>
-              <w:rPr>
-                <w:rFonts w:hint="eastAsia"/>
-              </w:rPr>
             </w:pPr>
             <w:r>
               <w:rPr>
@@ -6276,23 +5407,17 @@
             <w:pPr>
               <w:pStyle w:val="ListParagraph"/>
               <w:ind w:firstLineChars="0" w:firstLine="0"/>
-              <w:rPr>
-                <w:rFonts w:hint="eastAsia"/>
-              </w:rPr>
-            </w:pPr>
-          </w:p>
-        </w:tc>
-        <w:tc>
-          <w:tcPr>
-            <w:tcW w:w="1921" w:type="dxa"/>
-          </w:tcPr>
-          <w:p>
-            <w:pPr>
-              <w:pStyle w:val="ListParagraph"/>
-              <w:ind w:firstLineChars="0" w:firstLine="0"/>
-              <w:rPr>
-                <w:rFonts w:hint="eastAsia"/>
-              </w:rPr>
+            </w:pPr>
+          </w:p>
+        </w:tc>
+        <w:tc>
+          <w:tcPr>
+            <w:tcW w:w="1921" w:type="dxa"/>
+          </w:tcPr>
+          <w:p>
+            <w:pPr>
+              <w:pStyle w:val="ListParagraph"/>
+              <w:ind w:firstLineChars="0" w:firstLine="0"/>
             </w:pPr>
           </w:p>
         </w:tc>
@@ -6302,9 +5427,6 @@
       <w:pPr>
         <w:pStyle w:val="ListParagraph"/>
         <w:ind w:left="840" w:firstLineChars="0" w:firstLine="0"/>
-        <w:rPr>
-          <w:rFonts w:hint="eastAsia"/>
-        </w:rPr>
       </w:pPr>
     </w:p>
     <w:p>
@@ -6315,9 +5437,6 @@
           <w:numId w:val="2"/>
         </w:numPr>
         <w:ind w:firstLineChars="0"/>
-        <w:rPr>
-          <w:rFonts w:hint="eastAsia"/>
-        </w:rPr>
       </w:pPr>
       <w:r>
         <w:rPr>
@@ -6362,9 +5481,6 @@
               <w:pStyle w:val="ListParagraph"/>
               <w:ind w:firstLineChars="0" w:firstLine="0"/>
               <w:jc w:val="center"/>
-              <w:rPr>
-                <w:rFonts w:hint="eastAsia"/>
-              </w:rPr>
             </w:pPr>
             <w:r>
               <w:rPr>
@@ -6383,9 +5499,6 @@
               <w:pStyle w:val="ListParagraph"/>
               <w:ind w:firstLineChars="0" w:firstLine="0"/>
               <w:jc w:val="center"/>
-              <w:rPr>
-                <w:rFonts w:hint="eastAsia"/>
-              </w:rPr>
             </w:pPr>
             <w:r>
               <w:rPr>
@@ -6404,9 +5517,6 @@
               <w:pStyle w:val="ListParagraph"/>
               <w:ind w:firstLineChars="0" w:firstLine="0"/>
               <w:jc w:val="center"/>
-              <w:rPr>
-                <w:rFonts w:hint="eastAsia"/>
-              </w:rPr>
             </w:pPr>
             <w:r>
               <w:rPr>
@@ -6425,9 +5535,6 @@
               <w:pStyle w:val="ListParagraph"/>
               <w:ind w:firstLineChars="0" w:firstLine="0"/>
               <w:jc w:val="center"/>
-              <w:rPr>
-                <w:rFonts w:hint="eastAsia"/>
-              </w:rPr>
             </w:pPr>
             <w:r>
               <w:rPr>
@@ -6447,9 +5554,6 @@
             <w:pPr>
               <w:pStyle w:val="ListParagraph"/>
               <w:ind w:firstLineChars="0" w:firstLine="0"/>
-              <w:rPr>
-                <w:rFonts w:hint="eastAsia"/>
-              </w:rPr>
             </w:pPr>
             <w:proofErr w:type="spellStart"/>
             <w:r>
@@ -6469,9 +5573,6 @@
             <w:pPr>
               <w:pStyle w:val="ListParagraph"/>
               <w:ind w:firstLineChars="0" w:firstLine="0"/>
-              <w:rPr>
-                <w:rFonts w:hint="eastAsia"/>
-              </w:rPr>
             </w:pPr>
             <w:r>
               <w:rPr>
@@ -6489,39 +5590,30 @@
             <w:pPr>
               <w:pStyle w:val="ListParagraph"/>
               <w:ind w:firstLineChars="0" w:firstLine="0"/>
-              <w:rPr>
-                <w:rFonts w:hint="eastAsia"/>
-              </w:rPr>
-            </w:pPr>
-          </w:p>
-        </w:tc>
-        <w:tc>
-          <w:tcPr>
-            <w:tcW w:w="1921" w:type="dxa"/>
-          </w:tcPr>
-          <w:p>
-            <w:pPr>
-              <w:pStyle w:val="ListParagraph"/>
-              <w:ind w:firstLineChars="0" w:firstLine="0"/>
-              <w:rPr>
-                <w:rFonts w:hint="eastAsia"/>
-              </w:rPr>
-            </w:pPr>
-          </w:p>
-        </w:tc>
-      </w:tr>
-      <w:tr>
-        <w:tc>
-          <w:tcPr>
-            <w:tcW w:w="1920" w:type="dxa"/>
-          </w:tcPr>
-          <w:p>
-            <w:pPr>
-              <w:pStyle w:val="ListParagraph"/>
-              <w:ind w:firstLineChars="0" w:firstLine="0"/>
-              <w:rPr>
-                <w:rFonts w:hint="eastAsia"/>
-              </w:rPr>
+            </w:pPr>
+          </w:p>
+        </w:tc>
+        <w:tc>
+          <w:tcPr>
+            <w:tcW w:w="1921" w:type="dxa"/>
+          </w:tcPr>
+          <w:p>
+            <w:pPr>
+              <w:pStyle w:val="ListParagraph"/>
+              <w:ind w:firstLineChars="0" w:firstLine="0"/>
+            </w:pPr>
+          </w:p>
+        </w:tc>
+      </w:tr>
+      <w:tr>
+        <w:tc>
+          <w:tcPr>
+            <w:tcW w:w="1920" w:type="dxa"/>
+          </w:tcPr>
+          <w:p>
+            <w:pPr>
+              <w:pStyle w:val="ListParagraph"/>
+              <w:ind w:firstLineChars="0" w:firstLine="0"/>
             </w:pPr>
             <w:proofErr w:type="spellStart"/>
             <w:r>
@@ -6542,9 +5634,6 @@
             <w:pPr>
               <w:pStyle w:val="ListParagraph"/>
               <w:ind w:firstLineChars="0" w:firstLine="0"/>
-              <w:rPr>
-                <w:rFonts w:hint="eastAsia"/>
-              </w:rPr>
             </w:pPr>
             <w:r>
               <w:rPr>
@@ -6562,39 +5651,30 @@
             <w:pPr>
               <w:pStyle w:val="ListParagraph"/>
               <w:ind w:firstLineChars="0" w:firstLine="0"/>
-              <w:rPr>
-                <w:rFonts w:hint="eastAsia"/>
-              </w:rPr>
-            </w:pPr>
-          </w:p>
-        </w:tc>
-        <w:tc>
-          <w:tcPr>
-            <w:tcW w:w="1921" w:type="dxa"/>
-          </w:tcPr>
-          <w:p>
-            <w:pPr>
-              <w:pStyle w:val="ListParagraph"/>
-              <w:ind w:firstLineChars="0" w:firstLine="0"/>
-              <w:rPr>
-                <w:rFonts w:hint="eastAsia"/>
-              </w:rPr>
-            </w:pPr>
-          </w:p>
-        </w:tc>
-      </w:tr>
-      <w:tr>
-        <w:tc>
-          <w:tcPr>
-            <w:tcW w:w="1920" w:type="dxa"/>
-          </w:tcPr>
-          <w:p>
-            <w:pPr>
-              <w:pStyle w:val="ListParagraph"/>
-              <w:ind w:firstLineChars="0" w:firstLine="0"/>
-              <w:rPr>
-                <w:rFonts w:hint="eastAsia"/>
-              </w:rPr>
+            </w:pPr>
+          </w:p>
+        </w:tc>
+        <w:tc>
+          <w:tcPr>
+            <w:tcW w:w="1921" w:type="dxa"/>
+          </w:tcPr>
+          <w:p>
+            <w:pPr>
+              <w:pStyle w:val="ListParagraph"/>
+              <w:ind w:firstLineChars="0" w:firstLine="0"/>
+            </w:pPr>
+          </w:p>
+        </w:tc>
+      </w:tr>
+      <w:tr>
+        <w:tc>
+          <w:tcPr>
+            <w:tcW w:w="1920" w:type="dxa"/>
+          </w:tcPr>
+          <w:p>
+            <w:pPr>
+              <w:pStyle w:val="ListParagraph"/>
+              <w:ind w:firstLineChars="0" w:firstLine="0"/>
             </w:pPr>
             <w:proofErr w:type="spellStart"/>
             <w:r>
@@ -6614,9 +5694,6 @@
             <w:pPr>
               <w:pStyle w:val="ListParagraph"/>
               <w:ind w:firstLineChars="0" w:firstLine="0"/>
-              <w:rPr>
-                <w:rFonts w:hint="eastAsia"/>
-              </w:rPr>
             </w:pPr>
             <w:r>
               <w:rPr>
@@ -6634,39 +5711,30 @@
             <w:pPr>
               <w:pStyle w:val="ListParagraph"/>
               <w:ind w:firstLineChars="0" w:firstLine="0"/>
-              <w:rPr>
-                <w:rFonts w:hint="eastAsia"/>
-              </w:rPr>
-            </w:pPr>
-          </w:p>
-        </w:tc>
-        <w:tc>
-          <w:tcPr>
-            <w:tcW w:w="1921" w:type="dxa"/>
-          </w:tcPr>
-          <w:p>
-            <w:pPr>
-              <w:pStyle w:val="ListParagraph"/>
-              <w:ind w:firstLineChars="0" w:firstLine="0"/>
-              <w:rPr>
-                <w:rFonts w:hint="eastAsia"/>
-              </w:rPr>
-            </w:pPr>
-          </w:p>
-        </w:tc>
-      </w:tr>
-      <w:tr>
-        <w:tc>
-          <w:tcPr>
-            <w:tcW w:w="1920" w:type="dxa"/>
-          </w:tcPr>
-          <w:p>
-            <w:pPr>
-              <w:pStyle w:val="ListParagraph"/>
-              <w:ind w:firstLineChars="0" w:firstLine="0"/>
-              <w:rPr>
-                <w:rFonts w:hint="eastAsia"/>
-              </w:rPr>
+            </w:pPr>
+          </w:p>
+        </w:tc>
+        <w:tc>
+          <w:tcPr>
+            <w:tcW w:w="1921" w:type="dxa"/>
+          </w:tcPr>
+          <w:p>
+            <w:pPr>
+              <w:pStyle w:val="ListParagraph"/>
+              <w:ind w:firstLineChars="0" w:firstLine="0"/>
+            </w:pPr>
+          </w:p>
+        </w:tc>
+      </w:tr>
+      <w:tr>
+        <w:tc>
+          <w:tcPr>
+            <w:tcW w:w="1920" w:type="dxa"/>
+          </w:tcPr>
+          <w:p>
+            <w:pPr>
+              <w:pStyle w:val="ListParagraph"/>
+              <w:ind w:firstLineChars="0" w:firstLine="0"/>
             </w:pPr>
             <w:proofErr w:type="spellStart"/>
             <w:r>
@@ -6686,9 +5754,6 @@
             <w:pPr>
               <w:pStyle w:val="ListParagraph"/>
               <w:ind w:firstLineChars="0" w:firstLine="0"/>
-              <w:rPr>
-                <w:rFonts w:hint="eastAsia"/>
-              </w:rPr>
             </w:pPr>
             <w:r>
               <w:rPr>
@@ -6706,9 +5771,6 @@
             <w:pPr>
               <w:pStyle w:val="ListParagraph"/>
               <w:ind w:firstLineChars="0" w:firstLine="0"/>
-              <w:rPr>
-                <w:rFonts w:hint="eastAsia"/>
-              </w:rPr>
             </w:pPr>
             <w:r>
               <w:rPr>
@@ -6726,9 +5788,6 @@
             <w:pPr>
               <w:pStyle w:val="ListParagraph"/>
               <w:ind w:firstLineChars="0" w:firstLine="0"/>
-              <w:rPr>
-                <w:rFonts w:hint="eastAsia"/>
-              </w:rPr>
             </w:pPr>
           </w:p>
         </w:tc>
@@ -6738,9 +5797,6 @@
       <w:pPr>
         <w:pStyle w:val="ListParagraph"/>
         <w:ind w:left="840" w:firstLineChars="0" w:firstLine="0"/>
-        <w:rPr>
-          <w:rFonts w:hint="eastAsia"/>
-        </w:rPr>
       </w:pPr>
     </w:p>
     <w:p>
@@ -6751,9 +5807,6 @@
           <w:numId w:val="2"/>
         </w:numPr>
         <w:ind w:firstLineChars="0"/>
-        <w:rPr>
-          <w:rFonts w:hint="eastAsia"/>
-        </w:rPr>
       </w:pPr>
     </w:p>
     <w:p>
@@ -7301,7 +6354,7 @@
         <a:sysClr val="windowText" lastClr="000000"/>
       </a:dk1>
       <a:lt1>
-        <a:sysClr val="window" lastClr="FFFFFF"/>
+        <a:sysClr val="window" lastClr="C7EDCC"/>
       </a:lt1>
       <a:dk2>
         <a:srgbClr val="1F497D"/>

--- a/internal_doc/03.开发设计/OM架构设计.docx
+++ b/internal_doc/03.开发设计/OM架构设计.docx
@@ -5466,15 +5466,15 @@
         <w:tblLook w:val="04A0"/>
       </w:tblPr>
       <w:tblGrid>
-        <w:gridCol w:w="1920"/>
-        <w:gridCol w:w="1920"/>
-        <w:gridCol w:w="1921"/>
-        <w:gridCol w:w="1921"/>
+        <w:gridCol w:w="1678"/>
+        <w:gridCol w:w="1418"/>
+        <w:gridCol w:w="1559"/>
+        <w:gridCol w:w="3027"/>
       </w:tblGrid>
       <w:tr>
         <w:tc>
           <w:tcPr>
-            <w:tcW w:w="1920" w:type="dxa"/>
+            <w:tcW w:w="1678" w:type="dxa"/>
           </w:tcPr>
           <w:p>
             <w:pPr>
@@ -5492,7 +5492,7 @@
         </w:tc>
         <w:tc>
           <w:tcPr>
-            <w:tcW w:w="1920" w:type="dxa"/>
+            <w:tcW w:w="1418" w:type="dxa"/>
           </w:tcPr>
           <w:p>
             <w:pPr>
@@ -5510,7 +5510,7 @@
         </w:tc>
         <w:tc>
           <w:tcPr>
-            <w:tcW w:w="1921" w:type="dxa"/>
+            <w:tcW w:w="1559" w:type="dxa"/>
           </w:tcPr>
           <w:p>
             <w:pPr>
@@ -5528,7 +5528,7 @@
         </w:tc>
         <w:tc>
           <w:tcPr>
-            <w:tcW w:w="1921" w:type="dxa"/>
+            <w:tcW w:w="3027" w:type="dxa"/>
           </w:tcPr>
           <w:p>
             <w:pPr>
@@ -5548,7 +5548,7 @@
       <w:tr>
         <w:tc>
           <w:tcPr>
-            <w:tcW w:w="1920" w:type="dxa"/>
+            <w:tcW w:w="1678" w:type="dxa"/>
           </w:tcPr>
           <w:p>
             <w:pPr>
@@ -5567,7 +5567,7 @@
         </w:tc>
         <w:tc>
           <w:tcPr>
-            <w:tcW w:w="1920" w:type="dxa"/>
+            <w:tcW w:w="1418" w:type="dxa"/>
           </w:tcPr>
           <w:p>
             <w:pPr>
@@ -5584,31 +5584,31 @@
         </w:tc>
         <w:tc>
           <w:tcPr>
-            <w:tcW w:w="1921" w:type="dxa"/>
-          </w:tcPr>
-          <w:p>
-            <w:pPr>
-              <w:pStyle w:val="ListParagraph"/>
-              <w:ind w:firstLineChars="0" w:firstLine="0"/>
-            </w:pPr>
-          </w:p>
-        </w:tc>
-        <w:tc>
-          <w:tcPr>
-            <w:tcW w:w="1921" w:type="dxa"/>
-          </w:tcPr>
-          <w:p>
-            <w:pPr>
-              <w:pStyle w:val="ListParagraph"/>
-              <w:ind w:firstLineChars="0" w:firstLine="0"/>
-            </w:pPr>
-          </w:p>
-        </w:tc>
-      </w:tr>
-      <w:tr>
-        <w:tc>
-          <w:tcPr>
-            <w:tcW w:w="1920" w:type="dxa"/>
+            <w:tcW w:w="1559" w:type="dxa"/>
+          </w:tcPr>
+          <w:p>
+            <w:pPr>
+              <w:pStyle w:val="ListParagraph"/>
+              <w:ind w:firstLineChars="0" w:firstLine="0"/>
+            </w:pPr>
+          </w:p>
+        </w:tc>
+        <w:tc>
+          <w:tcPr>
+            <w:tcW w:w="3027" w:type="dxa"/>
+          </w:tcPr>
+          <w:p>
+            <w:pPr>
+              <w:pStyle w:val="ListParagraph"/>
+              <w:ind w:firstLineChars="0" w:firstLine="0"/>
+            </w:pPr>
+          </w:p>
+        </w:tc>
+      </w:tr>
+      <w:tr>
+        <w:tc>
+          <w:tcPr>
+            <w:tcW w:w="1678" w:type="dxa"/>
           </w:tcPr>
           <w:p>
             <w:pPr>
@@ -5621,14 +5621,14 @@
                 <w:rFonts w:hint="eastAsia"/>
               </w:rPr>
               <w:lastRenderedPageBreak/>
-              <w:t>ServiceName</w:t>
+              <w:t>BusinessName</w:t>
             </w:r>
             <w:proofErr w:type="spellEnd"/>
           </w:p>
         </w:tc>
         <w:tc>
           <w:tcPr>
-            <w:tcW w:w="1920" w:type="dxa"/>
+            <w:tcW w:w="1418" w:type="dxa"/>
           </w:tcPr>
           <w:p>
             <w:pPr>
@@ -5645,110 +5645,354 @@
         </w:tc>
         <w:tc>
           <w:tcPr>
-            <w:tcW w:w="1921" w:type="dxa"/>
-          </w:tcPr>
-          <w:p>
-            <w:pPr>
-              <w:pStyle w:val="ListParagraph"/>
-              <w:ind w:firstLineChars="0" w:firstLine="0"/>
-            </w:pPr>
-          </w:p>
-        </w:tc>
-        <w:tc>
-          <w:tcPr>
-            <w:tcW w:w="1921" w:type="dxa"/>
-          </w:tcPr>
-          <w:p>
-            <w:pPr>
-              <w:pStyle w:val="ListParagraph"/>
-              <w:ind w:firstLineChars="0" w:firstLine="0"/>
-            </w:pPr>
-          </w:p>
-        </w:tc>
-      </w:tr>
-      <w:tr>
-        <w:tc>
-          <w:tcPr>
-            <w:tcW w:w="1920" w:type="dxa"/>
-          </w:tcPr>
-          <w:p>
-            <w:pPr>
-              <w:pStyle w:val="ListParagraph"/>
-              <w:ind w:firstLineChars="0" w:firstLine="0"/>
-            </w:pPr>
-            <w:proofErr w:type="spellStart"/>
-            <w:r>
-              <w:rPr>
-                <w:rFonts w:hint="eastAsia"/>
-              </w:rPr>
-              <w:t>BusinessName</w:t>
-            </w:r>
-            <w:proofErr w:type="spellEnd"/>
-          </w:p>
-        </w:tc>
-        <w:tc>
-          <w:tcPr>
-            <w:tcW w:w="1920" w:type="dxa"/>
-          </w:tcPr>
-          <w:p>
-            <w:pPr>
-              <w:pStyle w:val="ListParagraph"/>
-              <w:ind w:firstLineChars="0" w:firstLine="0"/>
-            </w:pPr>
-            <w:r>
-              <w:rPr>
-                <w:rFonts w:hint="eastAsia"/>
-              </w:rPr>
-              <w:t>String</w:t>
-            </w:r>
-          </w:p>
-        </w:tc>
-        <w:tc>
-          <w:tcPr>
-            <w:tcW w:w="1921" w:type="dxa"/>
-          </w:tcPr>
-          <w:p>
-            <w:pPr>
-              <w:pStyle w:val="ListParagraph"/>
-              <w:ind w:firstLineChars="0" w:firstLine="0"/>
-            </w:pPr>
-          </w:p>
-        </w:tc>
-        <w:tc>
-          <w:tcPr>
-            <w:tcW w:w="1921" w:type="dxa"/>
-          </w:tcPr>
-          <w:p>
-            <w:pPr>
-              <w:pStyle w:val="ListParagraph"/>
-              <w:ind w:firstLineChars="0" w:firstLine="0"/>
-            </w:pPr>
-          </w:p>
-        </w:tc>
-      </w:tr>
-      <w:tr>
-        <w:tc>
-          <w:tcPr>
-            <w:tcW w:w="1920" w:type="dxa"/>
-          </w:tcPr>
-          <w:p>
-            <w:pPr>
-              <w:pStyle w:val="ListParagraph"/>
-              <w:ind w:firstLineChars="0" w:firstLine="0"/>
-            </w:pPr>
-            <w:proofErr w:type="spellStart"/>
+            <w:tcW w:w="1559" w:type="dxa"/>
+          </w:tcPr>
+          <w:p>
+            <w:pPr>
+              <w:pStyle w:val="ListParagraph"/>
+              <w:ind w:firstLineChars="0" w:firstLine="0"/>
+            </w:pPr>
+          </w:p>
+        </w:tc>
+        <w:tc>
+          <w:tcPr>
+            <w:tcW w:w="3027" w:type="dxa"/>
+          </w:tcPr>
+          <w:p>
+            <w:pPr>
+              <w:pStyle w:val="ListParagraph"/>
+              <w:ind w:firstLineChars="0" w:firstLine="0"/>
+            </w:pPr>
+          </w:p>
+        </w:tc>
+      </w:tr>
+      <w:tr>
+        <w:tc>
+          <w:tcPr>
+            <w:tcW w:w="1678" w:type="dxa"/>
+          </w:tcPr>
+          <w:p>
+            <w:pPr>
+              <w:pStyle w:val="ListParagraph"/>
+              <w:ind w:firstLineChars="0" w:firstLine="0"/>
+            </w:pPr>
             <w:r>
               <w:rPr>
                 <w:rFonts w:hint="eastAsia"/>
               </w:rPr>
               <w:t>Config</w:t>
             </w:r>
-            <w:proofErr w:type="spellEnd"/>
-          </w:p>
-        </w:tc>
-        <w:tc>
-          <w:tcPr>
-            <w:tcW w:w="1920" w:type="dxa"/>
+          </w:p>
+        </w:tc>
+        <w:tc>
+          <w:tcPr>
+            <w:tcW w:w="1418" w:type="dxa"/>
+          </w:tcPr>
+          <w:p>
+            <w:pPr>
+              <w:pStyle w:val="ListParagraph"/>
+              <w:ind w:firstLineChars="0" w:firstLine="0"/>
+            </w:pPr>
+            <w:r>
+              <w:rPr>
+                <w:rFonts w:hint="eastAsia"/>
+              </w:rPr>
+              <w:t>Array Object</w:t>
+            </w:r>
+          </w:p>
+        </w:tc>
+        <w:tc>
+          <w:tcPr>
+            <w:tcW w:w="1559" w:type="dxa"/>
+          </w:tcPr>
+          <w:p>
+            <w:pPr>
+              <w:pStyle w:val="ListParagraph"/>
+              <w:ind w:firstLineChars="0" w:firstLine="0"/>
+            </w:pPr>
+            <w:r>
+              <w:rPr>
+                <w:rFonts w:hint="eastAsia"/>
+              </w:rPr>
+              <w:t>具体配置信息</w:t>
+            </w:r>
+          </w:p>
+        </w:tc>
+        <w:tc>
+          <w:tcPr>
+            <w:tcW w:w="3027" w:type="dxa"/>
+          </w:tcPr>
+          <w:p>
+            <w:pPr>
+              <w:pStyle w:val="ListParagraph"/>
+              <w:ind w:firstLineChars="0" w:firstLine="0"/>
+            </w:pPr>
+            <w:r>
+              <w:t>“</w:t>
+            </w:r>
+            <w:r>
+              <w:rPr>
+                <w:rFonts w:hint="eastAsia"/>
+              </w:rPr>
+              <w:t>Config</w:t>
+            </w:r>
+            <w:r>
+              <w:t>”</w:t>
+            </w:r>
+            <w:r>
+              <w:rPr>
+                <w:rFonts w:hint="eastAsia"/>
+              </w:rPr>
+              <w:t>:</w:t>
+            </w:r>
+            <w:r>
+              <w:rPr>
+                <w:rFonts w:hint="eastAsia"/>
+              </w:rPr>
+              <w:t>[</w:t>
+            </w:r>
+            <w:r>
+              <w:rPr>
+                <w:rFonts w:hint="eastAsia"/>
+              </w:rPr>
+              <w:t>{</w:t>
+            </w:r>
+            <w:r>
+              <w:t>“</w:t>
+            </w:r>
+            <w:r>
+              <w:rPr>
+                <w:rFonts w:hint="eastAsia"/>
+              </w:rPr>
+              <w:t>dbpath</w:t>
+            </w:r>
+            <w:r>
+              <w:t>”</w:t>
+            </w:r>
+            <w:r>
+              <w:rPr>
+                <w:rFonts w:hint="eastAsia"/>
+              </w:rPr>
+              <w:t>:</w:t>
+            </w:r>
+            <w:r>
+              <w:t>””</w:t>
+            </w:r>
+            <w:r>
+              <w:rPr>
+                <w:rFonts w:hint="eastAsia"/>
+              </w:rPr>
+              <w:t>,</w:t>
+            </w:r>
+            <w:r>
+              <w:t>“</w:t>
+            </w:r>
+            <w:r>
+              <w:rPr>
+                <w:rFonts w:hint="eastAsia"/>
+              </w:rPr>
+              <w:t>svcname</w:t>
+            </w:r>
+            <w:r>
+              <w:t>”</w:t>
+            </w:r>
+            <w:r>
+              <w:rPr>
+                <w:rFonts w:hint="eastAsia"/>
+              </w:rPr>
+              <w:t>:</w:t>
+            </w:r>
+            <w:r>
+              <w:t>”</w:t>
+            </w:r>
+            <w:r>
+              <w:rPr>
+                <w:rFonts w:hint="eastAsia"/>
+              </w:rPr>
+              <w:t>11810</w:t>
+            </w:r>
+            <w:r>
+              <w:t>”</w:t>
+            </w:r>
+            <w:r>
+              <w:rPr>
+                <w:rFonts w:hint="eastAsia"/>
+              </w:rPr>
+              <w:t xml:space="preserve">, </w:t>
+            </w:r>
+            <w:r>
+              <w:t>…</w:t>
+            </w:r>
+            <w:r>
+              <w:rPr>
+                <w:rFonts w:hint="eastAsia"/>
+              </w:rPr>
+              <w:t>}</w:t>
+            </w:r>
+            <w:r>
+              <w:rPr>
+                <w:rFonts w:hint="eastAsia"/>
+              </w:rPr>
+              <w:t xml:space="preserve">, </w:t>
+            </w:r>
+            <w:r>
+              <w:rPr>
+                <w:rFonts w:hint="eastAsia"/>
+              </w:rPr>
+              <w:t xml:space="preserve"> </w:t>
+            </w:r>
+            <w:r>
+              <w:t>…</w:t>
+            </w:r>
+            <w:r>
+              <w:rPr>
+                <w:rFonts w:hint="eastAsia"/>
+              </w:rPr>
+              <w:t>]</w:t>
+            </w:r>
+          </w:p>
+        </w:tc>
+      </w:tr>
+    </w:tbl>
+    <w:p>
+      <w:pPr>
+        <w:pStyle w:val="ListParagraph"/>
+        <w:ind w:left="840" w:firstLineChars="0" w:firstLine="0"/>
+        <w:rPr>
+          <w:rFonts w:hint="eastAsia"/>
+        </w:rPr>
+      </w:pPr>
+    </w:p>
+    <w:p>
+      <w:pPr>
+        <w:pStyle w:val="ListParagraph"/>
+        <w:ind w:left="840" w:firstLineChars="0" w:firstLine="0"/>
+        <w:rPr>
+          <w:rFonts w:hint="eastAsia"/>
+        </w:rPr>
+      </w:pPr>
+      <w:r>
+        <w:rPr>
+          <w:rFonts w:hint="eastAsia"/>
+        </w:rPr>
+        <w:t>Config</w:t>
+      </w:r>
+      <w:r>
+        <w:rPr>
+          <w:rFonts w:hint="eastAsia"/>
+        </w:rPr>
+        <w:t>设计</w:t>
+      </w:r>
+    </w:p>
+    <w:tbl>
+      <w:tblPr>
+        <w:tblStyle w:val="TableGrid"/>
+        <w:tblW w:w="0" w:type="auto"/>
+        <w:tblInd w:w="840" w:type="dxa"/>
+        <w:tblLayout w:type="fixed"/>
+        <w:tblLook w:val="04A0"/>
+      </w:tblPr>
+      <w:tblGrid>
+        <w:gridCol w:w="1678"/>
+        <w:gridCol w:w="1418"/>
+        <w:gridCol w:w="1275"/>
+        <w:gridCol w:w="3311"/>
+      </w:tblGrid>
+      <w:tr>
+        <w:tc>
+          <w:tcPr>
+            <w:tcW w:w="1678" w:type="dxa"/>
+          </w:tcPr>
+          <w:p>
+            <w:pPr>
+              <w:pStyle w:val="ListParagraph"/>
+              <w:ind w:firstLineChars="0" w:firstLine="0"/>
+              <w:jc w:val="center"/>
+            </w:pPr>
+            <w:r>
+              <w:rPr>
+                <w:rFonts w:hint="eastAsia"/>
+              </w:rPr>
+              <w:t>字段名称</w:t>
+            </w:r>
+          </w:p>
+        </w:tc>
+        <w:tc>
+          <w:tcPr>
+            <w:tcW w:w="1418" w:type="dxa"/>
+          </w:tcPr>
+          <w:p>
+            <w:pPr>
+              <w:pStyle w:val="ListParagraph"/>
+              <w:ind w:firstLineChars="0" w:firstLine="0"/>
+              <w:jc w:val="center"/>
+            </w:pPr>
+            <w:r>
+              <w:rPr>
+                <w:rFonts w:hint="eastAsia"/>
+              </w:rPr>
+              <w:t>类型</w:t>
+            </w:r>
+          </w:p>
+        </w:tc>
+        <w:tc>
+          <w:tcPr>
+            <w:tcW w:w="1275" w:type="dxa"/>
+          </w:tcPr>
+          <w:p>
+            <w:pPr>
+              <w:pStyle w:val="ListParagraph"/>
+              <w:ind w:firstLineChars="0" w:firstLine="0"/>
+              <w:jc w:val="center"/>
+            </w:pPr>
+            <w:r>
+              <w:rPr>
+                <w:rFonts w:hint="eastAsia"/>
+              </w:rPr>
+              <w:t>描述</w:t>
+            </w:r>
+          </w:p>
+        </w:tc>
+        <w:tc>
+          <w:tcPr>
+            <w:tcW w:w="3311" w:type="dxa"/>
+          </w:tcPr>
+          <w:p>
+            <w:pPr>
+              <w:pStyle w:val="ListParagraph"/>
+              <w:ind w:firstLineChars="0" w:firstLine="0"/>
+              <w:jc w:val="center"/>
+            </w:pPr>
+            <w:r>
+              <w:rPr>
+                <w:rFonts w:hint="eastAsia"/>
+              </w:rPr>
+              <w:t>举例</w:t>
+            </w:r>
+          </w:p>
+        </w:tc>
+      </w:tr>
+      <w:tr>
+        <w:tc>
+          <w:tcPr>
+            <w:tcW w:w="1678" w:type="dxa"/>
+          </w:tcPr>
+          <w:p>
+            <w:pPr>
+              <w:pStyle w:val="ListParagraph"/>
+              <w:ind w:firstLineChars="0" w:firstLine="0"/>
+            </w:pPr>
+            <w:r>
+              <w:rPr>
+                <w:rFonts w:hint="eastAsia"/>
+              </w:rPr>
+              <w:t>Config</w:t>
+            </w:r>
+          </w:p>
+        </w:tc>
+        <w:tc>
+          <w:tcPr>
+            <w:tcW w:w="1418" w:type="dxa"/>
           </w:tcPr>
           <w:p>
             <w:pPr>
@@ -5765,30 +6009,104 @@
         </w:tc>
         <w:tc>
           <w:tcPr>
-            <w:tcW w:w="1921" w:type="dxa"/>
-          </w:tcPr>
-          <w:p>
-            <w:pPr>
-              <w:pStyle w:val="ListParagraph"/>
-              <w:ind w:firstLineChars="0" w:firstLine="0"/>
-            </w:pPr>
-            <w:r>
-              <w:rPr>
-                <w:rFonts w:hint="eastAsia"/>
-              </w:rPr>
-              <w:t>具体配置信息</w:t>
-            </w:r>
-          </w:p>
-        </w:tc>
-        <w:tc>
-          <w:tcPr>
-            <w:tcW w:w="1921" w:type="dxa"/>
-          </w:tcPr>
-          <w:p>
-            <w:pPr>
-              <w:pStyle w:val="ListParagraph"/>
-              <w:ind w:firstLineChars="0" w:firstLine="0"/>
-            </w:pPr>
+            <w:tcW w:w="1275" w:type="dxa"/>
+          </w:tcPr>
+          <w:p>
+            <w:pPr>
+              <w:pStyle w:val="ListParagraph"/>
+              <w:ind w:firstLineChars="0" w:firstLine="0"/>
+            </w:pPr>
+          </w:p>
+        </w:tc>
+        <w:tc>
+          <w:tcPr>
+            <w:tcW w:w="3311" w:type="dxa"/>
+          </w:tcPr>
+          <w:p>
+            <w:pPr>
+              <w:pStyle w:val="ListParagraph"/>
+              <w:ind w:firstLineChars="0" w:firstLine="0"/>
+            </w:pPr>
+            <w:r>
+              <w:rPr>
+                <w:rFonts w:hint="eastAsia"/>
+              </w:rPr>
+              <w:t>{</w:t>
+            </w:r>
+            <w:r>
+              <w:t>“</w:t>
+            </w:r>
+            <w:r>
+              <w:rPr>
+                <w:rFonts w:hint="eastAsia"/>
+              </w:rPr>
+              <w:t>dbpath</w:t>
+            </w:r>
+            <w:r>
+              <w:t>”</w:t>
+            </w:r>
+            <w:r>
+              <w:rPr>
+                <w:rFonts w:hint="eastAsia"/>
+              </w:rPr>
+              <w:t>:</w:t>
+            </w:r>
+            <w:r>
+              <w:t>””</w:t>
+            </w:r>
+            <w:proofErr w:type="gramStart"/>
+            <w:r>
+              <w:rPr>
+                <w:rFonts w:hint="eastAsia"/>
+              </w:rPr>
+              <w:t>,</w:t>
+            </w:r>
+            <w:r>
+              <w:t>“</w:t>
+            </w:r>
+            <w:proofErr w:type="gramEnd"/>
+            <w:r>
+              <w:rPr>
+                <w:rFonts w:hint="eastAsia"/>
+              </w:rPr>
+              <w:t>svcname</w:t>
+            </w:r>
+            <w:r>
+              <w:t>”</w:t>
+            </w:r>
+            <w:r>
+              <w:rPr>
+                <w:rFonts w:hint="eastAsia"/>
+              </w:rPr>
+              <w:t>:</w:t>
+            </w:r>
+            <w:r>
+              <w:t>”</w:t>
+            </w:r>
+            <w:r>
+              <w:rPr>
+                <w:rFonts w:hint="eastAsia"/>
+              </w:rPr>
+              <w:t>11810</w:t>
+            </w:r>
+            <w:r>
+              <w:t>”</w:t>
+            </w:r>
+            <w:r>
+              <w:rPr>
+                <w:rFonts w:hint="eastAsia"/>
+              </w:rPr>
+              <w:t xml:space="preserve">, </w:t>
+            </w:r>
+            <w:r>
+              <w:t>…</w:t>
+            </w:r>
+            <w:r>
+              <w:rPr>
+                <w:rFonts w:hint="eastAsia"/>
+              </w:rPr>
+              <w:t>}</w:t>
+            </w:r>
           </w:p>
         </w:tc>
       </w:tr>

--- a/internal_doc/03.开发设计/OM架构设计.docx
+++ b/internal_doc/03.开发设计/OM架构设计.docx
@@ -529,6 +529,7 @@
               <w:pStyle w:val="ListParagraph"/>
               <w:ind w:firstLineChars="0" w:firstLine="0"/>
             </w:pPr>
+            <w:commentRangeStart w:id="0"/>
             <w:r>
               <w:rPr>
                 <w:rFonts w:hint="eastAsia"/>
@@ -633,6 +634,13 @@
                 <w:rFonts w:hint="eastAsia"/>
               </w:rPr>
               <w:t>]</w:t>
+            </w:r>
+            <w:commentRangeEnd w:id="0"/>
+            <w:r>
+              <w:rPr>
+                <w:rStyle w:val="CommentReference"/>
+              </w:rPr>
+              <w:commentReference w:id="0"/>
             </w:r>
           </w:p>
         </w:tc>
@@ -5858,18 +5866,12 @@
       <w:pPr>
         <w:pStyle w:val="ListParagraph"/>
         <w:ind w:left="840" w:firstLineChars="0" w:firstLine="0"/>
-        <w:rPr>
-          <w:rFonts w:hint="eastAsia"/>
-        </w:rPr>
       </w:pPr>
     </w:p>
     <w:p>
       <w:pPr>
         <w:pStyle w:val="ListParagraph"/>
         <w:ind w:left="840" w:firstLineChars="0" w:firstLine="0"/>
-        <w:rPr>
-          <w:rFonts w:hint="eastAsia"/>
-        </w:rPr>
       </w:pPr>
       <w:r>
         <w:rPr>
@@ -6151,6 +6153,48 @@
     </w:sectPr>
   </w:body>
 </w:document>
+</file>
+
+<file path=word/comments.xml><?xml version="1.0" encoding="utf-8"?>
+<w:comments xmlns:ve="http://schemas.openxmlformats.org/markup-compatibility/2006" xmlns:o="urn:schemas-microsoft-com:office:office" xmlns:r="http://schemas.openxmlformats.org/officeDocument/2006/relationships" xmlns:m="http://schemas.openxmlformats.org/officeDocument/2006/math" xmlns:v="urn:schemas-microsoft-com:vml" xmlns:wp="http://schemas.openxmlformats.org/drawingml/2006/wordprocessingDrawing" xmlns:w10="urn:schemas-microsoft-com:office:word" xmlns:w="http://schemas.openxmlformats.org/wordprocessingml/2006/main" xmlns:wne="http://schemas.microsoft.com/office/word/2006/wordml">
+  <w:comment w:id="0" w:author="linyoubin" w:date="2014-07-22T15:23:00Z" w:initials="l">
+    <w:p>
+      <w:pPr>
+        <w:pStyle w:val="CommentText"/>
+      </w:pPr>
+      <w:r>
+        <w:rPr>
+          <w:rStyle w:val="CommentReference"/>
+        </w:rPr>
+        <w:annotationRef/>
+      </w:r>
+      <w:r>
+        <w:rPr>
+          <w:rFonts w:hint="eastAsia"/>
+        </w:rPr>
+        <w:t>删除</w:t>
+      </w:r>
+      <w:r>
+        <w:rPr>
+          <w:rFonts w:hint="eastAsia"/>
+        </w:rPr>
+        <w:t>Host</w:t>
+      </w:r>
+      <w:r>
+        <w:rPr>
+          <w:rFonts w:hint="eastAsia"/>
+        </w:rPr>
+        <w:t>和</w:t>
+      </w:r>
+      <w:r>
+        <w:rPr>
+          <w:rFonts w:hint="eastAsia"/>
+        </w:rPr>
+        <w:t>Business</w:t>
+      </w:r>
+    </w:p>
+  </w:comment>
+</w:comments>
 </file>
 
 <file path=word/numbering.xml><?xml version="1.0" encoding="utf-8"?>
@@ -6661,6 +6705,89 @@
       <w:ind w:firstLineChars="200" w:firstLine="420"/>
     </w:pPr>
   </w:style>
+  <w:style w:type="character" w:styleId="CommentReference">
+    <w:name w:val="annotation reference"/>
+    <w:basedOn w:val="DefaultParagraphFont"/>
+    <w:uiPriority w:val="99"/>
+    <w:semiHidden/>
+    <w:unhideWhenUsed/>
+    <w:rsid w:val="0008673D"/>
+    <w:rPr>
+      <w:sz w:val="21"/>
+      <w:szCs w:val="21"/>
+    </w:rPr>
+  </w:style>
+  <w:style w:type="paragraph" w:styleId="CommentText">
+    <w:name w:val="annotation text"/>
+    <w:basedOn w:val="Normal"/>
+    <w:link w:val="CommentTextChar"/>
+    <w:uiPriority w:val="99"/>
+    <w:semiHidden/>
+    <w:unhideWhenUsed/>
+    <w:rsid w:val="0008673D"/>
+    <w:pPr>
+      <w:jc w:val="left"/>
+    </w:pPr>
+  </w:style>
+  <w:style w:type="character" w:customStyle="1" w:styleId="CommentTextChar">
+    <w:name w:val="Comment Text Char"/>
+    <w:basedOn w:val="DefaultParagraphFont"/>
+    <w:link w:val="CommentText"/>
+    <w:uiPriority w:val="99"/>
+    <w:semiHidden/>
+    <w:rsid w:val="0008673D"/>
+  </w:style>
+  <w:style w:type="paragraph" w:styleId="CommentSubject">
+    <w:name w:val="annotation subject"/>
+    <w:basedOn w:val="CommentText"/>
+    <w:next w:val="CommentText"/>
+    <w:link w:val="CommentSubjectChar"/>
+    <w:uiPriority w:val="99"/>
+    <w:semiHidden/>
+    <w:unhideWhenUsed/>
+    <w:rsid w:val="0008673D"/>
+    <w:rPr>
+      <w:b/>
+      <w:bCs/>
+    </w:rPr>
+  </w:style>
+  <w:style w:type="character" w:customStyle="1" w:styleId="CommentSubjectChar">
+    <w:name w:val="Comment Subject Char"/>
+    <w:basedOn w:val="CommentTextChar"/>
+    <w:link w:val="CommentSubject"/>
+    <w:uiPriority w:val="99"/>
+    <w:semiHidden/>
+    <w:rsid w:val="0008673D"/>
+    <w:rPr>
+      <w:b/>
+      <w:bCs/>
+    </w:rPr>
+  </w:style>
+  <w:style w:type="paragraph" w:styleId="BalloonText">
+    <w:name w:val="Balloon Text"/>
+    <w:basedOn w:val="Normal"/>
+    <w:link w:val="BalloonTextChar"/>
+    <w:uiPriority w:val="99"/>
+    <w:semiHidden/>
+    <w:unhideWhenUsed/>
+    <w:rsid w:val="0008673D"/>
+    <w:rPr>
+      <w:sz w:val="16"/>
+      <w:szCs w:val="16"/>
+    </w:rPr>
+  </w:style>
+  <w:style w:type="character" w:customStyle="1" w:styleId="BalloonTextChar">
+    <w:name w:val="Balloon Text Char"/>
+    <w:basedOn w:val="DefaultParagraphFont"/>
+    <w:link w:val="BalloonText"/>
+    <w:uiPriority w:val="99"/>
+    <w:semiHidden/>
+    <w:rsid w:val="0008673D"/>
+    <w:rPr>
+      <w:sz w:val="16"/>
+      <w:szCs w:val="16"/>
+    </w:rPr>
+  </w:style>
 </w:styles>
 </file>
 

--- a/internal_doc/03.开发设计/OM架构设计.docx
+++ b/internal_doc/03.开发设计/OM架构设计.docx
@@ -1310,6 +1310,128 @@
             <w:pPr>
               <w:pStyle w:val="ListParagraph"/>
               <w:ind w:firstLineChars="0" w:firstLine="0"/>
+              <w:rPr>
+                <w:rFonts w:hint="eastAsia"/>
+              </w:rPr>
+            </w:pPr>
+            <w:r>
+              <w:t>InstallPath</w:t>
+            </w:r>
+          </w:p>
+        </w:tc>
+        <w:tc>
+          <w:tcPr>
+            <w:tcW w:w="1920" w:type="dxa"/>
+          </w:tcPr>
+          <w:p>
+            <w:pPr>
+              <w:pStyle w:val="ListParagraph"/>
+              <w:ind w:firstLineChars="0" w:firstLine="0"/>
+              <w:rPr>
+                <w:rFonts w:hint="eastAsia"/>
+              </w:rPr>
+            </w:pPr>
+            <w:r>
+              <w:rPr>
+                <w:rFonts w:hint="eastAsia"/>
+              </w:rPr>
+              <w:t>String</w:t>
+            </w:r>
+          </w:p>
+        </w:tc>
+        <w:tc>
+          <w:tcPr>
+            <w:tcW w:w="1921" w:type="dxa"/>
+          </w:tcPr>
+          <w:p>
+            <w:pPr>
+              <w:pStyle w:val="ListParagraph"/>
+              <w:ind w:firstLineChars="0" w:firstLine="0"/>
+            </w:pPr>
+          </w:p>
+        </w:tc>
+        <w:tc>
+          <w:tcPr>
+            <w:tcW w:w="1921" w:type="dxa"/>
+          </w:tcPr>
+          <w:p>
+            <w:pPr>
+              <w:pStyle w:val="ListParagraph"/>
+              <w:ind w:firstLineChars="0" w:firstLine="0"/>
+            </w:pPr>
+          </w:p>
+        </w:tc>
+      </w:tr>
+      <w:tr>
+        <w:tc>
+          <w:tcPr>
+            <w:tcW w:w="1920" w:type="dxa"/>
+          </w:tcPr>
+          <w:p>
+            <w:pPr>
+              <w:pStyle w:val="ListParagraph"/>
+              <w:ind w:firstLineChars="0" w:firstLine="0"/>
+            </w:pPr>
+            <w:r>
+              <w:rPr>
+                <w:rFonts w:hint="eastAsia"/>
+              </w:rPr>
+              <w:t>AgentPort</w:t>
+            </w:r>
+          </w:p>
+        </w:tc>
+        <w:tc>
+          <w:tcPr>
+            <w:tcW w:w="1920" w:type="dxa"/>
+          </w:tcPr>
+          <w:p>
+            <w:pPr>
+              <w:pStyle w:val="ListParagraph"/>
+              <w:ind w:firstLineChars="0" w:firstLine="0"/>
+              <w:rPr>
+                <w:rFonts w:hint="eastAsia"/>
+              </w:rPr>
+            </w:pPr>
+            <w:r>
+              <w:rPr>
+                <w:rFonts w:hint="eastAsia"/>
+              </w:rPr>
+              <w:t>String</w:t>
+            </w:r>
+          </w:p>
+        </w:tc>
+        <w:tc>
+          <w:tcPr>
+            <w:tcW w:w="1921" w:type="dxa"/>
+          </w:tcPr>
+          <w:p>
+            <w:pPr>
+              <w:pStyle w:val="ListParagraph"/>
+              <w:ind w:firstLineChars="0" w:firstLine="0"/>
+            </w:pPr>
+          </w:p>
+        </w:tc>
+        <w:tc>
+          <w:tcPr>
+            <w:tcW w:w="1921" w:type="dxa"/>
+          </w:tcPr>
+          <w:p>
+            <w:pPr>
+              <w:pStyle w:val="ListParagraph"/>
+              <w:ind w:firstLineChars="0" w:firstLine="0"/>
+            </w:pPr>
+          </w:p>
+        </w:tc>
+      </w:tr>
+      <w:tr>
+        <w:tc>
+          <w:tcPr>
+            <w:tcW w:w="1920" w:type="dxa"/>
+          </w:tcPr>
+          <w:p>
+            <w:pPr>
+              <w:pStyle w:val="ListParagraph"/>
+              <w:ind w:firstLineChars="0" w:firstLine="0"/>
             </w:pPr>
             <w:r>
               <w:rPr>
@@ -3249,6 +3371,7 @@
               <w:rPr>
                 <w:rFonts w:hint="eastAsia"/>
               </w:rPr>
+              <w:lastRenderedPageBreak/>
               <w:t>Model</w:t>
             </w:r>
           </w:p>
@@ -3389,7 +3512,6 @@
               <w:rPr>
                 <w:rFonts w:hint="eastAsia"/>
               </w:rPr>
-              <w:lastRenderedPageBreak/>
               <w:t>Freq</w:t>
             </w:r>
           </w:p>
@@ -5494,6 +5616,7 @@
               <w:rPr>
                 <w:rFonts w:hint="eastAsia"/>
               </w:rPr>
+              <w:lastRenderedPageBreak/>
               <w:t>字段名称</w:t>
             </w:r>
           </w:p>
@@ -5628,7 +5751,6 @@
               <w:rPr>
                 <w:rFonts w:hint="eastAsia"/>
               </w:rPr>
-              <w:lastRenderedPageBreak/>
               <w:t>BusinessName</w:t>
             </w:r>
             <w:proofErr w:type="spellEnd"/>

--- a/internal_doc/03.开发设计/OM架构设计.docx
+++ b/internal_doc/03.开发设计/OM架构设计.docx
@@ -68,30 +68,8 @@
               <w:rPr>
                 <w:rFonts w:hint="eastAsia"/>
               </w:rPr>
-              <w:t xml:space="preserve">1.0.0 Init </w:t>
-            </w:r>
-            <w:proofErr w:type="spellStart"/>
-            <w:r>
-              <w:rPr>
-                <w:rFonts w:hint="eastAsia"/>
-              </w:rPr>
-              <w:t>Xu</w:t>
-            </w:r>
-            <w:proofErr w:type="spellEnd"/>
-            <w:r>
-              <w:rPr>
-                <w:rFonts w:hint="eastAsia"/>
-              </w:rPr>
-              <w:t xml:space="preserve"> </w:t>
-            </w:r>
-            <w:proofErr w:type="spellStart"/>
-            <w:r>
-              <w:rPr>
-                <w:rFonts w:hint="eastAsia"/>
-              </w:rPr>
-              <w:t>Jianhui</w:t>
-            </w:r>
-            <w:proofErr w:type="spellEnd"/>
+              <w:t>1.0.0 Init Xu Jianhui</w:t>
+            </w:r>
           </w:p>
         </w:tc>
       </w:tr>
@@ -1310,9 +1288,6 @@
             <w:pPr>
               <w:pStyle w:val="ListParagraph"/>
               <w:ind w:firstLineChars="0" w:firstLine="0"/>
-              <w:rPr>
-                <w:rFonts w:hint="eastAsia"/>
-              </w:rPr>
             </w:pPr>
             <w:r>
               <w:t>InstallPath</w:t>
@@ -1327,9 +1302,6 @@
             <w:pPr>
               <w:pStyle w:val="ListParagraph"/>
               <w:ind w:firstLineChars="0" w:firstLine="0"/>
-              <w:rPr>
-                <w:rFonts w:hint="eastAsia"/>
-              </w:rPr>
             </w:pPr>
             <w:r>
               <w:rPr>
@@ -1388,9 +1360,6 @@
             <w:pPr>
               <w:pStyle w:val="ListParagraph"/>
               <w:ind w:firstLineChars="0" w:firstLine="0"/>
-              <w:rPr>
-                <w:rFonts w:hint="eastAsia"/>
-              </w:rPr>
             </w:pPr>
             <w:r>
               <w:rPr>
@@ -2886,14 +2855,12 @@
             <w:r>
               <w:t>“</w:t>
             </w:r>
-            <w:proofErr w:type="spellStart"/>
             <w:r>
               <w:rPr>
                 <w:rFonts w:hint="eastAsia"/>
               </w:rPr>
               <w:t>sda</w:t>
             </w:r>
-            <w:proofErr w:type="spellEnd"/>
             <w:r>
               <w:t>”</w:t>
             </w:r>
@@ -4672,19 +4639,11 @@
             <w:r>
               <w:t>”</w:t>
             </w:r>
-            <w:proofErr w:type="spellStart"/>
-            <w:r>
-              <w:rPr>
-                <w:rFonts w:hint="eastAsia"/>
-              </w:rPr>
-              <w:t>ip</w:t>
-            </w:r>
-            <w:proofErr w:type="spellEnd"/>
-            <w:r>
-              <w:rPr>
-                <w:rFonts w:hint="eastAsia"/>
-              </w:rPr>
-              <w:t>-tables</w:t>
+            <w:r>
+              <w:rPr>
+                <w:rFonts w:hint="eastAsia"/>
+              </w:rPr>
+              <w:t>ip-tables</w:t>
             </w:r>
             <w:r>
               <w:t>”</w:t>
@@ -5227,6 +5186,7 @@
               <w:pStyle w:val="ListParagraph"/>
               <w:ind w:firstLineChars="0" w:firstLine="0"/>
             </w:pPr>
+            <w:commentRangeStart w:id="1"/>
             <w:r>
               <w:rPr>
                 <w:rFonts w:hint="eastAsia"/>
@@ -5444,14 +5404,12 @@
               <w:pStyle w:val="ListParagraph"/>
               <w:ind w:firstLineChars="0" w:firstLine="0"/>
             </w:pPr>
-            <w:proofErr w:type="spellStart"/>
             <w:r>
               <w:rPr>
                 <w:rFonts w:hint="eastAsia"/>
               </w:rPr>
               <w:t>HostName</w:t>
             </w:r>
-            <w:proofErr w:type="spellEnd"/>
           </w:p>
         </w:tc>
         <w:tc>
@@ -5553,11 +5511,18 @@
         </w:tc>
       </w:tr>
     </w:tbl>
+    <w:commentRangeEnd w:id="1"/>
     <w:p>
       <w:pPr>
         <w:pStyle w:val="ListParagraph"/>
         <w:ind w:left="840" w:firstLineChars="0" w:firstLine="0"/>
       </w:pPr>
+      <w:r>
+        <w:rPr>
+          <w:rStyle w:val="CommentReference"/>
+        </w:rPr>
+        <w:commentReference w:id="1"/>
+      </w:r>
     </w:p>
     <w:p>
       <w:pPr>
@@ -5686,14 +5651,12 @@
               <w:pStyle w:val="ListParagraph"/>
               <w:ind w:firstLineChars="0" w:firstLine="0"/>
             </w:pPr>
-            <w:proofErr w:type="spellStart"/>
             <w:r>
               <w:rPr>
                 <w:rFonts w:hint="eastAsia"/>
               </w:rPr>
               <w:t>HostName</w:t>
             </w:r>
-            <w:proofErr w:type="spellEnd"/>
           </w:p>
         </w:tc>
         <w:tc>
@@ -5746,14 +5709,12 @@
               <w:pStyle w:val="ListParagraph"/>
               <w:ind w:firstLineChars="0" w:firstLine="0"/>
             </w:pPr>
-            <w:proofErr w:type="spellStart"/>
             <w:r>
               <w:rPr>
                 <w:rFonts w:hint="eastAsia"/>
               </w:rPr>
               <w:t>BusinessName</w:t>
             </w:r>
-            <w:proofErr w:type="spellEnd"/>
           </w:p>
         </w:tc>
         <w:tc>
@@ -6178,7 +6139,6 @@
             <w:r>
               <w:t>””</w:t>
             </w:r>
-            <w:proofErr w:type="gramStart"/>
             <w:r>
               <w:rPr>
                 <w:rFonts w:hint="eastAsia"/>
@@ -6188,7 +6148,6 @@
             <w:r>
               <w:t>“</w:t>
             </w:r>
-            <w:proofErr w:type="gramEnd"/>
             <w:r>
               <w:rPr>
                 <w:rFonts w:hint="eastAsia"/>
@@ -6313,6 +6272,25 @@
           <w:rFonts w:hint="eastAsia"/>
         </w:rPr>
         <w:t>Business</w:t>
+      </w:r>
+    </w:p>
+  </w:comment>
+  <w:comment w:id="1" w:author="linyoubin" w:date="2014-08-11T16:04:00Z" w:initials="l">
+    <w:p>
+      <w:pPr>
+        <w:pStyle w:val="CommentText"/>
+      </w:pPr>
+      <w:r>
+        <w:rPr>
+          <w:rStyle w:val="CommentReference"/>
+        </w:rPr>
+        <w:annotationRef/>
+      </w:r>
+      <w:r>
+        <w:rPr>
+          <w:rFonts w:hint="eastAsia"/>
+        </w:rPr>
+        <w:t>待确定</w:t>
       </w:r>
     </w:p>
   </w:comment>

--- a/internal_doc/03.开发设计/OM架构设计.docx
+++ b/internal_doc/03.开发设计/OM架构设计.docx
@@ -68,8 +68,30 @@
               <w:rPr>
                 <w:rFonts w:hint="eastAsia"/>
               </w:rPr>
-              <w:t>1.0.0 Init Xu Jianhui</w:t>
-            </w:r>
+              <w:t xml:space="preserve">1.0.0 Init </w:t>
+            </w:r>
+            <w:proofErr w:type="spellStart"/>
+            <w:r>
+              <w:rPr>
+                <w:rFonts w:hint="eastAsia"/>
+              </w:rPr>
+              <w:t>Xu</w:t>
+            </w:r>
+            <w:proofErr w:type="spellEnd"/>
+            <w:r>
+              <w:rPr>
+                <w:rFonts w:hint="eastAsia"/>
+              </w:rPr>
+              <w:t xml:space="preserve"> </w:t>
+            </w:r>
+            <w:proofErr w:type="spellStart"/>
+            <w:r>
+              <w:rPr>
+                <w:rFonts w:hint="eastAsia"/>
+              </w:rPr>
+              <w:t>Jianhui</w:t>
+            </w:r>
+            <w:proofErr w:type="spellEnd"/>
           </w:p>
         </w:tc>
       </w:tr>
@@ -170,10 +192,10 @@
     </w:p>
     <w:p>
       <w:pPr>
-        <w:pStyle w:val="Heading2"/>
+        <w:pStyle w:val="Heading3"/>
         <w:numPr>
-          <w:ilvl w:val="1"/>
-          <w:numId w:val="1"/>
+          <w:ilvl w:val="0"/>
+          <w:numId w:val="3"/>
         </w:numPr>
       </w:pPr>
       <w:r>
@@ -808,6 +830,7 @@
               <w:pStyle w:val="ListParagraph"/>
               <w:ind w:firstLineChars="0" w:firstLine="0"/>
             </w:pPr>
+            <w:proofErr w:type="spellStart"/>
             <w:r>
               <w:rPr>
                 <w:rFonts w:hint="eastAsia"/>
@@ -820,6 +843,7 @@
               </w:rPr>
               <w:t>Name</w:t>
             </w:r>
+            <w:proofErr w:type="spellEnd"/>
           </w:p>
         </w:tc>
         <w:tc>
@@ -896,6 +920,7 @@
               <w:pStyle w:val="ListParagraph"/>
               <w:ind w:firstLineChars="0" w:firstLine="0"/>
             </w:pPr>
+            <w:proofErr w:type="spellStart"/>
             <w:r>
               <w:rPr>
                 <w:rFonts w:hint="eastAsia"/>
@@ -903,6 +928,7 @@
               <w:lastRenderedPageBreak/>
               <w:t>ClusterName</w:t>
             </w:r>
+            <w:proofErr w:type="spellEnd"/>
           </w:p>
         </w:tc>
         <w:tc>
@@ -942,12 +968,14 @@
               <w:pStyle w:val="ListParagraph"/>
               <w:ind w:firstLineChars="0" w:firstLine="0"/>
             </w:pPr>
+            <w:proofErr w:type="spellStart"/>
             <w:r>
               <w:rPr>
                 <w:rFonts w:hint="eastAsia"/>
               </w:rPr>
               <w:t>ClusterName</w:t>
             </w:r>
+            <w:proofErr w:type="spellEnd"/>
             <w:r>
               <w:t>:”</w:t>
             </w:r>
@@ -1289,9 +1317,11 @@
               <w:pStyle w:val="ListParagraph"/>
               <w:ind w:firstLineChars="0" w:firstLine="0"/>
             </w:pPr>
+            <w:proofErr w:type="spellStart"/>
             <w:r>
               <w:t>InstallPath</w:t>
             </w:r>
+            <w:proofErr w:type="spellEnd"/>
           </w:p>
         </w:tc>
         <w:tc>
@@ -1344,12 +1374,14 @@
               <w:pStyle w:val="ListParagraph"/>
               <w:ind w:firstLineChars="0" w:firstLine="0"/>
             </w:pPr>
+            <w:proofErr w:type="spellStart"/>
             <w:r>
               <w:rPr>
                 <w:rFonts w:hint="eastAsia"/>
               </w:rPr>
               <w:t>AgentPort</w:t>
             </w:r>
+            <w:proofErr w:type="spellEnd"/>
           </w:p>
         </w:tc>
         <w:tc>
@@ -2855,12 +2887,14 @@
             <w:r>
               <w:t>“</w:t>
             </w:r>
+            <w:proofErr w:type="spellStart"/>
             <w:r>
               <w:rPr>
                 <w:rFonts w:hint="eastAsia"/>
               </w:rPr>
               <w:t>sda</w:t>
             </w:r>
+            <w:proofErr w:type="spellEnd"/>
             <w:r>
               <w:t>”</w:t>
             </w:r>
@@ -4639,11 +4673,19 @@
             <w:r>
               <w:t>”</w:t>
             </w:r>
-            <w:r>
-              <w:rPr>
-                <w:rFonts w:hint="eastAsia"/>
-              </w:rPr>
-              <w:t>ip-tables</w:t>
+            <w:proofErr w:type="spellStart"/>
+            <w:r>
+              <w:rPr>
+                <w:rFonts w:hint="eastAsia"/>
+              </w:rPr>
+              <w:t>ip</w:t>
+            </w:r>
+            <w:proofErr w:type="spellEnd"/>
+            <w:r>
+              <w:rPr>
+                <w:rFonts w:hint="eastAsia"/>
+              </w:rPr>
+              <w:t>-tables</w:t>
             </w:r>
             <w:r>
               <w:t>”</w:t>
@@ -5052,12 +5094,14 @@
               <w:pStyle w:val="ListParagraph"/>
               <w:ind w:firstLineChars="0" w:firstLine="0"/>
             </w:pPr>
+            <w:proofErr w:type="spellStart"/>
             <w:r>
               <w:rPr>
                 <w:rFonts w:hint="eastAsia"/>
               </w:rPr>
               <w:t>ClusterName</w:t>
             </w:r>
+            <w:proofErr w:type="spellEnd"/>
           </w:p>
         </w:tc>
         <w:tc>
@@ -5097,11 +5141,19 @@
               <w:pStyle w:val="ListParagraph"/>
               <w:ind w:firstLineChars="0" w:firstLine="0"/>
             </w:pPr>
-            <w:r>
-              <w:rPr>
-                <w:rFonts w:hint="eastAsia"/>
-              </w:rPr>
-              <w:t>ClusterName:</w:t>
+            <w:proofErr w:type="spellStart"/>
+            <w:r>
+              <w:rPr>
+                <w:rFonts w:hint="eastAsia"/>
+              </w:rPr>
+              <w:t>ClusterName</w:t>
+            </w:r>
+            <w:proofErr w:type="spellEnd"/>
+            <w:r>
+              <w:rPr>
+                <w:rFonts w:hint="eastAsia"/>
+              </w:rPr>
+              <w:t>:</w:t>
             </w:r>
             <w:r>
               <w:t>”</w:t>
@@ -5404,12 +5456,14 @@
               <w:pStyle w:val="ListParagraph"/>
               <w:ind w:firstLineChars="0" w:firstLine="0"/>
             </w:pPr>
+            <w:proofErr w:type="spellStart"/>
             <w:r>
               <w:rPr>
                 <w:rFonts w:hint="eastAsia"/>
               </w:rPr>
               <w:t>HostName</w:t>
             </w:r>
+            <w:proofErr w:type="spellEnd"/>
           </w:p>
         </w:tc>
         <w:tc>
@@ -5651,12 +5705,14 @@
               <w:pStyle w:val="ListParagraph"/>
               <w:ind w:firstLineChars="0" w:firstLine="0"/>
             </w:pPr>
+            <w:proofErr w:type="spellStart"/>
             <w:r>
               <w:rPr>
                 <w:rFonts w:hint="eastAsia"/>
               </w:rPr>
               <w:t>HostName</w:t>
             </w:r>
+            <w:proofErr w:type="spellEnd"/>
           </w:p>
         </w:tc>
         <w:tc>
@@ -5709,12 +5765,14 @@
               <w:pStyle w:val="ListParagraph"/>
               <w:ind w:firstLineChars="0" w:firstLine="0"/>
             </w:pPr>
+            <w:proofErr w:type="spellStart"/>
             <w:r>
               <w:rPr>
                 <w:rFonts w:hint="eastAsia"/>
               </w:rPr>
               <w:t>BusinessName</w:t>
             </w:r>
+            <w:proofErr w:type="spellEnd"/>
           </w:p>
         </w:tc>
         <w:tc>
@@ -5767,12 +5825,14 @@
               <w:pStyle w:val="ListParagraph"/>
               <w:ind w:firstLineChars="0" w:firstLine="0"/>
             </w:pPr>
+            <w:proofErr w:type="spellStart"/>
             <w:r>
               <w:rPr>
                 <w:rFonts w:hint="eastAsia"/>
               </w:rPr>
               <w:t>Config</w:t>
             </w:r>
+            <w:proofErr w:type="spellEnd"/>
           </w:p>
         </w:tc>
         <w:tc>
@@ -5821,12 +5881,15 @@
             <w:r>
               <w:t>“</w:t>
             </w:r>
+            <w:proofErr w:type="spellStart"/>
             <w:r>
               <w:rPr>
                 <w:rFonts w:hint="eastAsia"/>
               </w:rPr>
               <w:t>Config</w:t>
             </w:r>
+            <w:proofErr w:type="spellEnd"/>
+            <w:proofErr w:type="gramStart"/>
             <w:r>
               <w:t>”</w:t>
             </w:r>
@@ -5836,6 +5899,7 @@
               </w:rPr>
               <w:t>:</w:t>
             </w:r>
+            <w:proofErr w:type="gramEnd"/>
             <w:r>
               <w:rPr>
                 <w:rFonts w:hint="eastAsia"/>
@@ -5851,12 +5915,14 @@
             <w:r>
               <w:t>“</w:t>
             </w:r>
+            <w:proofErr w:type="spellStart"/>
             <w:r>
               <w:rPr>
                 <w:rFonts w:hint="eastAsia"/>
               </w:rPr>
               <w:t>dbpath</w:t>
             </w:r>
+            <w:proofErr w:type="spellEnd"/>
             <w:r>
               <w:t>”</w:t>
             </w:r>
@@ -5878,12 +5944,14 @@
             <w:r>
               <w:t>“</w:t>
             </w:r>
+            <w:proofErr w:type="spellStart"/>
             <w:r>
               <w:rPr>
                 <w:rFonts w:hint="eastAsia"/>
               </w:rPr>
               <w:t>svcname</w:t>
             </w:r>
+            <w:proofErr w:type="spellEnd"/>
             <w:r>
               <w:t>”</w:t>
             </w:r>
@@ -5956,12 +6024,14 @@
         <w:pStyle w:val="ListParagraph"/>
         <w:ind w:left="840" w:firstLineChars="0" w:firstLine="0"/>
       </w:pPr>
+      <w:proofErr w:type="spellStart"/>
       <w:r>
         <w:rPr>
           <w:rFonts w:hint="eastAsia"/>
         </w:rPr>
         <w:t>Config</w:t>
       </w:r>
+      <w:proofErr w:type="spellEnd"/>
       <w:r>
         <w:rPr>
           <w:rFonts w:hint="eastAsia"/>
@@ -6067,12 +6137,14 @@
               <w:pStyle w:val="ListParagraph"/>
               <w:ind w:firstLineChars="0" w:firstLine="0"/>
             </w:pPr>
+            <w:proofErr w:type="spellStart"/>
             <w:r>
               <w:rPr>
                 <w:rFonts w:hint="eastAsia"/>
               </w:rPr>
               <w:t>Config</w:t>
             </w:r>
+            <w:proofErr w:type="spellEnd"/>
           </w:p>
         </w:tc>
         <w:tc>
@@ -6121,12 +6193,14 @@
             <w:r>
               <w:t>“</w:t>
             </w:r>
+            <w:proofErr w:type="spellStart"/>
             <w:r>
               <w:rPr>
                 <w:rFonts w:hint="eastAsia"/>
               </w:rPr>
               <w:t>dbpath</w:t>
             </w:r>
+            <w:proofErr w:type="spellEnd"/>
             <w:r>
               <w:t>”</w:t>
             </w:r>
@@ -6139,6 +6213,7 @@
             <w:r>
               <w:t>””</w:t>
             </w:r>
+            <w:proofErr w:type="gramStart"/>
             <w:r>
               <w:rPr>
                 <w:rFonts w:hint="eastAsia"/>
@@ -6148,12 +6223,15 @@
             <w:r>
               <w:t>“</w:t>
             </w:r>
+            <w:proofErr w:type="spellStart"/>
+            <w:proofErr w:type="gramEnd"/>
             <w:r>
               <w:rPr>
                 <w:rFonts w:hint="eastAsia"/>
               </w:rPr>
               <w:t>svcname</w:t>
             </w:r>
+            <w:proofErr w:type="spellEnd"/>
             <w:r>
               <w:t>”</w:t>
             </w:r>
@@ -6474,11 +6552,106 @@
       </w:pPr>
     </w:lvl>
   </w:abstractNum>
+  <w:abstractNum w:abstractNumId="2">
+    <w:nsid w:val="7FE261AB"/>
+    <w:multiLevelType w:val="hybridMultilevel"/>
+    <w:tmpl w:val="75D83F8E"/>
+    <w:lvl w:ilvl="0" w:tplc="9B7A0E8E">
+      <w:start w:val="1"/>
+      <w:numFmt w:val="decimal"/>
+      <w:lvlText w:val="%1."/>
+      <w:lvlJc w:val="left"/>
+      <w:pPr>
+        <w:ind w:left="420" w:hanging="420"/>
+      </w:pPr>
+      <w:rPr>
+        <w:rFonts w:hint="eastAsia"/>
+        <w:spacing w:val="0"/>
+        <w:w w:val="100"/>
+        <w:position w:val="0"/>
+      </w:rPr>
+    </w:lvl>
+    <w:lvl w:ilvl="1" w:tplc="04090019" w:tentative="1">
+      <w:start w:val="1"/>
+      <w:numFmt w:val="lowerLetter"/>
+      <w:lvlText w:val="%2)"/>
+      <w:lvlJc w:val="left"/>
+      <w:pPr>
+        <w:ind w:left="840" w:hanging="420"/>
+      </w:pPr>
+    </w:lvl>
+    <w:lvl w:ilvl="2" w:tplc="0409001B" w:tentative="1">
+      <w:start w:val="1"/>
+      <w:numFmt w:val="lowerRoman"/>
+      <w:lvlText w:val="%3."/>
+      <w:lvlJc w:val="right"/>
+      <w:pPr>
+        <w:ind w:left="1260" w:hanging="420"/>
+      </w:pPr>
+    </w:lvl>
+    <w:lvl w:ilvl="3" w:tplc="0409000F" w:tentative="1">
+      <w:start w:val="1"/>
+      <w:numFmt w:val="decimal"/>
+      <w:lvlText w:val="%4."/>
+      <w:lvlJc w:val="left"/>
+      <w:pPr>
+        <w:ind w:left="1680" w:hanging="420"/>
+      </w:pPr>
+    </w:lvl>
+    <w:lvl w:ilvl="4" w:tplc="04090019" w:tentative="1">
+      <w:start w:val="1"/>
+      <w:numFmt w:val="lowerLetter"/>
+      <w:lvlText w:val="%5)"/>
+      <w:lvlJc w:val="left"/>
+      <w:pPr>
+        <w:ind w:left="2100" w:hanging="420"/>
+      </w:pPr>
+    </w:lvl>
+    <w:lvl w:ilvl="5" w:tplc="0409001B" w:tentative="1">
+      <w:start w:val="1"/>
+      <w:numFmt w:val="lowerRoman"/>
+      <w:lvlText w:val="%6."/>
+      <w:lvlJc w:val="right"/>
+      <w:pPr>
+        <w:ind w:left="2520" w:hanging="420"/>
+      </w:pPr>
+    </w:lvl>
+    <w:lvl w:ilvl="6" w:tplc="0409000F" w:tentative="1">
+      <w:start w:val="1"/>
+      <w:numFmt w:val="decimal"/>
+      <w:lvlText w:val="%7."/>
+      <w:lvlJc w:val="left"/>
+      <w:pPr>
+        <w:ind w:left="2940" w:hanging="420"/>
+      </w:pPr>
+    </w:lvl>
+    <w:lvl w:ilvl="7" w:tplc="04090019" w:tentative="1">
+      <w:start w:val="1"/>
+      <w:numFmt w:val="lowerLetter"/>
+      <w:lvlText w:val="%8)"/>
+      <w:lvlJc w:val="left"/>
+      <w:pPr>
+        <w:ind w:left="3360" w:hanging="420"/>
+      </w:pPr>
+    </w:lvl>
+    <w:lvl w:ilvl="8" w:tplc="0409001B" w:tentative="1">
+      <w:start w:val="1"/>
+      <w:numFmt w:val="lowerRoman"/>
+      <w:lvlText w:val="%9."/>
+      <w:lvlJc w:val="right"/>
+      <w:pPr>
+        <w:ind w:left="3780" w:hanging="420"/>
+      </w:pPr>
+    </w:lvl>
+  </w:abstractNum>
   <w:num w:numId="1">
     <w:abstractNumId w:val="1"/>
   </w:num>
   <w:num w:numId="2">
     <w:abstractNumId w:val="0"/>
+  </w:num>
+  <w:num w:numId="3">
+    <w:abstractNumId w:val="2"/>
   </w:num>
 </w:numbering>
 </file>
@@ -6662,6 +6835,28 @@
     </w:pPr>
     <w:rPr>
       <w:rFonts w:asciiTheme="majorHAnsi" w:eastAsiaTheme="majorEastAsia" w:hAnsiTheme="majorHAnsi" w:cstheme="majorBidi"/>
+      <w:b/>
+      <w:bCs/>
+      <w:sz w:val="32"/>
+      <w:szCs w:val="32"/>
+    </w:rPr>
+  </w:style>
+  <w:style w:type="paragraph" w:styleId="Heading3">
+    <w:name w:val="heading 3"/>
+    <w:basedOn w:val="Normal"/>
+    <w:next w:val="Normal"/>
+    <w:link w:val="Heading3Char"/>
+    <w:uiPriority w:val="9"/>
+    <w:unhideWhenUsed/>
+    <w:qFormat/>
+    <w:rsid w:val="00396C82"/>
+    <w:pPr>
+      <w:keepNext/>
+      <w:keepLines/>
+      <w:spacing w:before="260" w:after="260" w:line="416" w:lineRule="auto"/>
+      <w:outlineLvl w:val="2"/>
+    </w:pPr>
+    <w:rPr>
       <w:b/>
       <w:bCs/>
       <w:sz w:val="32"/>
@@ -6886,6 +7081,19 @@
     <w:rPr>
       <w:sz w:val="16"/>
       <w:szCs w:val="16"/>
+    </w:rPr>
+  </w:style>
+  <w:style w:type="character" w:customStyle="1" w:styleId="Heading3Char">
+    <w:name w:val="Heading 3 Char"/>
+    <w:basedOn w:val="DefaultParagraphFont"/>
+    <w:link w:val="Heading3"/>
+    <w:uiPriority w:val="9"/>
+    <w:rsid w:val="00396C82"/>
+    <w:rPr>
+      <w:b/>
+      <w:bCs/>
+      <w:sz w:val="32"/>
+      <w:szCs w:val="32"/>
     </w:rPr>
   </w:style>
 </w:styles>

--- a/internal_doc/03.开发设计/OM架构设计.docx
+++ b/internal_doc/03.开发设计/OM架构设计.docx
@@ -68,30 +68,8 @@
               <w:rPr>
                 <w:rFonts w:hint="eastAsia"/>
               </w:rPr>
-              <w:t xml:space="preserve">1.0.0 Init </w:t>
-            </w:r>
-            <w:proofErr w:type="spellStart"/>
-            <w:r>
-              <w:rPr>
-                <w:rFonts w:hint="eastAsia"/>
-              </w:rPr>
-              <w:t>Xu</w:t>
-            </w:r>
-            <w:proofErr w:type="spellEnd"/>
-            <w:r>
-              <w:rPr>
-                <w:rFonts w:hint="eastAsia"/>
-              </w:rPr>
-              <w:t xml:space="preserve"> </w:t>
-            </w:r>
-            <w:proofErr w:type="spellStart"/>
-            <w:r>
-              <w:rPr>
-                <w:rFonts w:hint="eastAsia"/>
-              </w:rPr>
-              <w:t>Jianhui</w:t>
-            </w:r>
-            <w:proofErr w:type="spellEnd"/>
+              <w:t>1.0.0 Init Xu Jianhui</w:t>
+            </w:r>
           </w:p>
         </w:tc>
       </w:tr>
@@ -830,7 +808,6 @@
               <w:pStyle w:val="ListParagraph"/>
               <w:ind w:firstLineChars="0" w:firstLine="0"/>
             </w:pPr>
-            <w:proofErr w:type="spellStart"/>
             <w:r>
               <w:rPr>
                 <w:rFonts w:hint="eastAsia"/>
@@ -843,7 +820,6 @@
               </w:rPr>
               <w:t>Name</w:t>
             </w:r>
-            <w:proofErr w:type="spellEnd"/>
           </w:p>
         </w:tc>
         <w:tc>
@@ -920,7 +896,6 @@
               <w:pStyle w:val="ListParagraph"/>
               <w:ind w:firstLineChars="0" w:firstLine="0"/>
             </w:pPr>
-            <w:proofErr w:type="spellStart"/>
             <w:r>
               <w:rPr>
                 <w:rFonts w:hint="eastAsia"/>
@@ -928,7 +903,6 @@
               <w:lastRenderedPageBreak/>
               <w:t>ClusterName</w:t>
             </w:r>
-            <w:proofErr w:type="spellEnd"/>
           </w:p>
         </w:tc>
         <w:tc>
@@ -968,14 +942,12 @@
               <w:pStyle w:val="ListParagraph"/>
               <w:ind w:firstLineChars="0" w:firstLine="0"/>
             </w:pPr>
-            <w:proofErr w:type="spellStart"/>
             <w:r>
               <w:rPr>
                 <w:rFonts w:hint="eastAsia"/>
               </w:rPr>
               <w:t>ClusterName</w:t>
             </w:r>
-            <w:proofErr w:type="spellEnd"/>
             <w:r>
               <w:t>:”</w:t>
             </w:r>
@@ -1317,11 +1289,9 @@
               <w:pStyle w:val="ListParagraph"/>
               <w:ind w:firstLineChars="0" w:firstLine="0"/>
             </w:pPr>
-            <w:proofErr w:type="spellStart"/>
             <w:r>
               <w:t>InstallPath</w:t>
             </w:r>
-            <w:proofErr w:type="spellEnd"/>
           </w:p>
         </w:tc>
         <w:tc>
@@ -1374,14 +1344,12 @@
               <w:pStyle w:val="ListParagraph"/>
               <w:ind w:firstLineChars="0" w:firstLine="0"/>
             </w:pPr>
-            <w:proofErr w:type="spellStart"/>
             <w:r>
               <w:rPr>
                 <w:rFonts w:hint="eastAsia"/>
               </w:rPr>
               <w:t>AgentPort</w:t>
             </w:r>
-            <w:proofErr w:type="spellEnd"/>
           </w:p>
         </w:tc>
         <w:tc>
@@ -2887,14 +2855,12 @@
             <w:r>
               <w:t>“</w:t>
             </w:r>
-            <w:proofErr w:type="spellStart"/>
             <w:r>
               <w:rPr>
                 <w:rFonts w:hint="eastAsia"/>
               </w:rPr>
               <w:t>sda</w:t>
             </w:r>
-            <w:proofErr w:type="spellEnd"/>
             <w:r>
               <w:t>”</w:t>
             </w:r>
@@ -4673,19 +4639,11 @@
             <w:r>
               <w:t>”</w:t>
             </w:r>
-            <w:proofErr w:type="spellStart"/>
-            <w:r>
-              <w:rPr>
-                <w:rFonts w:hint="eastAsia"/>
-              </w:rPr>
-              <w:t>ip</w:t>
-            </w:r>
-            <w:proofErr w:type="spellEnd"/>
-            <w:r>
-              <w:rPr>
-                <w:rFonts w:hint="eastAsia"/>
-              </w:rPr>
-              <w:t>-tables</w:t>
+            <w:r>
+              <w:rPr>
+                <w:rFonts w:hint="eastAsia"/>
+              </w:rPr>
+              <w:t>ip-tables</w:t>
             </w:r>
             <w:r>
               <w:t>”</w:t>
@@ -5093,15 +5051,89 @@
             <w:pPr>
               <w:pStyle w:val="ListParagraph"/>
               <w:ind w:firstLineChars="0" w:firstLine="0"/>
-            </w:pPr>
-            <w:proofErr w:type="spellStart"/>
+              <w:rPr>
+                <w:rFonts w:hint="eastAsia"/>
+              </w:rPr>
+            </w:pPr>
+            <w:r>
+              <w:rPr>
+                <w:rFonts w:hint="eastAsia"/>
+              </w:rPr>
+              <w:t>DeployMod</w:t>
+            </w:r>
+          </w:p>
+        </w:tc>
+        <w:tc>
+          <w:tcPr>
+            <w:tcW w:w="1920" w:type="dxa"/>
+          </w:tcPr>
+          <w:p>
+            <w:pPr>
+              <w:pStyle w:val="ListParagraph"/>
+              <w:ind w:firstLineChars="0" w:firstLine="0"/>
+              <w:rPr>
+                <w:rFonts w:hint="eastAsia"/>
+              </w:rPr>
+            </w:pPr>
+            <w:r>
+              <w:rPr>
+                <w:rFonts w:hint="eastAsia"/>
+              </w:rPr>
+              <w:t>String</w:t>
+            </w:r>
+          </w:p>
+        </w:tc>
+        <w:tc>
+          <w:tcPr>
+            <w:tcW w:w="1921" w:type="dxa"/>
+          </w:tcPr>
+          <w:p>
+            <w:pPr>
+              <w:pStyle w:val="ListParagraph"/>
+              <w:ind w:firstLineChars="0" w:firstLine="0"/>
+            </w:pPr>
+          </w:p>
+        </w:tc>
+        <w:tc>
+          <w:tcPr>
+            <w:tcW w:w="1921" w:type="dxa"/>
+          </w:tcPr>
+          <w:p>
+            <w:pPr>
+              <w:pStyle w:val="ListParagraph"/>
+              <w:ind w:firstLineChars="0" w:firstLine="0"/>
+              <w:rPr>
+                <w:rFonts w:hint="eastAsia"/>
+              </w:rPr>
+            </w:pPr>
+            <w:r>
+              <w:t>standalone</w:t>
+            </w:r>
+            <w:r>
+              <w:rPr>
+                <w:rFonts w:hint="eastAsia"/>
+              </w:rPr>
+              <w:t>/distribution</w:t>
+            </w:r>
+          </w:p>
+        </w:tc>
+      </w:tr>
+      <w:tr>
+        <w:tc>
+          <w:tcPr>
+            <w:tcW w:w="1920" w:type="dxa"/>
+          </w:tcPr>
+          <w:p>
+            <w:pPr>
+              <w:pStyle w:val="ListParagraph"/>
+              <w:ind w:firstLineChars="0" w:firstLine="0"/>
+            </w:pPr>
             <w:r>
               <w:rPr>
                 <w:rFonts w:hint="eastAsia"/>
               </w:rPr>
               <w:t>ClusterName</w:t>
             </w:r>
-            <w:proofErr w:type="spellEnd"/>
           </w:p>
         </w:tc>
         <w:tc>
@@ -5141,19 +5173,11 @@
               <w:pStyle w:val="ListParagraph"/>
               <w:ind w:firstLineChars="0" w:firstLine="0"/>
             </w:pPr>
-            <w:proofErr w:type="spellStart"/>
-            <w:r>
-              <w:rPr>
-                <w:rFonts w:hint="eastAsia"/>
-              </w:rPr>
-              <w:t>ClusterName</w:t>
-            </w:r>
-            <w:proofErr w:type="spellEnd"/>
-            <w:r>
-              <w:rPr>
-                <w:rFonts w:hint="eastAsia"/>
-              </w:rPr>
-              <w:t>:</w:t>
+            <w:r>
+              <w:rPr>
+                <w:rFonts w:hint="eastAsia"/>
+              </w:rPr>
+              <w:t>ClusterName:</w:t>
             </w:r>
             <w:r>
               <w:t>”</w:t>
@@ -5456,14 +5480,12 @@
               <w:pStyle w:val="ListParagraph"/>
               <w:ind w:firstLineChars="0" w:firstLine="0"/>
             </w:pPr>
-            <w:proofErr w:type="spellStart"/>
             <w:r>
               <w:rPr>
                 <w:rFonts w:hint="eastAsia"/>
               </w:rPr>
               <w:t>HostName</w:t>
             </w:r>
-            <w:proofErr w:type="spellEnd"/>
           </w:p>
         </w:tc>
         <w:tc>
@@ -5575,6 +5597,7 @@
         <w:rPr>
           <w:rStyle w:val="CommentReference"/>
         </w:rPr>
+        <w:lastRenderedPageBreak/>
         <w:commentReference w:id="1"/>
       </w:r>
     </w:p>
@@ -5635,7 +5658,6 @@
               <w:rPr>
                 <w:rFonts w:hint="eastAsia"/>
               </w:rPr>
-              <w:lastRenderedPageBreak/>
               <w:t>字段名称</w:t>
             </w:r>
           </w:p>
@@ -5705,14 +5727,12 @@
               <w:pStyle w:val="ListParagraph"/>
               <w:ind w:firstLineChars="0" w:firstLine="0"/>
             </w:pPr>
-            <w:proofErr w:type="spellStart"/>
             <w:r>
               <w:rPr>
                 <w:rFonts w:hint="eastAsia"/>
               </w:rPr>
               <w:t>HostName</w:t>
             </w:r>
-            <w:proofErr w:type="spellEnd"/>
           </w:p>
         </w:tc>
         <w:tc>
@@ -5765,14 +5785,12 @@
               <w:pStyle w:val="ListParagraph"/>
               <w:ind w:firstLineChars="0" w:firstLine="0"/>
             </w:pPr>
-            <w:proofErr w:type="spellStart"/>
             <w:r>
               <w:rPr>
                 <w:rFonts w:hint="eastAsia"/>
               </w:rPr>
               <w:t>BusinessName</w:t>
             </w:r>
-            <w:proofErr w:type="spellEnd"/>
           </w:p>
         </w:tc>
         <w:tc>
@@ -5825,14 +5843,12 @@
               <w:pStyle w:val="ListParagraph"/>
               <w:ind w:firstLineChars="0" w:firstLine="0"/>
             </w:pPr>
-            <w:proofErr w:type="spellStart"/>
             <w:r>
               <w:rPr>
                 <w:rFonts w:hint="eastAsia"/>
               </w:rPr>
               <w:t>Config</w:t>
             </w:r>
-            <w:proofErr w:type="spellEnd"/>
           </w:p>
         </w:tc>
         <w:tc>
@@ -5881,15 +5897,12 @@
             <w:r>
               <w:t>“</w:t>
             </w:r>
-            <w:proofErr w:type="spellStart"/>
             <w:r>
               <w:rPr>
                 <w:rFonts w:hint="eastAsia"/>
               </w:rPr>
               <w:t>Config</w:t>
             </w:r>
-            <w:proofErr w:type="spellEnd"/>
-            <w:proofErr w:type="gramStart"/>
             <w:r>
               <w:t>”</w:t>
             </w:r>
@@ -5899,7 +5912,6 @@
               </w:rPr>
               <w:t>:</w:t>
             </w:r>
-            <w:proofErr w:type="gramEnd"/>
             <w:r>
               <w:rPr>
                 <w:rFonts w:hint="eastAsia"/>
@@ -5915,14 +5927,12 @@
             <w:r>
               <w:t>“</w:t>
             </w:r>
-            <w:proofErr w:type="spellStart"/>
             <w:r>
               <w:rPr>
                 <w:rFonts w:hint="eastAsia"/>
               </w:rPr>
               <w:t>dbpath</w:t>
             </w:r>
-            <w:proofErr w:type="spellEnd"/>
             <w:r>
               <w:t>”</w:t>
             </w:r>
@@ -5944,14 +5954,12 @@
             <w:r>
               <w:t>“</w:t>
             </w:r>
-            <w:proofErr w:type="spellStart"/>
             <w:r>
               <w:rPr>
                 <w:rFonts w:hint="eastAsia"/>
               </w:rPr>
               <w:t>svcname</w:t>
             </w:r>
-            <w:proofErr w:type="spellEnd"/>
             <w:r>
               <w:t>”</w:t>
             </w:r>
@@ -6024,14 +6032,12 @@
         <w:pStyle w:val="ListParagraph"/>
         <w:ind w:left="840" w:firstLineChars="0" w:firstLine="0"/>
       </w:pPr>
-      <w:proofErr w:type="spellStart"/>
       <w:r>
         <w:rPr>
           <w:rFonts w:hint="eastAsia"/>
         </w:rPr>
         <w:t>Config</w:t>
       </w:r>
-      <w:proofErr w:type="spellEnd"/>
       <w:r>
         <w:rPr>
           <w:rFonts w:hint="eastAsia"/>
@@ -6137,14 +6143,12 @@
               <w:pStyle w:val="ListParagraph"/>
               <w:ind w:firstLineChars="0" w:firstLine="0"/>
             </w:pPr>
-            <w:proofErr w:type="spellStart"/>
             <w:r>
               <w:rPr>
                 <w:rFonts w:hint="eastAsia"/>
               </w:rPr>
               <w:t>Config</w:t>
             </w:r>
-            <w:proofErr w:type="spellEnd"/>
           </w:p>
         </w:tc>
         <w:tc>
@@ -6193,14 +6197,12 @@
             <w:r>
               <w:t>“</w:t>
             </w:r>
-            <w:proofErr w:type="spellStart"/>
             <w:r>
               <w:rPr>
                 <w:rFonts w:hint="eastAsia"/>
               </w:rPr>
               <w:t>dbpath</w:t>
             </w:r>
-            <w:proofErr w:type="spellEnd"/>
             <w:r>
               <w:t>”</w:t>
             </w:r>
@@ -6213,7 +6215,6 @@
             <w:r>
               <w:t>””</w:t>
             </w:r>
-            <w:proofErr w:type="gramStart"/>
             <w:r>
               <w:rPr>
                 <w:rFonts w:hint="eastAsia"/>
@@ -6223,15 +6224,12 @@
             <w:r>
               <w:t>“</w:t>
             </w:r>
-            <w:proofErr w:type="spellStart"/>
-            <w:proofErr w:type="gramEnd"/>
             <w:r>
               <w:rPr>
                 <w:rFonts w:hint="eastAsia"/>
               </w:rPr>
               <w:t>svcname</w:t>
             </w:r>
-            <w:proofErr w:type="spellEnd"/>
             <w:r>
               <w:t>”</w:t>
             </w:r>
@@ -6280,14 +6278,598 @@
     </w:p>
     <w:p>
       <w:pPr>
-        <w:pStyle w:val="ListParagraph"/>
+        <w:pStyle w:val="Heading3"/>
         <w:numPr>
           <w:ilvl w:val="0"/>
-          <w:numId w:val="2"/>
+          <w:numId w:val="3"/>
         </w:numPr>
-        <w:ind w:firstLineChars="0"/>
+        <w:rPr>
+          <w:rFonts w:hint="eastAsia"/>
+        </w:rPr>
       </w:pPr>
+      <w:r>
+        <w:rPr>
+          <w:rFonts w:hint="eastAsia"/>
+        </w:rPr>
+        <w:t>Task Info</w:t>
+      </w:r>
     </w:p>
+    <w:tbl>
+      <w:tblPr>
+        <w:tblStyle w:val="TableGrid"/>
+        <w:tblW w:w="0" w:type="auto"/>
+        <w:tblInd w:w="840" w:type="dxa"/>
+        <w:tblLayout w:type="fixed"/>
+        <w:tblLook w:val="04A0"/>
+      </w:tblPr>
+      <w:tblGrid>
+        <w:gridCol w:w="1678"/>
+        <w:gridCol w:w="1418"/>
+        <w:gridCol w:w="1559"/>
+        <w:gridCol w:w="3027"/>
+      </w:tblGrid>
+      <w:tr>
+        <w:tc>
+          <w:tcPr>
+            <w:tcW w:w="1678" w:type="dxa"/>
+          </w:tcPr>
+          <w:p>
+            <w:pPr>
+              <w:pStyle w:val="ListParagraph"/>
+              <w:ind w:firstLineChars="0" w:firstLine="0"/>
+              <w:jc w:val="center"/>
+            </w:pPr>
+            <w:r>
+              <w:rPr>
+                <w:rFonts w:hint="eastAsia"/>
+              </w:rPr>
+              <w:t>字段名称</w:t>
+            </w:r>
+          </w:p>
+        </w:tc>
+        <w:tc>
+          <w:tcPr>
+            <w:tcW w:w="1418" w:type="dxa"/>
+          </w:tcPr>
+          <w:p>
+            <w:pPr>
+              <w:pStyle w:val="ListParagraph"/>
+              <w:ind w:firstLineChars="0" w:firstLine="0"/>
+              <w:jc w:val="center"/>
+            </w:pPr>
+            <w:r>
+              <w:rPr>
+                <w:rFonts w:hint="eastAsia"/>
+              </w:rPr>
+              <w:t>类型</w:t>
+            </w:r>
+          </w:p>
+        </w:tc>
+        <w:tc>
+          <w:tcPr>
+            <w:tcW w:w="1559" w:type="dxa"/>
+          </w:tcPr>
+          <w:p>
+            <w:pPr>
+              <w:pStyle w:val="ListParagraph"/>
+              <w:ind w:firstLineChars="0" w:firstLine="0"/>
+              <w:jc w:val="center"/>
+            </w:pPr>
+            <w:r>
+              <w:rPr>
+                <w:rFonts w:hint="eastAsia"/>
+              </w:rPr>
+              <w:t>描述</w:t>
+            </w:r>
+          </w:p>
+        </w:tc>
+        <w:tc>
+          <w:tcPr>
+            <w:tcW w:w="3027" w:type="dxa"/>
+          </w:tcPr>
+          <w:p>
+            <w:pPr>
+              <w:pStyle w:val="ListParagraph"/>
+              <w:ind w:firstLineChars="0" w:firstLine="0"/>
+              <w:jc w:val="center"/>
+            </w:pPr>
+            <w:r>
+              <w:rPr>
+                <w:rFonts w:hint="eastAsia"/>
+              </w:rPr>
+              <w:t>举例</w:t>
+            </w:r>
+          </w:p>
+        </w:tc>
+      </w:tr>
+      <w:tr>
+        <w:tc>
+          <w:tcPr>
+            <w:tcW w:w="1678" w:type="dxa"/>
+          </w:tcPr>
+          <w:p>
+            <w:pPr>
+              <w:pStyle w:val="ListParagraph"/>
+              <w:ind w:firstLineChars="0" w:firstLine="0"/>
+            </w:pPr>
+            <w:r>
+              <w:rPr>
+                <w:rFonts w:hint="eastAsia"/>
+              </w:rPr>
+              <w:t>TaskID</w:t>
+            </w:r>
+          </w:p>
+        </w:tc>
+        <w:tc>
+          <w:tcPr>
+            <w:tcW w:w="1418" w:type="dxa"/>
+          </w:tcPr>
+          <w:p>
+            <w:pPr>
+              <w:pStyle w:val="ListParagraph"/>
+              <w:ind w:firstLineChars="0" w:firstLine="0"/>
+            </w:pPr>
+            <w:r>
+              <w:rPr>
+                <w:rFonts w:hint="eastAsia"/>
+              </w:rPr>
+              <w:t>String</w:t>
+            </w:r>
+          </w:p>
+        </w:tc>
+        <w:tc>
+          <w:tcPr>
+            <w:tcW w:w="1559" w:type="dxa"/>
+          </w:tcPr>
+          <w:p>
+            <w:pPr>
+              <w:pStyle w:val="ListParagraph"/>
+              <w:ind w:firstLineChars="0" w:firstLine="0"/>
+            </w:pPr>
+          </w:p>
+        </w:tc>
+        <w:tc>
+          <w:tcPr>
+            <w:tcW w:w="3027" w:type="dxa"/>
+          </w:tcPr>
+          <w:p>
+            <w:pPr>
+              <w:pStyle w:val="ListParagraph"/>
+              <w:ind w:firstLineChars="0" w:firstLine="0"/>
+            </w:pPr>
+          </w:p>
+        </w:tc>
+      </w:tr>
+      <w:tr>
+        <w:tc>
+          <w:tcPr>
+            <w:tcW w:w="1678" w:type="dxa"/>
+          </w:tcPr>
+          <w:p>
+            <w:pPr>
+              <w:pStyle w:val="ListParagraph"/>
+              <w:ind w:firstLineChars="0" w:firstLine="0"/>
+            </w:pPr>
+            <w:r>
+              <w:rPr>
+                <w:rFonts w:hint="eastAsia"/>
+              </w:rPr>
+              <w:t>Type</w:t>
+            </w:r>
+          </w:p>
+        </w:tc>
+        <w:tc>
+          <w:tcPr>
+            <w:tcW w:w="1418" w:type="dxa"/>
+          </w:tcPr>
+          <w:p>
+            <w:pPr>
+              <w:pStyle w:val="ListParagraph"/>
+              <w:ind w:firstLineChars="0" w:firstLine="0"/>
+            </w:pPr>
+            <w:r>
+              <w:rPr>
+                <w:rFonts w:hint="eastAsia"/>
+              </w:rPr>
+              <w:t>String</w:t>
+            </w:r>
+          </w:p>
+        </w:tc>
+        <w:tc>
+          <w:tcPr>
+            <w:tcW w:w="1559" w:type="dxa"/>
+          </w:tcPr>
+          <w:p>
+            <w:pPr>
+              <w:pStyle w:val="ListParagraph"/>
+              <w:ind w:firstLineChars="0" w:firstLine="0"/>
+            </w:pPr>
+          </w:p>
+        </w:tc>
+        <w:tc>
+          <w:tcPr>
+            <w:tcW w:w="3027" w:type="dxa"/>
+          </w:tcPr>
+          <w:p>
+            <w:pPr>
+              <w:pStyle w:val="ListParagraph"/>
+              <w:ind w:firstLineChars="0" w:firstLine="0"/>
+            </w:pPr>
+          </w:p>
+        </w:tc>
+      </w:tr>
+      <w:tr>
+        <w:tc>
+          <w:tcPr>
+            <w:tcW w:w="1678" w:type="dxa"/>
+          </w:tcPr>
+          <w:p>
+            <w:pPr>
+              <w:pStyle w:val="ListParagraph"/>
+              <w:ind w:firstLineChars="0" w:firstLine="0"/>
+              <w:rPr>
+                <w:rFonts w:hint="eastAsia"/>
+              </w:rPr>
+            </w:pPr>
+            <w:r>
+              <w:rPr>
+                <w:rFonts w:hint="eastAsia"/>
+              </w:rPr>
+              <w:t>AgentHost</w:t>
+            </w:r>
+          </w:p>
+        </w:tc>
+        <w:tc>
+          <w:tcPr>
+            <w:tcW w:w="1418" w:type="dxa"/>
+          </w:tcPr>
+          <w:p>
+            <w:pPr>
+              <w:pStyle w:val="ListParagraph"/>
+              <w:ind w:firstLineChars="0" w:firstLine="0"/>
+              <w:rPr>
+                <w:rFonts w:hint="eastAsia"/>
+              </w:rPr>
+            </w:pPr>
+            <w:r>
+              <w:rPr>
+                <w:rFonts w:hint="eastAsia"/>
+              </w:rPr>
+              <w:t>String</w:t>
+            </w:r>
+          </w:p>
+        </w:tc>
+        <w:tc>
+          <w:tcPr>
+            <w:tcW w:w="1559" w:type="dxa"/>
+          </w:tcPr>
+          <w:p>
+            <w:pPr>
+              <w:pStyle w:val="ListParagraph"/>
+              <w:ind w:firstLineChars="0" w:firstLine="0"/>
+            </w:pPr>
+          </w:p>
+        </w:tc>
+        <w:tc>
+          <w:tcPr>
+            <w:tcW w:w="3027" w:type="dxa"/>
+          </w:tcPr>
+          <w:p>
+            <w:pPr>
+              <w:pStyle w:val="ListParagraph"/>
+              <w:ind w:firstLineChars="0" w:firstLine="0"/>
+            </w:pPr>
+          </w:p>
+        </w:tc>
+      </w:tr>
+      <w:tr>
+        <w:tc>
+          <w:tcPr>
+            <w:tcW w:w="1678" w:type="dxa"/>
+          </w:tcPr>
+          <w:p>
+            <w:pPr>
+              <w:pStyle w:val="ListParagraph"/>
+              <w:ind w:firstLineChars="0" w:firstLine="0"/>
+              <w:rPr>
+                <w:rFonts w:hint="eastAsia"/>
+              </w:rPr>
+            </w:pPr>
+            <w:r>
+              <w:rPr>
+                <w:rFonts w:hint="eastAsia"/>
+              </w:rPr>
+              <w:t>AgentService</w:t>
+            </w:r>
+          </w:p>
+        </w:tc>
+        <w:tc>
+          <w:tcPr>
+            <w:tcW w:w="1418" w:type="dxa"/>
+          </w:tcPr>
+          <w:p>
+            <w:pPr>
+              <w:pStyle w:val="ListParagraph"/>
+              <w:ind w:firstLineChars="0" w:firstLine="0"/>
+              <w:rPr>
+                <w:rFonts w:hint="eastAsia"/>
+              </w:rPr>
+            </w:pPr>
+            <w:r>
+              <w:rPr>
+                <w:rFonts w:hint="eastAsia"/>
+              </w:rPr>
+              <w:t>String</w:t>
+            </w:r>
+          </w:p>
+        </w:tc>
+        <w:tc>
+          <w:tcPr>
+            <w:tcW w:w="1559" w:type="dxa"/>
+          </w:tcPr>
+          <w:p>
+            <w:pPr>
+              <w:pStyle w:val="ListParagraph"/>
+              <w:ind w:firstLineChars="0" w:firstLine="0"/>
+            </w:pPr>
+          </w:p>
+        </w:tc>
+        <w:tc>
+          <w:tcPr>
+            <w:tcW w:w="3027" w:type="dxa"/>
+          </w:tcPr>
+          <w:p>
+            <w:pPr>
+              <w:pStyle w:val="ListParagraph"/>
+              <w:ind w:firstLineChars="0" w:firstLine="0"/>
+            </w:pPr>
+          </w:p>
+        </w:tc>
+      </w:tr>
+      <w:tr>
+        <w:tc>
+          <w:tcPr>
+            <w:tcW w:w="1678" w:type="dxa"/>
+          </w:tcPr>
+          <w:p>
+            <w:pPr>
+              <w:pStyle w:val="ListParagraph"/>
+              <w:ind w:firstLineChars="0" w:firstLine="0"/>
+            </w:pPr>
+            <w:r>
+              <w:rPr>
+                <w:rFonts w:hint="eastAsia"/>
+              </w:rPr>
+              <w:t>Info</w:t>
+            </w:r>
+          </w:p>
+        </w:tc>
+        <w:tc>
+          <w:tcPr>
+            <w:tcW w:w="1418" w:type="dxa"/>
+          </w:tcPr>
+          <w:p>
+            <w:pPr>
+              <w:pStyle w:val="ListParagraph"/>
+              <w:ind w:firstLineChars="0" w:firstLine="0"/>
+            </w:pPr>
+            <w:r>
+              <w:rPr>
+                <w:rFonts w:hint="eastAsia"/>
+              </w:rPr>
+              <w:t>Object</w:t>
+            </w:r>
+          </w:p>
+        </w:tc>
+        <w:tc>
+          <w:tcPr>
+            <w:tcW w:w="1559" w:type="dxa"/>
+          </w:tcPr>
+          <w:p>
+            <w:pPr>
+              <w:pStyle w:val="ListParagraph"/>
+              <w:ind w:firstLineChars="0" w:firstLine="0"/>
+            </w:pPr>
+            <w:r>
+              <w:rPr>
+                <w:rFonts w:hint="eastAsia"/>
+              </w:rPr>
+              <w:t>具体配置信息</w:t>
+            </w:r>
+          </w:p>
+        </w:tc>
+        <w:tc>
+          <w:tcPr>
+            <w:tcW w:w="3027" w:type="dxa"/>
+          </w:tcPr>
+          <w:p>
+            <w:pPr>
+              <w:pStyle w:val="ListParagraph"/>
+              <w:ind w:firstLineChars="0" w:firstLine="0"/>
+              <w:rPr>
+                <w:rFonts w:hint="eastAsia"/>
+              </w:rPr>
+            </w:pPr>
+            <w:r>
+              <w:rPr>
+                <w:rFonts w:hint="eastAsia"/>
+              </w:rPr>
+              <w:t>{</w:t>
+            </w:r>
+          </w:p>
+          <w:p>
+            <w:pPr>
+              <w:pStyle w:val="ListParagraph"/>
+              <w:ind w:firstLineChars="0" w:firstLine="0"/>
+            </w:pPr>
+            <w:r>
+              <w:t>"BusinessType":"sequoiadb", "Busi</w:t>
+            </w:r>
+            <w:r>
+              <w:t>nessName":"b1", "deployMod":"</w:t>
+            </w:r>
+            <w:r>
+              <w:rPr>
+                <w:rFonts w:hint="eastAsia"/>
+              </w:rPr>
+              <w:t>standalone</w:t>
+            </w:r>
+            <w:r>
+              <w:t xml:space="preserve">", </w:t>
+            </w:r>
+          </w:p>
+          <w:p>
+            <w:r>
+              <w:t xml:space="preserve">"ClusterName":"c1", </w:t>
+            </w:r>
+          </w:p>
+          <w:p>
+            <w:pPr>
+              <w:rPr>
+                <w:rFonts w:hint="eastAsia"/>
+              </w:rPr>
+            </w:pPr>
+            <w:r>
+              <w:t>"Config":</w:t>
+            </w:r>
+          </w:p>
+          <w:p>
+            <w:pPr>
+              <w:ind w:firstLineChars="50" w:firstLine="105"/>
+              <w:rPr>
+                <w:rFonts w:hint="eastAsia"/>
+              </w:rPr>
+            </w:pPr>
+            <w:r>
+              <w:t>[</w:t>
+            </w:r>
+          </w:p>
+          <w:p>
+            <w:pPr>
+              <w:ind w:leftChars="100" w:left="315" w:hangingChars="50" w:hanging="105"/>
+            </w:pPr>
+            <w:r>
+              <w:t>{"HostName":</w:t>
+            </w:r>
+            <w:r>
+              <w:t xml:space="preserve">"host1", "datagroupname": "", </w:t>
+            </w:r>
+          </w:p>
+          <w:p>
+            <w:pPr>
+              <w:pStyle w:val="ListParagraph"/>
+              <w:ind w:firstLineChars="150" w:firstLine="315"/>
+              <w:rPr>
+                <w:rFonts w:hint="eastAsia"/>
+              </w:rPr>
+            </w:pPr>
+            <w:r>
+              <w:t>"dbpath": "/home/db2/standalone/11830", "svcname": "11830", ...</w:t>
+            </w:r>
+          </w:p>
+          <w:p>
+            <w:pPr>
+              <w:pStyle w:val="ListParagraph"/>
+              <w:ind w:firstLineChars="150" w:firstLine="315"/>
+            </w:pPr>
+            <w:r>
+              <w:t>}</w:t>
+            </w:r>
+            <w:r>
+              <w:rPr>
+                <w:rFonts w:hint="eastAsia"/>
+              </w:rPr>
+              <w:t xml:space="preserve"> </w:t>
+            </w:r>
+            <w:r>
+              <w:t>,...</w:t>
+            </w:r>
+          </w:p>
+          <w:p>
+            <w:pPr>
+              <w:pStyle w:val="ListParagraph"/>
+              <w:ind w:firstLineChars="50" w:firstLine="105"/>
+              <w:rPr>
+                <w:rFonts w:hint="eastAsia"/>
+              </w:rPr>
+            </w:pPr>
+            <w:r>
+              <w:t>]</w:t>
+            </w:r>
+          </w:p>
+          <w:p>
+            <w:r>
+              <w:rPr>
+                <w:rFonts w:hint="eastAsia"/>
+              </w:rPr>
+              <w:t>}</w:t>
+            </w:r>
+          </w:p>
+        </w:tc>
+      </w:tr>
+      <w:tr>
+        <w:tc>
+          <w:tcPr>
+            <w:tcW w:w="1678" w:type="dxa"/>
+          </w:tcPr>
+          <w:p>
+            <w:pPr>
+              <w:pStyle w:val="ListParagraph"/>
+              <w:ind w:firstLineChars="0" w:firstLine="0"/>
+              <w:rPr>
+                <w:rFonts w:hint="eastAsia"/>
+              </w:rPr>
+            </w:pPr>
+            <w:r>
+              <w:rPr>
+                <w:rFonts w:hint="eastAsia"/>
+              </w:rPr>
+              <w:t>Status</w:t>
+            </w:r>
+          </w:p>
+        </w:tc>
+        <w:tc>
+          <w:tcPr>
+            <w:tcW w:w="1418" w:type="dxa"/>
+          </w:tcPr>
+          <w:p>
+            <w:pPr>
+              <w:pStyle w:val="ListParagraph"/>
+              <w:ind w:firstLineChars="0" w:firstLine="0"/>
+              <w:rPr>
+                <w:rFonts w:hint="eastAsia"/>
+              </w:rPr>
+            </w:pPr>
+          </w:p>
+        </w:tc>
+        <w:tc>
+          <w:tcPr>
+            <w:tcW w:w="1559" w:type="dxa"/>
+          </w:tcPr>
+          <w:p>
+            <w:pPr>
+              <w:pStyle w:val="ListParagraph"/>
+              <w:ind w:firstLineChars="0" w:firstLine="0"/>
+              <w:rPr>
+                <w:rFonts w:hint="eastAsia"/>
+              </w:rPr>
+            </w:pPr>
+          </w:p>
+        </w:tc>
+        <w:tc>
+          <w:tcPr>
+            <w:tcW w:w="3027" w:type="dxa"/>
+          </w:tcPr>
+          <w:p>
+            <w:pPr>
+              <w:pStyle w:val="ListParagraph"/>
+              <w:ind w:firstLineChars="0" w:firstLine="0"/>
+            </w:pPr>
+          </w:p>
+        </w:tc>
+      </w:tr>
+    </w:tbl>
+    <w:p/>
     <w:p>
       <w:pPr>
         <w:pStyle w:val="Heading2"/>
@@ -6469,7 +7051,7 @@
   <w:abstractNum w:abstractNumId="1">
     <w:nsid w:val="43874653"/>
     <w:multiLevelType w:val="hybridMultilevel"/>
-    <w:tmpl w:val="BC42D662"/>
+    <w:tmpl w:val="F2F673D0"/>
     <w:lvl w:ilvl="0" w:tplc="0409000F">
       <w:start w:val="1"/>
       <w:numFmt w:val="decimal"/>
@@ -6553,6 +7135,92 @@
     </w:lvl>
   </w:abstractNum>
   <w:abstractNum w:abstractNumId="2">
+    <w:nsid w:val="7C2442B6"/>
+    <w:multiLevelType w:val="hybridMultilevel"/>
+    <w:tmpl w:val="22CC62B4"/>
+    <w:lvl w:ilvl="0" w:tplc="0409000F">
+      <w:start w:val="1"/>
+      <w:numFmt w:val="decimal"/>
+      <w:lvlText w:val="%1."/>
+      <w:lvlJc w:val="left"/>
+      <w:pPr>
+        <w:ind w:left="420" w:hanging="420"/>
+      </w:pPr>
+    </w:lvl>
+    <w:lvl w:ilvl="1" w:tplc="04090019" w:tentative="1">
+      <w:start w:val="1"/>
+      <w:numFmt w:val="lowerLetter"/>
+      <w:lvlText w:val="%2)"/>
+      <w:lvlJc w:val="left"/>
+      <w:pPr>
+        <w:ind w:left="840" w:hanging="420"/>
+      </w:pPr>
+    </w:lvl>
+    <w:lvl w:ilvl="2" w:tplc="0409001B" w:tentative="1">
+      <w:start w:val="1"/>
+      <w:numFmt w:val="lowerRoman"/>
+      <w:lvlText w:val="%3."/>
+      <w:lvlJc w:val="right"/>
+      <w:pPr>
+        <w:ind w:left="1260" w:hanging="420"/>
+      </w:pPr>
+    </w:lvl>
+    <w:lvl w:ilvl="3" w:tplc="0409000F" w:tentative="1">
+      <w:start w:val="1"/>
+      <w:numFmt w:val="decimal"/>
+      <w:lvlText w:val="%4."/>
+      <w:lvlJc w:val="left"/>
+      <w:pPr>
+        <w:ind w:left="1680" w:hanging="420"/>
+      </w:pPr>
+    </w:lvl>
+    <w:lvl w:ilvl="4" w:tplc="04090019" w:tentative="1">
+      <w:start w:val="1"/>
+      <w:numFmt w:val="lowerLetter"/>
+      <w:lvlText w:val="%5)"/>
+      <w:lvlJc w:val="left"/>
+      <w:pPr>
+        <w:ind w:left="2100" w:hanging="420"/>
+      </w:pPr>
+    </w:lvl>
+    <w:lvl w:ilvl="5" w:tplc="0409001B" w:tentative="1">
+      <w:start w:val="1"/>
+      <w:numFmt w:val="lowerRoman"/>
+      <w:lvlText w:val="%6."/>
+      <w:lvlJc w:val="right"/>
+      <w:pPr>
+        <w:ind w:left="2520" w:hanging="420"/>
+      </w:pPr>
+    </w:lvl>
+    <w:lvl w:ilvl="6" w:tplc="0409000F" w:tentative="1">
+      <w:start w:val="1"/>
+      <w:numFmt w:val="decimal"/>
+      <w:lvlText w:val="%7."/>
+      <w:lvlJc w:val="left"/>
+      <w:pPr>
+        <w:ind w:left="2940" w:hanging="420"/>
+      </w:pPr>
+    </w:lvl>
+    <w:lvl w:ilvl="7" w:tplc="04090019" w:tentative="1">
+      <w:start w:val="1"/>
+      <w:numFmt w:val="lowerLetter"/>
+      <w:lvlText w:val="%8)"/>
+      <w:lvlJc w:val="left"/>
+      <w:pPr>
+        <w:ind w:left="3360" w:hanging="420"/>
+      </w:pPr>
+    </w:lvl>
+    <w:lvl w:ilvl="8" w:tplc="0409001B" w:tentative="1">
+      <w:start w:val="1"/>
+      <w:numFmt w:val="lowerRoman"/>
+      <w:lvlText w:val="%9."/>
+      <w:lvlJc w:val="right"/>
+      <w:pPr>
+        <w:ind w:left="3780" w:hanging="420"/>
+      </w:pPr>
+    </w:lvl>
+  </w:abstractNum>
+  <w:abstractNum w:abstractNumId="3">
     <w:nsid w:val="7FE261AB"/>
     <w:multiLevelType w:val="hybridMultilevel"/>
     <w:tmpl w:val="75D83F8E"/>
@@ -6651,6 +7319,9 @@
     <w:abstractNumId w:val="0"/>
   </w:num>
   <w:num w:numId="3">
+    <w:abstractNumId w:val="3"/>
+  </w:num>
+  <w:num w:numId="4">
     <w:abstractNumId w:val="2"/>
   </w:num>
 </w:numbering>

--- a/internal_doc/03.开发设计/OM架构设计.docx
+++ b/internal_doc/03.开发设计/OM架构设计.docx
@@ -994,20 +994,8 @@
               <w:rPr>
                 <w:rFonts w:hint="eastAsia"/>
               </w:rPr>
-              <w:t>[</w:t>
-            </w:r>
-            <w:r>
-              <w:rPr>
-                <w:rFonts w:hint="eastAsia"/>
-              </w:rPr>
               <w:t>String</w:t>
             </w:r>
-            <w:r>
-              <w:rPr>
-                <w:rFonts w:hint="eastAsia"/>
-              </w:rPr>
-              <w:t>]</w:t>
-            </w:r>
           </w:p>
         </w:tc>
         <w:tc>
@@ -1043,12 +1031,6 @@
               <w:t>IP:</w:t>
             </w:r>
             <w:r>
-              <w:rPr>
-                <w:rFonts w:hint="eastAsia"/>
-              </w:rPr>
-              <w:t>[</w:t>
-            </w:r>
-            <w:r>
               <w:t>”</w:t>
             </w:r>
             <w:r>
@@ -1059,12 +1041,6 @@
             </w:r>
             <w:r>
               <w:t>”</w:t>
-            </w:r>
-            <w:r>
-              <w:rPr>
-                <w:rFonts w:hint="eastAsia"/>
-              </w:rPr>
-              <w:t>]</w:t>
             </w:r>
           </w:p>
         </w:tc>
@@ -3338,83 +3314,83 @@
               <w:rPr>
                 <w:rFonts w:hint="eastAsia"/>
               </w:rPr>
+              <w:t>Model</w:t>
+            </w:r>
+          </w:p>
+        </w:tc>
+        <w:tc>
+          <w:tcPr>
+            <w:tcW w:w="1920" w:type="dxa"/>
+          </w:tcPr>
+          <w:p>
+            <w:pPr>
+              <w:pStyle w:val="ListParagraph"/>
+              <w:ind w:firstLineChars="0" w:firstLine="0"/>
+            </w:pPr>
+            <w:r>
+              <w:rPr>
+                <w:rFonts w:hint="eastAsia"/>
+              </w:rPr>
+              <w:t>String</w:t>
+            </w:r>
+          </w:p>
+        </w:tc>
+        <w:tc>
+          <w:tcPr>
+            <w:tcW w:w="1921" w:type="dxa"/>
+          </w:tcPr>
+          <w:p>
+            <w:pPr>
+              <w:pStyle w:val="ListParagraph"/>
+              <w:ind w:firstLineChars="0" w:firstLine="0"/>
+            </w:pPr>
+          </w:p>
+        </w:tc>
+        <w:tc>
+          <w:tcPr>
+            <w:tcW w:w="1921" w:type="dxa"/>
+          </w:tcPr>
+          <w:p>
+            <w:pPr>
+              <w:pStyle w:val="ListParagraph"/>
+              <w:ind w:firstLineChars="0" w:firstLine="0"/>
+            </w:pPr>
+            <w:r>
+              <w:rPr>
+                <w:rFonts w:hint="eastAsia"/>
+              </w:rPr>
+              <w:t>Model:</w:t>
+            </w:r>
+            <w:r>
+              <w:t>”</w:t>
+            </w:r>
+            <w:r>
+              <w:rPr>
+                <w:rFonts w:hint="eastAsia"/>
+              </w:rPr>
+              <w:t>x86-64</w:t>
+            </w:r>
+            <w:r>
+              <w:t>”</w:t>
+            </w:r>
+          </w:p>
+        </w:tc>
+      </w:tr>
+      <w:tr>
+        <w:tc>
+          <w:tcPr>
+            <w:tcW w:w="1920" w:type="dxa"/>
+          </w:tcPr>
+          <w:p>
+            <w:pPr>
+              <w:pStyle w:val="ListParagraph"/>
+              <w:ind w:firstLineChars="0" w:firstLine="0"/>
+            </w:pPr>
+            <w:r>
+              <w:rPr>
+                <w:rFonts w:hint="eastAsia"/>
+              </w:rPr>
               <w:lastRenderedPageBreak/>
-              <w:t>Model</w:t>
-            </w:r>
-          </w:p>
-        </w:tc>
-        <w:tc>
-          <w:tcPr>
-            <w:tcW w:w="1920" w:type="dxa"/>
-          </w:tcPr>
-          <w:p>
-            <w:pPr>
-              <w:pStyle w:val="ListParagraph"/>
-              <w:ind w:firstLineChars="0" w:firstLine="0"/>
-            </w:pPr>
-            <w:r>
-              <w:rPr>
-                <w:rFonts w:hint="eastAsia"/>
-              </w:rPr>
-              <w:t>String</w:t>
-            </w:r>
-          </w:p>
-        </w:tc>
-        <w:tc>
-          <w:tcPr>
-            <w:tcW w:w="1921" w:type="dxa"/>
-          </w:tcPr>
-          <w:p>
-            <w:pPr>
-              <w:pStyle w:val="ListParagraph"/>
-              <w:ind w:firstLineChars="0" w:firstLine="0"/>
-            </w:pPr>
-          </w:p>
-        </w:tc>
-        <w:tc>
-          <w:tcPr>
-            <w:tcW w:w="1921" w:type="dxa"/>
-          </w:tcPr>
-          <w:p>
-            <w:pPr>
-              <w:pStyle w:val="ListParagraph"/>
-              <w:ind w:firstLineChars="0" w:firstLine="0"/>
-            </w:pPr>
-            <w:r>
-              <w:rPr>
-                <w:rFonts w:hint="eastAsia"/>
-              </w:rPr>
-              <w:t>Model:</w:t>
-            </w:r>
-            <w:r>
-              <w:t>”</w:t>
-            </w:r>
-            <w:r>
-              <w:rPr>
-                <w:rFonts w:hint="eastAsia"/>
-              </w:rPr>
-              <w:t>x86-64</w:t>
-            </w:r>
-            <w:r>
-              <w:t>”</w:t>
-            </w:r>
-          </w:p>
-        </w:tc>
-      </w:tr>
-      <w:tr>
-        <w:tc>
-          <w:tcPr>
-            <w:tcW w:w="1920" w:type="dxa"/>
-          </w:tcPr>
-          <w:p>
-            <w:pPr>
-              <w:pStyle w:val="ListParagraph"/>
-              <w:ind w:firstLineChars="0" w:firstLine="0"/>
-            </w:pPr>
-            <w:r>
-              <w:rPr>
-                <w:rFonts w:hint="eastAsia"/>
-              </w:rPr>
               <w:t>Core</w:t>
             </w:r>
           </w:p>
@@ -5051,9 +5027,6 @@
             <w:pPr>
               <w:pStyle w:val="ListParagraph"/>
               <w:ind w:firstLineChars="0" w:firstLine="0"/>
-              <w:rPr>
-                <w:rFonts w:hint="eastAsia"/>
-              </w:rPr>
             </w:pPr>
             <w:r>
               <w:rPr>
@@ -5071,9 +5044,6 @@
             <w:pPr>
               <w:pStyle w:val="ListParagraph"/>
               <w:ind w:firstLineChars="0" w:firstLine="0"/>
-              <w:rPr>
-                <w:rFonts w:hint="eastAsia"/>
-              </w:rPr>
             </w:pPr>
             <w:r>
               <w:rPr>
@@ -5102,9 +5072,6 @@
             <w:pPr>
               <w:pStyle w:val="ListParagraph"/>
               <w:ind w:firstLineChars="0" w:firstLine="0"/>
-              <w:rPr>
-                <w:rFonts w:hint="eastAsia"/>
-              </w:rPr>
             </w:pPr>
             <w:r>
               <w:t>standalone</w:t>
@@ -5597,7 +5564,6 @@
         <w:rPr>
           <w:rStyle w:val="CommentReference"/>
         </w:rPr>
-        <w:lastRenderedPageBreak/>
         <w:commentReference w:id="1"/>
       </w:r>
     </w:p>
@@ -5614,6 +5580,7 @@
         <w:rPr>
           <w:rFonts w:hint="eastAsia"/>
         </w:rPr>
+        <w:lastRenderedPageBreak/>
         <w:t>config</w:t>
       </w:r>
       <w:r>
@@ -6283,9 +6250,6 @@
           <w:ilvl w:val="0"/>
           <w:numId w:val="3"/>
         </w:numPr>
-        <w:rPr>
-          <w:rFonts w:hint="eastAsia"/>
-        </w:rPr>
       </w:pPr>
       <w:r>
         <w:rPr>
@@ -6507,9 +6471,6 @@
             <w:pPr>
               <w:pStyle w:val="ListParagraph"/>
               <w:ind w:firstLineChars="0" w:firstLine="0"/>
-              <w:rPr>
-                <w:rFonts w:hint="eastAsia"/>
-              </w:rPr>
             </w:pPr>
             <w:r>
               <w:rPr>
@@ -6527,9 +6488,6 @@
             <w:pPr>
               <w:pStyle w:val="ListParagraph"/>
               <w:ind w:firstLineChars="0" w:firstLine="0"/>
-              <w:rPr>
-                <w:rFonts w:hint="eastAsia"/>
-              </w:rPr>
             </w:pPr>
             <w:r>
               <w:rPr>
@@ -6571,9 +6529,6 @@
             <w:pPr>
               <w:pStyle w:val="ListParagraph"/>
               <w:ind w:firstLineChars="0" w:firstLine="0"/>
-              <w:rPr>
-                <w:rFonts w:hint="eastAsia"/>
-              </w:rPr>
             </w:pPr>
             <w:r>
               <w:rPr>
@@ -6591,9 +6546,6 @@
             <w:pPr>
               <w:pStyle w:val="ListParagraph"/>
               <w:ind w:firstLineChars="0" w:firstLine="0"/>
-              <w:rPr>
-                <w:rFonts w:hint="eastAsia"/>
-              </w:rPr>
             </w:pPr>
             <w:r>
               <w:rPr>
@@ -6686,9 +6638,6 @@
             <w:pPr>
               <w:pStyle w:val="ListParagraph"/>
               <w:ind w:firstLineChars="0" w:firstLine="0"/>
-              <w:rPr>
-                <w:rFonts w:hint="eastAsia"/>
-              </w:rPr>
             </w:pPr>
             <w:r>
               <w:rPr>
@@ -6724,11 +6673,6 @@
             </w:r>
           </w:p>
           <w:p>
-            <w:pPr>
-              <w:rPr>
-                <w:rFonts w:hint="eastAsia"/>
-              </w:rPr>
-            </w:pPr>
             <w:r>
               <w:t>"Config":</w:t>
             </w:r>
@@ -6736,9 +6680,6 @@
           <w:p>
             <w:pPr>
               <w:ind w:firstLineChars="50" w:firstLine="105"/>
-              <w:rPr>
-                <w:rFonts w:hint="eastAsia"/>
-              </w:rPr>
             </w:pPr>
             <w:r>
               <w:t>[</w:t>
@@ -6759,9 +6700,6 @@
             <w:pPr>
               <w:pStyle w:val="ListParagraph"/>
               <w:ind w:firstLineChars="150" w:firstLine="315"/>
-              <w:rPr>
-                <w:rFonts w:hint="eastAsia"/>
-              </w:rPr>
             </w:pPr>
             <w:r>
               <w:t>"dbpath": "/home/db2/standalone/11830", "svcname": "11830", ...</w:t>
@@ -6789,9 +6727,6 @@
             <w:pPr>
               <w:pStyle w:val="ListParagraph"/>
               <w:ind w:firstLineChars="50" w:firstLine="105"/>
-              <w:rPr>
-                <w:rFonts w:hint="eastAsia"/>
-              </w:rPr>
             </w:pPr>
             <w:r>
               <w:t>]</w:t>
@@ -6816,9 +6751,6 @@
             <w:pPr>
               <w:pStyle w:val="ListParagraph"/>
               <w:ind w:firstLineChars="0" w:firstLine="0"/>
-              <w:rPr>
-                <w:rFonts w:hint="eastAsia"/>
-              </w:rPr>
             </w:pPr>
             <w:r>
               <w:rPr>
@@ -6836,9 +6768,6 @@
             <w:pPr>
               <w:pStyle w:val="ListParagraph"/>
               <w:ind w:firstLineChars="0" w:firstLine="0"/>
-              <w:rPr>
-                <w:rFonts w:hint="eastAsia"/>
-              </w:rPr>
             </w:pPr>
           </w:p>
         </w:tc>
@@ -6850,9 +6779,6 @@
             <w:pPr>
               <w:pStyle w:val="ListParagraph"/>
               <w:ind w:firstLineChars="0" w:firstLine="0"/>
-              <w:rPr>
-                <w:rFonts w:hint="eastAsia"/>
-              </w:rPr>
             </w:pPr>
           </w:p>
         </w:tc>

--- a/internal_doc/03.开发设计/OM架构设计.docx
+++ b/internal_doc/03.开发设计/OM架构设计.docx
@@ -68,8 +68,30 @@
               <w:rPr>
                 <w:rFonts w:hint="eastAsia"/>
               </w:rPr>
-              <w:t>1.0.0 Init Xu Jianhui</w:t>
-            </w:r>
+              <w:t xml:space="preserve">1.0.0 Init </w:t>
+            </w:r>
+            <w:proofErr w:type="spellStart"/>
+            <w:r>
+              <w:rPr>
+                <w:rFonts w:hint="eastAsia"/>
+              </w:rPr>
+              <w:t>Xu</w:t>
+            </w:r>
+            <w:proofErr w:type="spellEnd"/>
+            <w:r>
+              <w:rPr>
+                <w:rFonts w:hint="eastAsia"/>
+              </w:rPr>
+              <w:t xml:space="preserve"> </w:t>
+            </w:r>
+            <w:proofErr w:type="spellStart"/>
+            <w:r>
+              <w:rPr>
+                <w:rFonts w:hint="eastAsia"/>
+              </w:rPr>
+              <w:t>Jianhui</w:t>
+            </w:r>
+            <w:proofErr w:type="spellEnd"/>
           </w:p>
         </w:tc>
       </w:tr>
@@ -808,6 +830,7 @@
               <w:pStyle w:val="ListParagraph"/>
               <w:ind w:firstLineChars="0" w:firstLine="0"/>
             </w:pPr>
+            <w:proofErr w:type="spellStart"/>
             <w:r>
               <w:rPr>
                 <w:rFonts w:hint="eastAsia"/>
@@ -820,6 +843,7 @@
               </w:rPr>
               <w:t>Name</w:t>
             </w:r>
+            <w:proofErr w:type="spellEnd"/>
           </w:p>
         </w:tc>
         <w:tc>
@@ -896,6 +920,7 @@
               <w:pStyle w:val="ListParagraph"/>
               <w:ind w:firstLineChars="0" w:firstLine="0"/>
             </w:pPr>
+            <w:proofErr w:type="spellStart"/>
             <w:r>
               <w:rPr>
                 <w:rFonts w:hint="eastAsia"/>
@@ -903,6 +928,7 @@
               <w:lastRenderedPageBreak/>
               <w:t>ClusterName</w:t>
             </w:r>
+            <w:proofErr w:type="spellEnd"/>
           </w:p>
         </w:tc>
         <w:tc>
@@ -942,12 +968,14 @@
               <w:pStyle w:val="ListParagraph"/>
               <w:ind w:firstLineChars="0" w:firstLine="0"/>
             </w:pPr>
+            <w:proofErr w:type="spellStart"/>
             <w:r>
               <w:rPr>
                 <w:rFonts w:hint="eastAsia"/>
               </w:rPr>
               <w:t>ClusterName</w:t>
             </w:r>
+            <w:proofErr w:type="spellEnd"/>
             <w:r>
               <w:t>:”</w:t>
             </w:r>
@@ -1265,9 +1293,11 @@
               <w:pStyle w:val="ListParagraph"/>
               <w:ind w:firstLineChars="0" w:firstLine="0"/>
             </w:pPr>
+            <w:proofErr w:type="spellStart"/>
             <w:r>
               <w:t>InstallPath</w:t>
             </w:r>
+            <w:proofErr w:type="spellEnd"/>
           </w:p>
         </w:tc>
         <w:tc>
@@ -1320,12 +1350,14 @@
               <w:pStyle w:val="ListParagraph"/>
               <w:ind w:firstLineChars="0" w:firstLine="0"/>
             </w:pPr>
+            <w:proofErr w:type="spellStart"/>
             <w:r>
               <w:rPr>
                 <w:rFonts w:hint="eastAsia"/>
               </w:rPr>
               <w:t>AgentPort</w:t>
             </w:r>
+            <w:proofErr w:type="spellEnd"/>
           </w:p>
         </w:tc>
         <w:tc>
@@ -2831,12 +2863,14 @@
             <w:r>
               <w:t>“</w:t>
             </w:r>
+            <w:proofErr w:type="spellStart"/>
             <w:r>
               <w:rPr>
                 <w:rFonts w:hint="eastAsia"/>
               </w:rPr>
               <w:t>sda</w:t>
             </w:r>
+            <w:proofErr w:type="spellEnd"/>
             <w:r>
               <w:t>”</w:t>
             </w:r>
@@ -4615,11 +4649,19 @@
             <w:r>
               <w:t>”</w:t>
             </w:r>
-            <w:r>
-              <w:rPr>
-                <w:rFonts w:hint="eastAsia"/>
-              </w:rPr>
-              <w:t>ip-tables</w:t>
+            <w:proofErr w:type="spellStart"/>
+            <w:r>
+              <w:rPr>
+                <w:rFonts w:hint="eastAsia"/>
+              </w:rPr>
+              <w:t>ip</w:t>
+            </w:r>
+            <w:proofErr w:type="spellEnd"/>
+            <w:r>
+              <w:rPr>
+                <w:rFonts w:hint="eastAsia"/>
+              </w:rPr>
+              <w:t>-tables</w:t>
             </w:r>
             <w:r>
               <w:t>”</w:t>
@@ -5028,12 +5070,14 @@
               <w:pStyle w:val="ListParagraph"/>
               <w:ind w:firstLineChars="0" w:firstLine="0"/>
             </w:pPr>
+            <w:proofErr w:type="spellStart"/>
             <w:r>
               <w:rPr>
                 <w:rFonts w:hint="eastAsia"/>
               </w:rPr>
               <w:t>DeployMod</w:t>
             </w:r>
+            <w:proofErr w:type="spellEnd"/>
           </w:p>
         </w:tc>
         <w:tc>
@@ -5095,12 +5139,14 @@
               <w:pStyle w:val="ListParagraph"/>
               <w:ind w:firstLineChars="0" w:firstLine="0"/>
             </w:pPr>
+            <w:proofErr w:type="spellStart"/>
             <w:r>
               <w:rPr>
                 <w:rFonts w:hint="eastAsia"/>
               </w:rPr>
               <w:t>ClusterName</w:t>
             </w:r>
+            <w:proofErr w:type="spellEnd"/>
           </w:p>
         </w:tc>
         <w:tc>
@@ -5140,11 +5186,19 @@
               <w:pStyle w:val="ListParagraph"/>
               <w:ind w:firstLineChars="0" w:firstLine="0"/>
             </w:pPr>
-            <w:r>
-              <w:rPr>
-                <w:rFonts w:hint="eastAsia"/>
-              </w:rPr>
-              <w:t>ClusterName:</w:t>
+            <w:proofErr w:type="spellStart"/>
+            <w:r>
+              <w:rPr>
+                <w:rFonts w:hint="eastAsia"/>
+              </w:rPr>
+              <w:t>ClusterName</w:t>
+            </w:r>
+            <w:proofErr w:type="spellEnd"/>
+            <w:r>
+              <w:rPr>
+                <w:rFonts w:hint="eastAsia"/>
+              </w:rPr>
+              <w:t>:</w:t>
             </w:r>
             <w:r>
               <w:t>”</w:t>
@@ -5447,12 +5501,14 @@
               <w:pStyle w:val="ListParagraph"/>
               <w:ind w:firstLineChars="0" w:firstLine="0"/>
             </w:pPr>
+            <w:proofErr w:type="spellStart"/>
             <w:r>
               <w:rPr>
                 <w:rFonts w:hint="eastAsia"/>
               </w:rPr>
               <w:t>HostName</w:t>
             </w:r>
+            <w:proofErr w:type="spellEnd"/>
           </w:p>
         </w:tc>
         <w:tc>
@@ -5694,12 +5750,14 @@
               <w:pStyle w:val="ListParagraph"/>
               <w:ind w:firstLineChars="0" w:firstLine="0"/>
             </w:pPr>
+            <w:proofErr w:type="spellStart"/>
             <w:r>
               <w:rPr>
                 <w:rFonts w:hint="eastAsia"/>
               </w:rPr>
               <w:t>HostName</w:t>
             </w:r>
+            <w:proofErr w:type="spellEnd"/>
           </w:p>
         </w:tc>
         <w:tc>
@@ -5752,12 +5810,14 @@
               <w:pStyle w:val="ListParagraph"/>
               <w:ind w:firstLineChars="0" w:firstLine="0"/>
             </w:pPr>
+            <w:proofErr w:type="spellStart"/>
             <w:r>
               <w:rPr>
                 <w:rFonts w:hint="eastAsia"/>
               </w:rPr>
               <w:t>BusinessName</w:t>
             </w:r>
+            <w:proofErr w:type="spellEnd"/>
           </w:p>
         </w:tc>
         <w:tc>
@@ -5810,12 +5870,14 @@
               <w:pStyle w:val="ListParagraph"/>
               <w:ind w:firstLineChars="0" w:firstLine="0"/>
             </w:pPr>
+            <w:proofErr w:type="spellStart"/>
             <w:r>
               <w:rPr>
                 <w:rFonts w:hint="eastAsia"/>
               </w:rPr>
               <w:t>Config</w:t>
             </w:r>
+            <w:proofErr w:type="spellEnd"/>
           </w:p>
         </w:tc>
         <w:tc>
@@ -5864,12 +5926,15 @@
             <w:r>
               <w:t>“</w:t>
             </w:r>
+            <w:proofErr w:type="spellStart"/>
             <w:r>
               <w:rPr>
                 <w:rFonts w:hint="eastAsia"/>
               </w:rPr>
               <w:t>Config</w:t>
             </w:r>
+            <w:proofErr w:type="spellEnd"/>
+            <w:proofErr w:type="gramStart"/>
             <w:r>
               <w:t>”</w:t>
             </w:r>
@@ -5879,6 +5944,7 @@
               </w:rPr>
               <w:t>:</w:t>
             </w:r>
+            <w:proofErr w:type="gramEnd"/>
             <w:r>
               <w:rPr>
                 <w:rFonts w:hint="eastAsia"/>
@@ -5894,12 +5960,14 @@
             <w:r>
               <w:t>“</w:t>
             </w:r>
+            <w:proofErr w:type="spellStart"/>
             <w:r>
               <w:rPr>
                 <w:rFonts w:hint="eastAsia"/>
               </w:rPr>
               <w:t>dbpath</w:t>
             </w:r>
+            <w:proofErr w:type="spellEnd"/>
             <w:r>
               <w:t>”</w:t>
             </w:r>
@@ -5921,12 +5989,14 @@
             <w:r>
               <w:t>“</w:t>
             </w:r>
+            <w:proofErr w:type="spellStart"/>
             <w:r>
               <w:rPr>
                 <w:rFonts w:hint="eastAsia"/>
               </w:rPr>
               <w:t>svcname</w:t>
             </w:r>
+            <w:proofErr w:type="spellEnd"/>
             <w:r>
               <w:t>”</w:t>
             </w:r>
@@ -5999,12 +6069,14 @@
         <w:pStyle w:val="ListParagraph"/>
         <w:ind w:left="840" w:firstLineChars="0" w:firstLine="0"/>
       </w:pPr>
+      <w:proofErr w:type="spellStart"/>
       <w:r>
         <w:rPr>
           <w:rFonts w:hint="eastAsia"/>
         </w:rPr>
         <w:t>Config</w:t>
       </w:r>
+      <w:proofErr w:type="spellEnd"/>
       <w:r>
         <w:rPr>
           <w:rFonts w:hint="eastAsia"/>
@@ -6110,12 +6182,14 @@
               <w:pStyle w:val="ListParagraph"/>
               <w:ind w:firstLineChars="0" w:firstLine="0"/>
             </w:pPr>
+            <w:proofErr w:type="spellStart"/>
             <w:r>
               <w:rPr>
                 <w:rFonts w:hint="eastAsia"/>
               </w:rPr>
               <w:t>Config</w:t>
             </w:r>
+            <w:proofErr w:type="spellEnd"/>
           </w:p>
         </w:tc>
         <w:tc>
@@ -6164,12 +6238,14 @@
             <w:r>
               <w:t>“</w:t>
             </w:r>
+            <w:proofErr w:type="spellStart"/>
             <w:r>
               <w:rPr>
                 <w:rFonts w:hint="eastAsia"/>
               </w:rPr>
               <w:t>dbpath</w:t>
             </w:r>
+            <w:proofErr w:type="spellEnd"/>
             <w:r>
               <w:t>”</w:t>
             </w:r>
@@ -6182,6 +6258,7 @@
             <w:r>
               <w:t>””</w:t>
             </w:r>
+            <w:proofErr w:type="gramStart"/>
             <w:r>
               <w:rPr>
                 <w:rFonts w:hint="eastAsia"/>
@@ -6191,12 +6268,15 @@
             <w:r>
               <w:t>“</w:t>
             </w:r>
+            <w:proofErr w:type="spellStart"/>
+            <w:proofErr w:type="gramEnd"/>
             <w:r>
               <w:rPr>
                 <w:rFonts w:hint="eastAsia"/>
               </w:rPr>
               <w:t>svcname</w:t>
             </w:r>
+            <w:proofErr w:type="spellEnd"/>
             <w:r>
               <w:t>”</w:t>
             </w:r>
@@ -6356,12 +6436,14 @@
               <w:pStyle w:val="ListParagraph"/>
               <w:ind w:firstLineChars="0" w:firstLine="0"/>
             </w:pPr>
+            <w:proofErr w:type="spellStart"/>
             <w:r>
               <w:rPr>
                 <w:rFonts w:hint="eastAsia"/>
               </w:rPr>
               <w:t>TaskID</w:t>
             </w:r>
+            <w:proofErr w:type="spellEnd"/>
           </w:p>
         </w:tc>
         <w:tc>
@@ -6472,12 +6554,14 @@
               <w:pStyle w:val="ListParagraph"/>
               <w:ind w:firstLineChars="0" w:firstLine="0"/>
             </w:pPr>
+            <w:proofErr w:type="spellStart"/>
             <w:r>
               <w:rPr>
                 <w:rFonts w:hint="eastAsia"/>
               </w:rPr>
               <w:t>AgentHost</w:t>
             </w:r>
+            <w:proofErr w:type="spellEnd"/>
           </w:p>
         </w:tc>
         <w:tc>
@@ -6530,12 +6614,14 @@
               <w:pStyle w:val="ListParagraph"/>
               <w:ind w:firstLineChars="0" w:firstLine="0"/>
             </w:pPr>
+            <w:proofErr w:type="spellStart"/>
             <w:r>
               <w:rPr>
                 <w:rFonts w:hint="eastAsia"/>
               </w:rPr>
               <w:t>AgentService</w:t>
             </w:r>
+            <w:proofErr w:type="spellEnd"/>
           </w:p>
         </w:tc>
         <w:tc>
@@ -6652,10 +6738,34 @@
               <w:ind w:firstLineChars="0" w:firstLine="0"/>
             </w:pPr>
             <w:r>
-              <w:t>"BusinessType":"sequoiadb", "Busi</w:t>
-            </w:r>
-            <w:r>
-              <w:t>nessName":"b1", "deployMod":"</w:t>
+              <w:t>"</w:t>
+            </w:r>
+            <w:proofErr w:type="spellStart"/>
+            <w:r>
+              <w:t>BusinessType</w:t>
+            </w:r>
+            <w:proofErr w:type="spellEnd"/>
+            <w:r>
+              <w:t>":"sequoiadb", "</w:t>
+            </w:r>
+            <w:proofErr w:type="spellStart"/>
+            <w:r>
+              <w:t>Busi</w:t>
+            </w:r>
+            <w:r>
+              <w:t>nessName</w:t>
+            </w:r>
+            <w:proofErr w:type="spellEnd"/>
+            <w:r>
+              <w:t>":"b1", "</w:t>
+            </w:r>
+            <w:proofErr w:type="spellStart"/>
+            <w:r>
+              <w:t>deployMod</w:t>
+            </w:r>
+            <w:proofErr w:type="spellEnd"/>
+            <w:r>
+              <w:t>":"</w:t>
             </w:r>
             <w:r>
               <w:rPr>
@@ -6669,12 +6779,28 @@
           </w:p>
           <w:p>
             <w:r>
-              <w:t xml:space="preserve">"ClusterName":"c1", </w:t>
-            </w:r>
-          </w:p>
-          <w:p>
-            <w:r>
-              <w:t>"Config":</w:t>
+              <w:t>"</w:t>
+            </w:r>
+            <w:proofErr w:type="spellStart"/>
+            <w:r>
+              <w:t>ClusterName</w:t>
+            </w:r>
+            <w:proofErr w:type="spellEnd"/>
+            <w:r>
+              <w:t xml:space="preserve">":"c1", </w:t>
+            </w:r>
+          </w:p>
+          <w:p>
+            <w:r>
+              <w:t>"</w:t>
+            </w:r>
+            <w:proofErr w:type="spellStart"/>
+            <w:r>
+              <w:t>Config</w:t>
+            </w:r>
+            <w:proofErr w:type="spellEnd"/>
+            <w:r>
+              <w:t>":</w:t>
             </w:r>
           </w:p>
           <w:p>
@@ -6690,10 +6816,26 @@
               <w:ind w:leftChars="100" w:left="315" w:hangingChars="50" w:hanging="105"/>
             </w:pPr>
             <w:r>
-              <w:t>{"HostName":</w:t>
-            </w:r>
-            <w:r>
-              <w:t xml:space="preserve">"host1", "datagroupname": "", </w:t>
+              <w:t>{"</w:t>
+            </w:r>
+            <w:proofErr w:type="spellStart"/>
+            <w:r>
+              <w:t>HostName</w:t>
+            </w:r>
+            <w:proofErr w:type="spellEnd"/>
+            <w:r>
+              <w:t>":</w:t>
+            </w:r>
+            <w:r>
+              <w:t>"host1", "</w:t>
+            </w:r>
+            <w:proofErr w:type="spellStart"/>
+            <w:r>
+              <w:t>datagroupname</w:t>
+            </w:r>
+            <w:proofErr w:type="spellEnd"/>
+            <w:r>
+              <w:t xml:space="preserve">": "", </w:t>
             </w:r>
           </w:p>
           <w:p>
@@ -6702,7 +6844,25 @@
               <w:ind w:firstLineChars="150" w:firstLine="315"/>
             </w:pPr>
             <w:r>
-              <w:t>"dbpath": "/home/db2/standalone/11830", "svcname": "11830", ...</w:t>
+              <w:t>"</w:t>
+            </w:r>
+            <w:proofErr w:type="spellStart"/>
+            <w:proofErr w:type="gramStart"/>
+            <w:r>
+              <w:t>dbpath</w:t>
+            </w:r>
+            <w:proofErr w:type="spellEnd"/>
+            <w:proofErr w:type="gramEnd"/>
+            <w:r>
+              <w:t>": "/home/db2/standalone/11830", "</w:t>
+            </w:r>
+            <w:proofErr w:type="spellStart"/>
+            <w:r>
+              <w:t>svcname</w:t>
+            </w:r>
+            <w:proofErr w:type="spellEnd"/>
+            <w:r>
+              <w:t>": "11830", ...</w:t>
             </w:r>
           </w:p>
           <w:p>
@@ -6780,6 +6940,229 @@
               <w:pStyle w:val="ListParagraph"/>
               <w:ind w:firstLineChars="0" w:firstLine="0"/>
             </w:pPr>
+          </w:p>
+        </w:tc>
+        <w:tc>
+          <w:tcPr>
+            <w:tcW w:w="3027" w:type="dxa"/>
+          </w:tcPr>
+          <w:p>
+            <w:pPr>
+              <w:pStyle w:val="ListParagraph"/>
+              <w:ind w:firstLineChars="0" w:firstLine="0"/>
+            </w:pPr>
+          </w:p>
+        </w:tc>
+      </w:tr>
+      <w:tr>
+        <w:tc>
+          <w:tcPr>
+            <w:tcW w:w="1678" w:type="dxa"/>
+          </w:tcPr>
+          <w:p>
+            <w:pPr>
+              <w:pStyle w:val="ListParagraph"/>
+              <w:ind w:firstLineChars="0" w:firstLine="0"/>
+              <w:rPr>
+                <w:rFonts w:hint="eastAsia"/>
+              </w:rPr>
+            </w:pPr>
+            <w:r>
+              <w:rPr>
+                <w:rFonts w:hint="eastAsia"/>
+              </w:rPr>
+              <w:t>Progress</w:t>
+            </w:r>
+          </w:p>
+        </w:tc>
+        <w:tc>
+          <w:tcPr>
+            <w:tcW w:w="1418" w:type="dxa"/>
+          </w:tcPr>
+          <w:p>
+            <w:pPr>
+              <w:pStyle w:val="ListParagraph"/>
+              <w:ind w:firstLineChars="0" w:firstLine="0"/>
+            </w:pPr>
+            <w:r>
+              <w:rPr>
+                <w:rFonts w:hint="eastAsia"/>
+              </w:rPr>
+              <w:t>Object</w:t>
+            </w:r>
+          </w:p>
+        </w:tc>
+        <w:tc>
+          <w:tcPr>
+            <w:tcW w:w="1559" w:type="dxa"/>
+          </w:tcPr>
+          <w:p>
+            <w:pPr>
+              <w:pStyle w:val="ListParagraph"/>
+              <w:ind w:firstLineChars="0" w:firstLine="0"/>
+            </w:pPr>
+            <w:r>
+              <w:rPr>
+                <w:rFonts w:hint="eastAsia"/>
+              </w:rPr>
+              <w:t>进度</w:t>
+            </w:r>
+          </w:p>
+        </w:tc>
+        <w:tc>
+          <w:tcPr>
+            <w:tcW w:w="3027" w:type="dxa"/>
+          </w:tcPr>
+          <w:p>
+            <w:pPr>
+              <w:pStyle w:val="ListParagraph"/>
+              <w:ind w:firstLineChars="0" w:firstLine="0"/>
+            </w:pPr>
+          </w:p>
+        </w:tc>
+      </w:tr>
+      <w:tr>
+        <w:tc>
+          <w:tcPr>
+            <w:tcW w:w="1678" w:type="dxa"/>
+          </w:tcPr>
+          <w:p>
+            <w:pPr>
+              <w:pStyle w:val="ListParagraph"/>
+              <w:ind w:firstLineChars="0" w:firstLine="0"/>
+              <w:rPr>
+                <w:rFonts w:hint="eastAsia"/>
+              </w:rPr>
+            </w:pPr>
+            <w:proofErr w:type="spellStart"/>
+            <w:r>
+              <w:rPr>
+                <w:rFonts w:hint="eastAsia"/>
+              </w:rPr>
+              <w:t>IsFinish</w:t>
+            </w:r>
+            <w:proofErr w:type="spellEnd"/>
+          </w:p>
+        </w:tc>
+        <w:tc>
+          <w:tcPr>
+            <w:tcW w:w="1418" w:type="dxa"/>
+          </w:tcPr>
+          <w:p>
+            <w:pPr>
+              <w:pStyle w:val="ListParagraph"/>
+              <w:ind w:firstLineChars="0" w:firstLine="0"/>
+            </w:pPr>
+            <w:r>
+              <w:rPr>
+                <w:rFonts w:hint="eastAsia"/>
+              </w:rPr>
+              <w:t>BOOLEAN</w:t>
+            </w:r>
+          </w:p>
+        </w:tc>
+        <w:tc>
+          <w:tcPr>
+            <w:tcW w:w="1559" w:type="dxa"/>
+          </w:tcPr>
+          <w:p>
+            <w:pPr>
+              <w:pStyle w:val="ListParagraph"/>
+              <w:ind w:firstLineChars="0" w:firstLine="0"/>
+            </w:pPr>
+            <w:r>
+              <w:rPr>
+                <w:rFonts w:hint="eastAsia"/>
+              </w:rPr>
+              <w:t>是否</w:t>
+            </w:r>
+            <w:r>
+              <w:rPr>
+                <w:rFonts w:hint="eastAsia"/>
+              </w:rPr>
+              <w:t>已</w:t>
+            </w:r>
+            <w:r>
+              <w:rPr>
+                <w:rFonts w:hint="eastAsia"/>
+              </w:rPr>
+              <w:t>完成</w:t>
+            </w:r>
+          </w:p>
+        </w:tc>
+        <w:tc>
+          <w:tcPr>
+            <w:tcW w:w="3027" w:type="dxa"/>
+          </w:tcPr>
+          <w:p>
+            <w:pPr>
+              <w:pStyle w:val="ListParagraph"/>
+              <w:ind w:firstLineChars="0" w:firstLine="0"/>
+            </w:pPr>
+          </w:p>
+        </w:tc>
+      </w:tr>
+      <w:tr>
+        <w:tc>
+          <w:tcPr>
+            <w:tcW w:w="1678" w:type="dxa"/>
+          </w:tcPr>
+          <w:p>
+            <w:pPr>
+              <w:pStyle w:val="ListParagraph"/>
+              <w:ind w:firstLineChars="0" w:firstLine="0"/>
+              <w:rPr>
+                <w:rFonts w:hint="eastAsia"/>
+              </w:rPr>
+            </w:pPr>
+            <w:proofErr w:type="spellStart"/>
+            <w:r>
+              <w:rPr>
+                <w:rFonts w:hint="eastAsia"/>
+              </w:rPr>
+              <w:t>IsEnable</w:t>
+            </w:r>
+            <w:proofErr w:type="spellEnd"/>
+          </w:p>
+        </w:tc>
+        <w:tc>
+          <w:tcPr>
+            <w:tcW w:w="1418" w:type="dxa"/>
+          </w:tcPr>
+          <w:p>
+            <w:pPr>
+              <w:pStyle w:val="ListParagraph"/>
+              <w:ind w:firstLineChars="0" w:firstLine="0"/>
+              <w:rPr>
+                <w:rFonts w:hint="eastAsia"/>
+              </w:rPr>
+            </w:pPr>
+            <w:r>
+              <w:rPr>
+                <w:rFonts w:hint="eastAsia"/>
+              </w:rPr>
+              <w:t>BOOLEAN</w:t>
+            </w:r>
+          </w:p>
+        </w:tc>
+        <w:tc>
+          <w:tcPr>
+            <w:tcW w:w="1559" w:type="dxa"/>
+          </w:tcPr>
+          <w:p>
+            <w:pPr>
+              <w:pStyle w:val="ListParagraph"/>
+              <w:ind w:firstLineChars="0" w:firstLine="0"/>
+              <w:rPr>
+                <w:rFonts w:hint="eastAsia"/>
+              </w:rPr>
+            </w:pPr>
+            <w:r>
+              <w:rPr>
+                <w:rFonts w:hint="eastAsia"/>
+              </w:rPr>
+              <w:t>是否有效</w:t>
+            </w:r>
           </w:p>
         </w:tc>
         <w:tc>
@@ -6808,6 +7191,7 @@
         <w:rPr>
           <w:rFonts w:hint="eastAsia"/>
         </w:rPr>
+        <w:lastRenderedPageBreak/>
         <w:t>模块设计</w:t>
       </w:r>
     </w:p>

--- a/internal_doc/03.开发设计/OM架构设计.docx
+++ b/internal_doc/03.开发设计/OM架构设计.docx
@@ -68,30 +68,8 @@
               <w:rPr>
                 <w:rFonts w:hint="eastAsia"/>
               </w:rPr>
-              <w:t xml:space="preserve">1.0.0 Init </w:t>
-            </w:r>
-            <w:proofErr w:type="spellStart"/>
-            <w:r>
-              <w:rPr>
-                <w:rFonts w:hint="eastAsia"/>
-              </w:rPr>
-              <w:t>Xu</w:t>
-            </w:r>
-            <w:proofErr w:type="spellEnd"/>
-            <w:r>
-              <w:rPr>
-                <w:rFonts w:hint="eastAsia"/>
-              </w:rPr>
-              <w:t xml:space="preserve"> </w:t>
-            </w:r>
-            <w:proofErr w:type="spellStart"/>
-            <w:r>
-              <w:rPr>
-                <w:rFonts w:hint="eastAsia"/>
-              </w:rPr>
-              <w:t>Jianhui</w:t>
-            </w:r>
-            <w:proofErr w:type="spellEnd"/>
+              <w:t>1.0.0 Init Xu Jianhui</w:t>
+            </w:r>
           </w:p>
         </w:tc>
       </w:tr>
@@ -830,7 +808,6 @@
               <w:pStyle w:val="ListParagraph"/>
               <w:ind w:firstLineChars="0" w:firstLine="0"/>
             </w:pPr>
-            <w:proofErr w:type="spellStart"/>
             <w:r>
               <w:rPr>
                 <w:rFonts w:hint="eastAsia"/>
@@ -843,7 +820,6 @@
               </w:rPr>
               <w:t>Name</w:t>
             </w:r>
-            <w:proofErr w:type="spellEnd"/>
           </w:p>
         </w:tc>
         <w:tc>
@@ -920,7 +896,6 @@
               <w:pStyle w:val="ListParagraph"/>
               <w:ind w:firstLineChars="0" w:firstLine="0"/>
             </w:pPr>
-            <w:proofErr w:type="spellStart"/>
             <w:r>
               <w:rPr>
                 <w:rFonts w:hint="eastAsia"/>
@@ -928,7 +903,6 @@
               <w:lastRenderedPageBreak/>
               <w:t>ClusterName</w:t>
             </w:r>
-            <w:proofErr w:type="spellEnd"/>
           </w:p>
         </w:tc>
         <w:tc>
@@ -968,14 +942,12 @@
               <w:pStyle w:val="ListParagraph"/>
               <w:ind w:firstLineChars="0" w:firstLine="0"/>
             </w:pPr>
-            <w:proofErr w:type="spellStart"/>
             <w:r>
               <w:rPr>
                 <w:rFonts w:hint="eastAsia"/>
               </w:rPr>
               <w:t>ClusterName</w:t>
             </w:r>
-            <w:proofErr w:type="spellEnd"/>
             <w:r>
               <w:t>:”</w:t>
             </w:r>
@@ -1293,11 +1265,9 @@
               <w:pStyle w:val="ListParagraph"/>
               <w:ind w:firstLineChars="0" w:firstLine="0"/>
             </w:pPr>
-            <w:proofErr w:type="spellStart"/>
             <w:r>
               <w:t>InstallPath</w:t>
             </w:r>
-            <w:proofErr w:type="spellEnd"/>
           </w:p>
         </w:tc>
         <w:tc>
@@ -1350,14 +1320,12 @@
               <w:pStyle w:val="ListParagraph"/>
               <w:ind w:firstLineChars="0" w:firstLine="0"/>
             </w:pPr>
-            <w:proofErr w:type="spellStart"/>
             <w:r>
               <w:rPr>
                 <w:rFonts w:hint="eastAsia"/>
               </w:rPr>
               <w:t>AgentPort</w:t>
             </w:r>
-            <w:proofErr w:type="spellEnd"/>
           </w:p>
         </w:tc>
         <w:tc>
@@ -2863,14 +2831,12 @@
             <w:r>
               <w:t>“</w:t>
             </w:r>
-            <w:proofErr w:type="spellStart"/>
             <w:r>
               <w:rPr>
                 <w:rFonts w:hint="eastAsia"/>
               </w:rPr>
               <w:t>sda</w:t>
             </w:r>
-            <w:proofErr w:type="spellEnd"/>
             <w:r>
               <w:t>”</w:t>
             </w:r>
@@ -4649,19 +4615,11 @@
             <w:r>
               <w:t>”</w:t>
             </w:r>
-            <w:proofErr w:type="spellStart"/>
-            <w:r>
-              <w:rPr>
-                <w:rFonts w:hint="eastAsia"/>
-              </w:rPr>
-              <w:t>ip</w:t>
-            </w:r>
-            <w:proofErr w:type="spellEnd"/>
-            <w:r>
-              <w:rPr>
-                <w:rFonts w:hint="eastAsia"/>
-              </w:rPr>
-              <w:t>-tables</w:t>
+            <w:r>
+              <w:rPr>
+                <w:rFonts w:hint="eastAsia"/>
+              </w:rPr>
+              <w:t>ip-tables</w:t>
             </w:r>
             <w:r>
               <w:t>”</w:t>
@@ -5070,14 +5028,12 @@
               <w:pStyle w:val="ListParagraph"/>
               <w:ind w:firstLineChars="0" w:firstLine="0"/>
             </w:pPr>
-            <w:proofErr w:type="spellStart"/>
             <w:r>
               <w:rPr>
                 <w:rFonts w:hint="eastAsia"/>
               </w:rPr>
               <w:t>DeployMod</w:t>
             </w:r>
-            <w:proofErr w:type="spellEnd"/>
           </w:p>
         </w:tc>
         <w:tc>
@@ -5139,14 +5095,12 @@
               <w:pStyle w:val="ListParagraph"/>
               <w:ind w:firstLineChars="0" w:firstLine="0"/>
             </w:pPr>
-            <w:proofErr w:type="spellStart"/>
             <w:r>
               <w:rPr>
                 <w:rFonts w:hint="eastAsia"/>
               </w:rPr>
               <w:t>ClusterName</w:t>
             </w:r>
-            <w:proofErr w:type="spellEnd"/>
           </w:p>
         </w:tc>
         <w:tc>
@@ -5186,19 +5140,11 @@
               <w:pStyle w:val="ListParagraph"/>
               <w:ind w:firstLineChars="0" w:firstLine="0"/>
             </w:pPr>
-            <w:proofErr w:type="spellStart"/>
-            <w:r>
-              <w:rPr>
-                <w:rFonts w:hint="eastAsia"/>
-              </w:rPr>
-              <w:t>ClusterName</w:t>
-            </w:r>
-            <w:proofErr w:type="spellEnd"/>
-            <w:r>
-              <w:rPr>
-                <w:rFonts w:hint="eastAsia"/>
-              </w:rPr>
-              <w:t>:</w:t>
+            <w:r>
+              <w:rPr>
+                <w:rFonts w:hint="eastAsia"/>
+              </w:rPr>
+              <w:t>ClusterName:</w:t>
             </w:r>
             <w:r>
               <w:t>”</w:t>
@@ -5501,14 +5447,12 @@
               <w:pStyle w:val="ListParagraph"/>
               <w:ind w:firstLineChars="0" w:firstLine="0"/>
             </w:pPr>
-            <w:proofErr w:type="spellStart"/>
             <w:r>
               <w:rPr>
                 <w:rFonts w:hint="eastAsia"/>
               </w:rPr>
               <w:t>HostName</w:t>
             </w:r>
-            <w:proofErr w:type="spellEnd"/>
           </w:p>
         </w:tc>
         <w:tc>
@@ -5750,14 +5694,12 @@
               <w:pStyle w:val="ListParagraph"/>
               <w:ind w:firstLineChars="0" w:firstLine="0"/>
             </w:pPr>
-            <w:proofErr w:type="spellStart"/>
             <w:r>
               <w:rPr>
                 <w:rFonts w:hint="eastAsia"/>
               </w:rPr>
               <w:t>HostName</w:t>
             </w:r>
-            <w:proofErr w:type="spellEnd"/>
           </w:p>
         </w:tc>
         <w:tc>
@@ -5810,14 +5752,12 @@
               <w:pStyle w:val="ListParagraph"/>
               <w:ind w:firstLineChars="0" w:firstLine="0"/>
             </w:pPr>
-            <w:proofErr w:type="spellStart"/>
             <w:r>
               <w:rPr>
                 <w:rFonts w:hint="eastAsia"/>
               </w:rPr>
               <w:t>BusinessName</w:t>
             </w:r>
-            <w:proofErr w:type="spellEnd"/>
           </w:p>
         </w:tc>
         <w:tc>
@@ -5870,14 +5810,12 @@
               <w:pStyle w:val="ListParagraph"/>
               <w:ind w:firstLineChars="0" w:firstLine="0"/>
             </w:pPr>
-            <w:proofErr w:type="spellStart"/>
             <w:r>
               <w:rPr>
                 <w:rFonts w:hint="eastAsia"/>
               </w:rPr>
               <w:t>Config</w:t>
             </w:r>
-            <w:proofErr w:type="spellEnd"/>
           </w:p>
         </w:tc>
         <w:tc>
@@ -5926,15 +5864,12 @@
             <w:r>
               <w:t>“</w:t>
             </w:r>
-            <w:proofErr w:type="spellStart"/>
             <w:r>
               <w:rPr>
                 <w:rFonts w:hint="eastAsia"/>
               </w:rPr>
               <w:t>Config</w:t>
             </w:r>
-            <w:proofErr w:type="spellEnd"/>
-            <w:proofErr w:type="gramStart"/>
             <w:r>
               <w:t>”</w:t>
             </w:r>
@@ -5944,7 +5879,6 @@
               </w:rPr>
               <w:t>:</w:t>
             </w:r>
-            <w:proofErr w:type="gramEnd"/>
             <w:r>
               <w:rPr>
                 <w:rFonts w:hint="eastAsia"/>
@@ -5960,14 +5894,12 @@
             <w:r>
               <w:t>“</w:t>
             </w:r>
-            <w:proofErr w:type="spellStart"/>
             <w:r>
               <w:rPr>
                 <w:rFonts w:hint="eastAsia"/>
               </w:rPr>
               <w:t>dbpath</w:t>
             </w:r>
-            <w:proofErr w:type="spellEnd"/>
             <w:r>
               <w:t>”</w:t>
             </w:r>
@@ -5989,14 +5921,12 @@
             <w:r>
               <w:t>“</w:t>
             </w:r>
-            <w:proofErr w:type="spellStart"/>
             <w:r>
               <w:rPr>
                 <w:rFonts w:hint="eastAsia"/>
               </w:rPr>
               <w:t>svcname</w:t>
             </w:r>
-            <w:proofErr w:type="spellEnd"/>
             <w:r>
               <w:t>”</w:t>
             </w:r>
@@ -6069,14 +5999,12 @@
         <w:pStyle w:val="ListParagraph"/>
         <w:ind w:left="840" w:firstLineChars="0" w:firstLine="0"/>
       </w:pPr>
-      <w:proofErr w:type="spellStart"/>
       <w:r>
         <w:rPr>
           <w:rFonts w:hint="eastAsia"/>
         </w:rPr>
         <w:t>Config</w:t>
       </w:r>
-      <w:proofErr w:type="spellEnd"/>
       <w:r>
         <w:rPr>
           <w:rFonts w:hint="eastAsia"/>
@@ -6182,14 +6110,12 @@
               <w:pStyle w:val="ListParagraph"/>
               <w:ind w:firstLineChars="0" w:firstLine="0"/>
             </w:pPr>
-            <w:proofErr w:type="spellStart"/>
             <w:r>
               <w:rPr>
                 <w:rFonts w:hint="eastAsia"/>
               </w:rPr>
               <w:t>Config</w:t>
             </w:r>
-            <w:proofErr w:type="spellEnd"/>
           </w:p>
         </w:tc>
         <w:tc>
@@ -6238,14 +6164,12 @@
             <w:r>
               <w:t>“</w:t>
             </w:r>
-            <w:proofErr w:type="spellStart"/>
             <w:r>
               <w:rPr>
                 <w:rFonts w:hint="eastAsia"/>
               </w:rPr>
               <w:t>dbpath</w:t>
             </w:r>
-            <w:proofErr w:type="spellEnd"/>
             <w:r>
               <w:t>”</w:t>
             </w:r>
@@ -6258,7 +6182,6 @@
             <w:r>
               <w:t>””</w:t>
             </w:r>
-            <w:proofErr w:type="gramStart"/>
             <w:r>
               <w:rPr>
                 <w:rFonts w:hint="eastAsia"/>
@@ -6268,15 +6191,12 @@
             <w:r>
               <w:t>“</w:t>
             </w:r>
-            <w:proofErr w:type="spellStart"/>
-            <w:proofErr w:type="gramEnd"/>
             <w:r>
               <w:rPr>
                 <w:rFonts w:hint="eastAsia"/>
               </w:rPr>
               <w:t>svcname</w:t>
             </w:r>
-            <w:proofErr w:type="spellEnd"/>
             <w:r>
               <w:t>”</w:t>
             </w:r>
@@ -6436,14 +6356,12 @@
               <w:pStyle w:val="ListParagraph"/>
               <w:ind w:firstLineChars="0" w:firstLine="0"/>
             </w:pPr>
-            <w:proofErr w:type="spellStart"/>
             <w:r>
               <w:rPr>
                 <w:rFonts w:hint="eastAsia"/>
               </w:rPr>
               <w:t>TaskID</w:t>
             </w:r>
-            <w:proofErr w:type="spellEnd"/>
           </w:p>
         </w:tc>
         <w:tc>
@@ -6554,14 +6472,12 @@
               <w:pStyle w:val="ListParagraph"/>
               <w:ind w:firstLineChars="0" w:firstLine="0"/>
             </w:pPr>
-            <w:proofErr w:type="spellStart"/>
             <w:r>
               <w:rPr>
                 <w:rFonts w:hint="eastAsia"/>
               </w:rPr>
               <w:t>AgentHost</w:t>
             </w:r>
-            <w:proofErr w:type="spellEnd"/>
           </w:p>
         </w:tc>
         <w:tc>
@@ -6614,14 +6530,12 @@
               <w:pStyle w:val="ListParagraph"/>
               <w:ind w:firstLineChars="0" w:firstLine="0"/>
             </w:pPr>
-            <w:proofErr w:type="spellStart"/>
             <w:r>
               <w:rPr>
                 <w:rFonts w:hint="eastAsia"/>
               </w:rPr>
               <w:t>AgentService</w:t>
             </w:r>
-            <w:proofErr w:type="spellEnd"/>
           </w:p>
         </w:tc>
         <w:tc>
@@ -6738,34 +6652,10 @@
               <w:ind w:firstLineChars="0" w:firstLine="0"/>
             </w:pPr>
             <w:r>
-              <w:t>"</w:t>
-            </w:r>
-            <w:proofErr w:type="spellStart"/>
-            <w:r>
-              <w:t>BusinessType</w:t>
-            </w:r>
-            <w:proofErr w:type="spellEnd"/>
-            <w:r>
-              <w:t>":"sequoiadb", "</w:t>
-            </w:r>
-            <w:proofErr w:type="spellStart"/>
-            <w:r>
-              <w:t>Busi</w:t>
-            </w:r>
-            <w:r>
-              <w:t>nessName</w:t>
-            </w:r>
-            <w:proofErr w:type="spellEnd"/>
-            <w:r>
-              <w:t>":"b1", "</w:t>
-            </w:r>
-            <w:proofErr w:type="spellStart"/>
-            <w:r>
-              <w:t>deployMod</w:t>
-            </w:r>
-            <w:proofErr w:type="spellEnd"/>
-            <w:r>
-              <w:t>":"</w:t>
+              <w:t>"BusinessType":"sequoiadb", "Busi</w:t>
+            </w:r>
+            <w:r>
+              <w:t>nessName":"b1", "deployMod":"</w:t>
             </w:r>
             <w:r>
               <w:rPr>
@@ -6779,28 +6669,12 @@
           </w:p>
           <w:p>
             <w:r>
-              <w:t>"</w:t>
-            </w:r>
-            <w:proofErr w:type="spellStart"/>
-            <w:r>
-              <w:t>ClusterName</w:t>
-            </w:r>
-            <w:proofErr w:type="spellEnd"/>
-            <w:r>
-              <w:t xml:space="preserve">":"c1", </w:t>
-            </w:r>
-          </w:p>
-          <w:p>
-            <w:r>
-              <w:t>"</w:t>
-            </w:r>
-            <w:proofErr w:type="spellStart"/>
-            <w:r>
-              <w:t>Config</w:t>
-            </w:r>
-            <w:proofErr w:type="spellEnd"/>
-            <w:r>
-              <w:t>":</w:t>
+              <w:t xml:space="preserve">"ClusterName":"c1", </w:t>
+            </w:r>
+          </w:p>
+          <w:p>
+            <w:r>
+              <w:t>"Config":</w:t>
             </w:r>
           </w:p>
           <w:p>
@@ -6816,26 +6690,10 @@
               <w:ind w:leftChars="100" w:left="315" w:hangingChars="50" w:hanging="105"/>
             </w:pPr>
             <w:r>
-              <w:t>{"</w:t>
-            </w:r>
-            <w:proofErr w:type="spellStart"/>
-            <w:r>
-              <w:t>HostName</w:t>
-            </w:r>
-            <w:proofErr w:type="spellEnd"/>
-            <w:r>
-              <w:t>":</w:t>
-            </w:r>
-            <w:r>
-              <w:t>"host1", "</w:t>
-            </w:r>
-            <w:proofErr w:type="spellStart"/>
-            <w:r>
-              <w:t>datagroupname</w:t>
-            </w:r>
-            <w:proofErr w:type="spellEnd"/>
-            <w:r>
-              <w:t xml:space="preserve">": "", </w:t>
+              <w:t>{"HostName":</w:t>
+            </w:r>
+            <w:r>
+              <w:t xml:space="preserve">"host1", "datagroupname": "", </w:t>
             </w:r>
           </w:p>
           <w:p>
@@ -6844,25 +6702,7 @@
               <w:ind w:firstLineChars="150" w:firstLine="315"/>
             </w:pPr>
             <w:r>
-              <w:t>"</w:t>
-            </w:r>
-            <w:proofErr w:type="spellStart"/>
-            <w:proofErr w:type="gramStart"/>
-            <w:r>
-              <w:t>dbpath</w:t>
-            </w:r>
-            <w:proofErr w:type="spellEnd"/>
-            <w:proofErr w:type="gramEnd"/>
-            <w:r>
-              <w:t>": "/home/db2/standalone/11830", "</w:t>
-            </w:r>
-            <w:proofErr w:type="spellStart"/>
-            <w:r>
-              <w:t>svcname</w:t>
-            </w:r>
-            <w:proofErr w:type="spellEnd"/>
-            <w:r>
-              <w:t>": "11830", ...</w:t>
+              <w:t>"dbpath": "/home/db2/standalone/11830", "svcname": "11830", ...</w:t>
             </w:r>
           </w:p>
           <w:p>
@@ -6963,9 +6803,6 @@
             <w:pPr>
               <w:pStyle w:val="ListParagraph"/>
               <w:ind w:firstLineChars="0" w:firstLine="0"/>
-              <w:rPr>
-                <w:rFonts w:hint="eastAsia"/>
-              </w:rPr>
             </w:pPr>
             <w:r>
               <w:rPr>
@@ -7030,18 +6867,13 @@
             <w:pPr>
               <w:pStyle w:val="ListParagraph"/>
               <w:ind w:firstLineChars="0" w:firstLine="0"/>
-              <w:rPr>
-                <w:rFonts w:hint="eastAsia"/>
-              </w:rPr>
-            </w:pPr>
-            <w:proofErr w:type="spellStart"/>
+            </w:pPr>
             <w:r>
               <w:rPr>
                 <w:rFonts w:hint="eastAsia"/>
               </w:rPr>
               <w:t>IsFinish</w:t>
             </w:r>
-            <w:proofErr w:type="spellEnd"/>
           </w:p>
         </w:tc>
         <w:tc>
@@ -7111,18 +6943,13 @@
             <w:pPr>
               <w:pStyle w:val="ListParagraph"/>
               <w:ind w:firstLineChars="0" w:firstLine="0"/>
-              <w:rPr>
-                <w:rFonts w:hint="eastAsia"/>
-              </w:rPr>
-            </w:pPr>
-            <w:proofErr w:type="spellStart"/>
+            </w:pPr>
             <w:r>
               <w:rPr>
                 <w:rFonts w:hint="eastAsia"/>
               </w:rPr>
               <w:t>IsEnable</w:t>
             </w:r>
-            <w:proofErr w:type="spellEnd"/>
           </w:p>
         </w:tc>
         <w:tc>
@@ -7133,9 +6960,6 @@
             <w:pPr>
               <w:pStyle w:val="ListParagraph"/>
               <w:ind w:firstLineChars="0" w:firstLine="0"/>
-              <w:rPr>
-                <w:rFonts w:hint="eastAsia"/>
-              </w:rPr>
             </w:pPr>
             <w:r>
               <w:rPr>
@@ -7153,9 +6977,6 @@
             <w:pPr>
               <w:pStyle w:val="ListParagraph"/>
               <w:ind w:firstLineChars="0" w:firstLine="0"/>
-              <w:rPr>
-                <w:rFonts w:hint="eastAsia"/>
-              </w:rPr>
             </w:pPr>
             <w:r>
               <w:rPr>

--- a/internal_doc/03.开发设计/OM架构设计.docx
+++ b/internal_doc/03.开发设计/OM架构设计.docx
@@ -68,8 +68,30 @@
               <w:rPr>
                 <w:rFonts w:hint="eastAsia"/>
               </w:rPr>
-              <w:t>1.0.0 Init Xu Jianhui</w:t>
-            </w:r>
+              <w:t xml:space="preserve">1.0.0 Init </w:t>
+            </w:r>
+            <w:proofErr w:type="spellStart"/>
+            <w:r>
+              <w:rPr>
+                <w:rFonts w:hint="eastAsia"/>
+              </w:rPr>
+              <w:t>Xu</w:t>
+            </w:r>
+            <w:proofErr w:type="spellEnd"/>
+            <w:r>
+              <w:rPr>
+                <w:rFonts w:hint="eastAsia"/>
+              </w:rPr>
+              <w:t xml:space="preserve"> </w:t>
+            </w:r>
+            <w:proofErr w:type="spellStart"/>
+            <w:r>
+              <w:rPr>
+                <w:rFonts w:hint="eastAsia"/>
+              </w:rPr>
+              <w:t>Jianhui</w:t>
+            </w:r>
+            <w:proofErr w:type="spellEnd"/>
           </w:p>
         </w:tc>
       </w:tr>
@@ -808,6 +830,7 @@
               <w:pStyle w:val="ListParagraph"/>
               <w:ind w:firstLineChars="0" w:firstLine="0"/>
             </w:pPr>
+            <w:proofErr w:type="spellStart"/>
             <w:r>
               <w:rPr>
                 <w:rFonts w:hint="eastAsia"/>
@@ -820,6 +843,7 @@
               </w:rPr>
               <w:t>Name</w:t>
             </w:r>
+            <w:proofErr w:type="spellEnd"/>
           </w:p>
         </w:tc>
         <w:tc>
@@ -896,6 +920,7 @@
               <w:pStyle w:val="ListParagraph"/>
               <w:ind w:firstLineChars="0" w:firstLine="0"/>
             </w:pPr>
+            <w:proofErr w:type="spellStart"/>
             <w:r>
               <w:rPr>
                 <w:rFonts w:hint="eastAsia"/>
@@ -903,6 +928,7 @@
               <w:lastRenderedPageBreak/>
               <w:t>ClusterName</w:t>
             </w:r>
+            <w:proofErr w:type="spellEnd"/>
           </w:p>
         </w:tc>
         <w:tc>
@@ -942,12 +968,14 @@
               <w:pStyle w:val="ListParagraph"/>
               <w:ind w:firstLineChars="0" w:firstLine="0"/>
             </w:pPr>
+            <w:proofErr w:type="spellStart"/>
             <w:r>
               <w:rPr>
                 <w:rFonts w:hint="eastAsia"/>
               </w:rPr>
               <w:t>ClusterName</w:t>
             </w:r>
+            <w:proofErr w:type="spellEnd"/>
             <w:r>
               <w:t>:”</w:t>
             </w:r>
@@ -1265,9 +1293,11 @@
               <w:pStyle w:val="ListParagraph"/>
               <w:ind w:firstLineChars="0" w:firstLine="0"/>
             </w:pPr>
+            <w:proofErr w:type="spellStart"/>
             <w:r>
               <w:t>InstallPath</w:t>
             </w:r>
+            <w:proofErr w:type="spellEnd"/>
           </w:p>
         </w:tc>
         <w:tc>
@@ -1320,22 +1350,90 @@
               <w:pStyle w:val="ListParagraph"/>
               <w:ind w:firstLineChars="0" w:firstLine="0"/>
             </w:pPr>
+            <w:proofErr w:type="spellStart"/>
             <w:r>
               <w:rPr>
                 <w:rFonts w:hint="eastAsia"/>
               </w:rPr>
               <w:t>AgentPort</w:t>
             </w:r>
-          </w:p>
-        </w:tc>
-        <w:tc>
-          <w:tcPr>
-            <w:tcW w:w="1920" w:type="dxa"/>
-          </w:tcPr>
-          <w:p>
-            <w:pPr>
-              <w:pStyle w:val="ListParagraph"/>
-              <w:ind w:firstLineChars="0" w:firstLine="0"/>
+            <w:proofErr w:type="spellEnd"/>
+          </w:p>
+        </w:tc>
+        <w:tc>
+          <w:tcPr>
+            <w:tcW w:w="1920" w:type="dxa"/>
+          </w:tcPr>
+          <w:p>
+            <w:pPr>
+              <w:pStyle w:val="ListParagraph"/>
+              <w:ind w:firstLineChars="0" w:firstLine="0"/>
+            </w:pPr>
+            <w:r>
+              <w:rPr>
+                <w:rFonts w:hint="eastAsia"/>
+              </w:rPr>
+              <w:t>String</w:t>
+            </w:r>
+          </w:p>
+        </w:tc>
+        <w:tc>
+          <w:tcPr>
+            <w:tcW w:w="1921" w:type="dxa"/>
+          </w:tcPr>
+          <w:p>
+            <w:pPr>
+              <w:pStyle w:val="ListParagraph"/>
+              <w:ind w:firstLineChars="0" w:firstLine="0"/>
+            </w:pPr>
+          </w:p>
+        </w:tc>
+        <w:tc>
+          <w:tcPr>
+            <w:tcW w:w="1921" w:type="dxa"/>
+          </w:tcPr>
+          <w:p>
+            <w:pPr>
+              <w:pStyle w:val="ListParagraph"/>
+              <w:ind w:firstLineChars="0" w:firstLine="0"/>
+            </w:pPr>
+          </w:p>
+        </w:tc>
+      </w:tr>
+      <w:tr>
+        <w:tc>
+          <w:tcPr>
+            <w:tcW w:w="1920" w:type="dxa"/>
+          </w:tcPr>
+          <w:p>
+            <w:pPr>
+              <w:pStyle w:val="ListParagraph"/>
+              <w:ind w:firstLineChars="0" w:firstLine="0"/>
+              <w:rPr>
+                <w:rFonts w:hint="eastAsia"/>
+              </w:rPr>
+            </w:pPr>
+            <w:proofErr w:type="spellStart"/>
+            <w:r>
+              <w:rPr>
+                <w:rFonts w:hint="eastAsia"/>
+              </w:rPr>
+              <w:t>SshPort</w:t>
+            </w:r>
+            <w:proofErr w:type="spellEnd"/>
+          </w:p>
+        </w:tc>
+        <w:tc>
+          <w:tcPr>
+            <w:tcW w:w="1920" w:type="dxa"/>
+          </w:tcPr>
+          <w:p>
+            <w:pPr>
+              <w:pStyle w:val="ListParagraph"/>
+              <w:ind w:firstLineChars="0" w:firstLine="0"/>
+              <w:rPr>
+                <w:rFonts w:hint="eastAsia"/>
+              </w:rPr>
             </w:pPr>
             <w:r>
               <w:rPr>
@@ -2831,12 +2929,14 @@
             <w:r>
               <w:t>“</w:t>
             </w:r>
+            <w:proofErr w:type="spellStart"/>
             <w:r>
               <w:rPr>
                 <w:rFonts w:hint="eastAsia"/>
               </w:rPr>
               <w:t>sda</w:t>
             </w:r>
+            <w:proofErr w:type="spellEnd"/>
             <w:r>
               <w:t>”</w:t>
             </w:r>
@@ -3314,6 +3414,7 @@
               <w:rPr>
                 <w:rFonts w:hint="eastAsia"/>
               </w:rPr>
+              <w:lastRenderedPageBreak/>
               <w:t>Model</w:t>
             </w:r>
           </w:p>
@@ -3390,7 +3491,6 @@
               <w:rPr>
                 <w:rFonts w:hint="eastAsia"/>
               </w:rPr>
-              <w:lastRenderedPageBreak/>
               <w:t>Core</w:t>
             </w:r>
           </w:p>
@@ -4615,11 +4715,19 @@
             <w:r>
               <w:t>”</w:t>
             </w:r>
-            <w:r>
-              <w:rPr>
-                <w:rFonts w:hint="eastAsia"/>
-              </w:rPr>
-              <w:t>ip-tables</w:t>
+            <w:proofErr w:type="spellStart"/>
+            <w:r>
+              <w:rPr>
+                <w:rFonts w:hint="eastAsia"/>
+              </w:rPr>
+              <w:t>ip</w:t>
+            </w:r>
+            <w:proofErr w:type="spellEnd"/>
+            <w:r>
+              <w:rPr>
+                <w:rFonts w:hint="eastAsia"/>
+              </w:rPr>
+              <w:t>-tables</w:t>
             </w:r>
             <w:r>
               <w:t>”</w:t>
@@ -5028,12 +5136,14 @@
               <w:pStyle w:val="ListParagraph"/>
               <w:ind w:firstLineChars="0" w:firstLine="0"/>
             </w:pPr>
+            <w:proofErr w:type="spellStart"/>
             <w:r>
               <w:rPr>
                 <w:rFonts w:hint="eastAsia"/>
               </w:rPr>
               <w:t>DeployMod</w:t>
             </w:r>
+            <w:proofErr w:type="spellEnd"/>
           </w:p>
         </w:tc>
         <w:tc>
@@ -5095,12 +5205,14 @@
               <w:pStyle w:val="ListParagraph"/>
               <w:ind w:firstLineChars="0" w:firstLine="0"/>
             </w:pPr>
+            <w:proofErr w:type="spellStart"/>
             <w:r>
               <w:rPr>
                 <w:rFonts w:hint="eastAsia"/>
               </w:rPr>
               <w:t>ClusterName</w:t>
             </w:r>
+            <w:proofErr w:type="spellEnd"/>
           </w:p>
         </w:tc>
         <w:tc>
@@ -5140,11 +5252,19 @@
               <w:pStyle w:val="ListParagraph"/>
               <w:ind w:firstLineChars="0" w:firstLine="0"/>
             </w:pPr>
-            <w:r>
-              <w:rPr>
-                <w:rFonts w:hint="eastAsia"/>
-              </w:rPr>
-              <w:t>ClusterName:</w:t>
+            <w:proofErr w:type="spellStart"/>
+            <w:r>
+              <w:rPr>
+                <w:rFonts w:hint="eastAsia"/>
+              </w:rPr>
+              <w:t>ClusterName</w:t>
+            </w:r>
+            <w:proofErr w:type="spellEnd"/>
+            <w:r>
+              <w:rPr>
+                <w:rFonts w:hint="eastAsia"/>
+              </w:rPr>
+              <w:t>:</w:t>
             </w:r>
             <w:r>
               <w:t>”</w:t>
@@ -5447,12 +5567,14 @@
               <w:pStyle w:val="ListParagraph"/>
               <w:ind w:firstLineChars="0" w:firstLine="0"/>
             </w:pPr>
+            <w:proofErr w:type="spellStart"/>
             <w:r>
               <w:rPr>
                 <w:rFonts w:hint="eastAsia"/>
               </w:rPr>
               <w:t>HostName</w:t>
             </w:r>
+            <w:proofErr w:type="spellEnd"/>
           </w:p>
         </w:tc>
         <w:tc>
@@ -5564,6 +5686,7 @@
         <w:rPr>
           <w:rStyle w:val="CommentReference"/>
         </w:rPr>
+        <w:lastRenderedPageBreak/>
         <w:commentReference w:id="1"/>
       </w:r>
     </w:p>
@@ -5580,7 +5703,6 @@
         <w:rPr>
           <w:rFonts w:hint="eastAsia"/>
         </w:rPr>
-        <w:lastRenderedPageBreak/>
         <w:t>config</w:t>
       </w:r>
       <w:r>
@@ -5694,12 +5816,14 @@
               <w:pStyle w:val="ListParagraph"/>
               <w:ind w:firstLineChars="0" w:firstLine="0"/>
             </w:pPr>
+            <w:proofErr w:type="spellStart"/>
             <w:r>
               <w:rPr>
                 <w:rFonts w:hint="eastAsia"/>
               </w:rPr>
               <w:t>HostName</w:t>
             </w:r>
+            <w:proofErr w:type="spellEnd"/>
           </w:p>
         </w:tc>
         <w:tc>
@@ -5752,12 +5876,14 @@
               <w:pStyle w:val="ListParagraph"/>
               <w:ind w:firstLineChars="0" w:firstLine="0"/>
             </w:pPr>
+            <w:proofErr w:type="spellStart"/>
             <w:r>
               <w:rPr>
                 <w:rFonts w:hint="eastAsia"/>
               </w:rPr>
               <w:t>BusinessName</w:t>
             </w:r>
+            <w:proofErr w:type="spellEnd"/>
           </w:p>
         </w:tc>
         <w:tc>
@@ -5810,12 +5936,14 @@
               <w:pStyle w:val="ListParagraph"/>
               <w:ind w:firstLineChars="0" w:firstLine="0"/>
             </w:pPr>
+            <w:proofErr w:type="spellStart"/>
             <w:r>
               <w:rPr>
                 <w:rFonts w:hint="eastAsia"/>
               </w:rPr>
               <w:t>Config</w:t>
             </w:r>
+            <w:proofErr w:type="spellEnd"/>
           </w:p>
         </w:tc>
         <w:tc>
@@ -5864,12 +5992,15 @@
             <w:r>
               <w:t>“</w:t>
             </w:r>
+            <w:proofErr w:type="spellStart"/>
             <w:r>
               <w:rPr>
                 <w:rFonts w:hint="eastAsia"/>
               </w:rPr>
               <w:t>Config</w:t>
             </w:r>
+            <w:proofErr w:type="spellEnd"/>
+            <w:proofErr w:type="gramStart"/>
             <w:r>
               <w:t>”</w:t>
             </w:r>
@@ -5879,6 +6010,7 @@
               </w:rPr>
               <w:t>:</w:t>
             </w:r>
+            <w:proofErr w:type="gramEnd"/>
             <w:r>
               <w:rPr>
                 <w:rFonts w:hint="eastAsia"/>
@@ -5894,12 +6026,14 @@
             <w:r>
               <w:t>“</w:t>
             </w:r>
+            <w:proofErr w:type="spellStart"/>
             <w:r>
               <w:rPr>
                 <w:rFonts w:hint="eastAsia"/>
               </w:rPr>
               <w:t>dbpath</w:t>
             </w:r>
+            <w:proofErr w:type="spellEnd"/>
             <w:r>
               <w:t>”</w:t>
             </w:r>
@@ -5921,12 +6055,14 @@
             <w:r>
               <w:t>“</w:t>
             </w:r>
+            <w:proofErr w:type="spellStart"/>
             <w:r>
               <w:rPr>
                 <w:rFonts w:hint="eastAsia"/>
               </w:rPr>
               <w:t>svcname</w:t>
             </w:r>
+            <w:proofErr w:type="spellEnd"/>
             <w:r>
               <w:t>”</w:t>
             </w:r>
@@ -5999,12 +6135,14 @@
         <w:pStyle w:val="ListParagraph"/>
         <w:ind w:left="840" w:firstLineChars="0" w:firstLine="0"/>
       </w:pPr>
+      <w:proofErr w:type="spellStart"/>
       <w:r>
         <w:rPr>
           <w:rFonts w:hint="eastAsia"/>
         </w:rPr>
         <w:t>Config</w:t>
       </w:r>
+      <w:proofErr w:type="spellEnd"/>
       <w:r>
         <w:rPr>
           <w:rFonts w:hint="eastAsia"/>
@@ -6110,12 +6248,14 @@
               <w:pStyle w:val="ListParagraph"/>
               <w:ind w:firstLineChars="0" w:firstLine="0"/>
             </w:pPr>
+            <w:proofErr w:type="spellStart"/>
             <w:r>
               <w:rPr>
                 <w:rFonts w:hint="eastAsia"/>
               </w:rPr>
               <w:t>Config</w:t>
             </w:r>
+            <w:proofErr w:type="spellEnd"/>
           </w:p>
         </w:tc>
         <w:tc>
@@ -6164,12 +6304,14 @@
             <w:r>
               <w:t>“</w:t>
             </w:r>
+            <w:proofErr w:type="spellStart"/>
             <w:r>
               <w:rPr>
                 <w:rFonts w:hint="eastAsia"/>
               </w:rPr>
               <w:t>dbpath</w:t>
             </w:r>
+            <w:proofErr w:type="spellEnd"/>
             <w:r>
               <w:t>”</w:t>
             </w:r>
@@ -6182,6 +6324,7 @@
             <w:r>
               <w:t>””</w:t>
             </w:r>
+            <w:proofErr w:type="gramStart"/>
             <w:r>
               <w:rPr>
                 <w:rFonts w:hint="eastAsia"/>
@@ -6191,12 +6334,15 @@
             <w:r>
               <w:t>“</w:t>
             </w:r>
+            <w:proofErr w:type="spellStart"/>
+            <w:proofErr w:type="gramEnd"/>
             <w:r>
               <w:rPr>
                 <w:rFonts w:hint="eastAsia"/>
               </w:rPr>
               <w:t>svcname</w:t>
             </w:r>
+            <w:proofErr w:type="spellEnd"/>
             <w:r>
               <w:t>”</w:t>
             </w:r>
@@ -6356,12 +6502,14 @@
               <w:pStyle w:val="ListParagraph"/>
               <w:ind w:firstLineChars="0" w:firstLine="0"/>
             </w:pPr>
+            <w:proofErr w:type="spellStart"/>
             <w:r>
               <w:rPr>
                 <w:rFonts w:hint="eastAsia"/>
               </w:rPr>
               <w:t>TaskID</w:t>
             </w:r>
+            <w:proofErr w:type="spellEnd"/>
           </w:p>
         </w:tc>
         <w:tc>
@@ -6472,12 +6620,14 @@
               <w:pStyle w:val="ListParagraph"/>
               <w:ind w:firstLineChars="0" w:firstLine="0"/>
             </w:pPr>
+            <w:proofErr w:type="spellStart"/>
             <w:r>
               <w:rPr>
                 <w:rFonts w:hint="eastAsia"/>
               </w:rPr>
               <w:t>AgentHost</w:t>
             </w:r>
+            <w:proofErr w:type="spellEnd"/>
           </w:p>
         </w:tc>
         <w:tc>
@@ -6530,12 +6680,14 @@
               <w:pStyle w:val="ListParagraph"/>
               <w:ind w:firstLineChars="0" w:firstLine="0"/>
             </w:pPr>
+            <w:proofErr w:type="spellStart"/>
             <w:r>
               <w:rPr>
                 <w:rFonts w:hint="eastAsia"/>
               </w:rPr>
               <w:t>AgentService</w:t>
             </w:r>
+            <w:proofErr w:type="spellEnd"/>
           </w:p>
         </w:tc>
         <w:tc>
@@ -6652,10 +6804,34 @@
               <w:ind w:firstLineChars="0" w:firstLine="0"/>
             </w:pPr>
             <w:r>
-              <w:t>"BusinessType":"sequoiadb", "Busi</w:t>
-            </w:r>
-            <w:r>
-              <w:t>nessName":"b1", "deployMod":"</w:t>
+              <w:t>"</w:t>
+            </w:r>
+            <w:proofErr w:type="spellStart"/>
+            <w:r>
+              <w:t>BusinessType</w:t>
+            </w:r>
+            <w:proofErr w:type="spellEnd"/>
+            <w:r>
+              <w:t>":"sequoiadb", "</w:t>
+            </w:r>
+            <w:proofErr w:type="spellStart"/>
+            <w:r>
+              <w:t>Busi</w:t>
+            </w:r>
+            <w:r>
+              <w:t>nessName</w:t>
+            </w:r>
+            <w:proofErr w:type="spellEnd"/>
+            <w:r>
+              <w:t>":"b1", "</w:t>
+            </w:r>
+            <w:proofErr w:type="spellStart"/>
+            <w:r>
+              <w:t>deployMod</w:t>
+            </w:r>
+            <w:proofErr w:type="spellEnd"/>
+            <w:r>
+              <w:t>":"</w:t>
             </w:r>
             <w:r>
               <w:rPr>
@@ -6669,12 +6845,28 @@
           </w:p>
           <w:p>
             <w:r>
-              <w:t xml:space="preserve">"ClusterName":"c1", </w:t>
-            </w:r>
-          </w:p>
-          <w:p>
-            <w:r>
-              <w:t>"Config":</w:t>
+              <w:t>"</w:t>
+            </w:r>
+            <w:proofErr w:type="spellStart"/>
+            <w:r>
+              <w:t>ClusterName</w:t>
+            </w:r>
+            <w:proofErr w:type="spellEnd"/>
+            <w:r>
+              <w:t xml:space="preserve">":"c1", </w:t>
+            </w:r>
+          </w:p>
+          <w:p>
+            <w:r>
+              <w:t>"</w:t>
+            </w:r>
+            <w:proofErr w:type="spellStart"/>
+            <w:r>
+              <w:t>Config</w:t>
+            </w:r>
+            <w:proofErr w:type="spellEnd"/>
+            <w:r>
+              <w:t>":</w:t>
             </w:r>
           </w:p>
           <w:p>
@@ -6690,10 +6882,26 @@
               <w:ind w:leftChars="100" w:left="315" w:hangingChars="50" w:hanging="105"/>
             </w:pPr>
             <w:r>
-              <w:t>{"HostName":</w:t>
-            </w:r>
-            <w:r>
-              <w:t xml:space="preserve">"host1", "datagroupname": "", </w:t>
+              <w:t>{"</w:t>
+            </w:r>
+            <w:proofErr w:type="spellStart"/>
+            <w:r>
+              <w:t>HostName</w:t>
+            </w:r>
+            <w:proofErr w:type="spellEnd"/>
+            <w:r>
+              <w:t>":</w:t>
+            </w:r>
+            <w:r>
+              <w:t>"host1", "</w:t>
+            </w:r>
+            <w:proofErr w:type="spellStart"/>
+            <w:r>
+              <w:t>datagroupname</w:t>
+            </w:r>
+            <w:proofErr w:type="spellEnd"/>
+            <w:r>
+              <w:t xml:space="preserve">": "", </w:t>
             </w:r>
           </w:p>
           <w:p>
@@ -6702,7 +6910,25 @@
               <w:ind w:firstLineChars="150" w:firstLine="315"/>
             </w:pPr>
             <w:r>
-              <w:t>"dbpath": "/home/db2/standalone/11830", "svcname": "11830", ...</w:t>
+              <w:t>"</w:t>
+            </w:r>
+            <w:proofErr w:type="spellStart"/>
+            <w:proofErr w:type="gramStart"/>
+            <w:r>
+              <w:t>dbpath</w:t>
+            </w:r>
+            <w:proofErr w:type="spellEnd"/>
+            <w:proofErr w:type="gramEnd"/>
+            <w:r>
+              <w:t>": "/home/db2/standalone/11830", "</w:t>
+            </w:r>
+            <w:proofErr w:type="spellStart"/>
+            <w:r>
+              <w:t>svcname</w:t>
+            </w:r>
+            <w:proofErr w:type="spellEnd"/>
+            <w:r>
+              <w:t>": "11830", ...</w:t>
             </w:r>
           </w:p>
           <w:p>
@@ -6868,12 +7094,14 @@
               <w:pStyle w:val="ListParagraph"/>
               <w:ind w:firstLineChars="0" w:firstLine="0"/>
             </w:pPr>
+            <w:proofErr w:type="spellStart"/>
             <w:r>
               <w:rPr>
                 <w:rFonts w:hint="eastAsia"/>
               </w:rPr>
               <w:t>IsFinish</w:t>
             </w:r>
+            <w:proofErr w:type="spellEnd"/>
           </w:p>
         </w:tc>
         <w:tc>
@@ -6944,12 +7172,14 @@
               <w:pStyle w:val="ListParagraph"/>
               <w:ind w:firstLineChars="0" w:firstLine="0"/>
             </w:pPr>
+            <w:proofErr w:type="spellStart"/>
             <w:r>
               <w:rPr>
                 <w:rFonts w:hint="eastAsia"/>
               </w:rPr>
               <w:t>IsEnable</w:t>
             </w:r>
+            <w:proofErr w:type="spellEnd"/>
           </w:p>
         </w:tc>
         <w:tc>

--- a/internal_doc/03.开发设计/OM架构设计.docx
+++ b/internal_doc/03.开发设计/OM架构设计.docx
@@ -68,30 +68,8 @@
               <w:rPr>
                 <w:rFonts w:hint="eastAsia"/>
               </w:rPr>
-              <w:t xml:space="preserve">1.0.0 Init </w:t>
-            </w:r>
-            <w:proofErr w:type="spellStart"/>
-            <w:r>
-              <w:rPr>
-                <w:rFonts w:hint="eastAsia"/>
-              </w:rPr>
-              <w:t>Xu</w:t>
-            </w:r>
-            <w:proofErr w:type="spellEnd"/>
-            <w:r>
-              <w:rPr>
-                <w:rFonts w:hint="eastAsia"/>
-              </w:rPr>
-              <w:t xml:space="preserve"> </w:t>
-            </w:r>
-            <w:proofErr w:type="spellStart"/>
-            <w:r>
-              <w:rPr>
-                <w:rFonts w:hint="eastAsia"/>
-              </w:rPr>
-              <w:t>Jianhui</w:t>
-            </w:r>
-            <w:proofErr w:type="spellEnd"/>
+              <w:t>1.0.0 Init Xu Jianhui</w:t>
+            </w:r>
           </w:p>
         </w:tc>
       </w:tr>
@@ -348,10 +326,7 @@
               <w:ind w:firstLineChars="0" w:firstLine="0"/>
             </w:pPr>
             <w:r>
-              <w:rPr>
-                <w:rFonts w:hint="eastAsia"/>
-              </w:rPr>
-              <w:t>Name</w:t>
+              <w:t>ClusterName</w:t>
             </w:r>
           </w:p>
         </w:tc>
@@ -399,10 +374,13 @@
               <w:ind w:firstLineChars="0" w:firstLine="0"/>
             </w:pPr>
             <w:r>
-              <w:rPr>
-                <w:rFonts w:hint="eastAsia"/>
-              </w:rPr>
-              <w:t>Name:</w:t>
+              <w:t>ClusterName</w:t>
+            </w:r>
+            <w:r>
+              <w:rPr>
+                <w:rFonts w:hint="eastAsia"/>
+              </w:rPr>
+              <w:t>:</w:t>
             </w:r>
             <w:r>
               <w:t>”</w:t>
@@ -428,236 +406,353 @@
             <w:pPr>
               <w:pStyle w:val="ListParagraph"/>
               <w:ind w:firstLineChars="0" w:firstLine="0"/>
-            </w:pPr>
-            <w:r>
-              <w:rPr>
-                <w:rFonts w:hint="eastAsia"/>
-              </w:rPr>
-              <w:t>Host</w:t>
-            </w:r>
-          </w:p>
-        </w:tc>
-        <w:tc>
-          <w:tcPr>
-            <w:tcW w:w="1920" w:type="dxa"/>
-          </w:tcPr>
-          <w:p>
-            <w:pPr>
-              <w:pStyle w:val="ListParagraph"/>
-              <w:ind w:firstLineChars="0" w:firstLine="0"/>
-            </w:pPr>
-            <w:r>
-              <w:rPr>
-                <w:rFonts w:hint="eastAsia"/>
-              </w:rPr>
-              <w:t>[</w:t>
-            </w:r>
-            <w:r>
+              <w:rPr>
+                <w:rFonts w:hint="eastAsia"/>
+              </w:rPr>
+            </w:pPr>
+            <w:r>
+              <w:rPr>
+                <w:rFonts w:hint="eastAsia"/>
+              </w:rPr>
+              <w:t>Desc</w:t>
+            </w:r>
+          </w:p>
+        </w:tc>
+        <w:tc>
+          <w:tcPr>
+            <w:tcW w:w="1920" w:type="dxa"/>
+          </w:tcPr>
+          <w:p>
+            <w:pPr>
+              <w:pStyle w:val="ListParagraph"/>
+              <w:ind w:firstLineChars="0" w:firstLine="0"/>
+              <w:rPr>
+                <w:rFonts w:hint="eastAsia"/>
+              </w:rPr>
+            </w:pPr>
+            <w:r>
+              <w:rPr>
+                <w:rFonts w:hint="eastAsia"/>
+              </w:rPr>
               <w:t>String</w:t>
             </w:r>
-            <w:r>
-              <w:rPr>
-                <w:rFonts w:hint="eastAsia"/>
-              </w:rPr>
-              <w:t>]</w:t>
-            </w:r>
-          </w:p>
-        </w:tc>
-        <w:tc>
-          <w:tcPr>
-            <w:tcW w:w="1921" w:type="dxa"/>
-          </w:tcPr>
-          <w:p>
-            <w:pPr>
-              <w:pStyle w:val="ListParagraph"/>
-              <w:ind w:firstLineChars="0" w:firstLine="0"/>
-            </w:pPr>
-          </w:p>
-        </w:tc>
-        <w:tc>
-          <w:tcPr>
-            <w:tcW w:w="1921" w:type="dxa"/>
-          </w:tcPr>
-          <w:p>
-            <w:pPr>
-              <w:pStyle w:val="ListParagraph"/>
-              <w:ind w:firstLineChars="0" w:firstLine="0"/>
-            </w:pPr>
-            <w:r>
-              <w:rPr>
-                <w:rFonts w:hint="eastAsia"/>
-              </w:rPr>
-              <w:t>Host:[</w:t>
-            </w:r>
-            <w:r>
-              <w:t>“</w:t>
-            </w:r>
-            <w:r>
-              <w:rPr>
-                <w:rFonts w:hint="eastAsia"/>
-              </w:rPr>
-              <w:t>H1</w:t>
-            </w:r>
-            <w:r>
-              <w:t>”</w:t>
-            </w:r>
-            <w:r>
-              <w:rPr>
-                <w:rFonts w:hint="eastAsia"/>
-              </w:rPr>
-              <w:t>,H2</w:t>
-            </w:r>
-            <w:r>
-              <w:t>”</w:t>
-            </w:r>
-            <w:r>
-              <w:rPr>
-                <w:rFonts w:hint="eastAsia"/>
-              </w:rPr>
-              <w:t>]</w:t>
-            </w:r>
-          </w:p>
-        </w:tc>
-      </w:tr>
-      <w:tr>
-        <w:tc>
-          <w:tcPr>
-            <w:tcW w:w="1920" w:type="dxa"/>
-          </w:tcPr>
-          <w:p>
-            <w:pPr>
-              <w:pStyle w:val="ListParagraph"/>
-              <w:ind w:firstLineChars="0" w:firstLine="0"/>
-            </w:pPr>
-            <w:commentRangeStart w:id="0"/>
-            <w:r>
-              <w:rPr>
-                <w:rFonts w:hint="eastAsia"/>
-              </w:rPr>
-              <w:t>Business</w:t>
-            </w:r>
-          </w:p>
-        </w:tc>
-        <w:tc>
-          <w:tcPr>
-            <w:tcW w:w="1920" w:type="dxa"/>
-          </w:tcPr>
-          <w:p>
-            <w:pPr>
-              <w:pStyle w:val="ListParagraph"/>
-              <w:ind w:firstLineChars="0" w:firstLine="0"/>
-            </w:pPr>
-            <w:r>
-              <w:rPr>
-                <w:rFonts w:hint="eastAsia"/>
-              </w:rPr>
-              <w:t>[String]</w:t>
-            </w:r>
-          </w:p>
-        </w:tc>
-        <w:tc>
-          <w:tcPr>
-            <w:tcW w:w="1921" w:type="dxa"/>
-          </w:tcPr>
-          <w:p>
-            <w:pPr>
-              <w:pStyle w:val="ListParagraph"/>
-              <w:ind w:firstLineChars="0" w:firstLine="0"/>
-            </w:pPr>
-          </w:p>
-        </w:tc>
-        <w:tc>
-          <w:tcPr>
-            <w:tcW w:w="1921" w:type="dxa"/>
-          </w:tcPr>
-          <w:p>
-            <w:pPr>
-              <w:pStyle w:val="ListParagraph"/>
-              <w:ind w:firstLineChars="0" w:firstLine="0"/>
-            </w:pPr>
-            <w:r>
-              <w:rPr>
-                <w:rFonts w:hint="eastAsia"/>
-              </w:rPr>
-              <w:t>Business</w:t>
-            </w:r>
-            <w:r>
-              <w:rPr>
-                <w:rFonts w:hint="eastAsia"/>
-              </w:rPr>
-              <w:t>:[</w:t>
-            </w:r>
-            <w:r>
-              <w:t>“</w:t>
-            </w:r>
-            <w:r>
-              <w:rPr>
-                <w:rFonts w:hint="eastAsia"/>
-              </w:rPr>
-              <w:t>B</w:t>
-            </w:r>
-            <w:r>
-              <w:rPr>
-                <w:rFonts w:hint="eastAsia"/>
-              </w:rPr>
-              <w:t>1</w:t>
-            </w:r>
-            <w:r>
-              <w:t>”</w:t>
-            </w:r>
-            <w:r>
-              <w:rPr>
-                <w:rFonts w:hint="eastAsia"/>
-              </w:rPr>
-              <w:t>,</w:t>
-            </w:r>
-            <w:r>
-              <w:t>”</w:t>
-            </w:r>
-            <w:r>
-              <w:rPr>
-                <w:rFonts w:hint="eastAsia"/>
-              </w:rPr>
-              <w:t>B</w:t>
-            </w:r>
-            <w:r>
-              <w:rPr>
-                <w:rFonts w:hint="eastAsia"/>
-              </w:rPr>
-              <w:t>2</w:t>
-            </w:r>
-            <w:r>
-              <w:t>”</w:t>
-            </w:r>
-            <w:r>
-              <w:rPr>
-                <w:rFonts w:hint="eastAsia"/>
-              </w:rPr>
-              <w:t>]</w:t>
-            </w:r>
-            <w:commentRangeEnd w:id="0"/>
-            <w:r>
-              <w:rPr>
-                <w:rStyle w:val="CommentReference"/>
-              </w:rPr>
-              <w:commentReference w:id="0"/>
-            </w:r>
-          </w:p>
-        </w:tc>
-      </w:tr>
-      <w:tr>
-        <w:tc>
-          <w:tcPr>
-            <w:tcW w:w="1920" w:type="dxa"/>
-          </w:tcPr>
-          <w:p>
-            <w:pPr>
-              <w:pStyle w:val="ListParagraph"/>
-              <w:ind w:firstLineChars="0" w:firstLine="0"/>
-            </w:pPr>
-            <w:r>
-              <w:rPr>
-                <w:rFonts w:hint="eastAsia"/>
+          </w:p>
+        </w:tc>
+        <w:tc>
+          <w:tcPr>
+            <w:tcW w:w="1921" w:type="dxa"/>
+          </w:tcPr>
+          <w:p>
+            <w:pPr>
+              <w:pStyle w:val="ListParagraph"/>
+              <w:ind w:firstLineChars="0" w:firstLine="0"/>
+              <w:rPr>
+                <w:rFonts w:hint="eastAsia"/>
+              </w:rPr>
+            </w:pPr>
+          </w:p>
+        </w:tc>
+        <w:tc>
+          <w:tcPr>
+            <w:tcW w:w="1921" w:type="dxa"/>
+          </w:tcPr>
+          <w:p>
+            <w:pPr>
+              <w:pStyle w:val="ListParagraph"/>
+              <w:ind w:firstLineChars="0" w:firstLine="0"/>
+              <w:rPr>
+                <w:rFonts w:hint="eastAsia"/>
+              </w:rPr>
+            </w:pPr>
+          </w:p>
+        </w:tc>
+      </w:tr>
+      <w:tr>
+        <w:tc>
+          <w:tcPr>
+            <w:tcW w:w="1920" w:type="dxa"/>
+          </w:tcPr>
+          <w:p>
+            <w:pPr>
+              <w:pStyle w:val="ListParagraph"/>
+              <w:ind w:firstLineChars="0" w:firstLine="0"/>
+              <w:rPr>
+                <w:rFonts w:hint="eastAsia"/>
+              </w:rPr>
+            </w:pPr>
+            <w:r>
+              <w:t>SdbUser</w:t>
+            </w:r>
+          </w:p>
+        </w:tc>
+        <w:tc>
+          <w:tcPr>
+            <w:tcW w:w="1920" w:type="dxa"/>
+          </w:tcPr>
+          <w:p>
+            <w:pPr>
+              <w:pStyle w:val="ListParagraph"/>
+              <w:ind w:firstLineChars="0" w:firstLine="0"/>
+              <w:rPr>
+                <w:rFonts w:hint="eastAsia"/>
+              </w:rPr>
+            </w:pPr>
+            <w:r>
+              <w:rPr>
+                <w:rFonts w:hint="eastAsia"/>
+              </w:rPr>
+              <w:t>String</w:t>
+            </w:r>
+          </w:p>
+        </w:tc>
+        <w:tc>
+          <w:tcPr>
+            <w:tcW w:w="1921" w:type="dxa"/>
+          </w:tcPr>
+          <w:p>
+            <w:pPr>
+              <w:pStyle w:val="ListParagraph"/>
+              <w:ind w:firstLineChars="0" w:firstLine="0"/>
+              <w:rPr>
+                <w:rFonts w:hint="eastAsia"/>
+              </w:rPr>
+            </w:pPr>
+          </w:p>
+        </w:tc>
+        <w:tc>
+          <w:tcPr>
+            <w:tcW w:w="1921" w:type="dxa"/>
+          </w:tcPr>
+          <w:p>
+            <w:pPr>
+              <w:pStyle w:val="ListParagraph"/>
+              <w:ind w:firstLineChars="0" w:firstLine="0"/>
+              <w:rPr>
+                <w:rFonts w:hint="eastAsia"/>
+              </w:rPr>
+            </w:pPr>
+          </w:p>
+        </w:tc>
+      </w:tr>
+      <w:tr>
+        <w:tc>
+          <w:tcPr>
+            <w:tcW w:w="1920" w:type="dxa"/>
+          </w:tcPr>
+          <w:p>
+            <w:pPr>
+              <w:pStyle w:val="ListParagraph"/>
+              <w:ind w:firstLineChars="0" w:firstLine="0"/>
+            </w:pPr>
+            <w:r>
+              <w:t>SdbPasswd</w:t>
+            </w:r>
+          </w:p>
+        </w:tc>
+        <w:tc>
+          <w:tcPr>
+            <w:tcW w:w="1920" w:type="dxa"/>
+          </w:tcPr>
+          <w:p>
+            <w:pPr>
+              <w:pStyle w:val="ListParagraph"/>
+              <w:ind w:firstLineChars="0" w:firstLine="0"/>
+              <w:rPr>
+                <w:rFonts w:hint="eastAsia"/>
+              </w:rPr>
+            </w:pPr>
+            <w:r>
+              <w:rPr>
+                <w:rFonts w:hint="eastAsia"/>
+              </w:rPr>
+              <w:t>String</w:t>
+            </w:r>
+          </w:p>
+        </w:tc>
+        <w:tc>
+          <w:tcPr>
+            <w:tcW w:w="1921" w:type="dxa"/>
+          </w:tcPr>
+          <w:p>
+            <w:pPr>
+              <w:pStyle w:val="ListParagraph"/>
+              <w:ind w:firstLineChars="0" w:firstLine="0"/>
+              <w:rPr>
+                <w:rFonts w:hint="eastAsia"/>
+              </w:rPr>
+            </w:pPr>
+          </w:p>
+        </w:tc>
+        <w:tc>
+          <w:tcPr>
+            <w:tcW w:w="1921" w:type="dxa"/>
+          </w:tcPr>
+          <w:p>
+            <w:pPr>
+              <w:pStyle w:val="ListParagraph"/>
+              <w:ind w:firstLineChars="0" w:firstLine="0"/>
+              <w:rPr>
+                <w:rFonts w:hint="eastAsia"/>
+              </w:rPr>
+            </w:pPr>
+          </w:p>
+        </w:tc>
+      </w:tr>
+      <w:tr>
+        <w:tc>
+          <w:tcPr>
+            <w:tcW w:w="1920" w:type="dxa"/>
+          </w:tcPr>
+          <w:p>
+            <w:pPr>
+              <w:pStyle w:val="ListParagraph"/>
+              <w:ind w:firstLineChars="0" w:firstLine="0"/>
+            </w:pPr>
+            <w:r>
+              <w:t>SdbUserGroup</w:t>
+            </w:r>
+          </w:p>
+        </w:tc>
+        <w:tc>
+          <w:tcPr>
+            <w:tcW w:w="1920" w:type="dxa"/>
+          </w:tcPr>
+          <w:p>
+            <w:pPr>
+              <w:pStyle w:val="ListParagraph"/>
+              <w:ind w:firstLineChars="0" w:firstLine="0"/>
+              <w:rPr>
+                <w:rFonts w:hint="eastAsia"/>
+              </w:rPr>
+            </w:pPr>
+            <w:r>
+              <w:rPr>
+                <w:rFonts w:hint="eastAsia"/>
+              </w:rPr>
+              <w:t>String</w:t>
+            </w:r>
+          </w:p>
+        </w:tc>
+        <w:tc>
+          <w:tcPr>
+            <w:tcW w:w="1921" w:type="dxa"/>
+          </w:tcPr>
+          <w:p>
+            <w:pPr>
+              <w:pStyle w:val="ListParagraph"/>
+              <w:ind w:firstLineChars="0" w:firstLine="0"/>
+              <w:rPr>
+                <w:rFonts w:hint="eastAsia"/>
+              </w:rPr>
+            </w:pPr>
+          </w:p>
+        </w:tc>
+        <w:tc>
+          <w:tcPr>
+            <w:tcW w:w="1921" w:type="dxa"/>
+          </w:tcPr>
+          <w:p>
+            <w:pPr>
+              <w:pStyle w:val="ListParagraph"/>
+              <w:ind w:firstLineChars="0" w:firstLine="0"/>
+              <w:rPr>
+                <w:rFonts w:hint="eastAsia"/>
+              </w:rPr>
+            </w:pPr>
+          </w:p>
+        </w:tc>
+      </w:tr>
+      <w:tr>
+        <w:tc>
+          <w:tcPr>
+            <w:tcW w:w="1920" w:type="dxa"/>
+          </w:tcPr>
+          <w:p>
+            <w:pPr>
+              <w:pStyle w:val="ListParagraph"/>
+              <w:ind w:firstLineChars="0" w:firstLine="0"/>
+            </w:pPr>
+            <w:r>
+              <w:t>InstallPath</w:t>
+            </w:r>
+          </w:p>
+        </w:tc>
+        <w:tc>
+          <w:tcPr>
+            <w:tcW w:w="1920" w:type="dxa"/>
+          </w:tcPr>
+          <w:p>
+            <w:pPr>
+              <w:pStyle w:val="ListParagraph"/>
+              <w:ind w:firstLineChars="0" w:firstLine="0"/>
+              <w:rPr>
+                <w:rFonts w:hint="eastAsia"/>
+              </w:rPr>
+            </w:pPr>
+            <w:r>
+              <w:rPr>
+                <w:rFonts w:hint="eastAsia"/>
+              </w:rPr>
+              <w:t>String</w:t>
+            </w:r>
+          </w:p>
+        </w:tc>
+        <w:tc>
+          <w:tcPr>
+            <w:tcW w:w="1921" w:type="dxa"/>
+          </w:tcPr>
+          <w:p>
+            <w:pPr>
+              <w:pStyle w:val="ListParagraph"/>
+              <w:ind w:firstLineChars="0" w:firstLine="0"/>
+              <w:rPr>
+                <w:rFonts w:hint="eastAsia"/>
+              </w:rPr>
+            </w:pPr>
+          </w:p>
+        </w:tc>
+        <w:tc>
+          <w:tcPr>
+            <w:tcW w:w="1921" w:type="dxa"/>
+          </w:tcPr>
+          <w:p>
+            <w:pPr>
+              <w:pStyle w:val="ListParagraph"/>
+              <w:ind w:firstLineChars="0" w:firstLine="0"/>
+              <w:rPr>
+                <w:rFonts w:hint="eastAsia"/>
+              </w:rPr>
+            </w:pPr>
+          </w:p>
+        </w:tc>
+      </w:tr>
+      <w:tr>
+        <w:tc>
+          <w:tcPr>
+            <w:tcW w:w="1920" w:type="dxa"/>
+          </w:tcPr>
+          <w:p>
+            <w:pPr>
+              <w:pStyle w:val="ListParagraph"/>
+              <w:ind w:firstLineChars="0" w:firstLine="0"/>
+              <w:rPr>
+                <w:b/>
+                <w:color w:val="FF0000"/>
+              </w:rPr>
+            </w:pPr>
+            <w:r>
+              <w:rPr>
+                <w:rFonts w:hint="eastAsia"/>
+                <w:b/>
+                <w:color w:val="FF0000"/>
+              </w:rPr>
+              <w:t>Create</w:t>
+            </w:r>
+            <w:r>
+              <w:rPr>
+                <w:rFonts w:hint="eastAsia"/>
+                <w:b/>
+                <w:color w:val="FF0000"/>
               </w:rPr>
               <w:t>Time</w:t>
             </w:r>
@@ -761,6 +856,7 @@
               <w:rPr>
                 <w:rFonts w:hint="eastAsia"/>
               </w:rPr>
+              <w:lastRenderedPageBreak/>
               <w:t>字段名称</w:t>
             </w:r>
           </w:p>
@@ -830,7 +926,6 @@
               <w:pStyle w:val="ListParagraph"/>
               <w:ind w:firstLineChars="0" w:firstLine="0"/>
             </w:pPr>
-            <w:proofErr w:type="spellStart"/>
             <w:r>
               <w:rPr>
                 <w:rFonts w:hint="eastAsia"/>
@@ -843,7 +938,6 @@
               </w:rPr>
               <w:t>Name</w:t>
             </w:r>
-            <w:proofErr w:type="spellEnd"/>
           </w:p>
         </w:tc>
         <w:tc>
@@ -920,15 +1014,12 @@
               <w:pStyle w:val="ListParagraph"/>
               <w:ind w:firstLineChars="0" w:firstLine="0"/>
             </w:pPr>
-            <w:proofErr w:type="spellStart"/>
-            <w:r>
-              <w:rPr>
-                <w:rFonts w:hint="eastAsia"/>
-              </w:rPr>
-              <w:lastRenderedPageBreak/>
+            <w:r>
+              <w:rPr>
+                <w:rFonts w:hint="eastAsia"/>
+              </w:rPr>
               <w:t>ClusterName</w:t>
             </w:r>
-            <w:proofErr w:type="spellEnd"/>
           </w:p>
         </w:tc>
         <w:tc>
@@ -968,14 +1059,12 @@
               <w:pStyle w:val="ListParagraph"/>
               <w:ind w:firstLineChars="0" w:firstLine="0"/>
             </w:pPr>
-            <w:proofErr w:type="spellStart"/>
             <w:r>
               <w:rPr>
                 <w:rFonts w:hint="eastAsia"/>
               </w:rPr>
               <w:t>ClusterName</w:t>
             </w:r>
-            <w:proofErr w:type="spellEnd"/>
             <w:r>
               <w:t>:”</w:t>
             </w:r>
@@ -1293,11 +1382,9 @@
               <w:pStyle w:val="ListParagraph"/>
               <w:ind w:firstLineChars="0" w:firstLine="0"/>
             </w:pPr>
-            <w:proofErr w:type="spellStart"/>
             <w:r>
               <w:t>InstallPath</w:t>
             </w:r>
-            <w:proofErr w:type="spellEnd"/>
           </w:p>
         </w:tc>
         <w:tc>
@@ -1350,14 +1437,12 @@
               <w:pStyle w:val="ListParagraph"/>
               <w:ind w:firstLineChars="0" w:firstLine="0"/>
             </w:pPr>
-            <w:proofErr w:type="spellStart"/>
             <w:r>
               <w:rPr>
                 <w:rFonts w:hint="eastAsia"/>
               </w:rPr>
               <w:t>AgentPort</w:t>
             </w:r>
-            <w:proofErr w:type="spellEnd"/>
           </w:p>
         </w:tc>
         <w:tc>
@@ -1409,31 +1494,23 @@
             <w:pPr>
               <w:pStyle w:val="ListParagraph"/>
               <w:ind w:firstLineChars="0" w:firstLine="0"/>
-              <w:rPr>
-                <w:rFonts w:hint="eastAsia"/>
-              </w:rPr>
-            </w:pPr>
-            <w:proofErr w:type="spellStart"/>
+            </w:pPr>
             <w:r>
               <w:rPr>
                 <w:rFonts w:hint="eastAsia"/>
               </w:rPr>
               <w:t>SshPort</w:t>
             </w:r>
-            <w:proofErr w:type="spellEnd"/>
-          </w:p>
-        </w:tc>
-        <w:tc>
-          <w:tcPr>
-            <w:tcW w:w="1920" w:type="dxa"/>
-          </w:tcPr>
-          <w:p>
-            <w:pPr>
-              <w:pStyle w:val="ListParagraph"/>
-              <w:ind w:firstLineChars="0" w:firstLine="0"/>
-              <w:rPr>
-                <w:rFonts w:hint="eastAsia"/>
-              </w:rPr>
+          </w:p>
+        </w:tc>
+        <w:tc>
+          <w:tcPr>
+            <w:tcW w:w="1920" w:type="dxa"/>
+          </w:tcPr>
+          <w:p>
+            <w:pPr>
+              <w:pStyle w:val="ListParagraph"/>
+              <w:ind w:firstLineChars="0" w:firstLine="0"/>
             </w:pPr>
             <w:r>
               <w:rPr>
@@ -2929,14 +3006,12 @@
             <w:r>
               <w:t>“</w:t>
             </w:r>
-            <w:proofErr w:type="spellStart"/>
             <w:r>
               <w:rPr>
                 <w:rFonts w:hint="eastAsia"/>
               </w:rPr>
               <w:t>sda</w:t>
             </w:r>
-            <w:proofErr w:type="spellEnd"/>
             <w:r>
               <w:t>”</w:t>
             </w:r>
@@ -3277,6 +3352,7 @@
               <w:rPr>
                 <w:rFonts w:hint="eastAsia"/>
               </w:rPr>
+              <w:lastRenderedPageBreak/>
               <w:t>字段名称</w:t>
             </w:r>
           </w:p>
@@ -3414,7 +3490,6 @@
               <w:rPr>
                 <w:rFonts w:hint="eastAsia"/>
               </w:rPr>
-              <w:lastRenderedPageBreak/>
               <w:t>Model</w:t>
             </w:r>
           </w:p>
@@ -4715,19 +4790,11 @@
             <w:r>
               <w:t>”</w:t>
             </w:r>
-            <w:proofErr w:type="spellStart"/>
-            <w:r>
-              <w:rPr>
-                <w:rFonts w:hint="eastAsia"/>
-              </w:rPr>
-              <w:t>ip</w:t>
-            </w:r>
-            <w:proofErr w:type="spellEnd"/>
-            <w:r>
-              <w:rPr>
-                <w:rFonts w:hint="eastAsia"/>
-              </w:rPr>
-              <w:t>-tables</w:t>
+            <w:r>
+              <w:rPr>
+                <w:rFonts w:hint="eastAsia"/>
+              </w:rPr>
+              <w:t>ip-tables</w:t>
             </w:r>
             <w:r>
               <w:t>”</w:t>
@@ -5136,14 +5203,12 @@
               <w:pStyle w:val="ListParagraph"/>
               <w:ind w:firstLineChars="0" w:firstLine="0"/>
             </w:pPr>
-            <w:proofErr w:type="spellStart"/>
             <w:r>
               <w:rPr>
                 <w:rFonts w:hint="eastAsia"/>
               </w:rPr>
               <w:t>DeployMod</w:t>
             </w:r>
-            <w:proofErr w:type="spellEnd"/>
           </w:p>
         </w:tc>
         <w:tc>
@@ -5205,14 +5270,12 @@
               <w:pStyle w:val="ListParagraph"/>
               <w:ind w:firstLineChars="0" w:firstLine="0"/>
             </w:pPr>
-            <w:proofErr w:type="spellStart"/>
             <w:r>
               <w:rPr>
                 <w:rFonts w:hint="eastAsia"/>
               </w:rPr>
               <w:t>ClusterName</w:t>
             </w:r>
-            <w:proofErr w:type="spellEnd"/>
           </w:p>
         </w:tc>
         <w:tc>
@@ -5252,19 +5315,11 @@
               <w:pStyle w:val="ListParagraph"/>
               <w:ind w:firstLineChars="0" w:firstLine="0"/>
             </w:pPr>
-            <w:proofErr w:type="spellStart"/>
-            <w:r>
-              <w:rPr>
-                <w:rFonts w:hint="eastAsia"/>
-              </w:rPr>
-              <w:t>ClusterName</w:t>
-            </w:r>
-            <w:proofErr w:type="spellEnd"/>
-            <w:r>
-              <w:rPr>
-                <w:rFonts w:hint="eastAsia"/>
-              </w:rPr>
-              <w:t>:</w:t>
+            <w:r>
+              <w:rPr>
+                <w:rFonts w:hint="eastAsia"/>
+              </w:rPr>
+              <w:t>ClusterName:</w:t>
             </w:r>
             <w:r>
               <w:t>”</w:t>
@@ -5349,7 +5404,7 @@
               <w:pStyle w:val="ListParagraph"/>
               <w:ind w:firstLineChars="0" w:firstLine="0"/>
             </w:pPr>
-            <w:commentRangeStart w:id="1"/>
+            <w:commentRangeStart w:id="0"/>
             <w:r>
               <w:rPr>
                 <w:rFonts w:hint="eastAsia"/>
@@ -5567,14 +5622,13 @@
               <w:pStyle w:val="ListParagraph"/>
               <w:ind w:firstLineChars="0" w:firstLine="0"/>
             </w:pPr>
-            <w:proofErr w:type="spellStart"/>
-            <w:r>
-              <w:rPr>
-                <w:rFonts w:hint="eastAsia"/>
-              </w:rPr>
+            <w:r>
+              <w:rPr>
+                <w:rFonts w:hint="eastAsia"/>
+              </w:rPr>
+              <w:lastRenderedPageBreak/>
               <w:t>HostName</w:t>
             </w:r>
-            <w:proofErr w:type="spellEnd"/>
           </w:p>
         </w:tc>
         <w:tc>
@@ -5676,7 +5730,7 @@
         </w:tc>
       </w:tr>
     </w:tbl>
-    <w:commentRangeEnd w:id="1"/>
+    <w:commentRangeEnd w:id="0"/>
     <w:p>
       <w:pPr>
         <w:pStyle w:val="ListParagraph"/>
@@ -5686,8 +5740,7 @@
         <w:rPr>
           <w:rStyle w:val="CommentReference"/>
         </w:rPr>
-        <w:lastRenderedPageBreak/>
-        <w:commentReference w:id="1"/>
+        <w:commentReference w:id="0"/>
       </w:r>
     </w:p>
     <w:p>
@@ -5816,14 +5869,12 @@
               <w:pStyle w:val="ListParagraph"/>
               <w:ind w:firstLineChars="0" w:firstLine="0"/>
             </w:pPr>
-            <w:proofErr w:type="spellStart"/>
             <w:r>
               <w:rPr>
                 <w:rFonts w:hint="eastAsia"/>
               </w:rPr>
               <w:t>HostName</w:t>
             </w:r>
-            <w:proofErr w:type="spellEnd"/>
           </w:p>
         </w:tc>
         <w:tc>
@@ -5876,14 +5927,12 @@
               <w:pStyle w:val="ListParagraph"/>
               <w:ind w:firstLineChars="0" w:firstLine="0"/>
             </w:pPr>
-            <w:proofErr w:type="spellStart"/>
             <w:r>
               <w:rPr>
                 <w:rFonts w:hint="eastAsia"/>
               </w:rPr>
               <w:t>BusinessName</w:t>
             </w:r>
-            <w:proofErr w:type="spellEnd"/>
           </w:p>
         </w:tc>
         <w:tc>
@@ -5936,14 +5985,12 @@
               <w:pStyle w:val="ListParagraph"/>
               <w:ind w:firstLineChars="0" w:firstLine="0"/>
             </w:pPr>
-            <w:proofErr w:type="spellStart"/>
             <w:r>
               <w:rPr>
                 <w:rFonts w:hint="eastAsia"/>
               </w:rPr>
               <w:t>Config</w:t>
             </w:r>
-            <w:proofErr w:type="spellEnd"/>
           </w:p>
         </w:tc>
         <w:tc>
@@ -5992,15 +6039,12 @@
             <w:r>
               <w:t>“</w:t>
             </w:r>
-            <w:proofErr w:type="spellStart"/>
             <w:r>
               <w:rPr>
                 <w:rFonts w:hint="eastAsia"/>
               </w:rPr>
               <w:t>Config</w:t>
             </w:r>
-            <w:proofErr w:type="spellEnd"/>
-            <w:proofErr w:type="gramStart"/>
             <w:r>
               <w:t>”</w:t>
             </w:r>
@@ -6010,7 +6054,6 @@
               </w:rPr>
               <w:t>:</w:t>
             </w:r>
-            <w:proofErr w:type="gramEnd"/>
             <w:r>
               <w:rPr>
                 <w:rFonts w:hint="eastAsia"/>
@@ -6026,14 +6069,12 @@
             <w:r>
               <w:t>“</w:t>
             </w:r>
-            <w:proofErr w:type="spellStart"/>
             <w:r>
               <w:rPr>
                 <w:rFonts w:hint="eastAsia"/>
               </w:rPr>
               <w:t>dbpath</w:t>
             </w:r>
-            <w:proofErr w:type="spellEnd"/>
             <w:r>
               <w:t>”</w:t>
             </w:r>
@@ -6055,14 +6096,12 @@
             <w:r>
               <w:t>“</w:t>
             </w:r>
-            <w:proofErr w:type="spellStart"/>
             <w:r>
               <w:rPr>
                 <w:rFonts w:hint="eastAsia"/>
               </w:rPr>
               <w:t>svcname</w:t>
             </w:r>
-            <w:proofErr w:type="spellEnd"/>
             <w:r>
               <w:t>”</w:t>
             </w:r>
@@ -6135,14 +6174,12 @@
         <w:pStyle w:val="ListParagraph"/>
         <w:ind w:left="840" w:firstLineChars="0" w:firstLine="0"/>
       </w:pPr>
-      <w:proofErr w:type="spellStart"/>
       <w:r>
         <w:rPr>
           <w:rFonts w:hint="eastAsia"/>
         </w:rPr>
         <w:t>Config</w:t>
       </w:r>
-      <w:proofErr w:type="spellEnd"/>
       <w:r>
         <w:rPr>
           <w:rFonts w:hint="eastAsia"/>
@@ -6248,14 +6285,12 @@
               <w:pStyle w:val="ListParagraph"/>
               <w:ind w:firstLineChars="0" w:firstLine="0"/>
             </w:pPr>
-            <w:proofErr w:type="spellStart"/>
             <w:r>
               <w:rPr>
                 <w:rFonts w:hint="eastAsia"/>
               </w:rPr>
               <w:t>Config</w:t>
             </w:r>
-            <w:proofErr w:type="spellEnd"/>
           </w:p>
         </w:tc>
         <w:tc>
@@ -6304,14 +6339,12 @@
             <w:r>
               <w:t>“</w:t>
             </w:r>
-            <w:proofErr w:type="spellStart"/>
             <w:r>
               <w:rPr>
                 <w:rFonts w:hint="eastAsia"/>
               </w:rPr>
               <w:t>dbpath</w:t>
             </w:r>
-            <w:proofErr w:type="spellEnd"/>
             <w:r>
               <w:t>”</w:t>
             </w:r>
@@ -6324,7 +6357,6 @@
             <w:r>
               <w:t>””</w:t>
             </w:r>
-            <w:proofErr w:type="gramStart"/>
             <w:r>
               <w:rPr>
                 <w:rFonts w:hint="eastAsia"/>
@@ -6334,15 +6366,12 @@
             <w:r>
               <w:t>“</w:t>
             </w:r>
-            <w:proofErr w:type="spellStart"/>
-            <w:proofErr w:type="gramEnd"/>
             <w:r>
               <w:rPr>
                 <w:rFonts w:hint="eastAsia"/>
               </w:rPr>
               <w:t>svcname</w:t>
             </w:r>
-            <w:proofErr w:type="spellEnd"/>
             <w:r>
               <w:t>”</w:t>
             </w:r>
@@ -6502,14 +6531,12 @@
               <w:pStyle w:val="ListParagraph"/>
               <w:ind w:firstLineChars="0" w:firstLine="0"/>
             </w:pPr>
-            <w:proofErr w:type="spellStart"/>
             <w:r>
               <w:rPr>
                 <w:rFonts w:hint="eastAsia"/>
               </w:rPr>
               <w:t>TaskID</w:t>
             </w:r>
-            <w:proofErr w:type="spellEnd"/>
           </w:p>
         </w:tc>
         <w:tc>
@@ -6537,7 +6564,16 @@
             <w:pPr>
               <w:pStyle w:val="ListParagraph"/>
               <w:ind w:firstLineChars="0" w:firstLine="0"/>
-            </w:pPr>
+              <w:rPr>
+                <w:rFonts w:hint="eastAsia"/>
+              </w:rPr>
+            </w:pPr>
+            <w:r>
+              <w:rPr>
+                <w:rFonts w:hint="eastAsia"/>
+              </w:rPr>
+              <w:t>唯一</w:t>
+            </w:r>
           </w:p>
         </w:tc>
         <w:tc>
@@ -6583,6 +6619,70 @@
               <w:rPr>
                 <w:rFonts w:hint="eastAsia"/>
               </w:rPr>
+              <w:t>INT32</w:t>
+            </w:r>
+          </w:p>
+        </w:tc>
+        <w:tc>
+          <w:tcPr>
+            <w:tcW w:w="1559" w:type="dxa"/>
+          </w:tcPr>
+          <w:p>
+            <w:pPr>
+              <w:pStyle w:val="ListParagraph"/>
+              <w:ind w:firstLineChars="0" w:firstLine="0"/>
+            </w:pPr>
+          </w:p>
+        </w:tc>
+        <w:tc>
+          <w:tcPr>
+            <w:tcW w:w="3027" w:type="dxa"/>
+          </w:tcPr>
+          <w:p>
+            <w:pPr>
+              <w:pStyle w:val="ListParagraph"/>
+              <w:ind w:firstLineChars="0" w:firstLine="0"/>
+            </w:pPr>
+          </w:p>
+        </w:tc>
+      </w:tr>
+      <w:tr>
+        <w:tc>
+          <w:tcPr>
+            <w:tcW w:w="1678" w:type="dxa"/>
+          </w:tcPr>
+          <w:p>
+            <w:pPr>
+              <w:pStyle w:val="ListParagraph"/>
+              <w:ind w:firstLineChars="0" w:firstLine="0"/>
+              <w:rPr>
+                <w:rFonts w:hint="eastAsia"/>
+              </w:rPr>
+            </w:pPr>
+            <w:r>
+              <w:rPr>
+                <w:rFonts w:hint="eastAsia"/>
+              </w:rPr>
+              <w:t>TypeDesc</w:t>
+            </w:r>
+          </w:p>
+        </w:tc>
+        <w:tc>
+          <w:tcPr>
+            <w:tcW w:w="1418" w:type="dxa"/>
+          </w:tcPr>
+          <w:p>
+            <w:pPr>
+              <w:pStyle w:val="ListParagraph"/>
+              <w:ind w:firstLineChars="0" w:firstLine="0"/>
+              <w:rPr>
+                <w:rFonts w:hint="eastAsia"/>
+              </w:rPr>
+            </w:pPr>
+            <w:r>
+              <w:rPr>
+                <w:rFonts w:hint="eastAsia"/>
+              </w:rPr>
               <w:t>String</w:t>
             </w:r>
           </w:p>
@@ -6596,6 +6696,21 @@
               <w:pStyle w:val="ListParagraph"/>
               <w:ind w:firstLineChars="0" w:firstLine="0"/>
             </w:pPr>
+            <w:r>
+              <w:t>Add Host</w:t>
+            </w:r>
+          </w:p>
+          <w:p>
+            <w:pPr>
+              <w:pStyle w:val="ListParagraph"/>
+              <w:ind w:firstLineChars="0" w:firstLine="0"/>
+            </w:pPr>
+            <w:r>
+              <w:rPr>
+                <w:rFonts w:hint="eastAsia"/>
+              </w:rPr>
+              <w:t>Add Business</w:t>
+            </w:r>
           </w:p>
         </w:tc>
         <w:tc>
@@ -6619,15 +6734,451 @@
             <w:pPr>
               <w:pStyle w:val="ListParagraph"/>
               <w:ind w:firstLineChars="0" w:firstLine="0"/>
-            </w:pPr>
-            <w:proofErr w:type="spellStart"/>
+              <w:rPr>
+                <w:rFonts w:hint="eastAsia"/>
+              </w:rPr>
+            </w:pPr>
+            <w:r>
+              <w:rPr>
+                <w:rFonts w:hint="eastAsia"/>
+              </w:rPr>
+              <w:t>TaskName</w:t>
+            </w:r>
+          </w:p>
+        </w:tc>
+        <w:tc>
+          <w:tcPr>
+            <w:tcW w:w="1418" w:type="dxa"/>
+          </w:tcPr>
+          <w:p>
+            <w:pPr>
+              <w:pStyle w:val="ListParagraph"/>
+              <w:ind w:firstLineChars="0" w:firstLine="0"/>
+              <w:rPr>
+                <w:rFonts w:hint="eastAsia"/>
+              </w:rPr>
+            </w:pPr>
+            <w:r>
+              <w:rPr>
+                <w:rFonts w:hint="eastAsia"/>
+              </w:rPr>
+              <w:t>String</w:t>
+            </w:r>
+          </w:p>
+        </w:tc>
+        <w:tc>
+          <w:tcPr>
+            <w:tcW w:w="1559" w:type="dxa"/>
+          </w:tcPr>
+          <w:p>
+            <w:pPr>
+              <w:pStyle w:val="ListParagraph"/>
+              <w:ind w:firstLineChars="0" w:firstLine="0"/>
+              <w:rPr>
+                <w:rFonts w:hint="eastAsia"/>
+              </w:rPr>
+            </w:pPr>
+            <w:r>
+              <w:rPr>
+                <w:rFonts w:hint="eastAsia"/>
+              </w:rPr>
+              <w:t>任务的描述信息</w:t>
+            </w:r>
+          </w:p>
+        </w:tc>
+        <w:tc>
+          <w:tcPr>
+            <w:tcW w:w="3027" w:type="dxa"/>
+          </w:tcPr>
+          <w:p>
+            <w:pPr>
+              <w:pStyle w:val="ListParagraph"/>
+              <w:ind w:firstLineChars="0" w:firstLine="0"/>
+            </w:pPr>
+          </w:p>
+        </w:tc>
+      </w:tr>
+      <w:tr>
+        <w:tc>
+          <w:tcPr>
+            <w:tcW w:w="1678" w:type="dxa"/>
+          </w:tcPr>
+          <w:p>
+            <w:pPr>
+              <w:pStyle w:val="ListParagraph"/>
+              <w:ind w:firstLineChars="0" w:firstLine="0"/>
+              <w:rPr>
+                <w:rFonts w:hint="eastAsia"/>
+              </w:rPr>
+            </w:pPr>
+            <w:r>
+              <w:rPr>
+                <w:rFonts w:hint="eastAsia"/>
+              </w:rPr>
+              <w:t>CreateTime</w:t>
+            </w:r>
+          </w:p>
+        </w:tc>
+        <w:tc>
+          <w:tcPr>
+            <w:tcW w:w="1418" w:type="dxa"/>
+          </w:tcPr>
+          <w:p>
+            <w:pPr>
+              <w:pStyle w:val="ListParagraph"/>
+              <w:ind w:firstLineChars="0" w:firstLine="0"/>
+              <w:rPr>
+                <w:rFonts w:hint="eastAsia"/>
+              </w:rPr>
+            </w:pPr>
+            <w:r>
+              <w:rPr>
+                <w:rFonts w:hint="eastAsia"/>
+              </w:rPr>
+              <w:t>timestamp</w:t>
+            </w:r>
+          </w:p>
+        </w:tc>
+        <w:tc>
+          <w:tcPr>
+            <w:tcW w:w="1559" w:type="dxa"/>
+          </w:tcPr>
+          <w:p>
+            <w:pPr>
+              <w:pStyle w:val="ListParagraph"/>
+              <w:ind w:firstLineChars="0" w:firstLine="0"/>
+              <w:rPr>
+                <w:rFonts w:hint="eastAsia"/>
+              </w:rPr>
+            </w:pPr>
+            <w:r>
+              <w:rPr>
+                <w:rFonts w:hint="eastAsia"/>
+              </w:rPr>
+              <w:t>创建时间</w:t>
+            </w:r>
+          </w:p>
+        </w:tc>
+        <w:tc>
+          <w:tcPr>
+            <w:tcW w:w="3027" w:type="dxa"/>
+          </w:tcPr>
+          <w:p>
+            <w:pPr>
+              <w:pStyle w:val="ListParagraph"/>
+              <w:ind w:firstLineChars="0" w:firstLine="0"/>
+            </w:pPr>
+          </w:p>
+        </w:tc>
+      </w:tr>
+      <w:tr>
+        <w:tc>
+          <w:tcPr>
+            <w:tcW w:w="1678" w:type="dxa"/>
+          </w:tcPr>
+          <w:p>
+            <w:pPr>
+              <w:pStyle w:val="ListParagraph"/>
+              <w:ind w:firstLineChars="0" w:firstLine="0"/>
+              <w:rPr>
+                <w:rFonts w:hint="eastAsia"/>
+              </w:rPr>
+            </w:pPr>
+            <w:r>
+              <w:rPr>
+                <w:rFonts w:hint="eastAsia"/>
+              </w:rPr>
+              <w:t>EndTime</w:t>
+            </w:r>
+          </w:p>
+        </w:tc>
+        <w:tc>
+          <w:tcPr>
+            <w:tcW w:w="1418" w:type="dxa"/>
+          </w:tcPr>
+          <w:p>
+            <w:pPr>
+              <w:pStyle w:val="ListParagraph"/>
+              <w:ind w:firstLineChars="0" w:firstLine="0"/>
+              <w:rPr>
+                <w:rFonts w:hint="eastAsia"/>
+              </w:rPr>
+            </w:pPr>
+            <w:r>
+              <w:rPr>
+                <w:rFonts w:hint="eastAsia"/>
+              </w:rPr>
+              <w:t>timestamp</w:t>
+            </w:r>
+          </w:p>
+        </w:tc>
+        <w:tc>
+          <w:tcPr>
+            <w:tcW w:w="1559" w:type="dxa"/>
+          </w:tcPr>
+          <w:p>
+            <w:pPr>
+              <w:pStyle w:val="ListParagraph"/>
+              <w:ind w:firstLineChars="0" w:firstLine="0"/>
+              <w:rPr>
+                <w:rFonts w:hint="eastAsia"/>
+              </w:rPr>
+            </w:pPr>
+            <w:r>
+              <w:rPr>
+                <w:rFonts w:hint="eastAsia"/>
+              </w:rPr>
+              <w:t>完成时间</w:t>
+            </w:r>
+          </w:p>
+        </w:tc>
+        <w:tc>
+          <w:tcPr>
+            <w:tcW w:w="3027" w:type="dxa"/>
+          </w:tcPr>
+          <w:p>
+            <w:pPr>
+              <w:pStyle w:val="ListParagraph"/>
+              <w:ind w:firstLineChars="0" w:firstLine="0"/>
+            </w:pPr>
+          </w:p>
+        </w:tc>
+      </w:tr>
+      <w:tr>
+        <w:tc>
+          <w:tcPr>
+            <w:tcW w:w="1678" w:type="dxa"/>
+          </w:tcPr>
+          <w:p>
+            <w:pPr>
+              <w:pStyle w:val="ListParagraph"/>
+              <w:ind w:firstLineChars="0" w:firstLine="0"/>
+              <w:rPr>
+                <w:rFonts w:hint="eastAsia"/>
+              </w:rPr>
+            </w:pPr>
+            <w:r>
+              <w:rPr>
+                <w:rFonts w:hint="eastAsia"/>
+              </w:rPr>
+              <w:t>Status</w:t>
+            </w:r>
+          </w:p>
+        </w:tc>
+        <w:tc>
+          <w:tcPr>
+            <w:tcW w:w="1418" w:type="dxa"/>
+          </w:tcPr>
+          <w:p>
+            <w:pPr>
+              <w:pStyle w:val="ListParagraph"/>
+              <w:ind w:firstLineChars="0" w:firstLine="0"/>
+              <w:rPr>
+                <w:rFonts w:hint="eastAsia"/>
+              </w:rPr>
+            </w:pPr>
+            <w:r>
+              <w:rPr>
+                <w:rFonts w:hint="eastAsia"/>
+              </w:rPr>
+              <w:t>INT32</w:t>
+            </w:r>
+          </w:p>
+        </w:tc>
+        <w:tc>
+          <w:tcPr>
+            <w:tcW w:w="1559" w:type="dxa"/>
+          </w:tcPr>
+          <w:p>
+            <w:pPr>
+              <w:pStyle w:val="ListParagraph"/>
+              <w:ind w:firstLineChars="0" w:firstLine="0"/>
+              <w:rPr>
+                <w:rFonts w:hint="eastAsia"/>
+              </w:rPr>
+            </w:pPr>
+            <w:r>
+              <w:rPr>
+                <w:rFonts w:hint="eastAsia"/>
+              </w:rPr>
+              <w:t>状态</w:t>
+            </w:r>
+          </w:p>
+        </w:tc>
+        <w:tc>
+          <w:tcPr>
+            <w:tcW w:w="3027" w:type="dxa"/>
+          </w:tcPr>
+          <w:p>
+            <w:pPr>
+              <w:pStyle w:val="ListParagraph"/>
+              <w:ind w:firstLineChars="0" w:firstLine="0"/>
+            </w:pPr>
+          </w:p>
+        </w:tc>
+      </w:tr>
+      <w:tr>
+        <w:tc>
+          <w:tcPr>
+            <w:tcW w:w="1678" w:type="dxa"/>
+          </w:tcPr>
+          <w:p>
+            <w:pPr>
+              <w:pStyle w:val="ListParagraph"/>
+              <w:ind w:firstLineChars="0" w:firstLine="0"/>
+              <w:rPr>
+                <w:rFonts w:hint="eastAsia"/>
+              </w:rPr>
+            </w:pPr>
+            <w:r>
+              <w:rPr>
+                <w:rFonts w:hint="eastAsia"/>
+              </w:rPr>
+              <w:t>StatusDesc</w:t>
+            </w:r>
+          </w:p>
+        </w:tc>
+        <w:tc>
+          <w:tcPr>
+            <w:tcW w:w="1418" w:type="dxa"/>
+          </w:tcPr>
+          <w:p>
+            <w:pPr>
+              <w:pStyle w:val="ListParagraph"/>
+              <w:ind w:firstLineChars="0" w:firstLine="0"/>
+              <w:rPr>
+                <w:rFonts w:hint="eastAsia"/>
+              </w:rPr>
+            </w:pPr>
+            <w:r>
+              <w:rPr>
+                <w:rFonts w:hint="eastAsia"/>
+              </w:rPr>
+              <w:t>String</w:t>
+            </w:r>
+          </w:p>
+        </w:tc>
+        <w:tc>
+          <w:tcPr>
+            <w:tcW w:w="1559" w:type="dxa"/>
+          </w:tcPr>
+          <w:p>
+            <w:pPr>
+              <w:pStyle w:val="ListParagraph"/>
+              <w:ind w:firstLineChars="0" w:firstLine="0"/>
+              <w:rPr>
+                <w:rFonts w:hint="eastAsia"/>
+              </w:rPr>
+            </w:pPr>
+            <w:r>
+              <w:rPr>
+                <w:rFonts w:hint="eastAsia"/>
+              </w:rPr>
+              <w:t>状态描述</w:t>
+            </w:r>
+          </w:p>
+        </w:tc>
+        <w:tc>
+          <w:tcPr>
+            <w:tcW w:w="3027" w:type="dxa"/>
+          </w:tcPr>
+          <w:p>
+            <w:pPr>
+              <w:pStyle w:val="ListParagraph"/>
+              <w:ind w:firstLineChars="0" w:firstLine="0"/>
+            </w:pPr>
+            <w:r>
+              <w:rPr>
+                <w:rFonts w:hint="eastAsia"/>
+              </w:rPr>
+              <w:t>INIT,RUNNING</w:t>
+            </w:r>
+            <w:r>
+              <w:rPr>
+                <w:rFonts w:hint="eastAsia"/>
+              </w:rPr>
+              <w:t>,ROLLBACK,</w:t>
+            </w:r>
+            <w:r>
+              <w:rPr>
+                <w:rFonts w:hint="eastAsia"/>
+              </w:rPr>
+              <w:t>CANCEL, FINISH</w:t>
+            </w:r>
+          </w:p>
+        </w:tc>
+      </w:tr>
+      <w:tr>
+        <w:tc>
+          <w:tcPr>
+            <w:tcW w:w="1678" w:type="dxa"/>
+          </w:tcPr>
+          <w:p>
+            <w:pPr>
+              <w:pStyle w:val="ListParagraph"/>
+              <w:ind w:firstLineChars="0" w:firstLine="0"/>
+              <w:rPr>
+                <w:rFonts w:hint="eastAsia"/>
+              </w:rPr>
+            </w:pPr>
+          </w:p>
+        </w:tc>
+        <w:tc>
+          <w:tcPr>
+            <w:tcW w:w="1418" w:type="dxa"/>
+          </w:tcPr>
+          <w:p>
+            <w:pPr>
+              <w:pStyle w:val="ListParagraph"/>
+              <w:ind w:firstLineChars="0" w:firstLine="0"/>
+              <w:rPr>
+                <w:rFonts w:hint="eastAsia"/>
+              </w:rPr>
+            </w:pPr>
+          </w:p>
+        </w:tc>
+        <w:tc>
+          <w:tcPr>
+            <w:tcW w:w="1559" w:type="dxa"/>
+          </w:tcPr>
+          <w:p>
+            <w:pPr>
+              <w:pStyle w:val="ListParagraph"/>
+              <w:ind w:firstLineChars="0" w:firstLine="0"/>
+              <w:rPr>
+                <w:rFonts w:hint="eastAsia"/>
+              </w:rPr>
+            </w:pPr>
+          </w:p>
+        </w:tc>
+        <w:tc>
+          <w:tcPr>
+            <w:tcW w:w="3027" w:type="dxa"/>
+          </w:tcPr>
+          <w:p>
+            <w:pPr>
+              <w:pStyle w:val="ListParagraph"/>
+              <w:ind w:firstLineChars="0" w:firstLine="0"/>
+            </w:pPr>
+          </w:p>
+        </w:tc>
+      </w:tr>
+      <w:tr>
+        <w:tc>
+          <w:tcPr>
+            <w:tcW w:w="1678" w:type="dxa"/>
+          </w:tcPr>
+          <w:p>
+            <w:pPr>
+              <w:pStyle w:val="ListParagraph"/>
+              <w:ind w:firstLineChars="0" w:firstLine="0"/>
+            </w:pPr>
             <w:r>
               <w:rPr>
                 <w:rFonts w:hint="eastAsia"/>
               </w:rPr>
               <w:t>AgentHost</w:t>
             </w:r>
-            <w:proofErr w:type="spellEnd"/>
           </w:p>
         </w:tc>
         <w:tc>
@@ -6680,14 +7231,12 @@
               <w:pStyle w:val="ListParagraph"/>
               <w:ind w:firstLineChars="0" w:firstLine="0"/>
             </w:pPr>
-            <w:proofErr w:type="spellStart"/>
             <w:r>
               <w:rPr>
                 <w:rFonts w:hint="eastAsia"/>
               </w:rPr>
               <w:t>AgentService</w:t>
             </w:r>
-            <w:proofErr w:type="spellEnd"/>
           </w:p>
         </w:tc>
         <w:tc>
@@ -6739,6 +7288,58 @@
             <w:pPr>
               <w:pStyle w:val="ListParagraph"/>
               <w:ind w:firstLineChars="0" w:firstLine="0"/>
+              <w:rPr>
+                <w:rFonts w:hint="eastAsia"/>
+              </w:rPr>
+            </w:pPr>
+          </w:p>
+        </w:tc>
+        <w:tc>
+          <w:tcPr>
+            <w:tcW w:w="1418" w:type="dxa"/>
+          </w:tcPr>
+          <w:p>
+            <w:pPr>
+              <w:pStyle w:val="ListParagraph"/>
+              <w:ind w:firstLineChars="0" w:firstLine="0"/>
+              <w:rPr>
+                <w:rFonts w:hint="eastAsia"/>
+              </w:rPr>
+            </w:pPr>
+          </w:p>
+        </w:tc>
+        <w:tc>
+          <w:tcPr>
+            <w:tcW w:w="1559" w:type="dxa"/>
+          </w:tcPr>
+          <w:p>
+            <w:pPr>
+              <w:pStyle w:val="ListParagraph"/>
+              <w:ind w:firstLineChars="0" w:firstLine="0"/>
+            </w:pPr>
+          </w:p>
+        </w:tc>
+        <w:tc>
+          <w:tcPr>
+            <w:tcW w:w="3027" w:type="dxa"/>
+          </w:tcPr>
+          <w:p>
+            <w:pPr>
+              <w:pStyle w:val="ListParagraph"/>
+              <w:ind w:firstLineChars="0" w:firstLine="0"/>
+            </w:pPr>
+          </w:p>
+        </w:tc>
+      </w:tr>
+      <w:tr>
+        <w:tc>
+          <w:tcPr>
+            <w:tcW w:w="1678" w:type="dxa"/>
+          </w:tcPr>
+          <w:p>
+            <w:pPr>
+              <w:pStyle w:val="ListParagraph"/>
+              <w:ind w:firstLineChars="0" w:firstLine="0"/>
             </w:pPr>
             <w:r>
               <w:rPr>
@@ -6773,12 +7374,45 @@
             <w:pPr>
               <w:pStyle w:val="ListParagraph"/>
               <w:ind w:firstLineChars="0" w:firstLine="0"/>
-            </w:pPr>
-            <w:r>
-              <w:rPr>
-                <w:rFonts w:hint="eastAsia"/>
-              </w:rPr>
-              <w:t>具体配置信息</w:t>
+              <w:rPr>
+                <w:rFonts w:hint="eastAsia"/>
+              </w:rPr>
+            </w:pPr>
+            <w:r>
+              <w:rPr>
+                <w:rFonts w:hint="eastAsia"/>
+              </w:rPr>
+              <w:t>具体</w:t>
+            </w:r>
+            <w:r>
+              <w:rPr>
+                <w:rFonts w:hint="eastAsia"/>
+              </w:rPr>
+              <w:t>信息</w:t>
+            </w:r>
+          </w:p>
+          <w:p>
+            <w:pPr>
+              <w:pStyle w:val="ListParagraph"/>
+              <w:ind w:firstLineChars="0" w:firstLine="0"/>
+            </w:pPr>
+            <w:r>
+              <w:rPr>
+                <w:rFonts w:hint="eastAsia"/>
+              </w:rPr>
+              <w:t>不同类型的</w:t>
+            </w:r>
+            <w:r>
+              <w:rPr>
+                <w:rFonts w:hint="eastAsia"/>
+              </w:rPr>
+              <w:t>task</w:t>
+            </w:r>
+            <w:r>
+              <w:rPr>
+                <w:rFonts w:hint="eastAsia"/>
+              </w:rPr>
+              <w:t>不同的内容</w:t>
             </w:r>
           </w:p>
         </w:tc>
@@ -6804,34 +7438,10 @@
               <w:ind w:firstLineChars="0" w:firstLine="0"/>
             </w:pPr>
             <w:r>
-              <w:t>"</w:t>
-            </w:r>
-            <w:proofErr w:type="spellStart"/>
-            <w:r>
-              <w:t>BusinessType</w:t>
-            </w:r>
-            <w:proofErr w:type="spellEnd"/>
-            <w:r>
-              <w:t>":"sequoiadb", "</w:t>
-            </w:r>
-            <w:proofErr w:type="spellStart"/>
-            <w:r>
-              <w:t>Busi</w:t>
-            </w:r>
-            <w:r>
-              <w:t>nessName</w:t>
-            </w:r>
-            <w:proofErr w:type="spellEnd"/>
-            <w:r>
-              <w:t>":"b1", "</w:t>
-            </w:r>
-            <w:proofErr w:type="spellStart"/>
-            <w:r>
-              <w:t>deployMod</w:t>
-            </w:r>
-            <w:proofErr w:type="spellEnd"/>
-            <w:r>
-              <w:t>":"</w:t>
+              <w:t>"BusinessType":"sequoiadb", "Busi</w:t>
+            </w:r>
+            <w:r>
+              <w:t>nessName":"b1", "deployMod":"</w:t>
             </w:r>
             <w:r>
               <w:rPr>
@@ -6845,28 +7455,12 @@
           </w:p>
           <w:p>
             <w:r>
-              <w:t>"</w:t>
-            </w:r>
-            <w:proofErr w:type="spellStart"/>
-            <w:r>
-              <w:t>ClusterName</w:t>
-            </w:r>
-            <w:proofErr w:type="spellEnd"/>
-            <w:r>
-              <w:t xml:space="preserve">":"c1", </w:t>
-            </w:r>
-          </w:p>
-          <w:p>
-            <w:r>
-              <w:t>"</w:t>
-            </w:r>
-            <w:proofErr w:type="spellStart"/>
-            <w:r>
-              <w:t>Config</w:t>
-            </w:r>
-            <w:proofErr w:type="spellEnd"/>
-            <w:r>
-              <w:t>":</w:t>
+              <w:t xml:space="preserve">"ClusterName":"c1", </w:t>
+            </w:r>
+          </w:p>
+          <w:p>
+            <w:r>
+              <w:t>"Config":</w:t>
             </w:r>
           </w:p>
           <w:p>
@@ -6882,26 +7476,10 @@
               <w:ind w:leftChars="100" w:left="315" w:hangingChars="50" w:hanging="105"/>
             </w:pPr>
             <w:r>
-              <w:t>{"</w:t>
-            </w:r>
-            <w:proofErr w:type="spellStart"/>
-            <w:r>
-              <w:t>HostName</w:t>
-            </w:r>
-            <w:proofErr w:type="spellEnd"/>
-            <w:r>
-              <w:t>":</w:t>
-            </w:r>
-            <w:r>
-              <w:t>"host1", "</w:t>
-            </w:r>
-            <w:proofErr w:type="spellStart"/>
-            <w:r>
-              <w:t>datagroupname</w:t>
-            </w:r>
-            <w:proofErr w:type="spellEnd"/>
-            <w:r>
-              <w:t xml:space="preserve">": "", </w:t>
+              <w:t>{"HostName":</w:t>
+            </w:r>
+            <w:r>
+              <w:t xml:space="preserve">"host1", "datagroupname": "", </w:t>
             </w:r>
           </w:p>
           <w:p>
@@ -6910,25 +7488,11 @@
               <w:ind w:firstLineChars="150" w:firstLine="315"/>
             </w:pPr>
             <w:r>
-              <w:t>"</w:t>
-            </w:r>
-            <w:proofErr w:type="spellStart"/>
-            <w:proofErr w:type="gramStart"/>
-            <w:r>
-              <w:t>dbpath</w:t>
-            </w:r>
-            <w:proofErr w:type="spellEnd"/>
-            <w:proofErr w:type="gramEnd"/>
-            <w:r>
-              <w:t>": "/home/db2/standalone/11830", "</w:t>
-            </w:r>
-            <w:proofErr w:type="spellStart"/>
-            <w:r>
-              <w:t>svcname</w:t>
-            </w:r>
-            <w:proofErr w:type="spellEnd"/>
-            <w:r>
-              <w:t>": "11830", ...</w:t>
+              <w:t xml:space="preserve">"dbpath": </w:t>
+            </w:r>
+            <w:r>
+              <w:lastRenderedPageBreak/>
+              <w:t>"/home/db2/standalone/11830", "svcname": "11830", ...</w:t>
             </w:r>
           </w:p>
           <w:p>
@@ -6977,13 +7541,10 @@
             <w:pPr>
               <w:pStyle w:val="ListParagraph"/>
               <w:ind w:firstLineChars="0" w:firstLine="0"/>
-            </w:pPr>
-            <w:r>
-              <w:rPr>
-                <w:rFonts w:hint="eastAsia"/>
-              </w:rPr>
-              <w:t>Status</w:t>
-            </w:r>
+              <w:rPr>
+                <w:rFonts w:hint="eastAsia"/>
+              </w:rPr>
+            </w:pPr>
           </w:p>
         </w:tc>
         <w:tc>
@@ -6994,6 +7555,9 @@
             <w:pPr>
               <w:pStyle w:val="ListParagraph"/>
               <w:ind w:firstLineChars="0" w:firstLine="0"/>
+              <w:rPr>
+                <w:rFonts w:hint="eastAsia"/>
+              </w:rPr>
             </w:pPr>
           </w:p>
         </w:tc>
@@ -7005,6 +7569,9 @@
             <w:pPr>
               <w:pStyle w:val="ListParagraph"/>
               <w:ind w:firstLineChars="0" w:firstLine="0"/>
+              <w:rPr>
+                <w:rFonts w:hint="eastAsia"/>
+              </w:rPr>
             </w:pPr>
           </w:p>
         </w:tc>
@@ -7016,6 +7583,9 @@
             <w:pPr>
               <w:pStyle w:val="ListParagraph"/>
               <w:ind w:firstLineChars="0" w:firstLine="0"/>
+              <w:rPr>
+                <w:rFonts w:hint="eastAsia"/>
+              </w:rPr>
             </w:pPr>
           </w:p>
         </w:tc>
@@ -7029,6 +7599,79 @@
             <w:pPr>
               <w:pStyle w:val="ListParagraph"/>
               <w:ind w:firstLineChars="0" w:firstLine="0"/>
+              <w:rPr>
+                <w:rFonts w:hint="eastAsia"/>
+              </w:rPr>
+            </w:pPr>
+            <w:r>
+              <w:rPr>
+                <w:rFonts w:hint="eastAsia"/>
+              </w:rPr>
+              <w:t>errno</w:t>
+            </w:r>
+          </w:p>
+        </w:tc>
+        <w:tc>
+          <w:tcPr>
+            <w:tcW w:w="1418" w:type="dxa"/>
+          </w:tcPr>
+          <w:p>
+            <w:pPr>
+              <w:pStyle w:val="ListParagraph"/>
+              <w:ind w:firstLineChars="0" w:firstLine="0"/>
+              <w:rPr>
+                <w:rFonts w:hint="eastAsia"/>
+              </w:rPr>
+            </w:pPr>
+            <w:r>
+              <w:rPr>
+                <w:rFonts w:hint="eastAsia"/>
+              </w:rPr>
+              <w:t>INT32</w:t>
+            </w:r>
+          </w:p>
+        </w:tc>
+        <w:tc>
+          <w:tcPr>
+            <w:tcW w:w="1559" w:type="dxa"/>
+          </w:tcPr>
+          <w:p>
+            <w:pPr>
+              <w:pStyle w:val="ListParagraph"/>
+              <w:ind w:firstLineChars="0" w:firstLine="0"/>
+              <w:rPr>
+                <w:rFonts w:hint="eastAsia"/>
+              </w:rPr>
+            </w:pPr>
+          </w:p>
+        </w:tc>
+        <w:tc>
+          <w:tcPr>
+            <w:tcW w:w="3027" w:type="dxa"/>
+          </w:tcPr>
+          <w:p>
+            <w:pPr>
+              <w:pStyle w:val="ListParagraph"/>
+              <w:ind w:firstLineChars="0" w:firstLine="0"/>
+              <w:rPr>
+                <w:rFonts w:hint="eastAsia"/>
+              </w:rPr>
+            </w:pPr>
+          </w:p>
+        </w:tc>
+      </w:tr>
+      <w:tr>
+        <w:tc>
+          <w:tcPr>
+            <w:tcW w:w="1678" w:type="dxa"/>
+          </w:tcPr>
+          <w:p>
+            <w:pPr>
+              <w:pStyle w:val="ListParagraph"/>
+              <w:ind w:firstLineChars="0" w:firstLine="0"/>
+              <w:rPr>
+                <w:rFonts w:hint="eastAsia"/>
+              </w:rPr>
             </w:pPr>
             <w:r>
               <w:rPr>
@@ -7046,6 +7689,73 @@
             <w:pPr>
               <w:pStyle w:val="ListParagraph"/>
               <w:ind w:firstLineChars="0" w:firstLine="0"/>
+              <w:rPr>
+                <w:rFonts w:hint="eastAsia"/>
+              </w:rPr>
+            </w:pPr>
+            <w:r>
+              <w:rPr>
+                <w:rFonts w:hint="eastAsia"/>
+              </w:rPr>
+              <w:t>INT32</w:t>
+            </w:r>
+          </w:p>
+        </w:tc>
+        <w:tc>
+          <w:tcPr>
+            <w:tcW w:w="1559" w:type="dxa"/>
+          </w:tcPr>
+          <w:p>
+            <w:pPr>
+              <w:pStyle w:val="ListParagraph"/>
+              <w:ind w:firstLineChars="0" w:firstLine="0"/>
+              <w:rPr>
+                <w:rFonts w:hint="eastAsia"/>
+              </w:rPr>
+            </w:pPr>
+          </w:p>
+        </w:tc>
+        <w:tc>
+          <w:tcPr>
+            <w:tcW w:w="3027" w:type="dxa"/>
+          </w:tcPr>
+          <w:p>
+            <w:pPr>
+              <w:pStyle w:val="ListParagraph"/>
+              <w:ind w:firstLineChars="0" w:firstLine="0"/>
+              <w:rPr>
+                <w:rFonts w:hint="eastAsia"/>
+              </w:rPr>
+            </w:pPr>
+          </w:p>
+        </w:tc>
+      </w:tr>
+      <w:tr>
+        <w:tc>
+          <w:tcPr>
+            <w:tcW w:w="1678" w:type="dxa"/>
+          </w:tcPr>
+          <w:p>
+            <w:pPr>
+              <w:pStyle w:val="ListParagraph"/>
+              <w:ind w:firstLineChars="0" w:firstLine="0"/>
+            </w:pPr>
+            <w:r>
+              <w:rPr>
+                <w:rFonts w:hint="eastAsia"/>
+              </w:rPr>
+              <w:t>ResultInfo</w:t>
+            </w:r>
+          </w:p>
+        </w:tc>
+        <w:tc>
+          <w:tcPr>
+            <w:tcW w:w="1418" w:type="dxa"/>
+          </w:tcPr>
+          <w:p>
+            <w:pPr>
+              <w:pStyle w:val="ListParagraph"/>
+              <w:ind w:firstLineChars="0" w:firstLine="0"/>
             </w:pPr>
             <w:r>
               <w:rPr>
@@ -7063,12 +7773,39 @@
             <w:pPr>
               <w:pStyle w:val="ListParagraph"/>
               <w:ind w:firstLineChars="0" w:firstLine="0"/>
-            </w:pPr>
-            <w:r>
-              <w:rPr>
-                <w:rFonts w:hint="eastAsia"/>
-              </w:rPr>
-              <w:t>进度</w:t>
+              <w:rPr>
+                <w:rFonts w:hint="eastAsia"/>
+              </w:rPr>
+            </w:pPr>
+            <w:r>
+              <w:rPr>
+                <w:rFonts w:hint="eastAsia"/>
+              </w:rPr>
+              <w:t>详细结果</w:t>
+            </w:r>
+          </w:p>
+          <w:p>
+            <w:pPr>
+              <w:pStyle w:val="ListParagraph"/>
+              <w:ind w:firstLineChars="0" w:firstLine="0"/>
+            </w:pPr>
+            <w:r>
+              <w:rPr>
+                <w:rFonts w:hint="eastAsia"/>
+              </w:rPr>
+              <w:t>对不同类型的</w:t>
+            </w:r>
+            <w:r>
+              <w:rPr>
+                <w:rFonts w:hint="eastAsia"/>
+              </w:rPr>
+              <w:t>task</w:t>
+            </w:r>
+            <w:r>
+              <w:rPr>
+                <w:rFonts w:hint="eastAsia"/>
+              </w:rPr>
+              <w:t>不同</w:t>
             </w:r>
           </w:p>
         </w:tc>
@@ -7080,151 +7817,226 @@
             <w:pPr>
               <w:pStyle w:val="ListParagraph"/>
               <w:ind w:firstLineChars="0" w:firstLine="0"/>
-            </w:pPr>
-          </w:p>
-        </w:tc>
-      </w:tr>
-      <w:tr>
-        <w:tc>
-          <w:tcPr>
-            <w:tcW w:w="1678" w:type="dxa"/>
-          </w:tcPr>
-          <w:p>
-            <w:pPr>
-              <w:pStyle w:val="ListParagraph"/>
-              <w:ind w:firstLineChars="0" w:firstLine="0"/>
-            </w:pPr>
-            <w:proofErr w:type="spellStart"/>
-            <w:r>
-              <w:rPr>
-                <w:rFonts w:hint="eastAsia"/>
-              </w:rPr>
-              <w:t>IsFinish</w:t>
-            </w:r>
-            <w:proofErr w:type="spellEnd"/>
-          </w:p>
-        </w:tc>
-        <w:tc>
-          <w:tcPr>
-            <w:tcW w:w="1418" w:type="dxa"/>
-          </w:tcPr>
-          <w:p>
-            <w:pPr>
-              <w:pStyle w:val="ListParagraph"/>
-              <w:ind w:firstLineChars="0" w:firstLine="0"/>
-            </w:pPr>
-            <w:r>
-              <w:rPr>
-                <w:rFonts w:hint="eastAsia"/>
-              </w:rPr>
-              <w:t>BOOLEAN</w:t>
-            </w:r>
-          </w:p>
-        </w:tc>
-        <w:tc>
-          <w:tcPr>
-            <w:tcW w:w="1559" w:type="dxa"/>
-          </w:tcPr>
-          <w:p>
-            <w:pPr>
-              <w:pStyle w:val="ListParagraph"/>
-              <w:ind w:firstLineChars="0" w:firstLine="0"/>
-            </w:pPr>
-            <w:r>
-              <w:rPr>
-                <w:rFonts w:hint="eastAsia"/>
-              </w:rPr>
-              <w:t>是否</w:t>
-            </w:r>
-            <w:r>
-              <w:rPr>
-                <w:rFonts w:hint="eastAsia"/>
-              </w:rPr>
-              <w:t>已</w:t>
-            </w:r>
-            <w:r>
-              <w:rPr>
-                <w:rFonts w:hint="eastAsia"/>
-              </w:rPr>
-              <w:t>完成</w:t>
-            </w:r>
-          </w:p>
-        </w:tc>
-        <w:tc>
-          <w:tcPr>
-            <w:tcW w:w="3027" w:type="dxa"/>
-          </w:tcPr>
-          <w:p>
-            <w:pPr>
-              <w:pStyle w:val="ListParagraph"/>
-              <w:ind w:firstLineChars="0" w:firstLine="0"/>
-            </w:pPr>
-          </w:p>
-        </w:tc>
-      </w:tr>
-      <w:tr>
-        <w:tc>
-          <w:tcPr>
-            <w:tcW w:w="1678" w:type="dxa"/>
-          </w:tcPr>
-          <w:p>
-            <w:pPr>
-              <w:pStyle w:val="ListParagraph"/>
-              <w:ind w:firstLineChars="0" w:firstLine="0"/>
-            </w:pPr>
-            <w:proofErr w:type="spellStart"/>
-            <w:r>
-              <w:rPr>
-                <w:rFonts w:hint="eastAsia"/>
-              </w:rPr>
-              <w:t>IsEnable</w:t>
-            </w:r>
-            <w:proofErr w:type="spellEnd"/>
-          </w:p>
-        </w:tc>
-        <w:tc>
-          <w:tcPr>
-            <w:tcW w:w="1418" w:type="dxa"/>
-          </w:tcPr>
-          <w:p>
-            <w:pPr>
-              <w:pStyle w:val="ListParagraph"/>
-              <w:ind w:firstLineChars="0" w:firstLine="0"/>
-            </w:pPr>
-            <w:r>
-              <w:rPr>
-                <w:rFonts w:hint="eastAsia"/>
-              </w:rPr>
-              <w:t>BOOLEAN</w:t>
-            </w:r>
-          </w:p>
-        </w:tc>
-        <w:tc>
-          <w:tcPr>
-            <w:tcW w:w="1559" w:type="dxa"/>
-          </w:tcPr>
-          <w:p>
-            <w:pPr>
-              <w:pStyle w:val="ListParagraph"/>
-              <w:ind w:firstLineChars="0" w:firstLine="0"/>
-            </w:pPr>
-            <w:r>
-              <w:rPr>
-                <w:rFonts w:hint="eastAsia"/>
-              </w:rPr>
-              <w:t>是否有效</w:t>
-            </w:r>
-          </w:p>
-        </w:tc>
-        <w:tc>
-          <w:tcPr>
-            <w:tcW w:w="3027" w:type="dxa"/>
-          </w:tcPr>
-          <w:p>
-            <w:pPr>
-              <w:pStyle w:val="ListParagraph"/>
-              <w:ind w:firstLineChars="0" w:firstLine="0"/>
-            </w:pPr>
+              <w:rPr>
+                <w:rFonts w:hint="eastAsia"/>
+              </w:rPr>
+            </w:pPr>
+            <w:r>
+              <w:t>A</w:t>
+            </w:r>
+            <w:r>
+              <w:rPr>
+                <w:rFonts w:hint="eastAsia"/>
+              </w:rPr>
+              <w:t>dd host</w:t>
+            </w:r>
+            <w:r>
+              <w:rPr>
+                <w:rFonts w:hint="eastAsia"/>
+              </w:rPr>
+              <w:t>的</w:t>
+            </w:r>
+            <w:r>
+              <w:rPr>
+                <w:rFonts w:hint="eastAsia"/>
+              </w:rPr>
+              <w:t>task</w:t>
+            </w:r>
+          </w:p>
+          <w:p>
+            <w:pPr>
+              <w:pStyle w:val="ListParagraph"/>
+              <w:ind w:firstLineChars="0" w:firstLine="0"/>
+              <w:rPr>
+                <w:rFonts w:hint="eastAsia"/>
+              </w:rPr>
+            </w:pPr>
+            <w:r>
+              <w:rPr>
+                <w:rFonts w:hint="eastAsia"/>
+              </w:rPr>
+              <w:t>[</w:t>
+            </w:r>
+          </w:p>
+          <w:p>
+            <w:pPr>
+              <w:pStyle w:val="ListParagraph"/>
+              <w:ind w:firstLineChars="0" w:firstLine="0"/>
+              <w:rPr>
+                <w:rFonts w:hint="eastAsia"/>
+              </w:rPr>
+            </w:pPr>
+            <w:r>
+              <w:rPr>
+                <w:rFonts w:hint="eastAsia"/>
+              </w:rPr>
+              <w:t>{</w:t>
+            </w:r>
+          </w:p>
+          <w:p>
+            <w:pPr>
+              <w:pStyle w:val="ListParagraph"/>
+              <w:ind w:firstLineChars="0" w:firstLine="0"/>
+              <w:rPr>
+                <w:rFonts w:hint="eastAsia"/>
+              </w:rPr>
+            </w:pPr>
+            <w:r>
+              <w:rPr>
+                <w:rFonts w:hint="eastAsia"/>
+              </w:rPr>
+              <w:t xml:space="preserve">   IP:</w:t>
+            </w:r>
+          </w:p>
+          <w:p>
+            <w:pPr>
+              <w:pStyle w:val="ListParagraph"/>
+              <w:ind w:firstLineChars="0" w:firstLine="0"/>
+              <w:rPr>
+                <w:rFonts w:hint="eastAsia"/>
+              </w:rPr>
+            </w:pPr>
+            <w:r>
+              <w:rPr>
+                <w:rFonts w:hint="eastAsia"/>
+              </w:rPr>
+              <w:t xml:space="preserve">   HostName:</w:t>
+            </w:r>
+          </w:p>
+          <w:p>
+            <w:pPr>
+              <w:pStyle w:val="ListParagraph"/>
+              <w:ind w:firstLineChars="0" w:firstLine="0"/>
+              <w:rPr>
+                <w:rFonts w:hint="eastAsia"/>
+              </w:rPr>
+            </w:pPr>
+            <w:r>
+              <w:rPr>
+                <w:rFonts w:hint="eastAsia"/>
+              </w:rPr>
+              <w:t xml:space="preserve">   Status:</w:t>
+            </w:r>
+          </w:p>
+          <w:p>
+            <w:pPr>
+              <w:pStyle w:val="ListParagraph"/>
+              <w:ind w:firstLineChars="0" w:firstLine="0"/>
+              <w:rPr>
+                <w:rFonts w:hint="eastAsia"/>
+              </w:rPr>
+            </w:pPr>
+            <w:r>
+              <w:rPr>
+                <w:rFonts w:hint="eastAsia"/>
+              </w:rPr>
+              <w:t xml:space="preserve">   StatusDesc:</w:t>
+            </w:r>
+          </w:p>
+          <w:p>
+            <w:pPr>
+              <w:pStyle w:val="ListParagraph"/>
+              <w:ind w:firstLineChars="0" w:firstLine="0"/>
+              <w:rPr>
+                <w:rFonts w:hint="eastAsia"/>
+              </w:rPr>
+            </w:pPr>
+            <w:r>
+              <w:rPr>
+                <w:rFonts w:hint="eastAsia"/>
+              </w:rPr>
+              <w:t xml:space="preserve">   errno:</w:t>
+            </w:r>
+          </w:p>
+          <w:p>
+            <w:pPr>
+              <w:pStyle w:val="ListParagraph"/>
+              <w:ind w:firstLineChars="0" w:firstLine="0"/>
+              <w:rPr>
+                <w:rFonts w:hint="eastAsia"/>
+              </w:rPr>
+            </w:pPr>
+            <w:r>
+              <w:rPr>
+                <w:rFonts w:hint="eastAsia"/>
+              </w:rPr>
+              <w:t xml:space="preserve">   detail:</w:t>
+            </w:r>
+          </w:p>
+          <w:p>
+            <w:pPr>
+              <w:pStyle w:val="ListParagraph"/>
+              <w:ind w:firstLineChars="0" w:firstLine="0"/>
+              <w:rPr>
+                <w:rFonts w:hint="eastAsia"/>
+              </w:rPr>
+            </w:pPr>
+            <w:r>
+              <w:rPr>
+                <w:rFonts w:hint="eastAsia"/>
+              </w:rPr>
+              <w:t xml:space="preserve">   Flow:[</w:t>
+            </w:r>
+            <w:r>
+              <w:t>“”</w:t>
+            </w:r>
+            <w:r>
+              <w:rPr>
+                <w:rFonts w:hint="eastAsia"/>
+              </w:rPr>
+              <w:t>,</w:t>
+            </w:r>
+            <w:r>
+              <w:t>””</w:t>
+            </w:r>
+            <w:r>
+              <w:rPr>
+                <w:rFonts w:hint="eastAsia"/>
+              </w:rPr>
+              <w:t>]</w:t>
+            </w:r>
+          </w:p>
+          <w:p>
+            <w:pPr>
+              <w:pStyle w:val="ListParagraph"/>
+              <w:ind w:firstLineChars="0" w:firstLine="0"/>
+              <w:rPr>
+                <w:rFonts w:hint="eastAsia"/>
+              </w:rPr>
+            </w:pPr>
+            <w:r>
+              <w:rPr>
+                <w:rFonts w:hint="eastAsia"/>
+              </w:rPr>
+              <w:t>}</w:t>
+            </w:r>
+          </w:p>
+          <w:p>
+            <w:pPr>
+              <w:pStyle w:val="ListParagraph"/>
+              <w:ind w:firstLineChars="0" w:firstLine="0"/>
+              <w:rPr>
+                <w:rFonts w:hint="eastAsia"/>
+              </w:rPr>
+            </w:pPr>
+            <w:r>
+              <w:rPr>
+                <w:rFonts w:hint="eastAsia"/>
+              </w:rPr>
+              <w:t>...</w:t>
+            </w:r>
+          </w:p>
+          <w:p>
+            <w:pPr>
+              <w:pStyle w:val="ListParagraph"/>
+              <w:ind w:firstLineChars="0" w:firstLine="0"/>
+            </w:pPr>
+            <w:r>
+              <w:rPr>
+                <w:rFonts w:hint="eastAsia"/>
+              </w:rPr>
+              <w:t>]</w:t>
+            </w:r>
           </w:p>
         </w:tc>
       </w:tr>
@@ -7242,7 +8054,6 @@
         <w:rPr>
           <w:rFonts w:hint="eastAsia"/>
         </w:rPr>
-        <w:lastRenderedPageBreak/>
         <w:t>模块设计</w:t>
       </w:r>
     </w:p>
@@ -7259,44 +8070,7 @@
 
 <file path=word/comments.xml><?xml version="1.0" encoding="utf-8"?>
 <w:comments xmlns:ve="http://schemas.openxmlformats.org/markup-compatibility/2006" xmlns:o="urn:schemas-microsoft-com:office:office" xmlns:r="http://schemas.openxmlformats.org/officeDocument/2006/relationships" xmlns:m="http://schemas.openxmlformats.org/officeDocument/2006/math" xmlns:v="urn:schemas-microsoft-com:vml" xmlns:wp="http://schemas.openxmlformats.org/drawingml/2006/wordprocessingDrawing" xmlns:w10="urn:schemas-microsoft-com:office:word" xmlns:w="http://schemas.openxmlformats.org/wordprocessingml/2006/main" xmlns:wne="http://schemas.microsoft.com/office/word/2006/wordml">
-  <w:comment w:id="0" w:author="linyoubin" w:date="2014-07-22T15:23:00Z" w:initials="l">
-    <w:p>
-      <w:pPr>
-        <w:pStyle w:val="CommentText"/>
-      </w:pPr>
-      <w:r>
-        <w:rPr>
-          <w:rStyle w:val="CommentReference"/>
-        </w:rPr>
-        <w:annotationRef/>
-      </w:r>
-      <w:r>
-        <w:rPr>
-          <w:rFonts w:hint="eastAsia"/>
-        </w:rPr>
-        <w:t>删除</w:t>
-      </w:r>
-      <w:r>
-        <w:rPr>
-          <w:rFonts w:hint="eastAsia"/>
-        </w:rPr>
-        <w:t>Host</w:t>
-      </w:r>
-      <w:r>
-        <w:rPr>
-          <w:rFonts w:hint="eastAsia"/>
-        </w:rPr>
-        <w:t>和</w:t>
-      </w:r>
-      <w:r>
-        <w:rPr>
-          <w:rFonts w:hint="eastAsia"/>
-        </w:rPr>
-        <w:t>Business</w:t>
-      </w:r>
-    </w:p>
-  </w:comment>
-  <w:comment w:id="1" w:author="linyoubin" w:date="2014-08-11T16:04:00Z" w:initials="l">
+  <w:comment w:id="0" w:author="linyoubin" w:date="2014-08-11T16:04:00Z" w:initials="l">
     <w:p>
       <w:pPr>
         <w:pStyle w:val="CommentText"/>
@@ -8139,7 +8913,7 @@
         <a:sysClr val="windowText" lastClr="000000"/>
       </a:dk1>
       <a:lt1>
-        <a:sysClr val="window" lastClr="C7EDCC"/>
+        <a:sysClr val="window" lastClr="FFFFFF"/>
       </a:lt1>
       <a:dk2>
         <a:srgbClr val="1F497D"/>

--- a/internal_doc/03.开发设计/OM架构设计.docx
+++ b/internal_doc/03.开发设计/OM架构设计.docx
@@ -68,8 +68,30 @@
               <w:rPr>
                 <w:rFonts w:hint="eastAsia"/>
               </w:rPr>
-              <w:t>1.0.0 Init Xu Jianhui</w:t>
-            </w:r>
+              <w:t xml:space="preserve">1.0.0 Init </w:t>
+            </w:r>
+            <w:proofErr w:type="spellStart"/>
+            <w:r>
+              <w:rPr>
+                <w:rFonts w:hint="eastAsia"/>
+              </w:rPr>
+              <w:t>Xu</w:t>
+            </w:r>
+            <w:proofErr w:type="spellEnd"/>
+            <w:r>
+              <w:rPr>
+                <w:rFonts w:hint="eastAsia"/>
+              </w:rPr>
+              <w:t xml:space="preserve"> </w:t>
+            </w:r>
+            <w:proofErr w:type="spellStart"/>
+            <w:r>
+              <w:rPr>
+                <w:rFonts w:hint="eastAsia"/>
+              </w:rPr>
+              <w:t>Jianhui</w:t>
+            </w:r>
+            <w:proofErr w:type="spellEnd"/>
           </w:p>
         </w:tc>
       </w:tr>
@@ -325,9 +347,11 @@
               <w:pStyle w:val="ListParagraph"/>
               <w:ind w:firstLineChars="0" w:firstLine="0"/>
             </w:pPr>
+            <w:proofErr w:type="spellStart"/>
             <w:r>
               <w:t>ClusterName</w:t>
             </w:r>
+            <w:proofErr w:type="spellEnd"/>
           </w:p>
         </w:tc>
         <w:tc>
@@ -373,9 +397,11 @@
               <w:pStyle w:val="ListParagraph"/>
               <w:ind w:firstLineChars="0" w:firstLine="0"/>
             </w:pPr>
+            <w:proofErr w:type="spellStart"/>
             <w:r>
               <w:t>ClusterName</w:t>
             </w:r>
+            <w:proofErr w:type="spellEnd"/>
             <w:r>
               <w:rPr>
                 <w:rFonts w:hint="eastAsia"/>
@@ -406,29 +432,25 @@
             <w:pPr>
               <w:pStyle w:val="ListParagraph"/>
               <w:ind w:firstLineChars="0" w:firstLine="0"/>
-              <w:rPr>
-                <w:rFonts w:hint="eastAsia"/>
-              </w:rPr>
-            </w:pPr>
+            </w:pPr>
+            <w:proofErr w:type="spellStart"/>
             <w:r>
               <w:rPr>
                 <w:rFonts w:hint="eastAsia"/>
               </w:rPr>
               <w:t>Desc</w:t>
             </w:r>
-          </w:p>
-        </w:tc>
-        <w:tc>
-          <w:tcPr>
-            <w:tcW w:w="1920" w:type="dxa"/>
-          </w:tcPr>
-          <w:p>
-            <w:pPr>
-              <w:pStyle w:val="ListParagraph"/>
-              <w:ind w:firstLineChars="0" w:firstLine="0"/>
-              <w:rPr>
-                <w:rFonts w:hint="eastAsia"/>
-              </w:rPr>
+            <w:proofErr w:type="spellEnd"/>
+          </w:p>
+        </w:tc>
+        <w:tc>
+          <w:tcPr>
+            <w:tcW w:w="1920" w:type="dxa"/>
+          </w:tcPr>
+          <w:p>
+            <w:pPr>
+              <w:pStyle w:val="ListParagraph"/>
+              <w:ind w:firstLineChars="0" w:firstLine="0"/>
             </w:pPr>
             <w:r>
               <w:rPr>
@@ -446,56 +468,46 @@
             <w:pPr>
               <w:pStyle w:val="ListParagraph"/>
               <w:ind w:firstLineChars="0" w:firstLine="0"/>
-              <w:rPr>
-                <w:rFonts w:hint="eastAsia"/>
-              </w:rPr>
-            </w:pPr>
-          </w:p>
-        </w:tc>
-        <w:tc>
-          <w:tcPr>
-            <w:tcW w:w="1921" w:type="dxa"/>
-          </w:tcPr>
-          <w:p>
-            <w:pPr>
-              <w:pStyle w:val="ListParagraph"/>
-              <w:ind w:firstLineChars="0" w:firstLine="0"/>
-              <w:rPr>
-                <w:rFonts w:hint="eastAsia"/>
-              </w:rPr>
-            </w:pPr>
-          </w:p>
-        </w:tc>
-      </w:tr>
-      <w:tr>
-        <w:tc>
-          <w:tcPr>
-            <w:tcW w:w="1920" w:type="dxa"/>
-          </w:tcPr>
-          <w:p>
-            <w:pPr>
-              <w:pStyle w:val="ListParagraph"/>
-              <w:ind w:firstLineChars="0" w:firstLine="0"/>
-              <w:rPr>
-                <w:rFonts w:hint="eastAsia"/>
-              </w:rPr>
-            </w:pPr>
+            </w:pPr>
+          </w:p>
+        </w:tc>
+        <w:tc>
+          <w:tcPr>
+            <w:tcW w:w="1921" w:type="dxa"/>
+          </w:tcPr>
+          <w:p>
+            <w:pPr>
+              <w:pStyle w:val="ListParagraph"/>
+              <w:ind w:firstLineChars="0" w:firstLine="0"/>
+            </w:pPr>
+          </w:p>
+        </w:tc>
+      </w:tr>
+      <w:tr>
+        <w:tc>
+          <w:tcPr>
+            <w:tcW w:w="1920" w:type="dxa"/>
+          </w:tcPr>
+          <w:p>
+            <w:pPr>
+              <w:pStyle w:val="ListParagraph"/>
+              <w:ind w:firstLineChars="0" w:firstLine="0"/>
+            </w:pPr>
+            <w:proofErr w:type="spellStart"/>
             <w:r>
               <w:t>SdbUser</w:t>
             </w:r>
-          </w:p>
-        </w:tc>
-        <w:tc>
-          <w:tcPr>
-            <w:tcW w:w="1920" w:type="dxa"/>
-          </w:tcPr>
-          <w:p>
-            <w:pPr>
-              <w:pStyle w:val="ListParagraph"/>
-              <w:ind w:firstLineChars="0" w:firstLine="0"/>
-              <w:rPr>
-                <w:rFonts w:hint="eastAsia"/>
-              </w:rPr>
+            <w:proofErr w:type="spellEnd"/>
+          </w:p>
+        </w:tc>
+        <w:tc>
+          <w:tcPr>
+            <w:tcW w:w="1920" w:type="dxa"/>
+          </w:tcPr>
+          <w:p>
+            <w:pPr>
+              <w:pStyle w:val="ListParagraph"/>
+              <w:ind w:firstLineChars="0" w:firstLine="0"/>
             </w:pPr>
             <w:r>
               <w:rPr>
@@ -513,53 +525,46 @@
             <w:pPr>
               <w:pStyle w:val="ListParagraph"/>
               <w:ind w:firstLineChars="0" w:firstLine="0"/>
-              <w:rPr>
-                <w:rFonts w:hint="eastAsia"/>
-              </w:rPr>
-            </w:pPr>
-          </w:p>
-        </w:tc>
-        <w:tc>
-          <w:tcPr>
-            <w:tcW w:w="1921" w:type="dxa"/>
-          </w:tcPr>
-          <w:p>
-            <w:pPr>
-              <w:pStyle w:val="ListParagraph"/>
-              <w:ind w:firstLineChars="0" w:firstLine="0"/>
-              <w:rPr>
-                <w:rFonts w:hint="eastAsia"/>
-              </w:rPr>
-            </w:pPr>
-          </w:p>
-        </w:tc>
-      </w:tr>
-      <w:tr>
-        <w:tc>
-          <w:tcPr>
-            <w:tcW w:w="1920" w:type="dxa"/>
-          </w:tcPr>
-          <w:p>
-            <w:pPr>
-              <w:pStyle w:val="ListParagraph"/>
-              <w:ind w:firstLineChars="0" w:firstLine="0"/>
-            </w:pPr>
+            </w:pPr>
+          </w:p>
+        </w:tc>
+        <w:tc>
+          <w:tcPr>
+            <w:tcW w:w="1921" w:type="dxa"/>
+          </w:tcPr>
+          <w:p>
+            <w:pPr>
+              <w:pStyle w:val="ListParagraph"/>
+              <w:ind w:firstLineChars="0" w:firstLine="0"/>
+            </w:pPr>
+          </w:p>
+        </w:tc>
+      </w:tr>
+      <w:tr>
+        <w:tc>
+          <w:tcPr>
+            <w:tcW w:w="1920" w:type="dxa"/>
+          </w:tcPr>
+          <w:p>
+            <w:pPr>
+              <w:pStyle w:val="ListParagraph"/>
+              <w:ind w:firstLineChars="0" w:firstLine="0"/>
+            </w:pPr>
+            <w:proofErr w:type="spellStart"/>
             <w:r>
               <w:t>SdbPasswd</w:t>
             </w:r>
-          </w:p>
-        </w:tc>
-        <w:tc>
-          <w:tcPr>
-            <w:tcW w:w="1920" w:type="dxa"/>
-          </w:tcPr>
-          <w:p>
-            <w:pPr>
-              <w:pStyle w:val="ListParagraph"/>
-              <w:ind w:firstLineChars="0" w:firstLine="0"/>
-              <w:rPr>
-                <w:rFonts w:hint="eastAsia"/>
-              </w:rPr>
+            <w:proofErr w:type="spellEnd"/>
+          </w:p>
+        </w:tc>
+        <w:tc>
+          <w:tcPr>
+            <w:tcW w:w="1920" w:type="dxa"/>
+          </w:tcPr>
+          <w:p>
+            <w:pPr>
+              <w:pStyle w:val="ListParagraph"/>
+              <w:ind w:firstLineChars="0" w:firstLine="0"/>
             </w:pPr>
             <w:r>
               <w:rPr>
@@ -577,53 +582,46 @@
             <w:pPr>
               <w:pStyle w:val="ListParagraph"/>
               <w:ind w:firstLineChars="0" w:firstLine="0"/>
-              <w:rPr>
-                <w:rFonts w:hint="eastAsia"/>
-              </w:rPr>
-            </w:pPr>
-          </w:p>
-        </w:tc>
-        <w:tc>
-          <w:tcPr>
-            <w:tcW w:w="1921" w:type="dxa"/>
-          </w:tcPr>
-          <w:p>
-            <w:pPr>
-              <w:pStyle w:val="ListParagraph"/>
-              <w:ind w:firstLineChars="0" w:firstLine="0"/>
-              <w:rPr>
-                <w:rFonts w:hint="eastAsia"/>
-              </w:rPr>
-            </w:pPr>
-          </w:p>
-        </w:tc>
-      </w:tr>
-      <w:tr>
-        <w:tc>
-          <w:tcPr>
-            <w:tcW w:w="1920" w:type="dxa"/>
-          </w:tcPr>
-          <w:p>
-            <w:pPr>
-              <w:pStyle w:val="ListParagraph"/>
-              <w:ind w:firstLineChars="0" w:firstLine="0"/>
-            </w:pPr>
+            </w:pPr>
+          </w:p>
+        </w:tc>
+        <w:tc>
+          <w:tcPr>
+            <w:tcW w:w="1921" w:type="dxa"/>
+          </w:tcPr>
+          <w:p>
+            <w:pPr>
+              <w:pStyle w:val="ListParagraph"/>
+              <w:ind w:firstLineChars="0" w:firstLine="0"/>
+            </w:pPr>
+          </w:p>
+        </w:tc>
+      </w:tr>
+      <w:tr>
+        <w:tc>
+          <w:tcPr>
+            <w:tcW w:w="1920" w:type="dxa"/>
+          </w:tcPr>
+          <w:p>
+            <w:pPr>
+              <w:pStyle w:val="ListParagraph"/>
+              <w:ind w:firstLineChars="0" w:firstLine="0"/>
+            </w:pPr>
+            <w:proofErr w:type="spellStart"/>
             <w:r>
               <w:t>SdbUserGroup</w:t>
             </w:r>
-          </w:p>
-        </w:tc>
-        <w:tc>
-          <w:tcPr>
-            <w:tcW w:w="1920" w:type="dxa"/>
-          </w:tcPr>
-          <w:p>
-            <w:pPr>
-              <w:pStyle w:val="ListParagraph"/>
-              <w:ind w:firstLineChars="0" w:firstLine="0"/>
-              <w:rPr>
-                <w:rFonts w:hint="eastAsia"/>
-              </w:rPr>
+            <w:proofErr w:type="spellEnd"/>
+          </w:p>
+        </w:tc>
+        <w:tc>
+          <w:tcPr>
+            <w:tcW w:w="1920" w:type="dxa"/>
+          </w:tcPr>
+          <w:p>
+            <w:pPr>
+              <w:pStyle w:val="ListParagraph"/>
+              <w:ind w:firstLineChars="0" w:firstLine="0"/>
             </w:pPr>
             <w:r>
               <w:rPr>
@@ -641,53 +639,46 @@
             <w:pPr>
               <w:pStyle w:val="ListParagraph"/>
               <w:ind w:firstLineChars="0" w:firstLine="0"/>
-              <w:rPr>
-                <w:rFonts w:hint="eastAsia"/>
-              </w:rPr>
-            </w:pPr>
-          </w:p>
-        </w:tc>
-        <w:tc>
-          <w:tcPr>
-            <w:tcW w:w="1921" w:type="dxa"/>
-          </w:tcPr>
-          <w:p>
-            <w:pPr>
-              <w:pStyle w:val="ListParagraph"/>
-              <w:ind w:firstLineChars="0" w:firstLine="0"/>
-              <w:rPr>
-                <w:rFonts w:hint="eastAsia"/>
-              </w:rPr>
-            </w:pPr>
-          </w:p>
-        </w:tc>
-      </w:tr>
-      <w:tr>
-        <w:tc>
-          <w:tcPr>
-            <w:tcW w:w="1920" w:type="dxa"/>
-          </w:tcPr>
-          <w:p>
-            <w:pPr>
-              <w:pStyle w:val="ListParagraph"/>
-              <w:ind w:firstLineChars="0" w:firstLine="0"/>
-            </w:pPr>
+            </w:pPr>
+          </w:p>
+        </w:tc>
+        <w:tc>
+          <w:tcPr>
+            <w:tcW w:w="1921" w:type="dxa"/>
+          </w:tcPr>
+          <w:p>
+            <w:pPr>
+              <w:pStyle w:val="ListParagraph"/>
+              <w:ind w:firstLineChars="0" w:firstLine="0"/>
+            </w:pPr>
+          </w:p>
+        </w:tc>
+      </w:tr>
+      <w:tr>
+        <w:tc>
+          <w:tcPr>
+            <w:tcW w:w="1920" w:type="dxa"/>
+          </w:tcPr>
+          <w:p>
+            <w:pPr>
+              <w:pStyle w:val="ListParagraph"/>
+              <w:ind w:firstLineChars="0" w:firstLine="0"/>
+            </w:pPr>
+            <w:proofErr w:type="spellStart"/>
             <w:r>
               <w:t>InstallPath</w:t>
             </w:r>
-          </w:p>
-        </w:tc>
-        <w:tc>
-          <w:tcPr>
-            <w:tcW w:w="1920" w:type="dxa"/>
-          </w:tcPr>
-          <w:p>
-            <w:pPr>
-              <w:pStyle w:val="ListParagraph"/>
-              <w:ind w:firstLineChars="0" w:firstLine="0"/>
-              <w:rPr>
-                <w:rFonts w:hint="eastAsia"/>
-              </w:rPr>
+            <w:proofErr w:type="spellEnd"/>
+          </w:p>
+        </w:tc>
+        <w:tc>
+          <w:tcPr>
+            <w:tcW w:w="1920" w:type="dxa"/>
+          </w:tcPr>
+          <w:p>
+            <w:pPr>
+              <w:pStyle w:val="ListParagraph"/>
+              <w:ind w:firstLineChars="0" w:firstLine="0"/>
             </w:pPr>
             <w:r>
               <w:rPr>
@@ -705,23 +696,17 @@
             <w:pPr>
               <w:pStyle w:val="ListParagraph"/>
               <w:ind w:firstLineChars="0" w:firstLine="0"/>
-              <w:rPr>
-                <w:rFonts w:hint="eastAsia"/>
-              </w:rPr>
-            </w:pPr>
-          </w:p>
-        </w:tc>
-        <w:tc>
-          <w:tcPr>
-            <w:tcW w:w="1921" w:type="dxa"/>
-          </w:tcPr>
-          <w:p>
-            <w:pPr>
-              <w:pStyle w:val="ListParagraph"/>
-              <w:ind w:firstLineChars="0" w:firstLine="0"/>
-              <w:rPr>
-                <w:rFonts w:hint="eastAsia"/>
-              </w:rPr>
+            </w:pPr>
+          </w:p>
+        </w:tc>
+        <w:tc>
+          <w:tcPr>
+            <w:tcW w:w="1921" w:type="dxa"/>
+          </w:tcPr>
+          <w:p>
+            <w:pPr>
+              <w:pStyle w:val="ListParagraph"/>
+              <w:ind w:firstLineChars="0" w:firstLine="0"/>
             </w:pPr>
           </w:p>
         </w:tc>
@@ -740,6 +725,7 @@
                 <w:color w:val="FF0000"/>
               </w:rPr>
             </w:pPr>
+            <w:proofErr w:type="spellStart"/>
             <w:r>
               <w:rPr>
                 <w:rFonts w:hint="eastAsia"/>
@@ -756,6 +742,7 @@
               </w:rPr>
               <w:t>Time</w:t>
             </w:r>
+            <w:proofErr w:type="spellEnd"/>
           </w:p>
         </w:tc>
         <w:tc>
@@ -926,6 +913,7 @@
               <w:pStyle w:val="ListParagraph"/>
               <w:ind w:firstLineChars="0" w:firstLine="0"/>
             </w:pPr>
+            <w:proofErr w:type="spellStart"/>
             <w:r>
               <w:rPr>
                 <w:rFonts w:hint="eastAsia"/>
@@ -938,6 +926,7 @@
               </w:rPr>
               <w:t>Name</w:t>
             </w:r>
+            <w:proofErr w:type="spellEnd"/>
           </w:p>
         </w:tc>
         <w:tc>
@@ -1014,12 +1003,14 @@
               <w:pStyle w:val="ListParagraph"/>
               <w:ind w:firstLineChars="0" w:firstLine="0"/>
             </w:pPr>
+            <w:proofErr w:type="spellStart"/>
             <w:r>
               <w:rPr>
                 <w:rFonts w:hint="eastAsia"/>
               </w:rPr>
               <w:t>ClusterName</w:t>
             </w:r>
+            <w:proofErr w:type="spellEnd"/>
           </w:p>
         </w:tc>
         <w:tc>
@@ -1059,12 +1050,14 @@
               <w:pStyle w:val="ListParagraph"/>
               <w:ind w:firstLineChars="0" w:firstLine="0"/>
             </w:pPr>
+            <w:proofErr w:type="spellStart"/>
             <w:r>
               <w:rPr>
                 <w:rFonts w:hint="eastAsia"/>
               </w:rPr>
               <w:t>ClusterName</w:t>
             </w:r>
+            <w:proofErr w:type="spellEnd"/>
             <w:r>
               <w:t>:”</w:t>
             </w:r>
@@ -1382,9 +1375,11 @@
               <w:pStyle w:val="ListParagraph"/>
               <w:ind w:firstLineChars="0" w:firstLine="0"/>
             </w:pPr>
+            <w:proofErr w:type="spellStart"/>
             <w:r>
               <w:t>InstallPath</w:t>
             </w:r>
+            <w:proofErr w:type="spellEnd"/>
           </w:p>
         </w:tc>
         <w:tc>
@@ -1437,12 +1432,14 @@
               <w:pStyle w:val="ListParagraph"/>
               <w:ind w:firstLineChars="0" w:firstLine="0"/>
             </w:pPr>
+            <w:proofErr w:type="spellStart"/>
             <w:r>
               <w:rPr>
                 <w:rFonts w:hint="eastAsia"/>
               </w:rPr>
               <w:t>AgentPort</w:t>
             </w:r>
+            <w:proofErr w:type="spellEnd"/>
           </w:p>
         </w:tc>
         <w:tc>
@@ -1495,12 +1492,14 @@
               <w:pStyle w:val="ListParagraph"/>
               <w:ind w:firstLineChars="0" w:firstLine="0"/>
             </w:pPr>
+            <w:proofErr w:type="spellStart"/>
             <w:r>
               <w:rPr>
                 <w:rFonts w:hint="eastAsia"/>
               </w:rPr>
               <w:t>SshPort</w:t>
             </w:r>
+            <w:proofErr w:type="spellEnd"/>
           </w:p>
         </w:tc>
         <w:tc>
@@ -3006,12 +3005,14 @@
             <w:r>
               <w:t>“</w:t>
             </w:r>
+            <w:proofErr w:type="spellStart"/>
             <w:r>
               <w:rPr>
                 <w:rFonts w:hint="eastAsia"/>
               </w:rPr>
               <w:t>sda</w:t>
             </w:r>
+            <w:proofErr w:type="spellEnd"/>
             <w:r>
               <w:t>”</w:t>
             </w:r>
@@ -4790,11 +4791,19 @@
             <w:r>
               <w:t>”</w:t>
             </w:r>
-            <w:r>
-              <w:rPr>
-                <w:rFonts w:hint="eastAsia"/>
-              </w:rPr>
-              <w:t>ip-tables</w:t>
+            <w:proofErr w:type="spellStart"/>
+            <w:r>
+              <w:rPr>
+                <w:rFonts w:hint="eastAsia"/>
+              </w:rPr>
+              <w:t>ip</w:t>
+            </w:r>
+            <w:proofErr w:type="spellEnd"/>
+            <w:r>
+              <w:rPr>
+                <w:rFonts w:hint="eastAsia"/>
+              </w:rPr>
+              <w:t>-tables</w:t>
             </w:r>
             <w:r>
               <w:t>”</w:t>
@@ -5203,12 +5212,14 @@
               <w:pStyle w:val="ListParagraph"/>
               <w:ind w:firstLineChars="0" w:firstLine="0"/>
             </w:pPr>
+            <w:proofErr w:type="spellStart"/>
             <w:r>
               <w:rPr>
                 <w:rFonts w:hint="eastAsia"/>
               </w:rPr>
               <w:t>DeployMod</w:t>
             </w:r>
+            <w:proofErr w:type="spellEnd"/>
           </w:p>
         </w:tc>
         <w:tc>
@@ -5270,12 +5281,14 @@
               <w:pStyle w:val="ListParagraph"/>
               <w:ind w:firstLineChars="0" w:firstLine="0"/>
             </w:pPr>
+            <w:proofErr w:type="spellStart"/>
             <w:r>
               <w:rPr>
                 <w:rFonts w:hint="eastAsia"/>
               </w:rPr>
               <w:t>ClusterName</w:t>
             </w:r>
+            <w:proofErr w:type="spellEnd"/>
           </w:p>
         </w:tc>
         <w:tc>
@@ -5315,11 +5328,19 @@
               <w:pStyle w:val="ListParagraph"/>
               <w:ind w:firstLineChars="0" w:firstLine="0"/>
             </w:pPr>
-            <w:r>
-              <w:rPr>
-                <w:rFonts w:hint="eastAsia"/>
-              </w:rPr>
-              <w:t>ClusterName:</w:t>
+            <w:proofErr w:type="spellStart"/>
+            <w:r>
+              <w:rPr>
+                <w:rFonts w:hint="eastAsia"/>
+              </w:rPr>
+              <w:t>ClusterName</w:t>
+            </w:r>
+            <w:proofErr w:type="spellEnd"/>
+            <w:r>
+              <w:rPr>
+                <w:rFonts w:hint="eastAsia"/>
+              </w:rPr>
+              <w:t>:</w:t>
             </w:r>
             <w:r>
               <w:t>”</w:t>
@@ -5622,6 +5643,7 @@
               <w:pStyle w:val="ListParagraph"/>
               <w:ind w:firstLineChars="0" w:firstLine="0"/>
             </w:pPr>
+            <w:proofErr w:type="spellStart"/>
             <w:r>
               <w:rPr>
                 <w:rFonts w:hint="eastAsia"/>
@@ -5629,6 +5651,7 @@
               <w:lastRenderedPageBreak/>
               <w:t>HostName</w:t>
             </w:r>
+            <w:proofErr w:type="spellEnd"/>
           </w:p>
         </w:tc>
         <w:tc>
@@ -5869,12 +5892,14 @@
               <w:pStyle w:val="ListParagraph"/>
               <w:ind w:firstLineChars="0" w:firstLine="0"/>
             </w:pPr>
+            <w:proofErr w:type="spellStart"/>
             <w:r>
               <w:rPr>
                 <w:rFonts w:hint="eastAsia"/>
               </w:rPr>
               <w:t>HostName</w:t>
             </w:r>
+            <w:proofErr w:type="spellEnd"/>
           </w:p>
         </w:tc>
         <w:tc>
@@ -5927,12 +5952,14 @@
               <w:pStyle w:val="ListParagraph"/>
               <w:ind w:firstLineChars="0" w:firstLine="0"/>
             </w:pPr>
+            <w:proofErr w:type="spellStart"/>
             <w:r>
               <w:rPr>
                 <w:rFonts w:hint="eastAsia"/>
               </w:rPr>
               <w:t>BusinessName</w:t>
             </w:r>
+            <w:proofErr w:type="spellEnd"/>
           </w:p>
         </w:tc>
         <w:tc>
@@ -5985,12 +6012,14 @@
               <w:pStyle w:val="ListParagraph"/>
               <w:ind w:firstLineChars="0" w:firstLine="0"/>
             </w:pPr>
+            <w:proofErr w:type="spellStart"/>
             <w:r>
               <w:rPr>
                 <w:rFonts w:hint="eastAsia"/>
               </w:rPr>
               <w:t>Config</w:t>
             </w:r>
+            <w:proofErr w:type="spellEnd"/>
           </w:p>
         </w:tc>
         <w:tc>
@@ -6039,12 +6068,15 @@
             <w:r>
               <w:t>“</w:t>
             </w:r>
+            <w:proofErr w:type="spellStart"/>
             <w:r>
               <w:rPr>
                 <w:rFonts w:hint="eastAsia"/>
               </w:rPr>
               <w:t>Config</w:t>
             </w:r>
+            <w:proofErr w:type="spellEnd"/>
+            <w:proofErr w:type="gramStart"/>
             <w:r>
               <w:t>”</w:t>
             </w:r>
@@ -6054,6 +6086,7 @@
               </w:rPr>
               <w:t>:</w:t>
             </w:r>
+            <w:proofErr w:type="gramEnd"/>
             <w:r>
               <w:rPr>
                 <w:rFonts w:hint="eastAsia"/>
@@ -6069,12 +6102,14 @@
             <w:r>
               <w:t>“</w:t>
             </w:r>
+            <w:proofErr w:type="spellStart"/>
             <w:r>
               <w:rPr>
                 <w:rFonts w:hint="eastAsia"/>
               </w:rPr>
               <w:t>dbpath</w:t>
             </w:r>
+            <w:proofErr w:type="spellEnd"/>
             <w:r>
               <w:t>”</w:t>
             </w:r>
@@ -6096,12 +6131,14 @@
             <w:r>
               <w:t>“</w:t>
             </w:r>
+            <w:proofErr w:type="spellStart"/>
             <w:r>
               <w:rPr>
                 <w:rFonts w:hint="eastAsia"/>
               </w:rPr>
               <w:t>svcname</w:t>
             </w:r>
+            <w:proofErr w:type="spellEnd"/>
             <w:r>
               <w:t>”</w:t>
             </w:r>
@@ -6174,12 +6211,14 @@
         <w:pStyle w:val="ListParagraph"/>
         <w:ind w:left="840" w:firstLineChars="0" w:firstLine="0"/>
       </w:pPr>
+      <w:proofErr w:type="spellStart"/>
       <w:r>
         <w:rPr>
           <w:rFonts w:hint="eastAsia"/>
         </w:rPr>
         <w:t>Config</w:t>
       </w:r>
+      <w:proofErr w:type="spellEnd"/>
       <w:r>
         <w:rPr>
           <w:rFonts w:hint="eastAsia"/>
@@ -6285,12 +6324,14 @@
               <w:pStyle w:val="ListParagraph"/>
               <w:ind w:firstLineChars="0" w:firstLine="0"/>
             </w:pPr>
+            <w:proofErr w:type="spellStart"/>
             <w:r>
               <w:rPr>
                 <w:rFonts w:hint="eastAsia"/>
               </w:rPr>
               <w:t>Config</w:t>
             </w:r>
+            <w:proofErr w:type="spellEnd"/>
           </w:p>
         </w:tc>
         <w:tc>
@@ -6339,12 +6380,14 @@
             <w:r>
               <w:t>“</w:t>
             </w:r>
+            <w:proofErr w:type="spellStart"/>
             <w:r>
               <w:rPr>
                 <w:rFonts w:hint="eastAsia"/>
               </w:rPr>
               <w:t>dbpath</w:t>
             </w:r>
+            <w:proofErr w:type="spellEnd"/>
             <w:r>
               <w:t>”</w:t>
             </w:r>
@@ -6357,6 +6400,7 @@
             <w:r>
               <w:t>””</w:t>
             </w:r>
+            <w:proofErr w:type="gramStart"/>
             <w:r>
               <w:rPr>
                 <w:rFonts w:hint="eastAsia"/>
@@ -6366,12 +6410,15 @@
             <w:r>
               <w:t>“</w:t>
             </w:r>
+            <w:proofErr w:type="spellStart"/>
+            <w:proofErr w:type="gramEnd"/>
             <w:r>
               <w:rPr>
                 <w:rFonts w:hint="eastAsia"/>
               </w:rPr>
               <w:t>svcname</w:t>
             </w:r>
+            <w:proofErr w:type="spellEnd"/>
             <w:r>
               <w:t>”</w:t>
             </w:r>
@@ -6531,12 +6578,14 @@
               <w:pStyle w:val="ListParagraph"/>
               <w:ind w:firstLineChars="0" w:firstLine="0"/>
             </w:pPr>
+            <w:proofErr w:type="spellStart"/>
             <w:r>
               <w:rPr>
                 <w:rFonts w:hint="eastAsia"/>
               </w:rPr>
               <w:t>TaskID</w:t>
             </w:r>
+            <w:proofErr w:type="spellEnd"/>
           </w:p>
         </w:tc>
         <w:tc>
@@ -6552,6 +6601,130 @@
               <w:rPr>
                 <w:rFonts w:hint="eastAsia"/>
               </w:rPr>
+              <w:t>INT64</w:t>
+            </w:r>
+          </w:p>
+        </w:tc>
+        <w:tc>
+          <w:tcPr>
+            <w:tcW w:w="1559" w:type="dxa"/>
+          </w:tcPr>
+          <w:p>
+            <w:pPr>
+              <w:pStyle w:val="ListParagraph"/>
+              <w:ind w:firstLineChars="0" w:firstLine="0"/>
+            </w:pPr>
+            <w:r>
+              <w:rPr>
+                <w:rFonts w:hint="eastAsia"/>
+              </w:rPr>
+              <w:t>唯一</w:t>
+            </w:r>
+          </w:p>
+        </w:tc>
+        <w:tc>
+          <w:tcPr>
+            <w:tcW w:w="3027" w:type="dxa"/>
+          </w:tcPr>
+          <w:p>
+            <w:pPr>
+              <w:pStyle w:val="ListParagraph"/>
+              <w:ind w:firstLineChars="0" w:firstLine="0"/>
+            </w:pPr>
+          </w:p>
+        </w:tc>
+      </w:tr>
+      <w:tr>
+        <w:tc>
+          <w:tcPr>
+            <w:tcW w:w="1678" w:type="dxa"/>
+          </w:tcPr>
+          <w:p>
+            <w:pPr>
+              <w:pStyle w:val="ListParagraph"/>
+              <w:ind w:firstLineChars="0" w:firstLine="0"/>
+            </w:pPr>
+            <w:r>
+              <w:rPr>
+                <w:rFonts w:hint="eastAsia"/>
+              </w:rPr>
+              <w:t>Type</w:t>
+            </w:r>
+          </w:p>
+        </w:tc>
+        <w:tc>
+          <w:tcPr>
+            <w:tcW w:w="1418" w:type="dxa"/>
+          </w:tcPr>
+          <w:p>
+            <w:pPr>
+              <w:pStyle w:val="ListParagraph"/>
+              <w:ind w:firstLineChars="0" w:firstLine="0"/>
+            </w:pPr>
+            <w:r>
+              <w:rPr>
+                <w:rFonts w:hint="eastAsia"/>
+              </w:rPr>
+              <w:t>INT32</w:t>
+            </w:r>
+          </w:p>
+        </w:tc>
+        <w:tc>
+          <w:tcPr>
+            <w:tcW w:w="1559" w:type="dxa"/>
+          </w:tcPr>
+          <w:p>
+            <w:pPr>
+              <w:pStyle w:val="ListParagraph"/>
+              <w:ind w:firstLineChars="0" w:firstLine="0"/>
+            </w:pPr>
+          </w:p>
+        </w:tc>
+        <w:tc>
+          <w:tcPr>
+            <w:tcW w:w="3027" w:type="dxa"/>
+          </w:tcPr>
+          <w:p>
+            <w:pPr>
+              <w:pStyle w:val="ListParagraph"/>
+              <w:ind w:firstLineChars="0" w:firstLine="0"/>
+            </w:pPr>
+          </w:p>
+        </w:tc>
+      </w:tr>
+      <w:tr>
+        <w:tc>
+          <w:tcPr>
+            <w:tcW w:w="1678" w:type="dxa"/>
+          </w:tcPr>
+          <w:p>
+            <w:pPr>
+              <w:pStyle w:val="ListParagraph"/>
+              <w:ind w:firstLineChars="0" w:firstLine="0"/>
+            </w:pPr>
+            <w:proofErr w:type="spellStart"/>
+            <w:r>
+              <w:rPr>
+                <w:rFonts w:hint="eastAsia"/>
+              </w:rPr>
+              <w:t>TypeDesc</w:t>
+            </w:r>
+            <w:proofErr w:type="spellEnd"/>
+          </w:p>
+        </w:tc>
+        <w:tc>
+          <w:tcPr>
+            <w:tcW w:w="1418" w:type="dxa"/>
+          </w:tcPr>
+          <w:p>
+            <w:pPr>
+              <w:pStyle w:val="ListParagraph"/>
+              <w:ind w:firstLineChars="0" w:firstLine="0"/>
+            </w:pPr>
+            <w:r>
+              <w:rPr>
+                <w:rFonts w:hint="eastAsia"/>
+              </w:rPr>
               <w:t>String</w:t>
             </w:r>
           </w:p>
@@ -6564,15 +6737,21 @@
             <w:pPr>
               <w:pStyle w:val="ListParagraph"/>
               <w:ind w:firstLineChars="0" w:firstLine="0"/>
-              <w:rPr>
-                <w:rFonts w:hint="eastAsia"/>
-              </w:rPr>
-            </w:pPr>
-            <w:r>
-              <w:rPr>
-                <w:rFonts w:hint="eastAsia"/>
-              </w:rPr>
-              <w:t>唯一</w:t>
+            </w:pPr>
+            <w:r>
+              <w:t>Add Host</w:t>
+            </w:r>
+          </w:p>
+          <w:p>
+            <w:pPr>
+              <w:pStyle w:val="ListParagraph"/>
+              <w:ind w:firstLineChars="0" w:firstLine="0"/>
+            </w:pPr>
+            <w:r>
+              <w:rPr>
+                <w:rFonts w:hint="eastAsia"/>
+              </w:rPr>
+              <w:t>Add Business</w:t>
             </w:r>
           </w:p>
         </w:tc>
@@ -6598,12 +6777,14 @@
               <w:pStyle w:val="ListParagraph"/>
               <w:ind w:firstLineChars="0" w:firstLine="0"/>
             </w:pPr>
-            <w:r>
-              <w:rPr>
-                <w:rFonts w:hint="eastAsia"/>
-              </w:rPr>
-              <w:t>Type</w:t>
-            </w:r>
+            <w:proofErr w:type="spellStart"/>
+            <w:r>
+              <w:rPr>
+                <w:rFonts w:hint="eastAsia"/>
+              </w:rPr>
+              <w:t>TaskName</w:t>
+            </w:r>
+            <w:proofErr w:type="spellEnd"/>
           </w:p>
         </w:tc>
         <w:tc>
@@ -6619,6 +6800,202 @@
               <w:rPr>
                 <w:rFonts w:hint="eastAsia"/>
               </w:rPr>
+              <w:t>String</w:t>
+            </w:r>
+          </w:p>
+        </w:tc>
+        <w:tc>
+          <w:tcPr>
+            <w:tcW w:w="1559" w:type="dxa"/>
+          </w:tcPr>
+          <w:p>
+            <w:pPr>
+              <w:pStyle w:val="ListParagraph"/>
+              <w:ind w:firstLineChars="0" w:firstLine="0"/>
+            </w:pPr>
+            <w:r>
+              <w:rPr>
+                <w:rFonts w:hint="eastAsia"/>
+              </w:rPr>
+              <w:t>任务的描述信息</w:t>
+            </w:r>
+          </w:p>
+        </w:tc>
+        <w:tc>
+          <w:tcPr>
+            <w:tcW w:w="3027" w:type="dxa"/>
+          </w:tcPr>
+          <w:p>
+            <w:pPr>
+              <w:pStyle w:val="ListParagraph"/>
+              <w:ind w:firstLineChars="0" w:firstLine="0"/>
+            </w:pPr>
+          </w:p>
+        </w:tc>
+      </w:tr>
+      <w:tr>
+        <w:tc>
+          <w:tcPr>
+            <w:tcW w:w="1678" w:type="dxa"/>
+          </w:tcPr>
+          <w:p>
+            <w:pPr>
+              <w:pStyle w:val="ListParagraph"/>
+              <w:ind w:firstLineChars="0" w:firstLine="0"/>
+            </w:pPr>
+            <w:proofErr w:type="spellStart"/>
+            <w:r>
+              <w:rPr>
+                <w:rFonts w:hint="eastAsia"/>
+              </w:rPr>
+              <w:t>CreateTime</w:t>
+            </w:r>
+            <w:proofErr w:type="spellEnd"/>
+          </w:p>
+        </w:tc>
+        <w:tc>
+          <w:tcPr>
+            <w:tcW w:w="1418" w:type="dxa"/>
+          </w:tcPr>
+          <w:p>
+            <w:pPr>
+              <w:pStyle w:val="ListParagraph"/>
+              <w:ind w:firstLineChars="0" w:firstLine="0"/>
+            </w:pPr>
+            <w:r>
+              <w:rPr>
+                <w:rFonts w:hint="eastAsia"/>
+              </w:rPr>
+              <w:t>timestamp</w:t>
+            </w:r>
+          </w:p>
+        </w:tc>
+        <w:tc>
+          <w:tcPr>
+            <w:tcW w:w="1559" w:type="dxa"/>
+          </w:tcPr>
+          <w:p>
+            <w:pPr>
+              <w:pStyle w:val="ListParagraph"/>
+              <w:ind w:firstLineChars="0" w:firstLine="0"/>
+            </w:pPr>
+            <w:r>
+              <w:rPr>
+                <w:rFonts w:hint="eastAsia"/>
+              </w:rPr>
+              <w:t>创建时间</w:t>
+            </w:r>
+          </w:p>
+        </w:tc>
+        <w:tc>
+          <w:tcPr>
+            <w:tcW w:w="3027" w:type="dxa"/>
+          </w:tcPr>
+          <w:p>
+            <w:pPr>
+              <w:pStyle w:val="ListParagraph"/>
+              <w:ind w:firstLineChars="0" w:firstLine="0"/>
+            </w:pPr>
+          </w:p>
+        </w:tc>
+      </w:tr>
+      <w:tr>
+        <w:tc>
+          <w:tcPr>
+            <w:tcW w:w="1678" w:type="dxa"/>
+          </w:tcPr>
+          <w:p>
+            <w:pPr>
+              <w:pStyle w:val="ListParagraph"/>
+              <w:ind w:firstLineChars="0" w:firstLine="0"/>
+            </w:pPr>
+            <w:proofErr w:type="spellStart"/>
+            <w:r>
+              <w:rPr>
+                <w:rFonts w:hint="eastAsia"/>
+              </w:rPr>
+              <w:t>EndTime</w:t>
+            </w:r>
+            <w:proofErr w:type="spellEnd"/>
+          </w:p>
+        </w:tc>
+        <w:tc>
+          <w:tcPr>
+            <w:tcW w:w="1418" w:type="dxa"/>
+          </w:tcPr>
+          <w:p>
+            <w:pPr>
+              <w:pStyle w:val="ListParagraph"/>
+              <w:ind w:firstLineChars="0" w:firstLine="0"/>
+            </w:pPr>
+            <w:r>
+              <w:rPr>
+                <w:rFonts w:hint="eastAsia"/>
+              </w:rPr>
+              <w:t>timestamp</w:t>
+            </w:r>
+          </w:p>
+        </w:tc>
+        <w:tc>
+          <w:tcPr>
+            <w:tcW w:w="1559" w:type="dxa"/>
+          </w:tcPr>
+          <w:p>
+            <w:pPr>
+              <w:pStyle w:val="ListParagraph"/>
+              <w:ind w:firstLineChars="0" w:firstLine="0"/>
+            </w:pPr>
+            <w:r>
+              <w:rPr>
+                <w:rFonts w:hint="eastAsia"/>
+              </w:rPr>
+              <w:t>完成时间</w:t>
+            </w:r>
+          </w:p>
+        </w:tc>
+        <w:tc>
+          <w:tcPr>
+            <w:tcW w:w="3027" w:type="dxa"/>
+          </w:tcPr>
+          <w:p>
+            <w:pPr>
+              <w:pStyle w:val="ListParagraph"/>
+              <w:ind w:firstLineChars="0" w:firstLine="0"/>
+            </w:pPr>
+          </w:p>
+        </w:tc>
+      </w:tr>
+      <w:tr>
+        <w:tc>
+          <w:tcPr>
+            <w:tcW w:w="1678" w:type="dxa"/>
+          </w:tcPr>
+          <w:p>
+            <w:pPr>
+              <w:pStyle w:val="ListParagraph"/>
+              <w:ind w:firstLineChars="0" w:firstLine="0"/>
+            </w:pPr>
+            <w:r>
+              <w:rPr>
+                <w:rFonts w:hint="eastAsia"/>
+              </w:rPr>
+              <w:t>Status</w:t>
+            </w:r>
+          </w:p>
+        </w:tc>
+        <w:tc>
+          <w:tcPr>
+            <w:tcW w:w="1418" w:type="dxa"/>
+          </w:tcPr>
+          <w:p>
+            <w:pPr>
+              <w:pStyle w:val="ListParagraph"/>
+              <w:ind w:firstLineChars="0" w:firstLine="0"/>
+            </w:pPr>
+            <w:r>
+              <w:rPr>
+                <w:rFonts w:hint="eastAsia"/>
+              </w:rPr>
               <w:t>INT32</w:t>
             </w:r>
           </w:p>
@@ -6632,6 +7009,12 @@
               <w:pStyle w:val="ListParagraph"/>
               <w:ind w:firstLineChars="0" w:firstLine="0"/>
             </w:pPr>
+            <w:r>
+              <w:rPr>
+                <w:rFonts w:hint="eastAsia"/>
+              </w:rPr>
+              <w:t>状态</w:t>
+            </w:r>
           </w:p>
         </w:tc>
         <w:tc>
@@ -6655,16 +7038,15 @@
             <w:pPr>
               <w:pStyle w:val="ListParagraph"/>
               <w:ind w:firstLineChars="0" w:firstLine="0"/>
-              <w:rPr>
-                <w:rFonts w:hint="eastAsia"/>
-              </w:rPr>
-            </w:pPr>
-            <w:r>
-              <w:rPr>
-                <w:rFonts w:hint="eastAsia"/>
-              </w:rPr>
-              <w:t>TypeDesc</w:t>
-            </w:r>
+            </w:pPr>
+            <w:proofErr w:type="spellStart"/>
+            <w:r>
+              <w:rPr>
+                <w:rFonts w:hint="eastAsia"/>
+              </w:rPr>
+              <w:t>StatusDesc</w:t>
+            </w:r>
+            <w:proofErr w:type="spellEnd"/>
           </w:p>
         </w:tc>
         <w:tc>
@@ -6675,9 +7057,6 @@
             <w:pPr>
               <w:pStyle w:val="ListParagraph"/>
               <w:ind w:firstLineChars="0" w:firstLine="0"/>
-              <w:rPr>
-                <w:rFonts w:hint="eastAsia"/>
-              </w:rPr>
             </w:pPr>
             <w:r>
               <w:rPr>
@@ -6697,19 +7076,10 @@
               <w:ind w:firstLineChars="0" w:firstLine="0"/>
             </w:pPr>
             <w:r>
-              <w:t>Add Host</w:t>
-            </w:r>
-          </w:p>
-          <w:p>
-            <w:pPr>
-              <w:pStyle w:val="ListParagraph"/>
-              <w:ind w:firstLineChars="0" w:firstLine="0"/>
-            </w:pPr>
-            <w:r>
-              <w:rPr>
-                <w:rFonts w:hint="eastAsia"/>
-              </w:rPr>
-              <w:t>Add Business</w:t>
+              <w:rPr>
+                <w:rFonts w:hint="eastAsia"/>
+              </w:rPr>
+              <w:t>状态描述</w:t>
             </w:r>
           </w:p>
         </w:tc>
@@ -6722,6 +7092,24 @@
               <w:pStyle w:val="ListParagraph"/>
               <w:ind w:firstLineChars="0" w:firstLine="0"/>
             </w:pPr>
+            <w:r>
+              <w:rPr>
+                <w:rFonts w:hint="eastAsia"/>
+              </w:rPr>
+              <w:t>INIT,RUNNING</w:t>
+            </w:r>
+            <w:r>
+              <w:rPr>
+                <w:rFonts w:hint="eastAsia"/>
+              </w:rPr>
+              <w:t>,ROLLBACK,</w:t>
+            </w:r>
+            <w:r>
+              <w:rPr>
+                <w:rFonts w:hint="eastAsia"/>
+              </w:rPr>
+              <w:t>CANCEL, FINISH</w:t>
+            </w:r>
           </w:p>
         </w:tc>
       </w:tr>
@@ -6734,16 +7122,7 @@
             <w:pPr>
               <w:pStyle w:val="ListParagraph"/>
               <w:ind w:firstLineChars="0" w:firstLine="0"/>
-              <w:rPr>
-                <w:rFonts w:hint="eastAsia"/>
-              </w:rPr>
-            </w:pPr>
-            <w:r>
-              <w:rPr>
-                <w:rFonts w:hint="eastAsia"/>
-              </w:rPr>
-              <w:t>TaskName</w:t>
-            </w:r>
+            </w:pPr>
           </w:p>
         </w:tc>
         <w:tc>
@@ -6754,9 +7133,60 @@
             <w:pPr>
               <w:pStyle w:val="ListParagraph"/>
               <w:ind w:firstLineChars="0" w:firstLine="0"/>
-              <w:rPr>
-                <w:rFonts w:hint="eastAsia"/>
-              </w:rPr>
+            </w:pPr>
+          </w:p>
+        </w:tc>
+        <w:tc>
+          <w:tcPr>
+            <w:tcW w:w="1559" w:type="dxa"/>
+          </w:tcPr>
+          <w:p>
+            <w:pPr>
+              <w:pStyle w:val="ListParagraph"/>
+              <w:ind w:firstLineChars="0" w:firstLine="0"/>
+            </w:pPr>
+          </w:p>
+        </w:tc>
+        <w:tc>
+          <w:tcPr>
+            <w:tcW w:w="3027" w:type="dxa"/>
+          </w:tcPr>
+          <w:p>
+            <w:pPr>
+              <w:pStyle w:val="ListParagraph"/>
+              <w:ind w:firstLineChars="0" w:firstLine="0"/>
+            </w:pPr>
+          </w:p>
+        </w:tc>
+      </w:tr>
+      <w:tr>
+        <w:tc>
+          <w:tcPr>
+            <w:tcW w:w="1678" w:type="dxa"/>
+          </w:tcPr>
+          <w:p>
+            <w:pPr>
+              <w:pStyle w:val="ListParagraph"/>
+              <w:ind w:firstLineChars="0" w:firstLine="0"/>
+            </w:pPr>
+            <w:proofErr w:type="spellStart"/>
+            <w:r>
+              <w:rPr>
+                <w:rFonts w:hint="eastAsia"/>
+              </w:rPr>
+              <w:t>AgentHost</w:t>
+            </w:r>
+            <w:proofErr w:type="spellEnd"/>
+          </w:p>
+        </w:tc>
+        <w:tc>
+          <w:tcPr>
+            <w:tcW w:w="1418" w:type="dxa"/>
+          </w:tcPr>
+          <w:p>
+            <w:pPr>
+              <w:pStyle w:val="ListParagraph"/>
+              <w:ind w:firstLineChars="0" w:firstLine="0"/>
             </w:pPr>
             <w:r>
               <w:rPr>
@@ -6774,16 +7204,7 @@
             <w:pPr>
               <w:pStyle w:val="ListParagraph"/>
               <w:ind w:firstLineChars="0" w:firstLine="0"/>
-              <w:rPr>
-                <w:rFonts w:hint="eastAsia"/>
-              </w:rPr>
-            </w:pPr>
-            <w:r>
-              <w:rPr>
-                <w:rFonts w:hint="eastAsia"/>
-              </w:rPr>
-              <w:t>任务的描述信息</w:t>
-            </w:r>
+            </w:pPr>
           </w:p>
         </w:tc>
         <w:tc>
@@ -6807,16 +7228,15 @@
             <w:pPr>
               <w:pStyle w:val="ListParagraph"/>
               <w:ind w:firstLineChars="0" w:firstLine="0"/>
-              <w:rPr>
-                <w:rFonts w:hint="eastAsia"/>
-              </w:rPr>
-            </w:pPr>
-            <w:r>
-              <w:rPr>
-                <w:rFonts w:hint="eastAsia"/>
-              </w:rPr>
-              <w:t>CreateTime</w:t>
-            </w:r>
+            </w:pPr>
+            <w:proofErr w:type="spellStart"/>
+            <w:r>
+              <w:rPr>
+                <w:rFonts w:hint="eastAsia"/>
+              </w:rPr>
+              <w:t>AgentService</w:t>
+            </w:r>
+            <w:proofErr w:type="spellEnd"/>
           </w:p>
         </w:tc>
         <w:tc>
@@ -6827,15 +7247,12 @@
             <w:pPr>
               <w:pStyle w:val="ListParagraph"/>
               <w:ind w:firstLineChars="0" w:firstLine="0"/>
-              <w:rPr>
-                <w:rFonts w:hint="eastAsia"/>
-              </w:rPr>
-            </w:pPr>
-            <w:r>
-              <w:rPr>
-                <w:rFonts w:hint="eastAsia"/>
-              </w:rPr>
-              <w:t>timestamp</w:t>
+            </w:pPr>
+            <w:r>
+              <w:rPr>
+                <w:rFonts w:hint="eastAsia"/>
+              </w:rPr>
+              <w:t>String</w:t>
             </w:r>
           </w:p>
         </w:tc>
@@ -6847,16 +7264,7 @@
             <w:pPr>
               <w:pStyle w:val="ListParagraph"/>
               <w:ind w:firstLineChars="0" w:firstLine="0"/>
-              <w:rPr>
-                <w:rFonts w:hint="eastAsia"/>
-              </w:rPr>
-            </w:pPr>
-            <w:r>
-              <w:rPr>
-                <w:rFonts w:hint="eastAsia"/>
-              </w:rPr>
-              <w:t>创建时间</w:t>
-            </w:r>
+            </w:pPr>
           </w:p>
         </w:tc>
         <w:tc>
@@ -6880,16 +7288,7 @@
             <w:pPr>
               <w:pStyle w:val="ListParagraph"/>
               <w:ind w:firstLineChars="0" w:firstLine="0"/>
-              <w:rPr>
-                <w:rFonts w:hint="eastAsia"/>
-              </w:rPr>
-            </w:pPr>
-            <w:r>
-              <w:rPr>
-                <w:rFonts w:hint="eastAsia"/>
-              </w:rPr>
-              <w:t>EndTime</w:t>
-            </w:r>
+            </w:pPr>
           </w:p>
         </w:tc>
         <w:tc>
@@ -6900,16 +7299,7 @@
             <w:pPr>
               <w:pStyle w:val="ListParagraph"/>
               <w:ind w:firstLineChars="0" w:firstLine="0"/>
-              <w:rPr>
-                <w:rFonts w:hint="eastAsia"/>
-              </w:rPr>
-            </w:pPr>
-            <w:r>
-              <w:rPr>
-                <w:rFonts w:hint="eastAsia"/>
-              </w:rPr>
-              <w:t>timestamp</w:t>
-            </w:r>
+            </w:pPr>
           </w:p>
         </w:tc>
         <w:tc>
@@ -6920,16 +7310,7 @@
             <w:pPr>
               <w:pStyle w:val="ListParagraph"/>
               <w:ind w:firstLineChars="0" w:firstLine="0"/>
-              <w:rPr>
-                <w:rFonts w:hint="eastAsia"/>
-              </w:rPr>
-            </w:pPr>
-            <w:r>
-              <w:rPr>
-                <w:rFonts w:hint="eastAsia"/>
-              </w:rPr>
-              <w:t>完成时间</w:t>
-            </w:r>
+            </w:pPr>
           </w:p>
         </w:tc>
         <w:tc>
@@ -6953,15 +7334,12 @@
             <w:pPr>
               <w:pStyle w:val="ListParagraph"/>
               <w:ind w:firstLineChars="0" w:firstLine="0"/>
-              <w:rPr>
-                <w:rFonts w:hint="eastAsia"/>
-              </w:rPr>
-            </w:pPr>
-            <w:r>
-              <w:rPr>
-                <w:rFonts w:hint="eastAsia"/>
-              </w:rPr>
-              <w:t>Status</w:t>
+            </w:pPr>
+            <w:r>
+              <w:rPr>
+                <w:rFonts w:hint="eastAsia"/>
+              </w:rPr>
+              <w:t>Info</w:t>
             </w:r>
           </w:p>
         </w:tc>
@@ -6973,9 +7351,326 @@
             <w:pPr>
               <w:pStyle w:val="ListParagraph"/>
               <w:ind w:firstLineChars="0" w:firstLine="0"/>
-              <w:rPr>
-                <w:rFonts w:hint="eastAsia"/>
-              </w:rPr>
+            </w:pPr>
+            <w:r>
+              <w:rPr>
+                <w:rFonts w:hint="eastAsia"/>
+              </w:rPr>
+              <w:t>Object</w:t>
+            </w:r>
+          </w:p>
+        </w:tc>
+        <w:tc>
+          <w:tcPr>
+            <w:tcW w:w="1559" w:type="dxa"/>
+          </w:tcPr>
+          <w:p>
+            <w:pPr>
+              <w:pStyle w:val="ListParagraph"/>
+              <w:ind w:firstLineChars="0" w:firstLine="0"/>
+            </w:pPr>
+            <w:r>
+              <w:rPr>
+                <w:rFonts w:hint="eastAsia"/>
+              </w:rPr>
+              <w:t>具体</w:t>
+            </w:r>
+            <w:r>
+              <w:rPr>
+                <w:rFonts w:hint="eastAsia"/>
+              </w:rPr>
+              <w:t>信息</w:t>
+            </w:r>
+          </w:p>
+          <w:p>
+            <w:pPr>
+              <w:pStyle w:val="ListParagraph"/>
+              <w:ind w:firstLineChars="0" w:firstLine="0"/>
+            </w:pPr>
+            <w:r>
+              <w:rPr>
+                <w:rFonts w:hint="eastAsia"/>
+              </w:rPr>
+              <w:t>不同类型的</w:t>
+            </w:r>
+            <w:r>
+              <w:rPr>
+                <w:rFonts w:hint="eastAsia"/>
+              </w:rPr>
+              <w:t>task</w:t>
+            </w:r>
+            <w:r>
+              <w:rPr>
+                <w:rFonts w:hint="eastAsia"/>
+              </w:rPr>
+              <w:t>不同的内容</w:t>
+            </w:r>
+          </w:p>
+        </w:tc>
+        <w:tc>
+          <w:tcPr>
+            <w:tcW w:w="3027" w:type="dxa"/>
+          </w:tcPr>
+          <w:p>
+            <w:pPr>
+              <w:pStyle w:val="ListParagraph"/>
+              <w:ind w:firstLineChars="0" w:firstLine="0"/>
+            </w:pPr>
+            <w:r>
+              <w:rPr>
+                <w:rFonts w:hint="eastAsia"/>
+              </w:rPr>
+              <w:t>{</w:t>
+            </w:r>
+          </w:p>
+          <w:p>
+            <w:pPr>
+              <w:pStyle w:val="ListParagraph"/>
+              <w:ind w:firstLineChars="0" w:firstLine="0"/>
+            </w:pPr>
+            <w:r>
+              <w:t>"</w:t>
+            </w:r>
+            <w:proofErr w:type="spellStart"/>
+            <w:r>
+              <w:t>BusinessType</w:t>
+            </w:r>
+            <w:proofErr w:type="spellEnd"/>
+            <w:r>
+              <w:t>":"sequoiadb", "</w:t>
+            </w:r>
+            <w:proofErr w:type="spellStart"/>
+            <w:r>
+              <w:t>Busi</w:t>
+            </w:r>
+            <w:r>
+              <w:t>nessName</w:t>
+            </w:r>
+            <w:proofErr w:type="spellEnd"/>
+            <w:r>
+              <w:t>":"b1", "</w:t>
+            </w:r>
+            <w:proofErr w:type="spellStart"/>
+            <w:r>
+              <w:t>deployMod</w:t>
+            </w:r>
+            <w:proofErr w:type="spellEnd"/>
+            <w:r>
+              <w:t>":"</w:t>
+            </w:r>
+            <w:r>
+              <w:rPr>
+                <w:rFonts w:hint="eastAsia"/>
+              </w:rPr>
+              <w:t>standalone</w:t>
+            </w:r>
+            <w:r>
+              <w:t xml:space="preserve">", </w:t>
+            </w:r>
+          </w:p>
+          <w:p>
+            <w:r>
+              <w:t>"</w:t>
+            </w:r>
+            <w:proofErr w:type="spellStart"/>
+            <w:r>
+              <w:t>ClusterName</w:t>
+            </w:r>
+            <w:proofErr w:type="spellEnd"/>
+            <w:r>
+              <w:t xml:space="preserve">":"c1", </w:t>
+            </w:r>
+          </w:p>
+          <w:p>
+            <w:r>
+              <w:t>"</w:t>
+            </w:r>
+            <w:proofErr w:type="spellStart"/>
+            <w:r>
+              <w:t>Config</w:t>
+            </w:r>
+            <w:proofErr w:type="spellEnd"/>
+            <w:r>
+              <w:t>":</w:t>
+            </w:r>
+          </w:p>
+          <w:p>
+            <w:pPr>
+              <w:ind w:firstLineChars="50" w:firstLine="105"/>
+            </w:pPr>
+            <w:r>
+              <w:t>[</w:t>
+            </w:r>
+          </w:p>
+          <w:p>
+            <w:pPr>
+              <w:ind w:leftChars="100" w:left="315" w:hangingChars="50" w:hanging="105"/>
+            </w:pPr>
+            <w:r>
+              <w:t>{"</w:t>
+            </w:r>
+            <w:proofErr w:type="spellStart"/>
+            <w:r>
+              <w:t>HostName</w:t>
+            </w:r>
+            <w:proofErr w:type="spellEnd"/>
+            <w:r>
+              <w:t>":</w:t>
+            </w:r>
+            <w:r>
+              <w:t>"host1", "</w:t>
+            </w:r>
+            <w:proofErr w:type="spellStart"/>
+            <w:r>
+              <w:t>datagroupname</w:t>
+            </w:r>
+            <w:proofErr w:type="spellEnd"/>
+            <w:r>
+              <w:t xml:space="preserve">": "", </w:t>
+            </w:r>
+          </w:p>
+          <w:p>
+            <w:pPr>
+              <w:pStyle w:val="ListParagraph"/>
+              <w:ind w:firstLineChars="150" w:firstLine="315"/>
+            </w:pPr>
+            <w:r>
+              <w:t>"</w:t>
+            </w:r>
+            <w:proofErr w:type="spellStart"/>
+            <w:proofErr w:type="gramStart"/>
+            <w:r>
+              <w:t>dbpath</w:t>
+            </w:r>
+            <w:proofErr w:type="spellEnd"/>
+            <w:proofErr w:type="gramEnd"/>
+            <w:r>
+              <w:t xml:space="preserve">": </w:t>
+            </w:r>
+            <w:r>
+              <w:lastRenderedPageBreak/>
+              <w:t>"/home/db2/standalone/11830", "</w:t>
+            </w:r>
+            <w:proofErr w:type="spellStart"/>
+            <w:r>
+              <w:t>svcname</w:t>
+            </w:r>
+            <w:proofErr w:type="spellEnd"/>
+            <w:r>
+              <w:t>": "11830", ...</w:t>
+            </w:r>
+          </w:p>
+          <w:p>
+            <w:pPr>
+              <w:pStyle w:val="ListParagraph"/>
+              <w:ind w:firstLineChars="150" w:firstLine="315"/>
+            </w:pPr>
+            <w:r>
+              <w:t>}</w:t>
+            </w:r>
+            <w:r>
+              <w:rPr>
+                <w:rFonts w:hint="eastAsia"/>
+              </w:rPr>
+              <w:t xml:space="preserve"> </w:t>
+            </w:r>
+            <w:r>
+              <w:t>,...</w:t>
+            </w:r>
+          </w:p>
+          <w:p>
+            <w:pPr>
+              <w:pStyle w:val="ListParagraph"/>
+              <w:ind w:firstLineChars="50" w:firstLine="105"/>
+            </w:pPr>
+            <w:r>
+              <w:t>]</w:t>
+            </w:r>
+          </w:p>
+          <w:p>
+            <w:r>
+              <w:rPr>
+                <w:rFonts w:hint="eastAsia"/>
+              </w:rPr>
+              <w:t>}</w:t>
+            </w:r>
+          </w:p>
+        </w:tc>
+      </w:tr>
+      <w:tr>
+        <w:tc>
+          <w:tcPr>
+            <w:tcW w:w="1678" w:type="dxa"/>
+          </w:tcPr>
+          <w:p>
+            <w:pPr>
+              <w:pStyle w:val="ListParagraph"/>
+              <w:ind w:firstLineChars="0" w:firstLine="0"/>
+            </w:pPr>
+          </w:p>
+        </w:tc>
+        <w:tc>
+          <w:tcPr>
+            <w:tcW w:w="1418" w:type="dxa"/>
+          </w:tcPr>
+          <w:p>
+            <w:pPr>
+              <w:pStyle w:val="ListParagraph"/>
+              <w:ind w:firstLineChars="0" w:firstLine="0"/>
+            </w:pPr>
+          </w:p>
+        </w:tc>
+        <w:tc>
+          <w:tcPr>
+            <w:tcW w:w="1559" w:type="dxa"/>
+          </w:tcPr>
+          <w:p>
+            <w:pPr>
+              <w:pStyle w:val="ListParagraph"/>
+              <w:ind w:firstLineChars="0" w:firstLine="0"/>
+            </w:pPr>
+          </w:p>
+        </w:tc>
+        <w:tc>
+          <w:tcPr>
+            <w:tcW w:w="3027" w:type="dxa"/>
+          </w:tcPr>
+          <w:p>
+            <w:pPr>
+              <w:pStyle w:val="ListParagraph"/>
+              <w:ind w:firstLineChars="0" w:firstLine="0"/>
+            </w:pPr>
+          </w:p>
+        </w:tc>
+      </w:tr>
+      <w:tr>
+        <w:tc>
+          <w:tcPr>
+            <w:tcW w:w="1678" w:type="dxa"/>
+          </w:tcPr>
+          <w:p>
+            <w:pPr>
+              <w:pStyle w:val="ListParagraph"/>
+              <w:ind w:firstLineChars="0" w:firstLine="0"/>
+            </w:pPr>
+            <w:proofErr w:type="spellStart"/>
+            <w:r>
+              <w:rPr>
+                <w:rFonts w:hint="eastAsia"/>
+              </w:rPr>
+              <w:t>errno</w:t>
+            </w:r>
+            <w:proofErr w:type="spellEnd"/>
+          </w:p>
+        </w:tc>
+        <w:tc>
+          <w:tcPr>
+            <w:tcW w:w="1418" w:type="dxa"/>
+          </w:tcPr>
+          <w:p>
+            <w:pPr>
+              <w:pStyle w:val="ListParagraph"/>
+              <w:ind w:firstLineChars="0" w:firstLine="0"/>
             </w:pPr>
             <w:r>
               <w:rPr>
@@ -6993,16 +7688,7 @@
             <w:pPr>
               <w:pStyle w:val="ListParagraph"/>
               <w:ind w:firstLineChars="0" w:firstLine="0"/>
-              <w:rPr>
-                <w:rFonts w:hint="eastAsia"/>
-              </w:rPr>
-            </w:pPr>
-            <w:r>
-              <w:rPr>
-                <w:rFonts w:hint="eastAsia"/>
-              </w:rPr>
-              <w:t>状态</w:t>
-            </w:r>
+            </w:pPr>
           </w:p>
         </w:tc>
         <w:tc>
@@ -7026,998 +7712,348 @@
             <w:pPr>
               <w:pStyle w:val="ListParagraph"/>
               <w:ind w:firstLineChars="0" w:firstLine="0"/>
-              <w:rPr>
-                <w:rFonts w:hint="eastAsia"/>
-              </w:rPr>
-            </w:pPr>
+            </w:pPr>
+            <w:r>
+              <w:rPr>
+                <w:rFonts w:hint="eastAsia"/>
+              </w:rPr>
+              <w:t>Progress</w:t>
+            </w:r>
+          </w:p>
+        </w:tc>
+        <w:tc>
+          <w:tcPr>
+            <w:tcW w:w="1418" w:type="dxa"/>
+          </w:tcPr>
+          <w:p>
+            <w:pPr>
+              <w:pStyle w:val="ListParagraph"/>
+              <w:ind w:firstLineChars="0" w:firstLine="0"/>
+            </w:pPr>
+            <w:r>
+              <w:rPr>
+                <w:rFonts w:hint="eastAsia"/>
+              </w:rPr>
+              <w:t>INT32</w:t>
+            </w:r>
+          </w:p>
+        </w:tc>
+        <w:tc>
+          <w:tcPr>
+            <w:tcW w:w="1559" w:type="dxa"/>
+          </w:tcPr>
+          <w:p>
+            <w:pPr>
+              <w:pStyle w:val="ListParagraph"/>
+              <w:ind w:firstLineChars="0" w:firstLine="0"/>
+            </w:pPr>
+          </w:p>
+        </w:tc>
+        <w:tc>
+          <w:tcPr>
+            <w:tcW w:w="3027" w:type="dxa"/>
+          </w:tcPr>
+          <w:p>
+            <w:pPr>
+              <w:pStyle w:val="ListParagraph"/>
+              <w:ind w:firstLineChars="0" w:firstLine="0"/>
+            </w:pPr>
+          </w:p>
+        </w:tc>
+      </w:tr>
+      <w:tr>
+        <w:tc>
+          <w:tcPr>
+            <w:tcW w:w="1678" w:type="dxa"/>
+          </w:tcPr>
+          <w:p>
+            <w:pPr>
+              <w:pStyle w:val="ListParagraph"/>
+              <w:ind w:firstLineChars="0" w:firstLine="0"/>
+            </w:pPr>
+            <w:proofErr w:type="spellStart"/>
+            <w:r>
+              <w:rPr>
+                <w:rFonts w:hint="eastAsia"/>
+              </w:rPr>
+              <w:t>ResultInfo</w:t>
+            </w:r>
+            <w:proofErr w:type="spellEnd"/>
+          </w:p>
+        </w:tc>
+        <w:tc>
+          <w:tcPr>
+            <w:tcW w:w="1418" w:type="dxa"/>
+          </w:tcPr>
+          <w:p>
+            <w:pPr>
+              <w:pStyle w:val="ListParagraph"/>
+              <w:ind w:firstLineChars="0" w:firstLine="0"/>
+            </w:pPr>
+            <w:r>
+              <w:rPr>
+                <w:rFonts w:hint="eastAsia"/>
+              </w:rPr>
+              <w:t>Object</w:t>
+            </w:r>
+          </w:p>
+        </w:tc>
+        <w:tc>
+          <w:tcPr>
+            <w:tcW w:w="1559" w:type="dxa"/>
+          </w:tcPr>
+          <w:p>
+            <w:pPr>
+              <w:pStyle w:val="ListParagraph"/>
+              <w:ind w:firstLineChars="0" w:firstLine="0"/>
+            </w:pPr>
+            <w:r>
+              <w:rPr>
+                <w:rFonts w:hint="eastAsia"/>
+              </w:rPr>
+              <w:t>详细结果</w:t>
+            </w:r>
+          </w:p>
+          <w:p>
+            <w:pPr>
+              <w:pStyle w:val="ListParagraph"/>
+              <w:ind w:firstLineChars="0" w:firstLine="0"/>
+            </w:pPr>
+            <w:r>
+              <w:rPr>
+                <w:rFonts w:hint="eastAsia"/>
+              </w:rPr>
+              <w:t>对不同类型的</w:t>
+            </w:r>
+            <w:r>
+              <w:rPr>
+                <w:rFonts w:hint="eastAsia"/>
+              </w:rPr>
+              <w:t>task</w:t>
+            </w:r>
+            <w:r>
+              <w:rPr>
+                <w:rFonts w:hint="eastAsia"/>
+              </w:rPr>
+              <w:t>不同</w:t>
+            </w:r>
+          </w:p>
+        </w:tc>
+        <w:tc>
+          <w:tcPr>
+            <w:tcW w:w="3027" w:type="dxa"/>
+          </w:tcPr>
+          <w:p>
+            <w:pPr>
+              <w:pStyle w:val="ListParagraph"/>
+              <w:ind w:firstLineChars="0" w:firstLine="0"/>
+            </w:pPr>
+            <w:r>
+              <w:t>A</w:t>
+            </w:r>
+            <w:r>
+              <w:rPr>
+                <w:rFonts w:hint="eastAsia"/>
+              </w:rPr>
+              <w:t>dd host</w:t>
+            </w:r>
+            <w:r>
+              <w:rPr>
+                <w:rFonts w:hint="eastAsia"/>
+              </w:rPr>
+              <w:t>的</w:t>
+            </w:r>
+            <w:r>
+              <w:rPr>
+                <w:rFonts w:hint="eastAsia"/>
+              </w:rPr>
+              <w:t>task</w:t>
+            </w:r>
+          </w:p>
+          <w:p>
+            <w:pPr>
+              <w:pStyle w:val="ListParagraph"/>
+              <w:ind w:firstLineChars="0" w:firstLine="0"/>
+            </w:pPr>
+            <w:r>
+              <w:rPr>
+                <w:rFonts w:hint="eastAsia"/>
+              </w:rPr>
+              <w:t>[</w:t>
+            </w:r>
+          </w:p>
+          <w:p>
+            <w:pPr>
+              <w:pStyle w:val="ListParagraph"/>
+              <w:ind w:firstLineChars="0" w:firstLine="0"/>
+            </w:pPr>
+            <w:r>
+              <w:rPr>
+                <w:rFonts w:hint="eastAsia"/>
+              </w:rPr>
+              <w:t>{</w:t>
+            </w:r>
+          </w:p>
+          <w:p>
+            <w:pPr>
+              <w:pStyle w:val="ListParagraph"/>
+              <w:ind w:firstLineChars="0" w:firstLine="0"/>
+            </w:pPr>
+            <w:r>
+              <w:rPr>
+                <w:rFonts w:hint="eastAsia"/>
+              </w:rPr>
+              <w:t xml:space="preserve">   IP:</w:t>
+            </w:r>
+          </w:p>
+          <w:p>
+            <w:pPr>
+              <w:pStyle w:val="ListParagraph"/>
+              <w:ind w:firstLineChars="0" w:firstLine="0"/>
+            </w:pPr>
+            <w:r>
+              <w:rPr>
+                <w:rFonts w:hint="eastAsia"/>
+              </w:rPr>
+              <w:t xml:space="preserve">   </w:t>
+            </w:r>
+            <w:proofErr w:type="spellStart"/>
+            <w:r>
+              <w:rPr>
+                <w:rFonts w:hint="eastAsia"/>
+              </w:rPr>
+              <w:t>HostName</w:t>
+            </w:r>
+            <w:proofErr w:type="spellEnd"/>
+            <w:r>
+              <w:rPr>
+                <w:rFonts w:hint="eastAsia"/>
+              </w:rPr>
+              <w:t>:</w:t>
+            </w:r>
+          </w:p>
+          <w:p>
+            <w:pPr>
+              <w:pStyle w:val="ListParagraph"/>
+              <w:ind w:firstLineChars="0" w:firstLine="0"/>
+            </w:pPr>
+            <w:r>
+              <w:rPr>
+                <w:rFonts w:hint="eastAsia"/>
+              </w:rPr>
+              <w:t xml:space="preserve">   Status:</w:t>
+            </w:r>
+          </w:p>
+          <w:p>
+            <w:pPr>
+              <w:pStyle w:val="ListParagraph"/>
+              <w:ind w:firstLineChars="0" w:firstLine="0"/>
+            </w:pPr>
+            <w:r>
+              <w:rPr>
+                <w:rFonts w:hint="eastAsia"/>
+              </w:rPr>
+              <w:t xml:space="preserve">   </w:t>
+            </w:r>
+            <w:proofErr w:type="spellStart"/>
             <w:r>
               <w:rPr>
                 <w:rFonts w:hint="eastAsia"/>
               </w:rPr>
               <w:t>StatusDesc</w:t>
             </w:r>
-          </w:p>
-        </w:tc>
-        <w:tc>
-          <w:tcPr>
-            <w:tcW w:w="1418" w:type="dxa"/>
-          </w:tcPr>
-          <w:p>
-            <w:pPr>
-              <w:pStyle w:val="ListParagraph"/>
-              <w:ind w:firstLineChars="0" w:firstLine="0"/>
-              <w:rPr>
-                <w:rFonts w:hint="eastAsia"/>
-              </w:rPr>
-            </w:pPr>
-            <w:r>
-              <w:rPr>
-                <w:rFonts w:hint="eastAsia"/>
-              </w:rPr>
-              <w:t>String</w:t>
-            </w:r>
-          </w:p>
-        </w:tc>
-        <w:tc>
-          <w:tcPr>
-            <w:tcW w:w="1559" w:type="dxa"/>
-          </w:tcPr>
-          <w:p>
-            <w:pPr>
-              <w:pStyle w:val="ListParagraph"/>
-              <w:ind w:firstLineChars="0" w:firstLine="0"/>
-              <w:rPr>
-                <w:rFonts w:hint="eastAsia"/>
-              </w:rPr>
-            </w:pPr>
-            <w:r>
-              <w:rPr>
-                <w:rFonts w:hint="eastAsia"/>
-              </w:rPr>
-              <w:t>状态描述</w:t>
-            </w:r>
-          </w:p>
-        </w:tc>
-        <w:tc>
-          <w:tcPr>
-            <w:tcW w:w="3027" w:type="dxa"/>
-          </w:tcPr>
-          <w:p>
-            <w:pPr>
-              <w:pStyle w:val="ListParagraph"/>
-              <w:ind w:firstLineChars="0" w:firstLine="0"/>
-            </w:pPr>
-            <w:r>
-              <w:rPr>
-                <w:rFonts w:hint="eastAsia"/>
-              </w:rPr>
-              <w:t>INIT,RUNNING</w:t>
-            </w:r>
-            <w:r>
-              <w:rPr>
-                <w:rFonts w:hint="eastAsia"/>
-              </w:rPr>
-              <w:t>,ROLLBACK,</w:t>
-            </w:r>
-            <w:r>
-              <w:rPr>
-                <w:rFonts w:hint="eastAsia"/>
-              </w:rPr>
-              <w:t>CANCEL, FINISH</w:t>
-            </w:r>
-          </w:p>
-        </w:tc>
-      </w:tr>
-      <w:tr>
-        <w:tc>
-          <w:tcPr>
-            <w:tcW w:w="1678" w:type="dxa"/>
-          </w:tcPr>
-          <w:p>
-            <w:pPr>
-              <w:pStyle w:val="ListParagraph"/>
-              <w:ind w:firstLineChars="0" w:firstLine="0"/>
-              <w:rPr>
-                <w:rFonts w:hint="eastAsia"/>
-              </w:rPr>
-            </w:pPr>
-          </w:p>
-        </w:tc>
-        <w:tc>
-          <w:tcPr>
-            <w:tcW w:w="1418" w:type="dxa"/>
-          </w:tcPr>
-          <w:p>
-            <w:pPr>
-              <w:pStyle w:val="ListParagraph"/>
-              <w:ind w:firstLineChars="0" w:firstLine="0"/>
-              <w:rPr>
-                <w:rFonts w:hint="eastAsia"/>
-              </w:rPr>
-            </w:pPr>
-          </w:p>
-        </w:tc>
-        <w:tc>
-          <w:tcPr>
-            <w:tcW w:w="1559" w:type="dxa"/>
-          </w:tcPr>
-          <w:p>
-            <w:pPr>
-              <w:pStyle w:val="ListParagraph"/>
-              <w:ind w:firstLineChars="0" w:firstLine="0"/>
-              <w:rPr>
-                <w:rFonts w:hint="eastAsia"/>
-              </w:rPr>
-            </w:pPr>
-          </w:p>
-        </w:tc>
-        <w:tc>
-          <w:tcPr>
-            <w:tcW w:w="3027" w:type="dxa"/>
-          </w:tcPr>
-          <w:p>
-            <w:pPr>
-              <w:pStyle w:val="ListParagraph"/>
-              <w:ind w:firstLineChars="0" w:firstLine="0"/>
-            </w:pPr>
-          </w:p>
-        </w:tc>
-      </w:tr>
-      <w:tr>
-        <w:tc>
-          <w:tcPr>
-            <w:tcW w:w="1678" w:type="dxa"/>
-          </w:tcPr>
-          <w:p>
-            <w:pPr>
-              <w:pStyle w:val="ListParagraph"/>
-              <w:ind w:firstLineChars="0" w:firstLine="0"/>
-            </w:pPr>
-            <w:r>
-              <w:rPr>
-                <w:rFonts w:hint="eastAsia"/>
-              </w:rPr>
-              <w:t>AgentHost</w:t>
-            </w:r>
-          </w:p>
-        </w:tc>
-        <w:tc>
-          <w:tcPr>
-            <w:tcW w:w="1418" w:type="dxa"/>
-          </w:tcPr>
-          <w:p>
-            <w:pPr>
-              <w:pStyle w:val="ListParagraph"/>
-              <w:ind w:firstLineChars="0" w:firstLine="0"/>
-            </w:pPr>
-            <w:r>
-              <w:rPr>
-                <w:rFonts w:hint="eastAsia"/>
-              </w:rPr>
-              <w:t>String</w:t>
-            </w:r>
-          </w:p>
-        </w:tc>
-        <w:tc>
-          <w:tcPr>
-            <w:tcW w:w="1559" w:type="dxa"/>
-          </w:tcPr>
-          <w:p>
-            <w:pPr>
-              <w:pStyle w:val="ListParagraph"/>
-              <w:ind w:firstLineChars="0" w:firstLine="0"/>
-            </w:pPr>
-          </w:p>
-        </w:tc>
-        <w:tc>
-          <w:tcPr>
-            <w:tcW w:w="3027" w:type="dxa"/>
-          </w:tcPr>
-          <w:p>
-            <w:pPr>
-              <w:pStyle w:val="ListParagraph"/>
-              <w:ind w:firstLineChars="0" w:firstLine="0"/>
-            </w:pPr>
-          </w:p>
-        </w:tc>
-      </w:tr>
-      <w:tr>
-        <w:tc>
-          <w:tcPr>
-            <w:tcW w:w="1678" w:type="dxa"/>
-          </w:tcPr>
-          <w:p>
-            <w:pPr>
-              <w:pStyle w:val="ListParagraph"/>
-              <w:ind w:firstLineChars="0" w:firstLine="0"/>
-            </w:pPr>
-            <w:r>
-              <w:rPr>
-                <w:rFonts w:hint="eastAsia"/>
-              </w:rPr>
-              <w:t>AgentService</w:t>
-            </w:r>
-          </w:p>
-        </w:tc>
-        <w:tc>
-          <w:tcPr>
-            <w:tcW w:w="1418" w:type="dxa"/>
-          </w:tcPr>
-          <w:p>
-            <w:pPr>
-              <w:pStyle w:val="ListParagraph"/>
-              <w:ind w:firstLineChars="0" w:firstLine="0"/>
-            </w:pPr>
-            <w:r>
-              <w:rPr>
-                <w:rFonts w:hint="eastAsia"/>
-              </w:rPr>
-              <w:t>String</w:t>
-            </w:r>
-          </w:p>
-        </w:tc>
-        <w:tc>
-          <w:tcPr>
-            <w:tcW w:w="1559" w:type="dxa"/>
-          </w:tcPr>
-          <w:p>
-            <w:pPr>
-              <w:pStyle w:val="ListParagraph"/>
-              <w:ind w:firstLineChars="0" w:firstLine="0"/>
-            </w:pPr>
-          </w:p>
-        </w:tc>
-        <w:tc>
-          <w:tcPr>
-            <w:tcW w:w="3027" w:type="dxa"/>
-          </w:tcPr>
-          <w:p>
-            <w:pPr>
-              <w:pStyle w:val="ListParagraph"/>
-              <w:ind w:firstLineChars="0" w:firstLine="0"/>
-            </w:pPr>
-          </w:p>
-        </w:tc>
-      </w:tr>
-      <w:tr>
-        <w:tc>
-          <w:tcPr>
-            <w:tcW w:w="1678" w:type="dxa"/>
-          </w:tcPr>
-          <w:p>
-            <w:pPr>
-              <w:pStyle w:val="ListParagraph"/>
-              <w:ind w:firstLineChars="0" w:firstLine="0"/>
-              <w:rPr>
-                <w:rFonts w:hint="eastAsia"/>
-              </w:rPr>
-            </w:pPr>
-          </w:p>
-        </w:tc>
-        <w:tc>
-          <w:tcPr>
-            <w:tcW w:w="1418" w:type="dxa"/>
-          </w:tcPr>
-          <w:p>
-            <w:pPr>
-              <w:pStyle w:val="ListParagraph"/>
-              <w:ind w:firstLineChars="0" w:firstLine="0"/>
-              <w:rPr>
-                <w:rFonts w:hint="eastAsia"/>
-              </w:rPr>
-            </w:pPr>
-          </w:p>
-        </w:tc>
-        <w:tc>
-          <w:tcPr>
-            <w:tcW w:w="1559" w:type="dxa"/>
-          </w:tcPr>
-          <w:p>
-            <w:pPr>
-              <w:pStyle w:val="ListParagraph"/>
-              <w:ind w:firstLineChars="0" w:firstLine="0"/>
-            </w:pPr>
-          </w:p>
-        </w:tc>
-        <w:tc>
-          <w:tcPr>
-            <w:tcW w:w="3027" w:type="dxa"/>
-          </w:tcPr>
-          <w:p>
-            <w:pPr>
-              <w:pStyle w:val="ListParagraph"/>
-              <w:ind w:firstLineChars="0" w:firstLine="0"/>
-            </w:pPr>
-          </w:p>
-        </w:tc>
-      </w:tr>
-      <w:tr>
-        <w:tc>
-          <w:tcPr>
-            <w:tcW w:w="1678" w:type="dxa"/>
-          </w:tcPr>
-          <w:p>
-            <w:pPr>
-              <w:pStyle w:val="ListParagraph"/>
-              <w:ind w:firstLineChars="0" w:firstLine="0"/>
-            </w:pPr>
-            <w:r>
-              <w:rPr>
-                <w:rFonts w:hint="eastAsia"/>
-              </w:rPr>
-              <w:t>Info</w:t>
-            </w:r>
-          </w:p>
-        </w:tc>
-        <w:tc>
-          <w:tcPr>
-            <w:tcW w:w="1418" w:type="dxa"/>
-          </w:tcPr>
-          <w:p>
-            <w:pPr>
-              <w:pStyle w:val="ListParagraph"/>
-              <w:ind w:firstLineChars="0" w:firstLine="0"/>
-            </w:pPr>
-            <w:r>
-              <w:rPr>
-                <w:rFonts w:hint="eastAsia"/>
-              </w:rPr>
-              <w:t>Object</w:t>
-            </w:r>
-          </w:p>
-        </w:tc>
-        <w:tc>
-          <w:tcPr>
-            <w:tcW w:w="1559" w:type="dxa"/>
-          </w:tcPr>
-          <w:p>
-            <w:pPr>
-              <w:pStyle w:val="ListParagraph"/>
-              <w:ind w:firstLineChars="0" w:firstLine="0"/>
-              <w:rPr>
-                <w:rFonts w:hint="eastAsia"/>
-              </w:rPr>
-            </w:pPr>
-            <w:r>
-              <w:rPr>
-                <w:rFonts w:hint="eastAsia"/>
-              </w:rPr>
-              <w:t>具体</w:t>
-            </w:r>
-            <w:r>
-              <w:rPr>
-                <w:rFonts w:hint="eastAsia"/>
-              </w:rPr>
-              <w:t>信息</w:t>
-            </w:r>
-          </w:p>
-          <w:p>
-            <w:pPr>
-              <w:pStyle w:val="ListParagraph"/>
-              <w:ind w:firstLineChars="0" w:firstLine="0"/>
-            </w:pPr>
-            <w:r>
-              <w:rPr>
-                <w:rFonts w:hint="eastAsia"/>
-              </w:rPr>
-              <w:t>不同类型的</w:t>
-            </w:r>
-            <w:r>
-              <w:rPr>
-                <w:rFonts w:hint="eastAsia"/>
-              </w:rPr>
-              <w:t>task</w:t>
-            </w:r>
-            <w:r>
-              <w:rPr>
-                <w:rFonts w:hint="eastAsia"/>
-              </w:rPr>
-              <w:t>不同的内容</w:t>
-            </w:r>
-          </w:p>
-        </w:tc>
-        <w:tc>
-          <w:tcPr>
-            <w:tcW w:w="3027" w:type="dxa"/>
-          </w:tcPr>
-          <w:p>
-            <w:pPr>
-              <w:pStyle w:val="ListParagraph"/>
-              <w:ind w:firstLineChars="0" w:firstLine="0"/>
-            </w:pPr>
-            <w:r>
-              <w:rPr>
-                <w:rFonts w:hint="eastAsia"/>
-              </w:rPr>
-              <w:t>{</w:t>
-            </w:r>
-          </w:p>
-          <w:p>
-            <w:pPr>
-              <w:pStyle w:val="ListParagraph"/>
-              <w:ind w:firstLineChars="0" w:firstLine="0"/>
-            </w:pPr>
-            <w:r>
-              <w:t>"BusinessType":"sequoiadb", "Busi</w:t>
-            </w:r>
-            <w:r>
-              <w:t>nessName":"b1", "deployMod":"</w:t>
-            </w:r>
-            <w:r>
-              <w:rPr>
-                <w:rFonts w:hint="eastAsia"/>
-              </w:rPr>
-              <w:t>standalone</w:t>
-            </w:r>
-            <w:r>
-              <w:t xml:space="preserve">", </w:t>
-            </w:r>
-          </w:p>
-          <w:p>
-            <w:r>
-              <w:t xml:space="preserve">"ClusterName":"c1", </w:t>
-            </w:r>
-          </w:p>
-          <w:p>
-            <w:r>
-              <w:t>"Config":</w:t>
-            </w:r>
-          </w:p>
-          <w:p>
-            <w:pPr>
-              <w:ind w:firstLineChars="50" w:firstLine="105"/>
-            </w:pPr>
-            <w:r>
-              <w:t>[</w:t>
-            </w:r>
-          </w:p>
-          <w:p>
-            <w:pPr>
-              <w:ind w:leftChars="100" w:left="315" w:hangingChars="50" w:hanging="105"/>
-            </w:pPr>
-            <w:r>
-              <w:t>{"HostName":</w:t>
-            </w:r>
-            <w:r>
-              <w:t xml:space="preserve">"host1", "datagroupname": "", </w:t>
-            </w:r>
-          </w:p>
-          <w:p>
-            <w:pPr>
-              <w:pStyle w:val="ListParagraph"/>
-              <w:ind w:firstLineChars="150" w:firstLine="315"/>
-            </w:pPr>
-            <w:r>
-              <w:t xml:space="preserve">"dbpath": </w:t>
-            </w:r>
-            <w:r>
-              <w:lastRenderedPageBreak/>
-              <w:t>"/home/db2/standalone/11830", "svcname": "11830", ...</w:t>
-            </w:r>
-          </w:p>
-          <w:p>
-            <w:pPr>
-              <w:pStyle w:val="ListParagraph"/>
-              <w:ind w:firstLineChars="150" w:firstLine="315"/>
-            </w:pPr>
-            <w:r>
+            <w:proofErr w:type="spellEnd"/>
+            <w:r>
+              <w:rPr>
+                <w:rFonts w:hint="eastAsia"/>
+              </w:rPr>
+              <w:t>:</w:t>
+            </w:r>
+          </w:p>
+          <w:p>
+            <w:pPr>
+              <w:pStyle w:val="ListParagraph"/>
+              <w:ind w:firstLineChars="0" w:firstLine="0"/>
+            </w:pPr>
+            <w:r>
+              <w:rPr>
+                <w:rFonts w:hint="eastAsia"/>
+              </w:rPr>
+              <w:t xml:space="preserve">   </w:t>
+            </w:r>
+            <w:proofErr w:type="spellStart"/>
+            <w:r>
+              <w:rPr>
+                <w:rFonts w:hint="eastAsia"/>
+              </w:rPr>
+              <w:t>errno</w:t>
+            </w:r>
+            <w:proofErr w:type="spellEnd"/>
+            <w:r>
+              <w:rPr>
+                <w:rFonts w:hint="eastAsia"/>
+              </w:rPr>
+              <w:t>:</w:t>
+            </w:r>
+          </w:p>
+          <w:p>
+            <w:pPr>
+              <w:pStyle w:val="ListParagraph"/>
+              <w:ind w:firstLineChars="0" w:firstLine="0"/>
+            </w:pPr>
+            <w:r>
+              <w:rPr>
+                <w:rFonts w:hint="eastAsia"/>
+              </w:rPr>
+              <w:t xml:space="preserve">   detail:</w:t>
+            </w:r>
+          </w:p>
+          <w:p>
+            <w:pPr>
+              <w:pStyle w:val="ListParagraph"/>
+              <w:ind w:firstLineChars="0" w:firstLine="0"/>
+            </w:pPr>
+            <w:r>
+              <w:rPr>
+                <w:rFonts w:hint="eastAsia"/>
+              </w:rPr>
+              <w:t xml:space="preserve">   Flow:[</w:t>
+            </w:r>
+            <w:r>
+              <w:t>“”</w:t>
+            </w:r>
+            <w:r>
+              <w:rPr>
+                <w:rFonts w:hint="eastAsia"/>
+              </w:rPr>
+              <w:t>,</w:t>
+            </w:r>
+            <w:r>
+              <w:t>””</w:t>
+            </w:r>
+            <w:r>
+              <w:rPr>
+                <w:rFonts w:hint="eastAsia"/>
+              </w:rPr>
+              <w:t>]</w:t>
+            </w:r>
+          </w:p>
+          <w:p>
+            <w:pPr>
+              <w:pStyle w:val="ListParagraph"/>
+              <w:ind w:firstLineChars="0" w:firstLine="0"/>
+            </w:pPr>
+            <w:r>
+              <w:rPr>
+                <w:rFonts w:hint="eastAsia"/>
+              </w:rPr>
               <w:t>}</w:t>
             </w:r>
-            <w:r>
-              <w:rPr>
-                <w:rFonts w:hint="eastAsia"/>
-              </w:rPr>
-              <w:t xml:space="preserve"> </w:t>
-            </w:r>
-            <w:r>
-              <w:t>,...</w:t>
-            </w:r>
-          </w:p>
-          <w:p>
-            <w:pPr>
-              <w:pStyle w:val="ListParagraph"/>
-              <w:ind w:firstLineChars="50" w:firstLine="105"/>
-            </w:pPr>
-            <w:r>
-              <w:t>]</w:t>
-            </w:r>
-          </w:p>
-          <w:p>
-            <w:r>
-              <w:rPr>
-                <w:rFonts w:hint="eastAsia"/>
-              </w:rPr>
-              <w:t>}</w:t>
-            </w:r>
-          </w:p>
-        </w:tc>
-      </w:tr>
-      <w:tr>
-        <w:tc>
-          <w:tcPr>
-            <w:tcW w:w="1678" w:type="dxa"/>
-          </w:tcPr>
-          <w:p>
-            <w:pPr>
-              <w:pStyle w:val="ListParagraph"/>
-              <w:ind w:firstLineChars="0" w:firstLine="0"/>
-              <w:rPr>
-                <w:rFonts w:hint="eastAsia"/>
-              </w:rPr>
-            </w:pPr>
-          </w:p>
-        </w:tc>
-        <w:tc>
-          <w:tcPr>
-            <w:tcW w:w="1418" w:type="dxa"/>
-          </w:tcPr>
-          <w:p>
-            <w:pPr>
-              <w:pStyle w:val="ListParagraph"/>
-              <w:ind w:firstLineChars="0" w:firstLine="0"/>
-              <w:rPr>
-                <w:rFonts w:hint="eastAsia"/>
-              </w:rPr>
-            </w:pPr>
-          </w:p>
-        </w:tc>
-        <w:tc>
-          <w:tcPr>
-            <w:tcW w:w="1559" w:type="dxa"/>
-          </w:tcPr>
-          <w:p>
-            <w:pPr>
-              <w:pStyle w:val="ListParagraph"/>
-              <w:ind w:firstLineChars="0" w:firstLine="0"/>
-              <w:rPr>
-                <w:rFonts w:hint="eastAsia"/>
-              </w:rPr>
-            </w:pPr>
-          </w:p>
-        </w:tc>
-        <w:tc>
-          <w:tcPr>
-            <w:tcW w:w="3027" w:type="dxa"/>
-          </w:tcPr>
-          <w:p>
-            <w:pPr>
-              <w:pStyle w:val="ListParagraph"/>
-              <w:ind w:firstLineChars="0" w:firstLine="0"/>
-              <w:rPr>
-                <w:rFonts w:hint="eastAsia"/>
-              </w:rPr>
-            </w:pPr>
-          </w:p>
-        </w:tc>
-      </w:tr>
-      <w:tr>
-        <w:tc>
-          <w:tcPr>
-            <w:tcW w:w="1678" w:type="dxa"/>
-          </w:tcPr>
-          <w:p>
-            <w:pPr>
-              <w:pStyle w:val="ListParagraph"/>
-              <w:ind w:firstLineChars="0" w:firstLine="0"/>
-              <w:rPr>
-                <w:rFonts w:hint="eastAsia"/>
-              </w:rPr>
-            </w:pPr>
-            <w:r>
-              <w:rPr>
-                <w:rFonts w:hint="eastAsia"/>
-              </w:rPr>
-              <w:t>errno</w:t>
-            </w:r>
-          </w:p>
-        </w:tc>
-        <w:tc>
-          <w:tcPr>
-            <w:tcW w:w="1418" w:type="dxa"/>
-          </w:tcPr>
-          <w:p>
-            <w:pPr>
-              <w:pStyle w:val="ListParagraph"/>
-              <w:ind w:firstLineChars="0" w:firstLine="0"/>
-              <w:rPr>
-                <w:rFonts w:hint="eastAsia"/>
-              </w:rPr>
-            </w:pPr>
-            <w:r>
-              <w:rPr>
-                <w:rFonts w:hint="eastAsia"/>
-              </w:rPr>
-              <w:t>INT32</w:t>
-            </w:r>
-          </w:p>
-        </w:tc>
-        <w:tc>
-          <w:tcPr>
-            <w:tcW w:w="1559" w:type="dxa"/>
-          </w:tcPr>
-          <w:p>
-            <w:pPr>
-              <w:pStyle w:val="ListParagraph"/>
-              <w:ind w:firstLineChars="0" w:firstLine="0"/>
-              <w:rPr>
-                <w:rFonts w:hint="eastAsia"/>
-              </w:rPr>
-            </w:pPr>
-          </w:p>
-        </w:tc>
-        <w:tc>
-          <w:tcPr>
-            <w:tcW w:w="3027" w:type="dxa"/>
-          </w:tcPr>
-          <w:p>
-            <w:pPr>
-              <w:pStyle w:val="ListParagraph"/>
-              <w:ind w:firstLineChars="0" w:firstLine="0"/>
-              <w:rPr>
-                <w:rFonts w:hint="eastAsia"/>
-              </w:rPr>
-            </w:pPr>
-          </w:p>
-        </w:tc>
-      </w:tr>
-      <w:tr>
-        <w:tc>
-          <w:tcPr>
-            <w:tcW w:w="1678" w:type="dxa"/>
-          </w:tcPr>
-          <w:p>
-            <w:pPr>
-              <w:pStyle w:val="ListParagraph"/>
-              <w:ind w:firstLineChars="0" w:firstLine="0"/>
-              <w:rPr>
-                <w:rFonts w:hint="eastAsia"/>
-              </w:rPr>
-            </w:pPr>
-            <w:r>
-              <w:rPr>
-                <w:rFonts w:hint="eastAsia"/>
-              </w:rPr>
-              <w:t>Progress</w:t>
-            </w:r>
-          </w:p>
-        </w:tc>
-        <w:tc>
-          <w:tcPr>
-            <w:tcW w:w="1418" w:type="dxa"/>
-          </w:tcPr>
-          <w:p>
-            <w:pPr>
-              <w:pStyle w:val="ListParagraph"/>
-              <w:ind w:firstLineChars="0" w:firstLine="0"/>
-              <w:rPr>
-                <w:rFonts w:hint="eastAsia"/>
-              </w:rPr>
-            </w:pPr>
-            <w:r>
-              <w:rPr>
-                <w:rFonts w:hint="eastAsia"/>
-              </w:rPr>
-              <w:t>INT32</w:t>
-            </w:r>
-          </w:p>
-        </w:tc>
-        <w:tc>
-          <w:tcPr>
-            <w:tcW w:w="1559" w:type="dxa"/>
-          </w:tcPr>
-          <w:p>
-            <w:pPr>
-              <w:pStyle w:val="ListParagraph"/>
-              <w:ind w:firstLineChars="0" w:firstLine="0"/>
-              <w:rPr>
-                <w:rFonts w:hint="eastAsia"/>
-              </w:rPr>
-            </w:pPr>
-          </w:p>
-        </w:tc>
-        <w:tc>
-          <w:tcPr>
-            <w:tcW w:w="3027" w:type="dxa"/>
-          </w:tcPr>
-          <w:p>
-            <w:pPr>
-              <w:pStyle w:val="ListParagraph"/>
-              <w:ind w:firstLineChars="0" w:firstLine="0"/>
-              <w:rPr>
-                <w:rFonts w:hint="eastAsia"/>
-              </w:rPr>
-            </w:pPr>
-          </w:p>
-        </w:tc>
-      </w:tr>
-      <w:tr>
-        <w:tc>
-          <w:tcPr>
-            <w:tcW w:w="1678" w:type="dxa"/>
-          </w:tcPr>
-          <w:p>
-            <w:pPr>
-              <w:pStyle w:val="ListParagraph"/>
-              <w:ind w:firstLineChars="0" w:firstLine="0"/>
-            </w:pPr>
-            <w:r>
-              <w:rPr>
-                <w:rFonts w:hint="eastAsia"/>
-              </w:rPr>
-              <w:t>ResultInfo</w:t>
-            </w:r>
-          </w:p>
-        </w:tc>
-        <w:tc>
-          <w:tcPr>
-            <w:tcW w:w="1418" w:type="dxa"/>
-          </w:tcPr>
-          <w:p>
-            <w:pPr>
-              <w:pStyle w:val="ListParagraph"/>
-              <w:ind w:firstLineChars="0" w:firstLine="0"/>
-            </w:pPr>
-            <w:r>
-              <w:rPr>
-                <w:rFonts w:hint="eastAsia"/>
-              </w:rPr>
-              <w:t>Object</w:t>
-            </w:r>
-          </w:p>
-        </w:tc>
-        <w:tc>
-          <w:tcPr>
-            <w:tcW w:w="1559" w:type="dxa"/>
-          </w:tcPr>
-          <w:p>
-            <w:pPr>
-              <w:pStyle w:val="ListParagraph"/>
-              <w:ind w:firstLineChars="0" w:firstLine="0"/>
-              <w:rPr>
-                <w:rFonts w:hint="eastAsia"/>
-              </w:rPr>
-            </w:pPr>
-            <w:r>
-              <w:rPr>
-                <w:rFonts w:hint="eastAsia"/>
-              </w:rPr>
-              <w:t>详细结果</w:t>
-            </w:r>
-          </w:p>
-          <w:p>
-            <w:pPr>
-              <w:pStyle w:val="ListParagraph"/>
-              <w:ind w:firstLineChars="0" w:firstLine="0"/>
-            </w:pPr>
-            <w:r>
-              <w:rPr>
-                <w:rFonts w:hint="eastAsia"/>
-              </w:rPr>
-              <w:t>对不同类型的</w:t>
-            </w:r>
-            <w:r>
-              <w:rPr>
-                <w:rFonts w:hint="eastAsia"/>
-              </w:rPr>
-              <w:t>task</w:t>
-            </w:r>
-            <w:r>
-              <w:rPr>
-                <w:rFonts w:hint="eastAsia"/>
-              </w:rPr>
-              <w:t>不同</w:t>
-            </w:r>
-          </w:p>
-        </w:tc>
-        <w:tc>
-          <w:tcPr>
-            <w:tcW w:w="3027" w:type="dxa"/>
-          </w:tcPr>
-          <w:p>
-            <w:pPr>
-              <w:pStyle w:val="ListParagraph"/>
-              <w:ind w:firstLineChars="0" w:firstLine="0"/>
-              <w:rPr>
-                <w:rFonts w:hint="eastAsia"/>
-              </w:rPr>
-            </w:pPr>
-            <w:r>
-              <w:t>A</w:t>
-            </w:r>
-            <w:r>
-              <w:rPr>
-                <w:rFonts w:hint="eastAsia"/>
-              </w:rPr>
-              <w:t>dd host</w:t>
-            </w:r>
-            <w:r>
-              <w:rPr>
-                <w:rFonts w:hint="eastAsia"/>
-              </w:rPr>
-              <w:t>的</w:t>
-            </w:r>
-            <w:r>
-              <w:rPr>
-                <w:rFonts w:hint="eastAsia"/>
-              </w:rPr>
-              <w:t>task</w:t>
-            </w:r>
-          </w:p>
-          <w:p>
-            <w:pPr>
-              <w:pStyle w:val="ListParagraph"/>
-              <w:ind w:firstLineChars="0" w:firstLine="0"/>
-              <w:rPr>
-                <w:rFonts w:hint="eastAsia"/>
-              </w:rPr>
-            </w:pPr>
-            <w:r>
-              <w:rPr>
-                <w:rFonts w:hint="eastAsia"/>
-              </w:rPr>
-              <w:t>[</w:t>
-            </w:r>
-          </w:p>
-          <w:p>
-            <w:pPr>
-              <w:pStyle w:val="ListParagraph"/>
-              <w:ind w:firstLineChars="0" w:firstLine="0"/>
-              <w:rPr>
-                <w:rFonts w:hint="eastAsia"/>
-              </w:rPr>
-            </w:pPr>
-            <w:r>
-              <w:rPr>
-                <w:rFonts w:hint="eastAsia"/>
-              </w:rPr>
-              <w:t>{</w:t>
-            </w:r>
-          </w:p>
-          <w:p>
-            <w:pPr>
-              <w:pStyle w:val="ListParagraph"/>
-              <w:ind w:firstLineChars="0" w:firstLine="0"/>
-              <w:rPr>
-                <w:rFonts w:hint="eastAsia"/>
-              </w:rPr>
-            </w:pPr>
-            <w:r>
-              <w:rPr>
-                <w:rFonts w:hint="eastAsia"/>
-              </w:rPr>
-              <w:t xml:space="preserve">   IP:</w:t>
-            </w:r>
-          </w:p>
-          <w:p>
-            <w:pPr>
-              <w:pStyle w:val="ListParagraph"/>
-              <w:ind w:firstLineChars="0" w:firstLine="0"/>
-              <w:rPr>
-                <w:rFonts w:hint="eastAsia"/>
-              </w:rPr>
-            </w:pPr>
-            <w:r>
-              <w:rPr>
-                <w:rFonts w:hint="eastAsia"/>
-              </w:rPr>
-              <w:t xml:space="preserve">   HostName:</w:t>
-            </w:r>
-          </w:p>
-          <w:p>
-            <w:pPr>
-              <w:pStyle w:val="ListParagraph"/>
-              <w:ind w:firstLineChars="0" w:firstLine="0"/>
-              <w:rPr>
-                <w:rFonts w:hint="eastAsia"/>
-              </w:rPr>
-            </w:pPr>
-            <w:r>
-              <w:rPr>
-                <w:rFonts w:hint="eastAsia"/>
-              </w:rPr>
-              <w:t xml:space="preserve">   Status:</w:t>
-            </w:r>
-          </w:p>
-          <w:p>
-            <w:pPr>
-              <w:pStyle w:val="ListParagraph"/>
-              <w:ind w:firstLineChars="0" w:firstLine="0"/>
-              <w:rPr>
-                <w:rFonts w:hint="eastAsia"/>
-              </w:rPr>
-            </w:pPr>
-            <w:r>
-              <w:rPr>
-                <w:rFonts w:hint="eastAsia"/>
-              </w:rPr>
-              <w:t xml:space="preserve">   StatusDesc:</w:t>
-            </w:r>
-          </w:p>
-          <w:p>
-            <w:pPr>
-              <w:pStyle w:val="ListParagraph"/>
-              <w:ind w:firstLineChars="0" w:firstLine="0"/>
-              <w:rPr>
-                <w:rFonts w:hint="eastAsia"/>
-              </w:rPr>
-            </w:pPr>
-            <w:r>
-              <w:rPr>
-                <w:rFonts w:hint="eastAsia"/>
-              </w:rPr>
-              <w:t xml:space="preserve">   errno:</w:t>
-            </w:r>
-          </w:p>
-          <w:p>
-            <w:pPr>
-              <w:pStyle w:val="ListParagraph"/>
-              <w:ind w:firstLineChars="0" w:firstLine="0"/>
-              <w:rPr>
-                <w:rFonts w:hint="eastAsia"/>
-              </w:rPr>
-            </w:pPr>
-            <w:r>
-              <w:rPr>
-                <w:rFonts w:hint="eastAsia"/>
-              </w:rPr>
-              <w:t xml:space="preserve">   detail:</w:t>
-            </w:r>
-          </w:p>
-          <w:p>
-            <w:pPr>
-              <w:pStyle w:val="ListParagraph"/>
-              <w:ind w:firstLineChars="0" w:firstLine="0"/>
-              <w:rPr>
-                <w:rFonts w:hint="eastAsia"/>
-              </w:rPr>
-            </w:pPr>
-            <w:r>
-              <w:rPr>
-                <w:rFonts w:hint="eastAsia"/>
-              </w:rPr>
-              <w:t xml:space="preserve">   Flow:[</w:t>
-            </w:r>
-            <w:r>
-              <w:t>“”</w:t>
-            </w:r>
-            <w:r>
-              <w:rPr>
-                <w:rFonts w:hint="eastAsia"/>
-              </w:rPr>
-              <w:t>,</w:t>
-            </w:r>
-            <w:r>
-              <w:t>””</w:t>
-            </w:r>
-            <w:r>
-              <w:rPr>
-                <w:rFonts w:hint="eastAsia"/>
-              </w:rPr>
-              <w:t>]</w:t>
-            </w:r>
-          </w:p>
-          <w:p>
-            <w:pPr>
-              <w:pStyle w:val="ListParagraph"/>
-              <w:ind w:firstLineChars="0" w:firstLine="0"/>
-              <w:rPr>
-                <w:rFonts w:hint="eastAsia"/>
-              </w:rPr>
-            </w:pPr>
-            <w:r>
-              <w:rPr>
-                <w:rFonts w:hint="eastAsia"/>
-              </w:rPr>
-              <w:t>}</w:t>
-            </w:r>
-          </w:p>
-          <w:p>
-            <w:pPr>
-              <w:pStyle w:val="ListParagraph"/>
-              <w:ind w:firstLineChars="0" w:firstLine="0"/>
-              <w:rPr>
-                <w:rFonts w:hint="eastAsia"/>
-              </w:rPr>
+          </w:p>
+          <w:p>
+            <w:pPr>
+              <w:pStyle w:val="ListParagraph"/>
+              <w:ind w:firstLineChars="0" w:firstLine="0"/>
             </w:pPr>
             <w:r>
               <w:rPr>
@@ -8913,7 +8949,7 @@
         <a:sysClr val="windowText" lastClr="000000"/>
       </a:dk1>
       <a:lt1>
-        <a:sysClr val="window" lastClr="FFFFFF"/>
+        <a:sysClr val="window" lastClr="C7EDCC"/>
       </a:lt1>
       <a:dk2>
         <a:srgbClr val="1F497D"/>

--- a/internal_doc/03.开发设计/OM架构设计.docx
+++ b/internal_doc/03.开发设计/OM架构设计.docx
@@ -68,30 +68,8 @@
               <w:rPr>
                 <w:rFonts w:hint="eastAsia"/>
               </w:rPr>
-              <w:t xml:space="preserve">1.0.0 Init </w:t>
-            </w:r>
-            <w:proofErr w:type="spellStart"/>
-            <w:r>
-              <w:rPr>
-                <w:rFonts w:hint="eastAsia"/>
-              </w:rPr>
-              <w:t>Xu</w:t>
-            </w:r>
-            <w:proofErr w:type="spellEnd"/>
-            <w:r>
-              <w:rPr>
-                <w:rFonts w:hint="eastAsia"/>
-              </w:rPr>
-              <w:t xml:space="preserve"> </w:t>
-            </w:r>
-            <w:proofErr w:type="spellStart"/>
-            <w:r>
-              <w:rPr>
-                <w:rFonts w:hint="eastAsia"/>
-              </w:rPr>
-              <w:t>Jianhui</w:t>
-            </w:r>
-            <w:proofErr w:type="spellEnd"/>
+              <w:t>1.0.0 Init Xu Jianhui</w:t>
+            </w:r>
           </w:p>
         </w:tc>
       </w:tr>
@@ -347,11 +325,9 @@
               <w:pStyle w:val="ListParagraph"/>
               <w:ind w:firstLineChars="0" w:firstLine="0"/>
             </w:pPr>
-            <w:proofErr w:type="spellStart"/>
             <w:r>
               <w:t>ClusterName</w:t>
             </w:r>
-            <w:proofErr w:type="spellEnd"/>
           </w:p>
         </w:tc>
         <w:tc>
@@ -397,11 +373,9 @@
               <w:pStyle w:val="ListParagraph"/>
               <w:ind w:firstLineChars="0" w:firstLine="0"/>
             </w:pPr>
-            <w:proofErr w:type="spellStart"/>
             <w:r>
               <w:t>ClusterName</w:t>
             </w:r>
-            <w:proofErr w:type="spellEnd"/>
             <w:r>
               <w:rPr>
                 <w:rFonts w:hint="eastAsia"/>
@@ -433,14 +407,12 @@
               <w:pStyle w:val="ListParagraph"/>
               <w:ind w:firstLineChars="0" w:firstLine="0"/>
             </w:pPr>
-            <w:proofErr w:type="spellStart"/>
             <w:r>
               <w:rPr>
                 <w:rFonts w:hint="eastAsia"/>
               </w:rPr>
               <w:t>Desc</w:t>
             </w:r>
-            <w:proofErr w:type="spellEnd"/>
           </w:p>
         </w:tc>
         <w:tc>
@@ -493,11 +465,9 @@
               <w:pStyle w:val="ListParagraph"/>
               <w:ind w:firstLineChars="0" w:firstLine="0"/>
             </w:pPr>
-            <w:proofErr w:type="spellStart"/>
             <w:r>
               <w:t>SdbUser</w:t>
             </w:r>
-            <w:proofErr w:type="spellEnd"/>
           </w:p>
         </w:tc>
         <w:tc>
@@ -550,11 +520,9 @@
               <w:pStyle w:val="ListParagraph"/>
               <w:ind w:firstLineChars="0" w:firstLine="0"/>
             </w:pPr>
-            <w:proofErr w:type="spellStart"/>
             <w:r>
               <w:t>SdbPasswd</w:t>
             </w:r>
-            <w:proofErr w:type="spellEnd"/>
           </w:p>
         </w:tc>
         <w:tc>
@@ -607,11 +575,9 @@
               <w:pStyle w:val="ListParagraph"/>
               <w:ind w:firstLineChars="0" w:firstLine="0"/>
             </w:pPr>
-            <w:proofErr w:type="spellStart"/>
             <w:r>
               <w:t>SdbUserGroup</w:t>
             </w:r>
-            <w:proofErr w:type="spellEnd"/>
           </w:p>
         </w:tc>
         <w:tc>
@@ -664,11 +630,9 @@
               <w:pStyle w:val="ListParagraph"/>
               <w:ind w:firstLineChars="0" w:firstLine="0"/>
             </w:pPr>
-            <w:proofErr w:type="spellStart"/>
             <w:r>
               <w:t>InstallPath</w:t>
             </w:r>
-            <w:proofErr w:type="spellEnd"/>
           </w:p>
         </w:tc>
         <w:tc>
@@ -725,7 +689,6 @@
                 <w:color w:val="FF0000"/>
               </w:rPr>
             </w:pPr>
-            <w:proofErr w:type="spellStart"/>
             <w:r>
               <w:rPr>
                 <w:rFonts w:hint="eastAsia"/>
@@ -742,7 +705,6 @@
               </w:rPr>
               <w:t>Time</w:t>
             </w:r>
-            <w:proofErr w:type="spellEnd"/>
           </w:p>
         </w:tc>
         <w:tc>
@@ -913,7 +875,6 @@
               <w:pStyle w:val="ListParagraph"/>
               <w:ind w:firstLineChars="0" w:firstLine="0"/>
             </w:pPr>
-            <w:proofErr w:type="spellStart"/>
             <w:r>
               <w:rPr>
                 <w:rFonts w:hint="eastAsia"/>
@@ -926,7 +887,6 @@
               </w:rPr>
               <w:t>Name</w:t>
             </w:r>
-            <w:proofErr w:type="spellEnd"/>
           </w:p>
         </w:tc>
         <w:tc>
@@ -1003,14 +963,12 @@
               <w:pStyle w:val="ListParagraph"/>
               <w:ind w:firstLineChars="0" w:firstLine="0"/>
             </w:pPr>
-            <w:proofErr w:type="spellStart"/>
             <w:r>
               <w:rPr>
                 <w:rFonts w:hint="eastAsia"/>
               </w:rPr>
               <w:t>ClusterName</w:t>
             </w:r>
-            <w:proofErr w:type="spellEnd"/>
           </w:p>
         </w:tc>
         <w:tc>
@@ -1050,14 +1008,12 @@
               <w:pStyle w:val="ListParagraph"/>
               <w:ind w:firstLineChars="0" w:firstLine="0"/>
             </w:pPr>
-            <w:proofErr w:type="spellStart"/>
             <w:r>
               <w:rPr>
                 <w:rFonts w:hint="eastAsia"/>
               </w:rPr>
               <w:t>ClusterName</w:t>
             </w:r>
-            <w:proofErr w:type="spellEnd"/>
             <w:r>
               <w:t>:”</w:t>
             </w:r>
@@ -1375,11 +1331,9 @@
               <w:pStyle w:val="ListParagraph"/>
               <w:ind w:firstLineChars="0" w:firstLine="0"/>
             </w:pPr>
-            <w:proofErr w:type="spellStart"/>
             <w:r>
               <w:t>InstallPath</w:t>
             </w:r>
-            <w:proofErr w:type="spellEnd"/>
           </w:p>
         </w:tc>
         <w:tc>
@@ -1432,14 +1386,12 @@
               <w:pStyle w:val="ListParagraph"/>
               <w:ind w:firstLineChars="0" w:firstLine="0"/>
             </w:pPr>
-            <w:proofErr w:type="spellStart"/>
             <w:r>
               <w:rPr>
                 <w:rFonts w:hint="eastAsia"/>
               </w:rPr>
               <w:t>AgentPort</w:t>
             </w:r>
-            <w:proofErr w:type="spellEnd"/>
           </w:p>
         </w:tc>
         <w:tc>
@@ -1492,14 +1444,12 @@
               <w:pStyle w:val="ListParagraph"/>
               <w:ind w:firstLineChars="0" w:firstLine="0"/>
             </w:pPr>
-            <w:proofErr w:type="spellStart"/>
             <w:r>
               <w:rPr>
                 <w:rFonts w:hint="eastAsia"/>
               </w:rPr>
               <w:t>SshPort</w:t>
             </w:r>
-            <w:proofErr w:type="spellEnd"/>
           </w:p>
         </w:tc>
         <w:tc>
@@ -1569,71 +1519,93 @@
               <w:pStyle w:val="ListParagraph"/>
               <w:ind w:firstLineChars="0" w:firstLine="0"/>
             </w:pPr>
-            <w:r>
-              <w:rPr>
-                <w:rFonts w:hint="eastAsia"/>
-              </w:rPr>
-              <w:t>String</w:t>
-            </w:r>
-          </w:p>
-        </w:tc>
-        <w:tc>
-          <w:tcPr>
-            <w:tcW w:w="1921" w:type="dxa"/>
-          </w:tcPr>
-          <w:p>
-            <w:pPr>
-              <w:pStyle w:val="ListParagraph"/>
-              <w:ind w:firstLineChars="0" w:firstLine="0"/>
-            </w:pPr>
-          </w:p>
-        </w:tc>
-        <w:tc>
-          <w:tcPr>
-            <w:tcW w:w="1921" w:type="dxa"/>
-          </w:tcPr>
-          <w:p>
-            <w:pPr>
-              <w:pStyle w:val="ListParagraph"/>
-              <w:ind w:firstLineChars="0" w:firstLine="0"/>
-            </w:pPr>
-            <w:r>
-              <w:rPr>
-                <w:rFonts w:hint="eastAsia"/>
-              </w:rPr>
-              <w:t>OS:</w:t>
-            </w:r>
-            <w:r>
-              <w:t>”</w:t>
-            </w:r>
-            <w:r>
-              <w:rPr>
-                <w:rFonts w:hint="eastAsia"/>
-              </w:rPr>
-              <w:t>XXX</w:t>
-            </w:r>
-            <w:r>
-              <w:t>”</w:t>
-            </w:r>
-          </w:p>
-        </w:tc>
-      </w:tr>
-      <w:tr>
-        <w:tc>
-          <w:tcPr>
-            <w:tcW w:w="1920" w:type="dxa"/>
-          </w:tcPr>
-          <w:p>
-            <w:pPr>
-              <w:pStyle w:val="ListParagraph"/>
-              <w:ind w:firstLineChars="0" w:firstLine="0"/>
-            </w:pPr>
-            <w:r>
-              <w:rPr>
-                <w:rFonts w:hint="eastAsia"/>
-              </w:rPr>
-              <w:t>OM</w:t>
-            </w:r>
+            <w:ins w:id="0" w:author="tanzhaobo" w:date="2015-01-21T10:19:00Z">
+              <w:r>
+                <w:rPr>
+                  <w:rFonts w:hint="eastAsia"/>
+                </w:rPr>
+                <w:t>Object</w:t>
+              </w:r>
+            </w:ins>
+            <w:del w:id="1" w:author="tanzhaobo" w:date="2015-01-21T10:19:00Z">
+              <w:r>
+                <w:rPr>
+                  <w:rFonts w:hint="eastAsia"/>
+                </w:rPr>
+                <w:delText>String</w:delText>
+              </w:r>
+            </w:del>
+          </w:p>
+        </w:tc>
+        <w:tc>
+          <w:tcPr>
+            <w:tcW w:w="1921" w:type="dxa"/>
+          </w:tcPr>
+          <w:p>
+            <w:pPr>
+              <w:pStyle w:val="ListParagraph"/>
+              <w:ind w:firstLineChars="0" w:firstLine="0"/>
+            </w:pPr>
+          </w:p>
+        </w:tc>
+        <w:tc>
+          <w:tcPr>
+            <w:tcW w:w="1921" w:type="dxa"/>
+          </w:tcPr>
+          <w:p>
+            <w:pPr>
+              <w:pStyle w:val="ListParagraph"/>
+              <w:ind w:firstLineChars="0" w:firstLine="0"/>
+            </w:pPr>
+            <w:del w:id="2" w:author="tanzhaobo" w:date="2015-01-21T10:19:00Z">
+              <w:r>
+                <w:rPr>
+                  <w:rFonts w:hint="eastAsia"/>
+                </w:rPr>
+                <w:delText>OS:</w:delText>
+              </w:r>
+              <w:r>
+                <w:delText>”</w:delText>
+              </w:r>
+              <w:r>
+                <w:rPr>
+                  <w:rFonts w:hint="eastAsia"/>
+                </w:rPr>
+                <w:delText>XXX</w:delText>
+              </w:r>
+              <w:r>
+                <w:delText>”</w:delText>
+              </w:r>
+            </w:del>
+          </w:p>
+        </w:tc>
+      </w:tr>
+      <w:tr>
+        <w:tc>
+          <w:tcPr>
+            <w:tcW w:w="1920" w:type="dxa"/>
+          </w:tcPr>
+          <w:p>
+            <w:pPr>
+              <w:pStyle w:val="ListParagraph"/>
+              <w:ind w:firstLineChars="0" w:firstLine="0"/>
+            </w:pPr>
+            <w:del w:id="3" w:author="tanzhaobo" w:date="2015-01-21T10:19:00Z">
+              <w:r>
+                <w:rPr>
+                  <w:rFonts w:hint="eastAsia"/>
+                </w:rPr>
+                <w:delText>OM</w:delText>
+              </w:r>
+            </w:del>
+            <w:ins w:id="4" w:author="tanzhaobo" w:date="2015-01-21T10:19:00Z">
+              <w:r>
+                <w:rPr>
+                  <w:rFonts w:hint="eastAsia"/>
+                </w:rPr>
+                <w:t>OMA</w:t>
+              </w:r>
+            </w:ins>
           </w:p>
         </w:tc>
         <w:tc>
@@ -2147,6 +2119,432 @@
       <w:pPr>
         <w:pStyle w:val="ListParagraph"/>
         <w:ind w:leftChars="399" w:left="848" w:hangingChars="5" w:hanging="10"/>
+        <w:rPr>
+          <w:ins w:id="5" w:author="tanzhaobo" w:date="2015-01-21T10:19:00Z"/>
+          <w:rFonts w:hint="eastAsia"/>
+        </w:rPr>
+      </w:pPr>
+    </w:p>
+    <w:p>
+      <w:pPr>
+        <w:pStyle w:val="ListParagraph"/>
+        <w:ind w:leftChars="399" w:left="848" w:hangingChars="5" w:hanging="10"/>
+        <w:rPr>
+          <w:ins w:id="6" w:author="tanzhaobo" w:date="2015-01-21T10:19:00Z"/>
+        </w:rPr>
+      </w:pPr>
+      <w:ins w:id="7" w:author="tanzhaobo" w:date="2015-01-21T10:19:00Z">
+        <w:r>
+          <w:rPr>
+            <w:rFonts w:hint="eastAsia"/>
+          </w:rPr>
+          <w:t>O</w:t>
+        </w:r>
+      </w:ins>
+      <w:ins w:id="8" w:author="tanzhaobo" w:date="2015-01-21T10:20:00Z">
+        <w:r>
+          <w:rPr>
+            <w:rFonts w:hint="eastAsia"/>
+          </w:rPr>
+          <w:t>S</w:t>
+        </w:r>
+      </w:ins>
+      <w:ins w:id="9" w:author="tanzhaobo" w:date="2015-01-21T10:19:00Z">
+        <w:r>
+          <w:rPr>
+            <w:rFonts w:hint="eastAsia"/>
+          </w:rPr>
+          <w:t>子字段设计：</w:t>
+        </w:r>
+      </w:ins>
+    </w:p>
+    <w:tbl>
+      <w:tblPr>
+        <w:tblStyle w:val="TableGrid"/>
+        <w:tblW w:w="0" w:type="auto"/>
+        <w:tblInd w:w="840" w:type="dxa"/>
+        <w:tblLayout w:type="fixed"/>
+        <w:tblLook w:val="04A0"/>
+      </w:tblPr>
+      <w:tblGrid>
+        <w:gridCol w:w="1920"/>
+        <w:gridCol w:w="1920"/>
+        <w:gridCol w:w="1921"/>
+        <w:gridCol w:w="1921"/>
+      </w:tblGrid>
+      <w:tr>
+        <w:trPr>
+          <w:ins w:id="10" w:author="tanzhaobo" w:date="2015-01-21T10:19:00Z"/>
+        </w:trPr>
+        <w:tc>
+          <w:tcPr>
+            <w:tcW w:w="1920" w:type="dxa"/>
+          </w:tcPr>
+          <w:p>
+            <w:pPr>
+              <w:pStyle w:val="ListParagraph"/>
+              <w:ind w:firstLineChars="0" w:firstLine="0"/>
+              <w:jc w:val="center"/>
+              <w:rPr>
+                <w:ins w:id="11" w:author="tanzhaobo" w:date="2015-01-21T10:19:00Z"/>
+              </w:rPr>
+            </w:pPr>
+            <w:ins w:id="12" w:author="tanzhaobo" w:date="2015-01-21T10:19:00Z">
+              <w:r>
+                <w:rPr>
+                  <w:rFonts w:hint="eastAsia"/>
+                </w:rPr>
+                <w:t>字段名称</w:t>
+              </w:r>
+            </w:ins>
+          </w:p>
+        </w:tc>
+        <w:tc>
+          <w:tcPr>
+            <w:tcW w:w="1920" w:type="dxa"/>
+          </w:tcPr>
+          <w:p>
+            <w:pPr>
+              <w:pStyle w:val="ListParagraph"/>
+              <w:ind w:firstLineChars="0" w:firstLine="0"/>
+              <w:jc w:val="center"/>
+              <w:rPr>
+                <w:ins w:id="13" w:author="tanzhaobo" w:date="2015-01-21T10:19:00Z"/>
+              </w:rPr>
+            </w:pPr>
+            <w:ins w:id="14" w:author="tanzhaobo" w:date="2015-01-21T10:19:00Z">
+              <w:r>
+                <w:rPr>
+                  <w:rFonts w:hint="eastAsia"/>
+                </w:rPr>
+                <w:t>类型</w:t>
+              </w:r>
+            </w:ins>
+          </w:p>
+        </w:tc>
+        <w:tc>
+          <w:tcPr>
+            <w:tcW w:w="1921" w:type="dxa"/>
+          </w:tcPr>
+          <w:p>
+            <w:pPr>
+              <w:pStyle w:val="ListParagraph"/>
+              <w:ind w:firstLineChars="0" w:firstLine="0"/>
+              <w:jc w:val="center"/>
+              <w:rPr>
+                <w:ins w:id="15" w:author="tanzhaobo" w:date="2015-01-21T10:19:00Z"/>
+              </w:rPr>
+            </w:pPr>
+            <w:ins w:id="16" w:author="tanzhaobo" w:date="2015-01-21T10:19:00Z">
+              <w:r>
+                <w:rPr>
+                  <w:rFonts w:hint="eastAsia"/>
+                </w:rPr>
+                <w:t>描述</w:t>
+              </w:r>
+            </w:ins>
+          </w:p>
+        </w:tc>
+        <w:tc>
+          <w:tcPr>
+            <w:tcW w:w="1921" w:type="dxa"/>
+          </w:tcPr>
+          <w:p>
+            <w:pPr>
+              <w:pStyle w:val="ListParagraph"/>
+              <w:ind w:firstLineChars="0" w:firstLine="0"/>
+              <w:jc w:val="center"/>
+              <w:rPr>
+                <w:ins w:id="17" w:author="tanzhaobo" w:date="2015-01-21T10:19:00Z"/>
+              </w:rPr>
+            </w:pPr>
+            <w:ins w:id="18" w:author="tanzhaobo" w:date="2015-01-21T10:19:00Z">
+              <w:r>
+                <w:rPr>
+                  <w:rFonts w:hint="eastAsia"/>
+                </w:rPr>
+                <w:t>举例</w:t>
+              </w:r>
+            </w:ins>
+          </w:p>
+        </w:tc>
+      </w:tr>
+      <w:tr>
+        <w:trPr>
+          <w:ins w:id="19" w:author="tanzhaobo" w:date="2015-01-21T10:19:00Z"/>
+        </w:trPr>
+        <w:tc>
+          <w:tcPr>
+            <w:tcW w:w="1920" w:type="dxa"/>
+          </w:tcPr>
+          <w:p>
+            <w:pPr>
+              <w:pStyle w:val="ListParagraph"/>
+              <w:ind w:firstLineChars="0" w:firstLine="0"/>
+              <w:rPr>
+                <w:ins w:id="20" w:author="tanzhaobo" w:date="2015-01-21T10:19:00Z"/>
+              </w:rPr>
+            </w:pPr>
+            <w:ins w:id="21" w:author="tanzhaobo" w:date="2015-01-21T10:20:00Z">
+              <w:r>
+                <w:rPr>
+                  <w:rFonts w:hint="eastAsia"/>
+                </w:rPr>
+                <w:t>Distributor</w:t>
+              </w:r>
+            </w:ins>
+          </w:p>
+        </w:tc>
+        <w:tc>
+          <w:tcPr>
+            <w:tcW w:w="1920" w:type="dxa"/>
+          </w:tcPr>
+          <w:p>
+            <w:pPr>
+              <w:pStyle w:val="ListParagraph"/>
+              <w:ind w:firstLineChars="0" w:firstLine="0"/>
+              <w:rPr>
+                <w:ins w:id="22" w:author="tanzhaobo" w:date="2015-01-21T10:19:00Z"/>
+              </w:rPr>
+            </w:pPr>
+            <w:ins w:id="23" w:author="tanzhaobo" w:date="2015-01-21T10:19:00Z">
+              <w:r>
+                <w:rPr>
+                  <w:rFonts w:hint="eastAsia"/>
+                </w:rPr>
+                <w:t>String</w:t>
+              </w:r>
+            </w:ins>
+          </w:p>
+        </w:tc>
+        <w:tc>
+          <w:tcPr>
+            <w:tcW w:w="1921" w:type="dxa"/>
+          </w:tcPr>
+          <w:p>
+            <w:pPr>
+              <w:pStyle w:val="ListParagraph"/>
+              <w:ind w:firstLineChars="0" w:firstLine="0"/>
+              <w:rPr>
+                <w:ins w:id="24" w:author="tanzhaobo" w:date="2015-01-21T10:19:00Z"/>
+              </w:rPr>
+            </w:pPr>
+          </w:p>
+        </w:tc>
+        <w:tc>
+          <w:tcPr>
+            <w:tcW w:w="1921" w:type="dxa"/>
+          </w:tcPr>
+          <w:p>
+            <w:pPr>
+              <w:pStyle w:val="ListParagraph"/>
+              <w:ind w:firstLineChars="0" w:firstLine="0"/>
+              <w:rPr>
+                <w:ins w:id="25" w:author="tanzhaobo" w:date="2015-01-21T10:19:00Z"/>
+              </w:rPr>
+            </w:pPr>
+            <w:ins w:id="26" w:author="tanzhaobo" w:date="2015-01-21T10:21:00Z">
+              <w:r>
+                <w:t>“</w:t>
+              </w:r>
+              <w:r>
+                <w:rPr>
+                  <w:rFonts w:hint="eastAsia"/>
+                </w:rPr>
+                <w:t>RedHatEnterpriseServer</w:t>
+              </w:r>
+              <w:r>
+                <w:t>”</w:t>
+              </w:r>
+            </w:ins>
+          </w:p>
+        </w:tc>
+      </w:tr>
+      <w:tr>
+        <w:trPr>
+          <w:ins w:id="27" w:author="tanzhaobo" w:date="2015-01-21T10:19:00Z"/>
+        </w:trPr>
+        <w:tc>
+          <w:tcPr>
+            <w:tcW w:w="1920" w:type="dxa"/>
+          </w:tcPr>
+          <w:p>
+            <w:pPr>
+              <w:pStyle w:val="ListParagraph"/>
+              <w:ind w:firstLineChars="0" w:firstLine="0"/>
+              <w:rPr>
+                <w:ins w:id="28" w:author="tanzhaobo" w:date="2015-01-21T10:19:00Z"/>
+              </w:rPr>
+            </w:pPr>
+            <w:ins w:id="29" w:author="tanzhaobo" w:date="2015-01-21T10:21:00Z">
+              <w:r>
+                <w:rPr>
+                  <w:rFonts w:hint="eastAsia"/>
+                </w:rPr>
+                <w:t>Release</w:t>
+              </w:r>
+            </w:ins>
+          </w:p>
+        </w:tc>
+        <w:tc>
+          <w:tcPr>
+            <w:tcW w:w="1920" w:type="dxa"/>
+          </w:tcPr>
+          <w:p>
+            <w:pPr>
+              <w:pStyle w:val="ListParagraph"/>
+              <w:ind w:firstLineChars="0" w:firstLine="0"/>
+              <w:rPr>
+                <w:ins w:id="30" w:author="tanzhaobo" w:date="2015-01-21T10:19:00Z"/>
+              </w:rPr>
+            </w:pPr>
+            <w:ins w:id="31" w:author="tanzhaobo" w:date="2015-01-21T10:19:00Z">
+              <w:r>
+                <w:rPr>
+                  <w:rFonts w:hint="eastAsia"/>
+                </w:rPr>
+                <w:t>String</w:t>
+              </w:r>
+            </w:ins>
+          </w:p>
+        </w:tc>
+        <w:tc>
+          <w:tcPr>
+            <w:tcW w:w="1921" w:type="dxa"/>
+          </w:tcPr>
+          <w:p>
+            <w:pPr>
+              <w:pStyle w:val="ListParagraph"/>
+              <w:ind w:firstLineChars="0" w:firstLine="0"/>
+              <w:rPr>
+                <w:ins w:id="32" w:author="tanzhaobo" w:date="2015-01-21T10:19:00Z"/>
+              </w:rPr>
+            </w:pPr>
+          </w:p>
+        </w:tc>
+        <w:tc>
+          <w:tcPr>
+            <w:tcW w:w="1921" w:type="dxa"/>
+          </w:tcPr>
+          <w:p>
+            <w:pPr>
+              <w:pStyle w:val="ListParagraph"/>
+              <w:ind w:firstLineChars="0" w:firstLine="0"/>
+              <w:rPr>
+                <w:ins w:id="33" w:author="tanzhaobo" w:date="2015-01-21T10:19:00Z"/>
+              </w:rPr>
+            </w:pPr>
+            <w:ins w:id="34" w:author="tanzhaobo" w:date="2015-01-21T10:21:00Z">
+              <w:r>
+                <w:t>“</w:t>
+              </w:r>
+              <w:r>
+                <w:rPr>
+                  <w:rFonts w:hint="eastAsia"/>
+                </w:rPr>
+                <w:t>6.4</w:t>
+              </w:r>
+              <w:r>
+                <w:t>”</w:t>
+              </w:r>
+            </w:ins>
+          </w:p>
+        </w:tc>
+      </w:tr>
+      <w:tr>
+        <w:trPr>
+          <w:ins w:id="35" w:author="tanzhaobo" w:date="2015-01-21T10:19:00Z"/>
+        </w:trPr>
+        <w:tc>
+          <w:tcPr>
+            <w:tcW w:w="1920" w:type="dxa"/>
+          </w:tcPr>
+          <w:p>
+            <w:pPr>
+              <w:pStyle w:val="ListParagraph"/>
+              <w:ind w:firstLineChars="0" w:firstLine="0"/>
+              <w:rPr>
+                <w:ins w:id="36" w:author="tanzhaobo" w:date="2015-01-21T10:19:00Z"/>
+              </w:rPr>
+            </w:pPr>
+            <w:ins w:id="37" w:author="tanzhaobo" w:date="2015-01-21T10:21:00Z">
+              <w:r>
+                <w:rPr>
+                  <w:rFonts w:hint="eastAsia"/>
+                </w:rPr>
+                <w:t>Bit</w:t>
+              </w:r>
+            </w:ins>
+          </w:p>
+        </w:tc>
+        <w:tc>
+          <w:tcPr>
+            <w:tcW w:w="1920" w:type="dxa"/>
+          </w:tcPr>
+          <w:p>
+            <w:pPr>
+              <w:pStyle w:val="ListParagraph"/>
+              <w:ind w:firstLineChars="0" w:firstLine="0"/>
+              <w:rPr>
+                <w:ins w:id="38" w:author="tanzhaobo" w:date="2015-01-21T10:19:00Z"/>
+              </w:rPr>
+            </w:pPr>
+            <w:ins w:id="39" w:author="tanzhaobo" w:date="2015-01-21T10:19:00Z">
+              <w:r>
+                <w:rPr>
+                  <w:rFonts w:hint="eastAsia"/>
+                </w:rPr>
+                <w:t>INT32</w:t>
+              </w:r>
+            </w:ins>
+          </w:p>
+        </w:tc>
+        <w:tc>
+          <w:tcPr>
+            <w:tcW w:w="1921" w:type="dxa"/>
+          </w:tcPr>
+          <w:p>
+            <w:pPr>
+              <w:pStyle w:val="ListParagraph"/>
+              <w:ind w:firstLineChars="0" w:firstLine="0"/>
+              <w:rPr>
+                <w:ins w:id="40" w:author="tanzhaobo" w:date="2015-01-21T10:19:00Z"/>
+              </w:rPr>
+            </w:pPr>
+          </w:p>
+        </w:tc>
+        <w:tc>
+          <w:tcPr>
+            <w:tcW w:w="1921" w:type="dxa"/>
+          </w:tcPr>
+          <w:p>
+            <w:pPr>
+              <w:pStyle w:val="ListParagraph"/>
+              <w:ind w:firstLineChars="0" w:firstLine="0"/>
+              <w:rPr>
+                <w:ins w:id="41" w:author="tanzhaobo" w:date="2015-01-21T10:19:00Z"/>
+              </w:rPr>
+            </w:pPr>
+            <w:ins w:id="42" w:author="tanzhaobo" w:date="2015-01-21T10:21:00Z">
+              <w:r>
+                <w:rPr>
+                  <w:rFonts w:hint="eastAsia"/>
+                </w:rPr>
+                <w:t>64</w:t>
+              </w:r>
+            </w:ins>
+          </w:p>
+        </w:tc>
+      </w:tr>
+    </w:tbl>
+    <w:p>
+      <w:pPr>
+        <w:pPrChange w:id="43" w:author="tanzhaobo" w:date="2015-01-21T10:20:00Z">
+          <w:pPr>
+            <w:pStyle w:val="ListParagraph"/>
+            <w:ind w:leftChars="399" w:left="848" w:hangingChars="5" w:hanging="10"/>
+          </w:pPr>
+        </w:pPrChange>
       </w:pPr>
     </w:p>
     <w:p>
@@ -2154,12 +2552,22 @@
         <w:pStyle w:val="ListParagraph"/>
         <w:ind w:leftChars="399" w:left="848" w:hangingChars="5" w:hanging="10"/>
       </w:pPr>
-      <w:r>
-        <w:rPr>
-          <w:rFonts w:hint="eastAsia"/>
-        </w:rPr>
-        <w:t>OM</w:t>
-      </w:r>
+      <w:ins w:id="44" w:author="tanzhaobo" w:date="2015-01-21T10:22:00Z">
+        <w:r>
+          <w:rPr>
+            <w:rFonts w:hint="eastAsia"/>
+          </w:rPr>
+          <w:t>OMA</w:t>
+        </w:r>
+      </w:ins>
+      <w:del w:id="45" w:author="tanzhaobo" w:date="2015-01-21T10:22:00Z">
+        <w:r>
+          <w:rPr>
+            <w:rFonts w:hint="eastAsia"/>
+          </w:rPr>
+          <w:delText>OM</w:delText>
+        </w:r>
+      </w:del>
       <w:r>
         <w:rPr>
           <w:rFonts w:hint="eastAsia"/>
@@ -2310,6 +2718,20 @@
               <w:pStyle w:val="ListParagraph"/>
               <w:ind w:firstLineChars="0" w:firstLine="0"/>
             </w:pPr>
+            <w:ins w:id="46" w:author="tanzhaobo" w:date="2015-01-21T10:23:00Z">
+              <w:r>
+                <w:t>“</w:t>
+              </w:r>
+              <w:r>
+                <w:rPr>
+                  <w:rFonts w:hint="eastAsia"/>
+                </w:rPr>
+                <w:t>1.10</w:t>
+              </w:r>
+              <w:r>
+                <w:t>”</w:t>
+              </w:r>
+            </w:ins>
           </w:p>
         </w:tc>
       </w:tr>
@@ -2368,6 +2790,20 @@
               <w:pStyle w:val="ListParagraph"/>
               <w:ind w:firstLineChars="0" w:firstLine="0"/>
             </w:pPr>
+            <w:ins w:id="47" w:author="tanzhaobo" w:date="2015-01-21T10:23:00Z">
+              <w:r>
+                <w:t>“</w:t>
+              </w:r>
+              <w:r>
+                <w:rPr>
+                  <w:rFonts w:hint="eastAsia"/>
+                </w:rPr>
+                <w:t>/opt/sequoiadb/bin</w:t>
+              </w:r>
+              <w:r>
+                <w:t>”</w:t>
+              </w:r>
+            </w:ins>
           </w:p>
         </w:tc>
       </w:tr>
@@ -2432,64 +2868,163 @@
               <w:pStyle w:val="ListParagraph"/>
               <w:ind w:firstLineChars="0" w:firstLine="0"/>
             </w:pPr>
-          </w:p>
-        </w:tc>
-      </w:tr>
-      <w:tr>
-        <w:tc>
-          <w:tcPr>
-            <w:tcW w:w="1920" w:type="dxa"/>
-          </w:tcPr>
-          <w:p>
-            <w:pPr>
-              <w:pStyle w:val="ListParagraph"/>
-              <w:ind w:firstLineChars="0" w:firstLine="0"/>
-            </w:pPr>
-            <w:r>
-              <w:rPr>
-                <w:rFonts w:hint="eastAsia"/>
-              </w:rPr>
-              <w:t>Time</w:t>
-            </w:r>
-          </w:p>
-        </w:tc>
-        <w:tc>
-          <w:tcPr>
-            <w:tcW w:w="1920" w:type="dxa"/>
-          </w:tcPr>
-          <w:p>
-            <w:pPr>
-              <w:pStyle w:val="ListParagraph"/>
-              <w:ind w:firstLineChars="0" w:firstLine="0"/>
-            </w:pPr>
-            <w:r>
-              <w:rPr>
-                <w:rFonts w:hint="eastAsia"/>
-              </w:rPr>
-              <w:t>Timestamp</w:t>
-            </w:r>
-          </w:p>
-        </w:tc>
-        <w:tc>
-          <w:tcPr>
-            <w:tcW w:w="1921" w:type="dxa"/>
-          </w:tcPr>
-          <w:p>
-            <w:pPr>
-              <w:pStyle w:val="ListParagraph"/>
-              <w:ind w:firstLineChars="0" w:firstLine="0"/>
-            </w:pPr>
-          </w:p>
-        </w:tc>
-        <w:tc>
-          <w:tcPr>
-            <w:tcW w:w="1921" w:type="dxa"/>
-          </w:tcPr>
-          <w:p>
-            <w:pPr>
-              <w:pStyle w:val="ListParagraph"/>
-              <w:ind w:firstLineChars="0" w:firstLine="0"/>
-            </w:pPr>
+            <w:ins w:id="48" w:author="tanzhaobo" w:date="2015-01-21T10:24:00Z">
+              <w:r>
+                <w:rPr>
+                  <w:rFonts w:hint="eastAsia"/>
+                </w:rPr>
+                <w:t>11790</w:t>
+              </w:r>
+            </w:ins>
+          </w:p>
+        </w:tc>
+      </w:tr>
+      <w:tr>
+        <w:tc>
+          <w:tcPr>
+            <w:tcW w:w="1920" w:type="dxa"/>
+          </w:tcPr>
+          <w:p>
+            <w:pPr>
+              <w:pStyle w:val="ListParagraph"/>
+              <w:ind w:firstLineChars="0" w:firstLine="0"/>
+            </w:pPr>
+            <w:del w:id="49" w:author="tanzhaobo" w:date="2015-01-21T10:22:00Z">
+              <w:r>
+                <w:rPr>
+                  <w:rFonts w:hint="eastAsia"/>
+                </w:rPr>
+                <w:delText>Time</w:delText>
+              </w:r>
+            </w:del>
+          </w:p>
+        </w:tc>
+        <w:tc>
+          <w:tcPr>
+            <w:tcW w:w="1920" w:type="dxa"/>
+          </w:tcPr>
+          <w:p>
+            <w:pPr>
+              <w:pStyle w:val="ListParagraph"/>
+              <w:ind w:firstLineChars="0" w:firstLine="0"/>
+            </w:pPr>
+            <w:del w:id="50" w:author="tanzhaobo" w:date="2015-01-21T10:22:00Z">
+              <w:r>
+                <w:rPr>
+                  <w:rFonts w:hint="eastAsia"/>
+                </w:rPr>
+                <w:delText>Timestamp</w:delText>
+              </w:r>
+            </w:del>
+          </w:p>
+        </w:tc>
+        <w:tc>
+          <w:tcPr>
+            <w:tcW w:w="1921" w:type="dxa"/>
+          </w:tcPr>
+          <w:p>
+            <w:pPr>
+              <w:pStyle w:val="ListParagraph"/>
+              <w:ind w:firstLineChars="0" w:firstLine="0"/>
+            </w:pPr>
+          </w:p>
+        </w:tc>
+        <w:tc>
+          <w:tcPr>
+            <w:tcW w:w="1921" w:type="dxa"/>
+          </w:tcPr>
+          <w:p>
+            <w:pPr>
+              <w:pStyle w:val="ListParagraph"/>
+              <w:ind w:firstLineChars="0" w:firstLine="0"/>
+            </w:pPr>
+          </w:p>
+        </w:tc>
+      </w:tr>
+      <w:tr>
+        <w:trPr>
+          <w:ins w:id="51" w:author="tanzhaobo" w:date="2015-01-21T10:23:00Z"/>
+        </w:trPr>
+        <w:tc>
+          <w:tcPr>
+            <w:tcW w:w="1920" w:type="dxa"/>
+          </w:tcPr>
+          <w:p>
+            <w:pPr>
+              <w:pStyle w:val="ListParagraph"/>
+              <w:ind w:firstLineChars="0" w:firstLine="0"/>
+              <w:rPr>
+                <w:ins w:id="52" w:author="tanzhaobo" w:date="2015-01-21T10:23:00Z"/>
+                <w:rFonts w:hint="eastAsia"/>
+              </w:rPr>
+            </w:pPr>
+            <w:ins w:id="53" w:author="tanzhaobo" w:date="2015-01-21T10:23:00Z">
+              <w:r>
+                <w:rPr>
+                  <w:rFonts w:hint="eastAsia"/>
+                </w:rPr>
+                <w:t>Release</w:t>
+              </w:r>
+            </w:ins>
+          </w:p>
+        </w:tc>
+        <w:tc>
+          <w:tcPr>
+            <w:tcW w:w="1920" w:type="dxa"/>
+          </w:tcPr>
+          <w:p>
+            <w:pPr>
+              <w:pStyle w:val="ListParagraph"/>
+              <w:ind w:firstLineChars="0" w:firstLine="0"/>
+              <w:rPr>
+                <w:ins w:id="54" w:author="tanzhaobo" w:date="2015-01-21T10:23:00Z"/>
+                <w:rFonts w:hint="eastAsia"/>
+              </w:rPr>
+            </w:pPr>
+            <w:ins w:id="55" w:author="tanzhaobo" w:date="2015-01-21T10:23:00Z">
+              <w:r>
+                <w:rPr>
+                  <w:rFonts w:hint="eastAsia"/>
+                </w:rPr>
+                <w:t>INT32</w:t>
+              </w:r>
+            </w:ins>
+          </w:p>
+        </w:tc>
+        <w:tc>
+          <w:tcPr>
+            <w:tcW w:w="1921" w:type="dxa"/>
+          </w:tcPr>
+          <w:p>
+            <w:pPr>
+              <w:pStyle w:val="ListParagraph"/>
+              <w:ind w:firstLineChars="0" w:firstLine="0"/>
+              <w:rPr>
+                <w:ins w:id="56" w:author="tanzhaobo" w:date="2015-01-21T10:23:00Z"/>
+              </w:rPr>
+            </w:pPr>
+          </w:p>
+        </w:tc>
+        <w:tc>
+          <w:tcPr>
+            <w:tcW w:w="1921" w:type="dxa"/>
+          </w:tcPr>
+          <w:p>
+            <w:pPr>
+              <w:pStyle w:val="ListParagraph"/>
+              <w:ind w:firstLineChars="0" w:firstLine="0"/>
+              <w:rPr>
+                <w:ins w:id="57" w:author="tanzhaobo" w:date="2015-01-21T10:23:00Z"/>
+              </w:rPr>
+            </w:pPr>
+            <w:ins w:id="58" w:author="tanzhaobo" w:date="2015-01-21T10:23:00Z">
+              <w:r>
+                <w:rPr>
+                  <w:rFonts w:hint="eastAsia"/>
+                </w:rPr>
+                <w:t>16323</w:t>
+              </w:r>
+            </w:ins>
           </w:p>
         </w:tc>
       </w:tr>
@@ -2882,6 +3417,7 @@
               <w:rPr>
                 <w:rFonts w:hint="eastAsia"/>
               </w:rPr>
+              <w:lastRenderedPageBreak/>
               <w:t>字段名称</w:t>
             </w:r>
           </w:p>
@@ -3005,14 +3541,12 @@
             <w:r>
               <w:t>“</w:t>
             </w:r>
-            <w:proofErr w:type="spellStart"/>
             <w:r>
               <w:rPr>
                 <w:rFonts w:hint="eastAsia"/>
               </w:rPr>
               <w:t>sda</w:t>
             </w:r>
-            <w:proofErr w:type="spellEnd"/>
             <w:r>
               <w:t>”</w:t>
             </w:r>
@@ -3251,51 +3785,150 @@
               <w:pStyle w:val="ListParagraph"/>
               <w:ind w:firstLineChars="0" w:firstLine="0"/>
             </w:pPr>
-            <w:r>
-              <w:rPr>
-                <w:rFonts w:hint="eastAsia"/>
-              </w:rPr>
-              <w:t>Used</w:t>
-            </w:r>
-          </w:p>
-        </w:tc>
-        <w:tc>
-          <w:tcPr>
-            <w:tcW w:w="1920" w:type="dxa"/>
-          </w:tcPr>
-          <w:p>
-            <w:pPr>
-              <w:pStyle w:val="ListParagraph"/>
-              <w:ind w:firstLineChars="0" w:firstLine="0"/>
-            </w:pPr>
-            <w:r>
-              <w:rPr>
-                <w:rFonts w:hint="eastAsia"/>
-              </w:rPr>
-              <w:t>BOOLEAN</w:t>
-            </w:r>
-          </w:p>
-        </w:tc>
-        <w:tc>
-          <w:tcPr>
-            <w:tcW w:w="1921" w:type="dxa"/>
-          </w:tcPr>
-          <w:p>
-            <w:pPr>
-              <w:pStyle w:val="ListParagraph"/>
-              <w:ind w:firstLineChars="0" w:firstLine="0"/>
-            </w:pPr>
-          </w:p>
-        </w:tc>
-        <w:tc>
-          <w:tcPr>
-            <w:tcW w:w="1921" w:type="dxa"/>
-          </w:tcPr>
-          <w:p>
-            <w:pPr>
-              <w:pStyle w:val="ListParagraph"/>
-              <w:ind w:firstLineChars="0" w:firstLine="0"/>
-            </w:pPr>
+            <w:del w:id="59" w:author="tanzhaobo" w:date="2015-01-21T10:26:00Z">
+              <w:r>
+                <w:rPr>
+                  <w:rFonts w:hint="eastAsia"/>
+                </w:rPr>
+                <w:delText>Used</w:delText>
+              </w:r>
+            </w:del>
+          </w:p>
+        </w:tc>
+        <w:tc>
+          <w:tcPr>
+            <w:tcW w:w="1920" w:type="dxa"/>
+          </w:tcPr>
+          <w:p>
+            <w:pPr>
+              <w:pStyle w:val="ListParagraph"/>
+              <w:ind w:firstLineChars="0" w:firstLine="0"/>
+            </w:pPr>
+            <w:del w:id="60" w:author="tanzhaobo" w:date="2015-01-21T10:26:00Z">
+              <w:r>
+                <w:rPr>
+                  <w:rFonts w:hint="eastAsia"/>
+                </w:rPr>
+                <w:delText>BOOLEAN</w:delText>
+              </w:r>
+            </w:del>
+          </w:p>
+        </w:tc>
+        <w:tc>
+          <w:tcPr>
+            <w:tcW w:w="1921" w:type="dxa"/>
+          </w:tcPr>
+          <w:p>
+            <w:pPr>
+              <w:pStyle w:val="ListParagraph"/>
+              <w:ind w:firstLineChars="0" w:firstLine="0"/>
+            </w:pPr>
+          </w:p>
+        </w:tc>
+        <w:tc>
+          <w:tcPr>
+            <w:tcW w:w="1921" w:type="dxa"/>
+          </w:tcPr>
+          <w:p>
+            <w:pPr>
+              <w:pStyle w:val="ListParagraph"/>
+              <w:ind w:firstLineChars="0" w:firstLine="0"/>
+            </w:pPr>
+          </w:p>
+        </w:tc>
+      </w:tr>
+      <w:tr>
+        <w:trPr>
+          <w:ins w:id="61" w:author="tanzhaobo" w:date="2015-01-21T10:26:00Z"/>
+        </w:trPr>
+        <w:tc>
+          <w:tcPr>
+            <w:tcW w:w="1920" w:type="dxa"/>
+          </w:tcPr>
+          <w:p>
+            <w:pPr>
+              <w:pStyle w:val="ListParagraph"/>
+              <w:ind w:firstLineChars="0" w:firstLine="0"/>
+              <w:rPr>
+                <w:ins w:id="62" w:author="tanzhaobo" w:date="2015-01-21T10:26:00Z"/>
+                <w:rFonts w:hint="eastAsia"/>
+              </w:rPr>
+            </w:pPr>
+            <w:ins w:id="63" w:author="tanzhaobo" w:date="2015-01-21T10:26:00Z">
+              <w:r>
+                <w:rPr>
+                  <w:rFonts w:hint="eastAsia"/>
+                </w:rPr>
+                <w:t>IsLocal</w:t>
+              </w:r>
+            </w:ins>
+          </w:p>
+        </w:tc>
+        <w:tc>
+          <w:tcPr>
+            <w:tcW w:w="1920" w:type="dxa"/>
+          </w:tcPr>
+          <w:p>
+            <w:pPr>
+              <w:pStyle w:val="ListParagraph"/>
+              <w:ind w:firstLineChars="0" w:firstLine="0"/>
+              <w:rPr>
+                <w:ins w:id="64" w:author="tanzhaobo" w:date="2015-01-21T10:26:00Z"/>
+                <w:rFonts w:hint="eastAsia"/>
+              </w:rPr>
+            </w:pPr>
+            <w:ins w:id="65" w:author="tanzhaobo" w:date="2015-01-21T10:26:00Z">
+              <w:r>
+                <w:rPr>
+                  <w:rFonts w:hint="eastAsia"/>
+                </w:rPr>
+                <w:t>bool</w:t>
+              </w:r>
+            </w:ins>
+          </w:p>
+        </w:tc>
+        <w:tc>
+          <w:tcPr>
+            <w:tcW w:w="1921" w:type="dxa"/>
+          </w:tcPr>
+          <w:p>
+            <w:pPr>
+              <w:pStyle w:val="ListParagraph"/>
+              <w:ind w:firstLineChars="0" w:firstLine="0"/>
+              <w:rPr>
+                <w:ins w:id="66" w:author="tanzhaobo" w:date="2015-01-21T10:26:00Z"/>
+              </w:rPr>
+            </w:pPr>
+          </w:p>
+        </w:tc>
+        <w:tc>
+          <w:tcPr>
+            <w:tcW w:w="1921" w:type="dxa"/>
+          </w:tcPr>
+          <w:p>
+            <w:pPr>
+              <w:pStyle w:val="ListParagraph"/>
+              <w:ind w:firstLineChars="0" w:firstLine="0"/>
+              <w:rPr>
+                <w:ins w:id="67" w:author="tanzhaobo" w:date="2015-01-21T10:26:00Z"/>
+              </w:rPr>
+            </w:pPr>
+            <w:ins w:id="68" w:author="tanzhaobo" w:date="2015-01-21T10:27:00Z">
+              <w:r>
+                <w:rPr>
+                  <w:rFonts w:hint="eastAsia"/>
+                </w:rPr>
+                <w:t>IsLocal:</w:t>
+              </w:r>
+            </w:ins>
+            <w:ins w:id="69" w:author="tanzhaobo" w:date="2015-01-21T10:26:00Z">
+              <w:r>
+                <w:rPr>
+                  <w:rFonts w:hint="eastAsia"/>
+                </w:rPr>
+                <w:t>true</w:t>
+              </w:r>
+            </w:ins>
           </w:p>
         </w:tc>
       </w:tr>
@@ -3353,7 +3986,6 @@
               <w:rPr>
                 <w:rFonts w:hint="eastAsia"/>
               </w:rPr>
-              <w:lastRenderedPageBreak/>
               <w:t>字段名称</w:t>
             </w:r>
           </w:p>
@@ -4267,51 +4899,142 @@
               <w:pStyle w:val="ListParagraph"/>
               <w:ind w:firstLineChars="0" w:firstLine="0"/>
             </w:pPr>
-            <w:r>
-              <w:rPr>
-                <w:rFonts w:hint="eastAsia"/>
-              </w:rPr>
-              <w:t>Status</w:t>
-            </w:r>
-          </w:p>
-        </w:tc>
-        <w:tc>
-          <w:tcPr>
-            <w:tcW w:w="1920" w:type="dxa"/>
-          </w:tcPr>
-          <w:p>
-            <w:pPr>
-              <w:pStyle w:val="ListParagraph"/>
-              <w:ind w:firstLineChars="0" w:firstLine="0"/>
-            </w:pPr>
-            <w:r>
-              <w:rPr>
-                <w:rFonts w:hint="eastAsia"/>
-              </w:rPr>
-              <w:t>BOOLEAN</w:t>
-            </w:r>
-          </w:p>
-        </w:tc>
-        <w:tc>
-          <w:tcPr>
-            <w:tcW w:w="1921" w:type="dxa"/>
-          </w:tcPr>
-          <w:p>
-            <w:pPr>
-              <w:pStyle w:val="ListParagraph"/>
-              <w:ind w:firstLineChars="0" w:firstLine="0"/>
-            </w:pPr>
-          </w:p>
-        </w:tc>
-        <w:tc>
-          <w:tcPr>
-            <w:tcW w:w="1921" w:type="dxa"/>
-          </w:tcPr>
-          <w:p>
-            <w:pPr>
-              <w:pStyle w:val="ListParagraph"/>
-              <w:ind w:firstLineChars="0" w:firstLine="0"/>
-            </w:pPr>
+            <w:del w:id="70" w:author="tanzhaobo" w:date="2015-01-21T10:27:00Z">
+              <w:r>
+                <w:rPr>
+                  <w:rFonts w:hint="eastAsia"/>
+                </w:rPr>
+                <w:delText>Status</w:delText>
+              </w:r>
+            </w:del>
+          </w:p>
+        </w:tc>
+        <w:tc>
+          <w:tcPr>
+            <w:tcW w:w="1920" w:type="dxa"/>
+          </w:tcPr>
+          <w:p>
+            <w:pPr>
+              <w:pStyle w:val="ListParagraph"/>
+              <w:ind w:firstLineChars="0" w:firstLine="0"/>
+            </w:pPr>
+            <w:del w:id="71" w:author="tanzhaobo" w:date="2015-01-21T10:27:00Z">
+              <w:r>
+                <w:rPr>
+                  <w:rFonts w:hint="eastAsia"/>
+                </w:rPr>
+                <w:delText>BOOLEAN</w:delText>
+              </w:r>
+            </w:del>
+          </w:p>
+        </w:tc>
+        <w:tc>
+          <w:tcPr>
+            <w:tcW w:w="1921" w:type="dxa"/>
+          </w:tcPr>
+          <w:p>
+            <w:pPr>
+              <w:pStyle w:val="ListParagraph"/>
+              <w:ind w:firstLineChars="0" w:firstLine="0"/>
+            </w:pPr>
+          </w:p>
+        </w:tc>
+        <w:tc>
+          <w:tcPr>
+            <w:tcW w:w="1921" w:type="dxa"/>
+          </w:tcPr>
+          <w:p>
+            <w:pPr>
+              <w:pStyle w:val="ListParagraph"/>
+              <w:ind w:firstLineChars="0" w:firstLine="0"/>
+            </w:pPr>
+          </w:p>
+        </w:tc>
+      </w:tr>
+      <w:tr>
+        <w:trPr>
+          <w:ins w:id="72" w:author="tanzhaobo" w:date="2015-01-21T10:27:00Z"/>
+        </w:trPr>
+        <w:tc>
+          <w:tcPr>
+            <w:tcW w:w="1920" w:type="dxa"/>
+          </w:tcPr>
+          <w:p>
+            <w:pPr>
+              <w:pStyle w:val="ListParagraph"/>
+              <w:ind w:firstLineChars="0" w:firstLine="0"/>
+              <w:rPr>
+                <w:ins w:id="73" w:author="tanzhaobo" w:date="2015-01-21T10:27:00Z"/>
+                <w:rFonts w:hint="eastAsia"/>
+              </w:rPr>
+            </w:pPr>
+            <w:ins w:id="74" w:author="tanzhaobo" w:date="2015-01-21T10:27:00Z">
+              <w:r>
+                <w:rPr>
+                  <w:rFonts w:hint="eastAsia"/>
+                </w:rPr>
+                <w:t>CanUse</w:t>
+              </w:r>
+            </w:ins>
+          </w:p>
+        </w:tc>
+        <w:tc>
+          <w:tcPr>
+            <w:tcW w:w="1920" w:type="dxa"/>
+          </w:tcPr>
+          <w:p>
+            <w:pPr>
+              <w:pStyle w:val="ListParagraph"/>
+              <w:ind w:firstLineChars="0" w:firstLine="0"/>
+              <w:rPr>
+                <w:ins w:id="75" w:author="tanzhaobo" w:date="2015-01-21T10:27:00Z"/>
+                <w:rFonts w:hint="eastAsia"/>
+              </w:rPr>
+            </w:pPr>
+            <w:ins w:id="76" w:author="tanzhaobo" w:date="2015-01-21T10:28:00Z">
+              <w:r>
+                <w:rPr>
+                  <w:rFonts w:hint="eastAsia"/>
+                </w:rPr>
+                <w:t>bool</w:t>
+              </w:r>
+            </w:ins>
+          </w:p>
+        </w:tc>
+        <w:tc>
+          <w:tcPr>
+            <w:tcW w:w="1921" w:type="dxa"/>
+          </w:tcPr>
+          <w:p>
+            <w:pPr>
+              <w:pStyle w:val="ListParagraph"/>
+              <w:ind w:firstLineChars="0" w:firstLine="0"/>
+              <w:rPr>
+                <w:ins w:id="77" w:author="tanzhaobo" w:date="2015-01-21T10:27:00Z"/>
+              </w:rPr>
+            </w:pPr>
+          </w:p>
+        </w:tc>
+        <w:tc>
+          <w:tcPr>
+            <w:tcW w:w="1921" w:type="dxa"/>
+          </w:tcPr>
+          <w:p>
+            <w:pPr>
+              <w:pStyle w:val="ListParagraph"/>
+              <w:ind w:firstLineChars="0" w:firstLine="0"/>
+              <w:rPr>
+                <w:ins w:id="78" w:author="tanzhaobo" w:date="2015-01-21T10:27:00Z"/>
+              </w:rPr>
+            </w:pPr>
+            <w:ins w:id="79" w:author="tanzhaobo" w:date="2015-01-21T10:28:00Z">
+              <w:r>
+                <w:rPr>
+                  <w:rFonts w:hint="eastAsia"/>
+                </w:rPr>
+                <w:t>CanUse:false</w:t>
+              </w:r>
+            </w:ins>
           </w:p>
         </w:tc>
       </w:tr>
@@ -4502,51 +5225,142 @@
               <w:pStyle w:val="ListParagraph"/>
               <w:ind w:firstLineChars="0" w:firstLine="0"/>
             </w:pPr>
-            <w:r>
-              <w:rPr>
-                <w:rFonts w:hint="eastAsia"/>
-              </w:rPr>
-              <w:t>Status</w:t>
-            </w:r>
-          </w:p>
-        </w:tc>
-        <w:tc>
-          <w:tcPr>
-            <w:tcW w:w="1920" w:type="dxa"/>
-          </w:tcPr>
-          <w:p>
-            <w:pPr>
-              <w:pStyle w:val="ListParagraph"/>
-              <w:ind w:firstLineChars="0" w:firstLine="0"/>
-            </w:pPr>
-            <w:r>
-              <w:rPr>
-                <w:rFonts w:hint="eastAsia"/>
-              </w:rPr>
-              <w:t>BOOLEAN</w:t>
-            </w:r>
-          </w:p>
-        </w:tc>
-        <w:tc>
-          <w:tcPr>
-            <w:tcW w:w="1921" w:type="dxa"/>
-          </w:tcPr>
-          <w:p>
-            <w:pPr>
-              <w:pStyle w:val="ListParagraph"/>
-              <w:ind w:firstLineChars="0" w:firstLine="0"/>
-            </w:pPr>
-          </w:p>
-        </w:tc>
-        <w:tc>
-          <w:tcPr>
-            <w:tcW w:w="1921" w:type="dxa"/>
-          </w:tcPr>
-          <w:p>
-            <w:pPr>
-              <w:pStyle w:val="ListParagraph"/>
-              <w:ind w:firstLineChars="0" w:firstLine="0"/>
-            </w:pPr>
+            <w:del w:id="80" w:author="tanzhaobo" w:date="2015-01-21T10:28:00Z">
+              <w:r>
+                <w:rPr>
+                  <w:rFonts w:hint="eastAsia"/>
+                </w:rPr>
+                <w:delText>Status</w:delText>
+              </w:r>
+            </w:del>
+          </w:p>
+        </w:tc>
+        <w:tc>
+          <w:tcPr>
+            <w:tcW w:w="1920" w:type="dxa"/>
+          </w:tcPr>
+          <w:p>
+            <w:pPr>
+              <w:pStyle w:val="ListParagraph"/>
+              <w:ind w:firstLineChars="0" w:firstLine="0"/>
+            </w:pPr>
+            <w:del w:id="81" w:author="tanzhaobo" w:date="2015-01-21T10:28:00Z">
+              <w:r>
+                <w:rPr>
+                  <w:rFonts w:hint="eastAsia"/>
+                </w:rPr>
+                <w:delText>BOOLEAN</w:delText>
+              </w:r>
+            </w:del>
+          </w:p>
+        </w:tc>
+        <w:tc>
+          <w:tcPr>
+            <w:tcW w:w="1921" w:type="dxa"/>
+          </w:tcPr>
+          <w:p>
+            <w:pPr>
+              <w:pStyle w:val="ListParagraph"/>
+              <w:ind w:firstLineChars="0" w:firstLine="0"/>
+            </w:pPr>
+          </w:p>
+        </w:tc>
+        <w:tc>
+          <w:tcPr>
+            <w:tcW w:w="1921" w:type="dxa"/>
+          </w:tcPr>
+          <w:p>
+            <w:pPr>
+              <w:pStyle w:val="ListParagraph"/>
+              <w:ind w:firstLineChars="0" w:firstLine="0"/>
+            </w:pPr>
+          </w:p>
+        </w:tc>
+      </w:tr>
+      <w:tr>
+        <w:trPr>
+          <w:ins w:id="82" w:author="tanzhaobo" w:date="2015-01-21T10:28:00Z"/>
+        </w:trPr>
+        <w:tc>
+          <w:tcPr>
+            <w:tcW w:w="1920" w:type="dxa"/>
+          </w:tcPr>
+          <w:p>
+            <w:pPr>
+              <w:pStyle w:val="ListParagraph"/>
+              <w:ind w:firstLineChars="0" w:firstLine="0"/>
+              <w:rPr>
+                <w:ins w:id="83" w:author="tanzhaobo" w:date="2015-01-21T10:28:00Z"/>
+                <w:rFonts w:hint="eastAsia"/>
+              </w:rPr>
+            </w:pPr>
+            <w:ins w:id="84" w:author="tanzhaobo" w:date="2015-01-21T10:28:00Z">
+              <w:r>
+                <w:rPr>
+                  <w:rFonts w:hint="eastAsia"/>
+                </w:rPr>
+                <w:t>IsRunning</w:t>
+              </w:r>
+            </w:ins>
+          </w:p>
+        </w:tc>
+        <w:tc>
+          <w:tcPr>
+            <w:tcW w:w="1920" w:type="dxa"/>
+          </w:tcPr>
+          <w:p>
+            <w:pPr>
+              <w:pStyle w:val="ListParagraph"/>
+              <w:ind w:firstLineChars="0" w:firstLine="0"/>
+              <w:rPr>
+                <w:ins w:id="85" w:author="tanzhaobo" w:date="2015-01-21T10:28:00Z"/>
+                <w:rFonts w:hint="eastAsia"/>
+              </w:rPr>
+            </w:pPr>
+            <w:ins w:id="86" w:author="tanzhaobo" w:date="2015-01-21T10:28:00Z">
+              <w:r>
+                <w:rPr>
+                  <w:rFonts w:hint="eastAsia"/>
+                </w:rPr>
+                <w:t>bool</w:t>
+              </w:r>
+            </w:ins>
+          </w:p>
+        </w:tc>
+        <w:tc>
+          <w:tcPr>
+            <w:tcW w:w="1921" w:type="dxa"/>
+          </w:tcPr>
+          <w:p>
+            <w:pPr>
+              <w:pStyle w:val="ListParagraph"/>
+              <w:ind w:firstLineChars="0" w:firstLine="0"/>
+              <w:rPr>
+                <w:ins w:id="87" w:author="tanzhaobo" w:date="2015-01-21T10:28:00Z"/>
+              </w:rPr>
+            </w:pPr>
+          </w:p>
+        </w:tc>
+        <w:tc>
+          <w:tcPr>
+            <w:tcW w:w="1921" w:type="dxa"/>
+          </w:tcPr>
+          <w:p>
+            <w:pPr>
+              <w:pStyle w:val="ListParagraph"/>
+              <w:ind w:firstLineChars="0" w:firstLine="0"/>
+              <w:rPr>
+                <w:ins w:id="88" w:author="tanzhaobo" w:date="2015-01-21T10:28:00Z"/>
+              </w:rPr>
+            </w:pPr>
+            <w:ins w:id="89" w:author="tanzhaobo" w:date="2015-01-21T10:29:00Z">
+              <w:r>
+                <w:rPr>
+                  <w:rFonts w:hint="eastAsia"/>
+                </w:rPr>
+                <w:t>IsRunning:false</w:t>
+              </w:r>
+            </w:ins>
           </w:p>
         </w:tc>
       </w:tr>
@@ -4791,19 +5605,11 @@
             <w:r>
               <w:t>”</w:t>
             </w:r>
-            <w:proofErr w:type="spellStart"/>
-            <w:r>
-              <w:rPr>
-                <w:rFonts w:hint="eastAsia"/>
-              </w:rPr>
-              <w:t>ip</w:t>
-            </w:r>
-            <w:proofErr w:type="spellEnd"/>
-            <w:r>
-              <w:rPr>
-                <w:rFonts w:hint="eastAsia"/>
-              </w:rPr>
-              <w:t>-tables</w:t>
+            <w:r>
+              <w:rPr>
+                <w:rFonts w:hint="eastAsia"/>
+              </w:rPr>
+              <w:t>ip-tables</w:t>
             </w:r>
             <w:r>
               <w:t>”</w:t>
@@ -4821,51 +5627,142 @@
               <w:pStyle w:val="ListParagraph"/>
               <w:ind w:firstLineChars="0" w:firstLine="0"/>
             </w:pPr>
-            <w:r>
-              <w:rPr>
-                <w:rFonts w:hint="eastAsia"/>
-              </w:rPr>
-              <w:t>Status</w:t>
-            </w:r>
-          </w:p>
-        </w:tc>
-        <w:tc>
-          <w:tcPr>
-            <w:tcW w:w="1920" w:type="dxa"/>
-          </w:tcPr>
-          <w:p>
-            <w:pPr>
-              <w:pStyle w:val="ListParagraph"/>
-              <w:ind w:firstLineChars="0" w:firstLine="0"/>
-            </w:pPr>
-            <w:r>
-              <w:rPr>
-                <w:rFonts w:hint="eastAsia"/>
-              </w:rPr>
-              <w:t>BOOLEAN</w:t>
-            </w:r>
-          </w:p>
-        </w:tc>
-        <w:tc>
-          <w:tcPr>
-            <w:tcW w:w="1921" w:type="dxa"/>
-          </w:tcPr>
-          <w:p>
-            <w:pPr>
-              <w:pStyle w:val="ListParagraph"/>
-              <w:ind w:firstLineChars="0" w:firstLine="0"/>
-            </w:pPr>
-          </w:p>
-        </w:tc>
-        <w:tc>
-          <w:tcPr>
-            <w:tcW w:w="1921" w:type="dxa"/>
-          </w:tcPr>
-          <w:p>
-            <w:pPr>
-              <w:pStyle w:val="ListParagraph"/>
-              <w:ind w:firstLineChars="0" w:firstLine="0"/>
-            </w:pPr>
+            <w:del w:id="90" w:author="tanzhaobo" w:date="2015-01-21T10:29:00Z">
+              <w:r>
+                <w:rPr>
+                  <w:rFonts w:hint="eastAsia"/>
+                </w:rPr>
+                <w:delText>Status</w:delText>
+              </w:r>
+            </w:del>
+          </w:p>
+        </w:tc>
+        <w:tc>
+          <w:tcPr>
+            <w:tcW w:w="1920" w:type="dxa"/>
+          </w:tcPr>
+          <w:p>
+            <w:pPr>
+              <w:pStyle w:val="ListParagraph"/>
+              <w:ind w:firstLineChars="0" w:firstLine="0"/>
+            </w:pPr>
+            <w:del w:id="91" w:author="tanzhaobo" w:date="2015-01-21T10:29:00Z">
+              <w:r>
+                <w:rPr>
+                  <w:rFonts w:hint="eastAsia"/>
+                </w:rPr>
+                <w:delText>BOOLEAN</w:delText>
+              </w:r>
+            </w:del>
+          </w:p>
+        </w:tc>
+        <w:tc>
+          <w:tcPr>
+            <w:tcW w:w="1921" w:type="dxa"/>
+          </w:tcPr>
+          <w:p>
+            <w:pPr>
+              <w:pStyle w:val="ListParagraph"/>
+              <w:ind w:firstLineChars="0" w:firstLine="0"/>
+            </w:pPr>
+          </w:p>
+        </w:tc>
+        <w:tc>
+          <w:tcPr>
+            <w:tcW w:w="1921" w:type="dxa"/>
+          </w:tcPr>
+          <w:p>
+            <w:pPr>
+              <w:pStyle w:val="ListParagraph"/>
+              <w:ind w:firstLineChars="0" w:firstLine="0"/>
+            </w:pPr>
+          </w:p>
+        </w:tc>
+      </w:tr>
+      <w:tr>
+        <w:trPr>
+          <w:ins w:id="92" w:author="tanzhaobo" w:date="2015-01-21T10:29:00Z"/>
+        </w:trPr>
+        <w:tc>
+          <w:tcPr>
+            <w:tcW w:w="1920" w:type="dxa"/>
+          </w:tcPr>
+          <w:p>
+            <w:pPr>
+              <w:pStyle w:val="ListParagraph"/>
+              <w:ind w:firstLineChars="0" w:firstLine="0"/>
+              <w:rPr>
+                <w:ins w:id="93" w:author="tanzhaobo" w:date="2015-01-21T10:29:00Z"/>
+                <w:rFonts w:hint="eastAsia"/>
+              </w:rPr>
+            </w:pPr>
+            <w:ins w:id="94" w:author="tanzhaobo" w:date="2015-01-21T10:29:00Z">
+              <w:r>
+                <w:rPr>
+                  <w:rFonts w:hint="eastAsia"/>
+                </w:rPr>
+                <w:t>IsRunning</w:t>
+              </w:r>
+            </w:ins>
+          </w:p>
+        </w:tc>
+        <w:tc>
+          <w:tcPr>
+            <w:tcW w:w="1920" w:type="dxa"/>
+          </w:tcPr>
+          <w:p>
+            <w:pPr>
+              <w:pStyle w:val="ListParagraph"/>
+              <w:ind w:firstLineChars="0" w:firstLine="0"/>
+              <w:rPr>
+                <w:ins w:id="95" w:author="tanzhaobo" w:date="2015-01-21T10:29:00Z"/>
+                <w:rFonts w:hint="eastAsia"/>
+              </w:rPr>
+            </w:pPr>
+            <w:ins w:id="96" w:author="tanzhaobo" w:date="2015-01-21T10:29:00Z">
+              <w:r>
+                <w:rPr>
+                  <w:rFonts w:hint="eastAsia"/>
+                </w:rPr>
+                <w:t>bool</w:t>
+              </w:r>
+            </w:ins>
+          </w:p>
+        </w:tc>
+        <w:tc>
+          <w:tcPr>
+            <w:tcW w:w="1921" w:type="dxa"/>
+          </w:tcPr>
+          <w:p>
+            <w:pPr>
+              <w:pStyle w:val="ListParagraph"/>
+              <w:ind w:firstLineChars="0" w:firstLine="0"/>
+              <w:rPr>
+                <w:ins w:id="97" w:author="tanzhaobo" w:date="2015-01-21T10:29:00Z"/>
+              </w:rPr>
+            </w:pPr>
+          </w:p>
+        </w:tc>
+        <w:tc>
+          <w:tcPr>
+            <w:tcW w:w="1921" w:type="dxa"/>
+          </w:tcPr>
+          <w:p>
+            <w:pPr>
+              <w:pStyle w:val="ListParagraph"/>
+              <w:ind w:firstLineChars="0" w:firstLine="0"/>
+              <w:rPr>
+                <w:ins w:id="98" w:author="tanzhaobo" w:date="2015-01-21T10:29:00Z"/>
+              </w:rPr>
+            </w:pPr>
+            <w:ins w:id="99" w:author="tanzhaobo" w:date="2015-01-21T10:29:00Z">
+              <w:r>
+                <w:rPr>
+                  <w:rFonts w:hint="eastAsia"/>
+                </w:rPr>
+                <w:t>IsRunning:false</w:t>
+              </w:r>
+            </w:ins>
           </w:p>
         </w:tc>
       </w:tr>
@@ -4947,6 +5844,7 @@
         <w:rPr>
           <w:rFonts w:hint="eastAsia"/>
         </w:rPr>
+        <w:lastRenderedPageBreak/>
         <w:t>business</w:t>
       </w:r>
       <w:r>
@@ -5212,14 +6110,12 @@
               <w:pStyle w:val="ListParagraph"/>
               <w:ind w:firstLineChars="0" w:firstLine="0"/>
             </w:pPr>
-            <w:proofErr w:type="spellStart"/>
             <w:r>
               <w:rPr>
                 <w:rFonts w:hint="eastAsia"/>
               </w:rPr>
               <w:t>DeployMod</w:t>
             </w:r>
-            <w:proofErr w:type="spellEnd"/>
           </w:p>
         </w:tc>
         <w:tc>
@@ -5281,14 +6177,12 @@
               <w:pStyle w:val="ListParagraph"/>
               <w:ind w:firstLineChars="0" w:firstLine="0"/>
             </w:pPr>
-            <w:proofErr w:type="spellStart"/>
             <w:r>
               <w:rPr>
                 <w:rFonts w:hint="eastAsia"/>
               </w:rPr>
               <w:t>ClusterName</w:t>
             </w:r>
-            <w:proofErr w:type="spellEnd"/>
           </w:p>
         </w:tc>
         <w:tc>
@@ -5328,19 +6222,11 @@
               <w:pStyle w:val="ListParagraph"/>
               <w:ind w:firstLineChars="0" w:firstLine="0"/>
             </w:pPr>
-            <w:proofErr w:type="spellStart"/>
-            <w:r>
-              <w:rPr>
-                <w:rFonts w:hint="eastAsia"/>
-              </w:rPr>
-              <w:t>ClusterName</w:t>
-            </w:r>
-            <w:proofErr w:type="spellEnd"/>
-            <w:r>
-              <w:rPr>
-                <w:rFonts w:hint="eastAsia"/>
-              </w:rPr>
-              <w:t>:</w:t>
+            <w:r>
+              <w:rPr>
+                <w:rFonts w:hint="eastAsia"/>
+              </w:rPr>
+              <w:t>ClusterName:</w:t>
             </w:r>
             <w:r>
               <w:t>”</w:t>
@@ -5425,7 +6311,7 @@
               <w:pStyle w:val="ListParagraph"/>
               <w:ind w:firstLineChars="0" w:firstLine="0"/>
             </w:pPr>
-            <w:commentRangeStart w:id="0"/>
+            <w:commentRangeStart w:id="100"/>
             <w:r>
               <w:rPr>
                 <w:rFonts w:hint="eastAsia"/>
@@ -5643,15 +6529,12 @@
               <w:pStyle w:val="ListParagraph"/>
               <w:ind w:firstLineChars="0" w:firstLine="0"/>
             </w:pPr>
-            <w:proofErr w:type="spellStart"/>
-            <w:r>
-              <w:rPr>
-                <w:rFonts w:hint="eastAsia"/>
-              </w:rPr>
-              <w:lastRenderedPageBreak/>
+            <w:r>
+              <w:rPr>
+                <w:rFonts w:hint="eastAsia"/>
+              </w:rPr>
               <w:t>HostName</w:t>
             </w:r>
-            <w:proofErr w:type="spellEnd"/>
           </w:p>
         </w:tc>
         <w:tc>
@@ -5753,7 +6636,7 @@
         </w:tc>
       </w:tr>
     </w:tbl>
-    <w:commentRangeEnd w:id="0"/>
+    <w:commentRangeEnd w:id="100"/>
     <w:p>
       <w:pPr>
         <w:pStyle w:val="ListParagraph"/>
@@ -5763,7 +6646,7 @@
         <w:rPr>
           <w:rStyle w:val="CommentReference"/>
         </w:rPr>
-        <w:commentReference w:id="0"/>
+        <w:commentReference w:id="100"/>
       </w:r>
     </w:p>
     <w:p>
@@ -5892,14 +6775,12 @@
               <w:pStyle w:val="ListParagraph"/>
               <w:ind w:firstLineChars="0" w:firstLine="0"/>
             </w:pPr>
-            <w:proofErr w:type="spellStart"/>
             <w:r>
               <w:rPr>
                 <w:rFonts w:hint="eastAsia"/>
               </w:rPr>
               <w:t>HostName</w:t>
             </w:r>
-            <w:proofErr w:type="spellEnd"/>
           </w:p>
         </w:tc>
         <w:tc>
@@ -5952,14 +6833,12 @@
               <w:pStyle w:val="ListParagraph"/>
               <w:ind w:firstLineChars="0" w:firstLine="0"/>
             </w:pPr>
-            <w:proofErr w:type="spellStart"/>
             <w:r>
               <w:rPr>
                 <w:rFonts w:hint="eastAsia"/>
               </w:rPr>
               <w:t>BusinessName</w:t>
             </w:r>
-            <w:proofErr w:type="spellEnd"/>
           </w:p>
         </w:tc>
         <w:tc>
@@ -6012,14 +6891,12 @@
               <w:pStyle w:val="ListParagraph"/>
               <w:ind w:firstLineChars="0" w:firstLine="0"/>
             </w:pPr>
-            <w:proofErr w:type="spellStart"/>
             <w:r>
               <w:rPr>
                 <w:rFonts w:hint="eastAsia"/>
               </w:rPr>
               <w:t>Config</w:t>
             </w:r>
-            <w:proofErr w:type="spellEnd"/>
           </w:p>
         </w:tc>
         <w:tc>
@@ -6068,15 +6945,12 @@
             <w:r>
               <w:t>“</w:t>
             </w:r>
-            <w:proofErr w:type="spellStart"/>
             <w:r>
               <w:rPr>
                 <w:rFonts w:hint="eastAsia"/>
               </w:rPr>
               <w:t>Config</w:t>
             </w:r>
-            <w:proofErr w:type="spellEnd"/>
-            <w:proofErr w:type="gramStart"/>
             <w:r>
               <w:t>”</w:t>
             </w:r>
@@ -6086,7 +6960,6 @@
               </w:rPr>
               <w:t>:</w:t>
             </w:r>
-            <w:proofErr w:type="gramEnd"/>
             <w:r>
               <w:rPr>
                 <w:rFonts w:hint="eastAsia"/>
@@ -6102,14 +6975,12 @@
             <w:r>
               <w:t>“</w:t>
             </w:r>
-            <w:proofErr w:type="spellStart"/>
             <w:r>
               <w:rPr>
                 <w:rFonts w:hint="eastAsia"/>
               </w:rPr>
               <w:t>dbpath</w:t>
             </w:r>
-            <w:proofErr w:type="spellEnd"/>
             <w:r>
               <w:t>”</w:t>
             </w:r>
@@ -6131,14 +7002,12 @@
             <w:r>
               <w:t>“</w:t>
             </w:r>
-            <w:proofErr w:type="spellStart"/>
             <w:r>
               <w:rPr>
                 <w:rFonts w:hint="eastAsia"/>
               </w:rPr>
               <w:t>svcname</w:t>
             </w:r>
-            <w:proofErr w:type="spellEnd"/>
             <w:r>
               <w:t>”</w:t>
             </w:r>
@@ -6211,14 +7080,12 @@
         <w:pStyle w:val="ListParagraph"/>
         <w:ind w:left="840" w:firstLineChars="0" w:firstLine="0"/>
       </w:pPr>
-      <w:proofErr w:type="spellStart"/>
       <w:r>
         <w:rPr>
           <w:rFonts w:hint="eastAsia"/>
         </w:rPr>
         <w:t>Config</w:t>
       </w:r>
-      <w:proofErr w:type="spellEnd"/>
       <w:r>
         <w:rPr>
           <w:rFonts w:hint="eastAsia"/>
@@ -6324,14 +7191,12 @@
               <w:pStyle w:val="ListParagraph"/>
               <w:ind w:firstLineChars="0" w:firstLine="0"/>
             </w:pPr>
-            <w:proofErr w:type="spellStart"/>
             <w:r>
               <w:rPr>
                 <w:rFonts w:hint="eastAsia"/>
               </w:rPr>
               <w:t>Config</w:t>
             </w:r>
-            <w:proofErr w:type="spellEnd"/>
           </w:p>
         </w:tc>
         <w:tc>
@@ -6380,14 +7245,12 @@
             <w:r>
               <w:t>“</w:t>
             </w:r>
-            <w:proofErr w:type="spellStart"/>
             <w:r>
               <w:rPr>
                 <w:rFonts w:hint="eastAsia"/>
               </w:rPr>
               <w:t>dbpath</w:t>
             </w:r>
-            <w:proofErr w:type="spellEnd"/>
             <w:r>
               <w:t>”</w:t>
             </w:r>
@@ -6400,7 +7263,6 @@
             <w:r>
               <w:t>””</w:t>
             </w:r>
-            <w:proofErr w:type="gramStart"/>
             <w:r>
               <w:rPr>
                 <w:rFonts w:hint="eastAsia"/>
@@ -6410,15 +7272,12 @@
             <w:r>
               <w:t>“</w:t>
             </w:r>
-            <w:proofErr w:type="spellStart"/>
-            <w:proofErr w:type="gramEnd"/>
             <w:r>
               <w:rPr>
                 <w:rFonts w:hint="eastAsia"/>
               </w:rPr>
               <w:t>svcname</w:t>
             </w:r>
-            <w:proofErr w:type="spellEnd"/>
             <w:r>
               <w:t>”</w:t>
             </w:r>
@@ -6578,14 +7437,12 @@
               <w:pStyle w:val="ListParagraph"/>
               <w:ind w:firstLineChars="0" w:firstLine="0"/>
             </w:pPr>
-            <w:proofErr w:type="spellStart"/>
             <w:r>
               <w:rPr>
                 <w:rFonts w:hint="eastAsia"/>
               </w:rPr>
               <w:t>TaskID</w:t>
             </w:r>
-            <w:proofErr w:type="spellEnd"/>
           </w:p>
         </w:tc>
         <w:tc>
@@ -6702,14 +7559,12 @@
               <w:pStyle w:val="ListParagraph"/>
               <w:ind w:firstLineChars="0" w:firstLine="0"/>
             </w:pPr>
-            <w:proofErr w:type="spellStart"/>
             <w:r>
               <w:rPr>
                 <w:rFonts w:hint="eastAsia"/>
               </w:rPr>
               <w:t>TypeDesc</w:t>
             </w:r>
-            <w:proofErr w:type="spellEnd"/>
           </w:p>
         </w:tc>
         <w:tc>
@@ -6777,14 +7632,12 @@
               <w:pStyle w:val="ListParagraph"/>
               <w:ind w:firstLineChars="0" w:firstLine="0"/>
             </w:pPr>
-            <w:proofErr w:type="spellStart"/>
             <w:r>
               <w:rPr>
                 <w:rFonts w:hint="eastAsia"/>
               </w:rPr>
               <w:t>TaskName</w:t>
             </w:r>
-            <w:proofErr w:type="spellEnd"/>
           </w:p>
         </w:tc>
         <w:tc>
@@ -6843,14 +7696,12 @@
               <w:pStyle w:val="ListParagraph"/>
               <w:ind w:firstLineChars="0" w:firstLine="0"/>
             </w:pPr>
-            <w:proofErr w:type="spellStart"/>
             <w:r>
               <w:rPr>
                 <w:rFonts w:hint="eastAsia"/>
               </w:rPr>
               <w:t>CreateTime</w:t>
             </w:r>
-            <w:proofErr w:type="spellEnd"/>
           </w:p>
         </w:tc>
         <w:tc>
@@ -6909,14 +7760,12 @@
               <w:pStyle w:val="ListParagraph"/>
               <w:ind w:firstLineChars="0" w:firstLine="0"/>
             </w:pPr>
-            <w:proofErr w:type="spellStart"/>
             <w:r>
               <w:rPr>
                 <w:rFonts w:hint="eastAsia"/>
               </w:rPr>
               <w:t>EndTime</w:t>
             </w:r>
-            <w:proofErr w:type="spellEnd"/>
           </w:p>
         </w:tc>
         <w:tc>
@@ -7039,14 +7888,12 @@
               <w:pStyle w:val="ListParagraph"/>
               <w:ind w:firstLineChars="0" w:firstLine="0"/>
             </w:pPr>
-            <w:proofErr w:type="spellStart"/>
             <w:r>
               <w:rPr>
                 <w:rFonts w:hint="eastAsia"/>
               </w:rPr>
               <w:t>StatusDesc</w:t>
             </w:r>
-            <w:proofErr w:type="spellEnd"/>
           </w:p>
         </w:tc>
         <w:tc>
@@ -7169,14 +8016,13 @@
               <w:pStyle w:val="ListParagraph"/>
               <w:ind w:firstLineChars="0" w:firstLine="0"/>
             </w:pPr>
-            <w:proofErr w:type="spellStart"/>
-            <w:r>
-              <w:rPr>
-                <w:rFonts w:hint="eastAsia"/>
-              </w:rPr>
+            <w:r>
+              <w:rPr>
+                <w:rFonts w:hint="eastAsia"/>
+              </w:rPr>
+              <w:lastRenderedPageBreak/>
               <w:t>AgentHost</w:t>
             </w:r>
-            <w:proofErr w:type="spellEnd"/>
           </w:p>
         </w:tc>
         <w:tc>
@@ -7229,14 +8075,12 @@
               <w:pStyle w:val="ListParagraph"/>
               <w:ind w:firstLineChars="0" w:firstLine="0"/>
             </w:pPr>
-            <w:proofErr w:type="spellStart"/>
             <w:r>
               <w:rPr>
                 <w:rFonts w:hint="eastAsia"/>
               </w:rPr>
               <w:t>AgentService</w:t>
             </w:r>
-            <w:proofErr w:type="spellEnd"/>
           </w:p>
         </w:tc>
         <w:tc>
@@ -7429,34 +8273,10 @@
               <w:ind w:firstLineChars="0" w:firstLine="0"/>
             </w:pPr>
             <w:r>
-              <w:t>"</w:t>
-            </w:r>
-            <w:proofErr w:type="spellStart"/>
-            <w:r>
-              <w:t>BusinessType</w:t>
-            </w:r>
-            <w:proofErr w:type="spellEnd"/>
-            <w:r>
-              <w:t>":"sequoiadb", "</w:t>
-            </w:r>
-            <w:proofErr w:type="spellStart"/>
-            <w:r>
-              <w:t>Busi</w:t>
-            </w:r>
-            <w:r>
-              <w:t>nessName</w:t>
-            </w:r>
-            <w:proofErr w:type="spellEnd"/>
-            <w:r>
-              <w:t>":"b1", "</w:t>
-            </w:r>
-            <w:proofErr w:type="spellStart"/>
-            <w:r>
-              <w:t>deployMod</w:t>
-            </w:r>
-            <w:proofErr w:type="spellEnd"/>
-            <w:r>
-              <w:t>":"</w:t>
+              <w:t>"BusinessType":"sequoiadb", "Busi</w:t>
+            </w:r>
+            <w:r>
+              <w:t>nessName":"b1", "deployMod":"</w:t>
             </w:r>
             <w:r>
               <w:rPr>
@@ -7470,28 +8290,12 @@
           </w:p>
           <w:p>
             <w:r>
-              <w:t>"</w:t>
-            </w:r>
-            <w:proofErr w:type="spellStart"/>
-            <w:r>
-              <w:t>ClusterName</w:t>
-            </w:r>
-            <w:proofErr w:type="spellEnd"/>
-            <w:r>
-              <w:t xml:space="preserve">":"c1", </w:t>
-            </w:r>
-          </w:p>
-          <w:p>
-            <w:r>
-              <w:t>"</w:t>
-            </w:r>
-            <w:proofErr w:type="spellStart"/>
-            <w:r>
-              <w:t>Config</w:t>
-            </w:r>
-            <w:proofErr w:type="spellEnd"/>
-            <w:r>
-              <w:t>":</w:t>
+              <w:t xml:space="preserve">"ClusterName":"c1", </w:t>
+            </w:r>
+          </w:p>
+          <w:p>
+            <w:r>
+              <w:t>"Config":</w:t>
             </w:r>
           </w:p>
           <w:p>
@@ -7507,26 +8311,10 @@
               <w:ind w:leftChars="100" w:left="315" w:hangingChars="50" w:hanging="105"/>
             </w:pPr>
             <w:r>
-              <w:t>{"</w:t>
-            </w:r>
-            <w:proofErr w:type="spellStart"/>
-            <w:r>
-              <w:t>HostName</w:t>
-            </w:r>
-            <w:proofErr w:type="spellEnd"/>
-            <w:r>
-              <w:t>":</w:t>
-            </w:r>
-            <w:r>
-              <w:t>"host1", "</w:t>
-            </w:r>
-            <w:proofErr w:type="spellStart"/>
-            <w:r>
-              <w:t>datagroupname</w:t>
-            </w:r>
-            <w:proofErr w:type="spellEnd"/>
-            <w:r>
-              <w:t xml:space="preserve">": "", </w:t>
+              <w:t>{"HostName":</w:t>
+            </w:r>
+            <w:r>
+              <w:t xml:space="preserve">"host1", "datagroupname": "", </w:t>
             </w:r>
           </w:p>
           <w:p>
@@ -7535,29 +8323,7 @@
               <w:ind w:firstLineChars="150" w:firstLine="315"/>
             </w:pPr>
             <w:r>
-              <w:t>"</w:t>
-            </w:r>
-            <w:proofErr w:type="spellStart"/>
-            <w:proofErr w:type="gramStart"/>
-            <w:r>
-              <w:t>dbpath</w:t>
-            </w:r>
-            <w:proofErr w:type="spellEnd"/>
-            <w:proofErr w:type="gramEnd"/>
-            <w:r>
-              <w:t xml:space="preserve">": </w:t>
-            </w:r>
-            <w:r>
-              <w:lastRenderedPageBreak/>
-              <w:t>"/home/db2/standalone/11830", "</w:t>
-            </w:r>
-            <w:proofErr w:type="spellStart"/>
-            <w:r>
-              <w:t>svcname</w:t>
-            </w:r>
-            <w:proofErr w:type="spellEnd"/>
-            <w:r>
-              <w:t>": "11830", ...</w:t>
+              <w:t>"dbpath": "/home/db2/standalone/11830", "svcname": "11830", ...</w:t>
             </w:r>
           </w:p>
           <w:p>
@@ -7653,14 +8419,12 @@
               <w:pStyle w:val="ListParagraph"/>
               <w:ind w:firstLineChars="0" w:firstLine="0"/>
             </w:pPr>
-            <w:proofErr w:type="spellStart"/>
             <w:r>
               <w:rPr>
                 <w:rFonts w:hint="eastAsia"/>
               </w:rPr>
               <w:t>errno</w:t>
             </w:r>
-            <w:proofErr w:type="spellEnd"/>
           </w:p>
         </w:tc>
         <w:tc>
@@ -7771,14 +8535,12 @@
               <w:pStyle w:val="ListParagraph"/>
               <w:ind w:firstLineChars="0" w:firstLine="0"/>
             </w:pPr>
-            <w:proofErr w:type="spellStart"/>
             <w:r>
               <w:rPr>
                 <w:rFonts w:hint="eastAsia"/>
               </w:rPr>
               <w:t>ResultInfo</w:t>
             </w:r>
-            <w:proofErr w:type="spellEnd"/>
           </w:p>
         </w:tc>
         <w:tc>
@@ -7915,21 +8677,7 @@
               <w:rPr>
                 <w:rFonts w:hint="eastAsia"/>
               </w:rPr>
-              <w:t xml:space="preserve">   </w:t>
-            </w:r>
-            <w:proofErr w:type="spellStart"/>
-            <w:r>
-              <w:rPr>
-                <w:rFonts w:hint="eastAsia"/>
-              </w:rPr>
-              <w:t>HostName</w:t>
-            </w:r>
-            <w:proofErr w:type="spellEnd"/>
-            <w:r>
-              <w:rPr>
-                <w:rFonts w:hint="eastAsia"/>
-              </w:rPr>
-              <w:t>:</w:t>
+              <w:t xml:space="preserve">   HostName:</w:t>
             </w:r>
           </w:p>
           <w:p>
@@ -7953,47 +8701,19 @@
               <w:rPr>
                 <w:rFonts w:hint="eastAsia"/>
               </w:rPr>
-              <w:t xml:space="preserve">   </w:t>
-            </w:r>
-            <w:proofErr w:type="spellStart"/>
-            <w:r>
-              <w:rPr>
-                <w:rFonts w:hint="eastAsia"/>
-              </w:rPr>
-              <w:t>StatusDesc</w:t>
-            </w:r>
-            <w:proofErr w:type="spellEnd"/>
-            <w:r>
-              <w:rPr>
-                <w:rFonts w:hint="eastAsia"/>
-              </w:rPr>
-              <w:t>:</w:t>
-            </w:r>
-          </w:p>
-          <w:p>
-            <w:pPr>
-              <w:pStyle w:val="ListParagraph"/>
-              <w:ind w:firstLineChars="0" w:firstLine="0"/>
-            </w:pPr>
-            <w:r>
-              <w:rPr>
-                <w:rFonts w:hint="eastAsia"/>
-              </w:rPr>
-              <w:t xml:space="preserve">   </w:t>
-            </w:r>
-            <w:proofErr w:type="spellStart"/>
-            <w:r>
-              <w:rPr>
-                <w:rFonts w:hint="eastAsia"/>
-              </w:rPr>
-              <w:t>errno</w:t>
-            </w:r>
-            <w:proofErr w:type="spellEnd"/>
-            <w:r>
-              <w:rPr>
-                <w:rFonts w:hint="eastAsia"/>
-              </w:rPr>
-              <w:t>:</w:t>
+              <w:t xml:space="preserve">   StatusDesc:</w:t>
+            </w:r>
+          </w:p>
+          <w:p>
+            <w:pPr>
+              <w:pStyle w:val="ListParagraph"/>
+              <w:ind w:firstLineChars="0" w:firstLine="0"/>
+            </w:pPr>
+            <w:r>
+              <w:rPr>
+                <w:rFonts w:hint="eastAsia"/>
+              </w:rPr>
+              <w:t xml:space="preserve">   errno:</w:t>
             </w:r>
           </w:p>
           <w:p>
@@ -8106,7 +8826,7 @@
 
 <file path=word/comments.xml><?xml version="1.0" encoding="utf-8"?>
 <w:comments xmlns:ve="http://schemas.openxmlformats.org/markup-compatibility/2006" xmlns:o="urn:schemas-microsoft-com:office:office" xmlns:r="http://schemas.openxmlformats.org/officeDocument/2006/relationships" xmlns:m="http://schemas.openxmlformats.org/officeDocument/2006/math" xmlns:v="urn:schemas-microsoft-com:vml" xmlns:wp="http://schemas.openxmlformats.org/drawingml/2006/wordprocessingDrawing" xmlns:w10="urn:schemas-microsoft-com:office:word" xmlns:w="http://schemas.openxmlformats.org/wordprocessingml/2006/main" xmlns:wne="http://schemas.microsoft.com/office/word/2006/wordml">
-  <w:comment w:id="0" w:author="linyoubin" w:date="2014-08-11T16:04:00Z" w:initials="l">
+  <w:comment w:id="100" w:author="linyoubin" w:date="2014-08-11T16:04:00Z" w:initials="l">
     <w:p>
       <w:pPr>
         <w:pStyle w:val="CommentText"/>
@@ -8949,7 +9669,7 @@
         <a:sysClr val="windowText" lastClr="000000"/>
       </a:dk1>
       <a:lt1>
-        <a:sysClr val="window" lastClr="C7EDCC"/>
+        <a:sysClr val="window" lastClr="FFFFFF"/>
       </a:lt1>
       <a:dk2>
         <a:srgbClr val="1F497D"/>

--- a/internal_doc/03.开发设计/OM架构设计.docx
+++ b/internal_doc/03.开发设计/OM架构设计.docx
@@ -68,8 +68,30 @@
               <w:rPr>
                 <w:rFonts w:hint="eastAsia"/>
               </w:rPr>
-              <w:t>1.0.0 Init Xu Jianhui</w:t>
-            </w:r>
+              <w:t xml:space="preserve">1.0.0 Init </w:t>
+            </w:r>
+            <w:proofErr w:type="spellStart"/>
+            <w:r>
+              <w:rPr>
+                <w:rFonts w:hint="eastAsia"/>
+              </w:rPr>
+              <w:t>Xu</w:t>
+            </w:r>
+            <w:proofErr w:type="spellEnd"/>
+            <w:r>
+              <w:rPr>
+                <w:rFonts w:hint="eastAsia"/>
+              </w:rPr>
+              <w:t xml:space="preserve"> </w:t>
+            </w:r>
+            <w:proofErr w:type="spellStart"/>
+            <w:r>
+              <w:rPr>
+                <w:rFonts w:hint="eastAsia"/>
+              </w:rPr>
+              <w:t>Jianhui</w:t>
+            </w:r>
+            <w:proofErr w:type="spellEnd"/>
           </w:p>
         </w:tc>
       </w:tr>
@@ -325,9 +347,11 @@
               <w:pStyle w:val="ListParagraph"/>
               <w:ind w:firstLineChars="0" w:firstLine="0"/>
             </w:pPr>
+            <w:proofErr w:type="spellStart"/>
             <w:r>
               <w:t>ClusterName</w:t>
             </w:r>
+            <w:proofErr w:type="spellEnd"/>
           </w:p>
         </w:tc>
         <w:tc>
@@ -373,9 +397,11 @@
               <w:pStyle w:val="ListParagraph"/>
               <w:ind w:firstLineChars="0" w:firstLine="0"/>
             </w:pPr>
+            <w:proofErr w:type="spellStart"/>
             <w:r>
               <w:t>ClusterName</w:t>
             </w:r>
+            <w:proofErr w:type="spellEnd"/>
             <w:r>
               <w:rPr>
                 <w:rFonts w:hint="eastAsia"/>
@@ -407,12 +433,14 @@
               <w:pStyle w:val="ListParagraph"/>
               <w:ind w:firstLineChars="0" w:firstLine="0"/>
             </w:pPr>
+            <w:proofErr w:type="spellStart"/>
             <w:r>
               <w:rPr>
                 <w:rFonts w:hint="eastAsia"/>
               </w:rPr>
               <w:t>Desc</w:t>
             </w:r>
+            <w:proofErr w:type="spellEnd"/>
           </w:p>
         </w:tc>
         <w:tc>
@@ -465,9 +493,11 @@
               <w:pStyle w:val="ListParagraph"/>
               <w:ind w:firstLineChars="0" w:firstLine="0"/>
             </w:pPr>
+            <w:proofErr w:type="spellStart"/>
             <w:r>
               <w:t>SdbUser</w:t>
             </w:r>
+            <w:proofErr w:type="spellEnd"/>
           </w:p>
         </w:tc>
         <w:tc>
@@ -520,9 +550,11 @@
               <w:pStyle w:val="ListParagraph"/>
               <w:ind w:firstLineChars="0" w:firstLine="0"/>
             </w:pPr>
+            <w:proofErr w:type="spellStart"/>
             <w:r>
               <w:t>SdbPasswd</w:t>
             </w:r>
+            <w:proofErr w:type="spellEnd"/>
           </w:p>
         </w:tc>
         <w:tc>
@@ -575,9 +607,11 @@
               <w:pStyle w:val="ListParagraph"/>
               <w:ind w:firstLineChars="0" w:firstLine="0"/>
             </w:pPr>
+            <w:proofErr w:type="spellStart"/>
             <w:r>
               <w:t>SdbUserGroup</w:t>
             </w:r>
+            <w:proofErr w:type="spellEnd"/>
           </w:p>
         </w:tc>
         <w:tc>
@@ -630,9 +664,11 @@
               <w:pStyle w:val="ListParagraph"/>
               <w:ind w:firstLineChars="0" w:firstLine="0"/>
             </w:pPr>
+            <w:proofErr w:type="spellStart"/>
             <w:r>
               <w:t>InstallPath</w:t>
             </w:r>
+            <w:proofErr w:type="spellEnd"/>
           </w:p>
         </w:tc>
         <w:tc>
@@ -689,6 +725,7 @@
                 <w:color w:val="FF0000"/>
               </w:rPr>
             </w:pPr>
+            <w:proofErr w:type="spellStart"/>
             <w:r>
               <w:rPr>
                 <w:rFonts w:hint="eastAsia"/>
@@ -705,6 +742,7 @@
               </w:rPr>
               <w:t>Time</w:t>
             </w:r>
+            <w:proofErr w:type="spellEnd"/>
           </w:p>
         </w:tc>
         <w:tc>
@@ -875,6 +913,7 @@
               <w:pStyle w:val="ListParagraph"/>
               <w:ind w:firstLineChars="0" w:firstLine="0"/>
             </w:pPr>
+            <w:proofErr w:type="spellStart"/>
             <w:r>
               <w:rPr>
                 <w:rFonts w:hint="eastAsia"/>
@@ -887,6 +926,7 @@
               </w:rPr>
               <w:t>Name</w:t>
             </w:r>
+            <w:proofErr w:type="spellEnd"/>
           </w:p>
         </w:tc>
         <w:tc>
@@ -963,12 +1003,14 @@
               <w:pStyle w:val="ListParagraph"/>
               <w:ind w:firstLineChars="0" w:firstLine="0"/>
             </w:pPr>
+            <w:proofErr w:type="spellStart"/>
             <w:r>
               <w:rPr>
                 <w:rFonts w:hint="eastAsia"/>
               </w:rPr>
               <w:t>ClusterName</w:t>
             </w:r>
+            <w:proofErr w:type="spellEnd"/>
           </w:p>
         </w:tc>
         <w:tc>
@@ -1008,12 +1050,14 @@
               <w:pStyle w:val="ListParagraph"/>
               <w:ind w:firstLineChars="0" w:firstLine="0"/>
             </w:pPr>
+            <w:proofErr w:type="spellStart"/>
             <w:r>
               <w:rPr>
                 <w:rFonts w:hint="eastAsia"/>
               </w:rPr>
               <w:t>ClusterName</w:t>
             </w:r>
+            <w:proofErr w:type="spellEnd"/>
             <w:r>
               <w:t>:”</w:t>
             </w:r>
@@ -1331,9 +1375,11 @@
               <w:pStyle w:val="ListParagraph"/>
               <w:ind w:firstLineChars="0" w:firstLine="0"/>
             </w:pPr>
+            <w:proofErr w:type="spellStart"/>
             <w:r>
               <w:t>InstallPath</w:t>
             </w:r>
+            <w:proofErr w:type="spellEnd"/>
           </w:p>
         </w:tc>
         <w:tc>
@@ -1386,12 +1432,14 @@
               <w:pStyle w:val="ListParagraph"/>
               <w:ind w:firstLineChars="0" w:firstLine="0"/>
             </w:pPr>
+            <w:proofErr w:type="spellStart"/>
             <w:r>
               <w:rPr>
                 <w:rFonts w:hint="eastAsia"/>
               </w:rPr>
               <w:t>AgentPort</w:t>
             </w:r>
+            <w:proofErr w:type="spellEnd"/>
           </w:p>
         </w:tc>
         <w:tc>
@@ -1444,12 +1492,14 @@
               <w:pStyle w:val="ListParagraph"/>
               <w:ind w:firstLineChars="0" w:firstLine="0"/>
             </w:pPr>
+            <w:proofErr w:type="spellStart"/>
             <w:r>
               <w:rPr>
                 <w:rFonts w:hint="eastAsia"/>
               </w:rPr>
               <w:t>SshPort</w:t>
             </w:r>
+            <w:proofErr w:type="spellEnd"/>
           </w:p>
         </w:tc>
         <w:tc>
@@ -2121,7 +2171,6 @@
         <w:ind w:leftChars="399" w:left="848" w:hangingChars="5" w:hanging="10"/>
         <w:rPr>
           <w:ins w:id="5" w:author="tanzhaobo" w:date="2015-01-21T10:19:00Z"/>
-          <w:rFonts w:hint="eastAsia"/>
         </w:rPr>
       </w:pPr>
     </w:p>
@@ -2347,12 +2396,14 @@
               <w:r>
                 <w:t>“</w:t>
               </w:r>
+              <w:proofErr w:type="spellStart"/>
               <w:r>
                 <w:rPr>
                   <w:rFonts w:hint="eastAsia"/>
                 </w:rPr>
                 <w:t>RedHatEnterpriseServer</w:t>
               </w:r>
+              <w:proofErr w:type="spellEnd"/>
               <w:r>
                 <w:t>”</w:t>
               </w:r>
@@ -2834,12 +2885,22 @@
               <w:pStyle w:val="ListParagraph"/>
               <w:ind w:firstLineChars="0" w:firstLine="0"/>
             </w:pPr>
-            <w:r>
-              <w:rPr>
-                <w:rFonts w:hint="eastAsia"/>
-              </w:rPr>
-              <w:t>INT32</w:t>
-            </w:r>
+            <w:ins w:id="48" w:author="linyoubin" w:date="2015-01-21T10:40:00Z">
+              <w:r>
+                <w:rPr>
+                  <w:rFonts w:hint="eastAsia"/>
+                </w:rPr>
+                <w:t>String</w:t>
+              </w:r>
+            </w:ins>
+            <w:del w:id="49" w:author="linyoubin" w:date="2015-01-21T10:40:00Z">
+              <w:r>
+                <w:rPr>
+                  <w:rFonts w:hint="eastAsia"/>
+                </w:rPr>
+                <w:delText>INT32</w:delText>
+              </w:r>
+            </w:del>
           </w:p>
         </w:tc>
         <w:tc>
@@ -2868,7 +2929,12 @@
               <w:pStyle w:val="ListParagraph"/>
               <w:ind w:firstLineChars="0" w:firstLine="0"/>
             </w:pPr>
-            <w:ins w:id="48" w:author="tanzhaobo" w:date="2015-01-21T10:24:00Z">
+            <w:ins w:id="50" w:author="linyoubin" w:date="2015-01-21T10:40:00Z">
+              <w:r>
+                <w:t>“</w:t>
+              </w:r>
+            </w:ins>
+            <w:ins w:id="51" w:author="tanzhaobo" w:date="2015-01-21T10:24:00Z">
               <w:r>
                 <w:rPr>
                   <w:rFonts w:hint="eastAsia"/>
@@ -2876,20 +2942,25 @@
                 <w:t>11790</w:t>
               </w:r>
             </w:ins>
-          </w:p>
-        </w:tc>
-      </w:tr>
-      <w:tr>
-        <w:tc>
-          <w:tcPr>
-            <w:tcW w:w="1920" w:type="dxa"/>
-          </w:tcPr>
-          <w:p>
-            <w:pPr>
-              <w:pStyle w:val="ListParagraph"/>
-              <w:ind w:firstLineChars="0" w:firstLine="0"/>
-            </w:pPr>
-            <w:del w:id="49" w:author="tanzhaobo" w:date="2015-01-21T10:22:00Z">
+            <w:ins w:id="52" w:author="linyoubin" w:date="2015-01-21T10:40:00Z">
+              <w:r>
+                <w:t>“</w:t>
+              </w:r>
+            </w:ins>
+          </w:p>
+        </w:tc>
+      </w:tr>
+      <w:tr>
+        <w:tc>
+          <w:tcPr>
+            <w:tcW w:w="1920" w:type="dxa"/>
+          </w:tcPr>
+          <w:p>
+            <w:pPr>
+              <w:pStyle w:val="ListParagraph"/>
+              <w:ind w:firstLineChars="0" w:firstLine="0"/>
+            </w:pPr>
+            <w:del w:id="53" w:author="tanzhaobo" w:date="2015-01-21T10:22:00Z">
               <w:r>
                 <w:rPr>
                   <w:rFonts w:hint="eastAsia"/>
@@ -2908,7 +2979,7 @@
               <w:pStyle w:val="ListParagraph"/>
               <w:ind w:firstLineChars="0" w:firstLine="0"/>
             </w:pPr>
-            <w:del w:id="50" w:author="tanzhaobo" w:date="2015-01-21T10:22:00Z">
+            <w:del w:id="54" w:author="tanzhaobo" w:date="2015-01-21T10:22:00Z">
               <w:r>
                 <w:rPr>
                   <w:rFonts w:hint="eastAsia"/>
@@ -2943,7 +3014,7 @@
       </w:tr>
       <w:tr>
         <w:trPr>
-          <w:ins w:id="51" w:author="tanzhaobo" w:date="2015-01-21T10:23:00Z"/>
+          <w:ins w:id="55" w:author="tanzhaobo" w:date="2015-01-21T10:23:00Z"/>
         </w:trPr>
         <w:tc>
           <w:tcPr>
@@ -2954,11 +3025,10 @@
               <w:pStyle w:val="ListParagraph"/>
               <w:ind w:firstLineChars="0" w:firstLine="0"/>
               <w:rPr>
-                <w:ins w:id="52" w:author="tanzhaobo" w:date="2015-01-21T10:23:00Z"/>
-                <w:rFonts w:hint="eastAsia"/>
-              </w:rPr>
-            </w:pPr>
-            <w:ins w:id="53" w:author="tanzhaobo" w:date="2015-01-21T10:23:00Z">
+                <w:ins w:id="56" w:author="tanzhaobo" w:date="2015-01-21T10:23:00Z"/>
+              </w:rPr>
+            </w:pPr>
+            <w:ins w:id="57" w:author="tanzhaobo" w:date="2015-01-21T10:23:00Z">
               <w:r>
                 <w:rPr>
                   <w:rFonts w:hint="eastAsia"/>
@@ -2977,11 +3047,10 @@
               <w:pStyle w:val="ListParagraph"/>
               <w:ind w:firstLineChars="0" w:firstLine="0"/>
               <w:rPr>
-                <w:ins w:id="54" w:author="tanzhaobo" w:date="2015-01-21T10:23:00Z"/>
-                <w:rFonts w:hint="eastAsia"/>
-              </w:rPr>
-            </w:pPr>
-            <w:ins w:id="55" w:author="tanzhaobo" w:date="2015-01-21T10:23:00Z">
+                <w:ins w:id="58" w:author="tanzhaobo" w:date="2015-01-21T10:23:00Z"/>
+              </w:rPr>
+            </w:pPr>
+            <w:ins w:id="59" w:author="tanzhaobo" w:date="2015-01-21T10:23:00Z">
               <w:r>
                 <w:rPr>
                   <w:rFonts w:hint="eastAsia"/>
@@ -3000,24 +3069,24 @@
               <w:pStyle w:val="ListParagraph"/>
               <w:ind w:firstLineChars="0" w:firstLine="0"/>
               <w:rPr>
-                <w:ins w:id="56" w:author="tanzhaobo" w:date="2015-01-21T10:23:00Z"/>
-              </w:rPr>
-            </w:pPr>
-          </w:p>
-        </w:tc>
-        <w:tc>
-          <w:tcPr>
-            <w:tcW w:w="1921" w:type="dxa"/>
-          </w:tcPr>
-          <w:p>
-            <w:pPr>
-              <w:pStyle w:val="ListParagraph"/>
-              <w:ind w:firstLineChars="0" w:firstLine="0"/>
-              <w:rPr>
-                <w:ins w:id="57" w:author="tanzhaobo" w:date="2015-01-21T10:23:00Z"/>
-              </w:rPr>
-            </w:pPr>
-            <w:ins w:id="58" w:author="tanzhaobo" w:date="2015-01-21T10:23:00Z">
+                <w:ins w:id="60" w:author="tanzhaobo" w:date="2015-01-21T10:23:00Z"/>
+              </w:rPr>
+            </w:pPr>
+          </w:p>
+        </w:tc>
+        <w:tc>
+          <w:tcPr>
+            <w:tcW w:w="1921" w:type="dxa"/>
+          </w:tcPr>
+          <w:p>
+            <w:pPr>
+              <w:pStyle w:val="ListParagraph"/>
+              <w:ind w:firstLineChars="0" w:firstLine="0"/>
+              <w:rPr>
+                <w:ins w:id="61" w:author="tanzhaobo" w:date="2015-01-21T10:23:00Z"/>
+              </w:rPr>
+            </w:pPr>
+            <w:ins w:id="62" w:author="tanzhaobo" w:date="2015-01-21T10:23:00Z">
               <w:r>
                 <w:rPr>
                   <w:rFonts w:hint="eastAsia"/>
@@ -3541,12 +3610,14 @@
             <w:r>
               <w:t>“</w:t>
             </w:r>
+            <w:proofErr w:type="spellStart"/>
             <w:r>
               <w:rPr>
                 <w:rFonts w:hint="eastAsia"/>
               </w:rPr>
               <w:t>sda</w:t>
             </w:r>
+            <w:proofErr w:type="spellEnd"/>
             <w:r>
               <w:t>”</w:t>
             </w:r>
@@ -3785,7 +3856,7 @@
               <w:pStyle w:val="ListParagraph"/>
               <w:ind w:firstLineChars="0" w:firstLine="0"/>
             </w:pPr>
-            <w:del w:id="59" w:author="tanzhaobo" w:date="2015-01-21T10:26:00Z">
+            <w:del w:id="63" w:author="tanzhaobo" w:date="2015-01-21T10:26:00Z">
               <w:r>
                 <w:rPr>
                   <w:rFonts w:hint="eastAsia"/>
@@ -3804,7 +3875,7 @@
               <w:pStyle w:val="ListParagraph"/>
               <w:ind w:firstLineChars="0" w:firstLine="0"/>
             </w:pPr>
-            <w:del w:id="60" w:author="tanzhaobo" w:date="2015-01-21T10:26:00Z">
+            <w:del w:id="64" w:author="tanzhaobo" w:date="2015-01-21T10:26:00Z">
               <w:r>
                 <w:rPr>
                   <w:rFonts w:hint="eastAsia"/>
@@ -3839,7 +3910,7 @@
       </w:tr>
       <w:tr>
         <w:trPr>
-          <w:ins w:id="61" w:author="tanzhaobo" w:date="2015-01-21T10:26:00Z"/>
+          <w:ins w:id="65" w:author="tanzhaobo" w:date="2015-01-21T10:26:00Z"/>
         </w:trPr>
         <w:tc>
           <w:tcPr>
@@ -3850,17 +3921,18 @@
               <w:pStyle w:val="ListParagraph"/>
               <w:ind w:firstLineChars="0" w:firstLine="0"/>
               <w:rPr>
-                <w:ins w:id="62" w:author="tanzhaobo" w:date="2015-01-21T10:26:00Z"/>
-                <w:rFonts w:hint="eastAsia"/>
-              </w:rPr>
-            </w:pPr>
-            <w:ins w:id="63" w:author="tanzhaobo" w:date="2015-01-21T10:26:00Z">
+                <w:ins w:id="66" w:author="tanzhaobo" w:date="2015-01-21T10:26:00Z"/>
+              </w:rPr>
+            </w:pPr>
+            <w:proofErr w:type="spellStart"/>
+            <w:ins w:id="67" w:author="tanzhaobo" w:date="2015-01-21T10:26:00Z">
               <w:r>
                 <w:rPr>
                   <w:rFonts w:hint="eastAsia"/>
                 </w:rPr>
                 <w:t>IsLocal</w:t>
               </w:r>
+              <w:proofErr w:type="spellEnd"/>
             </w:ins>
           </w:p>
         </w:tc>
@@ -3873,17 +3945,18 @@
               <w:pStyle w:val="ListParagraph"/>
               <w:ind w:firstLineChars="0" w:firstLine="0"/>
               <w:rPr>
-                <w:ins w:id="64" w:author="tanzhaobo" w:date="2015-01-21T10:26:00Z"/>
-                <w:rFonts w:hint="eastAsia"/>
-              </w:rPr>
-            </w:pPr>
-            <w:ins w:id="65" w:author="tanzhaobo" w:date="2015-01-21T10:26:00Z">
+                <w:ins w:id="68" w:author="tanzhaobo" w:date="2015-01-21T10:26:00Z"/>
+              </w:rPr>
+            </w:pPr>
+            <w:proofErr w:type="spellStart"/>
+            <w:ins w:id="69" w:author="tanzhaobo" w:date="2015-01-21T10:26:00Z">
               <w:r>
                 <w:rPr>
                   <w:rFonts w:hint="eastAsia"/>
                 </w:rPr>
                 <w:t>bool</w:t>
               </w:r>
+              <w:proofErr w:type="spellEnd"/>
             </w:ins>
           </w:p>
         </w:tc>
@@ -3896,24 +3969,25 @@
               <w:pStyle w:val="ListParagraph"/>
               <w:ind w:firstLineChars="0" w:firstLine="0"/>
               <w:rPr>
-                <w:ins w:id="66" w:author="tanzhaobo" w:date="2015-01-21T10:26:00Z"/>
-              </w:rPr>
-            </w:pPr>
-          </w:p>
-        </w:tc>
-        <w:tc>
-          <w:tcPr>
-            <w:tcW w:w="1921" w:type="dxa"/>
-          </w:tcPr>
-          <w:p>
-            <w:pPr>
-              <w:pStyle w:val="ListParagraph"/>
-              <w:ind w:firstLineChars="0" w:firstLine="0"/>
-              <w:rPr>
-                <w:ins w:id="67" w:author="tanzhaobo" w:date="2015-01-21T10:26:00Z"/>
-              </w:rPr>
-            </w:pPr>
-            <w:ins w:id="68" w:author="tanzhaobo" w:date="2015-01-21T10:27:00Z">
+                <w:ins w:id="70" w:author="tanzhaobo" w:date="2015-01-21T10:26:00Z"/>
+              </w:rPr>
+            </w:pPr>
+          </w:p>
+        </w:tc>
+        <w:tc>
+          <w:tcPr>
+            <w:tcW w:w="1921" w:type="dxa"/>
+          </w:tcPr>
+          <w:p>
+            <w:pPr>
+              <w:pStyle w:val="ListParagraph"/>
+              <w:ind w:firstLineChars="0" w:firstLine="0"/>
+              <w:rPr>
+                <w:ins w:id="71" w:author="tanzhaobo" w:date="2015-01-21T10:26:00Z"/>
+              </w:rPr>
+            </w:pPr>
+            <w:proofErr w:type="spellStart"/>
+            <w:ins w:id="72" w:author="tanzhaobo" w:date="2015-01-21T10:27:00Z">
               <w:r>
                 <w:rPr>
                   <w:rFonts w:hint="eastAsia"/>
@@ -3921,13 +3995,14 @@
                 <w:t>IsLocal:</w:t>
               </w:r>
             </w:ins>
-            <w:ins w:id="69" w:author="tanzhaobo" w:date="2015-01-21T10:26:00Z">
+            <w:ins w:id="73" w:author="tanzhaobo" w:date="2015-01-21T10:26:00Z">
               <w:r>
                 <w:rPr>
                   <w:rFonts w:hint="eastAsia"/>
                 </w:rPr>
                 <w:t>true</w:t>
               </w:r>
+              <w:proofErr w:type="spellEnd"/>
             </w:ins>
           </w:p>
         </w:tc>
@@ -4899,7 +4974,7 @@
               <w:pStyle w:val="ListParagraph"/>
               <w:ind w:firstLineChars="0" w:firstLine="0"/>
             </w:pPr>
-            <w:del w:id="70" w:author="tanzhaobo" w:date="2015-01-21T10:27:00Z">
+            <w:del w:id="74" w:author="tanzhaobo" w:date="2015-01-21T10:27:00Z">
               <w:r>
                 <w:rPr>
                   <w:rFonts w:hint="eastAsia"/>
@@ -4918,7 +4993,7 @@
               <w:pStyle w:val="ListParagraph"/>
               <w:ind w:firstLineChars="0" w:firstLine="0"/>
             </w:pPr>
-            <w:del w:id="71" w:author="tanzhaobo" w:date="2015-01-21T10:27:00Z">
+            <w:del w:id="75" w:author="tanzhaobo" w:date="2015-01-21T10:27:00Z">
               <w:r>
                 <w:rPr>
                   <w:rFonts w:hint="eastAsia"/>
@@ -4953,7 +5028,7 @@
       </w:tr>
       <w:tr>
         <w:trPr>
-          <w:ins w:id="72" w:author="tanzhaobo" w:date="2015-01-21T10:27:00Z"/>
+          <w:ins w:id="76" w:author="tanzhaobo" w:date="2015-01-21T10:27:00Z"/>
         </w:trPr>
         <w:tc>
           <w:tcPr>
@@ -4964,17 +5039,18 @@
               <w:pStyle w:val="ListParagraph"/>
               <w:ind w:firstLineChars="0" w:firstLine="0"/>
               <w:rPr>
-                <w:ins w:id="73" w:author="tanzhaobo" w:date="2015-01-21T10:27:00Z"/>
-                <w:rFonts w:hint="eastAsia"/>
-              </w:rPr>
-            </w:pPr>
-            <w:ins w:id="74" w:author="tanzhaobo" w:date="2015-01-21T10:27:00Z">
+                <w:ins w:id="77" w:author="tanzhaobo" w:date="2015-01-21T10:27:00Z"/>
+              </w:rPr>
+            </w:pPr>
+            <w:proofErr w:type="spellStart"/>
+            <w:ins w:id="78" w:author="tanzhaobo" w:date="2015-01-21T10:27:00Z">
               <w:r>
                 <w:rPr>
                   <w:rFonts w:hint="eastAsia"/>
                 </w:rPr>
                 <w:t>CanUse</w:t>
               </w:r>
+              <w:proofErr w:type="spellEnd"/>
             </w:ins>
           </w:p>
         </w:tc>
@@ -4987,11 +5063,11 @@
               <w:pStyle w:val="ListParagraph"/>
               <w:ind w:firstLineChars="0" w:firstLine="0"/>
               <w:rPr>
-                <w:ins w:id="75" w:author="tanzhaobo" w:date="2015-01-21T10:27:00Z"/>
-                <w:rFonts w:hint="eastAsia"/>
-              </w:rPr>
-            </w:pPr>
-            <w:ins w:id="76" w:author="tanzhaobo" w:date="2015-01-21T10:28:00Z">
+                <w:ins w:id="79" w:author="tanzhaobo" w:date="2015-01-21T10:27:00Z"/>
+              </w:rPr>
+            </w:pPr>
+            <w:proofErr w:type="spellStart"/>
+            <w:ins w:id="80" w:author="tanzhaobo" w:date="2015-01-21T10:28:00Z">
               <w:r>
                 <w:rPr>
                   <w:rFonts w:hint="eastAsia"/>
@@ -4999,35 +5075,37 @@
                 <w:t>bool</w:t>
               </w:r>
             </w:ins>
-          </w:p>
-        </w:tc>
-        <w:tc>
-          <w:tcPr>
-            <w:tcW w:w="1921" w:type="dxa"/>
-          </w:tcPr>
-          <w:p>
-            <w:pPr>
-              <w:pStyle w:val="ListParagraph"/>
-              <w:ind w:firstLineChars="0" w:firstLine="0"/>
-              <w:rPr>
-                <w:ins w:id="77" w:author="tanzhaobo" w:date="2015-01-21T10:27:00Z"/>
-              </w:rPr>
-            </w:pPr>
-          </w:p>
-        </w:tc>
-        <w:tc>
-          <w:tcPr>
-            <w:tcW w:w="1921" w:type="dxa"/>
-          </w:tcPr>
-          <w:p>
-            <w:pPr>
-              <w:pStyle w:val="ListParagraph"/>
-              <w:ind w:firstLineChars="0" w:firstLine="0"/>
-              <w:rPr>
-                <w:ins w:id="78" w:author="tanzhaobo" w:date="2015-01-21T10:27:00Z"/>
-              </w:rPr>
-            </w:pPr>
-            <w:ins w:id="79" w:author="tanzhaobo" w:date="2015-01-21T10:28:00Z">
+            <w:proofErr w:type="spellEnd"/>
+          </w:p>
+        </w:tc>
+        <w:tc>
+          <w:tcPr>
+            <w:tcW w:w="1921" w:type="dxa"/>
+          </w:tcPr>
+          <w:p>
+            <w:pPr>
+              <w:pStyle w:val="ListParagraph"/>
+              <w:ind w:firstLineChars="0" w:firstLine="0"/>
+              <w:rPr>
+                <w:ins w:id="81" w:author="tanzhaobo" w:date="2015-01-21T10:27:00Z"/>
+              </w:rPr>
+            </w:pPr>
+          </w:p>
+        </w:tc>
+        <w:tc>
+          <w:tcPr>
+            <w:tcW w:w="1921" w:type="dxa"/>
+          </w:tcPr>
+          <w:p>
+            <w:pPr>
+              <w:pStyle w:val="ListParagraph"/>
+              <w:ind w:firstLineChars="0" w:firstLine="0"/>
+              <w:rPr>
+                <w:ins w:id="82" w:author="tanzhaobo" w:date="2015-01-21T10:27:00Z"/>
+              </w:rPr>
+            </w:pPr>
+            <w:proofErr w:type="spellStart"/>
+            <w:ins w:id="83" w:author="tanzhaobo" w:date="2015-01-21T10:28:00Z">
               <w:r>
                 <w:rPr>
                   <w:rFonts w:hint="eastAsia"/>
@@ -5035,6 +5113,7 @@
                 <w:t>CanUse:false</w:t>
               </w:r>
             </w:ins>
+            <w:proofErr w:type="spellEnd"/>
           </w:p>
         </w:tc>
       </w:tr>
@@ -5225,7 +5304,7 @@
               <w:pStyle w:val="ListParagraph"/>
               <w:ind w:firstLineChars="0" w:firstLine="0"/>
             </w:pPr>
-            <w:del w:id="80" w:author="tanzhaobo" w:date="2015-01-21T10:28:00Z">
+            <w:del w:id="84" w:author="tanzhaobo" w:date="2015-01-21T10:28:00Z">
               <w:r>
                 <w:rPr>
                   <w:rFonts w:hint="eastAsia"/>
@@ -5244,7 +5323,7 @@
               <w:pStyle w:val="ListParagraph"/>
               <w:ind w:firstLineChars="0" w:firstLine="0"/>
             </w:pPr>
-            <w:del w:id="81" w:author="tanzhaobo" w:date="2015-01-21T10:28:00Z">
+            <w:del w:id="85" w:author="tanzhaobo" w:date="2015-01-21T10:28:00Z">
               <w:r>
                 <w:rPr>
                   <w:rFonts w:hint="eastAsia"/>
@@ -5279,7 +5358,7 @@
       </w:tr>
       <w:tr>
         <w:trPr>
-          <w:ins w:id="82" w:author="tanzhaobo" w:date="2015-01-21T10:28:00Z"/>
+          <w:ins w:id="86" w:author="tanzhaobo" w:date="2015-01-21T10:28:00Z"/>
         </w:trPr>
         <w:tc>
           <w:tcPr>
@@ -5290,17 +5369,18 @@
               <w:pStyle w:val="ListParagraph"/>
               <w:ind w:firstLineChars="0" w:firstLine="0"/>
               <w:rPr>
-                <w:ins w:id="83" w:author="tanzhaobo" w:date="2015-01-21T10:28:00Z"/>
-                <w:rFonts w:hint="eastAsia"/>
-              </w:rPr>
-            </w:pPr>
-            <w:ins w:id="84" w:author="tanzhaobo" w:date="2015-01-21T10:28:00Z">
+                <w:ins w:id="87" w:author="tanzhaobo" w:date="2015-01-21T10:28:00Z"/>
+              </w:rPr>
+            </w:pPr>
+            <w:proofErr w:type="spellStart"/>
+            <w:ins w:id="88" w:author="tanzhaobo" w:date="2015-01-21T10:28:00Z">
               <w:r>
                 <w:rPr>
                   <w:rFonts w:hint="eastAsia"/>
                 </w:rPr>
                 <w:t>IsRunning</w:t>
               </w:r>
+              <w:proofErr w:type="spellEnd"/>
             </w:ins>
           </w:p>
         </w:tc>
@@ -5313,17 +5393,18 @@
               <w:pStyle w:val="ListParagraph"/>
               <w:ind w:firstLineChars="0" w:firstLine="0"/>
               <w:rPr>
-                <w:ins w:id="85" w:author="tanzhaobo" w:date="2015-01-21T10:28:00Z"/>
-                <w:rFonts w:hint="eastAsia"/>
-              </w:rPr>
-            </w:pPr>
-            <w:ins w:id="86" w:author="tanzhaobo" w:date="2015-01-21T10:28:00Z">
+                <w:ins w:id="89" w:author="tanzhaobo" w:date="2015-01-21T10:28:00Z"/>
+              </w:rPr>
+            </w:pPr>
+            <w:proofErr w:type="spellStart"/>
+            <w:ins w:id="90" w:author="tanzhaobo" w:date="2015-01-21T10:28:00Z">
               <w:r>
                 <w:rPr>
                   <w:rFonts w:hint="eastAsia"/>
                 </w:rPr>
                 <w:t>bool</w:t>
               </w:r>
+              <w:proofErr w:type="spellEnd"/>
             </w:ins>
           </w:p>
         </w:tc>
@@ -5336,24 +5417,25 @@
               <w:pStyle w:val="ListParagraph"/>
               <w:ind w:firstLineChars="0" w:firstLine="0"/>
               <w:rPr>
-                <w:ins w:id="87" w:author="tanzhaobo" w:date="2015-01-21T10:28:00Z"/>
-              </w:rPr>
-            </w:pPr>
-          </w:p>
-        </w:tc>
-        <w:tc>
-          <w:tcPr>
-            <w:tcW w:w="1921" w:type="dxa"/>
-          </w:tcPr>
-          <w:p>
-            <w:pPr>
-              <w:pStyle w:val="ListParagraph"/>
-              <w:ind w:firstLineChars="0" w:firstLine="0"/>
-              <w:rPr>
-                <w:ins w:id="88" w:author="tanzhaobo" w:date="2015-01-21T10:28:00Z"/>
-              </w:rPr>
-            </w:pPr>
-            <w:ins w:id="89" w:author="tanzhaobo" w:date="2015-01-21T10:29:00Z">
+                <w:ins w:id="91" w:author="tanzhaobo" w:date="2015-01-21T10:28:00Z"/>
+              </w:rPr>
+            </w:pPr>
+          </w:p>
+        </w:tc>
+        <w:tc>
+          <w:tcPr>
+            <w:tcW w:w="1921" w:type="dxa"/>
+          </w:tcPr>
+          <w:p>
+            <w:pPr>
+              <w:pStyle w:val="ListParagraph"/>
+              <w:ind w:firstLineChars="0" w:firstLine="0"/>
+              <w:rPr>
+                <w:ins w:id="92" w:author="tanzhaobo" w:date="2015-01-21T10:28:00Z"/>
+              </w:rPr>
+            </w:pPr>
+            <w:proofErr w:type="spellStart"/>
+            <w:ins w:id="93" w:author="tanzhaobo" w:date="2015-01-21T10:29:00Z">
               <w:r>
                 <w:rPr>
                   <w:rFonts w:hint="eastAsia"/>
@@ -5361,6 +5443,7 @@
                 <w:t>IsRunning:false</w:t>
               </w:r>
             </w:ins>
+            <w:proofErr w:type="spellEnd"/>
           </w:p>
         </w:tc>
       </w:tr>
@@ -5605,11 +5688,19 @@
             <w:r>
               <w:t>”</w:t>
             </w:r>
-            <w:r>
-              <w:rPr>
-                <w:rFonts w:hint="eastAsia"/>
-              </w:rPr>
-              <w:t>ip-tables</w:t>
+            <w:proofErr w:type="spellStart"/>
+            <w:r>
+              <w:rPr>
+                <w:rFonts w:hint="eastAsia"/>
+              </w:rPr>
+              <w:t>ip</w:t>
+            </w:r>
+            <w:proofErr w:type="spellEnd"/>
+            <w:r>
+              <w:rPr>
+                <w:rFonts w:hint="eastAsia"/>
+              </w:rPr>
+              <w:t>-tables</w:t>
             </w:r>
             <w:r>
               <w:t>”</w:t>
@@ -5627,7 +5718,7 @@
               <w:pStyle w:val="ListParagraph"/>
               <w:ind w:firstLineChars="0" w:firstLine="0"/>
             </w:pPr>
-            <w:del w:id="90" w:author="tanzhaobo" w:date="2015-01-21T10:29:00Z">
+            <w:del w:id="94" w:author="tanzhaobo" w:date="2015-01-21T10:29:00Z">
               <w:r>
                 <w:rPr>
                   <w:rFonts w:hint="eastAsia"/>
@@ -5646,7 +5737,7 @@
               <w:pStyle w:val="ListParagraph"/>
               <w:ind w:firstLineChars="0" w:firstLine="0"/>
             </w:pPr>
-            <w:del w:id="91" w:author="tanzhaobo" w:date="2015-01-21T10:29:00Z">
+            <w:del w:id="95" w:author="tanzhaobo" w:date="2015-01-21T10:29:00Z">
               <w:r>
                 <w:rPr>
                   <w:rFonts w:hint="eastAsia"/>
@@ -5681,7 +5772,7 @@
       </w:tr>
       <w:tr>
         <w:trPr>
-          <w:ins w:id="92" w:author="tanzhaobo" w:date="2015-01-21T10:29:00Z"/>
+          <w:ins w:id="96" w:author="tanzhaobo" w:date="2015-01-21T10:29:00Z"/>
         </w:trPr>
         <w:tc>
           <w:tcPr>
@@ -5692,17 +5783,18 @@
               <w:pStyle w:val="ListParagraph"/>
               <w:ind w:firstLineChars="0" w:firstLine="0"/>
               <w:rPr>
-                <w:ins w:id="93" w:author="tanzhaobo" w:date="2015-01-21T10:29:00Z"/>
-                <w:rFonts w:hint="eastAsia"/>
-              </w:rPr>
-            </w:pPr>
-            <w:ins w:id="94" w:author="tanzhaobo" w:date="2015-01-21T10:29:00Z">
+                <w:ins w:id="97" w:author="tanzhaobo" w:date="2015-01-21T10:29:00Z"/>
+              </w:rPr>
+            </w:pPr>
+            <w:proofErr w:type="spellStart"/>
+            <w:ins w:id="98" w:author="tanzhaobo" w:date="2015-01-21T10:29:00Z">
               <w:r>
                 <w:rPr>
                   <w:rFonts w:hint="eastAsia"/>
                 </w:rPr>
                 <w:t>IsRunning</w:t>
               </w:r>
+              <w:proofErr w:type="spellEnd"/>
             </w:ins>
           </w:p>
         </w:tc>
@@ -5715,17 +5807,18 @@
               <w:pStyle w:val="ListParagraph"/>
               <w:ind w:firstLineChars="0" w:firstLine="0"/>
               <w:rPr>
-                <w:ins w:id="95" w:author="tanzhaobo" w:date="2015-01-21T10:29:00Z"/>
-                <w:rFonts w:hint="eastAsia"/>
-              </w:rPr>
-            </w:pPr>
-            <w:ins w:id="96" w:author="tanzhaobo" w:date="2015-01-21T10:29:00Z">
+                <w:ins w:id="99" w:author="tanzhaobo" w:date="2015-01-21T10:29:00Z"/>
+              </w:rPr>
+            </w:pPr>
+            <w:proofErr w:type="spellStart"/>
+            <w:ins w:id="100" w:author="tanzhaobo" w:date="2015-01-21T10:29:00Z">
               <w:r>
                 <w:rPr>
                   <w:rFonts w:hint="eastAsia"/>
                 </w:rPr>
                 <w:t>bool</w:t>
               </w:r>
+              <w:proofErr w:type="spellEnd"/>
             </w:ins>
           </w:p>
         </w:tc>
@@ -5738,30 +5831,32 @@
               <w:pStyle w:val="ListParagraph"/>
               <w:ind w:firstLineChars="0" w:firstLine="0"/>
               <w:rPr>
-                <w:ins w:id="97" w:author="tanzhaobo" w:date="2015-01-21T10:29:00Z"/>
-              </w:rPr>
-            </w:pPr>
-          </w:p>
-        </w:tc>
-        <w:tc>
-          <w:tcPr>
-            <w:tcW w:w="1921" w:type="dxa"/>
-          </w:tcPr>
-          <w:p>
-            <w:pPr>
-              <w:pStyle w:val="ListParagraph"/>
-              <w:ind w:firstLineChars="0" w:firstLine="0"/>
-              <w:rPr>
-                <w:ins w:id="98" w:author="tanzhaobo" w:date="2015-01-21T10:29:00Z"/>
-              </w:rPr>
-            </w:pPr>
-            <w:ins w:id="99" w:author="tanzhaobo" w:date="2015-01-21T10:29:00Z">
+                <w:ins w:id="101" w:author="tanzhaobo" w:date="2015-01-21T10:29:00Z"/>
+              </w:rPr>
+            </w:pPr>
+          </w:p>
+        </w:tc>
+        <w:tc>
+          <w:tcPr>
+            <w:tcW w:w="1921" w:type="dxa"/>
+          </w:tcPr>
+          <w:p>
+            <w:pPr>
+              <w:pStyle w:val="ListParagraph"/>
+              <w:ind w:firstLineChars="0" w:firstLine="0"/>
+              <w:rPr>
+                <w:ins w:id="102" w:author="tanzhaobo" w:date="2015-01-21T10:29:00Z"/>
+              </w:rPr>
+            </w:pPr>
+            <w:proofErr w:type="spellStart"/>
+            <w:ins w:id="103" w:author="tanzhaobo" w:date="2015-01-21T10:29:00Z">
               <w:r>
                 <w:rPr>
                   <w:rFonts w:hint="eastAsia"/>
                 </w:rPr>
                 <w:t>IsRunning:false</w:t>
               </w:r>
+              <w:proofErr w:type="spellEnd"/>
             </w:ins>
           </w:p>
         </w:tc>
@@ -6110,12 +6205,14 @@
               <w:pStyle w:val="ListParagraph"/>
               <w:ind w:firstLineChars="0" w:firstLine="0"/>
             </w:pPr>
+            <w:proofErr w:type="spellStart"/>
             <w:r>
               <w:rPr>
                 <w:rFonts w:hint="eastAsia"/>
               </w:rPr>
               <w:t>DeployMod</w:t>
             </w:r>
+            <w:proofErr w:type="spellEnd"/>
           </w:p>
         </w:tc>
         <w:tc>
@@ -6177,12 +6274,14 @@
               <w:pStyle w:val="ListParagraph"/>
               <w:ind w:firstLineChars="0" w:firstLine="0"/>
             </w:pPr>
+            <w:proofErr w:type="spellStart"/>
             <w:r>
               <w:rPr>
                 <w:rFonts w:hint="eastAsia"/>
               </w:rPr>
               <w:t>ClusterName</w:t>
             </w:r>
+            <w:proofErr w:type="spellEnd"/>
           </w:p>
         </w:tc>
         <w:tc>
@@ -6222,11 +6321,19 @@
               <w:pStyle w:val="ListParagraph"/>
               <w:ind w:firstLineChars="0" w:firstLine="0"/>
             </w:pPr>
-            <w:r>
-              <w:rPr>
-                <w:rFonts w:hint="eastAsia"/>
-              </w:rPr>
-              <w:t>ClusterName:</w:t>
+            <w:proofErr w:type="spellStart"/>
+            <w:r>
+              <w:rPr>
+                <w:rFonts w:hint="eastAsia"/>
+              </w:rPr>
+              <w:t>ClusterName</w:t>
+            </w:r>
+            <w:proofErr w:type="spellEnd"/>
+            <w:r>
+              <w:rPr>
+                <w:rFonts w:hint="eastAsia"/>
+              </w:rPr>
+              <w:t>:</w:t>
             </w:r>
             <w:r>
               <w:t>”</w:t>
@@ -6311,7 +6418,7 @@
               <w:pStyle w:val="ListParagraph"/>
               <w:ind w:firstLineChars="0" w:firstLine="0"/>
             </w:pPr>
-            <w:commentRangeStart w:id="100"/>
+            <w:commentRangeStart w:id="104"/>
             <w:r>
               <w:rPr>
                 <w:rFonts w:hint="eastAsia"/>
@@ -6529,12 +6636,14 @@
               <w:pStyle w:val="ListParagraph"/>
               <w:ind w:firstLineChars="0" w:firstLine="0"/>
             </w:pPr>
+            <w:proofErr w:type="spellStart"/>
             <w:r>
               <w:rPr>
                 <w:rFonts w:hint="eastAsia"/>
               </w:rPr>
               <w:t>HostName</w:t>
             </w:r>
+            <w:proofErr w:type="spellEnd"/>
           </w:p>
         </w:tc>
         <w:tc>
@@ -6636,7 +6745,7 @@
         </w:tc>
       </w:tr>
     </w:tbl>
-    <w:commentRangeEnd w:id="100"/>
+    <w:commentRangeEnd w:id="104"/>
     <w:p>
       <w:pPr>
         <w:pStyle w:val="ListParagraph"/>
@@ -6646,7 +6755,7 @@
         <w:rPr>
           <w:rStyle w:val="CommentReference"/>
         </w:rPr>
-        <w:commentReference w:id="100"/>
+        <w:commentReference w:id="104"/>
       </w:r>
     </w:p>
     <w:p>
@@ -6775,12 +6884,14 @@
               <w:pStyle w:val="ListParagraph"/>
               <w:ind w:firstLineChars="0" w:firstLine="0"/>
             </w:pPr>
+            <w:proofErr w:type="spellStart"/>
             <w:r>
               <w:rPr>
                 <w:rFonts w:hint="eastAsia"/>
               </w:rPr>
               <w:t>HostName</w:t>
             </w:r>
+            <w:proofErr w:type="spellEnd"/>
           </w:p>
         </w:tc>
         <w:tc>
@@ -6833,12 +6944,14 @@
               <w:pStyle w:val="ListParagraph"/>
               <w:ind w:firstLineChars="0" w:firstLine="0"/>
             </w:pPr>
+            <w:proofErr w:type="spellStart"/>
             <w:r>
               <w:rPr>
                 <w:rFonts w:hint="eastAsia"/>
               </w:rPr>
               <w:t>BusinessName</w:t>
             </w:r>
+            <w:proofErr w:type="spellEnd"/>
           </w:p>
         </w:tc>
         <w:tc>
@@ -6891,12 +7004,14 @@
               <w:pStyle w:val="ListParagraph"/>
               <w:ind w:firstLineChars="0" w:firstLine="0"/>
             </w:pPr>
+            <w:proofErr w:type="spellStart"/>
             <w:r>
               <w:rPr>
                 <w:rFonts w:hint="eastAsia"/>
               </w:rPr>
               <w:t>Config</w:t>
             </w:r>
+            <w:proofErr w:type="spellEnd"/>
           </w:p>
         </w:tc>
         <w:tc>
@@ -6945,12 +7060,15 @@
             <w:r>
               <w:t>“</w:t>
             </w:r>
+            <w:proofErr w:type="spellStart"/>
             <w:r>
               <w:rPr>
                 <w:rFonts w:hint="eastAsia"/>
               </w:rPr>
               <w:t>Config</w:t>
             </w:r>
+            <w:proofErr w:type="spellEnd"/>
+            <w:proofErr w:type="gramStart"/>
             <w:r>
               <w:t>”</w:t>
             </w:r>
@@ -6960,6 +7078,7 @@
               </w:rPr>
               <w:t>:</w:t>
             </w:r>
+            <w:proofErr w:type="gramEnd"/>
             <w:r>
               <w:rPr>
                 <w:rFonts w:hint="eastAsia"/>
@@ -6975,12 +7094,14 @@
             <w:r>
               <w:t>“</w:t>
             </w:r>
+            <w:proofErr w:type="spellStart"/>
             <w:r>
               <w:rPr>
                 <w:rFonts w:hint="eastAsia"/>
               </w:rPr>
               <w:t>dbpath</w:t>
             </w:r>
+            <w:proofErr w:type="spellEnd"/>
             <w:r>
               <w:t>”</w:t>
             </w:r>
@@ -7002,12 +7123,14 @@
             <w:r>
               <w:t>“</w:t>
             </w:r>
+            <w:proofErr w:type="spellStart"/>
             <w:r>
               <w:rPr>
                 <w:rFonts w:hint="eastAsia"/>
               </w:rPr>
               <w:t>svcname</w:t>
             </w:r>
+            <w:proofErr w:type="spellEnd"/>
             <w:r>
               <w:t>”</w:t>
             </w:r>
@@ -7080,12 +7203,14 @@
         <w:pStyle w:val="ListParagraph"/>
         <w:ind w:left="840" w:firstLineChars="0" w:firstLine="0"/>
       </w:pPr>
+      <w:proofErr w:type="spellStart"/>
       <w:r>
         <w:rPr>
           <w:rFonts w:hint="eastAsia"/>
         </w:rPr>
         <w:t>Config</w:t>
       </w:r>
+      <w:proofErr w:type="spellEnd"/>
       <w:r>
         <w:rPr>
           <w:rFonts w:hint="eastAsia"/>
@@ -7191,12 +7316,14 @@
               <w:pStyle w:val="ListParagraph"/>
               <w:ind w:firstLineChars="0" w:firstLine="0"/>
             </w:pPr>
+            <w:proofErr w:type="spellStart"/>
             <w:r>
               <w:rPr>
                 <w:rFonts w:hint="eastAsia"/>
               </w:rPr>
               <w:t>Config</w:t>
             </w:r>
+            <w:proofErr w:type="spellEnd"/>
           </w:p>
         </w:tc>
         <w:tc>
@@ -7245,12 +7372,14 @@
             <w:r>
               <w:t>“</w:t>
             </w:r>
+            <w:proofErr w:type="spellStart"/>
             <w:r>
               <w:rPr>
                 <w:rFonts w:hint="eastAsia"/>
               </w:rPr>
               <w:t>dbpath</w:t>
             </w:r>
+            <w:proofErr w:type="spellEnd"/>
             <w:r>
               <w:t>”</w:t>
             </w:r>
@@ -7263,6 +7392,7 @@
             <w:r>
               <w:t>””</w:t>
             </w:r>
+            <w:proofErr w:type="gramStart"/>
             <w:r>
               <w:rPr>
                 <w:rFonts w:hint="eastAsia"/>
@@ -7272,12 +7402,15 @@
             <w:r>
               <w:t>“</w:t>
             </w:r>
+            <w:proofErr w:type="spellStart"/>
+            <w:proofErr w:type="gramEnd"/>
             <w:r>
               <w:rPr>
                 <w:rFonts w:hint="eastAsia"/>
               </w:rPr>
               <w:t>svcname</w:t>
             </w:r>
+            <w:proofErr w:type="spellEnd"/>
             <w:r>
               <w:t>”</w:t>
             </w:r>
@@ -7437,12 +7570,14 @@
               <w:pStyle w:val="ListParagraph"/>
               <w:ind w:firstLineChars="0" w:firstLine="0"/>
             </w:pPr>
+            <w:proofErr w:type="spellStart"/>
             <w:r>
               <w:rPr>
                 <w:rFonts w:hint="eastAsia"/>
               </w:rPr>
               <w:t>TaskID</w:t>
             </w:r>
+            <w:proofErr w:type="spellEnd"/>
           </w:p>
         </w:tc>
         <w:tc>
@@ -7559,12 +7694,14 @@
               <w:pStyle w:val="ListParagraph"/>
               <w:ind w:firstLineChars="0" w:firstLine="0"/>
             </w:pPr>
+            <w:proofErr w:type="spellStart"/>
             <w:r>
               <w:rPr>
                 <w:rFonts w:hint="eastAsia"/>
               </w:rPr>
               <w:t>TypeDesc</w:t>
             </w:r>
+            <w:proofErr w:type="spellEnd"/>
           </w:p>
         </w:tc>
         <w:tc>
@@ -7632,12 +7769,14 @@
               <w:pStyle w:val="ListParagraph"/>
               <w:ind w:firstLineChars="0" w:firstLine="0"/>
             </w:pPr>
+            <w:proofErr w:type="spellStart"/>
             <w:r>
               <w:rPr>
                 <w:rFonts w:hint="eastAsia"/>
               </w:rPr>
               <w:t>TaskName</w:t>
             </w:r>
+            <w:proofErr w:type="spellEnd"/>
           </w:p>
         </w:tc>
         <w:tc>
@@ -7696,12 +7835,14 @@
               <w:pStyle w:val="ListParagraph"/>
               <w:ind w:firstLineChars="0" w:firstLine="0"/>
             </w:pPr>
+            <w:proofErr w:type="spellStart"/>
             <w:r>
               <w:rPr>
                 <w:rFonts w:hint="eastAsia"/>
               </w:rPr>
               <w:t>CreateTime</w:t>
             </w:r>
+            <w:proofErr w:type="spellEnd"/>
           </w:p>
         </w:tc>
         <w:tc>
@@ -7760,12 +7901,14 @@
               <w:pStyle w:val="ListParagraph"/>
               <w:ind w:firstLineChars="0" w:firstLine="0"/>
             </w:pPr>
+            <w:proofErr w:type="spellStart"/>
             <w:r>
               <w:rPr>
                 <w:rFonts w:hint="eastAsia"/>
               </w:rPr>
               <w:t>EndTime</w:t>
             </w:r>
+            <w:proofErr w:type="spellEnd"/>
           </w:p>
         </w:tc>
         <w:tc>
@@ -7888,12 +8031,14 @@
               <w:pStyle w:val="ListParagraph"/>
               <w:ind w:firstLineChars="0" w:firstLine="0"/>
             </w:pPr>
+            <w:proofErr w:type="spellStart"/>
             <w:r>
               <w:rPr>
                 <w:rFonts w:hint="eastAsia"/>
               </w:rPr>
               <w:t>StatusDesc</w:t>
             </w:r>
+            <w:proofErr w:type="spellEnd"/>
           </w:p>
         </w:tc>
         <w:tc>
@@ -8016,6 +8161,7 @@
               <w:pStyle w:val="ListParagraph"/>
               <w:ind w:firstLineChars="0" w:firstLine="0"/>
             </w:pPr>
+            <w:proofErr w:type="spellStart"/>
             <w:r>
               <w:rPr>
                 <w:rFonts w:hint="eastAsia"/>
@@ -8023,6 +8169,7 @@
               <w:lastRenderedPageBreak/>
               <w:t>AgentHost</w:t>
             </w:r>
+            <w:proofErr w:type="spellEnd"/>
           </w:p>
         </w:tc>
         <w:tc>
@@ -8075,12 +8222,14 @@
               <w:pStyle w:val="ListParagraph"/>
               <w:ind w:firstLineChars="0" w:firstLine="0"/>
             </w:pPr>
+            <w:proofErr w:type="spellStart"/>
             <w:r>
               <w:rPr>
                 <w:rFonts w:hint="eastAsia"/>
               </w:rPr>
               <w:t>AgentService</w:t>
             </w:r>
+            <w:proofErr w:type="spellEnd"/>
           </w:p>
         </w:tc>
         <w:tc>
@@ -8273,10 +8422,34 @@
               <w:ind w:firstLineChars="0" w:firstLine="0"/>
             </w:pPr>
             <w:r>
-              <w:t>"BusinessType":"sequoiadb", "Busi</w:t>
-            </w:r>
-            <w:r>
-              <w:t>nessName":"b1", "deployMod":"</w:t>
+              <w:t>"</w:t>
+            </w:r>
+            <w:proofErr w:type="spellStart"/>
+            <w:r>
+              <w:t>BusinessType</w:t>
+            </w:r>
+            <w:proofErr w:type="spellEnd"/>
+            <w:r>
+              <w:t>":"sequoiadb", "</w:t>
+            </w:r>
+            <w:proofErr w:type="spellStart"/>
+            <w:r>
+              <w:t>Busi</w:t>
+            </w:r>
+            <w:r>
+              <w:t>nessName</w:t>
+            </w:r>
+            <w:proofErr w:type="spellEnd"/>
+            <w:r>
+              <w:t>":"b1", "</w:t>
+            </w:r>
+            <w:proofErr w:type="spellStart"/>
+            <w:r>
+              <w:t>deployMod</w:t>
+            </w:r>
+            <w:proofErr w:type="spellEnd"/>
+            <w:r>
+              <w:t>":"</w:t>
             </w:r>
             <w:r>
               <w:rPr>
@@ -8290,12 +8463,28 @@
           </w:p>
           <w:p>
             <w:r>
-              <w:t xml:space="preserve">"ClusterName":"c1", </w:t>
-            </w:r>
-          </w:p>
-          <w:p>
-            <w:r>
-              <w:t>"Config":</w:t>
+              <w:t>"</w:t>
+            </w:r>
+            <w:proofErr w:type="spellStart"/>
+            <w:r>
+              <w:t>ClusterName</w:t>
+            </w:r>
+            <w:proofErr w:type="spellEnd"/>
+            <w:r>
+              <w:t xml:space="preserve">":"c1", </w:t>
+            </w:r>
+          </w:p>
+          <w:p>
+            <w:r>
+              <w:t>"</w:t>
+            </w:r>
+            <w:proofErr w:type="spellStart"/>
+            <w:r>
+              <w:t>Config</w:t>
+            </w:r>
+            <w:proofErr w:type="spellEnd"/>
+            <w:r>
+              <w:t>":</w:t>
             </w:r>
           </w:p>
           <w:p>
@@ -8311,10 +8500,26 @@
               <w:ind w:leftChars="100" w:left="315" w:hangingChars="50" w:hanging="105"/>
             </w:pPr>
             <w:r>
-              <w:t>{"HostName":</w:t>
-            </w:r>
-            <w:r>
-              <w:t xml:space="preserve">"host1", "datagroupname": "", </w:t>
+              <w:t>{"</w:t>
+            </w:r>
+            <w:proofErr w:type="spellStart"/>
+            <w:r>
+              <w:t>HostName</w:t>
+            </w:r>
+            <w:proofErr w:type="spellEnd"/>
+            <w:r>
+              <w:t>":</w:t>
+            </w:r>
+            <w:r>
+              <w:t>"host1", "</w:t>
+            </w:r>
+            <w:proofErr w:type="spellStart"/>
+            <w:r>
+              <w:t>datagroupname</w:t>
+            </w:r>
+            <w:proofErr w:type="spellEnd"/>
+            <w:r>
+              <w:t xml:space="preserve">": "", </w:t>
             </w:r>
           </w:p>
           <w:p>
@@ -8323,7 +8528,25 @@
               <w:ind w:firstLineChars="150" w:firstLine="315"/>
             </w:pPr>
             <w:r>
-              <w:t>"dbpath": "/home/db2/standalone/11830", "svcname": "11830", ...</w:t>
+              <w:t>"</w:t>
+            </w:r>
+            <w:proofErr w:type="spellStart"/>
+            <w:proofErr w:type="gramStart"/>
+            <w:r>
+              <w:t>dbpath</w:t>
+            </w:r>
+            <w:proofErr w:type="spellEnd"/>
+            <w:proofErr w:type="gramEnd"/>
+            <w:r>
+              <w:t>": "/home/db2/standalone/11830", "</w:t>
+            </w:r>
+            <w:proofErr w:type="spellStart"/>
+            <w:r>
+              <w:t>svcname</w:t>
+            </w:r>
+            <w:proofErr w:type="spellEnd"/>
+            <w:r>
+              <w:t>": "11830", ...</w:t>
             </w:r>
           </w:p>
           <w:p>
@@ -8419,12 +8642,14 @@
               <w:pStyle w:val="ListParagraph"/>
               <w:ind w:firstLineChars="0" w:firstLine="0"/>
             </w:pPr>
+            <w:proofErr w:type="spellStart"/>
             <w:r>
               <w:rPr>
                 <w:rFonts w:hint="eastAsia"/>
               </w:rPr>
               <w:t>errno</w:t>
             </w:r>
+            <w:proofErr w:type="spellEnd"/>
           </w:p>
         </w:tc>
         <w:tc>
@@ -8535,12 +8760,14 @@
               <w:pStyle w:val="ListParagraph"/>
               <w:ind w:firstLineChars="0" w:firstLine="0"/>
             </w:pPr>
+            <w:proofErr w:type="spellStart"/>
             <w:r>
               <w:rPr>
                 <w:rFonts w:hint="eastAsia"/>
               </w:rPr>
               <w:t>ResultInfo</w:t>
             </w:r>
+            <w:proofErr w:type="spellEnd"/>
           </w:p>
         </w:tc>
         <w:tc>
@@ -8677,7 +8904,21 @@
               <w:rPr>
                 <w:rFonts w:hint="eastAsia"/>
               </w:rPr>
-              <w:t xml:space="preserve">   HostName:</w:t>
+              <w:t xml:space="preserve">   </w:t>
+            </w:r>
+            <w:proofErr w:type="spellStart"/>
+            <w:r>
+              <w:rPr>
+                <w:rFonts w:hint="eastAsia"/>
+              </w:rPr>
+              <w:t>HostName</w:t>
+            </w:r>
+            <w:proofErr w:type="spellEnd"/>
+            <w:r>
+              <w:rPr>
+                <w:rFonts w:hint="eastAsia"/>
+              </w:rPr>
+              <w:t>:</w:t>
             </w:r>
           </w:p>
           <w:p>
@@ -8701,19 +8942,47 @@
               <w:rPr>
                 <w:rFonts w:hint="eastAsia"/>
               </w:rPr>
-              <w:t xml:space="preserve">   StatusDesc:</w:t>
-            </w:r>
-          </w:p>
-          <w:p>
-            <w:pPr>
-              <w:pStyle w:val="ListParagraph"/>
-              <w:ind w:firstLineChars="0" w:firstLine="0"/>
-            </w:pPr>
-            <w:r>
-              <w:rPr>
-                <w:rFonts w:hint="eastAsia"/>
-              </w:rPr>
-              <w:t xml:space="preserve">   errno:</w:t>
+              <w:t xml:space="preserve">   </w:t>
+            </w:r>
+            <w:proofErr w:type="spellStart"/>
+            <w:r>
+              <w:rPr>
+                <w:rFonts w:hint="eastAsia"/>
+              </w:rPr>
+              <w:t>StatusDesc</w:t>
+            </w:r>
+            <w:proofErr w:type="spellEnd"/>
+            <w:r>
+              <w:rPr>
+                <w:rFonts w:hint="eastAsia"/>
+              </w:rPr>
+              <w:t>:</w:t>
+            </w:r>
+          </w:p>
+          <w:p>
+            <w:pPr>
+              <w:pStyle w:val="ListParagraph"/>
+              <w:ind w:firstLineChars="0" w:firstLine="0"/>
+            </w:pPr>
+            <w:r>
+              <w:rPr>
+                <w:rFonts w:hint="eastAsia"/>
+              </w:rPr>
+              <w:t xml:space="preserve">   </w:t>
+            </w:r>
+            <w:proofErr w:type="spellStart"/>
+            <w:r>
+              <w:rPr>
+                <w:rFonts w:hint="eastAsia"/>
+              </w:rPr>
+              <w:t>errno</w:t>
+            </w:r>
+            <w:proofErr w:type="spellEnd"/>
+            <w:r>
+              <w:rPr>
+                <w:rFonts w:hint="eastAsia"/>
+              </w:rPr>
+              <w:t>:</w:t>
             </w:r>
           </w:p>
           <w:p>
@@ -8826,7 +9095,7 @@
 
 <file path=word/comments.xml><?xml version="1.0" encoding="utf-8"?>
 <w:comments xmlns:ve="http://schemas.openxmlformats.org/markup-compatibility/2006" xmlns:o="urn:schemas-microsoft-com:office:office" xmlns:r="http://schemas.openxmlformats.org/officeDocument/2006/relationships" xmlns:m="http://schemas.openxmlformats.org/officeDocument/2006/math" xmlns:v="urn:schemas-microsoft-com:vml" xmlns:wp="http://schemas.openxmlformats.org/drawingml/2006/wordprocessingDrawing" xmlns:w10="urn:schemas-microsoft-com:office:word" xmlns:w="http://schemas.openxmlformats.org/wordprocessingml/2006/main" xmlns:wne="http://schemas.microsoft.com/office/word/2006/wordml">
-  <w:comment w:id="100" w:author="linyoubin" w:date="2014-08-11T16:04:00Z" w:initials="l">
+  <w:comment w:id="104" w:author="linyoubin" w:date="2014-08-11T16:04:00Z" w:initials="l">
     <w:p>
       <w:pPr>
         <w:pStyle w:val="CommentText"/>
@@ -9669,7 +9938,7 @@
         <a:sysClr val="windowText" lastClr="000000"/>
       </a:dk1>
       <a:lt1>
-        <a:sysClr val="window" lastClr="FFFFFF"/>
+        <a:sysClr val="window" lastClr="C7EDCC"/>
       </a:lt1>
       <a:dk2>
         <a:srgbClr val="1F497D"/>
